--- a/resources/Templates/Jail_Plea_Final_Judgment_Template.docx
+++ b/resources/Templates/Jail_Plea_Final_Judgment_Template.docx
@@ -1,6 +1,6 @@
 
 <file path=word/document.xml><?xml version="1.0" encoding="utf-8"?>
-<w:document xmlns:wpc="http://schemas.microsoft.com/office/word/2010/wordprocessingCanvas" xmlns:cx="http://schemas.microsoft.com/office/drawing/2014/chartex" xmlns:cx1="http://schemas.microsoft.com/office/drawing/2015/9/8/chartex" xmlns:cx2="http://schemas.microsoft.com/office/drawing/2015/10/21/chartex" xmlns:cx3="http://schemas.microsoft.com/office/drawing/2016/5/9/chartex" xmlns:cx4="http://schemas.microsoft.com/office/drawing/2016/5/10/chartex" xmlns:cx5="http://schemas.microsoft.com/office/drawing/2016/5/11/chartex" xmlns:cx6="http://schemas.microsoft.com/office/drawing/2016/5/12/chartex" xmlns:cx7="http://schemas.microsoft.com/office/drawing/2016/5/13/chartex" xmlns:cx8="http://schemas.microsoft.com/office/drawing/2016/5/14/chartex" xmlns:mc="http://schemas.openxmlformats.org/markup-compatibility/2006" xmlns:aink="http://schemas.microsoft.com/office/drawing/2016/ink" xmlns:am3d="http://schemas.microsoft.com/office/drawing/2017/model3d" xmlns:o="urn:schemas-microsoft-com:office:office" xmlns:oel="http://schemas.microsoft.com/office/2019/extlst" xmlns:r="http://schemas.openxmlformats.org/officeDocument/2006/relationships" xmlns:m="http://schemas.openxmlformats.org/officeDocument/2006/math" xmlns:v="urn:schemas-microsoft-com:vml" xmlns:wp14="http://schemas.microsoft.com/office/word/2010/wordprocessingDrawing" xmlns:wp="http://schemas.openxmlformats.org/drawingml/2006/wordprocessingDrawing" xmlns:w10="urn:schemas-microsoft-com:office:word" xmlns:w="http://schemas.openxmlformats.org/wordprocessingml/2006/main" xmlns:w14="http://schemas.microsoft.com/office/word/2010/wordml" xmlns:w15="http://schemas.microsoft.com/office/word/2012/wordml" xmlns:w16cex="http://schemas.microsoft.com/office/word/2018/wordml/cex" xmlns:w16cid="http://schemas.microsoft.com/office/word/2016/wordml/cid" xmlns:w16="http://schemas.microsoft.com/office/word/2018/wordml" xmlns:w16du="http://schemas.microsoft.com/office/word/2023/wordml/word16du" xmlns:w16sdtdh="http://schemas.microsoft.com/office/word/2020/wordml/sdtdatahash" xmlns:w16se="http://schemas.microsoft.com/office/word/2015/wordml/symex" xmlns:wpg="http://schemas.microsoft.com/office/word/2010/wordprocessingGroup" xmlns:wpi="http://schemas.microsoft.com/office/word/2010/wordprocessingInk" xmlns:wne="http://schemas.microsoft.com/office/word/2006/wordml" xmlns:wps="http://schemas.microsoft.com/office/word/2010/wordprocessingShape" mc:Ignorable="w14 w15 w16se w16cid w16 w16cex w16sdtdh wp14">
+<w:document xmlns:wpc="http://schemas.microsoft.com/office/word/2010/wordprocessingCanvas" xmlns:cx="http://schemas.microsoft.com/office/drawing/2014/chartex" xmlns:cx1="http://schemas.microsoft.com/office/drawing/2015/9/8/chartex" xmlns:cx2="http://schemas.microsoft.com/office/drawing/2015/10/21/chartex" xmlns:cx3="http://schemas.microsoft.com/office/drawing/2016/5/9/chartex" xmlns:cx4="http://schemas.microsoft.com/office/drawing/2016/5/10/chartex" xmlns:cx5="http://schemas.microsoft.com/office/drawing/2016/5/11/chartex" xmlns:cx6="http://schemas.microsoft.com/office/drawing/2016/5/12/chartex" xmlns:cx7="http://schemas.microsoft.com/office/drawing/2016/5/13/chartex" xmlns:cx8="http://schemas.microsoft.com/office/drawing/2016/5/14/chartex" xmlns:mc="http://schemas.openxmlformats.org/markup-compatibility/2006" xmlns:aink="http://schemas.microsoft.com/office/drawing/2016/ink" xmlns:am3d="http://schemas.microsoft.com/office/drawing/2017/model3d" xmlns:o="urn:schemas-microsoft-com:office:office" xmlns:oel="http://schemas.microsoft.com/office/2019/extlst" xmlns:r="http://schemas.openxmlformats.org/officeDocument/2006/relationships" xmlns:m="http://schemas.openxmlformats.org/officeDocument/2006/math" xmlns:v="urn:schemas-microsoft-com:vml" xmlns:wp14="http://schemas.microsoft.com/office/word/2010/wordprocessingDrawing" xmlns:wp="http://schemas.openxmlformats.org/drawingml/2006/wordprocessingDrawing" xmlns:w10="urn:schemas-microsoft-com:office:word" xmlns:w="http://schemas.openxmlformats.org/wordprocessingml/2006/main" xmlns:w14="http://schemas.microsoft.com/office/word/2010/wordml" xmlns:w15="http://schemas.microsoft.com/office/word/2012/wordml" xmlns:w16cex="http://schemas.microsoft.com/office/word/2018/wordml/cex" xmlns:w16cid="http://schemas.microsoft.com/office/word/2016/wordml/cid" xmlns:w16="http://schemas.microsoft.com/office/word/2018/wordml" xmlns:w16sdtdh="http://schemas.microsoft.com/office/word/2020/wordml/sdtdatahash" xmlns:w16se="http://schemas.microsoft.com/office/word/2015/wordml/symex" xmlns:wpg="http://schemas.microsoft.com/office/word/2010/wordprocessingGroup" xmlns:wpi="http://schemas.microsoft.com/office/word/2010/wordprocessingInk" xmlns:wne="http://schemas.microsoft.com/office/word/2006/wordml" xmlns:wps="http://schemas.microsoft.com/office/word/2010/wordprocessingShape" mc:Ignorable="w14 w15 w16se w16cid w16 w16cex w16sdtdh wp14">
   <w:body>
     <w:p>
       <w:pPr>
@@ -840,55 +840,128 @@
           <w:sz w:val="20"/>
           <w:szCs w:val="20"/>
         </w:rPr>
-        <w:t>The Court explained that Defendant was charged with the offense</w:t>
-      </w:r>
-      <w:r>
-        <w:rPr>
-          <w:rFonts w:ascii="Palatino Linotype" w:hAnsi="Palatino Linotype"/>
-          <w:sz w:val="20"/>
-          <w:szCs w:val="20"/>
-        </w:rPr>
-        <w:t>(</w:t>
-      </w:r>
-      <w:r>
-        <w:rPr>
-          <w:rFonts w:ascii="Palatino Linotype" w:hAnsi="Palatino Linotype"/>
-          <w:sz w:val="20"/>
-          <w:szCs w:val="20"/>
-        </w:rPr>
-        <w:t>s</w:t>
-      </w:r>
-      <w:r>
-        <w:rPr>
-          <w:rFonts w:ascii="Palatino Linotype" w:hAnsi="Palatino Linotype"/>
-          <w:sz w:val="20"/>
-          <w:szCs w:val="20"/>
-        </w:rPr>
-        <w:t>)</w:t>
-      </w:r>
-      <w:r>
-        <w:rPr>
-          <w:rFonts w:ascii="Palatino Linotype" w:hAnsi="Palatino Linotype"/>
-          <w:sz w:val="20"/>
-          <w:szCs w:val="20"/>
-        </w:rPr>
-        <w:t xml:space="preserve"> set fo</w:t>
-      </w:r>
-      <w:r>
-        <w:rPr>
-          <w:rFonts w:ascii="Palatino Linotype" w:hAnsi="Palatino Linotype"/>
-          <w:sz w:val="20"/>
-          <w:szCs w:val="20"/>
-        </w:rPr>
-        <w:t xml:space="preserve">rth below. </w:t>
-      </w:r>
-      <w:r>
-        <w:rPr>
-          <w:rFonts w:ascii="Palatino Linotype" w:hAnsi="Palatino Linotype"/>
-          <w:sz w:val="20"/>
-          <w:szCs w:val="20"/>
-        </w:rPr>
-        <w:t>The Court advised that if Defendant is not a United States citizen any plea or conviction could result in deportation, exclusion from admission into the United States, or denial of naturalization under United States law.</w:t>
+        <w:t xml:space="preserve">The Defendant </w:t>
+      </w:r>
+      <w:r>
+        <w:rPr>
+          <w:rFonts w:ascii="Palatino Linotype" w:hAnsi="Palatino Linotype"/>
+          <w:sz w:val="20"/>
+          <w:szCs w:val="20"/>
+        </w:rPr>
+        <w:t xml:space="preserve">understood the nature of the charge(s), all constitutional rights, potential consequences to citizenship, and the effects of the plea. </w:t>
+      </w:r>
+      <w:r>
+        <w:rPr>
+          <w:rFonts w:ascii="Palatino Linotype" w:hAnsi="Palatino Linotype"/>
+          <w:vanish/>
+          <w:sz w:val="20"/>
+          <w:szCs w:val="20"/>
+        </w:rPr>
+        <w:t xml:space="preserve">R.C. 2943.031. </w:t>
+      </w:r>
+      <w:r>
+        <w:rPr>
+          <w:rFonts w:ascii="Palatino Linotype" w:hAnsi="Palatino Linotype"/>
+          <w:sz w:val="20"/>
+          <w:szCs w:val="20"/>
+        </w:rPr>
+        <w:t>{% endif %}</w:t>
+      </w:r>
+      <w:r>
+        <w:rPr>
+          <w:rFonts w:ascii="Palatino Linotype" w:hAnsi="Palatino Linotype"/>
+          <w:sz w:val="20"/>
+          <w:szCs w:val="20"/>
+        </w:rPr>
+        <w:t xml:space="preserve">{% if offense_of_violence is true %}The Court </w:t>
+      </w:r>
+      <w:r>
+        <w:rPr>
+          <w:rFonts w:ascii="Palatino Linotype" w:hAnsi="Palatino Linotype"/>
+          <w:sz w:val="20"/>
+          <w:szCs w:val="20"/>
+        </w:rPr>
+        <w:t>advised</w:t>
+      </w:r>
+      <w:r>
+        <w:rPr>
+          <w:rFonts w:ascii="Palatino Linotype" w:hAnsi="Palatino Linotype"/>
+          <w:sz w:val="20"/>
+          <w:szCs w:val="20"/>
+        </w:rPr>
+        <w:t xml:space="preserve"> Defendant: </w:t>
+      </w:r>
+      <w:r>
+        <w:rPr>
+          <w:rFonts w:ascii="Palatino Linotype" w:hAnsi="Palatino Linotype"/>
+          <w:sz w:val="20"/>
+          <w:szCs w:val="20"/>
+        </w:rPr>
+        <w:t>18 U.S.C § 922(g)(9) prohibits shipping, transporting, purchasing, possessing, or owning a firearm or ammunition</w:t>
+      </w:r>
+      <w:r>
+        <w:rPr>
+          <w:rFonts w:ascii="Palatino Linotype" w:hAnsi="Palatino Linotype"/>
+          <w:sz w:val="20"/>
+          <w:szCs w:val="20"/>
+        </w:rPr>
+        <w:t>; a</w:t>
+      </w:r>
+      <w:r>
+        <w:rPr>
+          <w:rFonts w:ascii="Palatino Linotype" w:hAnsi="Palatino Linotype"/>
+          <w:sz w:val="20"/>
+          <w:szCs w:val="20"/>
+        </w:rPr>
+        <w:t xml:space="preserve"> conviction may escalate subsequent violations into felonies</w:t>
+      </w:r>
+      <w:r>
+        <w:rPr>
+          <w:rFonts w:ascii="Palatino Linotype" w:hAnsi="Palatino Linotype"/>
+          <w:sz w:val="20"/>
+          <w:szCs w:val="20"/>
+        </w:rPr>
+        <w:t xml:space="preserve">; and a </w:t>
+      </w:r>
+      <w:r>
+        <w:rPr>
+          <w:rFonts w:ascii="Palatino Linotype" w:hAnsi="Palatino Linotype"/>
+          <w:sz w:val="20"/>
+          <w:szCs w:val="20"/>
+        </w:rPr>
+        <w:t xml:space="preserve">conviction may </w:t>
+      </w:r>
+      <w:r>
+        <w:rPr>
+          <w:rFonts w:ascii="Palatino Linotype" w:hAnsi="Palatino Linotype"/>
+          <w:sz w:val="20"/>
+          <w:szCs w:val="20"/>
+        </w:rPr>
+        <w:t>make</w:t>
+      </w:r>
+      <w:r>
+        <w:rPr>
+          <w:rFonts w:ascii="Palatino Linotype" w:hAnsi="Palatino Linotype"/>
+          <w:sz w:val="20"/>
+          <w:szCs w:val="20"/>
+        </w:rPr>
+        <w:t xml:space="preserve"> Defendant ineligible for certain state and federal benefits. {% endif %}</w:t>
+      </w:r>
+      <w:r>
+        <w:rPr>
+          <w:rFonts w:ascii="Palatino Linotype" w:hAnsi="Palatino Linotype"/>
+          <w:sz w:val="20"/>
+          <w:szCs w:val="20"/>
+        </w:rPr>
+        <w:t>{% if appearance_reason != ‘sentencing’ %}</w:t>
+      </w:r>
+      <w:r>
+        <w:rPr>
+          <w:rFonts w:ascii="Palatino Linotype" w:hAnsi="Palatino Linotype"/>
+          <w:sz w:val="20"/>
+          <w:szCs w:val="20"/>
+        </w:rPr>
+        <w:t>The Court</w:t>
       </w:r>
       <w:r>
         <w:rPr>
@@ -901,11 +974,50 @@
       <w:r>
         <w:rPr>
           <w:rFonts w:ascii="Palatino Linotype" w:hAnsi="Palatino Linotype"/>
-          <w:vanish/>
-          <w:sz w:val="20"/>
-          <w:szCs w:val="20"/>
-        </w:rPr>
-        <w:t xml:space="preserve">R.C. 2943.031. </w:t>
+          <w:sz w:val="20"/>
+          <w:szCs w:val="20"/>
+        </w:rPr>
+        <w:t>accepted Defendant’s</w:t>
+      </w:r>
+      <w:r>
+        <w:rPr>
+          <w:rFonts w:ascii="Palatino Linotype" w:hAnsi="Palatino Linotype"/>
+          <w:sz w:val="20"/>
+          <w:szCs w:val="20"/>
+        </w:rPr>
+        <w:t xml:space="preserve"> plea</w:t>
+      </w:r>
+      <w:r>
+        <w:rPr>
+          <w:rFonts w:ascii="Palatino Linotype" w:hAnsi="Palatino Linotype"/>
+          <w:sz w:val="20"/>
+          <w:szCs w:val="20"/>
+        </w:rPr>
+        <w:t>,</w:t>
+      </w:r>
+      <w:r>
+        <w:rPr>
+          <w:rFonts w:ascii="Palatino Linotype" w:hAnsi="Palatino Linotype"/>
+          <w:sz w:val="20"/>
+          <w:szCs w:val="20"/>
+        </w:rPr>
+        <w:t xml:space="preserve"> finding it was entered</w:t>
+      </w:r>
+      <w:r>
+        <w:rPr>
+          <w:rFonts w:ascii="Palatino Linotype" w:hAnsi="Palatino Linotype"/>
+          <w:sz w:val="20"/>
+          <w:szCs w:val="20"/>
+        </w:rPr>
+        <w:t xml:space="preserve"> knowingly, intelligently, and voluntarily</w:t>
+      </w:r>
+      <w:r>
+        <w:rPr>
+          <w:rFonts w:ascii="Palatino Linotype" w:hAnsi="Palatino Linotype"/>
+          <w:sz w:val="20"/>
+          <w:szCs w:val="20"/>
+        </w:rPr>
+        <w:t xml:space="preserve">. </w:t>
       </w:r>
       <w:r>
         <w:rPr>
@@ -921,176 +1033,7 @@
           <w:sz w:val="20"/>
           <w:szCs w:val="20"/>
         </w:rPr>
-        <w:t xml:space="preserve">{% if offense_of_violence is true %}The Court additionally informed the Defendant that a conviction in this case results in the following: </w:t>
-      </w:r>
-    </w:p>
-    <w:p>
-      <w:pPr>
-        <w:pStyle w:val="ListParagraph"/>
-        <w:numPr>
-          <w:ilvl w:val="0"/>
-          <w:numId w:val="4"/>
-        </w:numPr>
-        <w:jc w:val="both"/>
-        <w:rPr>
-          <w:rFonts w:ascii="Palatino Linotype" w:hAnsi="Palatino Linotype"/>
-          <w:sz w:val="20"/>
-          <w:szCs w:val="20"/>
-        </w:rPr>
-      </w:pPr>
-      <w:r>
-        <w:rPr>
-          <w:rFonts w:ascii="Palatino Linotype" w:hAnsi="Palatino Linotype"/>
-          <w:sz w:val="20"/>
-          <w:szCs w:val="20"/>
-        </w:rPr>
-        <w:t>18 U.S.C § 922(g)(9) prohibits the Defendant from shipping, transporting, purchasing, possessing, or owning a firearm or ammunition.</w:t>
-      </w:r>
-    </w:p>
-    <w:p>
-      <w:pPr>
-        <w:pStyle w:val="ListParagraph"/>
-        <w:numPr>
-          <w:ilvl w:val="0"/>
-          <w:numId w:val="4"/>
-        </w:numPr>
-        <w:jc w:val="both"/>
-        <w:rPr>
-          <w:rFonts w:ascii="Palatino Linotype" w:hAnsi="Palatino Linotype"/>
-          <w:sz w:val="20"/>
-          <w:szCs w:val="20"/>
-        </w:rPr>
-      </w:pPr>
-      <w:r>
-        <w:rPr>
-          <w:rFonts w:ascii="Palatino Linotype" w:hAnsi="Palatino Linotype"/>
-          <w:sz w:val="20"/>
-          <w:szCs w:val="20"/>
-        </w:rPr>
-        <w:t>A conviction in this case may escalate subsequent violations into felonies.</w:t>
-      </w:r>
-    </w:p>
-    <w:p>
-      <w:pPr>
-        <w:pStyle w:val="ListParagraph"/>
-        <w:numPr>
-          <w:ilvl w:val="0"/>
-          <w:numId w:val="4"/>
-        </w:numPr>
-        <w:jc w:val="both"/>
-        <w:rPr>
-          <w:rFonts w:ascii="Palatino Linotype" w:hAnsi="Palatino Linotype"/>
-          <w:sz w:val="20"/>
-          <w:szCs w:val="20"/>
-        </w:rPr>
-      </w:pPr>
-      <w:r>
-        <w:rPr>
-          <w:rFonts w:ascii="Palatino Linotype" w:hAnsi="Palatino Linotype"/>
-          <w:sz w:val="20"/>
-          <w:szCs w:val="20"/>
-        </w:rPr>
-        <w:t>A conviction in this case may render the Defendant ineligible for certain state and federal benefits. {% endif %}</w:t>
-      </w:r>
-    </w:p>
-    <w:p>
-      <w:pPr>
-        <w:jc w:val="both"/>
-        <w:rPr>
-          <w:rFonts w:ascii="Palatino Linotype" w:hAnsi="Palatino Linotype"/>
-          <w:sz w:val="20"/>
-          <w:szCs w:val="20"/>
-        </w:rPr>
-      </w:pPr>
-    </w:p>
-    <w:p>
-      <w:pPr>
-        <w:jc w:val="both"/>
-        <w:rPr>
-          <w:rFonts w:ascii="Palatino Linotype" w:hAnsi="Palatino Linotype"/>
-          <w:sz w:val="20"/>
-          <w:szCs w:val="20"/>
-        </w:rPr>
-      </w:pPr>
-      <w:r>
-        <w:rPr>
-          <w:rFonts w:ascii="Palatino Linotype" w:hAnsi="Palatino Linotype"/>
-          <w:sz w:val="20"/>
-          <w:szCs w:val="20"/>
-        </w:rPr>
-        <w:t>{% if appearance_reason != ‘sentencing’ %}</w:t>
-      </w:r>
-      <w:r>
-        <w:rPr>
-          <w:rFonts w:ascii="Palatino Linotype" w:hAnsi="Palatino Linotype"/>
-          <w:sz w:val="20"/>
-          <w:szCs w:val="20"/>
-        </w:rPr>
-        <w:t>The Defendant understood the nature of the charge(s), all constitutional rights, and the effects of a plea. Defendant entered a plea(s) to the charge(s) as set forth in the chart below. The Court</w:t>
-      </w:r>
-      <w:r>
-        <w:rPr>
-          <w:rFonts w:ascii="Palatino Linotype" w:hAnsi="Palatino Linotype"/>
-          <w:sz w:val="20"/>
-          <w:szCs w:val="20"/>
-        </w:rPr>
-        <w:t xml:space="preserve"> found</w:t>
-      </w:r>
-      <w:r>
-        <w:rPr>
-          <w:rFonts w:ascii="Palatino Linotype" w:hAnsi="Palatino Linotype"/>
-          <w:sz w:val="20"/>
-          <w:szCs w:val="20"/>
-        </w:rPr>
-        <w:t xml:space="preserve"> that the Defendant entered the plea knowingly, intelligently, and voluntarily, </w:t>
-      </w:r>
-      <w:r>
-        <w:rPr>
-          <w:rFonts w:ascii="Palatino Linotype" w:hAnsi="Palatino Linotype"/>
-          <w:sz w:val="20"/>
-          <w:szCs w:val="20"/>
-        </w:rPr>
-        <w:t xml:space="preserve">and </w:t>
-      </w:r>
-      <w:r>
-        <w:rPr>
-          <w:rFonts w:ascii="Palatino Linotype" w:hAnsi="Palatino Linotype"/>
-          <w:sz w:val="20"/>
-          <w:szCs w:val="20"/>
-        </w:rPr>
-        <w:t xml:space="preserve">the Court </w:t>
-      </w:r>
-      <w:r>
-        <w:rPr>
-          <w:rFonts w:ascii="Palatino Linotype" w:hAnsi="Palatino Linotype"/>
-          <w:sz w:val="20"/>
-          <w:szCs w:val="20"/>
-        </w:rPr>
-        <w:t>accepted the ple</w:t>
-      </w:r>
-      <w:r>
-        <w:rPr>
-          <w:rFonts w:ascii="Palatino Linotype" w:hAnsi="Palatino Linotype"/>
-          <w:sz w:val="20"/>
-          <w:szCs w:val="20"/>
-        </w:rPr>
-        <w:t xml:space="preserve">a. </w:t>
-      </w:r>
-      <w:r>
-        <w:rPr>
-          <w:rFonts w:ascii="Palatino Linotype" w:hAnsi="Palatino Linotype"/>
-          <w:sz w:val="20"/>
-          <w:szCs w:val="20"/>
-        </w:rPr>
-        <w:t>{% endif %}</w:t>
-      </w:r>
-      <w:r>
-        <w:rPr>
-          <w:rFonts w:ascii="Palatino Linotype" w:hAnsi="Palatino Linotype"/>
-          <w:sz w:val="20"/>
-          <w:szCs w:val="20"/>
-        </w:rPr>
-        <w:t>{% if victim_statements is true %}{{‘\n</w:t>
+        <w:t>{{‘\n</w:t>
       </w:r>
       <w:r>
         <w:rPr>
@@ -1106,7 +1049,55 @@
           <w:sz w:val="20"/>
           <w:szCs w:val="20"/>
         </w:rPr>
-        <w:t>’}}Prior to sentencing, the Court heard statements from the Prosecutor, Victim Advocate on behalf of the victim, Defense Counsel and the Defendant. The Court considered the overriding purposes of misdemeanor sentencing when making its findings. {% endif %}F</w:t>
+        <w:t xml:space="preserve">’}}Prior to sentencing, the Court heard statements from the Prosecutor, </w:t>
+      </w:r>
+      <w:r>
+        <w:rPr>
+          <w:rFonts w:ascii="Palatino Linotype" w:hAnsi="Palatino Linotype"/>
+          <w:sz w:val="20"/>
+          <w:szCs w:val="20"/>
+        </w:rPr>
+        <w:t>any Victim(s)/</w:t>
+      </w:r>
+      <w:r>
+        <w:rPr>
+          <w:rFonts w:ascii="Palatino Linotype" w:hAnsi="Palatino Linotype"/>
+          <w:sz w:val="20"/>
+          <w:szCs w:val="20"/>
+        </w:rPr>
+        <w:t>Victim</w:t>
+      </w:r>
+      <w:r>
+        <w:rPr>
+          <w:rFonts w:ascii="Palatino Linotype" w:hAnsi="Palatino Linotype"/>
+          <w:sz w:val="20"/>
+          <w:szCs w:val="20"/>
+        </w:rPr>
+        <w:t>’s</w:t>
+      </w:r>
+      <w:r>
+        <w:rPr>
+          <w:rFonts w:ascii="Palatino Linotype" w:hAnsi="Palatino Linotype"/>
+          <w:sz w:val="20"/>
+          <w:szCs w:val="20"/>
+        </w:rPr>
+        <w:t xml:space="preserve"> Advocate</w:t>
+      </w:r>
+      <w:r>
+        <w:rPr>
+          <w:rFonts w:ascii="Palatino Linotype" w:hAnsi="Palatino Linotype"/>
+          <w:sz w:val="20"/>
+          <w:szCs w:val="20"/>
+        </w:rPr>
+        <w:t>(s)</w:t>
+      </w:r>
+      <w:r>
+        <w:rPr>
+          <w:rFonts w:ascii="Palatino Linotype" w:hAnsi="Palatino Linotype"/>
+          <w:sz w:val="20"/>
+          <w:szCs w:val="20"/>
+        </w:rPr>
+        <w:t>, Defense Counsel and Defendant. The Court considered the overriding purposes of misdemeanor sentencing when making its findings. F</w:t>
       </w:r>
       <w:r>
         <w:rPr>
@@ -1405,18 +1396,7 @@
                 <w:sz w:val="20"/>
                 <w:szCs w:val="20"/>
               </w:rPr>
-              <w:t xml:space="preserve">{%tc for charge in </w:t>
-            </w:r>
-            <w:r>
-              <w:rPr>
-                <w:rFonts w:ascii="Palatino Linotype" w:hAnsi="Palatino Linotype"/>
-                <w:b/>
-                <w:bCs/>
-                <w:sz w:val="20"/>
-                <w:szCs w:val="20"/>
-              </w:rPr>
-              <w:lastRenderedPageBreak/>
-              <w:t>charges_list %}</w:t>
+              <w:t>{%tc for charge in charges_list %}</w:t>
             </w:r>
           </w:p>
         </w:tc>
@@ -1454,7 +1434,6 @@
                 <w:sz w:val="20"/>
                 <w:szCs w:val="20"/>
               </w:rPr>
-              <w:lastRenderedPageBreak/>
               <w:t>{{ charge.statute }}</w:t>
             </w:r>
           </w:p>
@@ -1731,7 +1710,18 @@
                 <w:sz w:val="20"/>
                 <w:szCs w:val="20"/>
               </w:rPr>
-              <w:t>{%tc for charge in charges_list %}</w:t>
+              <w:t xml:space="preserve">{%tc for charge in </w:t>
+            </w:r>
+            <w:r>
+              <w:rPr>
+                <w:rFonts w:ascii="Palatino Linotype" w:hAnsi="Palatino Linotype"/>
+                <w:b/>
+                <w:bCs/>
+                <w:sz w:val="20"/>
+                <w:szCs w:val="20"/>
+              </w:rPr>
+              <w:lastRenderedPageBreak/>
+              <w:t>charges_list %}</w:t>
             </w:r>
           </w:p>
         </w:tc>
@@ -1769,6 +1759,7 @@
                 <w:sz w:val="20"/>
                 <w:szCs w:val="20"/>
               </w:rPr>
+              <w:lastRenderedPageBreak/>
               <w:t>{{ charge.plea}}</w:t>
             </w:r>
           </w:p>
@@ -3390,222 +3381,224 @@
           <w:sz w:val="20"/>
           <w:szCs w:val="20"/>
         </w:rPr>
+        <w:t>Jail.</w:t>
+      </w:r>
+      <w:r>
+        <w:rPr>
+          <w:rFonts w:ascii="Palatino Linotype" w:hAnsi="Palatino Linotype"/>
+          <w:sz w:val="20"/>
+          <w:szCs w:val="20"/>
+        </w:rPr>
+        <w:t xml:space="preserve"> The 3-day jail sentence imposed in this case is suspended upon condition that Defendant complete the Driver Intervention Program within 90 days. See terms of Community Control. </w:t>
+      </w:r>
+      <w:r>
+        <w:rPr>
+          <w:rFonts w:ascii="Palatino Linotype" w:hAnsi="Palatino Linotype"/>
+          <w:sz w:val="20"/>
+          <w:szCs w:val="20"/>
+        </w:rPr>
+        <w:t>{{‘\n’}}</w:t>
+      </w:r>
+      <w:r>
+        <w:rPr>
+          <w:rFonts w:ascii="Palatino Linotype" w:hAnsi="Palatino Linotype"/>
+          <w:sz w:val="20"/>
+          <w:szCs w:val="20"/>
+        </w:rPr>
+        <w:t>{% endif %}{% if jail_terms.ordered is true %}{{‘\n’}}</w:t>
+      </w:r>
+      <w:r>
+        <w:rPr>
+          <w:rFonts w:ascii="Palatino Linotype" w:hAnsi="Palatino Linotype"/>
+          <w:b/>
+          <w:bCs/>
+          <w:sz w:val="20"/>
+          <w:szCs w:val="20"/>
+        </w:rPr>
+        <w:t>Jail</w:t>
+      </w:r>
+      <w:r>
+        <w:rPr>
+          <w:rFonts w:ascii="Palatino Linotype" w:hAnsi="Palatino Linotype"/>
+          <w:b/>
+          <w:bCs/>
+          <w:sz w:val="20"/>
+          <w:szCs w:val="20"/>
+        </w:rPr>
+        <w:t xml:space="preserve"> Term: </w:t>
+      </w:r>
+      <w:r>
+        <w:rPr>
+          <w:rFonts w:ascii="Palatino Linotype" w:hAnsi="Palatino Linotype"/>
+          <w:b/>
+          <w:bCs/>
+          <w:sz w:val="20"/>
+          <w:szCs w:val="20"/>
+        </w:rPr>
+        <w:t>{{ jail_terms.total_jail_days_to_serve }} days</w:t>
+      </w:r>
+      <w:r>
+        <w:rPr>
+          <w:rFonts w:ascii="Palatino Linotype" w:hAnsi="Palatino Linotype"/>
+          <w:sz w:val="20"/>
+          <w:szCs w:val="20"/>
+        </w:rPr>
+        <w:t>{% if jail_terms.apply_jtc == ‘Sentence’ %}</w:t>
+      </w:r>
+      <w:r>
+        <w:rPr>
+          <w:rFonts w:ascii="Palatino Linotype" w:hAnsi="Palatino Linotype"/>
+          <w:sz w:val="20"/>
+          <w:szCs w:val="20"/>
+        </w:rPr>
+        <w:t xml:space="preserve"> </w:t>
+      </w:r>
+      <w:r>
+        <w:rPr>
+          <w:rFonts w:ascii="Palatino Linotype" w:hAnsi="Palatino Linotype"/>
+          <w:b/>
+          <w:bCs/>
+          <w:sz w:val="20"/>
+          <w:szCs w:val="20"/>
+        </w:rPr>
+        <w:t>with</w:t>
+      </w:r>
+      <w:r>
+        <w:rPr>
+          <w:rFonts w:ascii="Palatino Linotype" w:hAnsi="Palatino Linotype"/>
+          <w:sz w:val="20"/>
+          <w:szCs w:val="20"/>
+        </w:rPr>
+        <w:t xml:space="preserve"> </w:t>
+      </w:r>
+      <w:r>
+        <w:rPr>
+          <w:rFonts w:ascii="Palatino Linotype" w:hAnsi="Palatino Linotype"/>
+          <w:b/>
+          <w:sz w:val="20"/>
+          <w:szCs w:val="20"/>
+        </w:rPr>
+        <w:t>credit for {{ jail_terms.days_in_jail }}</w:t>
+      </w:r>
+      <w:r>
+        <w:rPr>
+          <w:rFonts w:ascii="Palatino Linotype" w:hAnsi="Palatino Linotype"/>
+          <w:b/>
+          <w:sz w:val="20"/>
+          <w:szCs w:val="20"/>
+        </w:rPr>
+        <w:t xml:space="preserve"> days</w:t>
+      </w:r>
+      <w:r>
+        <w:rPr>
+          <w:rFonts w:ascii="Palatino Linotype" w:hAnsi="Palatino Linotype"/>
+          <w:sz w:val="20"/>
+          <w:szCs w:val="20"/>
+        </w:rPr>
+        <w:t xml:space="preserve"> </w:t>
+      </w:r>
+      <w:r>
+        <w:rPr>
+          <w:rFonts w:ascii="Palatino Linotype" w:hAnsi="Palatino Linotype"/>
+          <w:b/>
+          <w:bCs/>
+          <w:sz w:val="20"/>
+          <w:szCs w:val="20"/>
+        </w:rPr>
+        <w:t>served</w:t>
+      </w:r>
+      <w:r>
+        <w:rPr>
+          <w:rFonts w:ascii="Palatino Linotype" w:hAnsi="Palatino Linotype"/>
+          <w:sz w:val="20"/>
+          <w:szCs w:val="20"/>
+        </w:rPr>
+        <w:t>{% endif %}</w:t>
+      </w:r>
+      <w:r>
+        <w:rPr>
+          <w:rFonts w:ascii="Palatino Linotype" w:hAnsi="Palatino Linotype"/>
+          <w:b/>
+          <w:bCs/>
+          <w:sz w:val="20"/>
+          <w:szCs w:val="20"/>
+        </w:rPr>
+        <w:t>.</w:t>
+      </w:r>
+      <w:r>
+        <w:rPr>
+          <w:rFonts w:ascii="Palatino Linotype" w:hAnsi="Palatino Linotype"/>
+          <w:sz w:val="20"/>
+          <w:szCs w:val="20"/>
+        </w:rPr>
+        <w:t xml:space="preserve"> </w:t>
+      </w:r>
+      <w:r>
+        <w:rPr>
+          <w:rFonts w:ascii="Palatino Linotype" w:hAnsi="Palatino Linotype"/>
+          <w:sz w:val="20"/>
+          <w:szCs w:val="20"/>
+        </w:rPr>
+        <w:t>{% if jail_terms.report_type == ‘forthwith’ %}</w:t>
+      </w:r>
+      <w:r>
+        <w:rPr>
+          <w:rFonts w:ascii="Palatino Linotype" w:hAnsi="Palatino Linotype"/>
+          <w:sz w:val="20"/>
+          <w:szCs w:val="20"/>
+        </w:rPr>
+        <w:t>Defendant shall report to jail {{ jail_terms.report_type</w:t>
+      </w:r>
+      <w:r>
+        <w:rPr>
+          <w:rFonts w:ascii="Palatino Linotype" w:hAnsi="Palatino Linotype"/>
+          <w:sz w:val="20"/>
+          <w:szCs w:val="20"/>
+        </w:rPr>
+        <w:t xml:space="preserve"> }}.{% endif %}{% if jail_terms.report_type == ‘future date’ %}Defendant’s report date is </w:t>
+      </w:r>
+      <w:r>
+        <w:rPr>
+          <w:rFonts w:ascii="Palatino Linotype" w:hAnsi="Palatino Linotype"/>
+          <w:b/>
+          <w:sz w:val="20"/>
+          <w:szCs w:val="20"/>
+        </w:rPr>
+        <w:t>{{ jail_terms.report_date }}</w:t>
+      </w:r>
+      <w:r>
+        <w:rPr>
+          <w:rFonts w:ascii="Palatino Linotype" w:hAnsi="Palatino Linotype"/>
+          <w:b/>
+          <w:sz w:val="20"/>
+          <w:szCs w:val="20"/>
+        </w:rPr>
+        <w:t>, at {{ jail_terms.report_time }}</w:t>
+      </w:r>
+      <w:r>
+        <w:rPr>
+          <w:rFonts w:ascii="Palatino Linotype" w:hAnsi="Palatino Linotype"/>
+          <w:sz w:val="20"/>
+          <w:szCs w:val="20"/>
+        </w:rPr>
+        <w:t>.{% endif %}{% if jail_terms.report_type == ‘date set by Office of Community Control’ %}Defendant shall schedule the jail days imposed in this case through the Office of Community Control.{% endif %}</w:t>
+      </w:r>
+      <w:r>
+        <w:rPr>
+          <w:rFonts w:ascii="Palatino Linotype" w:hAnsi="Palatino Linotype"/>
+          <w:sz w:val="20"/>
+          <w:szCs w:val="20"/>
+        </w:rPr>
+        <w:t xml:space="preserve">{% if jail_terms.companion_cases_exist </w:t>
+      </w:r>
+      <w:r>
+        <w:rPr>
+          <w:rFonts w:ascii="Palatino Linotype" w:hAnsi="Palatino Linotype"/>
+          <w:sz w:val="20"/>
+          <w:szCs w:val="20"/>
+        </w:rPr>
         <w:lastRenderedPageBreak/>
-        <w:t>Jail.</w:t>
-      </w:r>
-      <w:r>
-        <w:rPr>
-          <w:rFonts w:ascii="Palatino Linotype" w:hAnsi="Palatino Linotype"/>
-          <w:sz w:val="20"/>
-          <w:szCs w:val="20"/>
-        </w:rPr>
-        <w:t xml:space="preserve"> The 3-day jail sentence imposed in this case is suspended upon condition that Defendant complete the Driver Intervention Program within 90 days. See terms of Community Control. </w:t>
-      </w:r>
-      <w:r>
-        <w:rPr>
-          <w:rFonts w:ascii="Palatino Linotype" w:hAnsi="Palatino Linotype"/>
-          <w:sz w:val="20"/>
-          <w:szCs w:val="20"/>
-        </w:rPr>
-        <w:t>{{‘\n’}}</w:t>
-      </w:r>
-      <w:r>
-        <w:rPr>
-          <w:rFonts w:ascii="Palatino Linotype" w:hAnsi="Palatino Linotype"/>
-          <w:sz w:val="20"/>
-          <w:szCs w:val="20"/>
-        </w:rPr>
-        <w:t>{% endif %}{% if jail_terms.ordered is true %}{{‘\n’}}</w:t>
-      </w:r>
-      <w:r>
-        <w:rPr>
-          <w:rFonts w:ascii="Palatino Linotype" w:hAnsi="Palatino Linotype"/>
-          <w:b/>
-          <w:bCs/>
-          <w:sz w:val="20"/>
-          <w:szCs w:val="20"/>
-        </w:rPr>
-        <w:t>Jail.</w:t>
-      </w:r>
-      <w:r>
-        <w:rPr>
-          <w:rFonts w:ascii="Palatino Linotype" w:hAnsi="Palatino Linotype"/>
-          <w:sz w:val="20"/>
-          <w:szCs w:val="20"/>
-        </w:rPr>
-        <w:t xml:space="preserve"> The Defendant is sentenced to </w:t>
-      </w:r>
-      <w:r>
-        <w:rPr>
-          <w:rFonts w:ascii="Palatino Linotype" w:hAnsi="Palatino Linotype"/>
-          <w:b/>
-          <w:bCs/>
-          <w:sz w:val="20"/>
-          <w:szCs w:val="20"/>
-        </w:rPr>
-        <w:t xml:space="preserve">{{ </w:t>
-      </w:r>
-      <w:r>
-        <w:rPr>
-          <w:rFonts w:ascii="Palatino Linotype" w:hAnsi="Palatino Linotype"/>
-          <w:b/>
-          <w:bCs/>
-          <w:sz w:val="20"/>
-          <w:szCs w:val="20"/>
-        </w:rPr>
-        <w:t>jail_terms.</w:t>
-      </w:r>
-      <w:r>
-        <w:rPr>
-          <w:rFonts w:ascii="Palatino Linotype" w:hAnsi="Palatino Linotype"/>
-          <w:b/>
-          <w:bCs/>
-          <w:sz w:val="20"/>
-          <w:szCs w:val="20"/>
-        </w:rPr>
-        <w:t>total_jail_days_to_serve }} days</w:t>
-      </w:r>
-      <w:r>
-        <w:rPr>
-          <w:rFonts w:ascii="Palatino Linotype" w:hAnsi="Palatino Linotype"/>
-          <w:sz w:val="20"/>
-          <w:szCs w:val="20"/>
-        </w:rPr>
-        <w:t xml:space="preserve"> in jail for this case. </w:t>
-      </w:r>
-      <w:r>
-        <w:rPr>
-          <w:rFonts w:ascii="Palatino Linotype" w:hAnsi="Palatino Linotype"/>
-          <w:sz w:val="20"/>
-          <w:szCs w:val="20"/>
-        </w:rPr>
-        <w:t xml:space="preserve">{% if jail_terms.companion_cases_exist is true %}Defendant’s jail days imposed in this case shall be served </w:t>
-      </w:r>
-      <w:r>
-        <w:rPr>
-          <w:rFonts w:ascii="Palatino Linotype" w:hAnsi="Palatino Linotype"/>
-          <w:sz w:val="20"/>
-          <w:szCs w:val="20"/>
-          <w:u w:val="single"/>
-        </w:rPr>
-        <w:t>{{ jail_terms.companion_cases_sentence_type }} to the jail days imposed in {{ jail_terms.companion_cases_numbers }}</w:t>
-      </w:r>
-      <w:r>
-        <w:rPr>
-          <w:rFonts w:ascii="Palatino Linotype" w:hAnsi="Palatino Linotype"/>
-          <w:sz w:val="20"/>
-          <w:szCs w:val="20"/>
-        </w:rPr>
-        <w:t>.</w:t>
-      </w:r>
-      <w:r>
-        <w:rPr>
-          <w:rFonts w:ascii="Palatino Linotype" w:hAnsi="Palatino Linotype"/>
-          <w:sz w:val="20"/>
-          <w:szCs w:val="20"/>
-        </w:rPr>
-        <w:t xml:space="preserve"> </w:t>
-      </w:r>
-      <w:r>
-        <w:rPr>
-          <w:rFonts w:ascii="Palatino Linotype" w:hAnsi="Palatino Linotype"/>
-          <w:sz w:val="20"/>
-          <w:szCs w:val="20"/>
-        </w:rPr>
-        <w:t>{% endif %}</w:t>
-      </w:r>
-      <w:r>
-        <w:rPr>
-          <w:rFonts w:ascii="Palatino Linotype" w:hAnsi="Palatino Linotype"/>
-          <w:sz w:val="20"/>
-          <w:szCs w:val="20"/>
-        </w:rPr>
-        <w:t xml:space="preserve">{% if jail_terms.apply_jtc == ‘Sentence’ %}Defendant is granted </w:t>
-      </w:r>
-      <w:r>
-        <w:rPr>
-          <w:rFonts w:ascii="Palatino Linotype" w:hAnsi="Palatino Linotype"/>
-          <w:b/>
-          <w:sz w:val="20"/>
-          <w:szCs w:val="20"/>
-        </w:rPr>
-        <w:t>credit for {{ jail_terms.days_in_jail }}</w:t>
-      </w:r>
-      <w:r>
-        <w:rPr>
-          <w:rFonts w:ascii="Palatino Linotype" w:hAnsi="Palatino Linotype"/>
-          <w:b/>
-          <w:sz w:val="20"/>
-          <w:szCs w:val="20"/>
-        </w:rPr>
-        <w:t xml:space="preserve"> days</w:t>
-      </w:r>
-      <w:r>
-        <w:rPr>
-          <w:rFonts w:ascii="Palatino Linotype" w:hAnsi="Palatino Linotype"/>
-          <w:sz w:val="20"/>
-          <w:szCs w:val="20"/>
-        </w:rPr>
-        <w:t xml:space="preserve"> already served in jail. {% endif %}{{‘\n\n’}}</w:t>
-      </w:r>
-      <w:r>
-        <w:rPr>
-          <w:rFonts w:ascii="Palatino Linotype" w:hAnsi="Palatino Linotype"/>
-          <w:b/>
-          <w:sz w:val="20"/>
-          <w:szCs w:val="20"/>
-        </w:rPr>
-        <w:t xml:space="preserve">Jail Reporting Terms. </w:t>
-      </w:r>
-      <w:r>
-        <w:rPr>
-          <w:rFonts w:ascii="Palatino Linotype" w:hAnsi="Palatino Linotype"/>
-          <w:sz w:val="20"/>
-          <w:szCs w:val="20"/>
-        </w:rPr>
-        <w:t>{% if jail_terms.report_type == ‘forthwith’ %}</w:t>
-      </w:r>
-      <w:r>
-        <w:rPr>
-          <w:rFonts w:ascii="Palatino Linotype" w:hAnsi="Palatino Linotype"/>
-          <w:sz w:val="20"/>
-          <w:szCs w:val="20"/>
-        </w:rPr>
-        <w:t>Defendant shall report to jail {{ jail_terms.report_type</w:t>
-      </w:r>
-      <w:r>
-        <w:rPr>
-          <w:rFonts w:ascii="Palatino Linotype" w:hAnsi="Palatino Linotype"/>
-          <w:sz w:val="20"/>
-          <w:szCs w:val="20"/>
-        </w:rPr>
-        <w:t xml:space="preserve"> }}.{% endif %}{% if jail_terms.report_type == ‘future date’ %}Defendant’s report date is </w:t>
-      </w:r>
-      <w:r>
-        <w:rPr>
-          <w:rFonts w:ascii="Palatino Linotype" w:hAnsi="Palatino Linotype"/>
-          <w:b/>
-          <w:sz w:val="20"/>
-          <w:szCs w:val="20"/>
-        </w:rPr>
-        <w:t>{{ jail_terms.report_date }}</w:t>
-      </w:r>
-      <w:r>
-        <w:rPr>
-          <w:rFonts w:ascii="Palatino Linotype" w:hAnsi="Palatino Linotype"/>
-          <w:b/>
-          <w:sz w:val="20"/>
-          <w:szCs w:val="20"/>
-        </w:rPr>
-        <w:t>, at {{ jail_terms.report_time }}</w:t>
-      </w:r>
-      <w:r>
-        <w:rPr>
-          <w:rFonts w:ascii="Palatino Linotype" w:hAnsi="Palatino Linotype"/>
-          <w:sz w:val="20"/>
-          <w:szCs w:val="20"/>
-        </w:rPr>
-        <w:t>.{% endif %}{% if jail_terms.report_type == ‘date set by Office of Community Control’ %}Defendant shall schedule the jail days imposed in this case through the Office of Community Control.{% endif %}</w:t>
+        <w:t>is true %}Defendant’s jail days imposed in this case shall be served {{ jail_terms.companion_cases_sentence_type }} to the jail days imposed in {{ jail_terms.companion_cases_numbers }}. {% endif %}</w:t>
       </w:r>
     </w:p>
     <w:p>
@@ -3798,6 +3791,16 @@
           <w:szCs w:val="20"/>
         </w:rPr>
       </w:pPr>
+    </w:p>
+    <w:p>
+      <w:pPr>
+        <w:jc w:val="both"/>
+        <w:rPr>
+          <w:rFonts w:ascii="Palatino Linotype" w:hAnsi="Palatino Linotype"/>
+          <w:sz w:val="20"/>
+          <w:szCs w:val="20"/>
+        </w:rPr>
+      </w:pPr>
       <w:r>
         <w:rPr>
           <w:rFonts w:ascii="Palatino Linotype" w:hAnsi="Palatino Linotype"/>
@@ -4949,16 +4952,7 @@
           <w:sz w:val="20"/>
           <w:szCs w:val="20"/>
         </w:rPr>
-        <w:t xml:space="preserve">driving </w:t>
-      </w:r>
-      <w:r>
-        <w:rPr>
-          <w:rFonts w:ascii="Palatino Linotype" w:hAnsi="Palatino Linotype"/>
-          <w:sz w:val="20"/>
-          <w:szCs w:val="20"/>
-        </w:rPr>
-        <w:lastRenderedPageBreak/>
-        <w:t>privileges, Defendant shall only operate vehicles equipped with a certified ignition interlock device.</w:t>
+        <w:t>driving privileges, Defendant shall only operate vehicles equipped with a certified ignition interlock device.</w:t>
       </w:r>
       <w:r>
         <w:rPr>
@@ -5120,7 +5114,16 @@
           <w:sz w:val="20"/>
           <w:szCs w:val="20"/>
         </w:rPr>
-        <w:t xml:space="preserve">The Clerk shall serve the prosecutor who shall notify the victim as required by R.C. 2930.01-19. </w:t>
+        <w:t xml:space="preserve">The Clerk shall serve the prosecutor who shall notify the </w:t>
+      </w:r>
+      <w:r>
+        <w:rPr>
+          <w:rFonts w:ascii="Palatino Linotype" w:hAnsi="Palatino Linotype"/>
+          <w:sz w:val="20"/>
+          <w:szCs w:val="20"/>
+        </w:rPr>
+        <w:lastRenderedPageBreak/>
+        <w:t xml:space="preserve">victim as required by R.C. 2930.01-19. </w:t>
       </w:r>
       <w:r>
         <w:rPr>
@@ -6336,7 +6339,6 @@
           <w:sz w:val="20"/>
           <w:szCs w:val="20"/>
         </w:rPr>
-        <w:lastRenderedPageBreak/>
         <w:t>Within 90 days provide proof of completion of</w:t>
       </w:r>
       <w:r>
@@ -6554,6 +6556,7 @@
           <w:sz w:val="20"/>
           <w:szCs w:val="20"/>
         </w:rPr>
+        <w:lastRenderedPageBreak/>
         <w:t>Within 90 days provide proof of completion of</w:t>
       </w:r>
       <w:r>
@@ -7600,7 +7603,6 @@
           <w:sz w:val="20"/>
           <w:szCs w:val="20"/>
         </w:rPr>
-        <w:lastRenderedPageBreak/>
         <w:t xml:space="preserve">Other Community Control Conditions: </w:t>
       </w:r>
       <w:r>
@@ -8040,6 +8042,7 @@
           <w:sz w:val="19"/>
           <w:szCs w:val="19"/>
         </w:rPr>
+        <w:lastRenderedPageBreak/>
         <w:t xml:space="preserve">Pursuant to Criminal Rule 19(D) and Traffic Rule 14, written objections to this magistrate’s decision must be filed within </w:t>
       </w:r>
       <w:r>
@@ -8280,7 +8283,7 @@
 </file>
 
 <file path=word/endnotes.xml><?xml version="1.0" encoding="utf-8"?>
-<w:endnotes xmlns:wpc="http://schemas.microsoft.com/office/word/2010/wordprocessingCanvas" xmlns:cx="http://schemas.microsoft.com/office/drawing/2014/chartex" xmlns:cx1="http://schemas.microsoft.com/office/drawing/2015/9/8/chartex" xmlns:cx2="http://schemas.microsoft.com/office/drawing/2015/10/21/chartex" xmlns:cx3="http://schemas.microsoft.com/office/drawing/2016/5/9/chartex" xmlns:cx4="http://schemas.microsoft.com/office/drawing/2016/5/10/chartex" xmlns:cx5="http://schemas.microsoft.com/office/drawing/2016/5/11/chartex" xmlns:cx6="http://schemas.microsoft.com/office/drawing/2016/5/12/chartex" xmlns:cx7="http://schemas.microsoft.com/office/drawing/2016/5/13/chartex" xmlns:cx8="http://schemas.microsoft.com/office/drawing/2016/5/14/chartex" xmlns:mc="http://schemas.openxmlformats.org/markup-compatibility/2006" xmlns:aink="http://schemas.microsoft.com/office/drawing/2016/ink" xmlns:am3d="http://schemas.microsoft.com/office/drawing/2017/model3d" xmlns:o="urn:schemas-microsoft-com:office:office" xmlns:oel="http://schemas.microsoft.com/office/2019/extlst" xmlns:r="http://schemas.openxmlformats.org/officeDocument/2006/relationships" xmlns:m="http://schemas.openxmlformats.org/officeDocument/2006/math" xmlns:v="urn:schemas-microsoft-com:vml" xmlns:wp14="http://schemas.microsoft.com/office/word/2010/wordprocessingDrawing" xmlns:wp="http://schemas.openxmlformats.org/drawingml/2006/wordprocessingDrawing" xmlns:w10="urn:schemas-microsoft-com:office:word" xmlns:w="http://schemas.openxmlformats.org/wordprocessingml/2006/main" xmlns:w14="http://schemas.microsoft.com/office/word/2010/wordml" xmlns:w15="http://schemas.microsoft.com/office/word/2012/wordml" xmlns:w16cex="http://schemas.microsoft.com/office/word/2018/wordml/cex" xmlns:w16cid="http://schemas.microsoft.com/office/word/2016/wordml/cid" xmlns:w16="http://schemas.microsoft.com/office/word/2018/wordml" xmlns:w16du="http://schemas.microsoft.com/office/word/2023/wordml/word16du" xmlns:w16sdtdh="http://schemas.microsoft.com/office/word/2020/wordml/sdtdatahash" xmlns:w16se="http://schemas.microsoft.com/office/word/2015/wordml/symex" xmlns:wpg="http://schemas.microsoft.com/office/word/2010/wordprocessingGroup" xmlns:wpi="http://schemas.microsoft.com/office/word/2010/wordprocessingInk" xmlns:wne="http://schemas.microsoft.com/office/word/2006/wordml" xmlns:wps="http://schemas.microsoft.com/office/word/2010/wordprocessingShape" mc:Ignorable="w14 w15 w16se w16cid w16 w16cex w16sdtdh wp14">
+<w:endnotes xmlns:wpc="http://schemas.microsoft.com/office/word/2010/wordprocessingCanvas" xmlns:cx="http://schemas.microsoft.com/office/drawing/2014/chartex" xmlns:cx1="http://schemas.microsoft.com/office/drawing/2015/9/8/chartex" xmlns:cx2="http://schemas.microsoft.com/office/drawing/2015/10/21/chartex" xmlns:cx3="http://schemas.microsoft.com/office/drawing/2016/5/9/chartex" xmlns:cx4="http://schemas.microsoft.com/office/drawing/2016/5/10/chartex" xmlns:cx5="http://schemas.microsoft.com/office/drawing/2016/5/11/chartex" xmlns:cx6="http://schemas.microsoft.com/office/drawing/2016/5/12/chartex" xmlns:cx7="http://schemas.microsoft.com/office/drawing/2016/5/13/chartex" xmlns:cx8="http://schemas.microsoft.com/office/drawing/2016/5/14/chartex" xmlns:mc="http://schemas.openxmlformats.org/markup-compatibility/2006" xmlns:aink="http://schemas.microsoft.com/office/drawing/2016/ink" xmlns:am3d="http://schemas.microsoft.com/office/drawing/2017/model3d" xmlns:o="urn:schemas-microsoft-com:office:office" xmlns:oel="http://schemas.microsoft.com/office/2019/extlst" xmlns:r="http://schemas.openxmlformats.org/officeDocument/2006/relationships" xmlns:m="http://schemas.openxmlformats.org/officeDocument/2006/math" xmlns:v="urn:schemas-microsoft-com:vml" xmlns:wp14="http://schemas.microsoft.com/office/word/2010/wordprocessingDrawing" xmlns:wp="http://schemas.openxmlformats.org/drawingml/2006/wordprocessingDrawing" xmlns:w10="urn:schemas-microsoft-com:office:word" xmlns:w="http://schemas.openxmlformats.org/wordprocessingml/2006/main" xmlns:w14="http://schemas.microsoft.com/office/word/2010/wordml" xmlns:w15="http://schemas.microsoft.com/office/word/2012/wordml" xmlns:w16cex="http://schemas.microsoft.com/office/word/2018/wordml/cex" xmlns:w16cid="http://schemas.microsoft.com/office/word/2016/wordml/cid" xmlns:w16="http://schemas.microsoft.com/office/word/2018/wordml" xmlns:w16sdtdh="http://schemas.microsoft.com/office/word/2020/wordml/sdtdatahash" xmlns:w16se="http://schemas.microsoft.com/office/word/2015/wordml/symex" xmlns:wpg="http://schemas.microsoft.com/office/word/2010/wordprocessingGroup" xmlns:wpi="http://schemas.microsoft.com/office/word/2010/wordprocessingInk" xmlns:wne="http://schemas.microsoft.com/office/word/2006/wordml" xmlns:wps="http://schemas.microsoft.com/office/word/2010/wordprocessingShape" mc:Ignorable="w14 w15 w16se w16cid w16 w16cex w16sdtdh wp14">
   <w:endnote w:type="separator" w:id="-1">
     <w:p>
       <w:r>
@@ -8299,7 +8302,7 @@
 </file>
 
 <file path=word/footer1.xml><?xml version="1.0" encoding="utf-8"?>
-<w:ftr xmlns:wpc="http://schemas.microsoft.com/office/word/2010/wordprocessingCanvas" xmlns:cx="http://schemas.microsoft.com/office/drawing/2014/chartex" xmlns:cx1="http://schemas.microsoft.com/office/drawing/2015/9/8/chartex" xmlns:cx2="http://schemas.microsoft.com/office/drawing/2015/10/21/chartex" xmlns:cx3="http://schemas.microsoft.com/office/drawing/2016/5/9/chartex" xmlns:cx4="http://schemas.microsoft.com/office/drawing/2016/5/10/chartex" xmlns:cx5="http://schemas.microsoft.com/office/drawing/2016/5/11/chartex" xmlns:cx6="http://schemas.microsoft.com/office/drawing/2016/5/12/chartex" xmlns:cx7="http://schemas.microsoft.com/office/drawing/2016/5/13/chartex" xmlns:cx8="http://schemas.microsoft.com/office/drawing/2016/5/14/chartex" xmlns:mc="http://schemas.openxmlformats.org/markup-compatibility/2006" xmlns:aink="http://schemas.microsoft.com/office/drawing/2016/ink" xmlns:am3d="http://schemas.microsoft.com/office/drawing/2017/model3d" xmlns:o="urn:schemas-microsoft-com:office:office" xmlns:oel="http://schemas.microsoft.com/office/2019/extlst" xmlns:r="http://schemas.openxmlformats.org/officeDocument/2006/relationships" xmlns:m="http://schemas.openxmlformats.org/officeDocument/2006/math" xmlns:v="urn:schemas-microsoft-com:vml" xmlns:wp14="http://schemas.microsoft.com/office/word/2010/wordprocessingDrawing" xmlns:wp="http://schemas.openxmlformats.org/drawingml/2006/wordprocessingDrawing" xmlns:w10="urn:schemas-microsoft-com:office:word" xmlns:w="http://schemas.openxmlformats.org/wordprocessingml/2006/main" xmlns:w14="http://schemas.microsoft.com/office/word/2010/wordml" xmlns:w15="http://schemas.microsoft.com/office/word/2012/wordml" xmlns:w16cex="http://schemas.microsoft.com/office/word/2018/wordml/cex" xmlns:w16cid="http://schemas.microsoft.com/office/word/2016/wordml/cid" xmlns:w16="http://schemas.microsoft.com/office/word/2018/wordml" xmlns:w16du="http://schemas.microsoft.com/office/word/2023/wordml/word16du" xmlns:w16sdtdh="http://schemas.microsoft.com/office/word/2020/wordml/sdtdatahash" xmlns:w16se="http://schemas.microsoft.com/office/word/2015/wordml/symex" xmlns:wpg="http://schemas.microsoft.com/office/word/2010/wordprocessingGroup" xmlns:wpi="http://schemas.microsoft.com/office/word/2010/wordprocessingInk" xmlns:wne="http://schemas.microsoft.com/office/word/2006/wordml" xmlns:wps="http://schemas.microsoft.com/office/word/2010/wordprocessingShape" mc:Ignorable="w14 w15 w16se w16cid w16 w16cex w16sdtdh wp14">
+<w:ftr xmlns:wpc="http://schemas.microsoft.com/office/word/2010/wordprocessingCanvas" xmlns:cx="http://schemas.microsoft.com/office/drawing/2014/chartex" xmlns:cx1="http://schemas.microsoft.com/office/drawing/2015/9/8/chartex" xmlns:cx2="http://schemas.microsoft.com/office/drawing/2015/10/21/chartex" xmlns:cx3="http://schemas.microsoft.com/office/drawing/2016/5/9/chartex" xmlns:cx4="http://schemas.microsoft.com/office/drawing/2016/5/10/chartex" xmlns:cx5="http://schemas.microsoft.com/office/drawing/2016/5/11/chartex" xmlns:cx6="http://schemas.microsoft.com/office/drawing/2016/5/12/chartex" xmlns:cx7="http://schemas.microsoft.com/office/drawing/2016/5/13/chartex" xmlns:cx8="http://schemas.microsoft.com/office/drawing/2016/5/14/chartex" xmlns:mc="http://schemas.openxmlformats.org/markup-compatibility/2006" xmlns:aink="http://schemas.microsoft.com/office/drawing/2016/ink" xmlns:am3d="http://schemas.microsoft.com/office/drawing/2017/model3d" xmlns:o="urn:schemas-microsoft-com:office:office" xmlns:oel="http://schemas.microsoft.com/office/2019/extlst" xmlns:r="http://schemas.openxmlformats.org/officeDocument/2006/relationships" xmlns:m="http://schemas.openxmlformats.org/officeDocument/2006/math" xmlns:v="urn:schemas-microsoft-com:vml" xmlns:wp14="http://schemas.microsoft.com/office/word/2010/wordprocessingDrawing" xmlns:wp="http://schemas.openxmlformats.org/drawingml/2006/wordprocessingDrawing" xmlns:w10="urn:schemas-microsoft-com:office:word" xmlns:w="http://schemas.openxmlformats.org/wordprocessingml/2006/main" xmlns:w14="http://schemas.microsoft.com/office/word/2010/wordml" xmlns:w15="http://schemas.microsoft.com/office/word/2012/wordml" xmlns:w16cex="http://schemas.microsoft.com/office/word/2018/wordml/cex" xmlns:w16cid="http://schemas.microsoft.com/office/word/2016/wordml/cid" xmlns:w16="http://schemas.microsoft.com/office/word/2018/wordml" xmlns:w16sdtdh="http://schemas.microsoft.com/office/word/2020/wordml/sdtdatahash" xmlns:w16se="http://schemas.microsoft.com/office/word/2015/wordml/symex" xmlns:wpg="http://schemas.microsoft.com/office/word/2010/wordprocessingGroup" xmlns:wpi="http://schemas.microsoft.com/office/word/2010/wordprocessingInk" xmlns:wne="http://schemas.microsoft.com/office/word/2006/wordml" xmlns:wps="http://schemas.microsoft.com/office/word/2010/wordprocessingShape" mc:Ignorable="w14 w15 w16se w16cid w16 w16cex w16sdtdh wp14">
   <w:p>
     <w:pPr>
       <w:pStyle w:val="Footer"/>
@@ -8309,7 +8312,7 @@
 </file>
 
 <file path=word/footer2.xml><?xml version="1.0" encoding="utf-8"?>
-<w:ftr xmlns:wpc="http://schemas.microsoft.com/office/word/2010/wordprocessingCanvas" xmlns:cx="http://schemas.microsoft.com/office/drawing/2014/chartex" xmlns:cx1="http://schemas.microsoft.com/office/drawing/2015/9/8/chartex" xmlns:cx2="http://schemas.microsoft.com/office/drawing/2015/10/21/chartex" xmlns:cx3="http://schemas.microsoft.com/office/drawing/2016/5/9/chartex" xmlns:cx4="http://schemas.microsoft.com/office/drawing/2016/5/10/chartex" xmlns:cx5="http://schemas.microsoft.com/office/drawing/2016/5/11/chartex" xmlns:cx6="http://schemas.microsoft.com/office/drawing/2016/5/12/chartex" xmlns:cx7="http://schemas.microsoft.com/office/drawing/2016/5/13/chartex" xmlns:cx8="http://schemas.microsoft.com/office/drawing/2016/5/14/chartex" xmlns:mc="http://schemas.openxmlformats.org/markup-compatibility/2006" xmlns:aink="http://schemas.microsoft.com/office/drawing/2016/ink" xmlns:am3d="http://schemas.microsoft.com/office/drawing/2017/model3d" xmlns:o="urn:schemas-microsoft-com:office:office" xmlns:oel="http://schemas.microsoft.com/office/2019/extlst" xmlns:r="http://schemas.openxmlformats.org/officeDocument/2006/relationships" xmlns:m="http://schemas.openxmlformats.org/officeDocument/2006/math" xmlns:v="urn:schemas-microsoft-com:vml" xmlns:wp14="http://schemas.microsoft.com/office/word/2010/wordprocessingDrawing" xmlns:wp="http://schemas.openxmlformats.org/drawingml/2006/wordprocessingDrawing" xmlns:w10="urn:schemas-microsoft-com:office:word" xmlns:w="http://schemas.openxmlformats.org/wordprocessingml/2006/main" xmlns:w14="http://schemas.microsoft.com/office/word/2010/wordml" xmlns:w15="http://schemas.microsoft.com/office/word/2012/wordml" xmlns:w16cex="http://schemas.microsoft.com/office/word/2018/wordml/cex" xmlns:w16cid="http://schemas.microsoft.com/office/word/2016/wordml/cid" xmlns:w16="http://schemas.microsoft.com/office/word/2018/wordml" xmlns:w16du="http://schemas.microsoft.com/office/word/2023/wordml/word16du" xmlns:w16sdtdh="http://schemas.microsoft.com/office/word/2020/wordml/sdtdatahash" xmlns:w16se="http://schemas.microsoft.com/office/word/2015/wordml/symex" xmlns:wpg="http://schemas.microsoft.com/office/word/2010/wordprocessingGroup" xmlns:wpi="http://schemas.microsoft.com/office/word/2010/wordprocessingInk" xmlns:wne="http://schemas.microsoft.com/office/word/2006/wordml" xmlns:wps="http://schemas.microsoft.com/office/word/2010/wordprocessingShape" mc:Ignorable="w14 w15 w16se w16cid w16 w16cex w16sdtdh wp14">
+<w:ftr xmlns:wpc="http://schemas.microsoft.com/office/word/2010/wordprocessingCanvas" xmlns:cx="http://schemas.microsoft.com/office/drawing/2014/chartex" xmlns:cx1="http://schemas.microsoft.com/office/drawing/2015/9/8/chartex" xmlns:cx2="http://schemas.microsoft.com/office/drawing/2015/10/21/chartex" xmlns:cx3="http://schemas.microsoft.com/office/drawing/2016/5/9/chartex" xmlns:cx4="http://schemas.microsoft.com/office/drawing/2016/5/10/chartex" xmlns:cx5="http://schemas.microsoft.com/office/drawing/2016/5/11/chartex" xmlns:cx6="http://schemas.microsoft.com/office/drawing/2016/5/12/chartex" xmlns:cx7="http://schemas.microsoft.com/office/drawing/2016/5/13/chartex" xmlns:cx8="http://schemas.microsoft.com/office/drawing/2016/5/14/chartex" xmlns:mc="http://schemas.openxmlformats.org/markup-compatibility/2006" xmlns:aink="http://schemas.microsoft.com/office/drawing/2016/ink" xmlns:am3d="http://schemas.microsoft.com/office/drawing/2017/model3d" xmlns:o="urn:schemas-microsoft-com:office:office" xmlns:oel="http://schemas.microsoft.com/office/2019/extlst" xmlns:r="http://schemas.openxmlformats.org/officeDocument/2006/relationships" xmlns:m="http://schemas.openxmlformats.org/officeDocument/2006/math" xmlns:v="urn:schemas-microsoft-com:vml" xmlns:wp14="http://schemas.microsoft.com/office/word/2010/wordprocessingDrawing" xmlns:wp="http://schemas.openxmlformats.org/drawingml/2006/wordprocessingDrawing" xmlns:w10="urn:schemas-microsoft-com:office:word" xmlns:w="http://schemas.openxmlformats.org/wordprocessingml/2006/main" xmlns:w14="http://schemas.microsoft.com/office/word/2010/wordml" xmlns:w15="http://schemas.microsoft.com/office/word/2012/wordml" xmlns:w16cex="http://schemas.microsoft.com/office/word/2018/wordml/cex" xmlns:w16cid="http://schemas.microsoft.com/office/word/2016/wordml/cid" xmlns:w16="http://schemas.microsoft.com/office/word/2018/wordml" xmlns:w16sdtdh="http://schemas.microsoft.com/office/word/2020/wordml/sdtdatahash" xmlns:w16se="http://schemas.microsoft.com/office/word/2015/wordml/symex" xmlns:wpg="http://schemas.microsoft.com/office/word/2010/wordprocessingGroup" xmlns:wpi="http://schemas.microsoft.com/office/word/2010/wordprocessingInk" xmlns:wne="http://schemas.microsoft.com/office/word/2006/wordml" xmlns:wps="http://schemas.microsoft.com/office/word/2010/wordprocessingShape" mc:Ignorable="w14 w15 w16se w16cid w16 w16cex w16sdtdh wp14">
   <w:sdt>
     <w:sdtPr>
       <w:rPr>
@@ -8521,7 +8524,7 @@
 </file>
 
 <file path=word/footer3.xml><?xml version="1.0" encoding="utf-8"?>
-<w:ftr xmlns:wpc="http://schemas.microsoft.com/office/word/2010/wordprocessingCanvas" xmlns:cx="http://schemas.microsoft.com/office/drawing/2014/chartex" xmlns:cx1="http://schemas.microsoft.com/office/drawing/2015/9/8/chartex" xmlns:cx2="http://schemas.microsoft.com/office/drawing/2015/10/21/chartex" xmlns:cx3="http://schemas.microsoft.com/office/drawing/2016/5/9/chartex" xmlns:cx4="http://schemas.microsoft.com/office/drawing/2016/5/10/chartex" xmlns:cx5="http://schemas.microsoft.com/office/drawing/2016/5/11/chartex" xmlns:cx6="http://schemas.microsoft.com/office/drawing/2016/5/12/chartex" xmlns:cx7="http://schemas.microsoft.com/office/drawing/2016/5/13/chartex" xmlns:cx8="http://schemas.microsoft.com/office/drawing/2016/5/14/chartex" xmlns:mc="http://schemas.openxmlformats.org/markup-compatibility/2006" xmlns:aink="http://schemas.microsoft.com/office/drawing/2016/ink" xmlns:am3d="http://schemas.microsoft.com/office/drawing/2017/model3d" xmlns:o="urn:schemas-microsoft-com:office:office" xmlns:oel="http://schemas.microsoft.com/office/2019/extlst" xmlns:r="http://schemas.openxmlformats.org/officeDocument/2006/relationships" xmlns:m="http://schemas.openxmlformats.org/officeDocument/2006/math" xmlns:v="urn:schemas-microsoft-com:vml" xmlns:wp14="http://schemas.microsoft.com/office/word/2010/wordprocessingDrawing" xmlns:wp="http://schemas.openxmlformats.org/drawingml/2006/wordprocessingDrawing" xmlns:w10="urn:schemas-microsoft-com:office:word" xmlns:w="http://schemas.openxmlformats.org/wordprocessingml/2006/main" xmlns:w14="http://schemas.microsoft.com/office/word/2010/wordml" xmlns:w15="http://schemas.microsoft.com/office/word/2012/wordml" xmlns:w16cex="http://schemas.microsoft.com/office/word/2018/wordml/cex" xmlns:w16cid="http://schemas.microsoft.com/office/word/2016/wordml/cid" xmlns:w16="http://schemas.microsoft.com/office/word/2018/wordml" xmlns:w16du="http://schemas.microsoft.com/office/word/2023/wordml/word16du" xmlns:w16sdtdh="http://schemas.microsoft.com/office/word/2020/wordml/sdtdatahash" xmlns:w16se="http://schemas.microsoft.com/office/word/2015/wordml/symex" xmlns:wpg="http://schemas.microsoft.com/office/word/2010/wordprocessingGroup" xmlns:wpi="http://schemas.microsoft.com/office/word/2010/wordprocessingInk" xmlns:wne="http://schemas.microsoft.com/office/word/2006/wordml" xmlns:wps="http://schemas.microsoft.com/office/word/2010/wordprocessingShape" mc:Ignorable="w14 w15 w16se w16cid w16 w16cex w16sdtdh wp14">
+<w:ftr xmlns:wpc="http://schemas.microsoft.com/office/word/2010/wordprocessingCanvas" xmlns:cx="http://schemas.microsoft.com/office/drawing/2014/chartex" xmlns:cx1="http://schemas.microsoft.com/office/drawing/2015/9/8/chartex" xmlns:cx2="http://schemas.microsoft.com/office/drawing/2015/10/21/chartex" xmlns:cx3="http://schemas.microsoft.com/office/drawing/2016/5/9/chartex" xmlns:cx4="http://schemas.microsoft.com/office/drawing/2016/5/10/chartex" xmlns:cx5="http://schemas.microsoft.com/office/drawing/2016/5/11/chartex" xmlns:cx6="http://schemas.microsoft.com/office/drawing/2016/5/12/chartex" xmlns:cx7="http://schemas.microsoft.com/office/drawing/2016/5/13/chartex" xmlns:cx8="http://schemas.microsoft.com/office/drawing/2016/5/14/chartex" xmlns:mc="http://schemas.openxmlformats.org/markup-compatibility/2006" xmlns:aink="http://schemas.microsoft.com/office/drawing/2016/ink" xmlns:am3d="http://schemas.microsoft.com/office/drawing/2017/model3d" xmlns:o="urn:schemas-microsoft-com:office:office" xmlns:oel="http://schemas.microsoft.com/office/2019/extlst" xmlns:r="http://schemas.openxmlformats.org/officeDocument/2006/relationships" xmlns:m="http://schemas.openxmlformats.org/officeDocument/2006/math" xmlns:v="urn:schemas-microsoft-com:vml" xmlns:wp14="http://schemas.microsoft.com/office/word/2010/wordprocessingDrawing" xmlns:wp="http://schemas.openxmlformats.org/drawingml/2006/wordprocessingDrawing" xmlns:w10="urn:schemas-microsoft-com:office:word" xmlns:w="http://schemas.openxmlformats.org/wordprocessingml/2006/main" xmlns:w14="http://schemas.microsoft.com/office/word/2010/wordml" xmlns:w15="http://schemas.microsoft.com/office/word/2012/wordml" xmlns:w16cex="http://schemas.microsoft.com/office/word/2018/wordml/cex" xmlns:w16cid="http://schemas.microsoft.com/office/word/2016/wordml/cid" xmlns:w16="http://schemas.microsoft.com/office/word/2018/wordml" xmlns:w16sdtdh="http://schemas.microsoft.com/office/word/2020/wordml/sdtdatahash" xmlns:w16se="http://schemas.microsoft.com/office/word/2015/wordml/symex" xmlns:wpg="http://schemas.microsoft.com/office/word/2010/wordprocessingGroup" xmlns:wpi="http://schemas.microsoft.com/office/word/2010/wordprocessingInk" xmlns:wne="http://schemas.microsoft.com/office/word/2006/wordml" xmlns:wps="http://schemas.microsoft.com/office/word/2010/wordprocessingShape" mc:Ignorable="w14 w15 w16se w16cid w16 w16cex w16sdtdh wp14">
   <w:p>
     <w:pPr>
       <w:pStyle w:val="Footer"/>
@@ -8531,7 +8534,7 @@
 </file>
 
 <file path=word/footnotes.xml><?xml version="1.0" encoding="utf-8"?>
-<w:footnotes xmlns:wpc="http://schemas.microsoft.com/office/word/2010/wordprocessingCanvas" xmlns:cx="http://schemas.microsoft.com/office/drawing/2014/chartex" xmlns:cx1="http://schemas.microsoft.com/office/drawing/2015/9/8/chartex" xmlns:cx2="http://schemas.microsoft.com/office/drawing/2015/10/21/chartex" xmlns:cx3="http://schemas.microsoft.com/office/drawing/2016/5/9/chartex" xmlns:cx4="http://schemas.microsoft.com/office/drawing/2016/5/10/chartex" xmlns:cx5="http://schemas.microsoft.com/office/drawing/2016/5/11/chartex" xmlns:cx6="http://schemas.microsoft.com/office/drawing/2016/5/12/chartex" xmlns:cx7="http://schemas.microsoft.com/office/drawing/2016/5/13/chartex" xmlns:cx8="http://schemas.microsoft.com/office/drawing/2016/5/14/chartex" xmlns:mc="http://schemas.openxmlformats.org/markup-compatibility/2006" xmlns:aink="http://schemas.microsoft.com/office/drawing/2016/ink" xmlns:am3d="http://schemas.microsoft.com/office/drawing/2017/model3d" xmlns:o="urn:schemas-microsoft-com:office:office" xmlns:oel="http://schemas.microsoft.com/office/2019/extlst" xmlns:r="http://schemas.openxmlformats.org/officeDocument/2006/relationships" xmlns:m="http://schemas.openxmlformats.org/officeDocument/2006/math" xmlns:v="urn:schemas-microsoft-com:vml" xmlns:wp14="http://schemas.microsoft.com/office/word/2010/wordprocessingDrawing" xmlns:wp="http://schemas.openxmlformats.org/drawingml/2006/wordprocessingDrawing" xmlns:w10="urn:schemas-microsoft-com:office:word" xmlns:w="http://schemas.openxmlformats.org/wordprocessingml/2006/main" xmlns:w14="http://schemas.microsoft.com/office/word/2010/wordml" xmlns:w15="http://schemas.microsoft.com/office/word/2012/wordml" xmlns:w16cex="http://schemas.microsoft.com/office/word/2018/wordml/cex" xmlns:w16cid="http://schemas.microsoft.com/office/word/2016/wordml/cid" xmlns:w16="http://schemas.microsoft.com/office/word/2018/wordml" xmlns:w16du="http://schemas.microsoft.com/office/word/2023/wordml/word16du" xmlns:w16sdtdh="http://schemas.microsoft.com/office/word/2020/wordml/sdtdatahash" xmlns:w16se="http://schemas.microsoft.com/office/word/2015/wordml/symex" xmlns:wpg="http://schemas.microsoft.com/office/word/2010/wordprocessingGroup" xmlns:wpi="http://schemas.microsoft.com/office/word/2010/wordprocessingInk" xmlns:wne="http://schemas.microsoft.com/office/word/2006/wordml" xmlns:wps="http://schemas.microsoft.com/office/word/2010/wordprocessingShape" mc:Ignorable="w14 w15 w16se w16cid w16 w16cex w16sdtdh wp14">
+<w:footnotes xmlns:wpc="http://schemas.microsoft.com/office/word/2010/wordprocessingCanvas" xmlns:cx="http://schemas.microsoft.com/office/drawing/2014/chartex" xmlns:cx1="http://schemas.microsoft.com/office/drawing/2015/9/8/chartex" xmlns:cx2="http://schemas.microsoft.com/office/drawing/2015/10/21/chartex" xmlns:cx3="http://schemas.microsoft.com/office/drawing/2016/5/9/chartex" xmlns:cx4="http://schemas.microsoft.com/office/drawing/2016/5/10/chartex" xmlns:cx5="http://schemas.microsoft.com/office/drawing/2016/5/11/chartex" xmlns:cx6="http://schemas.microsoft.com/office/drawing/2016/5/12/chartex" xmlns:cx7="http://schemas.microsoft.com/office/drawing/2016/5/13/chartex" xmlns:cx8="http://schemas.microsoft.com/office/drawing/2016/5/14/chartex" xmlns:mc="http://schemas.openxmlformats.org/markup-compatibility/2006" xmlns:aink="http://schemas.microsoft.com/office/drawing/2016/ink" xmlns:am3d="http://schemas.microsoft.com/office/drawing/2017/model3d" xmlns:o="urn:schemas-microsoft-com:office:office" xmlns:oel="http://schemas.microsoft.com/office/2019/extlst" xmlns:r="http://schemas.openxmlformats.org/officeDocument/2006/relationships" xmlns:m="http://schemas.openxmlformats.org/officeDocument/2006/math" xmlns:v="urn:schemas-microsoft-com:vml" xmlns:wp14="http://schemas.microsoft.com/office/word/2010/wordprocessingDrawing" xmlns:wp="http://schemas.openxmlformats.org/drawingml/2006/wordprocessingDrawing" xmlns:w10="urn:schemas-microsoft-com:office:word" xmlns:w="http://schemas.openxmlformats.org/wordprocessingml/2006/main" xmlns:w14="http://schemas.microsoft.com/office/word/2010/wordml" xmlns:w15="http://schemas.microsoft.com/office/word/2012/wordml" xmlns:w16cex="http://schemas.microsoft.com/office/word/2018/wordml/cex" xmlns:w16cid="http://schemas.microsoft.com/office/word/2016/wordml/cid" xmlns:w16="http://schemas.microsoft.com/office/word/2018/wordml" xmlns:w16sdtdh="http://schemas.microsoft.com/office/word/2020/wordml/sdtdatahash" xmlns:w16se="http://schemas.microsoft.com/office/word/2015/wordml/symex" xmlns:wpg="http://schemas.microsoft.com/office/word/2010/wordprocessingGroup" xmlns:wpi="http://schemas.microsoft.com/office/word/2010/wordprocessingInk" xmlns:wne="http://schemas.microsoft.com/office/word/2006/wordml" xmlns:wps="http://schemas.microsoft.com/office/word/2010/wordprocessingShape" mc:Ignorable="w14 w15 w16se w16cid w16 w16cex w16sdtdh wp14">
   <w:footnote w:type="separator" w:id="-1">
     <w:p>
       <w:r>
@@ -8550,7 +8553,7 @@
 </file>
 
 <file path=word/header1.xml><?xml version="1.0" encoding="utf-8"?>
-<w:hdr xmlns:wpc="http://schemas.microsoft.com/office/word/2010/wordprocessingCanvas" xmlns:cx="http://schemas.microsoft.com/office/drawing/2014/chartex" xmlns:cx1="http://schemas.microsoft.com/office/drawing/2015/9/8/chartex" xmlns:cx2="http://schemas.microsoft.com/office/drawing/2015/10/21/chartex" xmlns:cx3="http://schemas.microsoft.com/office/drawing/2016/5/9/chartex" xmlns:cx4="http://schemas.microsoft.com/office/drawing/2016/5/10/chartex" xmlns:cx5="http://schemas.microsoft.com/office/drawing/2016/5/11/chartex" xmlns:cx6="http://schemas.microsoft.com/office/drawing/2016/5/12/chartex" xmlns:cx7="http://schemas.microsoft.com/office/drawing/2016/5/13/chartex" xmlns:cx8="http://schemas.microsoft.com/office/drawing/2016/5/14/chartex" xmlns:mc="http://schemas.openxmlformats.org/markup-compatibility/2006" xmlns:aink="http://schemas.microsoft.com/office/drawing/2016/ink" xmlns:am3d="http://schemas.microsoft.com/office/drawing/2017/model3d" xmlns:o="urn:schemas-microsoft-com:office:office" xmlns:oel="http://schemas.microsoft.com/office/2019/extlst" xmlns:r="http://schemas.openxmlformats.org/officeDocument/2006/relationships" xmlns:m="http://schemas.openxmlformats.org/officeDocument/2006/math" xmlns:v="urn:schemas-microsoft-com:vml" xmlns:wp14="http://schemas.microsoft.com/office/word/2010/wordprocessingDrawing" xmlns:wp="http://schemas.openxmlformats.org/drawingml/2006/wordprocessingDrawing" xmlns:w10="urn:schemas-microsoft-com:office:word" xmlns:w="http://schemas.openxmlformats.org/wordprocessingml/2006/main" xmlns:w14="http://schemas.microsoft.com/office/word/2010/wordml" xmlns:w15="http://schemas.microsoft.com/office/word/2012/wordml" xmlns:w16cex="http://schemas.microsoft.com/office/word/2018/wordml/cex" xmlns:w16cid="http://schemas.microsoft.com/office/word/2016/wordml/cid" xmlns:w16="http://schemas.microsoft.com/office/word/2018/wordml" xmlns:w16du="http://schemas.microsoft.com/office/word/2023/wordml/word16du" xmlns:w16sdtdh="http://schemas.microsoft.com/office/word/2020/wordml/sdtdatahash" xmlns:w16se="http://schemas.microsoft.com/office/word/2015/wordml/symex" xmlns:wpg="http://schemas.microsoft.com/office/word/2010/wordprocessingGroup" xmlns:wpi="http://schemas.microsoft.com/office/word/2010/wordprocessingInk" xmlns:wne="http://schemas.microsoft.com/office/word/2006/wordml" xmlns:wps="http://schemas.microsoft.com/office/word/2010/wordprocessingShape" mc:Ignorable="w14 w15 w16se w16cid w16 w16cex w16sdtdh wp14">
+<w:hdr xmlns:wpc="http://schemas.microsoft.com/office/word/2010/wordprocessingCanvas" xmlns:cx="http://schemas.microsoft.com/office/drawing/2014/chartex" xmlns:cx1="http://schemas.microsoft.com/office/drawing/2015/9/8/chartex" xmlns:cx2="http://schemas.microsoft.com/office/drawing/2015/10/21/chartex" xmlns:cx3="http://schemas.microsoft.com/office/drawing/2016/5/9/chartex" xmlns:cx4="http://schemas.microsoft.com/office/drawing/2016/5/10/chartex" xmlns:cx5="http://schemas.microsoft.com/office/drawing/2016/5/11/chartex" xmlns:cx6="http://schemas.microsoft.com/office/drawing/2016/5/12/chartex" xmlns:cx7="http://schemas.microsoft.com/office/drawing/2016/5/13/chartex" xmlns:cx8="http://schemas.microsoft.com/office/drawing/2016/5/14/chartex" xmlns:mc="http://schemas.openxmlformats.org/markup-compatibility/2006" xmlns:aink="http://schemas.microsoft.com/office/drawing/2016/ink" xmlns:am3d="http://schemas.microsoft.com/office/drawing/2017/model3d" xmlns:o="urn:schemas-microsoft-com:office:office" xmlns:oel="http://schemas.microsoft.com/office/2019/extlst" xmlns:r="http://schemas.openxmlformats.org/officeDocument/2006/relationships" xmlns:m="http://schemas.openxmlformats.org/officeDocument/2006/math" xmlns:v="urn:schemas-microsoft-com:vml" xmlns:wp14="http://schemas.microsoft.com/office/word/2010/wordprocessingDrawing" xmlns:wp="http://schemas.openxmlformats.org/drawingml/2006/wordprocessingDrawing" xmlns:w10="urn:schemas-microsoft-com:office:word" xmlns:w="http://schemas.openxmlformats.org/wordprocessingml/2006/main" xmlns:w14="http://schemas.microsoft.com/office/word/2010/wordml" xmlns:w15="http://schemas.microsoft.com/office/word/2012/wordml" xmlns:w16cex="http://schemas.microsoft.com/office/word/2018/wordml/cex" xmlns:w16cid="http://schemas.microsoft.com/office/word/2016/wordml/cid" xmlns:w16="http://schemas.microsoft.com/office/word/2018/wordml" xmlns:w16sdtdh="http://schemas.microsoft.com/office/word/2020/wordml/sdtdatahash" xmlns:w16se="http://schemas.microsoft.com/office/word/2015/wordml/symex" xmlns:wpg="http://schemas.microsoft.com/office/word/2010/wordprocessingGroup" xmlns:wpi="http://schemas.microsoft.com/office/word/2010/wordprocessingInk" xmlns:wne="http://schemas.microsoft.com/office/word/2006/wordml" xmlns:wps="http://schemas.microsoft.com/office/word/2010/wordprocessingShape" mc:Ignorable="w14 w15 w16se w16cid w16 w16cex w16sdtdh wp14">
   <w:p>
     <w:pPr>
       <w:pStyle w:val="Header"/>
@@ -8560,7 +8563,7 @@
 </file>
 
 <file path=word/header2.xml><?xml version="1.0" encoding="utf-8"?>
-<w:hdr xmlns:wpc="http://schemas.microsoft.com/office/word/2010/wordprocessingCanvas" xmlns:cx="http://schemas.microsoft.com/office/drawing/2014/chartex" xmlns:cx1="http://schemas.microsoft.com/office/drawing/2015/9/8/chartex" xmlns:cx2="http://schemas.microsoft.com/office/drawing/2015/10/21/chartex" xmlns:cx3="http://schemas.microsoft.com/office/drawing/2016/5/9/chartex" xmlns:cx4="http://schemas.microsoft.com/office/drawing/2016/5/10/chartex" xmlns:cx5="http://schemas.microsoft.com/office/drawing/2016/5/11/chartex" xmlns:cx6="http://schemas.microsoft.com/office/drawing/2016/5/12/chartex" xmlns:cx7="http://schemas.microsoft.com/office/drawing/2016/5/13/chartex" xmlns:cx8="http://schemas.microsoft.com/office/drawing/2016/5/14/chartex" xmlns:mc="http://schemas.openxmlformats.org/markup-compatibility/2006" xmlns:aink="http://schemas.microsoft.com/office/drawing/2016/ink" xmlns:am3d="http://schemas.microsoft.com/office/drawing/2017/model3d" xmlns:o="urn:schemas-microsoft-com:office:office" xmlns:oel="http://schemas.microsoft.com/office/2019/extlst" xmlns:r="http://schemas.openxmlformats.org/officeDocument/2006/relationships" xmlns:m="http://schemas.openxmlformats.org/officeDocument/2006/math" xmlns:v="urn:schemas-microsoft-com:vml" xmlns:wp14="http://schemas.microsoft.com/office/word/2010/wordprocessingDrawing" xmlns:wp="http://schemas.openxmlformats.org/drawingml/2006/wordprocessingDrawing" xmlns:w10="urn:schemas-microsoft-com:office:word" xmlns:w="http://schemas.openxmlformats.org/wordprocessingml/2006/main" xmlns:w14="http://schemas.microsoft.com/office/word/2010/wordml" xmlns:w15="http://schemas.microsoft.com/office/word/2012/wordml" xmlns:w16cex="http://schemas.microsoft.com/office/word/2018/wordml/cex" xmlns:w16cid="http://schemas.microsoft.com/office/word/2016/wordml/cid" xmlns:w16="http://schemas.microsoft.com/office/word/2018/wordml" xmlns:w16du="http://schemas.microsoft.com/office/word/2023/wordml/word16du" xmlns:w16sdtdh="http://schemas.microsoft.com/office/word/2020/wordml/sdtdatahash" xmlns:w16se="http://schemas.microsoft.com/office/word/2015/wordml/symex" xmlns:wpg="http://schemas.microsoft.com/office/word/2010/wordprocessingGroup" xmlns:wpi="http://schemas.microsoft.com/office/word/2010/wordprocessingInk" xmlns:wne="http://schemas.microsoft.com/office/word/2006/wordml" xmlns:wps="http://schemas.microsoft.com/office/word/2010/wordprocessingShape" mc:Ignorable="w14 w15 w16se w16cid w16 w16cex w16sdtdh wp14">
+<w:hdr xmlns:wpc="http://schemas.microsoft.com/office/word/2010/wordprocessingCanvas" xmlns:cx="http://schemas.microsoft.com/office/drawing/2014/chartex" xmlns:cx1="http://schemas.microsoft.com/office/drawing/2015/9/8/chartex" xmlns:cx2="http://schemas.microsoft.com/office/drawing/2015/10/21/chartex" xmlns:cx3="http://schemas.microsoft.com/office/drawing/2016/5/9/chartex" xmlns:cx4="http://schemas.microsoft.com/office/drawing/2016/5/10/chartex" xmlns:cx5="http://schemas.microsoft.com/office/drawing/2016/5/11/chartex" xmlns:cx6="http://schemas.microsoft.com/office/drawing/2016/5/12/chartex" xmlns:cx7="http://schemas.microsoft.com/office/drawing/2016/5/13/chartex" xmlns:cx8="http://schemas.microsoft.com/office/drawing/2016/5/14/chartex" xmlns:mc="http://schemas.openxmlformats.org/markup-compatibility/2006" xmlns:aink="http://schemas.microsoft.com/office/drawing/2016/ink" xmlns:am3d="http://schemas.microsoft.com/office/drawing/2017/model3d" xmlns:o="urn:schemas-microsoft-com:office:office" xmlns:oel="http://schemas.microsoft.com/office/2019/extlst" xmlns:r="http://schemas.openxmlformats.org/officeDocument/2006/relationships" xmlns:m="http://schemas.openxmlformats.org/officeDocument/2006/math" xmlns:v="urn:schemas-microsoft-com:vml" xmlns:wp14="http://schemas.microsoft.com/office/word/2010/wordprocessingDrawing" xmlns:wp="http://schemas.openxmlformats.org/drawingml/2006/wordprocessingDrawing" xmlns:w10="urn:schemas-microsoft-com:office:word" xmlns:w="http://schemas.openxmlformats.org/wordprocessingml/2006/main" xmlns:w14="http://schemas.microsoft.com/office/word/2010/wordml" xmlns:w15="http://schemas.microsoft.com/office/word/2012/wordml" xmlns:w16cex="http://schemas.microsoft.com/office/word/2018/wordml/cex" xmlns:w16cid="http://schemas.microsoft.com/office/word/2016/wordml/cid" xmlns:w16="http://schemas.microsoft.com/office/word/2018/wordml" xmlns:w16sdtdh="http://schemas.microsoft.com/office/word/2020/wordml/sdtdatahash" xmlns:w16se="http://schemas.microsoft.com/office/word/2015/wordml/symex" xmlns:wpg="http://schemas.microsoft.com/office/word/2010/wordprocessingGroup" xmlns:wpi="http://schemas.microsoft.com/office/word/2010/wordprocessingInk" xmlns:wne="http://schemas.microsoft.com/office/word/2006/wordml" xmlns:wps="http://schemas.microsoft.com/office/word/2010/wordprocessingShape" mc:Ignorable="w14 w15 w16se w16cid w16 w16cex w16sdtdh wp14">
   <w:p>
     <w:pPr>
       <w:pStyle w:val="Header"/>
@@ -8584,7 +8587,7 @@
 </file>
 
 <file path=word/header3.xml><?xml version="1.0" encoding="utf-8"?>
-<w:hdr xmlns:wpc="http://schemas.microsoft.com/office/word/2010/wordprocessingCanvas" xmlns:cx="http://schemas.microsoft.com/office/drawing/2014/chartex" xmlns:cx1="http://schemas.microsoft.com/office/drawing/2015/9/8/chartex" xmlns:cx2="http://schemas.microsoft.com/office/drawing/2015/10/21/chartex" xmlns:cx3="http://schemas.microsoft.com/office/drawing/2016/5/9/chartex" xmlns:cx4="http://schemas.microsoft.com/office/drawing/2016/5/10/chartex" xmlns:cx5="http://schemas.microsoft.com/office/drawing/2016/5/11/chartex" xmlns:cx6="http://schemas.microsoft.com/office/drawing/2016/5/12/chartex" xmlns:cx7="http://schemas.microsoft.com/office/drawing/2016/5/13/chartex" xmlns:cx8="http://schemas.microsoft.com/office/drawing/2016/5/14/chartex" xmlns:mc="http://schemas.openxmlformats.org/markup-compatibility/2006" xmlns:aink="http://schemas.microsoft.com/office/drawing/2016/ink" xmlns:am3d="http://schemas.microsoft.com/office/drawing/2017/model3d" xmlns:o="urn:schemas-microsoft-com:office:office" xmlns:oel="http://schemas.microsoft.com/office/2019/extlst" xmlns:r="http://schemas.openxmlformats.org/officeDocument/2006/relationships" xmlns:m="http://schemas.openxmlformats.org/officeDocument/2006/math" xmlns:v="urn:schemas-microsoft-com:vml" xmlns:wp14="http://schemas.microsoft.com/office/word/2010/wordprocessingDrawing" xmlns:wp="http://schemas.openxmlformats.org/drawingml/2006/wordprocessingDrawing" xmlns:w10="urn:schemas-microsoft-com:office:word" xmlns:w="http://schemas.openxmlformats.org/wordprocessingml/2006/main" xmlns:w14="http://schemas.microsoft.com/office/word/2010/wordml" xmlns:w15="http://schemas.microsoft.com/office/word/2012/wordml" xmlns:w16cex="http://schemas.microsoft.com/office/word/2018/wordml/cex" xmlns:w16cid="http://schemas.microsoft.com/office/word/2016/wordml/cid" xmlns:w16="http://schemas.microsoft.com/office/word/2018/wordml" xmlns:w16du="http://schemas.microsoft.com/office/word/2023/wordml/word16du" xmlns:w16sdtdh="http://schemas.microsoft.com/office/word/2020/wordml/sdtdatahash" xmlns:w16se="http://schemas.microsoft.com/office/word/2015/wordml/symex" xmlns:wpg="http://schemas.microsoft.com/office/word/2010/wordprocessingGroup" xmlns:wpi="http://schemas.microsoft.com/office/word/2010/wordprocessingInk" xmlns:wne="http://schemas.microsoft.com/office/word/2006/wordml" xmlns:wps="http://schemas.microsoft.com/office/word/2010/wordprocessingShape" mc:Ignorable="w14 w15 w16se w16cid w16 w16cex w16sdtdh wp14">
+<w:hdr xmlns:wpc="http://schemas.microsoft.com/office/word/2010/wordprocessingCanvas" xmlns:cx="http://schemas.microsoft.com/office/drawing/2014/chartex" xmlns:cx1="http://schemas.microsoft.com/office/drawing/2015/9/8/chartex" xmlns:cx2="http://schemas.microsoft.com/office/drawing/2015/10/21/chartex" xmlns:cx3="http://schemas.microsoft.com/office/drawing/2016/5/9/chartex" xmlns:cx4="http://schemas.microsoft.com/office/drawing/2016/5/10/chartex" xmlns:cx5="http://schemas.microsoft.com/office/drawing/2016/5/11/chartex" xmlns:cx6="http://schemas.microsoft.com/office/drawing/2016/5/12/chartex" xmlns:cx7="http://schemas.microsoft.com/office/drawing/2016/5/13/chartex" xmlns:cx8="http://schemas.microsoft.com/office/drawing/2016/5/14/chartex" xmlns:mc="http://schemas.openxmlformats.org/markup-compatibility/2006" xmlns:aink="http://schemas.microsoft.com/office/drawing/2016/ink" xmlns:am3d="http://schemas.microsoft.com/office/drawing/2017/model3d" xmlns:o="urn:schemas-microsoft-com:office:office" xmlns:oel="http://schemas.microsoft.com/office/2019/extlst" xmlns:r="http://schemas.openxmlformats.org/officeDocument/2006/relationships" xmlns:m="http://schemas.openxmlformats.org/officeDocument/2006/math" xmlns:v="urn:schemas-microsoft-com:vml" xmlns:wp14="http://schemas.microsoft.com/office/word/2010/wordprocessingDrawing" xmlns:wp="http://schemas.openxmlformats.org/drawingml/2006/wordprocessingDrawing" xmlns:w10="urn:schemas-microsoft-com:office:word" xmlns:w="http://schemas.openxmlformats.org/wordprocessingml/2006/main" xmlns:w14="http://schemas.microsoft.com/office/word/2010/wordml" xmlns:w15="http://schemas.microsoft.com/office/word/2012/wordml" xmlns:w16cex="http://schemas.microsoft.com/office/word/2018/wordml/cex" xmlns:w16cid="http://schemas.microsoft.com/office/word/2016/wordml/cid" xmlns:w16="http://schemas.microsoft.com/office/word/2018/wordml" xmlns:w16sdtdh="http://schemas.microsoft.com/office/word/2020/wordml/sdtdatahash" xmlns:w16se="http://schemas.microsoft.com/office/word/2015/wordml/symex" xmlns:wpg="http://schemas.microsoft.com/office/word/2010/wordprocessingGroup" xmlns:wpi="http://schemas.microsoft.com/office/word/2010/wordprocessingInk" xmlns:wne="http://schemas.microsoft.com/office/word/2006/wordml" xmlns:wps="http://schemas.microsoft.com/office/word/2010/wordprocessingShape" mc:Ignorable="w14 w15 w16se w16cid w16 w16cex w16sdtdh wp14">
   <w:p>
     <w:pPr>
       <w:pStyle w:val="Header"/>
@@ -8594,7 +8597,7 @@
 </file>
 
 <file path=word/numbering.xml><?xml version="1.0" encoding="utf-8"?>
-<w:numbering xmlns:wpc="http://schemas.microsoft.com/office/word/2010/wordprocessingCanvas" xmlns:cx="http://schemas.microsoft.com/office/drawing/2014/chartex" xmlns:cx1="http://schemas.microsoft.com/office/drawing/2015/9/8/chartex" xmlns:cx2="http://schemas.microsoft.com/office/drawing/2015/10/21/chartex" xmlns:cx3="http://schemas.microsoft.com/office/drawing/2016/5/9/chartex" xmlns:cx4="http://schemas.microsoft.com/office/drawing/2016/5/10/chartex" xmlns:cx5="http://schemas.microsoft.com/office/drawing/2016/5/11/chartex" xmlns:cx6="http://schemas.microsoft.com/office/drawing/2016/5/12/chartex" xmlns:cx7="http://schemas.microsoft.com/office/drawing/2016/5/13/chartex" xmlns:cx8="http://schemas.microsoft.com/office/drawing/2016/5/14/chartex" xmlns:mc="http://schemas.openxmlformats.org/markup-compatibility/2006" xmlns:aink="http://schemas.microsoft.com/office/drawing/2016/ink" xmlns:am3d="http://schemas.microsoft.com/office/drawing/2017/model3d" xmlns:o="urn:schemas-microsoft-com:office:office" xmlns:oel="http://schemas.microsoft.com/office/2019/extlst" xmlns:r="http://schemas.openxmlformats.org/officeDocument/2006/relationships" xmlns:m="http://schemas.openxmlformats.org/officeDocument/2006/math" xmlns:v="urn:schemas-microsoft-com:vml" xmlns:wp14="http://schemas.microsoft.com/office/word/2010/wordprocessingDrawing" xmlns:wp="http://schemas.openxmlformats.org/drawingml/2006/wordprocessingDrawing" xmlns:w10="urn:schemas-microsoft-com:office:word" xmlns:w="http://schemas.openxmlformats.org/wordprocessingml/2006/main" xmlns:w14="http://schemas.microsoft.com/office/word/2010/wordml" xmlns:w15="http://schemas.microsoft.com/office/word/2012/wordml" xmlns:w16cex="http://schemas.microsoft.com/office/word/2018/wordml/cex" xmlns:w16cid="http://schemas.microsoft.com/office/word/2016/wordml/cid" xmlns:w16="http://schemas.microsoft.com/office/word/2018/wordml" xmlns:w16du="http://schemas.microsoft.com/office/word/2023/wordml/word16du" xmlns:w16sdtdh="http://schemas.microsoft.com/office/word/2020/wordml/sdtdatahash" xmlns:w16se="http://schemas.microsoft.com/office/word/2015/wordml/symex" xmlns:wpg="http://schemas.microsoft.com/office/word/2010/wordprocessingGroup" xmlns:wpi="http://schemas.microsoft.com/office/word/2010/wordprocessingInk" xmlns:wne="http://schemas.microsoft.com/office/word/2006/wordml" xmlns:wps="http://schemas.microsoft.com/office/word/2010/wordprocessingShape" mc:Ignorable="w14 w15 w16se w16cid w16 w16cex w16sdtdh wp14">
+<w:numbering xmlns:wpc="http://schemas.microsoft.com/office/word/2010/wordprocessingCanvas" xmlns:cx="http://schemas.microsoft.com/office/drawing/2014/chartex" xmlns:cx1="http://schemas.microsoft.com/office/drawing/2015/9/8/chartex" xmlns:cx2="http://schemas.microsoft.com/office/drawing/2015/10/21/chartex" xmlns:cx3="http://schemas.microsoft.com/office/drawing/2016/5/9/chartex" xmlns:cx4="http://schemas.microsoft.com/office/drawing/2016/5/10/chartex" xmlns:cx5="http://schemas.microsoft.com/office/drawing/2016/5/11/chartex" xmlns:cx6="http://schemas.microsoft.com/office/drawing/2016/5/12/chartex" xmlns:cx7="http://schemas.microsoft.com/office/drawing/2016/5/13/chartex" xmlns:cx8="http://schemas.microsoft.com/office/drawing/2016/5/14/chartex" xmlns:mc="http://schemas.openxmlformats.org/markup-compatibility/2006" xmlns:aink="http://schemas.microsoft.com/office/drawing/2016/ink" xmlns:am3d="http://schemas.microsoft.com/office/drawing/2017/model3d" xmlns:o="urn:schemas-microsoft-com:office:office" xmlns:oel="http://schemas.microsoft.com/office/2019/extlst" xmlns:r="http://schemas.openxmlformats.org/officeDocument/2006/relationships" xmlns:m="http://schemas.openxmlformats.org/officeDocument/2006/math" xmlns:v="urn:schemas-microsoft-com:vml" xmlns:wp14="http://schemas.microsoft.com/office/word/2010/wordprocessingDrawing" xmlns:wp="http://schemas.openxmlformats.org/drawingml/2006/wordprocessingDrawing" xmlns:w10="urn:schemas-microsoft-com:office:word" xmlns:w="http://schemas.openxmlformats.org/wordprocessingml/2006/main" xmlns:w14="http://schemas.microsoft.com/office/word/2010/wordml" xmlns:w15="http://schemas.microsoft.com/office/word/2012/wordml" xmlns:w16cex="http://schemas.microsoft.com/office/word/2018/wordml/cex" xmlns:w16cid="http://schemas.microsoft.com/office/word/2016/wordml/cid" xmlns:w16="http://schemas.microsoft.com/office/word/2018/wordml" xmlns:w16sdtdh="http://schemas.microsoft.com/office/word/2020/wordml/sdtdatahash" xmlns:w16se="http://schemas.microsoft.com/office/word/2015/wordml/symex" xmlns:wpg="http://schemas.microsoft.com/office/word/2010/wordprocessingGroup" xmlns:wpi="http://schemas.microsoft.com/office/word/2010/wordprocessingInk" xmlns:wne="http://schemas.microsoft.com/office/word/2006/wordml" xmlns:wps="http://schemas.microsoft.com/office/word/2010/wordprocessingShape" mc:Ignorable="w14 w15 w16se w16cid w16 w16cex w16sdtdh wp14">
   <w:abstractNum w:abstractNumId="0" w15:restartNumberingAfterBreak="0">
     <w:nsid w:val="08B2501C"/>
     <w:multiLevelType w:val="hybridMultilevel"/>

--- a/resources/Templates/Jail_Plea_Final_Judgment_Template.docx
+++ b/resources/Templates/Jail_Plea_Final_Judgment_Template.docx
@@ -1097,15 +1097,15 @@
           <w:sz w:val="20"/>
           <w:szCs w:val="20"/>
         </w:rPr>
-        <w:t>, Defense Counsel and Defendant. The Court considered the overriding purposes of misdemeanor sentencing when making its findings. F</w:t>
-      </w:r>
-      <w:r>
-        <w:rPr>
-          <w:rFonts w:ascii="Palatino Linotype" w:hAnsi="Palatino Linotype"/>
-          <w:sz w:val="20"/>
-          <w:szCs w:val="20"/>
-        </w:rPr>
-        <w:t>ollowing allocution,</w:t>
+        <w:t>, Defense Counsel and Defendant. The Court considered the overriding purposes of misdemeanor sentencing when making its findings</w:t>
+      </w:r>
+      <w:r>
+        <w:rPr>
+          <w:rFonts w:ascii="Palatino Linotype" w:hAnsi="Palatino Linotype"/>
+          <w:sz w:val="20"/>
+          <w:szCs w:val="20"/>
+        </w:rPr>
+        <w:t xml:space="preserve"> and</w:t>
       </w:r>
       <w:r>
         <w:rPr>
@@ -1114,14 +1114,6 @@
           <w:szCs w:val="20"/>
         </w:rPr>
         <w:t xml:space="preserve"> </w:t>
-      </w:r>
-      <w:r>
-        <w:rPr>
-          <w:rFonts w:ascii="Palatino Linotype" w:hAnsi="Palatino Linotype"/>
-          <w:sz w:val="20"/>
-          <w:szCs w:val="20"/>
-        </w:rPr>
-        <w:t xml:space="preserve">the Court </w:t>
       </w:r>
       <w:r>
         <w:rPr>
@@ -1710,7 +1702,7 @@
                 <w:sz w:val="20"/>
                 <w:szCs w:val="20"/>
               </w:rPr>
-              <w:t xml:space="preserve">{%tc for charge in </w:t>
+              <w:t xml:space="preserve">{%tc for charge in charges_list </w:t>
             </w:r>
             <w:r>
               <w:rPr>
@@ -1721,7 +1713,7 @@
                 <w:szCs w:val="20"/>
               </w:rPr>
               <w:lastRenderedPageBreak/>
-              <w:t>charges_list %}</w:t>
+              <w:t>%}</w:t>
             </w:r>
           </w:p>
         </w:tc>
@@ -3581,15 +3573,31 @@
           <w:sz w:val="20"/>
           <w:szCs w:val="20"/>
         </w:rPr>
-        <w:t>.{% endif %}{% if jail_terms.report_type == ‘date set by Office of Community Control’ %}Defendant shall schedule the jail days imposed in this case through the Office of Community Control.{% endif %}</w:t>
-      </w:r>
-      <w:r>
-        <w:rPr>
-          <w:rFonts w:ascii="Palatino Linotype" w:hAnsi="Palatino Linotype"/>
-          <w:sz w:val="20"/>
-          <w:szCs w:val="20"/>
-        </w:rPr>
-        <w:t xml:space="preserve">{% if jail_terms.companion_cases_exist </w:t>
+        <w:t xml:space="preserve">.{% endif %}{% if jail_terms.report_type == ‘date set by Office of Community Control’ %}Defendant shall schedule the jail days imposed in this case through </w:t>
+      </w:r>
+      <w:r>
+        <w:rPr>
+          <w:rFonts w:ascii="Palatino Linotype" w:hAnsi="Palatino Linotype"/>
+          <w:sz w:val="20"/>
+          <w:szCs w:val="20"/>
+        </w:rPr>
+        <w:t>Community Control</w:t>
+      </w:r>
+      <w:r>
+        <w:rPr>
+          <w:rFonts w:ascii="Palatino Linotype" w:hAnsi="Palatino Linotype"/>
+          <w:sz w:val="20"/>
+          <w:szCs w:val="20"/>
+        </w:rPr>
+        <w:t>.{% endif %}</w:t>
+      </w:r>
+      <w:r>
+        <w:rPr>
+          <w:rFonts w:ascii="Palatino Linotype" w:hAnsi="Palatino Linotype"/>
+          <w:sz w:val="20"/>
+          <w:szCs w:val="20"/>
+        </w:rPr>
+        <w:t xml:space="preserve">{% if jail_terms.companion_cases_exist is true %}Defendant’s jail days imposed in this case shall be served {{ jail_terms.companion_cases_sentence_type }} to the </w:t>
       </w:r>
       <w:r>
         <w:rPr>
@@ -3598,7 +3606,7 @@
           <w:szCs w:val="20"/>
         </w:rPr>
         <w:lastRenderedPageBreak/>
-        <w:t>is true %}Defendant’s jail days imposed in this case shall be served {{ jail_terms.companion_cases_sentence_type }} to the jail days imposed in {{ jail_terms.companion_cases_numbers }}. {% endif %}</w:t>
+        <w:t>jail days imposed in {{ jail_terms.companion_cases_numbers }}. {% endif %}</w:t>
       </w:r>
     </w:p>
     <w:p>
@@ -3660,15 +3668,47 @@
           <w:sz w:val="20"/>
           <w:szCs w:val="20"/>
         </w:rPr>
-        <w:t>The jail days imposed</w:t>
-      </w:r>
-      <w:r>
-        <w:rPr>
-          <w:rFonts w:ascii="Palatino Linotype" w:hAnsi="Palatino Linotype"/>
-          <w:sz w:val="20"/>
-          <w:szCs w:val="20"/>
-        </w:rPr>
-        <w:t xml:space="preserve"> in this case</w:t>
+        <w:t>All statutory minimum jail days shall be served</w:t>
+      </w:r>
+      <w:r>
+        <w:rPr>
+          <w:rFonts w:ascii="Palatino Linotype" w:hAnsi="Palatino Linotype"/>
+          <w:sz w:val="20"/>
+          <w:szCs w:val="20"/>
+        </w:rPr>
+        <w:t xml:space="preserve"> {</w:t>
+      </w:r>
+      <w:r>
+        <w:rPr>
+          <w:rFonts w:ascii="Palatino Linotype" w:hAnsi="Palatino Linotype"/>
+          <w:sz w:val="20"/>
+          <w:szCs w:val="20"/>
+        </w:rPr>
+        <w:t>% if</w:t>
+      </w:r>
+      <w:r>
+        <w:rPr>
+          <w:rFonts w:ascii="Palatino Linotype" w:hAnsi="Palatino Linotype"/>
+          <w:sz w:val="20"/>
+          <w:szCs w:val="20"/>
+        </w:rPr>
+        <w:t xml:space="preserve"> jail_terms.jail_sentence_execution_type</w:t>
+      </w:r>
+      <w:r>
+        <w:rPr>
+          <w:rFonts w:ascii="Palatino Linotype" w:hAnsi="Palatino Linotype"/>
+          <w:sz w:val="20"/>
+          <w:szCs w:val="20"/>
+        </w:rPr>
+        <w:t xml:space="preserve"> == ‘consecutively</w:t>
+      </w:r>
+      <w:r>
+        <w:rPr>
+          <w:rFonts w:ascii="Palatino Linotype" w:hAnsi="Palatino Linotype"/>
+          <w:sz w:val="20"/>
+          <w:szCs w:val="20"/>
+        </w:rPr>
+        <w:t>’</w:t>
       </w:r>
       <w:r>
         <w:rPr>
@@ -3684,47 +3724,119 @@
           <w:sz w:val="20"/>
           <w:szCs w:val="20"/>
         </w:rPr>
-        <w:t>{% if jail_terms.jail_sentence_execution_type == ‘intermittent days’ %}may {% else %}</w:t>
-      </w:r>
-      <w:r>
-        <w:rPr>
-          <w:rFonts w:ascii="Palatino Linotype" w:hAnsi="Palatino Linotype"/>
-          <w:sz w:val="20"/>
-          <w:szCs w:val="20"/>
-        </w:rPr>
-        <w:t>shall</w:t>
-      </w:r>
-      <w:r>
-        <w:rPr>
-          <w:rFonts w:ascii="Palatino Linotype" w:hAnsi="Palatino Linotype"/>
-          <w:sz w:val="20"/>
-          <w:szCs w:val="20"/>
-        </w:rPr>
-        <w:t xml:space="preserve"> {% endif %}</w:t>
-      </w:r>
-      <w:r>
-        <w:rPr>
-          <w:rFonts w:ascii="Palatino Linotype" w:hAnsi="Palatino Linotype"/>
-          <w:sz w:val="20"/>
-          <w:szCs w:val="20"/>
-        </w:rPr>
-        <w:t>be served</w:t>
-      </w:r>
-      <w:r>
-        <w:rPr>
-          <w:rFonts w:ascii="Palatino Linotype" w:hAnsi="Palatino Linotype"/>
-          <w:sz w:val="20"/>
-          <w:szCs w:val="20"/>
-        </w:rPr>
-        <w:t xml:space="preserve"> as</w:t>
-      </w:r>
-      <w:r>
-        <w:rPr>
-          <w:rFonts w:ascii="Palatino Linotype" w:hAnsi="Palatino Linotype"/>
-          <w:sz w:val="20"/>
-          <w:szCs w:val="20"/>
-        </w:rPr>
-        <w:t xml:space="preserve"> {{ jail_terms.jail_sentence_execution_type }}. </w:t>
+        <w:t>%</w:t>
+      </w:r>
+      <w:r>
+        <w:rPr>
+          <w:rFonts w:ascii="Palatino Linotype" w:hAnsi="Palatino Linotype"/>
+          <w:sz w:val="20"/>
+          <w:szCs w:val="20"/>
+        </w:rPr>
+        <w:t>}</w:t>
+      </w:r>
+      <w:r>
+        <w:rPr>
+          <w:rFonts w:ascii="Palatino Linotype" w:hAnsi="Palatino Linotype"/>
+          <w:sz w:val="20"/>
+          <w:szCs w:val="20"/>
+        </w:rPr>
+        <w:t>consecutive</w:t>
+      </w:r>
+      <w:r>
+        <w:rPr>
+          <w:rFonts w:ascii="Palatino Linotype" w:hAnsi="Palatino Linotype"/>
+          <w:sz w:val="20"/>
+          <w:szCs w:val="20"/>
+        </w:rPr>
+        <w:t>ly</w:t>
+      </w:r>
+      <w:r>
+        <w:rPr>
+          <w:rFonts w:ascii="Palatino Linotype" w:hAnsi="Palatino Linotype"/>
+          <w:sz w:val="20"/>
+          <w:szCs w:val="20"/>
+        </w:rPr>
+        <w:t xml:space="preserve">; any remaining jail days </w:t>
+      </w:r>
+      <w:r>
+        <w:rPr>
+          <w:rFonts w:ascii="Palatino Linotype" w:hAnsi="Palatino Linotype"/>
+          <w:sz w:val="20"/>
+          <w:szCs w:val="20"/>
+        </w:rPr>
+        <w:t>shall also</w:t>
+      </w:r>
+      <w:r>
+        <w:rPr>
+          <w:rFonts w:ascii="Palatino Linotype" w:hAnsi="Palatino Linotype"/>
+          <w:sz w:val="20"/>
+          <w:szCs w:val="20"/>
+        </w:rPr>
+        <w:t xml:space="preserve"> be serve</w:t>
+      </w:r>
+      <w:r>
+        <w:rPr>
+          <w:rFonts w:ascii="Palatino Linotype" w:hAnsi="Palatino Linotype"/>
+          <w:sz w:val="20"/>
+          <w:szCs w:val="20"/>
+        </w:rPr>
+        <w:t>d consecutively{% elif jail_terms.jail_sentence_execution_type == ‘intermittently’ %}</w:t>
+      </w:r>
+      <w:r>
+        <w:rPr>
+          <w:rFonts w:ascii="Palatino Linotype" w:hAnsi="Palatino Linotype"/>
+          <w:sz w:val="20"/>
+          <w:szCs w:val="20"/>
+        </w:rPr>
+        <w:t xml:space="preserve">consecutively; any remaining jail days </w:t>
+      </w:r>
+      <w:r>
+        <w:rPr>
+          <w:rFonts w:ascii="Palatino Linotype" w:hAnsi="Palatino Linotype"/>
+          <w:sz w:val="20"/>
+          <w:szCs w:val="20"/>
+        </w:rPr>
+        <w:t xml:space="preserve">may </w:t>
+      </w:r>
+      <w:r>
+        <w:rPr>
+          <w:rFonts w:ascii="Palatino Linotype" w:hAnsi="Palatino Linotype"/>
+          <w:sz w:val="20"/>
+          <w:szCs w:val="20"/>
+        </w:rPr>
+        <w:t xml:space="preserve">be served </w:t>
+      </w:r>
+      <w:r>
+        <w:rPr>
+          <w:rFonts w:ascii="Palatino Linotype" w:hAnsi="Palatino Linotype"/>
+          <w:sz w:val="20"/>
+          <w:szCs w:val="20"/>
+        </w:rPr>
+        <w:t>intermittently</w:t>
+      </w:r>
+      <w:r>
+        <w:rPr>
+          <w:rFonts w:ascii="Palatino Linotype" w:hAnsi="Palatino Linotype"/>
+          <w:sz w:val="20"/>
+          <w:szCs w:val="20"/>
+        </w:rPr>
+        <w:t>{% elif jail_terms.jail_sentence_execution_type == ‘on weekends’ %}</w:t>
+      </w:r>
+      <w:r>
+        <w:rPr>
+          <w:rFonts w:ascii="Palatino Linotype" w:hAnsi="Palatino Linotype"/>
+          <w:sz w:val="20"/>
+          <w:szCs w:val="20"/>
+        </w:rPr>
+        <w:t xml:space="preserve">consecutively; any remaining jail days may be served </w:t>
+      </w:r>
+      <w:r>
+        <w:rPr>
+          <w:rFonts w:ascii="Palatino Linotype" w:hAnsi="Palatino Linotype"/>
+          <w:sz w:val="20"/>
+          <w:szCs w:val="20"/>
+        </w:rPr>
+        <w:t>on weekends (Friday evening to Monday morning){% endif %}.</w:t>
       </w:r>
       <w:r>
         <w:rPr>
@@ -3755,15 +3867,23 @@
           <w:sz w:val="20"/>
           <w:szCs w:val="20"/>
         </w:rPr>
-        <w:t>Defendant shall timely pay, or dispute, confinement costs billed pursuant to R.C. 2929.37 or be subject to certificate of judgment by the Clerk.</w:t>
-      </w:r>
-      <w:r>
-        <w:rPr>
-          <w:rFonts w:ascii="Palatino Linotype" w:hAnsi="Palatino Linotype"/>
-          <w:sz w:val="20"/>
-          <w:szCs w:val="20"/>
-        </w:rPr>
-        <w:t xml:space="preserve"> </w:t>
+        <w:t>If Defendant fails to</w:t>
+      </w:r>
+      <w:r>
+        <w:rPr>
+          <w:rFonts w:ascii="Palatino Linotype" w:hAnsi="Palatino Linotype"/>
+          <w:sz w:val="20"/>
+          <w:szCs w:val="20"/>
+        </w:rPr>
+        <w:t xml:space="preserve"> timely pay, or dispute, confinement costs</w:t>
+      </w:r>
+      <w:r>
+        <w:rPr>
+          <w:rFonts w:ascii="Palatino Linotype" w:hAnsi="Palatino Linotype"/>
+          <w:sz w:val="20"/>
+          <w:szCs w:val="20"/>
+        </w:rPr>
+        <w:t>, the Clerk may issue a certificate of judgment against Defendant. R.C. 2929.37.</w:t>
       </w:r>
       <w:r>
         <w:rPr>
@@ -3780,6 +3900,14 @@
           <w:szCs w:val="20"/>
         </w:rPr>
         <w:t>{% endif %}</w:t>
+      </w:r>
+      <w:r>
+        <w:rPr>
+          <w:rFonts w:ascii="Palatino Linotype" w:hAnsi="Palatino Linotype"/>
+          <w:sz w:val="20"/>
+          <w:szCs w:val="20"/>
+        </w:rPr>
+        <w:t>{% if community_control.ordered is true %}</w:t>
       </w:r>
     </w:p>
     <w:p>
@@ -3787,348 +3915,82 @@
         <w:jc w:val="both"/>
         <w:rPr>
           <w:rFonts w:ascii="Palatino Linotype" w:hAnsi="Palatino Linotype"/>
-          <w:sz w:val="20"/>
-          <w:szCs w:val="20"/>
-        </w:rPr>
-      </w:pPr>
-    </w:p>
-    <w:p>
-      <w:pPr>
-        <w:jc w:val="both"/>
-        <w:rPr>
-          <w:rFonts w:ascii="Palatino Linotype" w:hAnsi="Palatino Linotype"/>
-          <w:sz w:val="20"/>
-          <w:szCs w:val="20"/>
-        </w:rPr>
-      </w:pPr>
-      <w:r>
-        <w:rPr>
-          <w:rFonts w:ascii="Palatino Linotype" w:hAnsi="Palatino Linotype"/>
-          <w:b/>
-          <w:bCs/>
-          <w:sz w:val="20"/>
-          <w:szCs w:val="20"/>
-        </w:rPr>
-        <w:t xml:space="preserve">Fines and Costs.  </w:t>
-      </w:r>
-      <w:r>
-        <w:rPr>
-          <w:rFonts w:ascii="Palatino Linotype" w:hAnsi="Palatino Linotype"/>
-          <w:b/>
-          <w:bCs/>
-          <w:sz w:val="20"/>
-          <w:szCs w:val="20"/>
-        </w:rPr>
-        <w:t xml:space="preserve">{% </w:t>
-      </w:r>
-      <w:r>
-        <w:rPr>
-          <w:rFonts w:ascii="Palatino Linotype" w:hAnsi="Palatino Linotype"/>
-          <w:bCs/>
-          <w:sz w:val="20"/>
-          <w:szCs w:val="20"/>
-        </w:rPr>
-        <w:t>if court_costs.ordered == ‘Yes’ %}</w:t>
-      </w:r>
-      <w:r>
-        <w:rPr>
-          <w:rFonts w:ascii="Palatino Linotype" w:hAnsi="Palatino Linotype"/>
-          <w:bCs/>
+          <w:b/>
+          <w:sz w:val="20"/>
+          <w:szCs w:val="20"/>
+        </w:rPr>
+      </w:pPr>
+      <w:r>
+        <w:rPr>
+          <w:rFonts w:ascii="Palatino Linotype" w:hAnsi="Palatino Linotype"/>
+          <w:b/>
+          <w:sz w:val="20"/>
+          <w:szCs w:val="20"/>
+        </w:rPr>
+        <w:t>Community Control.</w:t>
+      </w:r>
+      <w:r>
+        <w:rPr>
+          <w:rFonts w:ascii="Palatino Linotype" w:hAnsi="Palatino Linotype"/>
+          <w:b/>
+          <w:sz w:val="20"/>
+          <w:szCs w:val="20"/>
+        </w:rPr>
+        <w:t xml:space="preserve">  </w:t>
+      </w:r>
+      <w:r>
+        <w:rPr>
+          <w:rFonts w:ascii="Palatino Linotype" w:hAnsi="Palatino Linotype"/>
+          <w:sz w:val="20"/>
+          <w:szCs w:val="20"/>
+        </w:rPr>
+        <w:t xml:space="preserve">For a period of </w:t>
+      </w:r>
+      <w:r>
+        <w:rPr>
+          <w:rFonts w:ascii="Palatino Linotype" w:hAnsi="Palatino Linotype"/>
+          <w:b/>
           <w:sz w:val="20"/>
           <w:szCs w:val="20"/>
           <w:u w:val="single"/>
         </w:rPr>
-        <w:t>The Court ordered costs for the highest degree charge</w:t>
-      </w:r>
-      <w:r>
-        <w:rPr>
-          <w:rFonts w:ascii="Palatino Linotype" w:hAnsi="Palatino Linotype"/>
-          <w:bCs/>
-          <w:sz w:val="20"/>
-          <w:szCs w:val="20"/>
-        </w:rPr>
-        <w:t xml:space="preserve">. </w:t>
-      </w:r>
-      <w:r>
-        <w:rPr>
-          <w:rFonts w:ascii="Palatino Linotype" w:hAnsi="Palatino Linotype"/>
-          <w:bCs/>
-          <w:sz w:val="20"/>
-          <w:szCs w:val="20"/>
-        </w:rPr>
-        <w:t>{% elif court_costs.ordered == ‘Waived’ %}</w:t>
-      </w:r>
-      <w:r>
-        <w:rPr>
-          <w:rFonts w:ascii="Palatino Linotype" w:hAnsi="Palatino Linotype"/>
-          <w:bCs/>
+        <w:t>{{ community_control.term_of_control }}</w:t>
+      </w:r>
+      <w:r>
+        <w:rPr>
+          <w:rFonts w:ascii="Palatino Linotype" w:hAnsi="Palatino Linotype"/>
+          <w:sz w:val="20"/>
+          <w:szCs w:val="20"/>
+        </w:rPr>
+        <w:t xml:space="preserve">, Defendant shall be under </w:t>
+      </w:r>
+      <w:r>
+        <w:rPr>
+          <w:rFonts w:ascii="Palatino Linotype" w:hAnsi="Palatino Linotype"/>
+          <w:b/>
           <w:sz w:val="20"/>
           <w:szCs w:val="20"/>
           <w:u w:val="single"/>
         </w:rPr>
-        <w:t>Court costs in this case are waived</w:t>
-      </w:r>
-      <w:r>
-        <w:rPr>
-          <w:rFonts w:ascii="Palatino Linotype" w:hAnsi="Palatino Linotype"/>
-          <w:bCs/>
-          <w:sz w:val="20"/>
-          <w:szCs w:val="20"/>
-        </w:rPr>
-        <w:t xml:space="preserve">. </w:t>
-      </w:r>
-      <w:r>
-        <w:rPr>
-          <w:rFonts w:ascii="Palatino Linotype" w:hAnsi="Palatino Linotype"/>
-          <w:bCs/>
-          <w:sz w:val="20"/>
-          <w:szCs w:val="20"/>
-        </w:rPr>
-        <w:t>{% elif court_costs.ordered == ‘Imposed in companion case’ %}</w:t>
-      </w:r>
-      <w:r>
-        <w:rPr>
-          <w:rFonts w:ascii="Palatino Linotype" w:hAnsi="Palatino Linotype"/>
-          <w:bCs/>
+        <w:t>{{</w:t>
+      </w:r>
+      <w:r>
+        <w:rPr>
+          <w:rFonts w:ascii="Palatino Linotype" w:hAnsi="Palatino Linotype"/>
+          <w:sz w:val="20"/>
+          <w:szCs w:val="20"/>
+        </w:rPr>
+        <w:t xml:space="preserve"> </w:t>
+      </w:r>
+      <w:r>
+        <w:rPr>
+          <w:rFonts w:ascii="Palatino Linotype" w:hAnsi="Palatino Linotype"/>
+          <w:b/>
           <w:sz w:val="20"/>
           <w:szCs w:val="20"/>
           <w:u w:val="single"/>
         </w:rPr>
-        <w:t>No court costs are imposed in this case, but court costs are imposed in Defendant’s companion case</w:t>
-      </w:r>
-      <w:r>
-        <w:rPr>
-          <w:rFonts w:ascii="Palatino Linotype" w:hAnsi="Palatino Linotype"/>
-          <w:bCs/>
-          <w:sz w:val="20"/>
-          <w:szCs w:val="20"/>
-        </w:rPr>
-        <w:t xml:space="preserve">. </w:t>
-      </w:r>
-      <w:r>
-        <w:rPr>
-          <w:rFonts w:ascii="Palatino Linotype" w:hAnsi="Palatino Linotype"/>
-          <w:bCs/>
-          <w:sz w:val="20"/>
-          <w:szCs w:val="20"/>
-        </w:rPr>
-        <w:t>{% elif court_costs.ordered == ‘No’ %}</w:t>
-      </w:r>
-      <w:r>
-        <w:rPr>
-          <w:rFonts w:ascii="Palatino Linotype" w:hAnsi="Palatino Linotype"/>
-          <w:bCs/>
-          <w:sz w:val="20"/>
-          <w:szCs w:val="20"/>
-          <w:u w:val="single"/>
-        </w:rPr>
-        <w:t>There are no court costs in this case</w:t>
-      </w:r>
-      <w:r>
-        <w:rPr>
-          <w:rFonts w:ascii="Palatino Linotype" w:hAnsi="Palatino Linotype"/>
-          <w:bCs/>
-          <w:sz w:val="20"/>
-          <w:szCs w:val="20"/>
-        </w:rPr>
-        <w:t>. {% endif %}</w:t>
-      </w:r>
-      <w:r>
-        <w:rPr>
-          <w:rFonts w:ascii="Palatino Linotype" w:hAnsi="Palatino Linotype"/>
-          <w:sz w:val="20"/>
-          <w:szCs w:val="20"/>
-        </w:rPr>
-        <w:t>The Defendant was</w:t>
-      </w:r>
-      <w:r>
-        <w:rPr>
-          <w:rFonts w:ascii="Palatino Linotype" w:hAnsi="Palatino Linotype"/>
-          <w:sz w:val="20"/>
-          <w:szCs w:val="20"/>
-        </w:rPr>
-        <w:t xml:space="preserve"> informed of the fines </w:t>
-      </w:r>
-      <w:r>
-        <w:rPr>
-          <w:rFonts w:ascii="Palatino Linotype" w:hAnsi="Palatino Linotype"/>
-          <w:b/>
-          <w:bCs/>
-          <w:sz w:val="20"/>
-          <w:szCs w:val="20"/>
-        </w:rPr>
-        <w:t xml:space="preserve">{% </w:t>
-      </w:r>
-      <w:r>
-        <w:rPr>
-          <w:rFonts w:ascii="Palatino Linotype" w:hAnsi="Palatino Linotype"/>
-          <w:bCs/>
-          <w:sz w:val="20"/>
-          <w:szCs w:val="20"/>
-        </w:rPr>
-        <w:t>if court_costs.ordered == ‘Yes’ %}</w:t>
-      </w:r>
-      <w:r>
-        <w:rPr>
-          <w:rFonts w:ascii="Palatino Linotype" w:hAnsi="Palatino Linotype"/>
-          <w:sz w:val="20"/>
-          <w:szCs w:val="20"/>
-        </w:rPr>
-        <w:t>and costs</w:t>
-      </w:r>
-      <w:r>
-        <w:rPr>
-          <w:rFonts w:ascii="Palatino Linotype" w:hAnsi="Palatino Linotype"/>
-          <w:sz w:val="20"/>
-          <w:szCs w:val="20"/>
-        </w:rPr>
-        <w:t xml:space="preserve"> {% endif %}</w:t>
-      </w:r>
-      <w:r>
-        <w:rPr>
-          <w:rFonts w:ascii="Palatino Linotype" w:hAnsi="Palatino Linotype"/>
-          <w:sz w:val="20"/>
-          <w:szCs w:val="20"/>
-        </w:rPr>
-        <w:t xml:space="preserve">owed, </w:t>
-      </w:r>
-      <w:r>
-        <w:rPr>
-          <w:rFonts w:ascii="Palatino Linotype" w:hAnsi="Palatino Linotype"/>
-          <w:sz w:val="20"/>
-          <w:szCs w:val="20"/>
-        </w:rPr>
-        <w:t xml:space="preserve">and </w:t>
-      </w:r>
-      <w:r>
-        <w:rPr>
-          <w:rFonts w:ascii="Palatino Linotype" w:hAnsi="Palatino Linotype"/>
-          <w:sz w:val="20"/>
-          <w:szCs w:val="20"/>
-        </w:rPr>
-        <w:t xml:space="preserve">Defendant expressed an ability to pay </w:t>
-      </w:r>
-      <w:r>
-        <w:rPr>
-          <w:rFonts w:ascii="Palatino Linotype" w:hAnsi="Palatino Linotype"/>
-          <w:b/>
-          <w:bCs/>
-          <w:sz w:val="20"/>
-          <w:szCs w:val="20"/>
-        </w:rPr>
-        <w:t xml:space="preserve">{{ </w:t>
-      </w:r>
-      <w:r>
-        <w:rPr>
-          <w:rFonts w:ascii="Palatino Linotype" w:hAnsi="Palatino Linotype"/>
-          <w:b/>
-          <w:bCs/>
-          <w:sz w:val="20"/>
-          <w:szCs w:val="20"/>
-        </w:rPr>
-        <w:t>court_costs.</w:t>
-      </w:r>
-      <w:r>
-        <w:rPr>
-          <w:rFonts w:ascii="Palatino Linotype" w:hAnsi="Palatino Linotype"/>
-          <w:b/>
-          <w:bCs/>
-          <w:sz w:val="20"/>
-          <w:szCs w:val="20"/>
-        </w:rPr>
-        <w:t>ability_to_pay_time }}</w:t>
-      </w:r>
-      <w:r>
-        <w:rPr>
-          <w:rFonts w:ascii="Palatino Linotype" w:hAnsi="Palatino Linotype"/>
-          <w:sz w:val="20"/>
-          <w:szCs w:val="20"/>
-        </w:rPr>
-        <w:t xml:space="preserve">. </w:t>
-      </w:r>
-      <w:bookmarkStart w:id="0" w:name="_Hlk94196527"/>
-      <w:r>
-        <w:rPr>
-          <w:rFonts w:ascii="Palatino Linotype" w:hAnsi="Palatino Linotype"/>
-          <w:sz w:val="20"/>
-          <w:szCs w:val="20"/>
-        </w:rPr>
-        <w:t>Absent further order, the Court finds Defendant is able and shall pay</w:t>
-      </w:r>
-      <w:r>
-        <w:rPr>
-          <w:rFonts w:ascii="Palatino Linotype" w:hAnsi="Palatino Linotype"/>
-          <w:sz w:val="20"/>
-          <w:szCs w:val="20"/>
-        </w:rPr>
-        <w:t xml:space="preserve"> the fines </w:t>
-      </w:r>
-      <w:r>
-        <w:rPr>
-          <w:rFonts w:ascii="Palatino Linotype" w:hAnsi="Palatino Linotype"/>
-          <w:b/>
-          <w:bCs/>
-          <w:sz w:val="20"/>
-          <w:szCs w:val="20"/>
-        </w:rPr>
-        <w:t xml:space="preserve">{% </w:t>
-      </w:r>
-      <w:r>
-        <w:rPr>
-          <w:rFonts w:ascii="Palatino Linotype" w:hAnsi="Palatino Linotype"/>
-          <w:bCs/>
-          <w:sz w:val="20"/>
-          <w:szCs w:val="20"/>
-        </w:rPr>
-        <w:t>if court_costs.ordered == ‘Yes’ %}</w:t>
-      </w:r>
-      <w:r>
-        <w:rPr>
-          <w:rFonts w:ascii="Palatino Linotype" w:hAnsi="Palatino Linotype"/>
-          <w:sz w:val="20"/>
-          <w:szCs w:val="20"/>
-        </w:rPr>
-        <w:t>and costs</w:t>
-      </w:r>
-      <w:r>
-        <w:rPr>
-          <w:rFonts w:ascii="Palatino Linotype" w:hAnsi="Palatino Linotype"/>
-          <w:sz w:val="20"/>
-          <w:szCs w:val="20"/>
-        </w:rPr>
-        <w:t xml:space="preserve"> {% endif %}</w:t>
-      </w:r>
-      <w:r>
-        <w:rPr>
-          <w:rFonts w:ascii="Palatino Linotype" w:hAnsi="Palatino Linotype"/>
-          <w:sz w:val="20"/>
-          <w:szCs w:val="20"/>
-        </w:rPr>
-        <w:t xml:space="preserve">in full </w:t>
-      </w:r>
-      <w:r>
-        <w:rPr>
-          <w:rFonts w:ascii="Palatino Linotype" w:hAnsi="Palatino Linotype"/>
-          <w:sz w:val="20"/>
-          <w:szCs w:val="20"/>
-        </w:rPr>
-        <w:t xml:space="preserve">{% if </w:t>
-      </w:r>
-      <w:r>
-        <w:rPr>
-          <w:rFonts w:ascii="Palatino Linotype" w:hAnsi="Palatino Linotype"/>
-          <w:sz w:val="20"/>
-          <w:szCs w:val="20"/>
-        </w:rPr>
-        <w:t xml:space="preserve">‘while’ in </w:t>
-      </w:r>
-      <w:r>
-        <w:rPr>
-          <w:rFonts w:ascii="Palatino Linotype" w:hAnsi="Palatino Linotype"/>
-          <w:sz w:val="20"/>
-          <w:szCs w:val="20"/>
-        </w:rPr>
-        <w:t>court_costs.balance_due_date</w:t>
+        <w:t>community_control.type_of_control }} supervision</w:t>
       </w:r>
       <w:r>
         <w:rPr>
@@ -4144,1228 +4006,11 @@
           <w:sz w:val="20"/>
           <w:szCs w:val="20"/>
         </w:rPr>
-        <w:t>%}</w:t>
-      </w:r>
-      <w:r>
-        <w:rPr>
-          <w:rFonts w:ascii="Palatino Linotype" w:hAnsi="Palatino Linotype"/>
-          <w:sz w:val="20"/>
-          <w:szCs w:val="20"/>
-        </w:rPr>
-        <w:t>{% else %}</w:t>
-      </w:r>
-      <w:r>
-        <w:rPr>
-          <w:rFonts w:ascii="Palatino Linotype" w:hAnsi="Palatino Linotype"/>
-          <w:sz w:val="20"/>
-          <w:szCs w:val="20"/>
-        </w:rPr>
-        <w:t xml:space="preserve">by </w:t>
-      </w:r>
-      <w:bookmarkEnd w:id="0"/>
-      <w:r>
-        <w:rPr>
-          <w:rFonts w:ascii="Palatino Linotype" w:hAnsi="Palatino Linotype"/>
-          <w:sz w:val="20"/>
-          <w:szCs w:val="20"/>
-        </w:rPr>
-        <w:t>{% endif %}</w:t>
-      </w:r>
-      <w:r>
-        <w:rPr>
-          <w:rFonts w:ascii="Palatino Linotype" w:hAnsi="Palatino Linotype"/>
-          <w:b/>
-          <w:bCs/>
-          <w:sz w:val="20"/>
-          <w:szCs w:val="20"/>
-        </w:rPr>
-        <w:t xml:space="preserve">{{ </w:t>
-      </w:r>
-      <w:r>
-        <w:rPr>
-          <w:rFonts w:ascii="Palatino Linotype" w:hAnsi="Palatino Linotype"/>
-          <w:b/>
-          <w:bCs/>
-          <w:sz w:val="20"/>
-          <w:szCs w:val="20"/>
-        </w:rPr>
-        <w:t>court_costs.</w:t>
-      </w:r>
-      <w:r>
-        <w:rPr>
-          <w:rFonts w:ascii="Palatino Linotype" w:hAnsi="Palatino Linotype"/>
-          <w:b/>
-          <w:bCs/>
-          <w:sz w:val="20"/>
-          <w:szCs w:val="20"/>
-        </w:rPr>
-        <w:t>balance_due_date }}</w:t>
-      </w:r>
-      <w:r>
-        <w:rPr>
-          <w:rFonts w:ascii="Palatino Linotype" w:hAnsi="Palatino Linotype"/>
-          <w:sz w:val="20"/>
-          <w:szCs w:val="20"/>
-        </w:rPr>
-        <w:t>.</w:t>
-      </w:r>
-      <w:r>
-        <w:rPr>
-          <w:rFonts w:ascii="Palatino Linotype" w:hAnsi="Palatino Linotype"/>
-          <w:sz w:val="20"/>
-          <w:szCs w:val="20"/>
-        </w:rPr>
-        <w:t xml:space="preserve"> </w:t>
-      </w:r>
-      <w:r>
-        <w:rPr>
-          <w:rFonts w:ascii="Palatino Linotype" w:hAnsi="Palatino Linotype"/>
-          <w:sz w:val="20"/>
-          <w:szCs w:val="20"/>
-        </w:rPr>
-        <w:t>{% if court_costs.ability_to_pay_time != ‘forthwith’ %}</w:t>
-      </w:r>
-      <w:r>
-        <w:rPr>
-          <w:rFonts w:ascii="Palatino Linotype" w:hAnsi="Palatino Linotype"/>
-          <w:sz w:val="20"/>
-          <w:szCs w:val="20"/>
-        </w:rPr>
-        <w:t xml:space="preserve">Defendant may complete community service hours to satisfy fines </w:t>
-      </w:r>
-      <w:r>
-        <w:rPr>
-          <w:rFonts w:ascii="Palatino Linotype" w:hAnsi="Palatino Linotype"/>
-          <w:b/>
-          <w:bCs/>
-          <w:sz w:val="20"/>
-          <w:szCs w:val="20"/>
-        </w:rPr>
-        <w:t xml:space="preserve">{% </w:t>
-      </w:r>
-      <w:r>
-        <w:rPr>
-          <w:rFonts w:ascii="Palatino Linotype" w:hAnsi="Palatino Linotype"/>
-          <w:bCs/>
-          <w:sz w:val="20"/>
-          <w:szCs w:val="20"/>
-        </w:rPr>
-        <w:t>if court_costs.ordered == ‘Yes’ %}</w:t>
-      </w:r>
-      <w:r>
-        <w:rPr>
-          <w:rFonts w:ascii="Palatino Linotype" w:hAnsi="Palatino Linotype"/>
-          <w:sz w:val="20"/>
-          <w:szCs w:val="20"/>
-        </w:rPr>
-        <w:t>and costs</w:t>
-      </w:r>
-      <w:r>
-        <w:rPr>
-          <w:rFonts w:ascii="Palatino Linotype" w:hAnsi="Palatino Linotype"/>
-          <w:sz w:val="20"/>
-          <w:szCs w:val="20"/>
-        </w:rPr>
-        <w:t xml:space="preserve"> {% endif %}</w:t>
-      </w:r>
-      <w:r>
-        <w:rPr>
-          <w:rFonts w:ascii="Palatino Linotype" w:hAnsi="Palatino Linotype"/>
-          <w:sz w:val="20"/>
-          <w:szCs w:val="20"/>
-        </w:rPr>
-        <w:t>at the current rate set by the Court</w:t>
-      </w:r>
-      <w:r>
-        <w:rPr>
-          <w:rFonts w:ascii="Palatino Linotype" w:hAnsi="Palatino Linotype"/>
-          <w:sz w:val="20"/>
-          <w:szCs w:val="20"/>
-        </w:rPr>
-        <w:t>. All Community Service hours must be approved by the Office of Community Control.</w:t>
-      </w:r>
-      <w:r>
-        <w:rPr>
-          <w:rFonts w:ascii="Palatino Linotype" w:hAnsi="Palatino Linotype"/>
-          <w:sz w:val="20"/>
-          <w:szCs w:val="20"/>
-        </w:rPr>
-        <w:t>{% endif %}</w:t>
-      </w:r>
-      <w:r>
-        <w:rPr>
-          <w:rFonts w:ascii="Palatino Linotype" w:hAnsi="Palatino Linotype"/>
-          <w:sz w:val="20"/>
-          <w:szCs w:val="20"/>
-        </w:rPr>
-        <w:t>{% if community_service</w:t>
-      </w:r>
-      <w:r>
-        <w:rPr>
-          <w:rFonts w:ascii="Palatino Linotype" w:hAnsi="Palatino Linotype"/>
-          <w:sz w:val="20"/>
-          <w:szCs w:val="20"/>
-        </w:rPr>
-        <w:t xml:space="preserve">.ordered is true </w:t>
-      </w:r>
-      <w:r>
-        <w:rPr>
-          <w:rFonts w:ascii="Palatino Linotype" w:hAnsi="Palatino Linotype"/>
-          <w:sz w:val="20"/>
-          <w:szCs w:val="20"/>
-        </w:rPr>
-        <w:t>%}</w:t>
-      </w:r>
-      <w:r>
-        <w:rPr>
-          <w:rFonts w:ascii="Palatino Linotype" w:hAnsi="Palatino Linotype"/>
-          <w:sz w:val="20"/>
-          <w:szCs w:val="20"/>
-        </w:rPr>
-        <w:t>{{ ‘\n’ }}</w:t>
-      </w:r>
-    </w:p>
-    <w:p>
-      <w:pPr>
-        <w:jc w:val="both"/>
-        <w:rPr>
-          <w:rFonts w:ascii="Palatino Linotype" w:hAnsi="Palatino Linotype"/>
-          <w:sz w:val="20"/>
-          <w:szCs w:val="20"/>
-        </w:rPr>
-      </w:pPr>
-      <w:r>
-        <w:rPr>
-          <w:rFonts w:ascii="Palatino Linotype" w:hAnsi="Palatino Linotype"/>
-          <w:b/>
-          <w:bCs/>
-          <w:sz w:val="20"/>
-          <w:szCs w:val="20"/>
-        </w:rPr>
-        <w:t xml:space="preserve">Community Service.  </w:t>
-      </w:r>
-      <w:r>
-        <w:rPr>
-          <w:rFonts w:ascii="Palatino Linotype" w:hAnsi="Palatino Linotype"/>
-          <w:sz w:val="20"/>
-          <w:szCs w:val="20"/>
-        </w:rPr>
-        <w:t xml:space="preserve">Defendant </w:t>
-      </w:r>
-      <w:r>
-        <w:rPr>
-          <w:rFonts w:ascii="Palatino Linotype" w:hAnsi="Palatino Linotype"/>
-          <w:sz w:val="20"/>
-          <w:szCs w:val="20"/>
-        </w:rPr>
-        <w:t xml:space="preserve">shall </w:t>
-      </w:r>
-      <w:r>
-        <w:rPr>
-          <w:rFonts w:ascii="Palatino Linotype" w:hAnsi="Palatino Linotype"/>
-          <w:sz w:val="20"/>
-          <w:szCs w:val="20"/>
-        </w:rPr>
-        <w:t xml:space="preserve">complete </w:t>
-      </w:r>
-      <w:r>
-        <w:rPr>
-          <w:rFonts w:ascii="Palatino Linotype" w:hAnsi="Palatino Linotype"/>
-          <w:sz w:val="20"/>
-          <w:szCs w:val="20"/>
-        </w:rPr>
-        <w:t xml:space="preserve">{{ </w:t>
-      </w:r>
-      <w:r>
-        <w:rPr>
-          <w:rFonts w:ascii="Palatino Linotype" w:hAnsi="Palatino Linotype"/>
-          <w:sz w:val="20"/>
-          <w:szCs w:val="20"/>
-        </w:rPr>
-        <w:t>community_service.</w:t>
-      </w:r>
-      <w:r>
-        <w:rPr>
-          <w:rFonts w:ascii="Palatino Linotype" w:hAnsi="Palatino Linotype"/>
-          <w:sz w:val="20"/>
-          <w:szCs w:val="20"/>
-        </w:rPr>
-        <w:t>hours_of_service }}</w:t>
-      </w:r>
-      <w:r>
-        <w:rPr>
-          <w:rFonts w:ascii="Palatino Linotype" w:hAnsi="Palatino Linotype"/>
-          <w:sz w:val="20"/>
-          <w:szCs w:val="20"/>
-        </w:rPr>
-        <w:t xml:space="preserve"> hours of community service within </w:t>
-      </w:r>
-      <w:r>
-        <w:rPr>
-          <w:rFonts w:ascii="Palatino Linotype" w:hAnsi="Palatino Linotype"/>
-          <w:sz w:val="20"/>
-          <w:szCs w:val="20"/>
-        </w:rPr>
-        <w:t xml:space="preserve">{{ </w:t>
-      </w:r>
-      <w:r>
-        <w:rPr>
-          <w:rFonts w:ascii="Palatino Linotype" w:hAnsi="Palatino Linotype"/>
-          <w:sz w:val="20"/>
-          <w:szCs w:val="20"/>
-        </w:rPr>
-        <w:t>community_service.</w:t>
-      </w:r>
-      <w:r>
-        <w:rPr>
-          <w:rFonts w:ascii="Palatino Linotype" w:hAnsi="Palatino Linotype"/>
-          <w:sz w:val="20"/>
-          <w:szCs w:val="20"/>
-        </w:rPr>
-        <w:t>days_to_complete_service }}</w:t>
-      </w:r>
-      <w:r>
-        <w:rPr>
-          <w:rFonts w:ascii="Palatino Linotype" w:hAnsi="Palatino Linotype"/>
-          <w:sz w:val="20"/>
-          <w:szCs w:val="20"/>
-        </w:rPr>
-        <w:t xml:space="preserve"> days. Defendant shall show proof of completion of all completed hours to the Office of Community Control on or before </w:t>
-      </w:r>
-      <w:r>
-        <w:rPr>
-          <w:rFonts w:ascii="Palatino Linotype" w:hAnsi="Palatino Linotype"/>
-          <w:sz w:val="20"/>
-          <w:szCs w:val="20"/>
-        </w:rPr>
-        <w:t xml:space="preserve">{{ </w:t>
-      </w:r>
-      <w:r>
-        <w:rPr>
-          <w:rFonts w:ascii="Palatino Linotype" w:hAnsi="Palatino Linotype"/>
-          <w:sz w:val="20"/>
-          <w:szCs w:val="20"/>
-        </w:rPr>
-        <w:t>community_service.</w:t>
-      </w:r>
-      <w:r>
-        <w:rPr>
-          <w:rFonts w:ascii="Palatino Linotype" w:hAnsi="Palatino Linotype"/>
-          <w:sz w:val="20"/>
-          <w:szCs w:val="20"/>
-        </w:rPr>
-        <w:t>due_date_for_service }}</w:t>
-      </w:r>
-      <w:r>
-        <w:rPr>
-          <w:rFonts w:ascii="Palatino Linotype" w:hAnsi="Palatino Linotype"/>
-          <w:sz w:val="20"/>
-          <w:szCs w:val="20"/>
-        </w:rPr>
-        <w:t xml:space="preserve">.  </w:t>
-      </w:r>
-      <w:r>
-        <w:rPr>
-          <w:rFonts w:ascii="Palatino Linotype" w:hAnsi="Palatino Linotype"/>
-          <w:sz w:val="20"/>
-          <w:szCs w:val="20"/>
-        </w:rPr>
-        <w:t>{% endif %}</w:t>
-      </w:r>
-      <w:r>
-        <w:rPr>
-          <w:rFonts w:ascii="Palatino Linotype" w:hAnsi="Palatino Linotype"/>
-          <w:sz w:val="20"/>
-          <w:szCs w:val="20"/>
-        </w:rPr>
-        <w:t>{% if fra_in_file is not none %}{% if fra_in_court is not none %}</w:t>
-      </w:r>
-      <w:r>
-        <w:rPr>
-          <w:rFonts w:ascii="Palatino Linotype" w:hAnsi="Palatino Linotype"/>
-          <w:sz w:val="20"/>
-          <w:szCs w:val="20"/>
-        </w:rPr>
-        <w:t>{{ ‘\n’ }}</w:t>
-      </w:r>
-    </w:p>
-    <w:p>
-      <w:pPr>
-        <w:jc w:val="both"/>
-        <w:rPr>
-          <w:rFonts w:ascii="Palatino Linotype" w:hAnsi="Palatino Linotype"/>
-          <w:sz w:val="20"/>
-          <w:szCs w:val="20"/>
-        </w:rPr>
-      </w:pPr>
-      <w:r>
-        <w:rPr>
-          <w:rFonts w:ascii="Palatino Linotype" w:hAnsi="Palatino Linotype"/>
-          <w:b/>
-          <w:bCs/>
-          <w:sz w:val="20"/>
-          <w:szCs w:val="20"/>
-        </w:rPr>
-        <w:t xml:space="preserve">Proof of Financial Responsibility.  </w:t>
-      </w:r>
-      <w:r>
-        <w:rPr>
-          <w:rFonts w:ascii="Palatino Linotype" w:hAnsi="Palatino Linotype"/>
-          <w:bCs/>
-          <w:sz w:val="20"/>
-          <w:szCs w:val="20"/>
-        </w:rPr>
-        <w:t>{% if fra_in_file is true %}</w:t>
-      </w:r>
-      <w:r>
-        <w:rPr>
-          <w:rFonts w:ascii="Palatino Linotype" w:hAnsi="Palatino Linotype"/>
-          <w:sz w:val="20"/>
-          <w:szCs w:val="20"/>
-        </w:rPr>
-        <w:t>The Defendant showed proof of financial responsibility at the time of the offense.</w:t>
-      </w:r>
-      <w:r>
-        <w:rPr>
-          <w:rFonts w:ascii="Palatino Linotype" w:hAnsi="Palatino Linotype"/>
-          <w:bCs/>
-          <w:sz w:val="20"/>
-          <w:szCs w:val="20"/>
-        </w:rPr>
-        <w:t xml:space="preserve">{% endif %}{% if fra_in_court is true %} </w:t>
-      </w:r>
-      <w:r>
-        <w:rPr>
-          <w:rFonts w:ascii="Palatino Linotype" w:hAnsi="Palatino Linotype"/>
-          <w:sz w:val="20"/>
-          <w:szCs w:val="20"/>
-        </w:rPr>
-        <w:t xml:space="preserve">The Defendant showed the Court proof of </w:t>
-      </w:r>
-      <w:r>
-        <w:rPr>
-          <w:rFonts w:ascii="Palatino Linotype" w:hAnsi="Palatino Linotype"/>
-          <w:sz w:val="20"/>
-          <w:szCs w:val="20"/>
-        </w:rPr>
-        <w:t xml:space="preserve">financial </w:t>
-      </w:r>
-      <w:r>
-        <w:rPr>
-          <w:rFonts w:ascii="Palatino Linotype" w:hAnsi="Palatino Linotype"/>
-          <w:sz w:val="20"/>
-          <w:szCs w:val="20"/>
-        </w:rPr>
-        <w:t>responsibility during the proceeding.</w:t>
-      </w:r>
-      <w:r>
-        <w:rPr>
-          <w:rFonts w:ascii="Palatino Linotype" w:hAnsi="Palatino Linotype"/>
-          <w:bCs/>
-          <w:sz w:val="20"/>
-          <w:szCs w:val="20"/>
-        </w:rPr>
-        <w:t>{% endif %}{% if fra_in_file is false %}{% if fra_in_court is false %}</w:t>
-      </w:r>
-      <w:r>
-        <w:rPr>
-          <w:rFonts w:ascii="Palatino Linotype" w:hAnsi="Palatino Linotype"/>
-          <w:sz w:val="20"/>
-          <w:szCs w:val="20"/>
-        </w:rPr>
-        <w:t>The Defendant did not show proof of financial responsibility at the time of the offense or during the proceeding, but may show proof to Clerk of Court at any time prior to the submission of this matter to the Ohio Bureau of Motor Vehicles.{% endif %}{% endif %}</w:t>
-      </w:r>
-      <w:r>
-        <w:rPr>
-          <w:rFonts w:ascii="Palatino Linotype" w:hAnsi="Palatino Linotype"/>
-          <w:sz w:val="20"/>
-          <w:szCs w:val="20"/>
-        </w:rPr>
-        <w:t>{% endif %}</w:t>
-      </w:r>
-      <w:r>
-        <w:rPr>
-          <w:rFonts w:ascii="Palatino Linotype" w:hAnsi="Palatino Linotype"/>
-          <w:sz w:val="20"/>
-          <w:szCs w:val="20"/>
-        </w:rPr>
-        <w:t>{% endif %}</w:t>
-      </w:r>
-      <w:r>
-        <w:rPr>
-          <w:rFonts w:ascii="Palatino Linotype" w:hAnsi="Palatino Linotype"/>
-          <w:sz w:val="20"/>
-          <w:szCs w:val="20"/>
-        </w:rPr>
-        <w:t xml:space="preserve">{% if </w:t>
-      </w:r>
-      <w:r>
-        <w:rPr>
-          <w:rFonts w:ascii="Palatino Linotype" w:hAnsi="Palatino Linotype"/>
-          <w:sz w:val="20"/>
-          <w:szCs w:val="20"/>
-        </w:rPr>
-        <w:t>license_suspension</w:t>
-      </w:r>
-      <w:r>
-        <w:rPr>
-          <w:rFonts w:ascii="Palatino Linotype" w:hAnsi="Palatino Linotype"/>
-          <w:sz w:val="20"/>
-          <w:szCs w:val="20"/>
-        </w:rPr>
-        <w:t>.ordered is true</w:t>
-      </w:r>
-      <w:r>
-        <w:rPr>
-          <w:rFonts w:ascii="Palatino Linotype" w:hAnsi="Palatino Linotype"/>
-          <w:sz w:val="20"/>
-          <w:szCs w:val="20"/>
-        </w:rPr>
-        <w:t xml:space="preserve"> %}</w:t>
-      </w:r>
-      <w:r>
-        <w:rPr>
-          <w:rFonts w:ascii="Palatino Linotype" w:hAnsi="Palatino Linotype"/>
-          <w:sz w:val="20"/>
-          <w:szCs w:val="20"/>
-        </w:rPr>
-        <w:t>{{ ‘\n’ }}</w:t>
-      </w:r>
-    </w:p>
-    <w:p>
-      <w:pPr>
-        <w:widowControl/>
-        <w:autoSpaceDE/>
-        <w:autoSpaceDN/>
-        <w:adjustRightInd/>
-        <w:jc w:val="both"/>
-        <w:rPr>
-          <w:rFonts w:ascii="Palatino Linotype" w:hAnsi="Palatino Linotype"/>
-          <w:b/>
-          <w:bCs/>
-          <w:sz w:val="20"/>
-          <w:szCs w:val="20"/>
-        </w:rPr>
-      </w:pPr>
-      <w:r>
-        <w:rPr>
-          <w:rFonts w:ascii="Palatino Linotype" w:hAnsi="Palatino Linotype"/>
-          <w:b/>
-          <w:sz w:val="20"/>
-          <w:szCs w:val="20"/>
-        </w:rPr>
-        <w:t>License Suspension.</w:t>
-      </w:r>
-      <w:r>
-        <w:rPr>
-          <w:rFonts w:ascii="Palatino Linotype" w:hAnsi="Palatino Linotype"/>
-          <w:b/>
-          <w:sz w:val="20"/>
-          <w:szCs w:val="20"/>
-        </w:rPr>
-        <w:t xml:space="preserve"> </w:t>
-      </w:r>
-      <w:r>
-        <w:rPr>
-          <w:rFonts w:ascii="Palatino Linotype" w:hAnsi="Palatino Linotype"/>
-          <w:b/>
-          <w:sz w:val="20"/>
-          <w:szCs w:val="20"/>
-        </w:rPr>
-        <w:t xml:space="preserve"> </w:t>
-      </w:r>
-      <w:r>
-        <w:rPr>
-          <w:rFonts w:ascii="Palatino Linotype" w:hAnsi="Palatino Linotype"/>
-          <w:sz w:val="20"/>
-          <w:szCs w:val="20"/>
-        </w:rPr>
-        <w:t xml:space="preserve">Defendant’s </w:t>
-      </w:r>
-      <w:r>
-        <w:rPr>
-          <w:rFonts w:ascii="Palatino Linotype" w:hAnsi="Palatino Linotype"/>
-          <w:sz w:val="20"/>
-          <w:szCs w:val="20"/>
-        </w:rPr>
-        <w:t xml:space="preserve">{{ </w:t>
-      </w:r>
-      <w:r>
-        <w:rPr>
-          <w:rFonts w:ascii="Palatino Linotype" w:hAnsi="Palatino Linotype"/>
-          <w:sz w:val="20"/>
-          <w:szCs w:val="20"/>
-        </w:rPr>
-        <w:t>license_suspension</w:t>
-      </w:r>
-      <w:r>
-        <w:rPr>
-          <w:rFonts w:ascii="Palatino Linotype" w:hAnsi="Palatino Linotype"/>
-          <w:sz w:val="20"/>
-          <w:szCs w:val="20"/>
-        </w:rPr>
-        <w:t>.license_type }}</w:t>
-      </w:r>
-      <w:r>
-        <w:rPr>
-          <w:rFonts w:ascii="Palatino Linotype" w:hAnsi="Palatino Linotype"/>
-          <w:sz w:val="20"/>
-          <w:szCs w:val="20"/>
-        </w:rPr>
-        <w:t xml:space="preserve"> license is suspended from {{ </w:t>
-      </w:r>
-      <w:r>
-        <w:rPr>
-          <w:rFonts w:ascii="Palatino Linotype" w:hAnsi="Palatino Linotype"/>
-          <w:sz w:val="20"/>
-          <w:szCs w:val="20"/>
-        </w:rPr>
-        <w:t>license_suspension</w:t>
-      </w:r>
-      <w:r>
-        <w:rPr>
-          <w:rFonts w:ascii="Palatino Linotype" w:hAnsi="Palatino Linotype"/>
-          <w:sz w:val="20"/>
-          <w:szCs w:val="20"/>
-        </w:rPr>
-        <w:t>.</w:t>
-      </w:r>
-      <w:r>
-        <w:rPr>
-          <w:rFonts w:ascii="Palatino Linotype" w:hAnsi="Palatino Linotype"/>
-          <w:sz w:val="20"/>
-          <w:szCs w:val="20"/>
-        </w:rPr>
-        <w:t>suspended_date }}</w:t>
-      </w:r>
-      <w:r>
-        <w:rPr>
-          <w:rFonts w:ascii="Palatino Linotype" w:hAnsi="Palatino Linotype"/>
-          <w:sz w:val="20"/>
-          <w:szCs w:val="20"/>
-        </w:rPr>
-        <w:t>,</w:t>
-      </w:r>
-      <w:r>
-        <w:rPr>
-          <w:rFonts w:ascii="Palatino Linotype" w:hAnsi="Palatino Linotype"/>
-          <w:sz w:val="20"/>
-          <w:szCs w:val="20"/>
-        </w:rPr>
-        <w:t xml:space="preserve"> for a term of {{ </w:t>
-      </w:r>
-      <w:r>
-        <w:rPr>
-          <w:rFonts w:ascii="Palatino Linotype" w:hAnsi="Palatino Linotype"/>
-          <w:sz w:val="20"/>
-          <w:szCs w:val="20"/>
-        </w:rPr>
-        <w:t>license_suspension</w:t>
-      </w:r>
-      <w:r>
-        <w:rPr>
-          <w:rFonts w:ascii="Palatino Linotype" w:hAnsi="Palatino Linotype"/>
-          <w:sz w:val="20"/>
-          <w:szCs w:val="20"/>
-        </w:rPr>
-        <w:t>.</w:t>
-      </w:r>
-      <w:r>
-        <w:rPr>
-          <w:rFonts w:ascii="Palatino Linotype" w:hAnsi="Palatino Linotype"/>
-          <w:sz w:val="20"/>
-          <w:szCs w:val="20"/>
-        </w:rPr>
-        <w:t>suspension_term</w:t>
-      </w:r>
-      <w:r>
-        <w:rPr>
-          <w:rFonts w:ascii="Palatino Linotype" w:hAnsi="Palatino Linotype"/>
-          <w:sz w:val="20"/>
-          <w:szCs w:val="20"/>
-        </w:rPr>
-        <w:t xml:space="preserve"> </w:t>
-      </w:r>
-      <w:r>
-        <w:rPr>
-          <w:rFonts w:ascii="Palatino Linotype" w:hAnsi="Palatino Linotype"/>
-          <w:sz w:val="20"/>
-          <w:szCs w:val="20"/>
-        </w:rPr>
-        <w:t>}}.</w:t>
-      </w:r>
-      <w:r>
-        <w:rPr>
-          <w:rFonts w:ascii="Palatino Linotype" w:hAnsi="Palatino Linotype"/>
-          <w:sz w:val="20"/>
-          <w:szCs w:val="20"/>
-        </w:rPr>
-        <w:t xml:space="preserve"> {% if license_suspension.als_terminated is true %}The Administrative License Suspension is terminated and the OBMV form 226</w:t>
-      </w:r>
-      <w:r>
-        <w:rPr>
-          <w:rFonts w:ascii="Palatino Linotype" w:hAnsi="Palatino Linotype"/>
-          <w:sz w:val="20"/>
-          <w:szCs w:val="20"/>
-        </w:rPr>
-        <w:t>1</w:t>
-      </w:r>
-      <w:r>
-        <w:rPr>
-          <w:rFonts w:ascii="Palatino Linotype" w:hAnsi="Palatino Linotype"/>
-          <w:sz w:val="20"/>
-          <w:szCs w:val="20"/>
-        </w:rPr>
-        <w:t xml:space="preserve"> shall issue. {% endif %}</w:t>
-      </w:r>
-      <w:r>
-        <w:rPr>
-          <w:rFonts w:ascii="Palatino Linotype" w:hAnsi="Palatino Linotype"/>
-          <w:sz w:val="20"/>
-          <w:szCs w:val="20"/>
-        </w:rPr>
-        <w:t xml:space="preserve">{% if </w:t>
-      </w:r>
-      <w:r>
-        <w:rPr>
-          <w:rFonts w:ascii="Palatino Linotype" w:hAnsi="Palatino Linotype"/>
-          <w:sz w:val="20"/>
-          <w:szCs w:val="20"/>
-        </w:rPr>
-        <w:t>license_suspension</w:t>
-      </w:r>
-      <w:r>
-        <w:rPr>
-          <w:rFonts w:ascii="Palatino Linotype" w:hAnsi="Palatino Linotype"/>
-          <w:sz w:val="20"/>
-          <w:szCs w:val="20"/>
-        </w:rPr>
-        <w:t xml:space="preserve">.remedial_driving_class_required is true %}The </w:t>
-      </w:r>
-      <w:r>
-        <w:rPr>
-          <w:rFonts w:ascii="Palatino Linotype" w:hAnsi="Palatino Linotype"/>
-          <w:sz w:val="20"/>
-          <w:szCs w:val="20"/>
-        </w:rPr>
-        <w:t>D</w:t>
-      </w:r>
-      <w:r>
-        <w:rPr>
-          <w:rFonts w:ascii="Palatino Linotype" w:hAnsi="Palatino Linotype"/>
-          <w:sz w:val="20"/>
-          <w:szCs w:val="20"/>
-        </w:rPr>
-        <w:t xml:space="preserve">efendant is required to complete a remedial driving class before </w:t>
-      </w:r>
-      <w:r>
-        <w:rPr>
-          <w:rFonts w:ascii="Palatino Linotype" w:hAnsi="Palatino Linotype"/>
-          <w:sz w:val="20"/>
-          <w:szCs w:val="20"/>
-        </w:rPr>
-        <w:t xml:space="preserve">the Defendant’s </w:t>
-      </w:r>
-      <w:r>
-        <w:rPr>
-          <w:rFonts w:ascii="Palatino Linotype" w:hAnsi="Palatino Linotype"/>
-          <w:sz w:val="20"/>
-          <w:szCs w:val="20"/>
-        </w:rPr>
-        <w:t>operator’s license may be reinstated.</w:t>
-      </w:r>
-      <w:r>
-        <w:rPr>
-          <w:rFonts w:ascii="Palatino Linotype" w:hAnsi="Palatino Linotype"/>
-          <w:sz w:val="20"/>
-          <w:szCs w:val="20"/>
-        </w:rPr>
-        <w:t xml:space="preserve"> </w:t>
-      </w:r>
-      <w:r>
-        <w:rPr>
-          <w:rFonts w:ascii="Palatino Linotype" w:hAnsi="Palatino Linotype"/>
-          <w:sz w:val="20"/>
-          <w:szCs w:val="20"/>
-        </w:rPr>
-        <w:t>{% endif %}</w:t>
-      </w:r>
-      <w:r>
-        <w:rPr>
-          <w:rFonts w:ascii="Palatino Linotype" w:hAnsi="Palatino Linotype"/>
-          <w:sz w:val="20"/>
-          <w:szCs w:val="20"/>
-        </w:rPr>
-        <w:t xml:space="preserve">{% if </w:t>
-      </w:r>
-      <w:r>
-        <w:rPr>
-          <w:rFonts w:ascii="Palatino Linotype" w:hAnsi="Palatino Linotype"/>
-          <w:sz w:val="20"/>
-          <w:szCs w:val="20"/>
-        </w:rPr>
-        <w:t>license_suspension</w:t>
-      </w:r>
-      <w:r>
-        <w:rPr>
-          <w:rFonts w:ascii="Palatino Linotype" w:hAnsi="Palatino Linotype"/>
-          <w:sz w:val="20"/>
-          <w:szCs w:val="20"/>
-        </w:rPr>
-        <w:t>.interlock_</w:t>
-      </w:r>
-      <w:r>
-        <w:rPr>
-          <w:rFonts w:ascii="Palatino Linotype" w:hAnsi="Palatino Linotype"/>
-          <w:sz w:val="20"/>
-          <w:szCs w:val="20"/>
-        </w:rPr>
-        <w:t>required</w:t>
-      </w:r>
-      <w:r>
-        <w:rPr>
-          <w:rFonts w:ascii="Palatino Linotype" w:hAnsi="Palatino Linotype"/>
-          <w:sz w:val="20"/>
-          <w:szCs w:val="20"/>
-        </w:rPr>
-        <w:t xml:space="preserve"> is true %}</w:t>
-      </w:r>
-      <w:r>
-        <w:rPr>
-          <w:rFonts w:ascii="Palatino Linotype" w:hAnsi="Palatino Linotype"/>
-          <w:sz w:val="20"/>
-          <w:szCs w:val="20"/>
-        </w:rPr>
-        <w:t xml:space="preserve">If the Court grants </w:t>
-      </w:r>
-      <w:r>
-        <w:rPr>
-          <w:rFonts w:ascii="Palatino Linotype" w:hAnsi="Palatino Linotype"/>
-          <w:sz w:val="20"/>
-          <w:szCs w:val="20"/>
-        </w:rPr>
-        <w:t xml:space="preserve">limited </w:t>
-      </w:r>
-      <w:r>
-        <w:rPr>
-          <w:rFonts w:ascii="Palatino Linotype" w:hAnsi="Palatino Linotype"/>
-          <w:sz w:val="20"/>
-          <w:szCs w:val="20"/>
-        </w:rPr>
-        <w:t>driving privileges, Defendant shall only operate vehicles equipped with a certified ignition interlock device.</w:t>
-      </w:r>
-      <w:r>
-        <w:rPr>
-          <w:rFonts w:ascii="Palatino Linotype" w:hAnsi="Palatino Linotype"/>
-          <w:sz w:val="20"/>
-          <w:szCs w:val="20"/>
-        </w:rPr>
-        <w:t>{% endif %}</w:t>
-      </w:r>
-      <w:r>
-        <w:rPr>
-          <w:rFonts w:ascii="Palatino Linotype" w:hAnsi="Palatino Linotype"/>
-          <w:sz w:val="20"/>
-          <w:szCs w:val="20"/>
-        </w:rPr>
-        <w:t>{% endif %}</w:t>
-      </w:r>
-      <w:r>
-        <w:rPr>
-          <w:rFonts w:ascii="Palatino Linotype" w:hAnsi="Palatino Linotype"/>
-          <w:sz w:val="20"/>
-          <w:szCs w:val="20"/>
-        </w:rPr>
-        <w:t>{% if victim_notification.ordered is true and victim_notification.fingerprinting_ordered is true %}{{ ‘\n’ }}</w:t>
-      </w:r>
-    </w:p>
-    <w:p>
-      <w:pPr>
-        <w:jc w:val="both"/>
-        <w:rPr>
-          <w:rFonts w:ascii="Palatino Linotype" w:hAnsi="Palatino Linotype"/>
-          <w:sz w:val="20"/>
-          <w:szCs w:val="20"/>
-        </w:rPr>
-      </w:pPr>
-      <w:r>
-        <w:rPr>
-          <w:rFonts w:ascii="Palatino Linotype" w:hAnsi="Palatino Linotype"/>
-          <w:b/>
-          <w:bCs/>
-          <w:sz w:val="20"/>
-          <w:szCs w:val="20"/>
-        </w:rPr>
-        <w:t xml:space="preserve">Fingerprinting. </w:t>
-      </w:r>
-      <w:r>
-        <w:rPr>
-          <w:rFonts w:ascii="Palatino Linotype" w:hAnsi="Palatino Linotype"/>
-          <w:b/>
-          <w:bCs/>
-          <w:sz w:val="20"/>
-          <w:szCs w:val="20"/>
-        </w:rPr>
-        <w:t xml:space="preserve"> </w:t>
-      </w:r>
-      <w:r>
-        <w:rPr>
-          <w:rFonts w:ascii="Palatino Linotype" w:hAnsi="Palatino Linotype"/>
-          <w:sz w:val="20"/>
-          <w:szCs w:val="20"/>
-        </w:rPr>
-        <w:t>Defendant shall contact the Delaware County Jail</w:t>
-      </w:r>
-      <w:r>
-        <w:rPr>
-          <w:rFonts w:ascii="Palatino Linotype" w:hAnsi="Palatino Linotype"/>
-          <w:sz w:val="20"/>
-          <w:szCs w:val="20"/>
-        </w:rPr>
-        <w:t xml:space="preserve"> or the Delaware Police Department</w:t>
-      </w:r>
-      <w:r>
-        <w:rPr>
-          <w:rFonts w:ascii="Palatino Linotype" w:hAnsi="Palatino Linotype"/>
-          <w:sz w:val="20"/>
-          <w:szCs w:val="20"/>
-        </w:rPr>
-        <w:t xml:space="preserve"> within 24 hours to schedule a time to report for fingerprinting. </w:t>
-      </w:r>
-      <w:r>
-        <w:rPr>
-          <w:rFonts w:ascii="Palatino Linotype" w:hAnsi="Palatino Linotype"/>
-          <w:sz w:val="20"/>
-          <w:szCs w:val="20"/>
-        </w:rPr>
-        <w:t>{% endif %}</w:t>
-      </w:r>
-      <w:r>
-        <w:rPr>
-          <w:rFonts w:ascii="Palatino Linotype" w:hAnsi="Palatino Linotype"/>
-          <w:sz w:val="20"/>
-          <w:szCs w:val="20"/>
-        </w:rPr>
-        <w:t>{% if victim_notification.ordered is true</w:t>
-      </w:r>
-      <w:r>
-        <w:rPr>
-          <w:rFonts w:ascii="Palatino Linotype" w:hAnsi="Palatino Linotype"/>
-          <w:sz w:val="20"/>
-          <w:szCs w:val="20"/>
-        </w:rPr>
-        <w:t xml:space="preserve"> and victim_notification.victim_reparation_notice or victim_notification.victim_prosecutor_notice is true</w:t>
-      </w:r>
-      <w:r>
-        <w:rPr>
-          <w:rFonts w:ascii="Palatino Linotype" w:hAnsi="Palatino Linotype"/>
-          <w:sz w:val="20"/>
-          <w:szCs w:val="20"/>
-        </w:rPr>
-        <w:t xml:space="preserve"> %}{{ ‘\n’ }}</w:t>
-      </w:r>
-    </w:p>
-    <w:p>
-      <w:pPr>
-        <w:jc w:val="both"/>
-        <w:rPr>
-          <w:rFonts w:ascii="Palatino Linotype" w:hAnsi="Palatino Linotype"/>
-          <w:sz w:val="20"/>
-          <w:szCs w:val="20"/>
-        </w:rPr>
-      </w:pPr>
-      <w:r>
-        <w:rPr>
-          <w:rFonts w:ascii="Palatino Linotype" w:hAnsi="Palatino Linotype"/>
-          <w:b/>
-          <w:sz w:val="20"/>
-          <w:szCs w:val="20"/>
-        </w:rPr>
-        <w:t>Victim Notification.</w:t>
-      </w:r>
-      <w:r>
-        <w:rPr>
-          <w:rFonts w:ascii="Palatino Linotype" w:hAnsi="Palatino Linotype"/>
-          <w:b/>
-          <w:sz w:val="20"/>
-          <w:szCs w:val="20"/>
-        </w:rPr>
-        <w:t xml:space="preserve"> </w:t>
-      </w:r>
-      <w:r>
-        <w:rPr>
-          <w:rFonts w:ascii="Palatino Linotype" w:hAnsi="Palatino Linotype"/>
-          <w:sz w:val="20"/>
-          <w:szCs w:val="20"/>
-        </w:rPr>
-        <w:t xml:space="preserve"> {% if victim_notification.victim_reparation_notice is true %}The Clerk shall serve notice on the victim of the right to apply for reparation pursuant to R.C. 2743.51-72. {% endif %}</w:t>
-      </w:r>
-      <w:r>
-        <w:rPr>
-          <w:rFonts w:ascii="Palatino Linotype" w:hAnsi="Palatino Linotype"/>
-          <w:sz w:val="20"/>
-          <w:szCs w:val="20"/>
-        </w:rPr>
-        <w:t>{% if victim_notification.victim_prosecutor_notice is true %}</w:t>
-      </w:r>
-      <w:r>
-        <w:rPr>
-          <w:rFonts w:ascii="Palatino Linotype" w:hAnsi="Palatino Linotype"/>
-          <w:sz w:val="20"/>
-          <w:szCs w:val="20"/>
-        </w:rPr>
-        <w:t xml:space="preserve">The Clerk shall serve the prosecutor who shall notify the </w:t>
-      </w:r>
-      <w:r>
-        <w:rPr>
-          <w:rFonts w:ascii="Palatino Linotype" w:hAnsi="Palatino Linotype"/>
-          <w:sz w:val="20"/>
-          <w:szCs w:val="20"/>
-        </w:rPr>
-        <w:lastRenderedPageBreak/>
-        <w:t xml:space="preserve">victim as required by R.C. 2930.01-19. </w:t>
-      </w:r>
-      <w:r>
-        <w:rPr>
-          <w:rFonts w:ascii="Palatino Linotype" w:hAnsi="Palatino Linotype"/>
-          <w:sz w:val="20"/>
-          <w:szCs w:val="20"/>
-        </w:rPr>
-        <w:t>{% endif %}</w:t>
-      </w:r>
-      <w:r>
-        <w:rPr>
-          <w:rFonts w:ascii="Palatino Linotype" w:hAnsi="Palatino Linotype"/>
-          <w:sz w:val="20"/>
-          <w:szCs w:val="20"/>
-        </w:rPr>
-        <w:t>{% endif %}</w:t>
-      </w:r>
-      <w:r>
-        <w:rPr>
-          <w:rFonts w:ascii="Palatino Linotype" w:hAnsi="Palatino Linotype"/>
-          <w:sz w:val="20"/>
-          <w:szCs w:val="20"/>
-        </w:rPr>
-        <w:t>{% if impoundment.ordered is true %}{{ ‘\n’}}</w:t>
-      </w:r>
-    </w:p>
-    <w:p>
-      <w:pPr>
-        <w:jc w:val="both"/>
-        <w:rPr>
-          <w:rFonts w:ascii="Palatino Linotype" w:hAnsi="Palatino Linotype"/>
-          <w:sz w:val="20"/>
-          <w:szCs w:val="20"/>
-        </w:rPr>
-      </w:pPr>
-      <w:r>
-        <w:rPr>
-          <w:rFonts w:ascii="Palatino Linotype" w:hAnsi="Palatino Linotype"/>
-          <w:b/>
-          <w:sz w:val="20"/>
-          <w:szCs w:val="20"/>
-        </w:rPr>
-        <w:t>Vehicle Impoundment/Immobilization.</w:t>
-      </w:r>
-      <w:r>
-        <w:rPr>
-          <w:rFonts w:ascii="Palatino Linotype" w:hAnsi="Palatino Linotype"/>
-          <w:b/>
-          <w:sz w:val="20"/>
-          <w:szCs w:val="20"/>
-        </w:rPr>
-        <w:t xml:space="preserve"> </w:t>
-      </w:r>
-      <w:r>
-        <w:rPr>
-          <w:rFonts w:ascii="Palatino Linotype" w:hAnsi="Palatino Linotype"/>
-          <w:sz w:val="20"/>
-          <w:szCs w:val="20"/>
-        </w:rPr>
-        <w:t xml:space="preserve"> </w:t>
-      </w:r>
-      <w:r>
-        <w:rPr>
-          <w:rFonts w:ascii="Palatino Linotype" w:hAnsi="Palatino Linotype"/>
-          <w:sz w:val="20"/>
-          <w:szCs w:val="20"/>
-        </w:rPr>
-        <w:t>{% if impoundment.release_vehicle is true %}The Defendant’s vehicle has been impounded for over 90 days and may be released upon payment of tow and storage fees.{% else %}</w:t>
-      </w:r>
-      <w:r>
-        <w:rPr>
-          <w:rFonts w:ascii="Palatino Linotype" w:hAnsi="Palatino Linotype"/>
-          <w:bCs/>
-          <w:sz w:val="20"/>
-          <w:szCs w:val="20"/>
-        </w:rPr>
-        <w:t xml:space="preserve">The </w:t>
-      </w:r>
-      <w:r>
-        <w:rPr>
-          <w:rFonts w:ascii="Palatino Linotype" w:hAnsi="Palatino Linotype"/>
-          <w:bCs/>
-          <w:sz w:val="20"/>
-          <w:szCs w:val="20"/>
-        </w:rPr>
-        <w:t>D</w:t>
-      </w:r>
-      <w:r>
-        <w:rPr>
-          <w:rFonts w:ascii="Palatino Linotype" w:hAnsi="Palatino Linotype"/>
-          <w:bCs/>
-          <w:sz w:val="20"/>
-          <w:szCs w:val="20"/>
-        </w:rPr>
-        <w:t>efendant’s</w:t>
-      </w:r>
-      <w:r>
-        <w:rPr>
-          <w:rFonts w:ascii="Palatino Linotype" w:hAnsi="Palatino Linotype"/>
-          <w:bCs/>
-          <w:sz w:val="20"/>
-          <w:szCs w:val="20"/>
-        </w:rPr>
-        <w:t xml:space="preserve"> {{ </w:t>
-      </w:r>
-      <w:r>
-        <w:rPr>
-          <w:rFonts w:ascii="Palatino Linotype" w:hAnsi="Palatino Linotype"/>
-          <w:bCs/>
-          <w:sz w:val="20"/>
-          <w:szCs w:val="20"/>
-        </w:rPr>
-        <w:t>impoundment</w:t>
-      </w:r>
-      <w:r>
-        <w:rPr>
-          <w:rFonts w:ascii="Palatino Linotype" w:hAnsi="Palatino Linotype"/>
-          <w:bCs/>
-          <w:sz w:val="20"/>
-          <w:szCs w:val="20"/>
-        </w:rPr>
-        <w:t xml:space="preserve">.vehicle_make_model }}, license plate {{ </w:t>
-      </w:r>
-      <w:r>
-        <w:rPr>
-          <w:rFonts w:ascii="Palatino Linotype" w:hAnsi="Palatino Linotype"/>
-          <w:bCs/>
-          <w:sz w:val="20"/>
-          <w:szCs w:val="20"/>
-        </w:rPr>
-        <w:t>impoundment</w:t>
-      </w:r>
-      <w:r>
-        <w:rPr>
-          <w:rFonts w:ascii="Palatino Linotype" w:hAnsi="Palatino Linotype"/>
-          <w:bCs/>
-          <w:sz w:val="20"/>
-          <w:szCs w:val="20"/>
-        </w:rPr>
-        <w:t>.vehicle_license_plate }}</w:t>
-      </w:r>
-      <w:r>
-        <w:rPr>
-          <w:rFonts w:ascii="Palatino Linotype" w:hAnsi="Palatino Linotype"/>
-          <w:bCs/>
-          <w:sz w:val="20"/>
-          <w:szCs w:val="20"/>
-        </w:rPr>
-        <w:t xml:space="preserve">, </w:t>
-      </w:r>
-      <w:r>
-        <w:rPr>
-          <w:rFonts w:ascii="Palatino Linotype" w:hAnsi="Palatino Linotype"/>
-          <w:bCs/>
-          <w:sz w:val="20"/>
-          <w:szCs w:val="20"/>
-        </w:rPr>
-        <w:t>shall {{ impoundment.</w:t>
-      </w:r>
-      <w:r>
-        <w:rPr>
-          <w:rFonts w:ascii="Palatino Linotype" w:hAnsi="Palatino Linotype"/>
-          <w:bCs/>
-          <w:sz w:val="20"/>
-          <w:szCs w:val="20"/>
-        </w:rPr>
-        <w:t>impound_</w:t>
-      </w:r>
-      <w:r>
-        <w:rPr>
-          <w:rFonts w:ascii="Palatino Linotype" w:hAnsi="Palatino Linotype"/>
-          <w:bCs/>
-          <w:sz w:val="20"/>
-          <w:szCs w:val="20"/>
-        </w:rPr>
-        <w:t>action }} for a period of {{ impoundment.</w:t>
-      </w:r>
-      <w:r>
-        <w:rPr>
-          <w:rFonts w:ascii="Palatino Linotype" w:hAnsi="Palatino Linotype"/>
-          <w:bCs/>
-          <w:sz w:val="20"/>
-          <w:szCs w:val="20"/>
-        </w:rPr>
-        <w:t>impound_</w:t>
-      </w:r>
-      <w:r>
-        <w:rPr>
-          <w:rFonts w:ascii="Palatino Linotype" w:hAnsi="Palatino Linotype"/>
-          <w:bCs/>
-          <w:sz w:val="20"/>
-          <w:szCs w:val="20"/>
-        </w:rPr>
-        <w:t xml:space="preserve">time }}. </w:t>
-      </w:r>
-      <w:r>
-        <w:rPr>
-          <w:rFonts w:ascii="Palatino Linotype" w:hAnsi="Palatino Linotype"/>
-          <w:sz w:val="20"/>
-          <w:szCs w:val="20"/>
-        </w:rPr>
-        <w:t>{% endif %}</w:t>
-      </w:r>
-      <w:r>
-        <w:rPr>
-          <w:rFonts w:ascii="Palatino Linotype" w:hAnsi="Palatino Linotype"/>
-          <w:sz w:val="20"/>
-          <w:szCs w:val="20"/>
-        </w:rPr>
-        <w:t>{% endif %}</w:t>
-      </w:r>
-      <w:r>
-        <w:rPr>
-          <w:rFonts w:ascii="Palatino Linotype" w:hAnsi="Palatino Linotype"/>
-          <w:sz w:val="20"/>
-          <w:szCs w:val="20"/>
-        </w:rPr>
-        <w:t>{% if community_control.ordered is true %}</w:t>
-      </w:r>
-      <w:r>
-        <w:rPr>
-          <w:rFonts w:ascii="Palatino Linotype" w:hAnsi="Palatino Linotype"/>
-          <w:sz w:val="20"/>
-          <w:szCs w:val="20"/>
-        </w:rPr>
-        <w:t>{{ ‘\n’ }}</w:t>
-      </w:r>
-    </w:p>
-    <w:p>
-      <w:pPr>
-        <w:jc w:val="both"/>
-        <w:rPr>
-          <w:rFonts w:ascii="Palatino Linotype" w:hAnsi="Palatino Linotype"/>
-          <w:b/>
-          <w:sz w:val="20"/>
-          <w:szCs w:val="20"/>
-        </w:rPr>
-      </w:pPr>
-      <w:r>
-        <w:rPr>
-          <w:rFonts w:ascii="Palatino Linotype" w:hAnsi="Palatino Linotype"/>
-          <w:b/>
+        <w:t xml:space="preserve">with </w:t>
+      </w:r>
+      <w:r>
+        <w:rPr>
+          <w:rFonts w:ascii="Palatino Linotype" w:hAnsi="Palatino Linotype"/>
           <w:sz w:val="20"/>
           <w:szCs w:val="20"/>
         </w:rPr>
@@ -5374,110 +4019,10 @@
       <w:r>
         <w:rPr>
           <w:rFonts w:ascii="Palatino Linotype" w:hAnsi="Palatino Linotype"/>
-          <w:b/>
-          <w:sz w:val="20"/>
-          <w:szCs w:val="20"/>
-        </w:rPr>
-        <w:t>.</w:t>
-      </w:r>
-      <w:r>
-        <w:rPr>
-          <w:rFonts w:ascii="Palatino Linotype" w:hAnsi="Palatino Linotype"/>
-          <w:b/>
-          <w:sz w:val="20"/>
-          <w:szCs w:val="20"/>
-        </w:rPr>
-        <w:t xml:space="preserve">  </w:t>
-      </w:r>
-      <w:r>
-        <w:rPr>
-          <w:rFonts w:ascii="Palatino Linotype" w:hAnsi="Palatino Linotype"/>
-          <w:sz w:val="20"/>
-          <w:szCs w:val="20"/>
-        </w:rPr>
-        <w:t xml:space="preserve">For a period of </w:t>
-      </w:r>
-      <w:r>
-        <w:rPr>
-          <w:rFonts w:ascii="Palatino Linotype" w:hAnsi="Palatino Linotype"/>
-          <w:b/>
-          <w:sz w:val="20"/>
-          <w:szCs w:val="20"/>
-          <w:u w:val="single"/>
-        </w:rPr>
-        <w:t>{{ community_control.term_of_control }}</w:t>
-      </w:r>
-      <w:r>
-        <w:rPr>
-          <w:rFonts w:ascii="Palatino Linotype" w:hAnsi="Palatino Linotype"/>
-          <w:sz w:val="20"/>
-          <w:szCs w:val="20"/>
-        </w:rPr>
-        <w:t xml:space="preserve">, Defendant shall be under </w:t>
-      </w:r>
-      <w:r>
-        <w:rPr>
-          <w:rFonts w:ascii="Palatino Linotype" w:hAnsi="Palatino Linotype"/>
-          <w:b/>
-          <w:sz w:val="20"/>
-          <w:szCs w:val="20"/>
-          <w:u w:val="single"/>
-        </w:rPr>
-        <w:t>{{</w:t>
-      </w:r>
-      <w:r>
-        <w:rPr>
-          <w:rFonts w:ascii="Palatino Linotype" w:hAnsi="Palatino Linotype"/>
-          <w:sz w:val="20"/>
-          <w:szCs w:val="20"/>
-        </w:rPr>
-        <w:t xml:space="preserve"> </w:t>
-      </w:r>
-      <w:r>
-        <w:rPr>
-          <w:rFonts w:ascii="Palatino Linotype" w:hAnsi="Palatino Linotype"/>
-          <w:b/>
-          <w:sz w:val="20"/>
-          <w:szCs w:val="20"/>
-          <w:u w:val="single"/>
-        </w:rPr>
-        <w:t>community_control.type_of_control }}</w:t>
-      </w:r>
-      <w:r>
-        <w:rPr>
-          <w:rFonts w:ascii="Palatino Linotype" w:hAnsi="Palatino Linotype"/>
-          <w:b/>
-          <w:sz w:val="20"/>
-          <w:szCs w:val="20"/>
-          <w:u w:val="single"/>
-        </w:rPr>
-        <w:t xml:space="preserve"> </w:t>
-      </w:r>
-      <w:r>
-        <w:rPr>
-          <w:rFonts w:ascii="Palatino Linotype" w:hAnsi="Palatino Linotype"/>
-          <w:b/>
-          <w:sz w:val="20"/>
-          <w:szCs w:val="20"/>
-          <w:u w:val="single"/>
-        </w:rPr>
-        <w:t>supervision</w:t>
-      </w:r>
-      <w:r>
-        <w:rPr>
-          <w:rFonts w:ascii="Palatino Linotype" w:hAnsi="Palatino Linotype"/>
-          <w:sz w:val="20"/>
-          <w:szCs w:val="20"/>
-        </w:rPr>
-        <w:t xml:space="preserve"> </w:t>
-      </w:r>
-      <w:r>
-        <w:rPr>
-          <w:rFonts w:ascii="Palatino Linotype" w:hAnsi="Palatino Linotype"/>
-          <w:sz w:val="20"/>
-          <w:szCs w:val="20"/>
-        </w:rPr>
-        <w:t>with the Office of Community Control.  The Court advised Defendant that as a result of any failure to comply with the terms of community control, the Court may impose a longer term of community control up to a total of 5 years; impose a definite jail term to include any days stayed or otherwise authorized by law; and/or otherwise modify the terms of community control set forth below.</w:t>
+          <w:sz w:val="20"/>
+          <w:szCs w:val="20"/>
+        </w:rPr>
+        <w:t>.  The Court advised Defendant that as a result of any failure to comply with the terms of community control, the Court may impose a longer term of community control up to a total of 5 years; impose a definite jail term to include any days stayed or otherwise authorized by law; and/or otherwise modify the terms of community control set forth below.</w:t>
       </w:r>
     </w:p>
     <w:p>
@@ -5573,7 +4118,15 @@
           <w:sz w:val="20"/>
           <w:szCs w:val="20"/>
         </w:rPr>
-        <w:t>Report forthwith to the Office of Community Control</w:t>
+        <w:t xml:space="preserve">Report forthwith to </w:t>
+      </w:r>
+      <w:r>
+        <w:rPr>
+          <w:rFonts w:ascii="Palatino Linotype" w:hAnsi="Palatino Linotype"/>
+          <w:sz w:val="20"/>
+          <w:szCs w:val="20"/>
+        </w:rPr>
+        <w:t>Community Control</w:t>
       </w:r>
       <w:r>
         <w:rPr>
@@ -5624,7 +4177,15 @@
           <w:sz w:val="20"/>
           <w:szCs w:val="20"/>
         </w:rPr>
-        <w:t xml:space="preserve"> terms set by the Office of Community Control</w:t>
+        <w:t xml:space="preserve"> terms set by </w:t>
+      </w:r>
+      <w:r>
+        <w:rPr>
+          <w:rFonts w:ascii="Palatino Linotype" w:hAnsi="Palatino Linotype"/>
+          <w:sz w:val="20"/>
+          <w:szCs w:val="20"/>
+        </w:rPr>
+        <w:t>Community Control</w:t>
       </w:r>
       <w:r>
         <w:rPr>
@@ -5640,7 +4201,7 @@
           <w:sz w:val="20"/>
           <w:szCs w:val="20"/>
         </w:rPr>
-        <w:t>the Office of Community Control</w:t>
+        <w:t>Community Control</w:t>
       </w:r>
       <w:r>
         <w:rPr>
@@ -5706,7 +4267,7 @@
           <w:sz w:val="20"/>
           <w:szCs w:val="20"/>
         </w:rPr>
-        <w:t>Submit to alcohol/drug testing at the request of community control or any other law enforcement officer.</w:t>
+        <w:t>Comply with all requirements related to any driving privileges granted in this case.</w:t>
       </w:r>
     </w:p>
     <w:p>
@@ -5729,46 +4290,13 @@
           <w:szCs w:val="20"/>
         </w:rPr>
       </w:pPr>
-      <w:bookmarkStart w:id="1" w:name="_Hlk116270476"/>
-      <w:r>
-        <w:rPr>
-          <w:rFonts w:ascii="Palatino Linotype" w:hAnsi="Palatino Linotype"/>
-          <w:sz w:val="20"/>
-          <w:szCs w:val="20"/>
-        </w:rPr>
-        <w:t>Not possess</w:t>
-      </w:r>
-      <w:r>
-        <w:rPr>
-          <w:rFonts w:ascii="Palatino Linotype" w:hAnsi="Palatino Linotype"/>
-          <w:sz w:val="20"/>
-          <w:szCs w:val="20"/>
-        </w:rPr>
-        <w:t xml:space="preserve">, </w:t>
-      </w:r>
-      <w:r>
-        <w:rPr>
-          <w:rFonts w:ascii="Palatino Linotype" w:hAnsi="Palatino Linotype"/>
-          <w:sz w:val="20"/>
-          <w:szCs w:val="20"/>
-        </w:rPr>
-        <w:t>consume</w:t>
-      </w:r>
-      <w:r>
-        <w:rPr>
-          <w:rFonts w:ascii="Palatino Linotype" w:hAnsi="Palatino Linotype"/>
-          <w:sz w:val="20"/>
-          <w:szCs w:val="20"/>
-        </w:rPr>
-        <w:t xml:space="preserve">, or </w:t>
-      </w:r>
-      <w:r>
-        <w:rPr>
-          <w:rFonts w:ascii="Palatino Linotype" w:hAnsi="Palatino Linotype"/>
-          <w:sz w:val="20"/>
-          <w:szCs w:val="20"/>
-        </w:rPr>
-        <w:t>purchase any alcoholic beverages or drugs of abuse.</w:t>
+      <w:r>
+        <w:rPr>
+          <w:rFonts w:ascii="Palatino Linotype" w:hAnsi="Palatino Linotype"/>
+          <w:sz w:val="20"/>
+          <w:szCs w:val="20"/>
+        </w:rPr>
+        <w:t>Submit to alcohol/drug testing at the request of community control or any other law enforcement officer.</w:t>
       </w:r>
     </w:p>
     <w:p>
@@ -5791,98 +4319,46 @@
           <w:szCs w:val="20"/>
         </w:rPr>
       </w:pPr>
-      <w:r>
-        <w:rPr>
-          <w:rFonts w:ascii="Palatino Linotype" w:hAnsi="Palatino Linotype"/>
-          <w:sz w:val="20"/>
-          <w:szCs w:val="20"/>
-        </w:rPr>
-        <w:t>Not</w:t>
-      </w:r>
-      <w:r>
-        <w:rPr>
-          <w:rFonts w:ascii="Palatino Linotype" w:hAnsi="Palatino Linotype"/>
-          <w:sz w:val="20"/>
-          <w:szCs w:val="20"/>
-        </w:rPr>
-        <w:t xml:space="preserve"> ship, transport, purcha</w:t>
-      </w:r>
-      <w:r>
-        <w:rPr>
-          <w:rFonts w:ascii="Palatino Linotype" w:hAnsi="Palatino Linotype"/>
-          <w:sz w:val="20"/>
-          <w:szCs w:val="20"/>
-        </w:rPr>
-        <w:t>se</w:t>
-      </w:r>
-      <w:r>
-        <w:rPr>
-          <w:rFonts w:ascii="Palatino Linotype" w:hAnsi="Palatino Linotype"/>
-          <w:sz w:val="20"/>
-          <w:szCs w:val="20"/>
-        </w:rPr>
-        <w:t>, possess, or own a firearm or ammunition.</w:t>
-      </w:r>
-    </w:p>
-    <w:bookmarkEnd w:id="1"/>
-    <w:p>
-      <w:pPr>
-        <w:widowControl/>
-        <w:autoSpaceDE/>
-        <w:autoSpaceDN/>
-        <w:adjustRightInd/>
-        <w:ind w:left="419"/>
-        <w:jc w:val="both"/>
-        <w:rPr>
-          <w:rFonts w:ascii="Palatino Linotype" w:hAnsi="Palatino Linotype"/>
-          <w:b/>
-          <w:bCs/>
-          <w:sz w:val="20"/>
-          <w:szCs w:val="20"/>
-        </w:rPr>
-      </w:pPr>
-    </w:p>
-    <w:p>
-      <w:pPr>
-        <w:widowControl/>
-        <w:autoSpaceDE/>
-        <w:autoSpaceDN/>
-        <w:adjustRightInd/>
-        <w:ind w:left="419"/>
-        <w:jc w:val="both"/>
-        <w:rPr>
-          <w:rFonts w:ascii="Palatino Linotype" w:hAnsi="Palatino Linotype"/>
-          <w:bCs/>
-          <w:sz w:val="20"/>
-          <w:szCs w:val="20"/>
-          <w:u w:val="single"/>
-        </w:rPr>
-      </w:pPr>
-      <w:r>
-        <w:rPr>
-          <w:rFonts w:ascii="Palatino Linotype" w:hAnsi="Palatino Linotype"/>
-          <w:bCs/>
-          <w:sz w:val="20"/>
-          <w:szCs w:val="20"/>
-          <w:u w:val="single"/>
-        </w:rPr>
-        <w:t>Additional Terms</w:t>
-      </w:r>
-      <w:r>
-        <w:rPr>
-          <w:rFonts w:ascii="Palatino Linotype" w:hAnsi="Palatino Linotype"/>
-          <w:sz w:val="20"/>
-          <w:szCs w:val="20"/>
-        </w:rPr>
-        <w:t>{% if community_control.not_within_500_feet_ordered is true %}</w:t>
-      </w:r>
-      <w:r>
-        <w:rPr>
-          <w:rFonts w:ascii="Palatino Linotype" w:hAnsi="Palatino Linotype"/>
-          <w:sz w:val="20"/>
-          <w:szCs w:val="20"/>
-        </w:rPr>
-        <w:t xml:space="preserve"> </w:t>
+      <w:bookmarkStart w:id="0" w:name="_Hlk116270476"/>
+      <w:r>
+        <w:rPr>
+          <w:rFonts w:ascii="Palatino Linotype" w:hAnsi="Palatino Linotype"/>
+          <w:sz w:val="20"/>
+          <w:szCs w:val="20"/>
+        </w:rPr>
+        <w:t>Not possess</w:t>
+      </w:r>
+      <w:r>
+        <w:rPr>
+          <w:rFonts w:ascii="Palatino Linotype" w:hAnsi="Palatino Linotype"/>
+          <w:sz w:val="20"/>
+          <w:szCs w:val="20"/>
+        </w:rPr>
+        <w:t xml:space="preserve">, </w:t>
+      </w:r>
+      <w:r>
+        <w:rPr>
+          <w:rFonts w:ascii="Palatino Linotype" w:hAnsi="Palatino Linotype"/>
+          <w:sz w:val="20"/>
+          <w:szCs w:val="20"/>
+        </w:rPr>
+        <w:t>consume</w:t>
+      </w:r>
+      <w:r>
+        <w:rPr>
+          <w:rFonts w:ascii="Palatino Linotype" w:hAnsi="Palatino Linotype"/>
+          <w:sz w:val="20"/>
+          <w:szCs w:val="20"/>
+        </w:rPr>
+        <w:t xml:space="preserve">, or </w:t>
+      </w:r>
+      <w:r>
+        <w:rPr>
+          <w:rFonts w:ascii="Palatino Linotype" w:hAnsi="Palatino Linotype"/>
+          <w:sz w:val="20"/>
+          <w:szCs w:val="20"/>
+        </w:rPr>
+        <w:t>purchase any alcoholic beverages or drugs of abuse.</w:t>
       </w:r>
     </w:p>
     <w:p>
@@ -5899,258 +4375,96 @@
         <w:jc w:val="both"/>
         <w:rPr>
           <w:rFonts w:ascii="Palatino Linotype" w:hAnsi="Palatino Linotype"/>
-          <w:sz w:val="20"/>
-          <w:szCs w:val="20"/>
-        </w:rPr>
-      </w:pPr>
-      <w:r>
-        <w:rPr>
-          <w:rFonts w:ascii="Palatino Linotype" w:hAnsi="Palatino Linotype"/>
-          <w:sz w:val="20"/>
-          <w:szCs w:val="20"/>
-        </w:rPr>
-        <w:t xml:space="preserve">Shall not come within 500 feet of </w:t>
-      </w:r>
-      <w:r>
-        <w:rPr>
-          <w:rFonts w:ascii="Palatino Linotype" w:hAnsi="Palatino Linotype"/>
-          <w:b/>
-          <w:sz w:val="20"/>
-          <w:szCs w:val="20"/>
-        </w:rPr>
-        <w:t>{{ community_control.not_within_500_feet_person }}</w:t>
-      </w:r>
-      <w:r>
-        <w:rPr>
-          <w:rFonts w:ascii="Palatino Linotype" w:hAnsi="Palatino Linotype"/>
-          <w:sz w:val="20"/>
-          <w:szCs w:val="20"/>
-        </w:rPr>
-        <w:t>.</w:t>
-      </w:r>
-      <w:r>
-        <w:rPr>
-          <w:rFonts w:ascii="Palatino Linotype" w:hAnsi="Palatino Linotype"/>
-          <w:sz w:val="20"/>
-          <w:szCs w:val="20"/>
-        </w:rPr>
-        <w:t>{% endif %}{% if community_control.no_contact_with_ordered is true %}</w:t>
-      </w:r>
-      <w:r>
-        <w:rPr>
-          <w:rFonts w:ascii="Palatino Linotype" w:hAnsi="Palatino Linotype"/>
-          <w:sz w:val="20"/>
-          <w:szCs w:val="20"/>
-        </w:rPr>
-        <w:t xml:space="preserve">  </w:t>
-      </w:r>
+          <w:b/>
+          <w:bCs/>
+          <w:sz w:val="20"/>
+          <w:szCs w:val="20"/>
+        </w:rPr>
+      </w:pPr>
+      <w:r>
+        <w:rPr>
+          <w:rFonts w:ascii="Palatino Linotype" w:hAnsi="Palatino Linotype"/>
+          <w:sz w:val="20"/>
+          <w:szCs w:val="20"/>
+        </w:rPr>
+        <w:t>Not</w:t>
+      </w:r>
+      <w:r>
+        <w:rPr>
+          <w:rFonts w:ascii="Palatino Linotype" w:hAnsi="Palatino Linotype"/>
+          <w:sz w:val="20"/>
+          <w:szCs w:val="20"/>
+        </w:rPr>
+        <w:t xml:space="preserve"> ship, transport, purcha</w:t>
+      </w:r>
+      <w:r>
+        <w:rPr>
+          <w:rFonts w:ascii="Palatino Linotype" w:hAnsi="Palatino Linotype"/>
+          <w:sz w:val="20"/>
+          <w:szCs w:val="20"/>
+        </w:rPr>
+        <w:t>se</w:t>
+      </w:r>
+      <w:r>
+        <w:rPr>
+          <w:rFonts w:ascii="Palatino Linotype" w:hAnsi="Palatino Linotype"/>
+          <w:sz w:val="20"/>
+          <w:szCs w:val="20"/>
+        </w:rPr>
+        <w:t>, possess, or own a firearm or ammunition.</w:t>
+      </w:r>
+    </w:p>
+    <w:bookmarkEnd w:id="0"/>
+    <w:p>
+      <w:pPr>
+        <w:widowControl/>
+        <w:autoSpaceDE/>
+        <w:autoSpaceDN/>
+        <w:adjustRightInd/>
+        <w:ind w:left="419"/>
+        <w:jc w:val="both"/>
+        <w:rPr>
+          <w:rFonts w:ascii="Palatino Linotype" w:hAnsi="Palatino Linotype"/>
+          <w:b/>
+          <w:bCs/>
+          <w:sz w:val="20"/>
+          <w:szCs w:val="20"/>
+        </w:rPr>
+      </w:pPr>
     </w:p>
     <w:p>
       <w:pPr>
-        <w:pStyle w:val="ListParagraph"/>
-        <w:numPr>
-          <w:ilvl w:val="0"/>
-          <w:numId w:val="2"/>
-        </w:numPr>
-        <w:tabs>
-          <w:tab w:val="center" w:pos="4680"/>
-        </w:tabs>
+        <w:widowControl/>
+        <w:autoSpaceDE/>
+        <w:autoSpaceDN/>
+        <w:adjustRightInd/>
+        <w:ind w:left="419"/>
         <w:jc w:val="both"/>
         <w:rPr>
           <w:rFonts w:ascii="Palatino Linotype" w:hAnsi="Palatino Linotype"/>
           <w:bCs/>
           <w:sz w:val="20"/>
           <w:szCs w:val="20"/>
-        </w:rPr>
-      </w:pPr>
-      <w:r>
-        <w:rPr>
-          <w:rFonts w:ascii="Palatino Linotype" w:hAnsi="Palatino Linotype"/>
-          <w:bCs/>
-          <w:sz w:val="20"/>
-          <w:szCs w:val="20"/>
-        </w:rPr>
-        <w:t xml:space="preserve">Defendant shall have no contact with </w:t>
-      </w:r>
-      <w:r>
-        <w:rPr>
-          <w:rFonts w:ascii="Palatino Linotype" w:hAnsi="Palatino Linotype"/>
-          <w:b/>
-          <w:bCs/>
-          <w:sz w:val="20"/>
-          <w:szCs w:val="20"/>
-        </w:rPr>
-        <w:t>{{ community_control.no_contact_with_person }}</w:t>
-      </w:r>
-      <w:r>
-        <w:rPr>
-          <w:rFonts w:ascii="Palatino Linotype" w:hAnsi="Palatino Linotype"/>
-          <w:bCs/>
-          <w:sz w:val="20"/>
-          <w:szCs w:val="20"/>
-        </w:rPr>
-        <w:t>.  Contact includes, but is not limited to, landline, cordless, cellular or digital telephone; text; instant messaging; fax; e-mail; voicemail; delivery service; social media; blogging; writings; electronic communications; posting a message; or communications by any other means directly or through another person.</w:t>
-      </w:r>
-      <w:r>
-        <w:rPr>
-          <w:rFonts w:ascii="Palatino Linotype" w:hAnsi="Palatino Linotype"/>
-          <w:bCs/>
-          <w:sz w:val="20"/>
-          <w:szCs w:val="20"/>
-        </w:rPr>
-        <w:t xml:space="preserve"> </w:t>
-      </w:r>
-      <w:r>
-        <w:rPr>
-          <w:rFonts w:ascii="Palatino Linotype" w:hAnsi="Palatino Linotype"/>
-          <w:bCs/>
-          <w:sz w:val="20"/>
-          <w:szCs w:val="20"/>
-        </w:rPr>
-        <w:t>{% endif %}{% if community_control.postconviction_no_contact_ordered is true %}</w:t>
-      </w:r>
-    </w:p>
-    <w:p>
-      <w:pPr>
-        <w:pStyle w:val="ListParagraph"/>
-        <w:numPr>
-          <w:ilvl w:val="0"/>
-          <w:numId w:val="2"/>
-        </w:numPr>
-        <w:tabs>
-          <w:tab w:val="center" w:pos="4680"/>
-        </w:tabs>
-        <w:jc w:val="both"/>
-        <w:rPr>
-          <w:rFonts w:ascii="Palatino Linotype" w:hAnsi="Palatino Linotype"/>
-          <w:bCs/>
-          <w:sz w:val="20"/>
-          <w:szCs w:val="20"/>
-        </w:rPr>
-      </w:pPr>
-      <w:r>
-        <w:rPr>
-          <w:rFonts w:ascii="Palatino Linotype" w:hAnsi="Palatino Linotype"/>
-          <w:bCs/>
-          <w:sz w:val="20"/>
-          <w:szCs w:val="20"/>
-        </w:rPr>
-        <w:t xml:space="preserve">Defendant shall comply with all terms and conditions of the </w:t>
-      </w:r>
-      <w:r>
-        <w:rPr>
-          <w:rFonts w:ascii="Palatino Linotype" w:hAnsi="Palatino Linotype"/>
-          <w:bCs/>
-          <w:sz w:val="20"/>
-          <w:szCs w:val="20"/>
-        </w:rPr>
-        <w:t>Post-C</w:t>
-      </w:r>
-      <w:r>
-        <w:rPr>
-          <w:rFonts w:ascii="Palatino Linotype" w:hAnsi="Palatino Linotype"/>
-          <w:bCs/>
-          <w:sz w:val="20"/>
-          <w:szCs w:val="20"/>
-        </w:rPr>
-        <w:t xml:space="preserve">onviction </w:t>
-      </w:r>
-      <w:r>
-        <w:rPr>
-          <w:rFonts w:ascii="Palatino Linotype" w:hAnsi="Palatino Linotype"/>
-          <w:bCs/>
-          <w:sz w:val="20"/>
-          <w:szCs w:val="20"/>
-        </w:rPr>
-        <w:t>N</w:t>
-      </w:r>
-      <w:r>
-        <w:rPr>
-          <w:rFonts w:ascii="Palatino Linotype" w:hAnsi="Palatino Linotype"/>
-          <w:bCs/>
-          <w:sz w:val="20"/>
-          <w:szCs w:val="20"/>
-        </w:rPr>
-        <w:t xml:space="preserve">o </w:t>
-      </w:r>
-      <w:r>
-        <w:rPr>
-          <w:rFonts w:ascii="Palatino Linotype" w:hAnsi="Palatino Linotype"/>
-          <w:bCs/>
-          <w:sz w:val="20"/>
-          <w:szCs w:val="20"/>
-        </w:rPr>
-        <w:t>C</w:t>
-      </w:r>
-      <w:r>
-        <w:rPr>
-          <w:rFonts w:ascii="Palatino Linotype" w:hAnsi="Palatino Linotype"/>
-          <w:bCs/>
-          <w:sz w:val="20"/>
-          <w:szCs w:val="20"/>
-        </w:rPr>
-        <w:t xml:space="preserve">ontact </w:t>
-      </w:r>
-      <w:r>
-        <w:rPr>
-          <w:rFonts w:ascii="Palatino Linotype" w:hAnsi="Palatino Linotype"/>
-          <w:bCs/>
-          <w:sz w:val="20"/>
-          <w:szCs w:val="20"/>
-        </w:rPr>
-        <w:t>O</w:t>
-      </w:r>
-      <w:r>
-        <w:rPr>
-          <w:rFonts w:ascii="Palatino Linotype" w:hAnsi="Palatino Linotype"/>
-          <w:bCs/>
-          <w:sz w:val="20"/>
-          <w:szCs w:val="20"/>
-        </w:rPr>
-        <w:t>rder issued in this case.</w:t>
-      </w:r>
-      <w:r>
-        <w:rPr>
-          <w:rFonts w:ascii="Palatino Linotype" w:hAnsi="Palatino Linotype"/>
-          <w:bCs/>
-          <w:sz w:val="20"/>
-          <w:szCs w:val="20"/>
-        </w:rPr>
-        <w:t xml:space="preserve"> </w:t>
-      </w:r>
-      <w:r>
-        <w:rPr>
-          <w:rFonts w:ascii="Palatino Linotype" w:hAnsi="Palatino Linotype"/>
-          <w:bCs/>
-          <w:sz w:val="20"/>
-          <w:szCs w:val="20"/>
-        </w:rPr>
-        <w:t>{% endif %</w:t>
-      </w:r>
-      <w:r>
-        <w:rPr>
-          <w:rFonts w:ascii="Palatino Linotype" w:hAnsi="Palatino Linotype"/>
-          <w:bCs/>
-          <w:sz w:val="20"/>
-          <w:szCs w:val="20"/>
-        </w:rPr>
-        <w:t>}</w:t>
-      </w:r>
-      <w:r>
-        <w:rPr>
-          <w:rFonts w:ascii="Palatino Linotype" w:hAnsi="Palatino Linotype"/>
-          <w:sz w:val="20"/>
-          <w:szCs w:val="20"/>
-        </w:rPr>
-        <w:t>{% if community_control.driver_intervention_program is true %}</w:t>
-      </w:r>
-      <w:r>
-        <w:rPr>
-          <w:rFonts w:ascii="Palatino Linotype" w:hAnsi="Palatino Linotype"/>
-          <w:sz w:val="20"/>
-          <w:szCs w:val="20"/>
-        </w:rPr>
-        <w:t xml:space="preserve">  </w:t>
+          <w:u w:val="single"/>
+        </w:rPr>
+      </w:pPr>
+      <w:r>
+        <w:rPr>
+          <w:rFonts w:ascii="Palatino Linotype" w:hAnsi="Palatino Linotype"/>
+          <w:bCs/>
+          <w:sz w:val="20"/>
+          <w:szCs w:val="20"/>
+          <w:u w:val="single"/>
+        </w:rPr>
+        <w:t>Additional Terms</w:t>
+      </w:r>
+      <w:r>
+        <w:rPr>
+          <w:rFonts w:ascii="Palatino Linotype" w:hAnsi="Palatino Linotype"/>
+          <w:sz w:val="20"/>
+          <w:szCs w:val="20"/>
+        </w:rPr>
+        <w:t xml:space="preserve">{% if community_control.not_within_500_feet_ordered is true %} </w:t>
       </w:r>
     </w:p>
     <w:p>
@@ -6174,60 +4488,23 @@
       <w:r>
         <w:rPr>
           <w:rFonts w:ascii="Palatino Linotype" w:hAnsi="Palatino Linotype"/>
-          <w:bCs/>
-          <w:sz w:val="20"/>
-          <w:szCs w:val="20"/>
-        </w:rPr>
-        <w:t>Within 90 days provide proof of completion of</w:t>
-      </w:r>
-      <w:r>
-        <w:rPr>
-          <w:rFonts w:ascii="Palatino Linotype" w:hAnsi="Palatino Linotype"/>
-          <w:sz w:val="20"/>
-          <w:szCs w:val="20"/>
-        </w:rPr>
-        <w:t xml:space="preserve"> </w:t>
-      </w:r>
-      <w:r>
-        <w:rPr>
-          <w:rFonts w:ascii="Palatino Linotype" w:hAnsi="Palatino Linotype"/>
-          <w:bCs/>
-          <w:sz w:val="20"/>
-          <w:szCs w:val="20"/>
-        </w:rPr>
-        <w:t>a</w:t>
-      </w:r>
-      <w:r>
-        <w:rPr>
-          <w:rFonts w:ascii="Palatino Linotype" w:hAnsi="Palatino Linotype"/>
-          <w:bCs/>
-          <w:sz w:val="20"/>
-          <w:szCs w:val="20"/>
-        </w:rPr>
-        <w:t>n approved</w:t>
-      </w:r>
-      <w:r>
-        <w:rPr>
-          <w:rFonts w:ascii="Palatino Linotype" w:hAnsi="Palatino Linotype"/>
-          <w:bCs/>
-          <w:sz w:val="20"/>
-          <w:szCs w:val="20"/>
-        </w:rPr>
-        <w:t xml:space="preserve"> driver intervention program</w:t>
-      </w:r>
-      <w:r>
-        <w:rPr>
-          <w:rFonts w:ascii="Palatino Linotype" w:hAnsi="Palatino Linotype"/>
-          <w:bCs/>
-          <w:sz w:val="20"/>
-          <w:szCs w:val="20"/>
-        </w:rPr>
-        <w:t xml:space="preserve"> or serve 3 days in the Delaware County Jail</w:t>
-      </w:r>
-      <w:r>
-        <w:rPr>
-          <w:rFonts w:ascii="Palatino Linotype" w:hAnsi="Palatino Linotype"/>
-          <w:bCs/>
+          <w:sz w:val="20"/>
+          <w:szCs w:val="20"/>
+        </w:rPr>
+        <w:t xml:space="preserve">Shall not come within 500 feet of </w:t>
+      </w:r>
+      <w:r>
+        <w:rPr>
+          <w:rFonts w:ascii="Palatino Linotype" w:hAnsi="Palatino Linotype"/>
+          <w:b/>
+          <w:sz w:val="20"/>
+          <w:szCs w:val="20"/>
+        </w:rPr>
+        <w:t>{{ community_control.not_within_500_feet_person }}</w:t>
+      </w:r>
+      <w:r>
+        <w:rPr>
+          <w:rFonts w:ascii="Palatino Linotype" w:hAnsi="Palatino Linotype"/>
           <w:sz w:val="20"/>
           <w:szCs w:val="20"/>
         </w:rPr>
@@ -6236,19 +4513,118 @@
       <w:r>
         <w:rPr>
           <w:rFonts w:ascii="Palatino Linotype" w:hAnsi="Palatino Linotype"/>
-          <w:bCs/>
-          <w:sz w:val="20"/>
-          <w:szCs w:val="20"/>
-        </w:rPr>
-        <w:t xml:space="preserve"> {% endif %}</w:t>
-      </w:r>
-      <w:r>
-        <w:rPr>
-          <w:rFonts w:ascii="Palatino Linotype" w:hAnsi="Palatino Linotype"/>
-          <w:sz w:val="20"/>
-          <w:szCs w:val="20"/>
-        </w:rPr>
-        <w:t xml:space="preserve">{% if community_control.alcohol_evaluation is true %}  </w:t>
+          <w:sz w:val="20"/>
+          <w:szCs w:val="20"/>
+        </w:rPr>
+        <w:t>{% endif %}{% if community_control.no_contact_with_ordered is true %}</w:t>
+      </w:r>
+      <w:r>
+        <w:rPr>
+          <w:rFonts w:ascii="Palatino Linotype" w:hAnsi="Palatino Linotype"/>
+          <w:sz w:val="20"/>
+          <w:szCs w:val="20"/>
+        </w:rPr>
+        <w:t xml:space="preserve">  </w:t>
+      </w:r>
+    </w:p>
+    <w:p>
+      <w:pPr>
+        <w:pStyle w:val="ListParagraph"/>
+        <w:numPr>
+          <w:ilvl w:val="0"/>
+          <w:numId w:val="2"/>
+        </w:numPr>
+        <w:tabs>
+          <w:tab w:val="center" w:pos="4680"/>
+        </w:tabs>
+        <w:jc w:val="both"/>
+        <w:rPr>
+          <w:rFonts w:ascii="Palatino Linotype" w:hAnsi="Palatino Linotype"/>
+          <w:bCs/>
+          <w:sz w:val="20"/>
+          <w:szCs w:val="20"/>
+        </w:rPr>
+      </w:pPr>
+      <w:r>
+        <w:rPr>
+          <w:rFonts w:ascii="Palatino Linotype" w:hAnsi="Palatino Linotype"/>
+          <w:bCs/>
+          <w:sz w:val="20"/>
+          <w:szCs w:val="20"/>
+        </w:rPr>
+        <w:t xml:space="preserve">Defendant shall have no contact with </w:t>
+      </w:r>
+      <w:r>
+        <w:rPr>
+          <w:rFonts w:ascii="Palatino Linotype" w:hAnsi="Palatino Linotype"/>
+          <w:b/>
+          <w:bCs/>
+          <w:sz w:val="20"/>
+          <w:szCs w:val="20"/>
+        </w:rPr>
+        <w:t>{{ community_control.no_contact_with_person }}</w:t>
+      </w:r>
+      <w:r>
+        <w:rPr>
+          <w:rFonts w:ascii="Palatino Linotype" w:hAnsi="Palatino Linotype"/>
+          <w:bCs/>
+          <w:sz w:val="20"/>
+          <w:szCs w:val="20"/>
+        </w:rPr>
+        <w:t>.  Contact includes, but is not limited to, landline, cordless, cellular or digital telephone; text; instant messaging; fax; e-mail; voicemail; delivery service; social media; blogging; writings; electronic communications; posting a message; or communications by any other means directly or through another person.</w:t>
+      </w:r>
+      <w:r>
+        <w:rPr>
+          <w:rFonts w:ascii="Palatino Linotype" w:hAnsi="Palatino Linotype"/>
+          <w:bCs/>
+          <w:sz w:val="20"/>
+          <w:szCs w:val="20"/>
+        </w:rPr>
+        <w:t xml:space="preserve"> {% endif %}{% if community_control.postconviction_no_contact_ordered is true %}</w:t>
+      </w:r>
+    </w:p>
+    <w:p>
+      <w:pPr>
+        <w:pStyle w:val="ListParagraph"/>
+        <w:numPr>
+          <w:ilvl w:val="0"/>
+          <w:numId w:val="2"/>
+        </w:numPr>
+        <w:tabs>
+          <w:tab w:val="center" w:pos="4680"/>
+        </w:tabs>
+        <w:jc w:val="both"/>
+        <w:rPr>
+          <w:rFonts w:ascii="Palatino Linotype" w:hAnsi="Palatino Linotype"/>
+          <w:bCs/>
+          <w:sz w:val="20"/>
+          <w:szCs w:val="20"/>
+        </w:rPr>
+      </w:pPr>
+      <w:r>
+        <w:rPr>
+          <w:rFonts w:ascii="Palatino Linotype" w:hAnsi="Palatino Linotype"/>
+          <w:bCs/>
+          <w:sz w:val="20"/>
+          <w:szCs w:val="20"/>
+        </w:rPr>
+        <w:t>Defendant shall comply with all terms and conditions of the Post-Conviction No Contact Order issued in this case. {% endif %}</w:t>
+      </w:r>
+      <w:r>
+        <w:rPr>
+          <w:rFonts w:ascii="Palatino Linotype" w:hAnsi="Palatino Linotype"/>
+          <w:sz w:val="20"/>
+          <w:szCs w:val="20"/>
+        </w:rPr>
+        <w:t>{% if community_control.driver_intervention_program is true %}</w:t>
+      </w:r>
+      <w:r>
+        <w:rPr>
+          <w:rFonts w:ascii="Palatino Linotype" w:hAnsi="Palatino Linotype"/>
+          <w:sz w:val="20"/>
+          <w:szCs w:val="20"/>
+        </w:rPr>
+        <w:t xml:space="preserve">  </w:t>
       </w:r>
     </w:p>
     <w:p>
@@ -6293,24 +4669,51 @@
           <w:sz w:val="20"/>
           <w:szCs w:val="20"/>
         </w:rPr>
-        <w:t>an alcohol/drug dependency evaluation and comply with any treatment and/or counseling recommendations.  Defendant shall provide community control with proof of monthly compliance.</w:t>
-      </w:r>
-      <w:r>
-        <w:rPr>
-          <w:rFonts w:ascii="Palatino Linotype" w:hAnsi="Palatino Linotype"/>
-          <w:bCs/>
-          <w:sz w:val="20"/>
-          <w:szCs w:val="20"/>
-        </w:rPr>
-        <w:t xml:space="preserve"> {% endif %}</w:t>
-      </w:r>
-      <w:r>
-        <w:rPr>
-          <w:rFonts w:ascii="Palatino Linotype" w:hAnsi="Palatino Linotype"/>
-          <w:sz w:val="20"/>
-          <w:szCs w:val="20"/>
-        </w:rPr>
-        <w:t xml:space="preserve">{% if community_control.antitheft_program is true %}  </w:t>
+        <w:t>a</w:t>
+      </w:r>
+      <w:r>
+        <w:rPr>
+          <w:rFonts w:ascii="Palatino Linotype" w:hAnsi="Palatino Linotype"/>
+          <w:bCs/>
+          <w:sz w:val="20"/>
+          <w:szCs w:val="20"/>
+        </w:rPr>
+        <w:t>n approved</w:t>
+      </w:r>
+      <w:r>
+        <w:rPr>
+          <w:rFonts w:ascii="Palatino Linotype" w:hAnsi="Palatino Linotype"/>
+          <w:bCs/>
+          <w:sz w:val="20"/>
+          <w:szCs w:val="20"/>
+        </w:rPr>
+        <w:t xml:space="preserve"> driver intervention program</w:t>
+      </w:r>
+      <w:r>
+        <w:rPr>
+          <w:rFonts w:ascii="Palatino Linotype" w:hAnsi="Palatino Linotype"/>
+          <w:bCs/>
+          <w:sz w:val="20"/>
+          <w:szCs w:val="20"/>
+        </w:rPr>
+        <w:t xml:space="preserve"> or serve 3 days in the Delaware County Jail</w:t>
+      </w:r>
+      <w:r>
+        <w:rPr>
+          <w:rFonts w:ascii="Palatino Linotype" w:hAnsi="Palatino Linotype"/>
+          <w:bCs/>
+          <w:sz w:val="20"/>
+          <w:szCs w:val="20"/>
+        </w:rPr>
+        <w:t>. {% endif %}</w:t>
+      </w:r>
+      <w:r>
+        <w:rPr>
+          <w:rFonts w:ascii="Palatino Linotype" w:hAnsi="Palatino Linotype"/>
+          <w:sz w:val="20"/>
+          <w:szCs w:val="20"/>
+        </w:rPr>
+        <w:t xml:space="preserve">{% if community_control.alcohol_evaluation is true %}  </w:t>
       </w:r>
     </w:p>
     <w:p>
@@ -6327,7 +4730,6 @@
         <w:jc w:val="both"/>
         <w:rPr>
           <w:rFonts w:ascii="Palatino Linotype" w:hAnsi="Palatino Linotype"/>
-          <w:bCs/>
           <w:sz w:val="20"/>
           <w:szCs w:val="20"/>
         </w:rPr>
@@ -6356,51 +4758,15 @@
           <w:sz w:val="20"/>
           <w:szCs w:val="20"/>
         </w:rPr>
-        <w:t>an</w:t>
-      </w:r>
-      <w:r>
-        <w:rPr>
-          <w:rFonts w:ascii="Palatino Linotype" w:hAnsi="Palatino Linotype"/>
-          <w:bCs/>
-          <w:sz w:val="20"/>
-          <w:szCs w:val="20"/>
-        </w:rPr>
-        <w:t xml:space="preserve"> approved</w:t>
-      </w:r>
-      <w:r>
-        <w:rPr>
-          <w:rFonts w:ascii="Palatino Linotype" w:hAnsi="Palatino Linotype"/>
-          <w:bCs/>
-          <w:sz w:val="20"/>
-          <w:szCs w:val="20"/>
-        </w:rPr>
-        <w:t xml:space="preserve"> anti-theft/shoplifting program.</w:t>
-      </w:r>
-      <w:r>
-        <w:rPr>
-          <w:rFonts w:ascii="Palatino Linotype" w:hAnsi="Palatino Linotype"/>
-          <w:bCs/>
-          <w:sz w:val="20"/>
-          <w:szCs w:val="20"/>
-        </w:rPr>
-        <w:t xml:space="preserve"> {% endif %}</w:t>
-      </w:r>
-      <w:r>
-        <w:rPr>
-          <w:rFonts w:ascii="Palatino Linotype" w:hAnsi="Palatino Linotype"/>
-          <w:sz w:val="20"/>
-          <w:szCs w:val="20"/>
-        </w:rPr>
-        <w:t xml:space="preserve">{% if community_control.domestic_violence_program is true %}  </w:t>
-      </w:r>
-      <w:r>
-        <w:rPr>
-          <w:rFonts w:ascii="Palatino Linotype" w:hAnsi="Palatino Linotype"/>
-          <w:bCs/>
-          <w:sz w:val="20"/>
-          <w:szCs w:val="20"/>
-        </w:rPr>
-        <w:t xml:space="preserve"> </w:t>
+        <w:t>an alcohol/drug dependency evaluation and comply with any treatment and/or counseling recommendations.  Defendant shall provide community control with proof of monthly compliance. {% endif %}</w:t>
+      </w:r>
+      <w:r>
+        <w:rPr>
+          <w:rFonts w:ascii="Palatino Linotype" w:hAnsi="Palatino Linotype"/>
+          <w:sz w:val="20"/>
+          <w:szCs w:val="20"/>
+        </w:rPr>
+        <w:t xml:space="preserve">{% if community_control.antitheft_program is true %}  </w:t>
       </w:r>
     </w:p>
     <w:p>
@@ -6446,42 +4812,42 @@
           <w:sz w:val="20"/>
           <w:szCs w:val="20"/>
         </w:rPr>
-        <w:t>a</w:t>
-      </w:r>
-      <w:r>
-        <w:rPr>
-          <w:rFonts w:ascii="Palatino Linotype" w:hAnsi="Palatino Linotype"/>
-          <w:bCs/>
-          <w:sz w:val="20"/>
-          <w:szCs w:val="20"/>
-        </w:rPr>
-        <w:t>n approved</w:t>
-      </w:r>
-      <w:r>
-        <w:rPr>
-          <w:rFonts w:ascii="Palatino Linotype" w:hAnsi="Palatino Linotype"/>
-          <w:bCs/>
-          <w:sz w:val="20"/>
-          <w:szCs w:val="20"/>
-        </w:rPr>
-        <w:t xml:space="preserve"> domestic violence offender program.</w:t>
-      </w:r>
-      <w:r>
-        <w:rPr>
-          <w:rFonts w:ascii="Palatino Linotype" w:hAnsi="Palatino Linotype"/>
-          <w:bCs/>
-          <w:sz w:val="20"/>
-          <w:szCs w:val="20"/>
-        </w:rPr>
-        <w:t xml:space="preserve"> {% endif %}</w:t>
-      </w:r>
-      <w:r>
-        <w:rPr>
-          <w:rFonts w:ascii="Palatino Linotype" w:hAnsi="Palatino Linotype"/>
-          <w:sz w:val="20"/>
-          <w:szCs w:val="20"/>
-        </w:rPr>
-        <w:t xml:space="preserve">{% if community_control.mental_health_evaluation is true %}  </w:t>
+        <w:t>an</w:t>
+      </w:r>
+      <w:r>
+        <w:rPr>
+          <w:rFonts w:ascii="Palatino Linotype" w:hAnsi="Palatino Linotype"/>
+          <w:bCs/>
+          <w:sz w:val="20"/>
+          <w:szCs w:val="20"/>
+        </w:rPr>
+        <w:t xml:space="preserve"> approved</w:t>
+      </w:r>
+      <w:r>
+        <w:rPr>
+          <w:rFonts w:ascii="Palatino Linotype" w:hAnsi="Palatino Linotype"/>
+          <w:bCs/>
+          <w:sz w:val="20"/>
+          <w:szCs w:val="20"/>
+        </w:rPr>
+        <w:t xml:space="preserve"> anti-theft/shoplifting program. {% endif %}</w:t>
+      </w:r>
+      <w:r>
+        <w:rPr>
+          <w:rFonts w:ascii="Palatino Linotype" w:hAnsi="Palatino Linotype"/>
+          <w:sz w:val="20"/>
+          <w:szCs w:val="20"/>
+        </w:rPr>
+        <w:t xml:space="preserve">{% if community_control.domestic_violence_program is true %}  </w:t>
+      </w:r>
+      <w:r>
+        <w:rPr>
+          <w:rFonts w:ascii="Palatino Linotype" w:hAnsi="Palatino Linotype"/>
+          <w:bCs/>
+          <w:sz w:val="20"/>
+          <w:szCs w:val="20"/>
+        </w:rPr>
+        <w:t xml:space="preserve"> </w:t>
       </w:r>
     </w:p>
     <w:p>
@@ -6510,24 +4876,51 @@
           <w:sz w:val="20"/>
           <w:szCs w:val="20"/>
         </w:rPr>
-        <w:t>Within 90 days obtain a mental health evaluation and comply with any treatment and/or counseling recommendations.  Defendant shall sign a release/consent to permit community control to obtain a copy of records.  Defendant shall provide community control with proof of monthly compliance.</w:t>
-      </w:r>
-      <w:r>
-        <w:rPr>
-          <w:rFonts w:ascii="Palatino Linotype" w:hAnsi="Palatino Linotype"/>
-          <w:bCs/>
-          <w:sz w:val="20"/>
-          <w:szCs w:val="20"/>
-        </w:rPr>
-        <w:t xml:space="preserve"> {% endif %}</w:t>
-      </w:r>
-      <w:r>
-        <w:rPr>
-          <w:rFonts w:ascii="Palatino Linotype" w:hAnsi="Palatino Linotype"/>
-          <w:sz w:val="20"/>
-          <w:szCs w:val="20"/>
-        </w:rPr>
-        <w:t xml:space="preserve">{% if community_control.anger_management_program is true %}  </w:t>
+        <w:lastRenderedPageBreak/>
+        <w:t>Within 90 days provide proof of completion of</w:t>
+      </w:r>
+      <w:r>
+        <w:rPr>
+          <w:rFonts w:ascii="Palatino Linotype" w:hAnsi="Palatino Linotype"/>
+          <w:sz w:val="20"/>
+          <w:szCs w:val="20"/>
+        </w:rPr>
+        <w:t xml:space="preserve"> </w:t>
+      </w:r>
+      <w:r>
+        <w:rPr>
+          <w:rFonts w:ascii="Palatino Linotype" w:hAnsi="Palatino Linotype"/>
+          <w:bCs/>
+          <w:sz w:val="20"/>
+          <w:szCs w:val="20"/>
+        </w:rPr>
+        <w:t>a</w:t>
+      </w:r>
+      <w:r>
+        <w:rPr>
+          <w:rFonts w:ascii="Palatino Linotype" w:hAnsi="Palatino Linotype"/>
+          <w:bCs/>
+          <w:sz w:val="20"/>
+          <w:szCs w:val="20"/>
+        </w:rPr>
+        <w:t>n approved</w:t>
+      </w:r>
+      <w:r>
+        <w:rPr>
+          <w:rFonts w:ascii="Palatino Linotype" w:hAnsi="Palatino Linotype"/>
+          <w:bCs/>
+          <w:sz w:val="20"/>
+          <w:szCs w:val="20"/>
+        </w:rPr>
+        <w:t xml:space="preserve"> domestic violence offender program. {% endif %}</w:t>
+      </w:r>
+      <w:r>
+        <w:rPr>
+          <w:rFonts w:ascii="Palatino Linotype" w:hAnsi="Palatino Linotype"/>
+          <w:sz w:val="20"/>
+          <w:szCs w:val="20"/>
+        </w:rPr>
+        <w:t xml:space="preserve">{% if community_control.mental_health_evaluation is true %}  </w:t>
       </w:r>
     </w:p>
     <w:p>
@@ -6556,42 +4949,15 @@
           <w:sz w:val="20"/>
           <w:szCs w:val="20"/>
         </w:rPr>
-        <w:lastRenderedPageBreak/>
-        <w:t>Within 90 days provide proof of completion of</w:t>
-      </w:r>
-      <w:r>
-        <w:rPr>
-          <w:rFonts w:ascii="Palatino Linotype" w:hAnsi="Palatino Linotype"/>
-          <w:sz w:val="20"/>
-          <w:szCs w:val="20"/>
-        </w:rPr>
-        <w:t xml:space="preserve"> </w:t>
-      </w:r>
-      <w:r>
-        <w:rPr>
-          <w:rFonts w:ascii="Palatino Linotype" w:hAnsi="Palatino Linotype"/>
-          <w:bCs/>
-          <w:sz w:val="20"/>
-          <w:szCs w:val="20"/>
-        </w:rPr>
-        <w:t>a class in anger management.</w:t>
-      </w:r>
-      <w:r>
-        <w:rPr>
-          <w:rFonts w:ascii="Palatino Linotype" w:hAnsi="Palatino Linotype"/>
-          <w:bCs/>
-          <w:sz w:val="20"/>
-          <w:szCs w:val="20"/>
-        </w:rPr>
-        <w:t>{% endif %}</w:t>
-      </w:r>
-      <w:r>
-        <w:rPr>
-          <w:rFonts w:ascii="Palatino Linotype" w:hAnsi="Palatino Linotype"/>
-          <w:sz w:val="20"/>
-          <w:szCs w:val="20"/>
-        </w:rPr>
-        <w:t xml:space="preserve">{% if community_control.pay_restitution is true %}  </w:t>
+        <w:t>Within 90 days obtain a mental health evaluation and comply with any treatment and/or counseling recommendations.  Defendant shall sign a release/consent to permit community control to obtain a copy of records.  Defendant shall provide community control with proof of monthly compliance. {% endif %}</w:t>
+      </w:r>
+      <w:r>
+        <w:rPr>
+          <w:rFonts w:ascii="Palatino Linotype" w:hAnsi="Palatino Linotype"/>
+          <w:sz w:val="20"/>
+          <w:szCs w:val="20"/>
+        </w:rPr>
+        <w:t xml:space="preserve">{% if community_control.anger_management_program is true %}  </w:t>
       </w:r>
     </w:p>
     <w:p>
@@ -6608,82 +4974,22 @@
         <w:jc w:val="both"/>
         <w:rPr>
           <w:rFonts w:ascii="Palatino Linotype" w:hAnsi="Palatino Linotype"/>
-          <w:b/>
-          <w:bCs/>
-          <w:sz w:val="20"/>
-          <w:szCs w:val="20"/>
-        </w:rPr>
-      </w:pPr>
-      <w:r>
-        <w:rPr>
-          <w:rFonts w:ascii="Palatino Linotype" w:hAnsi="Palatino Linotype"/>
-          <w:sz w:val="20"/>
-          <w:szCs w:val="20"/>
-        </w:rPr>
-        <w:t xml:space="preserve">Within 60 days pay restitution of </w:t>
-      </w:r>
-      <w:r>
-        <w:rPr>
-          <w:rFonts w:ascii="Palatino Linotype" w:hAnsi="Palatino Linotype"/>
-          <w:b/>
-          <w:sz w:val="20"/>
-          <w:szCs w:val="20"/>
-        </w:rPr>
-        <w:t>$</w:t>
-      </w:r>
-      <w:r>
-        <w:rPr>
-          <w:rFonts w:ascii="Palatino Linotype" w:hAnsi="Palatino Linotype"/>
-          <w:b/>
-          <w:sz w:val="20"/>
-          <w:szCs w:val="20"/>
-        </w:rPr>
-        <w:t>{{ community_control.pay_restitution_amount }}</w:t>
-      </w:r>
-      <w:r>
-        <w:rPr>
-          <w:rFonts w:ascii="Palatino Linotype" w:hAnsi="Palatino Linotype"/>
-          <w:sz w:val="20"/>
-          <w:szCs w:val="20"/>
-        </w:rPr>
-        <w:t xml:space="preserve">, for which judgment is granted, </w:t>
-      </w:r>
-      <w:r>
-        <w:rPr>
-          <w:rFonts w:ascii="Palatino Linotype" w:hAnsi="Palatino Linotype"/>
-          <w:sz w:val="20"/>
-          <w:szCs w:val="20"/>
-        </w:rPr>
-        <w:t xml:space="preserve">payable </w:t>
-      </w:r>
-      <w:r>
-        <w:rPr>
-          <w:rFonts w:ascii="Palatino Linotype" w:hAnsi="Palatino Linotype"/>
-          <w:sz w:val="20"/>
-          <w:szCs w:val="20"/>
-        </w:rPr>
-        <w:t xml:space="preserve">through the Clerk’s office with </w:t>
-      </w:r>
-      <w:r>
-        <w:rPr>
-          <w:rFonts w:ascii="Palatino Linotype" w:hAnsi="Palatino Linotype"/>
-          <w:sz w:val="20"/>
-          <w:szCs w:val="20"/>
-        </w:rPr>
-        <w:t xml:space="preserve">cash, or with a </w:t>
-      </w:r>
-      <w:r>
-        <w:rPr>
-          <w:rFonts w:ascii="Palatino Linotype" w:hAnsi="Palatino Linotype"/>
-          <w:sz w:val="20"/>
-          <w:szCs w:val="20"/>
-        </w:rPr>
-        <w:t>cashier’s check or money order payable to</w:t>
-      </w:r>
-      <w:r>
-        <w:rPr>
-          <w:rFonts w:ascii="Palatino Linotype" w:hAnsi="Palatino Linotype"/>
-          <w:b/>
+          <w:sz w:val="20"/>
+          <w:szCs w:val="20"/>
+        </w:rPr>
+      </w:pPr>
+      <w:r>
+        <w:rPr>
+          <w:rFonts w:ascii="Palatino Linotype" w:hAnsi="Palatino Linotype"/>
+          <w:bCs/>
+          <w:sz w:val="20"/>
+          <w:szCs w:val="20"/>
+        </w:rPr>
+        <w:t>Within 90 days provide proof of completion of</w:t>
+      </w:r>
+      <w:r>
+        <w:rPr>
+          <w:rFonts w:ascii="Palatino Linotype" w:hAnsi="Palatino Linotype"/>
           <w:sz w:val="20"/>
           <w:szCs w:val="20"/>
         </w:rPr>
@@ -6692,70 +4998,11 @@
       <w:r>
         <w:rPr>
           <w:rFonts w:ascii="Palatino Linotype" w:hAnsi="Palatino Linotype"/>
-          <w:sz w:val="20"/>
-          <w:szCs w:val="20"/>
-          <w:u w:val="single"/>
-        </w:rPr>
-        <w:t>{{ communit</w:t>
-      </w:r>
-      <w:r>
-        <w:rPr>
-          <w:rFonts w:ascii="Palatino Linotype" w:hAnsi="Palatino Linotype"/>
-          <w:sz w:val="20"/>
-          <w:szCs w:val="20"/>
-          <w:u w:val="single"/>
-        </w:rPr>
-        <w:t>y_control.pay_restitution_to</w:t>
-      </w:r>
-      <w:r>
-        <w:rPr>
-          <w:rFonts w:ascii="Palatino Linotype" w:hAnsi="Palatino Linotype"/>
-          <w:sz w:val="20"/>
-          <w:szCs w:val="20"/>
-          <w:u w:val="single"/>
-        </w:rPr>
-        <w:t xml:space="preserve"> </w:t>
-      </w:r>
-      <w:r>
-        <w:rPr>
-          <w:rFonts w:ascii="Palatino Linotype" w:hAnsi="Palatino Linotype"/>
-          <w:sz w:val="20"/>
-          <w:szCs w:val="20"/>
-          <w:u w:val="single"/>
-        </w:rPr>
-        <w:t>}}</w:t>
-      </w:r>
-      <w:r>
-        <w:rPr>
-          <w:rFonts w:ascii="Palatino Linotype" w:hAnsi="Palatino Linotype"/>
-          <w:sz w:val="20"/>
-          <w:szCs w:val="20"/>
-        </w:rPr>
-        <w:t>.  The Court ORDERS that any payments made by Defendant be first directed toward the payment of restitution.</w:t>
-      </w:r>
-      <w:r>
-        <w:rPr>
-          <w:rFonts w:ascii="Palatino Linotype" w:hAnsi="Palatino Linotype"/>
-          <w:sz w:val="20"/>
-          <w:szCs w:val="20"/>
-        </w:rPr>
-        <w:t>{% endif %}</w:t>
-      </w:r>
-      <w:r>
-        <w:rPr>
-          <w:rFonts w:ascii="Palatino Linotype" w:hAnsi="Palatino Linotype"/>
-          <w:sz w:val="20"/>
-          <w:szCs w:val="20"/>
-        </w:rPr>
-        <w:t xml:space="preserve">{% if community_control.alcohol_monitoring is true %} </w:t>
-      </w:r>
-      <w:r>
-        <w:rPr>
-          <w:rFonts w:ascii="Palatino Linotype" w:hAnsi="Palatino Linotype"/>
-          <w:sz w:val="20"/>
-          <w:szCs w:val="20"/>
-        </w:rPr>
-        <w:t xml:space="preserve"> </w:t>
+          <w:bCs/>
+          <w:sz w:val="20"/>
+          <w:szCs w:val="20"/>
+        </w:rPr>
+        <w:t>a class in anger management.{% endif %}</w:t>
       </w:r>
     </w:p>
     <w:p>
@@ -6784,98 +5031,48 @@
           <w:sz w:val="20"/>
           <w:szCs w:val="20"/>
         </w:rPr>
-        <w:t xml:space="preserve">{% if currently_in_jail == ‘Yes’ %}Prior to release from jail, Defendant shall be </w:t>
-      </w:r>
-      <w:r>
-        <w:rPr>
-          <w:rFonts w:ascii="Palatino Linotype" w:hAnsi="Palatino Linotype"/>
-          <w:sz w:val="20"/>
-          <w:szCs w:val="20"/>
-        </w:rPr>
-        <w:t xml:space="preserve">fitted </w:t>
-      </w:r>
-      <w:r>
-        <w:rPr>
-          <w:rFonts w:ascii="Palatino Linotype" w:hAnsi="Palatino Linotype"/>
-          <w:sz w:val="20"/>
-          <w:szCs w:val="20"/>
-        </w:rPr>
-        <w:t>for a SCRAM unit. {% else %}Defendant shall report forthwith to the Office of Community Control to be fitted with a SCRAM unit. {% endif %}Defendant shall s</w:t>
-      </w:r>
-      <w:r>
-        <w:rPr>
-          <w:rFonts w:ascii="Palatino Linotype" w:hAnsi="Palatino Linotype"/>
-          <w:sz w:val="20"/>
-          <w:szCs w:val="20"/>
-        </w:rPr>
-        <w:t>ubmit to continuous alcohol monitoring</w:t>
-      </w:r>
-      <w:r>
-        <w:rPr>
-          <w:rFonts w:ascii="Palatino Linotype" w:hAnsi="Palatino Linotype"/>
-          <w:sz w:val="20"/>
-          <w:szCs w:val="20"/>
-        </w:rPr>
-        <w:t xml:space="preserve"> (SCRAM)</w:t>
-      </w:r>
-      <w:r>
-        <w:rPr>
-          <w:rFonts w:ascii="Palatino Linotype" w:hAnsi="Palatino Linotype"/>
-          <w:sz w:val="20"/>
-          <w:szCs w:val="20"/>
-        </w:rPr>
-        <w:t xml:space="preserve"> as directed by community control for</w:t>
-      </w:r>
-      <w:r>
-        <w:rPr>
-          <w:rFonts w:ascii="Palatino Linotype" w:hAnsi="Palatino Linotype"/>
-          <w:sz w:val="20"/>
-          <w:szCs w:val="20"/>
-        </w:rPr>
-        <w:t xml:space="preserve"> </w:t>
-      </w:r>
-      <w:r>
-        <w:rPr>
-          <w:rFonts w:ascii="Palatino Linotype" w:hAnsi="Palatino Linotype"/>
-          <w:b/>
-          <w:sz w:val="20"/>
-          <w:szCs w:val="20"/>
-        </w:rPr>
-        <w:t xml:space="preserve">{{ </w:t>
-      </w:r>
-      <w:r>
-        <w:rPr>
-          <w:rFonts w:ascii="Palatino Linotype" w:hAnsi="Palatino Linotype"/>
-          <w:b/>
-          <w:sz w:val="20"/>
-          <w:szCs w:val="20"/>
-        </w:rPr>
-        <w:t>community_control.</w:t>
-      </w:r>
-      <w:r>
-        <w:rPr>
-          <w:rFonts w:ascii="Palatino Linotype" w:hAnsi="Palatino Linotype"/>
-          <w:b/>
-          <w:sz w:val="20"/>
-          <w:szCs w:val="20"/>
-        </w:rPr>
-        <w:t>alcohol_monitoring_time }}</w:t>
-      </w:r>
-      <w:r>
-        <w:rPr>
-          <w:rFonts w:ascii="Palatino Linotype" w:hAnsi="Palatino Linotype"/>
-          <w:sz w:val="20"/>
-          <w:szCs w:val="20"/>
-        </w:rPr>
-        <w:t>.</w:t>
-      </w:r>
-      <w:r>
-        <w:rPr>
-          <w:rFonts w:ascii="Palatino Linotype" w:hAnsi="Palatino Linotype"/>
-          <w:sz w:val="20"/>
-          <w:szCs w:val="20"/>
-        </w:rPr>
-        <w:t xml:space="preserve"> {% if community_control.alcohol_monitoring_court_pay is true %}</w:t>
+        <w:t>{% if community_control.alcohol_monitoring is true %}</w:t>
+      </w:r>
+      <w:r>
+        <w:rPr>
+          <w:rFonts w:ascii="Palatino Linotype" w:hAnsi="Palatino Linotype"/>
+          <w:sz w:val="20"/>
+          <w:szCs w:val="20"/>
+        </w:rPr>
+        <w:t xml:space="preserve">{% if currently_in_jail == ‘Yes’ %}Prior to release from jail, Defendant shall be fitted for a SCRAM unit. {% else %}Defendant shall report forthwith to </w:t>
+      </w:r>
+      <w:r>
+        <w:rPr>
+          <w:rFonts w:ascii="Palatino Linotype" w:hAnsi="Palatino Linotype"/>
+          <w:sz w:val="20"/>
+          <w:szCs w:val="20"/>
+        </w:rPr>
+        <w:t>Community Control</w:t>
+      </w:r>
+      <w:r>
+        <w:rPr>
+          <w:rFonts w:ascii="Palatino Linotype" w:hAnsi="Palatino Linotype"/>
+          <w:sz w:val="20"/>
+          <w:szCs w:val="20"/>
+        </w:rPr>
+        <w:t xml:space="preserve"> to be fitted with a SCRAM unit. {% endif %}Defendant shall submit to continuous alcohol monitoring (SCRAM) as directed by community control for </w:t>
+      </w:r>
+      <w:r>
+        <w:rPr>
+          <w:rFonts w:ascii="Palatino Linotype" w:hAnsi="Palatino Linotype"/>
+          <w:b/>
+          <w:sz w:val="20"/>
+          <w:szCs w:val="20"/>
+        </w:rPr>
+        <w:t>{{ community_control.alcohol_monitoring_time }}</w:t>
+      </w:r>
+      <w:r>
+        <w:rPr>
+          <w:rFonts w:ascii="Palatino Linotype" w:hAnsi="Palatino Linotype"/>
+          <w:sz w:val="20"/>
+          <w:szCs w:val="20"/>
+        </w:rPr>
+        <w:t>. {% if community_control.alcohol_monitoring_court_pay is true %}</w:t>
       </w:r>
       <w:r>
         <w:rPr>
@@ -6884,49 +5081,15 @@
           <w:szCs w:val="20"/>
           <w:u w:val="single"/>
         </w:rPr>
-        <w:t xml:space="preserve">The Court shall pay for the cost of the SCRAM unit </w:t>
-      </w:r>
-      <w:r>
-        <w:rPr>
-          <w:rFonts w:ascii="Palatino Linotype" w:hAnsi="Palatino Linotype"/>
-          <w:sz w:val="20"/>
-          <w:szCs w:val="20"/>
-          <w:u w:val="single"/>
-        </w:rPr>
-        <w:t>through its</w:t>
-      </w:r>
-      <w:r>
-        <w:rPr>
-          <w:rFonts w:ascii="Palatino Linotype" w:hAnsi="Palatino Linotype"/>
-          <w:sz w:val="20"/>
-          <w:szCs w:val="20"/>
-          <w:u w:val="single"/>
-        </w:rPr>
-        <w:t xml:space="preserve"> Indigent Alcohol Monitoring Fund</w:t>
-      </w:r>
-      <w:r>
-        <w:rPr>
-          <w:rFonts w:ascii="Palatino Linotype" w:hAnsi="Palatino Linotype"/>
-          <w:sz w:val="20"/>
-          <w:szCs w:val="20"/>
-        </w:rPr>
-        <w:t>. {% endif %}</w:t>
-      </w:r>
-      <w:r>
-        <w:rPr>
-          <w:rFonts w:ascii="Palatino Linotype" w:hAnsi="Palatino Linotype"/>
-          <w:sz w:val="20"/>
-          <w:szCs w:val="20"/>
-        </w:rPr>
-        <w:t>{% endif %}</w:t>
-      </w:r>
-      <w:r>
-        <w:rPr>
-          <w:rFonts w:ascii="Palatino Linotype" w:hAnsi="Palatino Linotype"/>
-          <w:sz w:val="20"/>
-          <w:szCs w:val="20"/>
-        </w:rPr>
-        <w:t>{% if community_control.alcohol_monitoring_remove is true %}</w:t>
+        <w:t>The Court shall pay for the cost of the SCRAM unit through its Indigent Alcohol Monitoring Fund</w:t>
+      </w:r>
+      <w:r>
+        <w:rPr>
+          <w:rFonts w:ascii="Palatino Linotype" w:hAnsi="Palatino Linotype"/>
+          <w:sz w:val="20"/>
+          <w:szCs w:val="20"/>
+        </w:rPr>
+        <w:t>. {% endif %}{% endif %}{% if community_control.alcohol_monitoring_remove is true %}</w:t>
       </w:r>
     </w:p>
     <w:p>
@@ -6955,23 +5118,31 @@
           <w:sz w:val="20"/>
           <w:szCs w:val="20"/>
         </w:rPr>
-        <w:t>The Defendant’s SCRAM unit may be removed by the Office of Community Control. {% endif %}</w:t>
-      </w:r>
-      <w:r>
-        <w:rPr>
-          <w:rFonts w:ascii="Palatino Linotype" w:hAnsi="Palatino Linotype"/>
-          <w:sz w:val="20"/>
-          <w:szCs w:val="20"/>
-        </w:rPr>
-        <w:t xml:space="preserve">{% if community_control.interlock_vehicles_only is true %}  </w:t>
-      </w:r>
-      <w:r>
-        <w:rPr>
-          <w:rFonts w:ascii="Palatino Linotype" w:hAnsi="Palatino Linotype"/>
-          <w:sz w:val="20"/>
-          <w:szCs w:val="20"/>
-        </w:rPr>
-        <w:t xml:space="preserve">  </w:t>
+        <w:t xml:space="preserve">The Defendant’s SCRAM unit may be removed by </w:t>
+      </w:r>
+      <w:r>
+        <w:rPr>
+          <w:rFonts w:ascii="Palatino Linotype" w:hAnsi="Palatino Linotype"/>
+          <w:sz w:val="20"/>
+          <w:szCs w:val="20"/>
+        </w:rPr>
+        <w:t>Community Control</w:t>
+      </w:r>
+      <w:r>
+        <w:rPr>
+          <w:rFonts w:ascii="Palatino Linotype" w:hAnsi="Palatino Linotype"/>
+          <w:sz w:val="20"/>
+          <w:szCs w:val="20"/>
+        </w:rPr>
+        <w:t>. {% endif %}</w:t>
+      </w:r>
+      <w:r>
+        <w:rPr>
+          <w:rFonts w:ascii="Palatino Linotype" w:hAnsi="Palatino Linotype"/>
+          <w:sz w:val="20"/>
+          <w:szCs w:val="20"/>
+        </w:rPr>
+        <w:t xml:space="preserve">{% if community_control.interlock_vehicles_only is true %}    </w:t>
       </w:r>
     </w:p>
     <w:p>
@@ -7094,15 +5265,7 @@
           <w:sz w:val="20"/>
           <w:szCs w:val="20"/>
         </w:rPr>
-        <w:t>{% endif %}</w:t>
-      </w:r>
-      <w:r>
-        <w:rPr>
-          <w:rFonts w:ascii="Palatino Linotype" w:hAnsi="Palatino Linotype"/>
-          <w:sz w:val="20"/>
-          <w:szCs w:val="20"/>
-        </w:rPr>
-        <w:t>{% if community_control.specialized_docket_ordered is true %}</w:t>
+        <w:t>{% endif %}{% if community_control.specialized_docket_ordered is true %}</w:t>
       </w:r>
     </w:p>
     <w:p>
@@ -7155,15 +5318,7 @@
           <w:sz w:val="20"/>
           <w:szCs w:val="20"/>
         </w:rPr>
-        <w:t xml:space="preserve">is true %}  </w:t>
-      </w:r>
-      <w:r>
-        <w:rPr>
-          <w:rFonts w:ascii="Palatino Linotype" w:hAnsi="Palatino Linotype"/>
-          <w:sz w:val="20"/>
-          <w:szCs w:val="20"/>
-        </w:rPr>
-        <w:t xml:space="preserve"> </w:t>
+        <w:t xml:space="preserve">is true %}   </w:t>
       </w:r>
     </w:p>
     <w:p>
@@ -7226,7 +5381,23 @@
           <w:sz w:val="20"/>
           <w:szCs w:val="20"/>
         </w:rPr>
-        <w:t>, effective upon hook-up by, and under the supervision of the Office of Community Control.</w:t>
+        <w:t xml:space="preserve">, effective upon hook-up by, and under the supervision of </w:t>
+      </w:r>
+      <w:r>
+        <w:rPr>
+          <w:rFonts w:ascii="Palatino Linotype" w:hAnsi="Palatino Linotype"/>
+          <w:sz w:val="20"/>
+          <w:szCs w:val="20"/>
+        </w:rPr>
+        <w:t>Community Control</w:t>
+      </w:r>
+      <w:r>
+        <w:rPr>
+          <w:rFonts w:ascii="Palatino Linotype" w:hAnsi="Palatino Linotype"/>
+          <w:sz w:val="20"/>
+          <w:szCs w:val="20"/>
+        </w:rPr>
+        <w:t>.</w:t>
       </w:r>
       <w:r>
         <w:rPr>
@@ -7250,15 +5421,7 @@
           <w:sz w:val="20"/>
           <w:szCs w:val="20"/>
         </w:rPr>
-        <w:t>gps_exclusion</w:t>
-      </w:r>
-      <w:r>
-        <w:rPr>
-          <w:rFonts w:ascii="Palatino Linotype" w:hAnsi="Palatino Linotype"/>
-          <w:sz w:val="20"/>
-          <w:szCs w:val="20"/>
-        </w:rPr>
-        <w:t xml:space="preserve"> </w:t>
+        <w:t xml:space="preserve">gps_exclusion </w:t>
       </w:r>
       <w:r>
         <w:rPr>
@@ -7295,66 +5458,32 @@
           <w:sz w:val="20"/>
           <w:szCs w:val="20"/>
         </w:rPr>
-        <w:t>{% if currently_in_jail == ‘Yes’</w:t>
-      </w:r>
-      <w:r>
-        <w:rPr>
-          <w:rFonts w:ascii="Palatino Linotype" w:hAnsi="Palatino Linotype"/>
-          <w:sz w:val="20"/>
-          <w:szCs w:val="20"/>
-        </w:rPr>
-        <w:t xml:space="preserve"> or community_control.gps_prior_to_release is true </w:t>
-      </w:r>
-      <w:r>
-        <w:rPr>
-          <w:rFonts w:ascii="Palatino Linotype" w:hAnsi="Palatino Linotype"/>
-          <w:sz w:val="20"/>
-          <w:szCs w:val="20"/>
-        </w:rPr>
-        <w:t>%}Prior to release from jail, Defendant shall be fitted for a GPS Monitoring unit. {% else %}Defendant shall report forthwith to the Office of Community Control to be fitted with a GPS Monitoring unit. {% endif %}</w:t>
-      </w:r>
-      <w:r>
-        <w:rPr>
-          <w:rFonts w:ascii="Palatino Linotype" w:hAnsi="Palatino Linotype"/>
-          <w:sz w:val="20"/>
-          <w:szCs w:val="20"/>
-        </w:rPr>
-        <w:t>D</w:t>
-      </w:r>
-      <w:r>
-        <w:rPr>
-          <w:rFonts w:ascii="Palatino Linotype" w:hAnsi="Palatino Linotype"/>
-          <w:sz w:val="20"/>
-          <w:szCs w:val="20"/>
-        </w:rPr>
-        <w:t xml:space="preserve">efendant is excluded from coming within </w:t>
-      </w:r>
-      <w:r>
-        <w:rPr>
-          <w:rFonts w:ascii="Palatino Linotype" w:hAnsi="Palatino Linotype"/>
-          <w:b/>
-          <w:sz w:val="20"/>
-          <w:szCs w:val="20"/>
-        </w:rPr>
-        <w:t xml:space="preserve">{{ </w:t>
-      </w:r>
-      <w:r>
-        <w:rPr>
-          <w:rFonts w:ascii="Palatino Linotype" w:hAnsi="Palatino Linotype"/>
-          <w:b/>
-          <w:sz w:val="20"/>
-          <w:szCs w:val="20"/>
-        </w:rPr>
-        <w:t>community_control.</w:t>
-      </w:r>
-      <w:r>
-        <w:rPr>
-          <w:rFonts w:ascii="Palatino Linotype" w:hAnsi="Palatino Linotype"/>
-          <w:b/>
-          <w:sz w:val="20"/>
-          <w:szCs w:val="20"/>
-        </w:rPr>
-        <w:t>gps_exclusion_radius }}</w:t>
+        <w:t xml:space="preserve">{% if currently_in_jail == ‘Yes’ or community_control.gps_prior_to_release is true %}Prior to release from jail, Defendant shall be fitted for a GPS Monitoring unit. {% else %}Defendant shall report forthwith to </w:t>
+      </w:r>
+      <w:r>
+        <w:rPr>
+          <w:rFonts w:ascii="Palatino Linotype" w:hAnsi="Palatino Linotype"/>
+          <w:sz w:val="20"/>
+          <w:szCs w:val="20"/>
+        </w:rPr>
+        <w:t>Community Control</w:t>
+      </w:r>
+      <w:r>
+        <w:rPr>
+          <w:rFonts w:ascii="Palatino Linotype" w:hAnsi="Palatino Linotype"/>
+          <w:sz w:val="20"/>
+          <w:szCs w:val="20"/>
+        </w:rPr>
+        <w:t xml:space="preserve"> to be fitted with a GPS Monitoring unit. {% endif %}Defendant is excluded from coming within </w:t>
+      </w:r>
+      <w:r>
+        <w:rPr>
+          <w:rFonts w:ascii="Palatino Linotype" w:hAnsi="Palatino Linotype"/>
+          <w:b/>
+          <w:sz w:val="20"/>
+          <w:szCs w:val="20"/>
+        </w:rPr>
+        <w:t>{{ community_control.gps_exclusion_radius }}</w:t>
       </w:r>
       <w:r>
         <w:rPr>
@@ -7388,48 +5517,15 @@
           <w:sz w:val="20"/>
           <w:szCs w:val="20"/>
         </w:rPr>
-        <w:t>community_control.</w:t>
-      </w:r>
-      <w:r>
-        <w:rPr>
-          <w:rFonts w:ascii="Palatino Linotype" w:hAnsi="Palatino Linotype"/>
-          <w:b/>
-          <w:sz w:val="20"/>
-          <w:szCs w:val="20"/>
-        </w:rPr>
-        <w:t>gps_exclusion_location }}</w:t>
-      </w:r>
-      <w:r>
-        <w:rPr>
-          <w:rFonts w:ascii="Palatino Linotype" w:hAnsi="Palatino Linotype"/>
-          <w:sz w:val="20"/>
-          <w:szCs w:val="20"/>
-        </w:rPr>
-        <w:t>.</w:t>
-      </w:r>
-      <w:r>
-        <w:rPr>
-          <w:rFonts w:ascii="Palatino Linotype" w:hAnsi="Palatino Linotype"/>
-          <w:sz w:val="20"/>
-          <w:szCs w:val="20"/>
-        </w:rPr>
-        <w:t xml:space="preserve"> </w:t>
-      </w:r>
-      <w:r>
-        <w:rPr>
-          <w:rFonts w:ascii="Palatino Linotype" w:hAnsi="Palatino Linotype"/>
-          <w:sz w:val="20"/>
-          <w:szCs w:val="20"/>
-        </w:rPr>
-        <w:t>{% endif %}</w:t>
-      </w:r>
-      <w:r>
-        <w:rPr>
-          <w:rFonts w:ascii="Palatino Linotype" w:hAnsi="Palatino Linotype"/>
-          <w:sz w:val="20"/>
-          <w:szCs w:val="20"/>
-        </w:rPr>
-        <w:t>{% if community_control.gps_court_pay is true %}</w:t>
+        <w:t>community_control.gps_exclusion_location }}</w:t>
+      </w:r>
+      <w:r>
+        <w:rPr>
+          <w:rFonts w:ascii="Palatino Linotype" w:hAnsi="Palatino Linotype"/>
+          <w:sz w:val="20"/>
+          <w:szCs w:val="20"/>
+        </w:rPr>
+        <w:t>. {% endif %}{% if community_control.gps_court_pay is true %}</w:t>
       </w:r>
       <w:r>
         <w:rPr>
@@ -7438,25 +5534,7 @@
           <w:szCs w:val="20"/>
           <w:u w:val="single"/>
         </w:rPr>
-        <w:t>The Court shall pay for the cost of the GPS</w:t>
-      </w:r>
-      <w:r>
-        <w:rPr>
-          <w:rFonts w:ascii="Palatino Linotype" w:hAnsi="Palatino Linotype"/>
-          <w:sz w:val="20"/>
-          <w:szCs w:val="20"/>
-          <w:u w:val="single"/>
-        </w:rPr>
-        <w:t xml:space="preserve"> Monitoring</w:t>
-      </w:r>
-      <w:r>
-        <w:rPr>
-          <w:rFonts w:ascii="Palatino Linotype" w:hAnsi="Palatino Linotype"/>
-          <w:sz w:val="20"/>
-          <w:szCs w:val="20"/>
-          <w:u w:val="single"/>
-        </w:rPr>
-        <w:t xml:space="preserve"> unit</w:t>
+        <w:t>The Court shall pay for the cost of the GPS Monitoring unit</w:t>
       </w:r>
       <w:r>
         <w:rPr>
@@ -7480,23 +5558,7 @@
           <w:sz w:val="20"/>
           <w:szCs w:val="20"/>
         </w:rPr>
-        <w:t>daily_reporting</w:t>
-      </w:r>
-      <w:r>
-        <w:rPr>
-          <w:rFonts w:ascii="Palatino Linotype" w:hAnsi="Palatino Linotype"/>
-          <w:sz w:val="20"/>
-          <w:szCs w:val="20"/>
-        </w:rPr>
-        <w:t xml:space="preserve"> </w:t>
-      </w:r>
-      <w:r>
-        <w:rPr>
-          <w:rFonts w:ascii="Palatino Linotype" w:hAnsi="Palatino Linotype"/>
-          <w:sz w:val="20"/>
-          <w:szCs w:val="20"/>
-        </w:rPr>
-        <w:t>is true %}</w:t>
+        <w:t>daily_reporting is true %}</w:t>
       </w:r>
     </w:p>
     <w:p>
@@ -7525,15 +5587,39 @@
           <w:sz w:val="20"/>
           <w:szCs w:val="20"/>
         </w:rPr>
-        <w:t>D</w:t>
-      </w:r>
-      <w:r>
-        <w:rPr>
-          <w:rFonts w:ascii="Palatino Linotype" w:hAnsi="Palatino Linotype"/>
-          <w:sz w:val="20"/>
-          <w:szCs w:val="20"/>
-        </w:rPr>
-        <w:t>efendant shall report daily to the Office of Community Control in the manner specified by the Office of Community Control.{% endif %}</w:t>
+        <w:t xml:space="preserve">Defendant shall report daily to </w:t>
+      </w:r>
+      <w:r>
+        <w:rPr>
+          <w:rFonts w:ascii="Palatino Linotype" w:hAnsi="Palatino Linotype"/>
+          <w:sz w:val="20"/>
+          <w:szCs w:val="20"/>
+        </w:rPr>
+        <w:t>Community Control</w:t>
+      </w:r>
+      <w:r>
+        <w:rPr>
+          <w:rFonts w:ascii="Palatino Linotype" w:hAnsi="Palatino Linotype"/>
+          <w:sz w:val="20"/>
+          <w:szCs w:val="20"/>
+        </w:rPr>
+        <w:t xml:space="preserve"> in the manner specified by </w:t>
+      </w:r>
+      <w:r>
+        <w:rPr>
+          <w:rFonts w:ascii="Palatino Linotype" w:hAnsi="Palatino Linotype"/>
+          <w:sz w:val="20"/>
+          <w:szCs w:val="20"/>
+        </w:rPr>
+        <w:t>Community Control</w:t>
+      </w:r>
+      <w:r>
+        <w:rPr>
+          <w:rFonts w:ascii="Palatino Linotype" w:hAnsi="Palatino Linotype"/>
+          <w:sz w:val="20"/>
+          <w:szCs w:val="20"/>
+        </w:rPr>
+        <w:t>.{% endif %}</w:t>
       </w:r>
       <w:r>
         <w:rPr>
@@ -7557,23 +5643,7 @@
           <w:sz w:val="20"/>
           <w:szCs w:val="20"/>
         </w:rPr>
-        <w:t xml:space="preserve">    </w:t>
-      </w:r>
-      <w:r>
-        <w:rPr>
-          <w:rFonts w:ascii="Palatino Linotype" w:hAnsi="Palatino Linotype"/>
-          <w:sz w:val="20"/>
-          <w:szCs w:val="20"/>
-        </w:rPr>
-        <w:t xml:space="preserve">   </w:t>
-      </w:r>
-      <w:r>
-        <w:rPr>
-          <w:rFonts w:ascii="Palatino Linotype" w:hAnsi="Palatino Linotype"/>
-          <w:sz w:val="20"/>
-          <w:szCs w:val="20"/>
-        </w:rPr>
-        <w:t xml:space="preserve">  </w:t>
+        <w:t xml:space="preserve">         </w:t>
       </w:r>
     </w:p>
     <w:p>
@@ -7619,31 +5689,1338 @@
           <w:sz w:val="20"/>
           <w:szCs w:val="20"/>
         </w:rPr>
-        <w:t xml:space="preserve">{% endif %}{% if </w:t>
-      </w:r>
-      <w:r>
-        <w:rPr>
-          <w:rFonts w:ascii="Palatino Linotype" w:hAnsi="Palatino Linotype"/>
-          <w:sz w:val="20"/>
-          <w:szCs w:val="20"/>
-        </w:rPr>
-        <w:t>other_condition</w:t>
-      </w:r>
-      <w:r>
-        <w:rPr>
-          <w:rFonts w:ascii="Palatino Linotype" w:hAnsi="Palatino Linotype"/>
-          <w:sz w:val="20"/>
-          <w:szCs w:val="20"/>
-        </w:rPr>
-        <w:t>s</w:t>
-      </w:r>
-      <w:r>
-        <w:rPr>
-          <w:rFonts w:ascii="Palatino Linotype" w:hAnsi="Palatino Linotype"/>
-          <w:sz w:val="20"/>
-          <w:szCs w:val="20"/>
-        </w:rPr>
-        <w:t>.ordered</w:t>
+        <w:t>{% endif %}</w:t>
+      </w:r>
+      <w:r>
+        <w:rPr>
+          <w:rFonts w:ascii="Palatino Linotype" w:hAnsi="Palatino Linotype"/>
+          <w:sz w:val="20"/>
+          <w:szCs w:val="20"/>
+        </w:rPr>
+        <w:t>{% if community_control.pay_restitution is true %}</w:t>
+      </w:r>
+    </w:p>
+    <w:p>
+      <w:pPr>
+        <w:jc w:val="both"/>
+        <w:rPr>
+          <w:rFonts w:ascii="Palatino Linotype" w:hAnsi="Palatino Linotype"/>
+          <w:sz w:val="20"/>
+          <w:szCs w:val="20"/>
+        </w:rPr>
+      </w:pPr>
+      <w:r>
+        <w:rPr>
+          <w:rFonts w:ascii="Palatino Linotype" w:hAnsi="Palatino Linotype"/>
+          <w:sz w:val="20"/>
+          <w:szCs w:val="20"/>
+        </w:rPr>
+        <w:t>{{ ‘\n’ }}</w:t>
+      </w:r>
+      <w:r>
+        <w:rPr>
+          <w:rFonts w:ascii="Palatino Linotype" w:hAnsi="Palatino Linotype"/>
+          <w:b/>
+          <w:bCs/>
+          <w:sz w:val="20"/>
+          <w:szCs w:val="20"/>
+        </w:rPr>
+        <w:t xml:space="preserve">Restitution. </w:t>
+      </w:r>
+      <w:r>
+        <w:rPr>
+          <w:rFonts w:ascii="Palatino Linotype" w:hAnsi="Palatino Linotype"/>
+          <w:sz w:val="20"/>
+          <w:szCs w:val="20"/>
+        </w:rPr>
+        <w:t xml:space="preserve">Within 60 days </w:t>
+      </w:r>
+      <w:r>
+        <w:rPr>
+          <w:rFonts w:ascii="Palatino Linotype" w:hAnsi="Palatino Linotype"/>
+          <w:sz w:val="20"/>
+          <w:szCs w:val="20"/>
+        </w:rPr>
+        <w:t xml:space="preserve">Defendant shall </w:t>
+      </w:r>
+      <w:r>
+        <w:rPr>
+          <w:rFonts w:ascii="Palatino Linotype" w:hAnsi="Palatino Linotype"/>
+          <w:sz w:val="20"/>
+          <w:szCs w:val="20"/>
+        </w:rPr>
+        <w:t xml:space="preserve">pay restitution of </w:t>
+      </w:r>
+      <w:r>
+        <w:rPr>
+          <w:rFonts w:ascii="Palatino Linotype" w:hAnsi="Palatino Linotype"/>
+          <w:b/>
+          <w:sz w:val="20"/>
+          <w:szCs w:val="20"/>
+        </w:rPr>
+        <w:t>${{ community_control.pay_restitution_amount }}</w:t>
+      </w:r>
+      <w:r>
+        <w:rPr>
+          <w:rFonts w:ascii="Palatino Linotype" w:hAnsi="Palatino Linotype"/>
+          <w:sz w:val="20"/>
+          <w:szCs w:val="20"/>
+        </w:rPr>
+        <w:t xml:space="preserve">, </w:t>
+      </w:r>
+      <w:r>
+        <w:rPr>
+          <w:rFonts w:ascii="Palatino Linotype" w:hAnsi="Palatino Linotype"/>
+          <w:sz w:val="20"/>
+          <w:szCs w:val="20"/>
+        </w:rPr>
+        <w:t xml:space="preserve">payable </w:t>
+      </w:r>
+      <w:r>
+        <w:rPr>
+          <w:rFonts w:ascii="Palatino Linotype" w:hAnsi="Palatino Linotype"/>
+          <w:sz w:val="20"/>
+          <w:szCs w:val="20"/>
+        </w:rPr>
+        <w:t xml:space="preserve">through the Clerk’s office with </w:t>
+      </w:r>
+      <w:r>
+        <w:rPr>
+          <w:rFonts w:ascii="Palatino Linotype" w:hAnsi="Palatino Linotype"/>
+          <w:sz w:val="20"/>
+          <w:szCs w:val="20"/>
+        </w:rPr>
+        <w:t xml:space="preserve">cash, or with a </w:t>
+      </w:r>
+      <w:r>
+        <w:rPr>
+          <w:rFonts w:ascii="Palatino Linotype" w:hAnsi="Palatino Linotype"/>
+          <w:sz w:val="20"/>
+          <w:szCs w:val="20"/>
+        </w:rPr>
+        <w:t>cashier’s check or money order payable to</w:t>
+      </w:r>
+      <w:r>
+        <w:rPr>
+          <w:rFonts w:ascii="Palatino Linotype" w:hAnsi="Palatino Linotype"/>
+          <w:b/>
+          <w:sz w:val="20"/>
+          <w:szCs w:val="20"/>
+        </w:rPr>
+        <w:t xml:space="preserve"> </w:t>
+      </w:r>
+      <w:r>
+        <w:rPr>
+          <w:rFonts w:ascii="Palatino Linotype" w:hAnsi="Palatino Linotype"/>
+          <w:sz w:val="20"/>
+          <w:szCs w:val="20"/>
+          <w:u w:val="single"/>
+        </w:rPr>
+        <w:t>{{ community_control.pay_restitution_to }}</w:t>
+      </w:r>
+      <w:r>
+        <w:rPr>
+          <w:rFonts w:ascii="Palatino Linotype" w:hAnsi="Palatino Linotype"/>
+          <w:sz w:val="20"/>
+          <w:szCs w:val="20"/>
+        </w:rPr>
+        <w:t>. The Court ORDERS that any payments made by Defendant</w:t>
+      </w:r>
+      <w:r>
+        <w:rPr>
+          <w:rFonts w:ascii="Palatino Linotype" w:hAnsi="Palatino Linotype"/>
+          <w:sz w:val="20"/>
+          <w:szCs w:val="20"/>
+        </w:rPr>
+        <w:t xml:space="preserve"> during the term of community control be applied toward the payment of restitution. When the Court terminates Community Control, the Clerk shall issue a certificate of judgment in favor of the victim. Any payments made by Defendant after the Court terminates community control shall be applied </w:t>
+      </w:r>
+      <w:r>
+        <w:rPr>
+          <w:rFonts w:ascii="Palatino Linotype" w:hAnsi="Palatino Linotype"/>
+          <w:sz w:val="20"/>
+          <w:szCs w:val="20"/>
+        </w:rPr>
+        <w:lastRenderedPageBreak/>
+        <w:t>toward unpaid fines and costs.</w:t>
+      </w:r>
+      <w:r>
+        <w:rPr>
+          <w:rFonts w:ascii="Palatino Linotype" w:hAnsi="Palatino Linotype"/>
+          <w:sz w:val="20"/>
+          <w:szCs w:val="20"/>
+        </w:rPr>
+        <w:t>{{ ‘\n’ }}</w:t>
+      </w:r>
+      <w:r>
+        <w:rPr>
+          <w:rFonts w:ascii="Palatino Linotype" w:hAnsi="Palatino Linotype"/>
+          <w:sz w:val="20"/>
+          <w:szCs w:val="20"/>
+        </w:rPr>
+        <w:t>{% endif %}</w:t>
+      </w:r>
+    </w:p>
+    <w:p>
+      <w:pPr>
+        <w:jc w:val="both"/>
+        <w:rPr>
+          <w:rFonts w:ascii="Palatino Linotype" w:hAnsi="Palatino Linotype"/>
+          <w:sz w:val="20"/>
+          <w:szCs w:val="20"/>
+        </w:rPr>
+      </w:pPr>
+      <w:r>
+        <w:rPr>
+          <w:rFonts w:ascii="Palatino Linotype" w:hAnsi="Palatino Linotype"/>
+          <w:b/>
+          <w:bCs/>
+          <w:sz w:val="20"/>
+          <w:szCs w:val="20"/>
+        </w:rPr>
+        <w:t xml:space="preserve">Fines and Costs.  </w:t>
+      </w:r>
+      <w:r>
+        <w:rPr>
+          <w:rFonts w:ascii="Palatino Linotype" w:hAnsi="Palatino Linotype"/>
+          <w:b/>
+          <w:bCs/>
+          <w:sz w:val="20"/>
+          <w:szCs w:val="20"/>
+        </w:rPr>
+        <w:t xml:space="preserve">{% </w:t>
+      </w:r>
+      <w:r>
+        <w:rPr>
+          <w:rFonts w:ascii="Palatino Linotype" w:hAnsi="Palatino Linotype"/>
+          <w:bCs/>
+          <w:sz w:val="20"/>
+          <w:szCs w:val="20"/>
+        </w:rPr>
+        <w:t>if court_costs.ordered == ‘Yes’ %}</w:t>
+      </w:r>
+      <w:r>
+        <w:rPr>
+          <w:rFonts w:ascii="Palatino Linotype" w:hAnsi="Palatino Linotype"/>
+          <w:bCs/>
+          <w:sz w:val="20"/>
+          <w:szCs w:val="20"/>
+          <w:u w:val="single"/>
+        </w:rPr>
+        <w:t>The Court ordered costs for the highest degree charge</w:t>
+      </w:r>
+      <w:r>
+        <w:rPr>
+          <w:rFonts w:ascii="Palatino Linotype" w:hAnsi="Palatino Linotype"/>
+          <w:bCs/>
+          <w:sz w:val="20"/>
+          <w:szCs w:val="20"/>
+        </w:rPr>
+        <w:t xml:space="preserve">. </w:t>
+      </w:r>
+      <w:r>
+        <w:rPr>
+          <w:rFonts w:ascii="Palatino Linotype" w:hAnsi="Palatino Linotype"/>
+          <w:bCs/>
+          <w:sz w:val="20"/>
+          <w:szCs w:val="20"/>
+        </w:rPr>
+        <w:t>{% elif court_costs.ordered == ‘Waived’ %}</w:t>
+      </w:r>
+      <w:r>
+        <w:rPr>
+          <w:rFonts w:ascii="Palatino Linotype" w:hAnsi="Palatino Linotype"/>
+          <w:bCs/>
+          <w:sz w:val="20"/>
+          <w:szCs w:val="20"/>
+          <w:u w:val="single"/>
+        </w:rPr>
+        <w:t>Court costs in this case are waived</w:t>
+      </w:r>
+      <w:r>
+        <w:rPr>
+          <w:rFonts w:ascii="Palatino Linotype" w:hAnsi="Palatino Linotype"/>
+          <w:bCs/>
+          <w:sz w:val="20"/>
+          <w:szCs w:val="20"/>
+        </w:rPr>
+        <w:t xml:space="preserve">. </w:t>
+      </w:r>
+      <w:r>
+        <w:rPr>
+          <w:rFonts w:ascii="Palatino Linotype" w:hAnsi="Palatino Linotype"/>
+          <w:bCs/>
+          <w:sz w:val="20"/>
+          <w:szCs w:val="20"/>
+        </w:rPr>
+        <w:t>{% elif court_costs.ordered == ‘Imposed in companion case’ %}</w:t>
+      </w:r>
+      <w:r>
+        <w:rPr>
+          <w:rFonts w:ascii="Palatino Linotype" w:hAnsi="Palatino Linotype"/>
+          <w:bCs/>
+          <w:sz w:val="20"/>
+          <w:szCs w:val="20"/>
+          <w:u w:val="single"/>
+        </w:rPr>
+        <w:t>No court costs are imposed in this case, but court costs are imposed in Defendant’s companion case</w:t>
+      </w:r>
+      <w:r>
+        <w:rPr>
+          <w:rFonts w:ascii="Palatino Linotype" w:hAnsi="Palatino Linotype"/>
+          <w:bCs/>
+          <w:sz w:val="20"/>
+          <w:szCs w:val="20"/>
+        </w:rPr>
+        <w:t xml:space="preserve">. </w:t>
+      </w:r>
+      <w:r>
+        <w:rPr>
+          <w:rFonts w:ascii="Palatino Linotype" w:hAnsi="Palatino Linotype"/>
+          <w:bCs/>
+          <w:sz w:val="20"/>
+          <w:szCs w:val="20"/>
+        </w:rPr>
+        <w:t>{% elif court_costs.ordered == ‘No’ %}</w:t>
+      </w:r>
+      <w:r>
+        <w:rPr>
+          <w:rFonts w:ascii="Palatino Linotype" w:hAnsi="Palatino Linotype"/>
+          <w:bCs/>
+          <w:sz w:val="20"/>
+          <w:szCs w:val="20"/>
+          <w:u w:val="single"/>
+        </w:rPr>
+        <w:t>There are no court costs in this case</w:t>
+      </w:r>
+      <w:r>
+        <w:rPr>
+          <w:rFonts w:ascii="Palatino Linotype" w:hAnsi="Palatino Linotype"/>
+          <w:bCs/>
+          <w:sz w:val="20"/>
+          <w:szCs w:val="20"/>
+        </w:rPr>
+        <w:t>. {% endif %}</w:t>
+      </w:r>
+      <w:r>
+        <w:rPr>
+          <w:rFonts w:ascii="Palatino Linotype" w:hAnsi="Palatino Linotype"/>
+          <w:sz w:val="20"/>
+          <w:szCs w:val="20"/>
+        </w:rPr>
+        <w:t>The Defendant was</w:t>
+      </w:r>
+      <w:r>
+        <w:rPr>
+          <w:rFonts w:ascii="Palatino Linotype" w:hAnsi="Palatino Linotype"/>
+          <w:sz w:val="20"/>
+          <w:szCs w:val="20"/>
+        </w:rPr>
+        <w:t xml:space="preserve"> informed of the fines </w:t>
+      </w:r>
+      <w:r>
+        <w:rPr>
+          <w:rFonts w:ascii="Palatino Linotype" w:hAnsi="Palatino Linotype"/>
+          <w:b/>
+          <w:bCs/>
+          <w:sz w:val="20"/>
+          <w:szCs w:val="20"/>
+        </w:rPr>
+        <w:t xml:space="preserve">{% </w:t>
+      </w:r>
+      <w:r>
+        <w:rPr>
+          <w:rFonts w:ascii="Palatino Linotype" w:hAnsi="Palatino Linotype"/>
+          <w:bCs/>
+          <w:sz w:val="20"/>
+          <w:szCs w:val="20"/>
+        </w:rPr>
+        <w:t>if court_costs.ordered == ‘Yes’ %}</w:t>
+      </w:r>
+      <w:r>
+        <w:rPr>
+          <w:rFonts w:ascii="Palatino Linotype" w:hAnsi="Palatino Linotype"/>
+          <w:sz w:val="20"/>
+          <w:szCs w:val="20"/>
+        </w:rPr>
+        <w:t>and costs</w:t>
+      </w:r>
+      <w:r>
+        <w:rPr>
+          <w:rFonts w:ascii="Palatino Linotype" w:hAnsi="Palatino Linotype"/>
+          <w:sz w:val="20"/>
+          <w:szCs w:val="20"/>
+        </w:rPr>
+        <w:t xml:space="preserve"> {% endif %}</w:t>
+      </w:r>
+      <w:r>
+        <w:rPr>
+          <w:rFonts w:ascii="Palatino Linotype" w:hAnsi="Palatino Linotype"/>
+          <w:sz w:val="20"/>
+          <w:szCs w:val="20"/>
+        </w:rPr>
+        <w:t xml:space="preserve">owed, </w:t>
+      </w:r>
+      <w:r>
+        <w:rPr>
+          <w:rFonts w:ascii="Palatino Linotype" w:hAnsi="Palatino Linotype"/>
+          <w:sz w:val="20"/>
+          <w:szCs w:val="20"/>
+        </w:rPr>
+        <w:t xml:space="preserve">and </w:t>
+      </w:r>
+      <w:r>
+        <w:rPr>
+          <w:rFonts w:ascii="Palatino Linotype" w:hAnsi="Palatino Linotype"/>
+          <w:sz w:val="20"/>
+          <w:szCs w:val="20"/>
+        </w:rPr>
+        <w:t xml:space="preserve">Defendant expressed an ability to pay </w:t>
+      </w:r>
+      <w:r>
+        <w:rPr>
+          <w:rFonts w:ascii="Palatino Linotype" w:hAnsi="Palatino Linotype"/>
+          <w:b/>
+          <w:bCs/>
+          <w:sz w:val="20"/>
+          <w:szCs w:val="20"/>
+        </w:rPr>
+        <w:t xml:space="preserve">{{ </w:t>
+      </w:r>
+      <w:r>
+        <w:rPr>
+          <w:rFonts w:ascii="Palatino Linotype" w:hAnsi="Palatino Linotype"/>
+          <w:b/>
+          <w:bCs/>
+          <w:sz w:val="20"/>
+          <w:szCs w:val="20"/>
+        </w:rPr>
+        <w:t>court_costs.</w:t>
+      </w:r>
+      <w:r>
+        <w:rPr>
+          <w:rFonts w:ascii="Palatino Linotype" w:hAnsi="Palatino Linotype"/>
+          <w:b/>
+          <w:bCs/>
+          <w:sz w:val="20"/>
+          <w:szCs w:val="20"/>
+        </w:rPr>
+        <w:t>ability_to_pay_time }}</w:t>
+      </w:r>
+      <w:r>
+        <w:rPr>
+          <w:rFonts w:ascii="Palatino Linotype" w:hAnsi="Palatino Linotype"/>
+          <w:sz w:val="20"/>
+          <w:szCs w:val="20"/>
+        </w:rPr>
+        <w:t xml:space="preserve">. </w:t>
+      </w:r>
+      <w:bookmarkStart w:id="1" w:name="_Hlk94196527"/>
+      <w:r>
+        <w:rPr>
+          <w:rFonts w:ascii="Palatino Linotype" w:hAnsi="Palatino Linotype"/>
+          <w:sz w:val="20"/>
+          <w:szCs w:val="20"/>
+        </w:rPr>
+        <w:t>Absent further order, the Court finds Defendant is able and shall pay</w:t>
+      </w:r>
+      <w:r>
+        <w:rPr>
+          <w:rFonts w:ascii="Palatino Linotype" w:hAnsi="Palatino Linotype"/>
+          <w:sz w:val="20"/>
+          <w:szCs w:val="20"/>
+        </w:rPr>
+        <w:t xml:space="preserve"> the fines </w:t>
+      </w:r>
+      <w:r>
+        <w:rPr>
+          <w:rFonts w:ascii="Palatino Linotype" w:hAnsi="Palatino Linotype"/>
+          <w:b/>
+          <w:bCs/>
+          <w:sz w:val="20"/>
+          <w:szCs w:val="20"/>
+        </w:rPr>
+        <w:t xml:space="preserve">{% </w:t>
+      </w:r>
+      <w:r>
+        <w:rPr>
+          <w:rFonts w:ascii="Palatino Linotype" w:hAnsi="Palatino Linotype"/>
+          <w:bCs/>
+          <w:sz w:val="20"/>
+          <w:szCs w:val="20"/>
+        </w:rPr>
+        <w:t>if court_costs.ordered == ‘Yes’ %}</w:t>
+      </w:r>
+      <w:r>
+        <w:rPr>
+          <w:rFonts w:ascii="Palatino Linotype" w:hAnsi="Palatino Linotype"/>
+          <w:sz w:val="20"/>
+          <w:szCs w:val="20"/>
+        </w:rPr>
+        <w:t>and costs</w:t>
+      </w:r>
+      <w:r>
+        <w:rPr>
+          <w:rFonts w:ascii="Palatino Linotype" w:hAnsi="Palatino Linotype"/>
+          <w:sz w:val="20"/>
+          <w:szCs w:val="20"/>
+        </w:rPr>
+        <w:t xml:space="preserve"> {% endif %}</w:t>
+      </w:r>
+      <w:r>
+        <w:rPr>
+          <w:rFonts w:ascii="Palatino Linotype" w:hAnsi="Palatino Linotype"/>
+          <w:sz w:val="20"/>
+          <w:szCs w:val="20"/>
+        </w:rPr>
+        <w:t xml:space="preserve">in full </w:t>
+      </w:r>
+      <w:r>
+        <w:rPr>
+          <w:rFonts w:ascii="Palatino Linotype" w:hAnsi="Palatino Linotype"/>
+          <w:sz w:val="20"/>
+          <w:szCs w:val="20"/>
+        </w:rPr>
+        <w:t xml:space="preserve">{% if </w:t>
+      </w:r>
+      <w:r>
+        <w:rPr>
+          <w:rFonts w:ascii="Palatino Linotype" w:hAnsi="Palatino Linotype"/>
+          <w:sz w:val="20"/>
+          <w:szCs w:val="20"/>
+        </w:rPr>
+        <w:t xml:space="preserve">‘while’ in </w:t>
+      </w:r>
+      <w:r>
+        <w:rPr>
+          <w:rFonts w:ascii="Palatino Linotype" w:hAnsi="Palatino Linotype"/>
+          <w:sz w:val="20"/>
+          <w:szCs w:val="20"/>
+        </w:rPr>
+        <w:t>court_costs.balance_due_date</w:t>
+      </w:r>
+      <w:r>
+        <w:rPr>
+          <w:rFonts w:ascii="Palatino Linotype" w:hAnsi="Palatino Linotype"/>
+          <w:sz w:val="20"/>
+          <w:szCs w:val="20"/>
+        </w:rPr>
+        <w:t xml:space="preserve"> </w:t>
+      </w:r>
+      <w:r>
+        <w:rPr>
+          <w:rFonts w:ascii="Palatino Linotype" w:hAnsi="Palatino Linotype"/>
+          <w:sz w:val="20"/>
+          <w:szCs w:val="20"/>
+        </w:rPr>
+        <w:t>%}</w:t>
+      </w:r>
+      <w:r>
+        <w:rPr>
+          <w:rFonts w:ascii="Palatino Linotype" w:hAnsi="Palatino Linotype"/>
+          <w:sz w:val="20"/>
+          <w:szCs w:val="20"/>
+        </w:rPr>
+        <w:t>{% else %}</w:t>
+      </w:r>
+      <w:r>
+        <w:rPr>
+          <w:rFonts w:ascii="Palatino Linotype" w:hAnsi="Palatino Linotype"/>
+          <w:sz w:val="20"/>
+          <w:szCs w:val="20"/>
+        </w:rPr>
+        <w:t xml:space="preserve">by </w:t>
+      </w:r>
+      <w:bookmarkEnd w:id="1"/>
+      <w:r>
+        <w:rPr>
+          <w:rFonts w:ascii="Palatino Linotype" w:hAnsi="Palatino Linotype"/>
+          <w:sz w:val="20"/>
+          <w:szCs w:val="20"/>
+        </w:rPr>
+        <w:t>{% endif %}</w:t>
+      </w:r>
+      <w:r>
+        <w:rPr>
+          <w:rFonts w:ascii="Palatino Linotype" w:hAnsi="Palatino Linotype"/>
+          <w:b/>
+          <w:bCs/>
+          <w:sz w:val="20"/>
+          <w:szCs w:val="20"/>
+        </w:rPr>
+        <w:t xml:space="preserve">{{ </w:t>
+      </w:r>
+      <w:r>
+        <w:rPr>
+          <w:rFonts w:ascii="Palatino Linotype" w:hAnsi="Palatino Linotype"/>
+          <w:b/>
+          <w:bCs/>
+          <w:sz w:val="20"/>
+          <w:szCs w:val="20"/>
+        </w:rPr>
+        <w:t>court_costs.</w:t>
+      </w:r>
+      <w:r>
+        <w:rPr>
+          <w:rFonts w:ascii="Palatino Linotype" w:hAnsi="Palatino Linotype"/>
+          <w:b/>
+          <w:bCs/>
+          <w:sz w:val="20"/>
+          <w:szCs w:val="20"/>
+        </w:rPr>
+        <w:t>balance_due_date }}</w:t>
+      </w:r>
+      <w:r>
+        <w:rPr>
+          <w:rFonts w:ascii="Palatino Linotype" w:hAnsi="Palatino Linotype"/>
+          <w:sz w:val="20"/>
+          <w:szCs w:val="20"/>
+        </w:rPr>
+        <w:t>.</w:t>
+      </w:r>
+      <w:r>
+        <w:rPr>
+          <w:rFonts w:ascii="Palatino Linotype" w:hAnsi="Palatino Linotype"/>
+          <w:sz w:val="20"/>
+          <w:szCs w:val="20"/>
+        </w:rPr>
+        <w:t xml:space="preserve"> </w:t>
+      </w:r>
+      <w:r>
+        <w:rPr>
+          <w:rFonts w:ascii="Palatino Linotype" w:hAnsi="Palatino Linotype"/>
+          <w:sz w:val="20"/>
+          <w:szCs w:val="20"/>
+        </w:rPr>
+        <w:t>{% if court_costs.ability_to_pay_time != ‘forthwith’ %}</w:t>
+      </w:r>
+      <w:r>
+        <w:rPr>
+          <w:rFonts w:ascii="Palatino Linotype" w:hAnsi="Palatino Linotype"/>
+          <w:sz w:val="20"/>
+          <w:szCs w:val="20"/>
+        </w:rPr>
+        <w:t xml:space="preserve">Defendant may complete community service hours to satisfy fines </w:t>
+      </w:r>
+      <w:r>
+        <w:rPr>
+          <w:rFonts w:ascii="Palatino Linotype" w:hAnsi="Palatino Linotype"/>
+          <w:b/>
+          <w:bCs/>
+          <w:sz w:val="20"/>
+          <w:szCs w:val="20"/>
+        </w:rPr>
+        <w:t xml:space="preserve">{% </w:t>
+      </w:r>
+      <w:r>
+        <w:rPr>
+          <w:rFonts w:ascii="Palatino Linotype" w:hAnsi="Palatino Linotype"/>
+          <w:bCs/>
+          <w:sz w:val="20"/>
+          <w:szCs w:val="20"/>
+        </w:rPr>
+        <w:t>if court_costs.ordered == ‘Yes’ %}</w:t>
+      </w:r>
+      <w:r>
+        <w:rPr>
+          <w:rFonts w:ascii="Palatino Linotype" w:hAnsi="Palatino Linotype"/>
+          <w:sz w:val="20"/>
+          <w:szCs w:val="20"/>
+        </w:rPr>
+        <w:t>and costs</w:t>
+      </w:r>
+      <w:r>
+        <w:rPr>
+          <w:rFonts w:ascii="Palatino Linotype" w:hAnsi="Palatino Linotype"/>
+          <w:sz w:val="20"/>
+          <w:szCs w:val="20"/>
+        </w:rPr>
+        <w:t xml:space="preserve"> {% endif %}</w:t>
+      </w:r>
+      <w:r>
+        <w:rPr>
+          <w:rFonts w:ascii="Palatino Linotype" w:hAnsi="Palatino Linotype"/>
+          <w:sz w:val="20"/>
+          <w:szCs w:val="20"/>
+        </w:rPr>
+        <w:t>at the current rate set by the Court</w:t>
+      </w:r>
+      <w:r>
+        <w:rPr>
+          <w:rFonts w:ascii="Palatino Linotype" w:hAnsi="Palatino Linotype"/>
+          <w:sz w:val="20"/>
+          <w:szCs w:val="20"/>
+        </w:rPr>
+        <w:t xml:space="preserve">. All Community Service hours must be approved by </w:t>
+      </w:r>
+      <w:r>
+        <w:rPr>
+          <w:rFonts w:ascii="Palatino Linotype" w:hAnsi="Palatino Linotype"/>
+          <w:sz w:val="20"/>
+          <w:szCs w:val="20"/>
+        </w:rPr>
+        <w:t>Community Control</w:t>
+      </w:r>
+      <w:r>
+        <w:rPr>
+          <w:rFonts w:ascii="Palatino Linotype" w:hAnsi="Palatino Linotype"/>
+          <w:sz w:val="20"/>
+          <w:szCs w:val="20"/>
+        </w:rPr>
+        <w:t>.</w:t>
+      </w:r>
+      <w:r>
+        <w:rPr>
+          <w:rFonts w:ascii="Palatino Linotype" w:hAnsi="Palatino Linotype"/>
+          <w:sz w:val="20"/>
+          <w:szCs w:val="20"/>
+        </w:rPr>
+        <w:t>{% endif %}</w:t>
+      </w:r>
+      <w:r>
+        <w:rPr>
+          <w:rFonts w:ascii="Palatino Linotype" w:hAnsi="Palatino Linotype"/>
+          <w:sz w:val="20"/>
+          <w:szCs w:val="20"/>
+        </w:rPr>
+        <w:t>{% if community_service</w:t>
+      </w:r>
+      <w:r>
+        <w:rPr>
+          <w:rFonts w:ascii="Palatino Linotype" w:hAnsi="Palatino Linotype"/>
+          <w:sz w:val="20"/>
+          <w:szCs w:val="20"/>
+        </w:rPr>
+        <w:t xml:space="preserve">.ordered is true </w:t>
+      </w:r>
+      <w:r>
+        <w:rPr>
+          <w:rFonts w:ascii="Palatino Linotype" w:hAnsi="Palatino Linotype"/>
+          <w:sz w:val="20"/>
+          <w:szCs w:val="20"/>
+        </w:rPr>
+        <w:t>%}</w:t>
+      </w:r>
+      <w:r>
+        <w:rPr>
+          <w:rFonts w:ascii="Palatino Linotype" w:hAnsi="Palatino Linotype"/>
+          <w:sz w:val="20"/>
+          <w:szCs w:val="20"/>
+        </w:rPr>
+        <w:t>{{ ‘\n’ }}</w:t>
+      </w:r>
+    </w:p>
+    <w:p>
+      <w:pPr>
+        <w:jc w:val="both"/>
+        <w:rPr>
+          <w:rFonts w:ascii="Palatino Linotype" w:hAnsi="Palatino Linotype"/>
+          <w:sz w:val="20"/>
+          <w:szCs w:val="20"/>
+        </w:rPr>
+      </w:pPr>
+      <w:r>
+        <w:rPr>
+          <w:rFonts w:ascii="Palatino Linotype" w:hAnsi="Palatino Linotype"/>
+          <w:b/>
+          <w:bCs/>
+          <w:sz w:val="20"/>
+          <w:szCs w:val="20"/>
+        </w:rPr>
+        <w:t xml:space="preserve">Community Service.  </w:t>
+      </w:r>
+      <w:r>
+        <w:rPr>
+          <w:rFonts w:ascii="Palatino Linotype" w:hAnsi="Palatino Linotype"/>
+          <w:sz w:val="20"/>
+          <w:szCs w:val="20"/>
+        </w:rPr>
+        <w:t xml:space="preserve">Defendant </w:t>
+      </w:r>
+      <w:r>
+        <w:rPr>
+          <w:rFonts w:ascii="Palatino Linotype" w:hAnsi="Palatino Linotype"/>
+          <w:sz w:val="20"/>
+          <w:szCs w:val="20"/>
+        </w:rPr>
+        <w:t xml:space="preserve">shall </w:t>
+      </w:r>
+      <w:r>
+        <w:rPr>
+          <w:rFonts w:ascii="Palatino Linotype" w:hAnsi="Palatino Linotype"/>
+          <w:sz w:val="20"/>
+          <w:szCs w:val="20"/>
+        </w:rPr>
+        <w:t xml:space="preserve">complete </w:t>
+      </w:r>
+      <w:r>
+        <w:rPr>
+          <w:rFonts w:ascii="Palatino Linotype" w:hAnsi="Palatino Linotype"/>
+          <w:sz w:val="20"/>
+          <w:szCs w:val="20"/>
+        </w:rPr>
+        <w:t xml:space="preserve">{{ </w:t>
+      </w:r>
+      <w:r>
+        <w:rPr>
+          <w:rFonts w:ascii="Palatino Linotype" w:hAnsi="Palatino Linotype"/>
+          <w:sz w:val="20"/>
+          <w:szCs w:val="20"/>
+        </w:rPr>
+        <w:t>community_service.</w:t>
+      </w:r>
+      <w:r>
+        <w:rPr>
+          <w:rFonts w:ascii="Palatino Linotype" w:hAnsi="Palatino Linotype"/>
+          <w:sz w:val="20"/>
+          <w:szCs w:val="20"/>
+        </w:rPr>
+        <w:t>hours_of_service }}</w:t>
+      </w:r>
+      <w:r>
+        <w:rPr>
+          <w:rFonts w:ascii="Palatino Linotype" w:hAnsi="Palatino Linotype"/>
+          <w:sz w:val="20"/>
+          <w:szCs w:val="20"/>
+        </w:rPr>
+        <w:t xml:space="preserve"> hours of community service within </w:t>
+      </w:r>
+      <w:r>
+        <w:rPr>
+          <w:rFonts w:ascii="Palatino Linotype" w:hAnsi="Palatino Linotype"/>
+          <w:sz w:val="20"/>
+          <w:szCs w:val="20"/>
+        </w:rPr>
+        <w:t xml:space="preserve">{{ </w:t>
+      </w:r>
+      <w:r>
+        <w:rPr>
+          <w:rFonts w:ascii="Palatino Linotype" w:hAnsi="Palatino Linotype"/>
+          <w:sz w:val="20"/>
+          <w:szCs w:val="20"/>
+        </w:rPr>
+        <w:t>community_service.</w:t>
+      </w:r>
+      <w:r>
+        <w:rPr>
+          <w:rFonts w:ascii="Palatino Linotype" w:hAnsi="Palatino Linotype"/>
+          <w:sz w:val="20"/>
+          <w:szCs w:val="20"/>
+        </w:rPr>
+        <w:t>days_to_complete_service }}</w:t>
+      </w:r>
+      <w:r>
+        <w:rPr>
+          <w:rFonts w:ascii="Palatino Linotype" w:hAnsi="Palatino Linotype"/>
+          <w:sz w:val="20"/>
+          <w:szCs w:val="20"/>
+        </w:rPr>
+        <w:t xml:space="preserve"> days. Defendant shall show proof of completion of all completed hours to </w:t>
+      </w:r>
+      <w:r>
+        <w:rPr>
+          <w:rFonts w:ascii="Palatino Linotype" w:hAnsi="Palatino Linotype"/>
+          <w:sz w:val="20"/>
+          <w:szCs w:val="20"/>
+        </w:rPr>
+        <w:t>Community Control</w:t>
+      </w:r>
+      <w:r>
+        <w:rPr>
+          <w:rFonts w:ascii="Palatino Linotype" w:hAnsi="Palatino Linotype"/>
+          <w:sz w:val="20"/>
+          <w:szCs w:val="20"/>
+        </w:rPr>
+        <w:t xml:space="preserve"> on or before </w:t>
+      </w:r>
+      <w:r>
+        <w:rPr>
+          <w:rFonts w:ascii="Palatino Linotype" w:hAnsi="Palatino Linotype"/>
+          <w:sz w:val="20"/>
+          <w:szCs w:val="20"/>
+        </w:rPr>
+        <w:t xml:space="preserve">{{ </w:t>
+      </w:r>
+      <w:r>
+        <w:rPr>
+          <w:rFonts w:ascii="Palatino Linotype" w:hAnsi="Palatino Linotype"/>
+          <w:sz w:val="20"/>
+          <w:szCs w:val="20"/>
+        </w:rPr>
+        <w:t>community_service.</w:t>
+      </w:r>
+      <w:r>
+        <w:rPr>
+          <w:rFonts w:ascii="Palatino Linotype" w:hAnsi="Palatino Linotype"/>
+          <w:sz w:val="20"/>
+          <w:szCs w:val="20"/>
+        </w:rPr>
+        <w:t>due_date_for_service }}</w:t>
+      </w:r>
+      <w:r>
+        <w:rPr>
+          <w:rFonts w:ascii="Palatino Linotype" w:hAnsi="Palatino Linotype"/>
+          <w:sz w:val="20"/>
+          <w:szCs w:val="20"/>
+        </w:rPr>
+        <w:t xml:space="preserve">.  </w:t>
+      </w:r>
+      <w:r>
+        <w:rPr>
+          <w:rFonts w:ascii="Palatino Linotype" w:hAnsi="Palatino Linotype"/>
+          <w:sz w:val="20"/>
+          <w:szCs w:val="20"/>
+        </w:rPr>
+        <w:t>{% endif %}</w:t>
+      </w:r>
+      <w:r>
+        <w:rPr>
+          <w:rFonts w:ascii="Palatino Linotype" w:hAnsi="Palatino Linotype"/>
+          <w:sz w:val="20"/>
+          <w:szCs w:val="20"/>
+        </w:rPr>
+        <w:t>{% if fra_in_file is not none %}{% if fra_in_court is not none %}</w:t>
+      </w:r>
+      <w:r>
+        <w:rPr>
+          <w:rFonts w:ascii="Palatino Linotype" w:hAnsi="Palatino Linotype"/>
+          <w:sz w:val="20"/>
+          <w:szCs w:val="20"/>
+        </w:rPr>
+        <w:t>{{ ‘\n’ }}</w:t>
+      </w:r>
+    </w:p>
+    <w:p>
+      <w:pPr>
+        <w:jc w:val="both"/>
+        <w:rPr>
+          <w:rFonts w:ascii="Palatino Linotype" w:hAnsi="Palatino Linotype"/>
+          <w:sz w:val="20"/>
+          <w:szCs w:val="20"/>
+        </w:rPr>
+      </w:pPr>
+      <w:r>
+        <w:rPr>
+          <w:rFonts w:ascii="Palatino Linotype" w:hAnsi="Palatino Linotype"/>
+          <w:b/>
+          <w:bCs/>
+          <w:sz w:val="20"/>
+          <w:szCs w:val="20"/>
+        </w:rPr>
+        <w:t xml:space="preserve">Proof of Financial Responsibility.  </w:t>
+      </w:r>
+      <w:r>
+        <w:rPr>
+          <w:rFonts w:ascii="Palatino Linotype" w:hAnsi="Palatino Linotype"/>
+          <w:bCs/>
+          <w:sz w:val="20"/>
+          <w:szCs w:val="20"/>
+        </w:rPr>
+        <w:t>{% if fra_in_file is true %}</w:t>
+      </w:r>
+      <w:r>
+        <w:rPr>
+          <w:rFonts w:ascii="Palatino Linotype" w:hAnsi="Palatino Linotype"/>
+          <w:sz w:val="20"/>
+          <w:szCs w:val="20"/>
+        </w:rPr>
+        <w:t>The Defendant showed proof of financial responsibility at the time of the offense.</w:t>
+      </w:r>
+      <w:r>
+        <w:rPr>
+          <w:rFonts w:ascii="Palatino Linotype" w:hAnsi="Palatino Linotype"/>
+          <w:bCs/>
+          <w:sz w:val="20"/>
+          <w:szCs w:val="20"/>
+        </w:rPr>
+        <w:t xml:space="preserve">{% endif %}{% if fra_in_court is true %} </w:t>
+      </w:r>
+      <w:r>
+        <w:rPr>
+          <w:rFonts w:ascii="Palatino Linotype" w:hAnsi="Palatino Linotype"/>
+          <w:sz w:val="20"/>
+          <w:szCs w:val="20"/>
+        </w:rPr>
+        <w:t xml:space="preserve">The Defendant showed the Court proof of </w:t>
+      </w:r>
+      <w:r>
+        <w:rPr>
+          <w:rFonts w:ascii="Palatino Linotype" w:hAnsi="Palatino Linotype"/>
+          <w:sz w:val="20"/>
+          <w:szCs w:val="20"/>
+        </w:rPr>
+        <w:t xml:space="preserve">financial </w:t>
+      </w:r>
+      <w:r>
+        <w:rPr>
+          <w:rFonts w:ascii="Palatino Linotype" w:hAnsi="Palatino Linotype"/>
+          <w:sz w:val="20"/>
+          <w:szCs w:val="20"/>
+        </w:rPr>
+        <w:t>responsibility during the proceeding.</w:t>
+      </w:r>
+      <w:r>
+        <w:rPr>
+          <w:rFonts w:ascii="Palatino Linotype" w:hAnsi="Palatino Linotype"/>
+          <w:bCs/>
+          <w:sz w:val="20"/>
+          <w:szCs w:val="20"/>
+        </w:rPr>
+        <w:t>{% endif %}{% if fra_in_file is false %}{% if fra_in_court is false %}</w:t>
+      </w:r>
+      <w:r>
+        <w:rPr>
+          <w:rFonts w:ascii="Palatino Linotype" w:hAnsi="Palatino Linotype"/>
+          <w:sz w:val="20"/>
+          <w:szCs w:val="20"/>
+        </w:rPr>
+        <w:t>The Defendant did not show proof of financial responsibility at the time of the offense or during the proceeding, but may show proof to Clerk of Court at any time prior to the submission of this matter to the Ohio Bureau of Motor Vehicles.{% endif %}{% endif %}</w:t>
+      </w:r>
+      <w:r>
+        <w:rPr>
+          <w:rFonts w:ascii="Palatino Linotype" w:hAnsi="Palatino Linotype"/>
+          <w:sz w:val="20"/>
+          <w:szCs w:val="20"/>
+        </w:rPr>
+        <w:t>{% endif %}</w:t>
+      </w:r>
+      <w:r>
+        <w:rPr>
+          <w:rFonts w:ascii="Palatino Linotype" w:hAnsi="Palatino Linotype"/>
+          <w:sz w:val="20"/>
+          <w:szCs w:val="20"/>
+        </w:rPr>
+        <w:t>{% endif %}</w:t>
+      </w:r>
+      <w:r>
+        <w:rPr>
+          <w:rFonts w:ascii="Palatino Linotype" w:hAnsi="Palatino Linotype"/>
+          <w:sz w:val="20"/>
+          <w:szCs w:val="20"/>
+        </w:rPr>
+        <w:t xml:space="preserve">{% if </w:t>
+      </w:r>
+      <w:r>
+        <w:rPr>
+          <w:rFonts w:ascii="Palatino Linotype" w:hAnsi="Palatino Linotype"/>
+          <w:sz w:val="20"/>
+          <w:szCs w:val="20"/>
+        </w:rPr>
+        <w:t>license_suspension</w:t>
+      </w:r>
+      <w:r>
+        <w:rPr>
+          <w:rFonts w:ascii="Palatino Linotype" w:hAnsi="Palatino Linotype"/>
+          <w:sz w:val="20"/>
+          <w:szCs w:val="20"/>
+        </w:rPr>
+        <w:t>.ordered is true</w:t>
+      </w:r>
+      <w:r>
+        <w:rPr>
+          <w:rFonts w:ascii="Palatino Linotype" w:hAnsi="Palatino Linotype"/>
+          <w:sz w:val="20"/>
+          <w:szCs w:val="20"/>
+        </w:rPr>
+        <w:t xml:space="preserve"> %}</w:t>
+      </w:r>
+      <w:r>
+        <w:rPr>
+          <w:rFonts w:ascii="Palatino Linotype" w:hAnsi="Palatino Linotype"/>
+          <w:sz w:val="20"/>
+          <w:szCs w:val="20"/>
+        </w:rPr>
+        <w:t>{{ ‘\n’ }}</w:t>
+      </w:r>
+    </w:p>
+    <w:p>
+      <w:pPr>
+        <w:widowControl/>
+        <w:autoSpaceDE/>
+        <w:autoSpaceDN/>
+        <w:adjustRightInd/>
+        <w:jc w:val="both"/>
+        <w:rPr>
+          <w:rFonts w:ascii="Palatino Linotype" w:hAnsi="Palatino Linotype"/>
+          <w:b/>
+          <w:bCs/>
+          <w:sz w:val="20"/>
+          <w:szCs w:val="20"/>
+        </w:rPr>
+      </w:pPr>
+      <w:r>
+        <w:rPr>
+          <w:rFonts w:ascii="Palatino Linotype" w:hAnsi="Palatino Linotype"/>
+          <w:b/>
+          <w:sz w:val="20"/>
+          <w:szCs w:val="20"/>
+        </w:rPr>
+        <w:t>License Suspension.</w:t>
+      </w:r>
+      <w:r>
+        <w:rPr>
+          <w:rFonts w:ascii="Palatino Linotype" w:hAnsi="Palatino Linotype"/>
+          <w:b/>
+          <w:sz w:val="20"/>
+          <w:szCs w:val="20"/>
+        </w:rPr>
+        <w:t xml:space="preserve"> </w:t>
+      </w:r>
+      <w:r>
+        <w:rPr>
+          <w:rFonts w:ascii="Palatino Linotype" w:hAnsi="Palatino Linotype"/>
+          <w:b/>
+          <w:sz w:val="20"/>
+          <w:szCs w:val="20"/>
+        </w:rPr>
+        <w:t xml:space="preserve"> </w:t>
+      </w:r>
+      <w:r>
+        <w:rPr>
+          <w:rFonts w:ascii="Palatino Linotype" w:hAnsi="Palatino Linotype"/>
+          <w:sz w:val="20"/>
+          <w:szCs w:val="20"/>
+        </w:rPr>
+        <w:t xml:space="preserve">Defendant’s </w:t>
+      </w:r>
+      <w:r>
+        <w:rPr>
+          <w:rFonts w:ascii="Palatino Linotype" w:hAnsi="Palatino Linotype"/>
+          <w:sz w:val="20"/>
+          <w:szCs w:val="20"/>
+        </w:rPr>
+        <w:t xml:space="preserve">{{ </w:t>
+      </w:r>
+      <w:r>
+        <w:rPr>
+          <w:rFonts w:ascii="Palatino Linotype" w:hAnsi="Palatino Linotype"/>
+          <w:sz w:val="20"/>
+          <w:szCs w:val="20"/>
+        </w:rPr>
+        <w:t>license_suspension</w:t>
+      </w:r>
+      <w:r>
+        <w:rPr>
+          <w:rFonts w:ascii="Palatino Linotype" w:hAnsi="Palatino Linotype"/>
+          <w:sz w:val="20"/>
+          <w:szCs w:val="20"/>
+        </w:rPr>
+        <w:t>.license_type }}</w:t>
+      </w:r>
+      <w:r>
+        <w:rPr>
+          <w:rFonts w:ascii="Palatino Linotype" w:hAnsi="Palatino Linotype"/>
+          <w:sz w:val="20"/>
+          <w:szCs w:val="20"/>
+        </w:rPr>
+        <w:t xml:space="preserve"> license is suspended from {{ </w:t>
+      </w:r>
+      <w:r>
+        <w:rPr>
+          <w:rFonts w:ascii="Palatino Linotype" w:hAnsi="Palatino Linotype"/>
+          <w:sz w:val="20"/>
+          <w:szCs w:val="20"/>
+        </w:rPr>
+        <w:t>license_suspension</w:t>
+      </w:r>
+      <w:r>
+        <w:rPr>
+          <w:rFonts w:ascii="Palatino Linotype" w:hAnsi="Palatino Linotype"/>
+          <w:sz w:val="20"/>
+          <w:szCs w:val="20"/>
+        </w:rPr>
+        <w:t>.</w:t>
+      </w:r>
+      <w:r>
+        <w:rPr>
+          <w:rFonts w:ascii="Palatino Linotype" w:hAnsi="Palatino Linotype"/>
+          <w:sz w:val="20"/>
+          <w:szCs w:val="20"/>
+        </w:rPr>
+        <w:t>suspended_date }}</w:t>
+      </w:r>
+      <w:r>
+        <w:rPr>
+          <w:rFonts w:ascii="Palatino Linotype" w:hAnsi="Palatino Linotype"/>
+          <w:sz w:val="20"/>
+          <w:szCs w:val="20"/>
+        </w:rPr>
+        <w:t>,</w:t>
+      </w:r>
+      <w:r>
+        <w:rPr>
+          <w:rFonts w:ascii="Palatino Linotype" w:hAnsi="Palatino Linotype"/>
+          <w:sz w:val="20"/>
+          <w:szCs w:val="20"/>
+        </w:rPr>
+        <w:t xml:space="preserve"> for a term of {{ </w:t>
+      </w:r>
+      <w:r>
+        <w:rPr>
+          <w:rFonts w:ascii="Palatino Linotype" w:hAnsi="Palatino Linotype"/>
+          <w:sz w:val="20"/>
+          <w:szCs w:val="20"/>
+        </w:rPr>
+        <w:t>license_suspension</w:t>
+      </w:r>
+      <w:r>
+        <w:rPr>
+          <w:rFonts w:ascii="Palatino Linotype" w:hAnsi="Palatino Linotype"/>
+          <w:sz w:val="20"/>
+          <w:szCs w:val="20"/>
+        </w:rPr>
+        <w:t>.</w:t>
+      </w:r>
+      <w:r>
+        <w:rPr>
+          <w:rFonts w:ascii="Palatino Linotype" w:hAnsi="Palatino Linotype"/>
+          <w:sz w:val="20"/>
+          <w:szCs w:val="20"/>
+        </w:rPr>
+        <w:t>suspension_term</w:t>
+      </w:r>
+      <w:r>
+        <w:rPr>
+          <w:rFonts w:ascii="Palatino Linotype" w:hAnsi="Palatino Linotype"/>
+          <w:sz w:val="20"/>
+          <w:szCs w:val="20"/>
+        </w:rPr>
+        <w:t xml:space="preserve"> </w:t>
+      </w:r>
+      <w:r>
+        <w:rPr>
+          <w:rFonts w:ascii="Palatino Linotype" w:hAnsi="Palatino Linotype"/>
+          <w:sz w:val="20"/>
+          <w:szCs w:val="20"/>
+        </w:rPr>
+        <w:t>}}.</w:t>
+      </w:r>
+      <w:r>
+        <w:rPr>
+          <w:rFonts w:ascii="Palatino Linotype" w:hAnsi="Palatino Linotype"/>
+          <w:sz w:val="20"/>
+          <w:szCs w:val="20"/>
+        </w:rPr>
+        <w:t xml:space="preserve"> {% if license_suspension.als_terminated is true %}The Administrative License Suspension is terminated and the OBMV form 226</w:t>
+      </w:r>
+      <w:r>
+        <w:rPr>
+          <w:rFonts w:ascii="Palatino Linotype" w:hAnsi="Palatino Linotype"/>
+          <w:sz w:val="20"/>
+          <w:szCs w:val="20"/>
+        </w:rPr>
+        <w:t>1</w:t>
+      </w:r>
+      <w:r>
+        <w:rPr>
+          <w:rFonts w:ascii="Palatino Linotype" w:hAnsi="Palatino Linotype"/>
+          <w:sz w:val="20"/>
+          <w:szCs w:val="20"/>
+        </w:rPr>
+        <w:t xml:space="preserve"> shall issue. {% endif %}</w:t>
+      </w:r>
+      <w:r>
+        <w:rPr>
+          <w:rFonts w:ascii="Palatino Linotype" w:hAnsi="Palatino Linotype"/>
+          <w:sz w:val="20"/>
+          <w:szCs w:val="20"/>
+        </w:rPr>
+        <w:t xml:space="preserve">{% if </w:t>
+      </w:r>
+      <w:r>
+        <w:rPr>
+          <w:rFonts w:ascii="Palatino Linotype" w:hAnsi="Palatino Linotype"/>
+          <w:sz w:val="20"/>
+          <w:szCs w:val="20"/>
+        </w:rPr>
+        <w:t>license_suspension</w:t>
+      </w:r>
+      <w:r>
+        <w:rPr>
+          <w:rFonts w:ascii="Palatino Linotype" w:hAnsi="Palatino Linotype"/>
+          <w:sz w:val="20"/>
+          <w:szCs w:val="20"/>
+        </w:rPr>
+        <w:t xml:space="preserve">.remedial_driving_class_required is true %}The </w:t>
+      </w:r>
+      <w:r>
+        <w:rPr>
+          <w:rFonts w:ascii="Palatino Linotype" w:hAnsi="Palatino Linotype"/>
+          <w:sz w:val="20"/>
+          <w:szCs w:val="20"/>
+        </w:rPr>
+        <w:t>D</w:t>
+      </w:r>
+      <w:r>
+        <w:rPr>
+          <w:rFonts w:ascii="Palatino Linotype" w:hAnsi="Palatino Linotype"/>
+          <w:sz w:val="20"/>
+          <w:szCs w:val="20"/>
+        </w:rPr>
+        <w:t xml:space="preserve">efendant is required to complete a remedial driving class before </w:t>
+      </w:r>
+      <w:r>
+        <w:rPr>
+          <w:rFonts w:ascii="Palatino Linotype" w:hAnsi="Palatino Linotype"/>
+          <w:sz w:val="20"/>
+          <w:szCs w:val="20"/>
+        </w:rPr>
+        <w:t xml:space="preserve">the Defendant’s </w:t>
+      </w:r>
+      <w:r>
+        <w:rPr>
+          <w:rFonts w:ascii="Palatino Linotype" w:hAnsi="Palatino Linotype"/>
+          <w:sz w:val="20"/>
+          <w:szCs w:val="20"/>
+        </w:rPr>
+        <w:t>operator’s license may be reinstated.</w:t>
+      </w:r>
+      <w:r>
+        <w:rPr>
+          <w:rFonts w:ascii="Palatino Linotype" w:hAnsi="Palatino Linotype"/>
+          <w:sz w:val="20"/>
+          <w:szCs w:val="20"/>
+        </w:rPr>
+        <w:t xml:space="preserve"> </w:t>
+      </w:r>
+      <w:r>
+        <w:rPr>
+          <w:rFonts w:ascii="Palatino Linotype" w:hAnsi="Palatino Linotype"/>
+          <w:sz w:val="20"/>
+          <w:szCs w:val="20"/>
+        </w:rPr>
+        <w:t>{% endif %}</w:t>
+      </w:r>
+      <w:r>
+        <w:rPr>
+          <w:rFonts w:ascii="Palatino Linotype" w:hAnsi="Palatino Linotype"/>
+          <w:sz w:val="20"/>
+          <w:szCs w:val="20"/>
+        </w:rPr>
+        <w:t xml:space="preserve">{% if </w:t>
+      </w:r>
+      <w:r>
+        <w:rPr>
+          <w:rFonts w:ascii="Palatino Linotype" w:hAnsi="Palatino Linotype"/>
+          <w:sz w:val="20"/>
+          <w:szCs w:val="20"/>
+        </w:rPr>
+        <w:t>license_suspension</w:t>
+      </w:r>
+      <w:r>
+        <w:rPr>
+          <w:rFonts w:ascii="Palatino Linotype" w:hAnsi="Palatino Linotype"/>
+          <w:sz w:val="20"/>
+          <w:szCs w:val="20"/>
+        </w:rPr>
+        <w:t>.interlock_</w:t>
+      </w:r>
+      <w:r>
+        <w:rPr>
+          <w:rFonts w:ascii="Palatino Linotype" w:hAnsi="Palatino Linotype"/>
+          <w:sz w:val="20"/>
+          <w:szCs w:val="20"/>
+        </w:rPr>
+        <w:t>required</w:t>
       </w:r>
       <w:r>
         <w:rPr>
@@ -7659,7 +7036,405 @@
           <w:sz w:val="20"/>
           <w:szCs w:val="20"/>
         </w:rPr>
-        <w:t>{{ ‘\n’ }}</w:t>
+        <w:t xml:space="preserve">If the Court grants </w:t>
+      </w:r>
+      <w:r>
+        <w:rPr>
+          <w:rFonts w:ascii="Palatino Linotype" w:hAnsi="Palatino Linotype"/>
+          <w:sz w:val="20"/>
+          <w:szCs w:val="20"/>
+        </w:rPr>
+        <w:t xml:space="preserve">limited </w:t>
+      </w:r>
+      <w:r>
+        <w:rPr>
+          <w:rFonts w:ascii="Palatino Linotype" w:hAnsi="Palatino Linotype"/>
+          <w:sz w:val="20"/>
+          <w:szCs w:val="20"/>
+        </w:rPr>
+        <w:t>driving privileges, Defendant shall only operate vehicles equipped with a certified ignition interlock device.</w:t>
+      </w:r>
+      <w:r>
+        <w:rPr>
+          <w:rFonts w:ascii="Palatino Linotype" w:hAnsi="Palatino Linotype"/>
+          <w:sz w:val="20"/>
+          <w:szCs w:val="20"/>
+        </w:rPr>
+        <w:t>{% endif %}</w:t>
+      </w:r>
+      <w:r>
+        <w:rPr>
+          <w:rFonts w:ascii="Palatino Linotype" w:hAnsi="Palatino Linotype"/>
+          <w:sz w:val="20"/>
+          <w:szCs w:val="20"/>
+        </w:rPr>
+        <w:t>{% endif %}</w:t>
+      </w:r>
+      <w:r>
+        <w:rPr>
+          <w:rFonts w:ascii="Palatino Linotype" w:hAnsi="Palatino Linotype"/>
+          <w:sz w:val="20"/>
+          <w:szCs w:val="20"/>
+        </w:rPr>
+        <w:t>{% if victim_notification.ordered is true and victim_notification.fingerprinting_ordered is true %}{{ ‘\n’ }}</w:t>
+      </w:r>
+    </w:p>
+    <w:p>
+      <w:pPr>
+        <w:jc w:val="both"/>
+        <w:rPr>
+          <w:rFonts w:ascii="Palatino Linotype" w:hAnsi="Palatino Linotype"/>
+          <w:sz w:val="20"/>
+          <w:szCs w:val="20"/>
+        </w:rPr>
+      </w:pPr>
+      <w:r>
+        <w:rPr>
+          <w:rFonts w:ascii="Palatino Linotype" w:hAnsi="Palatino Linotype"/>
+          <w:b/>
+          <w:bCs/>
+          <w:sz w:val="20"/>
+          <w:szCs w:val="20"/>
+        </w:rPr>
+        <w:t xml:space="preserve">Fingerprinting. </w:t>
+      </w:r>
+      <w:r>
+        <w:rPr>
+          <w:rFonts w:ascii="Palatino Linotype" w:hAnsi="Palatino Linotype"/>
+          <w:b/>
+          <w:bCs/>
+          <w:sz w:val="20"/>
+          <w:szCs w:val="20"/>
+        </w:rPr>
+        <w:t xml:space="preserve"> </w:t>
+      </w:r>
+      <w:r>
+        <w:rPr>
+          <w:rFonts w:ascii="Palatino Linotype" w:hAnsi="Palatino Linotype"/>
+          <w:sz w:val="20"/>
+          <w:szCs w:val="20"/>
+        </w:rPr>
+        <w:t>Defendant shall contact the Delaware County Jail</w:t>
+      </w:r>
+      <w:r>
+        <w:rPr>
+          <w:rFonts w:ascii="Palatino Linotype" w:hAnsi="Palatino Linotype"/>
+          <w:sz w:val="20"/>
+          <w:szCs w:val="20"/>
+        </w:rPr>
+        <w:t xml:space="preserve"> or the Delaware Police Department</w:t>
+      </w:r>
+      <w:r>
+        <w:rPr>
+          <w:rFonts w:ascii="Palatino Linotype" w:hAnsi="Palatino Linotype"/>
+          <w:sz w:val="20"/>
+          <w:szCs w:val="20"/>
+        </w:rPr>
+        <w:t xml:space="preserve"> within 24 hours to schedule a time to report for fingerprinting. </w:t>
+      </w:r>
+      <w:r>
+        <w:rPr>
+          <w:rFonts w:ascii="Palatino Linotype" w:hAnsi="Palatino Linotype"/>
+          <w:sz w:val="20"/>
+          <w:szCs w:val="20"/>
+        </w:rPr>
+        <w:t>{% endif %}</w:t>
+      </w:r>
+      <w:r>
+        <w:rPr>
+          <w:rFonts w:ascii="Palatino Linotype" w:hAnsi="Palatino Linotype"/>
+          <w:sz w:val="20"/>
+          <w:szCs w:val="20"/>
+        </w:rPr>
+        <w:t>{% if victim_notification.ordered is true</w:t>
+      </w:r>
+      <w:r>
+        <w:rPr>
+          <w:rFonts w:ascii="Palatino Linotype" w:hAnsi="Palatino Linotype"/>
+          <w:sz w:val="20"/>
+          <w:szCs w:val="20"/>
+        </w:rPr>
+        <w:t xml:space="preserve"> and victim_notification.victim_reparation_notice or victim_notification.victim_prosecutor_notice is true</w:t>
+      </w:r>
+      <w:r>
+        <w:rPr>
+          <w:rFonts w:ascii="Palatino Linotype" w:hAnsi="Palatino Linotype"/>
+          <w:sz w:val="20"/>
+          <w:szCs w:val="20"/>
+        </w:rPr>
+        <w:t xml:space="preserve"> %}{{ ‘\n’ }}</w:t>
+      </w:r>
+    </w:p>
+    <w:p>
+      <w:pPr>
+        <w:jc w:val="both"/>
+        <w:rPr>
+          <w:rFonts w:ascii="Palatino Linotype" w:hAnsi="Palatino Linotype"/>
+          <w:sz w:val="20"/>
+          <w:szCs w:val="20"/>
+        </w:rPr>
+      </w:pPr>
+      <w:r>
+        <w:rPr>
+          <w:rFonts w:ascii="Palatino Linotype" w:hAnsi="Palatino Linotype"/>
+          <w:b/>
+          <w:sz w:val="20"/>
+          <w:szCs w:val="20"/>
+        </w:rPr>
+        <w:t>Victim Notification.</w:t>
+      </w:r>
+      <w:r>
+        <w:rPr>
+          <w:rFonts w:ascii="Palatino Linotype" w:hAnsi="Palatino Linotype"/>
+          <w:b/>
+          <w:sz w:val="20"/>
+          <w:szCs w:val="20"/>
+        </w:rPr>
+        <w:t xml:space="preserve"> </w:t>
+      </w:r>
+      <w:r>
+        <w:rPr>
+          <w:rFonts w:ascii="Palatino Linotype" w:hAnsi="Palatino Linotype"/>
+          <w:sz w:val="20"/>
+          <w:szCs w:val="20"/>
+        </w:rPr>
+        <w:t xml:space="preserve"> {% if victim_notification.victim_reparation_notice is true %}The Clerk shall serve notice on the victim of the right to apply for reparation pursuant to R.C. 2743.51-72. {% endif %}</w:t>
+      </w:r>
+      <w:r>
+        <w:rPr>
+          <w:rFonts w:ascii="Palatino Linotype" w:hAnsi="Palatino Linotype"/>
+          <w:sz w:val="20"/>
+          <w:szCs w:val="20"/>
+        </w:rPr>
+        <w:t>{% if victim_notification.victim_prosecutor_notice is true %}</w:t>
+      </w:r>
+      <w:r>
+        <w:rPr>
+          <w:rFonts w:ascii="Palatino Linotype" w:hAnsi="Palatino Linotype"/>
+          <w:sz w:val="20"/>
+          <w:szCs w:val="20"/>
+        </w:rPr>
+        <w:t xml:space="preserve">The Clerk shall serve the prosecutor who shall notify the victim as required by R.C. 2930.01-19. </w:t>
+      </w:r>
+      <w:r>
+        <w:rPr>
+          <w:rFonts w:ascii="Palatino Linotype" w:hAnsi="Palatino Linotype"/>
+          <w:sz w:val="20"/>
+          <w:szCs w:val="20"/>
+        </w:rPr>
+        <w:t>{% endif %}</w:t>
+      </w:r>
+      <w:r>
+        <w:rPr>
+          <w:rFonts w:ascii="Palatino Linotype" w:hAnsi="Palatino Linotype"/>
+          <w:sz w:val="20"/>
+          <w:szCs w:val="20"/>
+        </w:rPr>
+        <w:t>{% endif %}</w:t>
+      </w:r>
+      <w:r>
+        <w:rPr>
+          <w:rFonts w:ascii="Palatino Linotype" w:hAnsi="Palatino Linotype"/>
+          <w:sz w:val="20"/>
+          <w:szCs w:val="20"/>
+        </w:rPr>
+        <w:t>{% if impoundment.ordered is true %}{{ ‘\n’}}</w:t>
+      </w:r>
+    </w:p>
+    <w:p>
+      <w:pPr>
+        <w:jc w:val="both"/>
+        <w:rPr>
+          <w:rFonts w:ascii="Palatino Linotype" w:hAnsi="Palatino Linotype"/>
+          <w:b/>
+          <w:bCs/>
+          <w:sz w:val="20"/>
+          <w:szCs w:val="20"/>
+        </w:rPr>
+      </w:pPr>
+      <w:r>
+        <w:rPr>
+          <w:rFonts w:ascii="Palatino Linotype" w:hAnsi="Palatino Linotype"/>
+          <w:b/>
+          <w:sz w:val="20"/>
+          <w:szCs w:val="20"/>
+        </w:rPr>
+        <w:t>Vehicle Impoundment/Immobilization.</w:t>
+      </w:r>
+      <w:r>
+        <w:rPr>
+          <w:rFonts w:ascii="Palatino Linotype" w:hAnsi="Palatino Linotype"/>
+          <w:b/>
+          <w:sz w:val="20"/>
+          <w:szCs w:val="20"/>
+        </w:rPr>
+        <w:t xml:space="preserve"> </w:t>
+      </w:r>
+      <w:r>
+        <w:rPr>
+          <w:rFonts w:ascii="Palatino Linotype" w:hAnsi="Palatino Linotype"/>
+          <w:sz w:val="20"/>
+          <w:szCs w:val="20"/>
+        </w:rPr>
+        <w:t xml:space="preserve"> </w:t>
+      </w:r>
+      <w:r>
+        <w:rPr>
+          <w:rFonts w:ascii="Palatino Linotype" w:hAnsi="Palatino Linotype"/>
+          <w:sz w:val="20"/>
+          <w:szCs w:val="20"/>
+        </w:rPr>
+        <w:t>{% if impoundment.release_vehicle is true %}The Defendant’s vehicle has been impounded for over 90 days and may be released upon payment of tow and storage fees.{% else %}</w:t>
+      </w:r>
+      <w:r>
+        <w:rPr>
+          <w:rFonts w:ascii="Palatino Linotype" w:hAnsi="Palatino Linotype"/>
+          <w:bCs/>
+          <w:sz w:val="20"/>
+          <w:szCs w:val="20"/>
+        </w:rPr>
+        <w:t xml:space="preserve">The </w:t>
+      </w:r>
+      <w:r>
+        <w:rPr>
+          <w:rFonts w:ascii="Palatino Linotype" w:hAnsi="Palatino Linotype"/>
+          <w:bCs/>
+          <w:sz w:val="20"/>
+          <w:szCs w:val="20"/>
+        </w:rPr>
+        <w:t>D</w:t>
+      </w:r>
+      <w:r>
+        <w:rPr>
+          <w:rFonts w:ascii="Palatino Linotype" w:hAnsi="Palatino Linotype"/>
+          <w:bCs/>
+          <w:sz w:val="20"/>
+          <w:szCs w:val="20"/>
+        </w:rPr>
+        <w:t>efendant’s</w:t>
+      </w:r>
+      <w:r>
+        <w:rPr>
+          <w:rFonts w:ascii="Palatino Linotype" w:hAnsi="Palatino Linotype"/>
+          <w:bCs/>
+          <w:sz w:val="20"/>
+          <w:szCs w:val="20"/>
+        </w:rPr>
+        <w:t xml:space="preserve"> {{ </w:t>
+      </w:r>
+      <w:r>
+        <w:rPr>
+          <w:rFonts w:ascii="Palatino Linotype" w:hAnsi="Palatino Linotype"/>
+          <w:bCs/>
+          <w:sz w:val="20"/>
+          <w:szCs w:val="20"/>
+        </w:rPr>
+        <w:t>impoundment</w:t>
+      </w:r>
+      <w:r>
+        <w:rPr>
+          <w:rFonts w:ascii="Palatino Linotype" w:hAnsi="Palatino Linotype"/>
+          <w:bCs/>
+          <w:sz w:val="20"/>
+          <w:szCs w:val="20"/>
+        </w:rPr>
+        <w:t xml:space="preserve">.vehicle_make_model }}, license plate {{ </w:t>
+      </w:r>
+      <w:r>
+        <w:rPr>
+          <w:rFonts w:ascii="Palatino Linotype" w:hAnsi="Palatino Linotype"/>
+          <w:bCs/>
+          <w:sz w:val="20"/>
+          <w:szCs w:val="20"/>
+        </w:rPr>
+        <w:t>impoundment</w:t>
+      </w:r>
+      <w:r>
+        <w:rPr>
+          <w:rFonts w:ascii="Palatino Linotype" w:hAnsi="Palatino Linotype"/>
+          <w:bCs/>
+          <w:sz w:val="20"/>
+          <w:szCs w:val="20"/>
+        </w:rPr>
+        <w:t>.vehicle_license_plate }}</w:t>
+      </w:r>
+      <w:r>
+        <w:rPr>
+          <w:rFonts w:ascii="Palatino Linotype" w:hAnsi="Palatino Linotype"/>
+          <w:bCs/>
+          <w:sz w:val="20"/>
+          <w:szCs w:val="20"/>
+        </w:rPr>
+        <w:t xml:space="preserve">, </w:t>
+      </w:r>
+      <w:r>
+        <w:rPr>
+          <w:rFonts w:ascii="Palatino Linotype" w:hAnsi="Palatino Linotype"/>
+          <w:bCs/>
+          <w:sz w:val="20"/>
+          <w:szCs w:val="20"/>
+        </w:rPr>
+        <w:t>shall {{ impoundment.</w:t>
+      </w:r>
+      <w:r>
+        <w:rPr>
+          <w:rFonts w:ascii="Palatino Linotype" w:hAnsi="Palatino Linotype"/>
+          <w:bCs/>
+          <w:sz w:val="20"/>
+          <w:szCs w:val="20"/>
+        </w:rPr>
+        <w:t>impound_</w:t>
+      </w:r>
+      <w:r>
+        <w:rPr>
+          <w:rFonts w:ascii="Palatino Linotype" w:hAnsi="Palatino Linotype"/>
+          <w:bCs/>
+          <w:sz w:val="20"/>
+          <w:szCs w:val="20"/>
+        </w:rPr>
+        <w:t>action }} for a period of {{ impoundment.</w:t>
+      </w:r>
+      <w:r>
+        <w:rPr>
+          <w:rFonts w:ascii="Palatino Linotype" w:hAnsi="Palatino Linotype"/>
+          <w:bCs/>
+          <w:sz w:val="20"/>
+          <w:szCs w:val="20"/>
+        </w:rPr>
+        <w:t>impound_</w:t>
+      </w:r>
+      <w:r>
+        <w:rPr>
+          <w:rFonts w:ascii="Palatino Linotype" w:hAnsi="Palatino Linotype"/>
+          <w:bCs/>
+          <w:sz w:val="20"/>
+          <w:szCs w:val="20"/>
+        </w:rPr>
+        <w:t xml:space="preserve">time }}. </w:t>
+      </w:r>
+      <w:r>
+        <w:rPr>
+          <w:rFonts w:ascii="Palatino Linotype" w:hAnsi="Palatino Linotype"/>
+          <w:sz w:val="20"/>
+          <w:szCs w:val="20"/>
+        </w:rPr>
+        <w:t>{% endif %}</w:t>
+      </w:r>
+      <w:r>
+        <w:rPr>
+          <w:rFonts w:ascii="Palatino Linotype" w:hAnsi="Palatino Linotype"/>
+          <w:sz w:val="20"/>
+          <w:szCs w:val="20"/>
+        </w:rPr>
+        <w:t>{% endif %}</w:t>
+      </w:r>
+      <w:r>
+        <w:rPr>
+          <w:rFonts w:ascii="Palatino Linotype" w:hAnsi="Palatino Linotype"/>
+          <w:sz w:val="20"/>
+          <w:szCs w:val="20"/>
+        </w:rPr>
+        <w:t>{% if other_conditions.ordered is true %}{{ ‘\n’ }}</w:t>
       </w:r>
     </w:p>
     <w:p>
@@ -7771,6 +7546,7 @@
           <w:sz w:val="20"/>
           <w:szCs w:val="20"/>
         </w:rPr>
+        <w:lastRenderedPageBreak/>
         <w:tab/>
       </w:r>
       <w:r>
@@ -8042,7 +7818,6 @@
           <w:sz w:val="19"/>
           <w:szCs w:val="19"/>
         </w:rPr>
-        <w:lastRenderedPageBreak/>
         <w:t xml:space="preserve">Pursuant to Criminal Rule 19(D) and Traffic Rule 14, written objections to this magistrate’s decision must be filed within </w:t>
       </w:r>
       <w:r>

--- a/resources/Templates/Jail_Plea_Final_Judgment_Template.docx
+++ b/resources/Templates/Jail_Plea_Final_Judgment_Template.docx
@@ -241,8 +241,18 @@
           <w:sz w:val="20"/>
           <w:szCs w:val="20"/>
         </w:rPr>
-        <w:t>{{ case_number</w:t>
-      </w:r>
+        <w:t xml:space="preserve">{{ </w:t>
+      </w:r>
+      <w:proofErr w:type="spellStart"/>
+      <w:r>
+        <w:rPr>
+          <w:rFonts w:ascii="Palatino Linotype" w:hAnsi="Palatino Linotype"/>
+          <w:sz w:val="20"/>
+          <w:szCs w:val="20"/>
+        </w:rPr>
+        <w:t>case_number</w:t>
+      </w:r>
+      <w:proofErr w:type="spellEnd"/>
       <w:r>
         <w:rPr>
           <w:rFonts w:ascii="Palatino Linotype" w:hAnsi="Palatino Linotype"/>
@@ -320,15 +330,33 @@
           <w:sz w:val="20"/>
           <w:szCs w:val="20"/>
         </w:rPr>
-        <w:t>{{ defendant.</w:t>
-      </w:r>
-      <w:r>
-        <w:rPr>
-          <w:rFonts w:ascii="Palatino Linotype" w:hAnsi="Palatino Linotype"/>
-          <w:sz w:val="20"/>
-          <w:szCs w:val="20"/>
-        </w:rPr>
-        <w:t>first_name }}</w:t>
+        <w:t xml:space="preserve">{{ </w:t>
+      </w:r>
+      <w:proofErr w:type="spellStart"/>
+      <w:r>
+        <w:rPr>
+          <w:rFonts w:ascii="Palatino Linotype" w:hAnsi="Palatino Linotype"/>
+          <w:sz w:val="20"/>
+          <w:szCs w:val="20"/>
+        </w:rPr>
+        <w:t>defendant.</w:t>
+      </w:r>
+      <w:r>
+        <w:rPr>
+          <w:rFonts w:ascii="Palatino Linotype" w:hAnsi="Palatino Linotype"/>
+          <w:sz w:val="20"/>
+          <w:szCs w:val="20"/>
+        </w:rPr>
+        <w:t>first_name</w:t>
+      </w:r>
+      <w:proofErr w:type="spellEnd"/>
+      <w:r>
+        <w:rPr>
+          <w:rFonts w:ascii="Palatino Linotype" w:hAnsi="Palatino Linotype"/>
+          <w:sz w:val="20"/>
+          <w:szCs w:val="20"/>
+        </w:rPr>
+        <w:t xml:space="preserve"> }}</w:t>
       </w:r>
       <w:r>
         <w:rPr>
@@ -344,7 +372,16 @@
           <w:sz w:val="20"/>
           <w:szCs w:val="20"/>
         </w:rPr>
-        <w:t>{{ defendant.</w:t>
+        <w:t xml:space="preserve">{{ </w:t>
+      </w:r>
+      <w:proofErr w:type="spellStart"/>
+      <w:r>
+        <w:rPr>
+          <w:rFonts w:ascii="Palatino Linotype" w:hAnsi="Palatino Linotype"/>
+          <w:sz w:val="20"/>
+          <w:szCs w:val="20"/>
+        </w:rPr>
+        <w:t>defendant.</w:t>
       </w:r>
       <w:r>
         <w:rPr>
@@ -360,7 +397,16 @@
           <w:sz w:val="20"/>
           <w:szCs w:val="20"/>
         </w:rPr>
-        <w:t>name }}</w:t>
+        <w:t>name</w:t>
+      </w:r>
+      <w:proofErr w:type="spellEnd"/>
+      <w:r>
+        <w:rPr>
+          <w:rFonts w:ascii="Palatino Linotype" w:hAnsi="Palatino Linotype"/>
+          <w:sz w:val="20"/>
+          <w:szCs w:val="20"/>
+        </w:rPr>
+        <w:t xml:space="preserve"> }}</w:t>
       </w:r>
       <w:r>
         <w:rPr>
@@ -499,7 +545,17 @@
           <w:sz w:val="20"/>
           <w:szCs w:val="20"/>
         </w:rPr>
-        <w:t>% if judicial_officer</w:t>
+        <w:t xml:space="preserve">% if </w:t>
+      </w:r>
+      <w:proofErr w:type="spellStart"/>
+      <w:r>
+        <w:rPr>
+          <w:rFonts w:ascii="Palatino Linotype" w:hAnsi="Palatino Linotype"/>
+          <w:bCs/>
+          <w:sz w:val="20"/>
+          <w:szCs w:val="20"/>
+        </w:rPr>
+        <w:t>judicial_officer</w:t>
       </w:r>
       <w:r>
         <w:rPr>
@@ -519,6 +575,7 @@
         </w:rPr>
         <w:t>_type</w:t>
       </w:r>
+      <w:proofErr w:type="spellEnd"/>
       <w:r>
         <w:rPr>
           <w:rFonts w:ascii="Palatino Linotype" w:hAnsi="Palatino Linotype"/>
@@ -604,7 +661,34 @@
           <w:sz w:val="20"/>
           <w:szCs w:val="20"/>
         </w:rPr>
-        <w:t>{% elif judicial_officer</w:t>
+        <w:t xml:space="preserve">{% </w:t>
+      </w:r>
+      <w:proofErr w:type="spellStart"/>
+      <w:r>
+        <w:rPr>
+          <w:rFonts w:ascii="Palatino Linotype" w:hAnsi="Palatino Linotype"/>
+          <w:sz w:val="20"/>
+          <w:szCs w:val="20"/>
+        </w:rPr>
+        <w:t>elif</w:t>
+      </w:r>
+      <w:proofErr w:type="spellEnd"/>
+      <w:r>
+        <w:rPr>
+          <w:rFonts w:ascii="Palatino Linotype" w:hAnsi="Palatino Linotype"/>
+          <w:sz w:val="20"/>
+          <w:szCs w:val="20"/>
+        </w:rPr>
+        <w:t xml:space="preserve"> </w:t>
+      </w:r>
+      <w:proofErr w:type="spellStart"/>
+      <w:r>
+        <w:rPr>
+          <w:rFonts w:ascii="Palatino Linotype" w:hAnsi="Palatino Linotype"/>
+          <w:sz w:val="20"/>
+          <w:szCs w:val="20"/>
+        </w:rPr>
+        <w:t>judicial_officer</w:t>
       </w:r>
       <w:r>
         <w:rPr>
@@ -620,7 +704,16 @@
           <w:sz w:val="20"/>
           <w:szCs w:val="20"/>
         </w:rPr>
-        <w:t>_type == ‘Judge’ %}</w:t>
+        <w:t>_type</w:t>
+      </w:r>
+      <w:proofErr w:type="spellEnd"/>
+      <w:r>
+        <w:rPr>
+          <w:rFonts w:ascii="Palatino Linotype" w:hAnsi="Palatino Linotype"/>
+          <w:sz w:val="20"/>
+          <w:szCs w:val="20"/>
+        </w:rPr>
+        <w:t xml:space="preserve"> == ‘Judge’ %}</w:t>
       </w:r>
     </w:p>
     <w:p>
@@ -734,15 +827,51 @@
           <w:sz w:val="20"/>
           <w:szCs w:val="20"/>
         </w:rPr>
-        <w:t>{{ appearance_reason }}</w:t>
-      </w:r>
-      <w:r>
-        <w:rPr>
-          <w:rFonts w:ascii="Palatino Linotype" w:hAnsi="Palatino Linotype"/>
-          <w:sz w:val="20"/>
-          <w:szCs w:val="20"/>
-        </w:rPr>
-        <w:t xml:space="preserve"> on {{ plea_trial_date }}.</w:t>
+        <w:t xml:space="preserve">{{ </w:t>
+      </w:r>
+      <w:proofErr w:type="spellStart"/>
+      <w:r>
+        <w:rPr>
+          <w:rFonts w:ascii="Palatino Linotype" w:hAnsi="Palatino Linotype"/>
+          <w:sz w:val="20"/>
+          <w:szCs w:val="20"/>
+        </w:rPr>
+        <w:t>appearance_reason</w:t>
+      </w:r>
+      <w:proofErr w:type="spellEnd"/>
+      <w:r>
+        <w:rPr>
+          <w:rFonts w:ascii="Palatino Linotype" w:hAnsi="Palatino Linotype"/>
+          <w:sz w:val="20"/>
+          <w:szCs w:val="20"/>
+        </w:rPr>
+        <w:t xml:space="preserve"> }}</w:t>
+      </w:r>
+      <w:r>
+        <w:rPr>
+          <w:rFonts w:ascii="Palatino Linotype" w:hAnsi="Palatino Linotype"/>
+          <w:sz w:val="20"/>
+          <w:szCs w:val="20"/>
+        </w:rPr>
+        <w:t xml:space="preserve"> on {{ </w:t>
+      </w:r>
+      <w:proofErr w:type="spellStart"/>
+      <w:r>
+        <w:rPr>
+          <w:rFonts w:ascii="Palatino Linotype" w:hAnsi="Palatino Linotype"/>
+          <w:sz w:val="20"/>
+          <w:szCs w:val="20"/>
+        </w:rPr>
+        <w:t>plea_trial_date</w:t>
+      </w:r>
+      <w:proofErr w:type="spellEnd"/>
+      <w:r>
+        <w:rPr>
+          <w:rFonts w:ascii="Palatino Linotype" w:hAnsi="Palatino Linotype"/>
+          <w:sz w:val="20"/>
+          <w:szCs w:val="20"/>
+        </w:rPr>
+        <w:t xml:space="preserve"> }}.</w:t>
       </w:r>
       <w:r>
         <w:rPr>
@@ -759,16 +888,156 @@
           <w:sz w:val="20"/>
           <w:szCs w:val="20"/>
         </w:rPr>
-        <w:t>{% if defense_counsel_waived is false %}Defendant was represented by {{ defense_counsel }}, {{ defense_counsel_type }}. {% elif defense_counsel_waived is true %}Defendant waived right to counsel. {% endif %}</w:t>
-      </w:r>
-      <w:r>
-        <w:rPr>
-          <w:rFonts w:ascii="Palatino Linotype" w:hAnsi="Palatino Linotype"/>
-          <w:bCs/>
-          <w:sz w:val="20"/>
-          <w:szCs w:val="20"/>
-        </w:rPr>
-        <w:t xml:space="preserve">{% if amend_offense_details is not none %}Counsel for the State of Ohio made a motion to amend the charge(s) in the case.{% if amend_offense_details.motion_disposition  ==  ‘Granted’ %} The Court found the amendment </w:t>
+        <w:t xml:space="preserve">{% if </w:t>
+      </w:r>
+      <w:proofErr w:type="spellStart"/>
+      <w:r>
+        <w:rPr>
+          <w:rFonts w:ascii="Palatino Linotype" w:hAnsi="Palatino Linotype"/>
+          <w:bCs/>
+          <w:sz w:val="20"/>
+          <w:szCs w:val="20"/>
+        </w:rPr>
+        <w:t>defense_counsel_waived</w:t>
+      </w:r>
+      <w:proofErr w:type="spellEnd"/>
+      <w:r>
+        <w:rPr>
+          <w:rFonts w:ascii="Palatino Linotype" w:hAnsi="Palatino Linotype"/>
+          <w:bCs/>
+          <w:sz w:val="20"/>
+          <w:szCs w:val="20"/>
+        </w:rPr>
+        <w:t xml:space="preserve"> is false %}Defendant was represented by {{ </w:t>
+      </w:r>
+      <w:proofErr w:type="spellStart"/>
+      <w:r>
+        <w:rPr>
+          <w:rFonts w:ascii="Palatino Linotype" w:hAnsi="Palatino Linotype"/>
+          <w:bCs/>
+          <w:sz w:val="20"/>
+          <w:szCs w:val="20"/>
+        </w:rPr>
+        <w:t>defense_counsel</w:t>
+      </w:r>
+      <w:proofErr w:type="spellEnd"/>
+      <w:r>
+        <w:rPr>
+          <w:rFonts w:ascii="Palatino Linotype" w:hAnsi="Palatino Linotype"/>
+          <w:bCs/>
+          <w:sz w:val="20"/>
+          <w:szCs w:val="20"/>
+        </w:rPr>
+        <w:t xml:space="preserve"> }}, {{ </w:t>
+      </w:r>
+      <w:proofErr w:type="spellStart"/>
+      <w:r>
+        <w:rPr>
+          <w:rFonts w:ascii="Palatino Linotype" w:hAnsi="Palatino Linotype"/>
+          <w:bCs/>
+          <w:sz w:val="20"/>
+          <w:szCs w:val="20"/>
+        </w:rPr>
+        <w:t>defense_counsel_type</w:t>
+      </w:r>
+      <w:proofErr w:type="spellEnd"/>
+      <w:r>
+        <w:rPr>
+          <w:rFonts w:ascii="Palatino Linotype" w:hAnsi="Palatino Linotype"/>
+          <w:bCs/>
+          <w:sz w:val="20"/>
+          <w:szCs w:val="20"/>
+        </w:rPr>
+        <w:t xml:space="preserve"> }}. {% </w:t>
+      </w:r>
+      <w:proofErr w:type="spellStart"/>
+      <w:r>
+        <w:rPr>
+          <w:rFonts w:ascii="Palatino Linotype" w:hAnsi="Palatino Linotype"/>
+          <w:bCs/>
+          <w:sz w:val="20"/>
+          <w:szCs w:val="20"/>
+        </w:rPr>
+        <w:t>elif</w:t>
+      </w:r>
+      <w:proofErr w:type="spellEnd"/>
+      <w:r>
+        <w:rPr>
+          <w:rFonts w:ascii="Palatino Linotype" w:hAnsi="Palatino Linotype"/>
+          <w:bCs/>
+          <w:sz w:val="20"/>
+          <w:szCs w:val="20"/>
+        </w:rPr>
+        <w:t xml:space="preserve"> </w:t>
+      </w:r>
+      <w:proofErr w:type="spellStart"/>
+      <w:r>
+        <w:rPr>
+          <w:rFonts w:ascii="Palatino Linotype" w:hAnsi="Palatino Linotype"/>
+          <w:bCs/>
+          <w:sz w:val="20"/>
+          <w:szCs w:val="20"/>
+        </w:rPr>
+        <w:t>defense_counsel_waived</w:t>
+      </w:r>
+      <w:proofErr w:type="spellEnd"/>
+      <w:r>
+        <w:rPr>
+          <w:rFonts w:ascii="Palatino Linotype" w:hAnsi="Palatino Linotype"/>
+          <w:bCs/>
+          <w:sz w:val="20"/>
+          <w:szCs w:val="20"/>
+        </w:rPr>
+        <w:t xml:space="preserve"> is true %}Defendant waived right to counsel. {% endif %}</w:t>
+      </w:r>
+      <w:r>
+        <w:rPr>
+          <w:rFonts w:ascii="Palatino Linotype" w:hAnsi="Palatino Linotype"/>
+          <w:bCs/>
+          <w:sz w:val="20"/>
+          <w:szCs w:val="20"/>
+        </w:rPr>
+        <w:t xml:space="preserve">{% if </w:t>
+      </w:r>
+      <w:proofErr w:type="spellStart"/>
+      <w:r>
+        <w:rPr>
+          <w:rFonts w:ascii="Palatino Linotype" w:hAnsi="Palatino Linotype"/>
+          <w:bCs/>
+          <w:sz w:val="20"/>
+          <w:szCs w:val="20"/>
+        </w:rPr>
+        <w:t>amend_offense_details</w:t>
+      </w:r>
+      <w:proofErr w:type="spellEnd"/>
+      <w:r>
+        <w:rPr>
+          <w:rFonts w:ascii="Palatino Linotype" w:hAnsi="Palatino Linotype"/>
+          <w:bCs/>
+          <w:sz w:val="20"/>
+          <w:szCs w:val="20"/>
+        </w:rPr>
+        <w:t xml:space="preserve"> is not none %}Counsel for the State of Ohio made a motion to amend the charge(s) in the case.{% if </w:t>
+      </w:r>
+      <w:proofErr w:type="spellStart"/>
+      <w:r>
+        <w:rPr>
+          <w:rFonts w:ascii="Palatino Linotype" w:hAnsi="Palatino Linotype"/>
+          <w:bCs/>
+          <w:sz w:val="20"/>
+          <w:szCs w:val="20"/>
+        </w:rPr>
+        <w:t>amend_offense_details.motion_disposition</w:t>
+      </w:r>
+      <w:proofErr w:type="spellEnd"/>
+      <w:r>
+        <w:rPr>
+          <w:rFonts w:ascii="Palatino Linotype" w:hAnsi="Palatino Linotype"/>
+          <w:bCs/>
+          <w:sz w:val="20"/>
+          <w:szCs w:val="20"/>
+        </w:rPr>
+        <w:t xml:space="preserve">  ==  ‘Granted’ %} The Court found the amendment </w:t>
       </w:r>
       <w:r>
         <w:rPr>
@@ -786,7 +1055,67 @@
           <w:sz w:val="20"/>
           <w:szCs w:val="20"/>
         </w:rPr>
-        <w:t xml:space="preserve"> {{ amend_offense_details.motion_disposition }}. The charge(s) of {% for charge in amended_charges_list %}{% if loop.index == 2 %} and {% endif %}{{ charge[0] }}</w:t>
+        <w:t xml:space="preserve"> {{ </w:t>
+      </w:r>
+      <w:proofErr w:type="spellStart"/>
+      <w:r>
+        <w:rPr>
+          <w:rFonts w:ascii="Palatino Linotype" w:hAnsi="Palatino Linotype"/>
+          <w:bCs/>
+          <w:sz w:val="20"/>
+          <w:szCs w:val="20"/>
+        </w:rPr>
+        <w:t>amend_offense_details.motion_disposition</w:t>
+      </w:r>
+      <w:proofErr w:type="spellEnd"/>
+      <w:r>
+        <w:rPr>
+          <w:rFonts w:ascii="Palatino Linotype" w:hAnsi="Palatino Linotype"/>
+          <w:bCs/>
+          <w:sz w:val="20"/>
+          <w:szCs w:val="20"/>
+        </w:rPr>
+        <w:t xml:space="preserve"> }}. The charge(s) of {% for charge in </w:t>
+      </w:r>
+      <w:proofErr w:type="spellStart"/>
+      <w:r>
+        <w:rPr>
+          <w:rFonts w:ascii="Palatino Linotype" w:hAnsi="Palatino Linotype"/>
+          <w:bCs/>
+          <w:sz w:val="20"/>
+          <w:szCs w:val="20"/>
+        </w:rPr>
+        <w:t>amended_charges_list</w:t>
+      </w:r>
+      <w:proofErr w:type="spellEnd"/>
+      <w:r>
+        <w:rPr>
+          <w:rFonts w:ascii="Palatino Linotype" w:hAnsi="Palatino Linotype"/>
+          <w:bCs/>
+          <w:sz w:val="20"/>
+          <w:szCs w:val="20"/>
+        </w:rPr>
+        <w:t xml:space="preserve"> %}{% if </w:t>
+      </w:r>
+      <w:proofErr w:type="spellStart"/>
+      <w:r>
+        <w:rPr>
+          <w:rFonts w:ascii="Palatino Linotype" w:hAnsi="Palatino Linotype"/>
+          <w:bCs/>
+          <w:sz w:val="20"/>
+          <w:szCs w:val="20"/>
+        </w:rPr>
+        <w:t>loop.index</w:t>
+      </w:r>
+      <w:proofErr w:type="spellEnd"/>
+      <w:r>
+        <w:rPr>
+          <w:rFonts w:ascii="Palatino Linotype" w:hAnsi="Palatino Linotype"/>
+          <w:bCs/>
+          <w:sz w:val="20"/>
+          <w:szCs w:val="20"/>
+        </w:rPr>
+        <w:t xml:space="preserve"> == 2 %} and {% endif %}{{ charge[0] }}</w:t>
       </w:r>
       <w:r>
         <w:rPr>
@@ -804,7 +1133,87 @@
           <w:sz w:val="20"/>
           <w:szCs w:val="20"/>
         </w:rPr>
-        <w:t>is amended to {{ charge[1] }}{% endfor %}.{% elif amend_offense_details.motion_disposition  ==  ‘Denied’ %} The Court found the amendment did alter the name or identify of the offense(s) and therefore the motion is {{ amend_offense_details.motion_disposition }}.{% endif %}{% endif %}</w:t>
+        <w:t xml:space="preserve">is amended to {{ charge[1] }}{% </w:t>
+      </w:r>
+      <w:proofErr w:type="spellStart"/>
+      <w:r>
+        <w:rPr>
+          <w:rFonts w:ascii="Palatino Linotype" w:hAnsi="Palatino Linotype"/>
+          <w:bCs/>
+          <w:sz w:val="20"/>
+          <w:szCs w:val="20"/>
+        </w:rPr>
+        <w:t>endfor</w:t>
+      </w:r>
+      <w:proofErr w:type="spellEnd"/>
+      <w:r>
+        <w:rPr>
+          <w:rFonts w:ascii="Palatino Linotype" w:hAnsi="Palatino Linotype"/>
+          <w:bCs/>
+          <w:sz w:val="20"/>
+          <w:szCs w:val="20"/>
+        </w:rPr>
+        <w:t xml:space="preserve"> %}.{% </w:t>
+      </w:r>
+      <w:proofErr w:type="spellStart"/>
+      <w:r>
+        <w:rPr>
+          <w:rFonts w:ascii="Palatino Linotype" w:hAnsi="Palatino Linotype"/>
+          <w:bCs/>
+          <w:sz w:val="20"/>
+          <w:szCs w:val="20"/>
+        </w:rPr>
+        <w:t>elif</w:t>
+      </w:r>
+      <w:proofErr w:type="spellEnd"/>
+      <w:r>
+        <w:rPr>
+          <w:rFonts w:ascii="Palatino Linotype" w:hAnsi="Palatino Linotype"/>
+          <w:bCs/>
+          <w:sz w:val="20"/>
+          <w:szCs w:val="20"/>
+        </w:rPr>
+        <w:t xml:space="preserve"> </w:t>
+      </w:r>
+      <w:proofErr w:type="spellStart"/>
+      <w:r>
+        <w:rPr>
+          <w:rFonts w:ascii="Palatino Linotype" w:hAnsi="Palatino Linotype"/>
+          <w:bCs/>
+          <w:sz w:val="20"/>
+          <w:szCs w:val="20"/>
+        </w:rPr>
+        <w:t>amend_offense_details.motion_disposition</w:t>
+      </w:r>
+      <w:proofErr w:type="spellEnd"/>
+      <w:r>
+        <w:rPr>
+          <w:rFonts w:ascii="Palatino Linotype" w:hAnsi="Palatino Linotype"/>
+          <w:bCs/>
+          <w:sz w:val="20"/>
+          <w:szCs w:val="20"/>
+        </w:rPr>
+        <w:t xml:space="preserve">  ==  ‘Denied’ %} The Court found the amendment did alter the name or identify of the offense(s) and therefore the motion is {{ </w:t>
+      </w:r>
+      <w:proofErr w:type="spellStart"/>
+      <w:r>
+        <w:rPr>
+          <w:rFonts w:ascii="Palatino Linotype" w:hAnsi="Palatino Linotype"/>
+          <w:bCs/>
+          <w:sz w:val="20"/>
+          <w:szCs w:val="20"/>
+        </w:rPr>
+        <w:t>amend_offense_details.motion_disposition</w:t>
+      </w:r>
+      <w:proofErr w:type="spellEnd"/>
+      <w:r>
+        <w:rPr>
+          <w:rFonts w:ascii="Palatino Linotype" w:hAnsi="Palatino Linotype"/>
+          <w:bCs/>
+          <w:sz w:val="20"/>
+          <w:szCs w:val="20"/>
+        </w:rPr>
+        <w:t xml:space="preserve"> }}.{% endif %}{% endif %}</w:t>
       </w:r>
     </w:p>
     <w:p>
@@ -832,7 +1241,25 @@
           <w:sz w:val="20"/>
           <w:szCs w:val="20"/>
         </w:rPr>
-        <w:t>{% if appearance_reason != ‘sentencing’ %}</w:t>
+        <w:t xml:space="preserve">{% if </w:t>
+      </w:r>
+      <w:proofErr w:type="spellStart"/>
+      <w:r>
+        <w:rPr>
+          <w:rFonts w:ascii="Palatino Linotype" w:hAnsi="Palatino Linotype"/>
+          <w:sz w:val="20"/>
+          <w:szCs w:val="20"/>
+        </w:rPr>
+        <w:t>appearance_reason</w:t>
+      </w:r>
+      <w:proofErr w:type="spellEnd"/>
+      <w:r>
+        <w:rPr>
+          <w:rFonts w:ascii="Palatino Linotype" w:hAnsi="Palatino Linotype"/>
+          <w:sz w:val="20"/>
+          <w:szCs w:val="20"/>
+        </w:rPr>
+        <w:t xml:space="preserve"> != ‘sentencing’ %}</w:t>
       </w:r>
       <w:r>
         <w:rPr>
@@ -873,7 +1300,25 @@
           <w:sz w:val="20"/>
           <w:szCs w:val="20"/>
         </w:rPr>
-        <w:t xml:space="preserve">{% if offense_of_violence is true %}The Court </w:t>
+        <w:t xml:space="preserve">{% if </w:t>
+      </w:r>
+      <w:proofErr w:type="spellStart"/>
+      <w:r>
+        <w:rPr>
+          <w:rFonts w:ascii="Palatino Linotype" w:hAnsi="Palatino Linotype"/>
+          <w:sz w:val="20"/>
+          <w:szCs w:val="20"/>
+        </w:rPr>
+        <w:t>offense_of_violence</w:t>
+      </w:r>
+      <w:proofErr w:type="spellEnd"/>
+      <w:r>
+        <w:rPr>
+          <w:rFonts w:ascii="Palatino Linotype" w:hAnsi="Palatino Linotype"/>
+          <w:sz w:val="20"/>
+          <w:szCs w:val="20"/>
+        </w:rPr>
+        <w:t xml:space="preserve"> is true %}The Court </w:t>
       </w:r>
       <w:r>
         <w:rPr>
@@ -953,7 +1398,25 @@
           <w:sz w:val="20"/>
           <w:szCs w:val="20"/>
         </w:rPr>
-        <w:t>{% if appearance_reason != ‘sentencing’ %}</w:t>
+        <w:t xml:space="preserve">{% if </w:t>
+      </w:r>
+      <w:proofErr w:type="spellStart"/>
+      <w:r>
+        <w:rPr>
+          <w:rFonts w:ascii="Palatino Linotype" w:hAnsi="Palatino Linotype"/>
+          <w:sz w:val="20"/>
+          <w:szCs w:val="20"/>
+        </w:rPr>
+        <w:t>appearance_reason</w:t>
+      </w:r>
+      <w:proofErr w:type="spellEnd"/>
+      <w:r>
+        <w:rPr>
+          <w:rFonts w:ascii="Palatino Linotype" w:hAnsi="Palatino Linotype"/>
+          <w:sz w:val="20"/>
+          <w:szCs w:val="20"/>
+        </w:rPr>
+        <w:t xml:space="preserve"> != ‘sentencing’ %}</w:t>
       </w:r>
       <w:r>
         <w:rPr>
@@ -1027,29 +1490,255 @@
         </w:rPr>
         <w:t>{% endif %}</w:t>
       </w:r>
-      <w:r>
-        <w:rPr>
-          <w:rFonts w:ascii="Palatino Linotype" w:hAnsi="Palatino Linotype"/>
-          <w:sz w:val="20"/>
-          <w:szCs w:val="20"/>
-        </w:rPr>
-        <w:t>{{‘\n</w:t>
-      </w:r>
-      <w:r>
-        <w:rPr>
-          <w:rFonts w:ascii="Palatino Linotype" w:hAnsi="Palatino Linotype"/>
-          <w:sz w:val="20"/>
-          <w:szCs w:val="20"/>
-        </w:rPr>
-        <w:t>\n</w:t>
-      </w:r>
-      <w:r>
-        <w:rPr>
-          <w:rFonts w:ascii="Palatino Linotype" w:hAnsi="Palatino Linotype"/>
-          <w:sz w:val="20"/>
-          <w:szCs w:val="20"/>
-        </w:rPr>
-        <w:t xml:space="preserve">’}}Prior to sentencing, the Court heard statements from the Prosecutor, </w:t>
+    </w:p>
+    <w:p>
+      <w:pPr>
+        <w:jc w:val="both"/>
+        <w:rPr>
+          <w:rFonts w:ascii="Palatino Linotype" w:hAnsi="Palatino Linotype"/>
+          <w:sz w:val="20"/>
+          <w:szCs w:val="20"/>
+        </w:rPr>
+      </w:pPr>
+      <w:r>
+        <w:rPr>
+          <w:rFonts w:ascii="Palatino Linotype" w:hAnsi="Palatino Linotype"/>
+          <w:sz w:val="20"/>
+          <w:szCs w:val="20"/>
+        </w:rPr>
+        <w:t xml:space="preserve">{% if </w:t>
+      </w:r>
+      <w:proofErr w:type="spellStart"/>
+      <w:r>
+        <w:rPr>
+          <w:rFonts w:ascii="Palatino Linotype" w:hAnsi="Palatino Linotype"/>
+          <w:sz w:val="20"/>
+          <w:szCs w:val="20"/>
+        </w:rPr>
+        <w:t>diversion_case</w:t>
+      </w:r>
+      <w:proofErr w:type="spellEnd"/>
+      <w:r>
+        <w:rPr>
+          <w:rFonts w:ascii="Palatino Linotype" w:hAnsi="Palatino Linotype"/>
+          <w:sz w:val="20"/>
+          <w:szCs w:val="20"/>
+        </w:rPr>
+        <w:t xml:space="preserve"> is true %}</w:t>
+      </w:r>
+      <w:r>
+        <w:rPr>
+          <w:rFonts w:ascii="Palatino Linotype" w:hAnsi="Palatino Linotype"/>
+          <w:b/>
+          <w:sz w:val="20"/>
+          <w:szCs w:val="20"/>
+        </w:rPr>
+        <w:t xml:space="preserve"> </w:t>
+      </w:r>
+      <w:r>
+        <w:rPr>
+          <w:rFonts w:ascii="Palatino Linotype" w:hAnsi="Palatino Linotype"/>
+          <w:b/>
+          <w:sz w:val="20"/>
+          <w:szCs w:val="20"/>
+        </w:rPr>
+        <w:t xml:space="preserve">Diversion.  </w:t>
+      </w:r>
+      <w:r>
+        <w:rPr>
+          <w:rFonts w:ascii="Palatino Linotype" w:hAnsi="Palatino Linotype"/>
+          <w:sz w:val="20"/>
+          <w:szCs w:val="20"/>
+        </w:rPr>
+        <w:t xml:space="preserve">Defendant is eligible for the {{ </w:t>
+      </w:r>
+      <w:proofErr w:type="spellStart"/>
+      <w:r>
+        <w:rPr>
+          <w:rFonts w:ascii="Palatino Linotype" w:hAnsi="Palatino Linotype"/>
+          <w:sz w:val="20"/>
+          <w:szCs w:val="20"/>
+        </w:rPr>
+        <w:t>diversion.program_name</w:t>
+      </w:r>
+      <w:proofErr w:type="spellEnd"/>
+      <w:r>
+        <w:rPr>
+          <w:rFonts w:ascii="Palatino Linotype" w:hAnsi="Palatino Linotype"/>
+          <w:sz w:val="20"/>
+          <w:szCs w:val="20"/>
+        </w:rPr>
+        <w:t xml:space="preserve"> }}. The Defendant’s plea and the Court’s findings are set forth in the chart below. The sentence, including any fines, costs and jail days, is SUSPENDED pending Defendant’s completion of the {{ </w:t>
+      </w:r>
+      <w:proofErr w:type="spellStart"/>
+      <w:r>
+        <w:rPr>
+          <w:rFonts w:ascii="Palatino Linotype" w:hAnsi="Palatino Linotype"/>
+          <w:sz w:val="20"/>
+          <w:szCs w:val="20"/>
+        </w:rPr>
+        <w:t>diversion.program_name</w:t>
+      </w:r>
+      <w:proofErr w:type="spellEnd"/>
+      <w:r>
+        <w:rPr>
+          <w:rFonts w:ascii="Palatino Linotype" w:hAnsi="Palatino Linotype"/>
+          <w:sz w:val="20"/>
+          <w:szCs w:val="20"/>
+        </w:rPr>
+        <w:t xml:space="preserve"> }}. Should Defendant fail to complete the terms of the {{ </w:t>
+      </w:r>
+      <w:proofErr w:type="spellStart"/>
+      <w:r>
+        <w:rPr>
+          <w:rFonts w:ascii="Palatino Linotype" w:hAnsi="Palatino Linotype"/>
+          <w:sz w:val="20"/>
+          <w:szCs w:val="20"/>
+        </w:rPr>
+        <w:t>diversion.program_name</w:t>
+      </w:r>
+      <w:proofErr w:type="spellEnd"/>
+      <w:r>
+        <w:rPr>
+          <w:rFonts w:ascii="Palatino Linotype" w:hAnsi="Palatino Linotype"/>
+          <w:sz w:val="20"/>
+          <w:szCs w:val="20"/>
+        </w:rPr>
+        <w:t xml:space="preserve"> }} the sentence shall apply, and Defendant shall pay fines and court costs by </w:t>
+      </w:r>
+      <w:r>
+        <w:rPr>
+          <w:rFonts w:ascii="Palatino Linotype" w:hAnsi="Palatino Linotype"/>
+          <w:b/>
+          <w:bCs/>
+          <w:sz w:val="20"/>
+          <w:szCs w:val="20"/>
+        </w:rPr>
+        <w:t xml:space="preserve">{{ </w:t>
+      </w:r>
+      <w:proofErr w:type="spellStart"/>
+      <w:r>
+        <w:rPr>
+          <w:rFonts w:ascii="Palatino Linotype" w:hAnsi="Palatino Linotype"/>
+          <w:b/>
+          <w:bCs/>
+          <w:sz w:val="20"/>
+          <w:szCs w:val="20"/>
+        </w:rPr>
+        <w:t>diversion.diversion_fine_pay_date</w:t>
+      </w:r>
+      <w:proofErr w:type="spellEnd"/>
+      <w:r>
+        <w:rPr>
+          <w:rFonts w:ascii="Palatino Linotype" w:hAnsi="Palatino Linotype"/>
+          <w:b/>
+          <w:bCs/>
+          <w:sz w:val="20"/>
+          <w:szCs w:val="20"/>
+        </w:rPr>
+        <w:t xml:space="preserve"> }}</w:t>
+      </w:r>
+      <w:r>
+        <w:rPr>
+          <w:rFonts w:ascii="Palatino Linotype" w:hAnsi="Palatino Linotype"/>
+          <w:sz w:val="20"/>
+          <w:szCs w:val="20"/>
+        </w:rPr>
+        <w:t xml:space="preserve">{% if </w:t>
+      </w:r>
+      <w:proofErr w:type="spellStart"/>
+      <w:r>
+        <w:rPr>
+          <w:rFonts w:ascii="Palatino Linotype" w:hAnsi="Palatino Linotype"/>
+          <w:sz w:val="20"/>
+          <w:szCs w:val="20"/>
+        </w:rPr>
+        <w:t>diversion.jail_imposed</w:t>
+      </w:r>
+      <w:proofErr w:type="spellEnd"/>
+      <w:r>
+        <w:rPr>
+          <w:rFonts w:ascii="Palatino Linotype" w:hAnsi="Palatino Linotype"/>
+          <w:sz w:val="20"/>
+          <w:szCs w:val="20"/>
+        </w:rPr>
+        <w:t xml:space="preserve"> is true %}, and report to jail on </w:t>
+      </w:r>
+      <w:r>
+        <w:rPr>
+          <w:rFonts w:ascii="Palatino Linotype" w:hAnsi="Palatino Linotype"/>
+          <w:b/>
+          <w:bCs/>
+          <w:sz w:val="20"/>
+          <w:szCs w:val="20"/>
+        </w:rPr>
+        <w:t xml:space="preserve">{{ </w:t>
+      </w:r>
+      <w:proofErr w:type="spellStart"/>
+      <w:r>
+        <w:rPr>
+          <w:rFonts w:ascii="Palatino Linotype" w:hAnsi="Palatino Linotype"/>
+          <w:b/>
+          <w:bCs/>
+          <w:sz w:val="20"/>
+          <w:szCs w:val="20"/>
+        </w:rPr>
+        <w:t>diversion.diversion_jail_report_date</w:t>
+      </w:r>
+      <w:proofErr w:type="spellEnd"/>
+      <w:r>
+        <w:rPr>
+          <w:rFonts w:ascii="Palatino Linotype" w:hAnsi="Palatino Linotype"/>
+          <w:b/>
+          <w:bCs/>
+          <w:sz w:val="20"/>
+          <w:szCs w:val="20"/>
+        </w:rPr>
+        <w:t xml:space="preserve"> }}, at 7:00 p.m</w:t>
+      </w:r>
+      <w:r>
+        <w:rPr>
+          <w:rFonts w:ascii="Palatino Linotype" w:hAnsi="Palatino Linotype"/>
+          <w:b/>
+          <w:bCs/>
+          <w:sz w:val="20"/>
+          <w:szCs w:val="20"/>
+        </w:rPr>
+        <w:t>.</w:t>
+      </w:r>
+      <w:r>
+        <w:rPr>
+          <w:rFonts w:ascii="Palatino Linotype" w:hAnsi="Palatino Linotype"/>
+          <w:sz w:val="20"/>
+          <w:szCs w:val="20"/>
+        </w:rPr>
+        <w:t>{% endif %}</w:t>
+      </w:r>
+      <w:r>
+        <w:rPr>
+          <w:rFonts w:ascii="Palatino Linotype" w:hAnsi="Palatino Linotype"/>
+          <w:sz w:val="20"/>
+          <w:szCs w:val="20"/>
+        </w:rPr>
+        <w:t>{% else %}</w:t>
+      </w:r>
+    </w:p>
+    <w:p>
+      <w:pPr>
+        <w:jc w:val="both"/>
+        <w:rPr>
+          <w:rFonts w:ascii="Palatino Linotype" w:hAnsi="Palatino Linotype"/>
+          <w:sz w:val="20"/>
+          <w:szCs w:val="20"/>
+        </w:rPr>
+      </w:pPr>
+      <w:r>
+        <w:rPr>
+          <w:rFonts w:ascii="Palatino Linotype" w:hAnsi="Palatino Linotype"/>
+          <w:sz w:val="20"/>
+          <w:szCs w:val="20"/>
+        </w:rPr>
+        <w:t xml:space="preserve">Prior to sentencing, the Court heard statements from the Prosecutor, </w:t>
       </w:r>
       <w:r>
         <w:rPr>
@@ -1130,6 +1819,14 @@
           <w:szCs w:val="20"/>
         </w:rPr>
         <w:t xml:space="preserve"> </w:t>
+      </w:r>
+      <w:r>
+        <w:rPr>
+          <w:rFonts w:ascii="Palatino Linotype" w:hAnsi="Palatino Linotype"/>
+          <w:sz w:val="20"/>
+          <w:szCs w:val="20"/>
+        </w:rPr>
+        <w:t>{% endif %}</w:t>
       </w:r>
     </w:p>
     <w:p>
@@ -1231,7 +1928,51 @@
                 <w:sz w:val="20"/>
                 <w:szCs w:val="20"/>
               </w:rPr>
-              <w:t>{%tc for charge in charges_list %}</w:t>
+              <w:t>{%</w:t>
+            </w:r>
+            <w:proofErr w:type="spellStart"/>
+            <w:r>
+              <w:rPr>
+                <w:rFonts w:ascii="Palatino Linotype" w:hAnsi="Palatino Linotype"/>
+                <w:b/>
+                <w:bCs/>
+                <w:sz w:val="20"/>
+                <w:szCs w:val="20"/>
+              </w:rPr>
+              <w:t>tc</w:t>
+            </w:r>
+            <w:proofErr w:type="spellEnd"/>
+            <w:r>
+              <w:rPr>
+                <w:rFonts w:ascii="Palatino Linotype" w:hAnsi="Palatino Linotype"/>
+                <w:b/>
+                <w:bCs/>
+                <w:sz w:val="20"/>
+                <w:szCs w:val="20"/>
+              </w:rPr>
+              <w:t xml:space="preserve"> for charge in </w:t>
+            </w:r>
+            <w:proofErr w:type="spellStart"/>
+            <w:r>
+              <w:rPr>
+                <w:rFonts w:ascii="Palatino Linotype" w:hAnsi="Palatino Linotype"/>
+                <w:b/>
+                <w:bCs/>
+                <w:sz w:val="20"/>
+                <w:szCs w:val="20"/>
+              </w:rPr>
+              <w:t>charges_list</w:t>
+            </w:r>
+            <w:proofErr w:type="spellEnd"/>
+            <w:r>
+              <w:rPr>
+                <w:rFonts w:ascii="Palatino Linotype" w:hAnsi="Palatino Linotype"/>
+                <w:b/>
+                <w:bCs/>
+                <w:sz w:val="20"/>
+                <w:szCs w:val="20"/>
+              </w:rPr>
+              <w:t xml:space="preserve"> %}</w:t>
             </w:r>
           </w:p>
         </w:tc>
@@ -1269,7 +2010,29 @@
                 <w:sz w:val="20"/>
                 <w:szCs w:val="20"/>
               </w:rPr>
-              <w:t>{{ charge.offense }}</w:t>
+              <w:t xml:space="preserve">{{ </w:t>
+            </w:r>
+            <w:proofErr w:type="spellStart"/>
+            <w:r>
+              <w:rPr>
+                <w:rFonts w:ascii="Palatino Linotype" w:hAnsi="Palatino Linotype"/>
+                <w:b/>
+                <w:bCs/>
+                <w:sz w:val="20"/>
+                <w:szCs w:val="20"/>
+              </w:rPr>
+              <w:t>charge.offense</w:t>
+            </w:r>
+            <w:proofErr w:type="spellEnd"/>
+            <w:r>
+              <w:rPr>
+                <w:rFonts w:ascii="Palatino Linotype" w:hAnsi="Palatino Linotype"/>
+                <w:b/>
+                <w:bCs/>
+                <w:sz w:val="20"/>
+                <w:szCs w:val="20"/>
+              </w:rPr>
+              <w:t xml:space="preserve"> }}</w:t>
             </w:r>
           </w:p>
         </w:tc>
@@ -1307,7 +2070,51 @@
                 <w:sz w:val="20"/>
                 <w:szCs w:val="20"/>
               </w:rPr>
-              <w:t>{%tc endfor %}</w:t>
+              <w:t>{%</w:t>
+            </w:r>
+            <w:proofErr w:type="spellStart"/>
+            <w:r>
+              <w:rPr>
+                <w:rFonts w:ascii="Palatino Linotype" w:hAnsi="Palatino Linotype"/>
+                <w:b/>
+                <w:bCs/>
+                <w:sz w:val="20"/>
+                <w:szCs w:val="20"/>
+              </w:rPr>
+              <w:t>tc</w:t>
+            </w:r>
+            <w:proofErr w:type="spellEnd"/>
+            <w:r>
+              <w:rPr>
+                <w:rFonts w:ascii="Palatino Linotype" w:hAnsi="Palatino Linotype"/>
+                <w:b/>
+                <w:bCs/>
+                <w:sz w:val="20"/>
+                <w:szCs w:val="20"/>
+              </w:rPr>
+              <w:t xml:space="preserve"> </w:t>
+            </w:r>
+            <w:proofErr w:type="spellStart"/>
+            <w:r>
+              <w:rPr>
+                <w:rFonts w:ascii="Palatino Linotype" w:hAnsi="Palatino Linotype"/>
+                <w:b/>
+                <w:bCs/>
+                <w:sz w:val="20"/>
+                <w:szCs w:val="20"/>
+              </w:rPr>
+              <w:t>endfor</w:t>
+            </w:r>
+            <w:proofErr w:type="spellEnd"/>
+            <w:r>
+              <w:rPr>
+                <w:rFonts w:ascii="Palatino Linotype" w:hAnsi="Palatino Linotype"/>
+                <w:b/>
+                <w:bCs/>
+                <w:sz w:val="20"/>
+                <w:szCs w:val="20"/>
+              </w:rPr>
+              <w:t xml:space="preserve"> %}</w:t>
             </w:r>
           </w:p>
         </w:tc>
@@ -1388,7 +2195,51 @@
                 <w:sz w:val="20"/>
                 <w:szCs w:val="20"/>
               </w:rPr>
-              <w:t>{%tc for charge in charges_list %}</w:t>
+              <w:t>{%</w:t>
+            </w:r>
+            <w:proofErr w:type="spellStart"/>
+            <w:r>
+              <w:rPr>
+                <w:rFonts w:ascii="Palatino Linotype" w:hAnsi="Palatino Linotype"/>
+                <w:b/>
+                <w:bCs/>
+                <w:sz w:val="20"/>
+                <w:szCs w:val="20"/>
+              </w:rPr>
+              <w:t>tc</w:t>
+            </w:r>
+            <w:proofErr w:type="spellEnd"/>
+            <w:r>
+              <w:rPr>
+                <w:rFonts w:ascii="Palatino Linotype" w:hAnsi="Palatino Linotype"/>
+                <w:b/>
+                <w:bCs/>
+                <w:sz w:val="20"/>
+                <w:szCs w:val="20"/>
+              </w:rPr>
+              <w:t xml:space="preserve"> for charge in </w:t>
+            </w:r>
+            <w:proofErr w:type="spellStart"/>
+            <w:r>
+              <w:rPr>
+                <w:rFonts w:ascii="Palatino Linotype" w:hAnsi="Palatino Linotype"/>
+                <w:b/>
+                <w:bCs/>
+                <w:sz w:val="20"/>
+                <w:szCs w:val="20"/>
+              </w:rPr>
+              <w:t>charges_list</w:t>
+            </w:r>
+            <w:proofErr w:type="spellEnd"/>
+            <w:r>
+              <w:rPr>
+                <w:rFonts w:ascii="Palatino Linotype" w:hAnsi="Palatino Linotype"/>
+                <w:b/>
+                <w:bCs/>
+                <w:sz w:val="20"/>
+                <w:szCs w:val="20"/>
+              </w:rPr>
+              <w:t xml:space="preserve"> %}</w:t>
             </w:r>
           </w:p>
         </w:tc>
@@ -1426,7 +2277,29 @@
                 <w:sz w:val="20"/>
                 <w:szCs w:val="20"/>
               </w:rPr>
-              <w:t>{{ charge.statute }}</w:t>
+              <w:t xml:space="preserve">{{ </w:t>
+            </w:r>
+            <w:proofErr w:type="spellStart"/>
+            <w:r>
+              <w:rPr>
+                <w:rFonts w:ascii="Palatino Linotype" w:hAnsi="Palatino Linotype"/>
+                <w:b/>
+                <w:bCs/>
+                <w:sz w:val="20"/>
+                <w:szCs w:val="20"/>
+              </w:rPr>
+              <w:t>charge.statute</w:t>
+            </w:r>
+            <w:proofErr w:type="spellEnd"/>
+            <w:r>
+              <w:rPr>
+                <w:rFonts w:ascii="Palatino Linotype" w:hAnsi="Palatino Linotype"/>
+                <w:b/>
+                <w:bCs/>
+                <w:sz w:val="20"/>
+                <w:szCs w:val="20"/>
+              </w:rPr>
+              <w:t xml:space="preserve"> }}</w:t>
             </w:r>
           </w:p>
         </w:tc>
@@ -1464,7 +2337,51 @@
                 <w:sz w:val="20"/>
                 <w:szCs w:val="20"/>
               </w:rPr>
-              <w:t>{%tc endfor %}</w:t>
+              <w:t>{%</w:t>
+            </w:r>
+            <w:proofErr w:type="spellStart"/>
+            <w:r>
+              <w:rPr>
+                <w:rFonts w:ascii="Palatino Linotype" w:hAnsi="Palatino Linotype"/>
+                <w:b/>
+                <w:bCs/>
+                <w:sz w:val="20"/>
+                <w:szCs w:val="20"/>
+              </w:rPr>
+              <w:t>tc</w:t>
+            </w:r>
+            <w:proofErr w:type="spellEnd"/>
+            <w:r>
+              <w:rPr>
+                <w:rFonts w:ascii="Palatino Linotype" w:hAnsi="Palatino Linotype"/>
+                <w:b/>
+                <w:bCs/>
+                <w:sz w:val="20"/>
+                <w:szCs w:val="20"/>
+              </w:rPr>
+              <w:t xml:space="preserve"> </w:t>
+            </w:r>
+            <w:proofErr w:type="spellStart"/>
+            <w:r>
+              <w:rPr>
+                <w:rFonts w:ascii="Palatino Linotype" w:hAnsi="Palatino Linotype"/>
+                <w:b/>
+                <w:bCs/>
+                <w:sz w:val="20"/>
+                <w:szCs w:val="20"/>
+              </w:rPr>
+              <w:t>endfor</w:t>
+            </w:r>
+            <w:proofErr w:type="spellEnd"/>
+            <w:r>
+              <w:rPr>
+                <w:rFonts w:ascii="Palatino Linotype" w:hAnsi="Palatino Linotype"/>
+                <w:b/>
+                <w:bCs/>
+                <w:sz w:val="20"/>
+                <w:szCs w:val="20"/>
+              </w:rPr>
+              <w:t xml:space="preserve"> %}</w:t>
             </w:r>
           </w:p>
         </w:tc>
@@ -1507,6 +2424,7 @@
                 <w:sz w:val="20"/>
                 <w:szCs w:val="20"/>
               </w:rPr>
+              <w:lastRenderedPageBreak/>
               <w:t>Degree</w:t>
             </w:r>
           </w:p>
@@ -1545,7 +2463,51 @@
                 <w:sz w:val="20"/>
                 <w:szCs w:val="20"/>
               </w:rPr>
-              <w:t>{%tc for charge in charges_list %}</w:t>
+              <w:t>{%</w:t>
+            </w:r>
+            <w:proofErr w:type="spellStart"/>
+            <w:r>
+              <w:rPr>
+                <w:rFonts w:ascii="Palatino Linotype" w:hAnsi="Palatino Linotype"/>
+                <w:b/>
+                <w:bCs/>
+                <w:sz w:val="20"/>
+                <w:szCs w:val="20"/>
+              </w:rPr>
+              <w:t>tc</w:t>
+            </w:r>
+            <w:proofErr w:type="spellEnd"/>
+            <w:r>
+              <w:rPr>
+                <w:rFonts w:ascii="Palatino Linotype" w:hAnsi="Palatino Linotype"/>
+                <w:b/>
+                <w:bCs/>
+                <w:sz w:val="20"/>
+                <w:szCs w:val="20"/>
+              </w:rPr>
+              <w:t xml:space="preserve"> for charge in </w:t>
+            </w:r>
+            <w:proofErr w:type="spellStart"/>
+            <w:r>
+              <w:rPr>
+                <w:rFonts w:ascii="Palatino Linotype" w:hAnsi="Palatino Linotype"/>
+                <w:b/>
+                <w:bCs/>
+                <w:sz w:val="20"/>
+                <w:szCs w:val="20"/>
+              </w:rPr>
+              <w:t>charges_list</w:t>
+            </w:r>
+            <w:proofErr w:type="spellEnd"/>
+            <w:r>
+              <w:rPr>
+                <w:rFonts w:ascii="Palatino Linotype" w:hAnsi="Palatino Linotype"/>
+                <w:b/>
+                <w:bCs/>
+                <w:sz w:val="20"/>
+                <w:szCs w:val="20"/>
+              </w:rPr>
+              <w:t xml:space="preserve"> %}</w:t>
             </w:r>
           </w:p>
         </w:tc>
@@ -1583,7 +2545,29 @@
                 <w:sz w:val="20"/>
                 <w:szCs w:val="20"/>
               </w:rPr>
-              <w:t>{{ charge.degree }}</w:t>
+              <w:t xml:space="preserve">{{ </w:t>
+            </w:r>
+            <w:proofErr w:type="spellStart"/>
+            <w:r>
+              <w:rPr>
+                <w:rFonts w:ascii="Palatino Linotype" w:hAnsi="Palatino Linotype"/>
+                <w:b/>
+                <w:bCs/>
+                <w:sz w:val="20"/>
+                <w:szCs w:val="20"/>
+              </w:rPr>
+              <w:t>charge.degree</w:t>
+            </w:r>
+            <w:proofErr w:type="spellEnd"/>
+            <w:r>
+              <w:rPr>
+                <w:rFonts w:ascii="Palatino Linotype" w:hAnsi="Palatino Linotype"/>
+                <w:b/>
+                <w:bCs/>
+                <w:sz w:val="20"/>
+                <w:szCs w:val="20"/>
+              </w:rPr>
+              <w:t xml:space="preserve"> }}</w:t>
             </w:r>
           </w:p>
         </w:tc>
@@ -1621,7 +2605,51 @@
                 <w:sz w:val="20"/>
                 <w:szCs w:val="20"/>
               </w:rPr>
-              <w:t>{%tc endfor %}</w:t>
+              <w:t>{%</w:t>
+            </w:r>
+            <w:proofErr w:type="spellStart"/>
+            <w:r>
+              <w:rPr>
+                <w:rFonts w:ascii="Palatino Linotype" w:hAnsi="Palatino Linotype"/>
+                <w:b/>
+                <w:bCs/>
+                <w:sz w:val="20"/>
+                <w:szCs w:val="20"/>
+              </w:rPr>
+              <w:t>tc</w:t>
+            </w:r>
+            <w:proofErr w:type="spellEnd"/>
+            <w:r>
+              <w:rPr>
+                <w:rFonts w:ascii="Palatino Linotype" w:hAnsi="Palatino Linotype"/>
+                <w:b/>
+                <w:bCs/>
+                <w:sz w:val="20"/>
+                <w:szCs w:val="20"/>
+              </w:rPr>
+              <w:t xml:space="preserve"> </w:t>
+            </w:r>
+            <w:proofErr w:type="spellStart"/>
+            <w:r>
+              <w:rPr>
+                <w:rFonts w:ascii="Palatino Linotype" w:hAnsi="Palatino Linotype"/>
+                <w:b/>
+                <w:bCs/>
+                <w:sz w:val="20"/>
+                <w:szCs w:val="20"/>
+              </w:rPr>
+              <w:t>endfor</w:t>
+            </w:r>
+            <w:proofErr w:type="spellEnd"/>
+            <w:r>
+              <w:rPr>
+                <w:rFonts w:ascii="Palatino Linotype" w:hAnsi="Palatino Linotype"/>
+                <w:b/>
+                <w:bCs/>
+                <w:sz w:val="20"/>
+                <w:szCs w:val="20"/>
+              </w:rPr>
+              <w:t xml:space="preserve"> %}</w:t>
             </w:r>
           </w:p>
         </w:tc>
@@ -1702,18 +2730,51 @@
                 <w:sz w:val="20"/>
                 <w:szCs w:val="20"/>
               </w:rPr>
-              <w:t xml:space="preserve">{%tc for charge in charges_list </w:t>
-            </w:r>
-            <w:r>
-              <w:rPr>
-                <w:rFonts w:ascii="Palatino Linotype" w:hAnsi="Palatino Linotype"/>
-                <w:b/>
-                <w:bCs/>
-                <w:sz w:val="20"/>
-                <w:szCs w:val="20"/>
-              </w:rPr>
-              <w:lastRenderedPageBreak/>
-              <w:t>%}</w:t>
+              <w:t>{%</w:t>
+            </w:r>
+            <w:proofErr w:type="spellStart"/>
+            <w:r>
+              <w:rPr>
+                <w:rFonts w:ascii="Palatino Linotype" w:hAnsi="Palatino Linotype"/>
+                <w:b/>
+                <w:bCs/>
+                <w:sz w:val="20"/>
+                <w:szCs w:val="20"/>
+              </w:rPr>
+              <w:t>tc</w:t>
+            </w:r>
+            <w:proofErr w:type="spellEnd"/>
+            <w:r>
+              <w:rPr>
+                <w:rFonts w:ascii="Palatino Linotype" w:hAnsi="Palatino Linotype"/>
+                <w:b/>
+                <w:bCs/>
+                <w:sz w:val="20"/>
+                <w:szCs w:val="20"/>
+              </w:rPr>
+              <w:t xml:space="preserve"> for charge in </w:t>
+            </w:r>
+            <w:proofErr w:type="spellStart"/>
+            <w:r>
+              <w:rPr>
+                <w:rFonts w:ascii="Palatino Linotype" w:hAnsi="Palatino Linotype"/>
+                <w:b/>
+                <w:bCs/>
+                <w:sz w:val="20"/>
+                <w:szCs w:val="20"/>
+              </w:rPr>
+              <w:t>charges_list</w:t>
+            </w:r>
+            <w:proofErr w:type="spellEnd"/>
+            <w:r>
+              <w:rPr>
+                <w:rFonts w:ascii="Palatino Linotype" w:hAnsi="Palatino Linotype"/>
+                <w:b/>
+                <w:bCs/>
+                <w:sz w:val="20"/>
+                <w:szCs w:val="20"/>
+              </w:rPr>
+              <w:t xml:space="preserve"> %}</w:t>
             </w:r>
           </w:p>
         </w:tc>
@@ -1751,8 +2812,29 @@
                 <w:sz w:val="20"/>
                 <w:szCs w:val="20"/>
               </w:rPr>
-              <w:lastRenderedPageBreak/>
-              <w:t>{{ charge.plea}}</w:t>
+              <w:t xml:space="preserve">{{ </w:t>
+            </w:r>
+            <w:proofErr w:type="spellStart"/>
+            <w:r>
+              <w:rPr>
+                <w:rFonts w:ascii="Palatino Linotype" w:hAnsi="Palatino Linotype"/>
+                <w:b/>
+                <w:bCs/>
+                <w:sz w:val="20"/>
+                <w:szCs w:val="20"/>
+              </w:rPr>
+              <w:t>charge.plea</w:t>
+            </w:r>
+            <w:proofErr w:type="spellEnd"/>
+            <w:r>
+              <w:rPr>
+                <w:rFonts w:ascii="Palatino Linotype" w:hAnsi="Palatino Linotype"/>
+                <w:b/>
+                <w:bCs/>
+                <w:sz w:val="20"/>
+                <w:szCs w:val="20"/>
+              </w:rPr>
+              <w:t>}}</w:t>
             </w:r>
           </w:p>
         </w:tc>
@@ -1790,7 +2872,51 @@
                 <w:sz w:val="20"/>
                 <w:szCs w:val="20"/>
               </w:rPr>
-              <w:t>{%tc endfor %}</w:t>
+              <w:t>{%</w:t>
+            </w:r>
+            <w:proofErr w:type="spellStart"/>
+            <w:r>
+              <w:rPr>
+                <w:rFonts w:ascii="Palatino Linotype" w:hAnsi="Palatino Linotype"/>
+                <w:b/>
+                <w:bCs/>
+                <w:sz w:val="20"/>
+                <w:szCs w:val="20"/>
+              </w:rPr>
+              <w:t>tc</w:t>
+            </w:r>
+            <w:proofErr w:type="spellEnd"/>
+            <w:r>
+              <w:rPr>
+                <w:rFonts w:ascii="Palatino Linotype" w:hAnsi="Palatino Linotype"/>
+                <w:b/>
+                <w:bCs/>
+                <w:sz w:val="20"/>
+                <w:szCs w:val="20"/>
+              </w:rPr>
+              <w:t xml:space="preserve"> </w:t>
+            </w:r>
+            <w:proofErr w:type="spellStart"/>
+            <w:r>
+              <w:rPr>
+                <w:rFonts w:ascii="Palatino Linotype" w:hAnsi="Palatino Linotype"/>
+                <w:b/>
+                <w:bCs/>
+                <w:sz w:val="20"/>
+                <w:szCs w:val="20"/>
+              </w:rPr>
+              <w:t>endfor</w:t>
+            </w:r>
+            <w:proofErr w:type="spellEnd"/>
+            <w:r>
+              <w:rPr>
+                <w:rFonts w:ascii="Palatino Linotype" w:hAnsi="Palatino Linotype"/>
+                <w:b/>
+                <w:bCs/>
+                <w:sz w:val="20"/>
+                <w:szCs w:val="20"/>
+              </w:rPr>
+              <w:t xml:space="preserve"> %}</w:t>
             </w:r>
           </w:p>
         </w:tc>
@@ -1871,7 +2997,51 @@
                 <w:sz w:val="20"/>
                 <w:szCs w:val="20"/>
               </w:rPr>
-              <w:t>{%tc for charge in charges_list %}</w:t>
+              <w:t>{%</w:t>
+            </w:r>
+            <w:proofErr w:type="spellStart"/>
+            <w:r>
+              <w:rPr>
+                <w:rFonts w:ascii="Palatino Linotype" w:hAnsi="Palatino Linotype"/>
+                <w:b/>
+                <w:bCs/>
+                <w:sz w:val="20"/>
+                <w:szCs w:val="20"/>
+              </w:rPr>
+              <w:t>tc</w:t>
+            </w:r>
+            <w:proofErr w:type="spellEnd"/>
+            <w:r>
+              <w:rPr>
+                <w:rFonts w:ascii="Palatino Linotype" w:hAnsi="Palatino Linotype"/>
+                <w:b/>
+                <w:bCs/>
+                <w:sz w:val="20"/>
+                <w:szCs w:val="20"/>
+              </w:rPr>
+              <w:t xml:space="preserve"> for charge in </w:t>
+            </w:r>
+            <w:proofErr w:type="spellStart"/>
+            <w:r>
+              <w:rPr>
+                <w:rFonts w:ascii="Palatino Linotype" w:hAnsi="Palatino Linotype"/>
+                <w:b/>
+                <w:bCs/>
+                <w:sz w:val="20"/>
+                <w:szCs w:val="20"/>
+              </w:rPr>
+              <w:t>charges_list</w:t>
+            </w:r>
+            <w:proofErr w:type="spellEnd"/>
+            <w:r>
+              <w:rPr>
+                <w:rFonts w:ascii="Palatino Linotype" w:hAnsi="Palatino Linotype"/>
+                <w:b/>
+                <w:bCs/>
+                <w:sz w:val="20"/>
+                <w:szCs w:val="20"/>
+              </w:rPr>
+              <w:t xml:space="preserve"> %}</w:t>
             </w:r>
           </w:p>
         </w:tc>
@@ -1909,7 +3079,29 @@
                 <w:sz w:val="20"/>
                 <w:szCs w:val="20"/>
               </w:rPr>
-              <w:t>{{ charge.finding }}</w:t>
+              <w:t xml:space="preserve">{{ </w:t>
+            </w:r>
+            <w:proofErr w:type="spellStart"/>
+            <w:r>
+              <w:rPr>
+                <w:rFonts w:ascii="Palatino Linotype" w:hAnsi="Palatino Linotype"/>
+                <w:b/>
+                <w:bCs/>
+                <w:sz w:val="20"/>
+                <w:szCs w:val="20"/>
+              </w:rPr>
+              <w:t>charge.finding</w:t>
+            </w:r>
+            <w:proofErr w:type="spellEnd"/>
+            <w:r>
+              <w:rPr>
+                <w:rFonts w:ascii="Palatino Linotype" w:hAnsi="Palatino Linotype"/>
+                <w:b/>
+                <w:bCs/>
+                <w:sz w:val="20"/>
+                <w:szCs w:val="20"/>
+              </w:rPr>
+              <w:t xml:space="preserve"> }}</w:t>
             </w:r>
           </w:p>
         </w:tc>
@@ -1947,7 +3139,51 @@
                 <w:sz w:val="20"/>
                 <w:szCs w:val="20"/>
               </w:rPr>
-              <w:t>{%tc endfor %}</w:t>
+              <w:t>{%</w:t>
+            </w:r>
+            <w:proofErr w:type="spellStart"/>
+            <w:r>
+              <w:rPr>
+                <w:rFonts w:ascii="Palatino Linotype" w:hAnsi="Palatino Linotype"/>
+                <w:b/>
+                <w:bCs/>
+                <w:sz w:val="20"/>
+                <w:szCs w:val="20"/>
+              </w:rPr>
+              <w:t>tc</w:t>
+            </w:r>
+            <w:proofErr w:type="spellEnd"/>
+            <w:r>
+              <w:rPr>
+                <w:rFonts w:ascii="Palatino Linotype" w:hAnsi="Palatino Linotype"/>
+                <w:b/>
+                <w:bCs/>
+                <w:sz w:val="20"/>
+                <w:szCs w:val="20"/>
+              </w:rPr>
+              <w:t xml:space="preserve"> </w:t>
+            </w:r>
+            <w:proofErr w:type="spellStart"/>
+            <w:r>
+              <w:rPr>
+                <w:rFonts w:ascii="Palatino Linotype" w:hAnsi="Palatino Linotype"/>
+                <w:b/>
+                <w:bCs/>
+                <w:sz w:val="20"/>
+                <w:szCs w:val="20"/>
+              </w:rPr>
+              <w:t>endfor</w:t>
+            </w:r>
+            <w:proofErr w:type="spellEnd"/>
+            <w:r>
+              <w:rPr>
+                <w:rFonts w:ascii="Palatino Linotype" w:hAnsi="Palatino Linotype"/>
+                <w:b/>
+                <w:bCs/>
+                <w:sz w:val="20"/>
+                <w:szCs w:val="20"/>
+              </w:rPr>
+              <w:t xml:space="preserve"> %}</w:t>
             </w:r>
           </w:p>
         </w:tc>
@@ -2028,7 +3264,51 @@
                 <w:sz w:val="20"/>
                 <w:szCs w:val="20"/>
               </w:rPr>
-              <w:t>{%tc for charge in charges_list %}</w:t>
+              <w:t>{%</w:t>
+            </w:r>
+            <w:proofErr w:type="spellStart"/>
+            <w:r>
+              <w:rPr>
+                <w:rFonts w:ascii="Palatino Linotype" w:hAnsi="Palatino Linotype"/>
+                <w:b/>
+                <w:bCs/>
+                <w:sz w:val="20"/>
+                <w:szCs w:val="20"/>
+              </w:rPr>
+              <w:t>tc</w:t>
+            </w:r>
+            <w:proofErr w:type="spellEnd"/>
+            <w:r>
+              <w:rPr>
+                <w:rFonts w:ascii="Palatino Linotype" w:hAnsi="Palatino Linotype"/>
+                <w:b/>
+                <w:bCs/>
+                <w:sz w:val="20"/>
+                <w:szCs w:val="20"/>
+              </w:rPr>
+              <w:t xml:space="preserve"> for charge in </w:t>
+            </w:r>
+            <w:proofErr w:type="spellStart"/>
+            <w:r>
+              <w:rPr>
+                <w:rFonts w:ascii="Palatino Linotype" w:hAnsi="Palatino Linotype"/>
+                <w:b/>
+                <w:bCs/>
+                <w:sz w:val="20"/>
+                <w:szCs w:val="20"/>
+              </w:rPr>
+              <w:t>charges_list</w:t>
+            </w:r>
+            <w:proofErr w:type="spellEnd"/>
+            <w:r>
+              <w:rPr>
+                <w:rFonts w:ascii="Palatino Linotype" w:hAnsi="Palatino Linotype"/>
+                <w:b/>
+                <w:bCs/>
+                <w:sz w:val="20"/>
+                <w:szCs w:val="20"/>
+              </w:rPr>
+              <w:t xml:space="preserve"> %}</w:t>
             </w:r>
           </w:p>
         </w:tc>
@@ -2066,7 +3346,29 @@
                 <w:sz w:val="20"/>
                 <w:szCs w:val="20"/>
               </w:rPr>
-              <w:t>{{ charge.fines_amount }}</w:t>
+              <w:t xml:space="preserve">{{ </w:t>
+            </w:r>
+            <w:proofErr w:type="spellStart"/>
+            <w:r>
+              <w:rPr>
+                <w:rFonts w:ascii="Palatino Linotype" w:hAnsi="Palatino Linotype"/>
+                <w:b/>
+                <w:bCs/>
+                <w:sz w:val="20"/>
+                <w:szCs w:val="20"/>
+              </w:rPr>
+              <w:t>charge.fines_amount</w:t>
+            </w:r>
+            <w:proofErr w:type="spellEnd"/>
+            <w:r>
+              <w:rPr>
+                <w:rFonts w:ascii="Palatino Linotype" w:hAnsi="Palatino Linotype"/>
+                <w:b/>
+                <w:bCs/>
+                <w:sz w:val="20"/>
+                <w:szCs w:val="20"/>
+              </w:rPr>
+              <w:t xml:space="preserve"> }}</w:t>
             </w:r>
           </w:p>
         </w:tc>
@@ -2104,7 +3406,51 @@
                 <w:sz w:val="20"/>
                 <w:szCs w:val="20"/>
               </w:rPr>
-              <w:t>{%tc endfor %}</w:t>
+              <w:t>{%</w:t>
+            </w:r>
+            <w:proofErr w:type="spellStart"/>
+            <w:r>
+              <w:rPr>
+                <w:rFonts w:ascii="Palatino Linotype" w:hAnsi="Palatino Linotype"/>
+                <w:b/>
+                <w:bCs/>
+                <w:sz w:val="20"/>
+                <w:szCs w:val="20"/>
+              </w:rPr>
+              <w:t>tc</w:t>
+            </w:r>
+            <w:proofErr w:type="spellEnd"/>
+            <w:r>
+              <w:rPr>
+                <w:rFonts w:ascii="Palatino Linotype" w:hAnsi="Palatino Linotype"/>
+                <w:b/>
+                <w:bCs/>
+                <w:sz w:val="20"/>
+                <w:szCs w:val="20"/>
+              </w:rPr>
+              <w:t xml:space="preserve"> </w:t>
+            </w:r>
+            <w:proofErr w:type="spellStart"/>
+            <w:r>
+              <w:rPr>
+                <w:rFonts w:ascii="Palatino Linotype" w:hAnsi="Palatino Linotype"/>
+                <w:b/>
+                <w:bCs/>
+                <w:sz w:val="20"/>
+                <w:szCs w:val="20"/>
+              </w:rPr>
+              <w:t>endfor</w:t>
+            </w:r>
+            <w:proofErr w:type="spellEnd"/>
+            <w:r>
+              <w:rPr>
+                <w:rFonts w:ascii="Palatino Linotype" w:hAnsi="Palatino Linotype"/>
+                <w:b/>
+                <w:bCs/>
+                <w:sz w:val="20"/>
+                <w:szCs w:val="20"/>
+              </w:rPr>
+              <w:t xml:space="preserve"> %}</w:t>
             </w:r>
           </w:p>
         </w:tc>
@@ -2205,7 +3551,51 @@
                 <w:sz w:val="20"/>
                 <w:szCs w:val="20"/>
               </w:rPr>
-              <w:t>{%tc for charge in charges_list %}</w:t>
+              <w:t>{%</w:t>
+            </w:r>
+            <w:proofErr w:type="spellStart"/>
+            <w:r>
+              <w:rPr>
+                <w:rFonts w:ascii="Palatino Linotype" w:hAnsi="Palatino Linotype"/>
+                <w:b/>
+                <w:bCs/>
+                <w:sz w:val="20"/>
+                <w:szCs w:val="20"/>
+              </w:rPr>
+              <w:t>tc</w:t>
+            </w:r>
+            <w:proofErr w:type="spellEnd"/>
+            <w:r>
+              <w:rPr>
+                <w:rFonts w:ascii="Palatino Linotype" w:hAnsi="Palatino Linotype"/>
+                <w:b/>
+                <w:bCs/>
+                <w:sz w:val="20"/>
+                <w:szCs w:val="20"/>
+              </w:rPr>
+              <w:t xml:space="preserve"> for charge in </w:t>
+            </w:r>
+            <w:proofErr w:type="spellStart"/>
+            <w:r>
+              <w:rPr>
+                <w:rFonts w:ascii="Palatino Linotype" w:hAnsi="Palatino Linotype"/>
+                <w:b/>
+                <w:bCs/>
+                <w:sz w:val="20"/>
+                <w:szCs w:val="20"/>
+              </w:rPr>
+              <w:t>charges_list</w:t>
+            </w:r>
+            <w:proofErr w:type="spellEnd"/>
+            <w:r>
+              <w:rPr>
+                <w:rFonts w:ascii="Palatino Linotype" w:hAnsi="Palatino Linotype"/>
+                <w:b/>
+                <w:bCs/>
+                <w:sz w:val="20"/>
+                <w:szCs w:val="20"/>
+              </w:rPr>
+              <w:t xml:space="preserve"> %}</w:t>
             </w:r>
           </w:p>
         </w:tc>
@@ -2243,7 +3633,29 @@
                 <w:sz w:val="20"/>
                 <w:szCs w:val="20"/>
               </w:rPr>
-              <w:t>{{ charge.fines_suspended }}</w:t>
+              <w:t xml:space="preserve">{{ </w:t>
+            </w:r>
+            <w:proofErr w:type="spellStart"/>
+            <w:r>
+              <w:rPr>
+                <w:rFonts w:ascii="Palatino Linotype" w:hAnsi="Palatino Linotype"/>
+                <w:b/>
+                <w:bCs/>
+                <w:sz w:val="20"/>
+                <w:szCs w:val="20"/>
+              </w:rPr>
+              <w:t>charge.fines_suspended</w:t>
+            </w:r>
+            <w:proofErr w:type="spellEnd"/>
+            <w:r>
+              <w:rPr>
+                <w:rFonts w:ascii="Palatino Linotype" w:hAnsi="Palatino Linotype"/>
+                <w:b/>
+                <w:bCs/>
+                <w:sz w:val="20"/>
+                <w:szCs w:val="20"/>
+              </w:rPr>
+              <w:t xml:space="preserve"> }}</w:t>
             </w:r>
           </w:p>
         </w:tc>
@@ -2281,7 +3693,51 @@
                 <w:sz w:val="20"/>
                 <w:szCs w:val="20"/>
               </w:rPr>
-              <w:t>{%tc endfor %}</w:t>
+              <w:t>{%</w:t>
+            </w:r>
+            <w:proofErr w:type="spellStart"/>
+            <w:r>
+              <w:rPr>
+                <w:rFonts w:ascii="Palatino Linotype" w:hAnsi="Palatino Linotype"/>
+                <w:b/>
+                <w:bCs/>
+                <w:sz w:val="20"/>
+                <w:szCs w:val="20"/>
+              </w:rPr>
+              <w:t>tc</w:t>
+            </w:r>
+            <w:proofErr w:type="spellEnd"/>
+            <w:r>
+              <w:rPr>
+                <w:rFonts w:ascii="Palatino Linotype" w:hAnsi="Palatino Linotype"/>
+                <w:b/>
+                <w:bCs/>
+                <w:sz w:val="20"/>
+                <w:szCs w:val="20"/>
+              </w:rPr>
+              <w:t xml:space="preserve"> </w:t>
+            </w:r>
+            <w:proofErr w:type="spellStart"/>
+            <w:r>
+              <w:rPr>
+                <w:rFonts w:ascii="Palatino Linotype" w:hAnsi="Palatino Linotype"/>
+                <w:b/>
+                <w:bCs/>
+                <w:sz w:val="20"/>
+                <w:szCs w:val="20"/>
+              </w:rPr>
+              <w:t>endfor</w:t>
+            </w:r>
+            <w:proofErr w:type="spellEnd"/>
+            <w:r>
+              <w:rPr>
+                <w:rFonts w:ascii="Palatino Linotype" w:hAnsi="Palatino Linotype"/>
+                <w:b/>
+                <w:bCs/>
+                <w:sz w:val="20"/>
+                <w:szCs w:val="20"/>
+              </w:rPr>
+              <w:t xml:space="preserve"> %}</w:t>
             </w:r>
           </w:p>
         </w:tc>
@@ -2362,7 +3818,51 @@
                 <w:sz w:val="20"/>
                 <w:szCs w:val="20"/>
               </w:rPr>
-              <w:t>{%tc for charge in charges_list %}</w:t>
+              <w:t>{%</w:t>
+            </w:r>
+            <w:proofErr w:type="spellStart"/>
+            <w:r>
+              <w:rPr>
+                <w:rFonts w:ascii="Palatino Linotype" w:hAnsi="Palatino Linotype"/>
+                <w:b/>
+                <w:bCs/>
+                <w:sz w:val="20"/>
+                <w:szCs w:val="20"/>
+              </w:rPr>
+              <w:t>tc</w:t>
+            </w:r>
+            <w:proofErr w:type="spellEnd"/>
+            <w:r>
+              <w:rPr>
+                <w:rFonts w:ascii="Palatino Linotype" w:hAnsi="Palatino Linotype"/>
+                <w:b/>
+                <w:bCs/>
+                <w:sz w:val="20"/>
+                <w:szCs w:val="20"/>
+              </w:rPr>
+              <w:t xml:space="preserve"> for charge in </w:t>
+            </w:r>
+            <w:proofErr w:type="spellStart"/>
+            <w:r>
+              <w:rPr>
+                <w:rFonts w:ascii="Palatino Linotype" w:hAnsi="Palatino Linotype"/>
+                <w:b/>
+                <w:bCs/>
+                <w:sz w:val="20"/>
+                <w:szCs w:val="20"/>
+              </w:rPr>
+              <w:t>charges_list</w:t>
+            </w:r>
+            <w:proofErr w:type="spellEnd"/>
+            <w:r>
+              <w:rPr>
+                <w:rFonts w:ascii="Palatino Linotype" w:hAnsi="Palatino Linotype"/>
+                <w:b/>
+                <w:bCs/>
+                <w:sz w:val="20"/>
+                <w:szCs w:val="20"/>
+              </w:rPr>
+              <w:t xml:space="preserve"> %}</w:t>
             </w:r>
           </w:p>
         </w:tc>
@@ -2400,7 +3900,18 @@
                 <w:sz w:val="20"/>
                 <w:szCs w:val="20"/>
               </w:rPr>
-              <w:t>{{ charge.</w:t>
+              <w:t xml:space="preserve">{{ </w:t>
+            </w:r>
+            <w:proofErr w:type="spellStart"/>
+            <w:r>
+              <w:rPr>
+                <w:rFonts w:ascii="Palatino Linotype" w:hAnsi="Palatino Linotype"/>
+                <w:b/>
+                <w:bCs/>
+                <w:sz w:val="20"/>
+                <w:szCs w:val="20"/>
+              </w:rPr>
+              <w:t>charge.</w:t>
             </w:r>
             <w:r>
               <w:rPr>
@@ -2412,6 +3923,7 @@
               </w:rPr>
               <w:t>jail_days</w:t>
             </w:r>
+            <w:proofErr w:type="spellEnd"/>
             <w:r>
               <w:rPr>
                 <w:rFonts w:ascii="Palatino Linotype" w:hAnsi="Palatino Linotype"/>
@@ -2458,7 +3970,51 @@
                 <w:sz w:val="20"/>
                 <w:szCs w:val="20"/>
               </w:rPr>
-              <w:t>{%tc endfor %}</w:t>
+              <w:t>{%</w:t>
+            </w:r>
+            <w:proofErr w:type="spellStart"/>
+            <w:r>
+              <w:rPr>
+                <w:rFonts w:ascii="Palatino Linotype" w:hAnsi="Palatino Linotype"/>
+                <w:b/>
+                <w:bCs/>
+                <w:sz w:val="20"/>
+                <w:szCs w:val="20"/>
+              </w:rPr>
+              <w:t>tc</w:t>
+            </w:r>
+            <w:proofErr w:type="spellEnd"/>
+            <w:r>
+              <w:rPr>
+                <w:rFonts w:ascii="Palatino Linotype" w:hAnsi="Palatino Linotype"/>
+                <w:b/>
+                <w:bCs/>
+                <w:sz w:val="20"/>
+                <w:szCs w:val="20"/>
+              </w:rPr>
+              <w:t xml:space="preserve"> </w:t>
+            </w:r>
+            <w:proofErr w:type="spellStart"/>
+            <w:r>
+              <w:rPr>
+                <w:rFonts w:ascii="Palatino Linotype" w:hAnsi="Palatino Linotype"/>
+                <w:b/>
+                <w:bCs/>
+                <w:sz w:val="20"/>
+                <w:szCs w:val="20"/>
+              </w:rPr>
+              <w:t>endfor</w:t>
+            </w:r>
+            <w:proofErr w:type="spellEnd"/>
+            <w:r>
+              <w:rPr>
+                <w:rFonts w:ascii="Palatino Linotype" w:hAnsi="Palatino Linotype"/>
+                <w:b/>
+                <w:bCs/>
+                <w:sz w:val="20"/>
+                <w:szCs w:val="20"/>
+              </w:rPr>
+              <w:t xml:space="preserve"> %}</w:t>
             </w:r>
           </w:p>
         </w:tc>
@@ -2559,7 +4115,51 @@
                 <w:sz w:val="20"/>
                 <w:szCs w:val="20"/>
               </w:rPr>
-              <w:t>{%tc for charge in charges_list %}</w:t>
+              <w:t>{%</w:t>
+            </w:r>
+            <w:proofErr w:type="spellStart"/>
+            <w:r>
+              <w:rPr>
+                <w:rFonts w:ascii="Palatino Linotype" w:hAnsi="Palatino Linotype"/>
+                <w:b/>
+                <w:bCs/>
+                <w:sz w:val="20"/>
+                <w:szCs w:val="20"/>
+              </w:rPr>
+              <w:t>tc</w:t>
+            </w:r>
+            <w:proofErr w:type="spellEnd"/>
+            <w:r>
+              <w:rPr>
+                <w:rFonts w:ascii="Palatino Linotype" w:hAnsi="Palatino Linotype"/>
+                <w:b/>
+                <w:bCs/>
+                <w:sz w:val="20"/>
+                <w:szCs w:val="20"/>
+              </w:rPr>
+              <w:t xml:space="preserve"> for charge in </w:t>
+            </w:r>
+            <w:proofErr w:type="spellStart"/>
+            <w:r>
+              <w:rPr>
+                <w:rFonts w:ascii="Palatino Linotype" w:hAnsi="Palatino Linotype"/>
+                <w:b/>
+                <w:bCs/>
+                <w:sz w:val="20"/>
+                <w:szCs w:val="20"/>
+              </w:rPr>
+              <w:t>charges_list</w:t>
+            </w:r>
+            <w:proofErr w:type="spellEnd"/>
+            <w:r>
+              <w:rPr>
+                <w:rFonts w:ascii="Palatino Linotype" w:hAnsi="Palatino Linotype"/>
+                <w:b/>
+                <w:bCs/>
+                <w:sz w:val="20"/>
+                <w:szCs w:val="20"/>
+              </w:rPr>
+              <w:t xml:space="preserve"> %}</w:t>
             </w:r>
           </w:p>
         </w:tc>
@@ -2597,7 +4197,18 @@
                 <w:sz w:val="20"/>
                 <w:szCs w:val="20"/>
               </w:rPr>
-              <w:t>{{ charge.</w:t>
+              <w:t xml:space="preserve">{{ </w:t>
+            </w:r>
+            <w:proofErr w:type="spellStart"/>
+            <w:r>
+              <w:rPr>
+                <w:rFonts w:ascii="Palatino Linotype" w:hAnsi="Palatino Linotype"/>
+                <w:b/>
+                <w:bCs/>
+                <w:sz w:val="20"/>
+                <w:szCs w:val="20"/>
+              </w:rPr>
+              <w:t>charge.</w:t>
             </w:r>
             <w:r>
               <w:rPr>
@@ -2617,7 +4228,18 @@
                 <w:sz w:val="20"/>
                 <w:szCs w:val="20"/>
               </w:rPr>
-              <w:t>_suspended }}</w:t>
+              <w:t>_suspended</w:t>
+            </w:r>
+            <w:proofErr w:type="spellEnd"/>
+            <w:r>
+              <w:rPr>
+                <w:rFonts w:ascii="Palatino Linotype" w:hAnsi="Palatino Linotype"/>
+                <w:b/>
+                <w:bCs/>
+                <w:sz w:val="20"/>
+                <w:szCs w:val="20"/>
+              </w:rPr>
+              <w:t xml:space="preserve"> }}</w:t>
             </w:r>
           </w:p>
         </w:tc>
@@ -2655,7 +4277,51 @@
                 <w:sz w:val="20"/>
                 <w:szCs w:val="20"/>
               </w:rPr>
-              <w:t>{%tc endfor %}</w:t>
+              <w:t>{%</w:t>
+            </w:r>
+            <w:proofErr w:type="spellStart"/>
+            <w:r>
+              <w:rPr>
+                <w:rFonts w:ascii="Palatino Linotype" w:hAnsi="Palatino Linotype"/>
+                <w:b/>
+                <w:bCs/>
+                <w:sz w:val="20"/>
+                <w:szCs w:val="20"/>
+              </w:rPr>
+              <w:t>tc</w:t>
+            </w:r>
+            <w:proofErr w:type="spellEnd"/>
+            <w:r>
+              <w:rPr>
+                <w:rFonts w:ascii="Palatino Linotype" w:hAnsi="Palatino Linotype"/>
+                <w:b/>
+                <w:bCs/>
+                <w:sz w:val="20"/>
+                <w:szCs w:val="20"/>
+              </w:rPr>
+              <w:t xml:space="preserve"> </w:t>
+            </w:r>
+            <w:proofErr w:type="spellStart"/>
+            <w:r>
+              <w:rPr>
+                <w:rFonts w:ascii="Palatino Linotype" w:hAnsi="Palatino Linotype"/>
+                <w:b/>
+                <w:bCs/>
+                <w:sz w:val="20"/>
+                <w:szCs w:val="20"/>
+              </w:rPr>
+              <w:t>endfor</w:t>
+            </w:r>
+            <w:proofErr w:type="spellEnd"/>
+            <w:r>
+              <w:rPr>
+                <w:rFonts w:ascii="Palatino Linotype" w:hAnsi="Palatino Linotype"/>
+                <w:b/>
+                <w:bCs/>
+                <w:sz w:val="20"/>
+                <w:szCs w:val="20"/>
+              </w:rPr>
+              <w:t xml:space="preserve"> %}</w:t>
             </w:r>
           </w:p>
         </w:tc>
@@ -2676,7 +4342,25 @@
           <w:sz w:val="20"/>
           <w:szCs w:val="20"/>
         </w:rPr>
-        <w:t>{% if community_control.specialized_docket_ordered is true %}{{‘\n’}}</w:t>
+        <w:t xml:space="preserve">{% if </w:t>
+      </w:r>
+      <w:proofErr w:type="spellStart"/>
+      <w:r>
+        <w:rPr>
+          <w:rFonts w:ascii="Palatino Linotype" w:hAnsi="Palatino Linotype"/>
+          <w:sz w:val="20"/>
+          <w:szCs w:val="20"/>
+        </w:rPr>
+        <w:t>community_control.specialized_docket_ordered</w:t>
+      </w:r>
+      <w:proofErr w:type="spellEnd"/>
+      <w:r>
+        <w:rPr>
+          <w:rFonts w:ascii="Palatino Linotype" w:hAnsi="Palatino Linotype"/>
+          <w:sz w:val="20"/>
+          <w:szCs w:val="20"/>
+        </w:rPr>
+        <w:t xml:space="preserve"> is true %}{{‘\n’}}</w:t>
       </w:r>
       <w:r>
         <w:rPr>
@@ -2694,7 +4378,43 @@
           <w:sz w:val="20"/>
           <w:szCs w:val="20"/>
         </w:rPr>
-        <w:t xml:space="preserve"> Defendant is placed on the {{ community_control.specialized_docket_type }}. The Defendant has reviewed and understands the requirements of the {{ community_control.specialized_docket_type }} and agree</w:t>
+        <w:t xml:space="preserve"> Defendant is placed on the {{ </w:t>
+      </w:r>
+      <w:proofErr w:type="spellStart"/>
+      <w:r>
+        <w:rPr>
+          <w:rFonts w:ascii="Palatino Linotype" w:hAnsi="Palatino Linotype"/>
+          <w:sz w:val="20"/>
+          <w:szCs w:val="20"/>
+        </w:rPr>
+        <w:t>community_control.specialized_docket_type</w:t>
+      </w:r>
+      <w:proofErr w:type="spellEnd"/>
+      <w:r>
+        <w:rPr>
+          <w:rFonts w:ascii="Palatino Linotype" w:hAnsi="Palatino Linotype"/>
+          <w:sz w:val="20"/>
+          <w:szCs w:val="20"/>
+        </w:rPr>
+        <w:t xml:space="preserve"> }}. The Defendant has reviewed and understands the requirements of the {{ </w:t>
+      </w:r>
+      <w:proofErr w:type="spellStart"/>
+      <w:r>
+        <w:rPr>
+          <w:rFonts w:ascii="Palatino Linotype" w:hAnsi="Palatino Linotype"/>
+          <w:sz w:val="20"/>
+          <w:szCs w:val="20"/>
+        </w:rPr>
+        <w:t>community_control.specialized_docket_type</w:t>
+      </w:r>
+      <w:proofErr w:type="spellEnd"/>
+      <w:r>
+        <w:rPr>
+          <w:rFonts w:ascii="Palatino Linotype" w:hAnsi="Palatino Linotype"/>
+          <w:sz w:val="20"/>
+          <w:szCs w:val="20"/>
+        </w:rPr>
+        <w:t xml:space="preserve"> }} and agree</w:t>
       </w:r>
       <w:r>
         <w:rPr>
@@ -2710,7 +4430,25 @@
           <w:sz w:val="20"/>
           <w:szCs w:val="20"/>
         </w:rPr>
-        <w:t xml:space="preserve"> to all terms and conditions of the {{ community_control.specialized_docket_type }}. </w:t>
+        <w:t xml:space="preserve"> to all terms and conditions of the {{ </w:t>
+      </w:r>
+      <w:proofErr w:type="spellStart"/>
+      <w:r>
+        <w:rPr>
+          <w:rFonts w:ascii="Palatino Linotype" w:hAnsi="Palatino Linotype"/>
+          <w:sz w:val="20"/>
+          <w:szCs w:val="20"/>
+        </w:rPr>
+        <w:t>community_control.specialized_docket_type</w:t>
+      </w:r>
+      <w:proofErr w:type="spellEnd"/>
+      <w:r>
+        <w:rPr>
+          <w:rFonts w:ascii="Palatino Linotype" w:hAnsi="Palatino Linotype"/>
+          <w:sz w:val="20"/>
+          <w:szCs w:val="20"/>
+        </w:rPr>
+        <w:t xml:space="preserve"> }}. </w:t>
       </w:r>
       <w:r>
         <w:rPr>
@@ -2734,7 +4472,25 @@
           <w:sz w:val="20"/>
           <w:szCs w:val="20"/>
         </w:rPr>
-        <w:t>{% if jail_terms.currently_in_jail == ‘Yes’ %}{{‘\n’}}</w:t>
+        <w:t xml:space="preserve">{% if </w:t>
+      </w:r>
+      <w:proofErr w:type="spellStart"/>
+      <w:r>
+        <w:rPr>
+          <w:rFonts w:ascii="Palatino Linotype" w:hAnsi="Palatino Linotype"/>
+          <w:sz w:val="20"/>
+          <w:szCs w:val="20"/>
+        </w:rPr>
+        <w:t>jail_terms.currently_in_jail</w:t>
+      </w:r>
+      <w:proofErr w:type="spellEnd"/>
+      <w:r>
+        <w:rPr>
+          <w:rFonts w:ascii="Palatino Linotype" w:hAnsi="Palatino Linotype"/>
+          <w:sz w:val="20"/>
+          <w:szCs w:val="20"/>
+        </w:rPr>
+        <w:t xml:space="preserve"> == ‘Yes’ %}{{‘\n’}}</w:t>
       </w:r>
       <w:r>
         <w:rPr>
@@ -2763,6 +4519,7 @@
         </w:rPr>
         <w:t xml:space="preserve"> {{ </w:t>
       </w:r>
+      <w:proofErr w:type="spellStart"/>
       <w:r>
         <w:rPr>
           <w:rFonts w:ascii="Palatino Linotype" w:hAnsi="Palatino Linotype"/>
@@ -2781,7 +4538,18 @@
           <w:sz w:val="20"/>
           <w:szCs w:val="20"/>
         </w:rPr>
-        <w:t>total_jail_days_to_serve }} days</w:t>
+        <w:t>total_jail_days_to_serve</w:t>
+      </w:r>
+      <w:proofErr w:type="spellEnd"/>
+      <w:r>
+        <w:rPr>
+          <w:rFonts w:ascii="Palatino Linotype" w:hAnsi="Palatino Linotype"/>
+          <w:b/>
+          <w:bCs/>
+          <w:sz w:val="20"/>
+          <w:szCs w:val="20"/>
+        </w:rPr>
+        <w:t xml:space="preserve"> }} days</w:t>
       </w:r>
       <w:r>
         <w:rPr>
@@ -2797,7 +4565,25 @@
           <w:sz w:val="20"/>
           <w:szCs w:val="20"/>
         </w:rPr>
-        <w:t xml:space="preserve">{% if jail_terms.companion_cases_exist is true %}Defendant’s jail days imposed in this case shall be served </w:t>
+        <w:t xml:space="preserve">{% if </w:t>
+      </w:r>
+      <w:proofErr w:type="spellStart"/>
+      <w:r>
+        <w:rPr>
+          <w:rFonts w:ascii="Palatino Linotype" w:hAnsi="Palatino Linotype"/>
+          <w:sz w:val="20"/>
+          <w:szCs w:val="20"/>
+        </w:rPr>
+        <w:t>jail_terms.companion_cases_exist</w:t>
+      </w:r>
+      <w:proofErr w:type="spellEnd"/>
+      <w:r>
+        <w:rPr>
+          <w:rFonts w:ascii="Palatino Linotype" w:hAnsi="Palatino Linotype"/>
+          <w:sz w:val="20"/>
+          <w:szCs w:val="20"/>
+        </w:rPr>
+        <w:t xml:space="preserve"> is true %}Defendant’s jail days imposed in this case shall be served </w:t>
       </w:r>
       <w:r>
         <w:rPr>
@@ -2806,8 +4592,9 @@
           <w:szCs w:val="20"/>
           <w:u w:val="single"/>
         </w:rPr>
-        <w:t>{{ jail_terms.</w:t>
-      </w:r>
+        <w:t xml:space="preserve">{{ </w:t>
+      </w:r>
+      <w:proofErr w:type="spellStart"/>
       <w:r>
         <w:rPr>
           <w:rFonts w:ascii="Palatino Linotype" w:hAnsi="Palatino Linotype"/>
@@ -2815,8 +4602,18 @@
           <w:szCs w:val="20"/>
           <w:u w:val="single"/>
         </w:rPr>
+        <w:t>jail_terms.</w:t>
+      </w:r>
+      <w:r>
+        <w:rPr>
+          <w:rFonts w:ascii="Palatino Linotype" w:hAnsi="Palatino Linotype"/>
+          <w:sz w:val="20"/>
+          <w:szCs w:val="20"/>
+          <w:u w:val="single"/>
+        </w:rPr>
         <w:t>companion_cases_sentence_type</w:t>
       </w:r>
+      <w:proofErr w:type="spellEnd"/>
       <w:r>
         <w:rPr>
           <w:rFonts w:ascii="Palatino Linotype" w:hAnsi="Palatino Linotype"/>
@@ -2824,8 +4621,9 @@
           <w:szCs w:val="20"/>
           <w:u w:val="single"/>
         </w:rPr>
-        <w:t xml:space="preserve"> }} to the jail days imposed in {{ jail_terms.companion_case</w:t>
-      </w:r>
+        <w:t xml:space="preserve"> }} to the jail days imposed in {{ </w:t>
+      </w:r>
+      <w:proofErr w:type="spellStart"/>
       <w:r>
         <w:rPr>
           <w:rFonts w:ascii="Palatino Linotype" w:hAnsi="Palatino Linotype"/>
@@ -2833,6 +4631,15 @@
           <w:szCs w:val="20"/>
           <w:u w:val="single"/>
         </w:rPr>
+        <w:t>jail_terms.companion_case</w:t>
+      </w:r>
+      <w:r>
+        <w:rPr>
+          <w:rFonts w:ascii="Palatino Linotype" w:hAnsi="Palatino Linotype"/>
+          <w:sz w:val="20"/>
+          <w:szCs w:val="20"/>
+          <w:u w:val="single"/>
+        </w:rPr>
         <w:t>s</w:t>
       </w:r>
       <w:r>
@@ -2842,7 +4649,17 @@
           <w:szCs w:val="20"/>
           <w:u w:val="single"/>
         </w:rPr>
-        <w:t>_numbers }}</w:t>
+        <w:t>_numbers</w:t>
+      </w:r>
+      <w:proofErr w:type="spellEnd"/>
+      <w:r>
+        <w:rPr>
+          <w:rFonts w:ascii="Palatino Linotype" w:hAnsi="Palatino Linotype"/>
+          <w:sz w:val="20"/>
+          <w:szCs w:val="20"/>
+          <w:u w:val="single"/>
+        </w:rPr>
+        <w:t xml:space="preserve"> }}</w:t>
       </w:r>
       <w:r>
         <w:rPr>
@@ -2874,7 +4691,25 @@
           <w:sz w:val="20"/>
           <w:szCs w:val="20"/>
         </w:rPr>
-        <w:t>{% if jail_terms.apply_jtc == ‘Sentence’</w:t>
+        <w:t xml:space="preserve">{% if </w:t>
+      </w:r>
+      <w:proofErr w:type="spellStart"/>
+      <w:r>
+        <w:rPr>
+          <w:rFonts w:ascii="Palatino Linotype" w:hAnsi="Palatino Linotype"/>
+          <w:sz w:val="20"/>
+          <w:szCs w:val="20"/>
+        </w:rPr>
+        <w:t>jail_terms.apply_jtc</w:t>
+      </w:r>
+      <w:proofErr w:type="spellEnd"/>
+      <w:r>
+        <w:rPr>
+          <w:rFonts w:ascii="Palatino Linotype" w:hAnsi="Palatino Linotype"/>
+          <w:sz w:val="20"/>
+          <w:szCs w:val="20"/>
+        </w:rPr>
+        <w:t xml:space="preserve"> == ‘Sentence’</w:t>
       </w:r>
       <w:r>
         <w:rPr>
@@ -2900,7 +4735,29 @@
           <w:sz w:val="20"/>
           <w:szCs w:val="20"/>
         </w:rPr>
-        <w:t>{{ jail_terms.days_in_jail }}</w:t>
+        <w:t xml:space="preserve">{{ </w:t>
+      </w:r>
+      <w:proofErr w:type="spellStart"/>
+      <w:r>
+        <w:rPr>
+          <w:rFonts w:ascii="Palatino Linotype" w:hAnsi="Palatino Linotype"/>
+          <w:b/>
+          <w:bCs/>
+          <w:sz w:val="20"/>
+          <w:szCs w:val="20"/>
+        </w:rPr>
+        <w:t>jail_terms.days_in_jail</w:t>
+      </w:r>
+      <w:proofErr w:type="spellEnd"/>
+      <w:r>
+        <w:rPr>
+          <w:rFonts w:ascii="Palatino Linotype" w:hAnsi="Palatino Linotype"/>
+          <w:b/>
+          <w:bCs/>
+          <w:sz w:val="20"/>
+          <w:szCs w:val="20"/>
+        </w:rPr>
+        <w:t xml:space="preserve"> }}</w:t>
       </w:r>
       <w:r>
         <w:rPr>
@@ -2963,13 +4820,41 @@
         </w:rPr>
         <w:t xml:space="preserve">{% if </w:t>
       </w:r>
-      <w:r>
-        <w:rPr>
-          <w:rFonts w:ascii="Palatino Linotype" w:hAnsi="Palatino Linotype"/>
-          <w:sz w:val="20"/>
-          <w:szCs w:val="20"/>
-        </w:rPr>
-        <w:t>jail_terms.ordered is false and jail_terms.apply_jtc == ‘Sentence’</w:t>
+      <w:proofErr w:type="spellStart"/>
+      <w:r>
+        <w:rPr>
+          <w:rFonts w:ascii="Palatino Linotype" w:hAnsi="Palatino Linotype"/>
+          <w:sz w:val="20"/>
+          <w:szCs w:val="20"/>
+        </w:rPr>
+        <w:t>jail_terms.ordered</w:t>
+      </w:r>
+      <w:proofErr w:type="spellEnd"/>
+      <w:r>
+        <w:rPr>
+          <w:rFonts w:ascii="Palatino Linotype" w:hAnsi="Palatino Linotype"/>
+          <w:sz w:val="20"/>
+          <w:szCs w:val="20"/>
+        </w:rPr>
+        <w:t xml:space="preserve"> is false and </w:t>
+      </w:r>
+      <w:proofErr w:type="spellStart"/>
+      <w:r>
+        <w:rPr>
+          <w:rFonts w:ascii="Palatino Linotype" w:hAnsi="Palatino Linotype"/>
+          <w:sz w:val="20"/>
+          <w:szCs w:val="20"/>
+        </w:rPr>
+        <w:t>jail_terms.apply_jtc</w:t>
+      </w:r>
+      <w:proofErr w:type="spellEnd"/>
+      <w:r>
+        <w:rPr>
+          <w:rFonts w:ascii="Palatino Linotype" w:hAnsi="Palatino Linotype"/>
+          <w:sz w:val="20"/>
+          <w:szCs w:val="20"/>
+        </w:rPr>
+        <w:t xml:space="preserve"> == ‘Sentence’</w:t>
       </w:r>
       <w:r>
         <w:rPr>
@@ -2985,7 +4870,43 @@
           <w:sz w:val="20"/>
           <w:szCs w:val="20"/>
         </w:rPr>
-        <w:t>and jail_terms.days_in_jail != ‘None’ and jail_terms.currently_in_jail == ‘No’ %}{{‘\n’}}</w:t>
+        <w:t xml:space="preserve">and </w:t>
+      </w:r>
+      <w:proofErr w:type="spellStart"/>
+      <w:r>
+        <w:rPr>
+          <w:rFonts w:ascii="Palatino Linotype" w:hAnsi="Palatino Linotype"/>
+          <w:sz w:val="20"/>
+          <w:szCs w:val="20"/>
+        </w:rPr>
+        <w:t>jail_terms.days_in_jail</w:t>
+      </w:r>
+      <w:proofErr w:type="spellEnd"/>
+      <w:r>
+        <w:rPr>
+          <w:rFonts w:ascii="Palatino Linotype" w:hAnsi="Palatino Linotype"/>
+          <w:sz w:val="20"/>
+          <w:szCs w:val="20"/>
+        </w:rPr>
+        <w:t xml:space="preserve"> != ‘None’ and </w:t>
+      </w:r>
+      <w:proofErr w:type="spellStart"/>
+      <w:r>
+        <w:rPr>
+          <w:rFonts w:ascii="Palatino Linotype" w:hAnsi="Palatino Linotype"/>
+          <w:sz w:val="20"/>
+          <w:szCs w:val="20"/>
+        </w:rPr>
+        <w:t>jail_terms.currently_in_jail</w:t>
+      </w:r>
+      <w:proofErr w:type="spellEnd"/>
+      <w:r>
+        <w:rPr>
+          <w:rFonts w:ascii="Palatino Linotype" w:hAnsi="Palatino Linotype"/>
+          <w:sz w:val="20"/>
+          <w:szCs w:val="20"/>
+        </w:rPr>
+        <w:t xml:space="preserve"> == ‘No’ %}{{‘\n’}}</w:t>
       </w:r>
       <w:r>
         <w:rPr>
@@ -3039,6 +4960,7 @@
         </w:rPr>
         <w:t xml:space="preserve">{{ </w:t>
       </w:r>
+      <w:proofErr w:type="spellStart"/>
       <w:r>
         <w:rPr>
           <w:rFonts w:ascii="Palatino Linotype" w:hAnsi="Palatino Linotype"/>
@@ -3057,7 +4979,18 @@
           <w:sz w:val="20"/>
           <w:szCs w:val="20"/>
         </w:rPr>
-        <w:t>total_jail_days_to_serve }} days</w:t>
+        <w:t>total_jail_days_to_serve</w:t>
+      </w:r>
+      <w:proofErr w:type="spellEnd"/>
+      <w:r>
+        <w:rPr>
+          <w:rFonts w:ascii="Palatino Linotype" w:hAnsi="Palatino Linotype"/>
+          <w:b/>
+          <w:bCs/>
+          <w:sz w:val="20"/>
+          <w:szCs w:val="20"/>
+        </w:rPr>
+        <w:t xml:space="preserve"> }} days</w:t>
       </w:r>
       <w:r>
         <w:rPr>
@@ -3098,7 +5031,27 @@
           <w:sz w:val="20"/>
           <w:szCs w:val="20"/>
         </w:rPr>
-        <w:t>credit for {{ jail_terms.days_in_jail }}</w:t>
+        <w:t xml:space="preserve">credit for {{ </w:t>
+      </w:r>
+      <w:proofErr w:type="spellStart"/>
+      <w:r>
+        <w:rPr>
+          <w:rFonts w:ascii="Palatino Linotype" w:hAnsi="Palatino Linotype"/>
+          <w:b/>
+          <w:sz w:val="20"/>
+          <w:szCs w:val="20"/>
+        </w:rPr>
+        <w:t>jail_terms.days_in_jail</w:t>
+      </w:r>
+      <w:proofErr w:type="spellEnd"/>
+      <w:r>
+        <w:rPr>
+          <w:rFonts w:ascii="Palatino Linotype" w:hAnsi="Palatino Linotype"/>
+          <w:b/>
+          <w:sz w:val="20"/>
+          <w:szCs w:val="20"/>
+        </w:rPr>
+        <w:t xml:space="preserve"> }}</w:t>
       </w:r>
       <w:r>
         <w:rPr>
@@ -3168,13 +5121,23 @@
         </w:rPr>
         <w:t xml:space="preserve">{% if </w:t>
       </w:r>
-      <w:r>
-        <w:rPr>
-          <w:rFonts w:ascii="Palatino Linotype" w:hAnsi="Palatino Linotype"/>
-          <w:sz w:val="20"/>
-          <w:szCs w:val="20"/>
-        </w:rPr>
-        <w:t>jail_terms.apply_jtc == ‘Costs and Fines’</w:t>
+      <w:proofErr w:type="spellStart"/>
+      <w:r>
+        <w:rPr>
+          <w:rFonts w:ascii="Palatino Linotype" w:hAnsi="Palatino Linotype"/>
+          <w:sz w:val="20"/>
+          <w:szCs w:val="20"/>
+        </w:rPr>
+        <w:t>jail_terms.apply_jtc</w:t>
+      </w:r>
+      <w:proofErr w:type="spellEnd"/>
+      <w:r>
+        <w:rPr>
+          <w:rFonts w:ascii="Palatino Linotype" w:hAnsi="Palatino Linotype"/>
+          <w:sz w:val="20"/>
+          <w:szCs w:val="20"/>
+        </w:rPr>
+        <w:t xml:space="preserve"> == ‘Costs and Fines’</w:t>
       </w:r>
       <w:r>
         <w:rPr>
@@ -3190,7 +5153,25 @@
           <w:sz w:val="20"/>
           <w:szCs w:val="20"/>
         </w:rPr>
-        <w:t>and jail_terms.days_in_jail != ‘None’</w:t>
+        <w:t xml:space="preserve">and </w:t>
+      </w:r>
+      <w:proofErr w:type="spellStart"/>
+      <w:r>
+        <w:rPr>
+          <w:rFonts w:ascii="Palatino Linotype" w:hAnsi="Palatino Linotype"/>
+          <w:sz w:val="20"/>
+          <w:szCs w:val="20"/>
+        </w:rPr>
+        <w:t>jail_terms.days_in_jail</w:t>
+      </w:r>
+      <w:proofErr w:type="spellEnd"/>
+      <w:r>
+        <w:rPr>
+          <w:rFonts w:ascii="Palatino Linotype" w:hAnsi="Palatino Linotype"/>
+          <w:sz w:val="20"/>
+          <w:szCs w:val="20"/>
+        </w:rPr>
+        <w:t xml:space="preserve"> != ‘None’</w:t>
       </w:r>
       <w:r>
         <w:rPr>
@@ -3285,7 +5266,27 @@
           <w:sz w:val="20"/>
           <w:szCs w:val="20"/>
         </w:rPr>
-        <w:t>{{ jail_terms.days_in_jail }}</w:t>
+        <w:t xml:space="preserve">{{ </w:t>
+      </w:r>
+      <w:proofErr w:type="spellStart"/>
+      <w:r>
+        <w:rPr>
+          <w:rFonts w:ascii="Palatino Linotype" w:hAnsi="Palatino Linotype"/>
+          <w:b/>
+          <w:sz w:val="20"/>
+          <w:szCs w:val="20"/>
+        </w:rPr>
+        <w:t>jail_terms.days_in_jail</w:t>
+      </w:r>
+      <w:proofErr w:type="spellEnd"/>
+      <w:r>
+        <w:rPr>
+          <w:rFonts w:ascii="Palatino Linotype" w:hAnsi="Palatino Linotype"/>
+          <w:b/>
+          <w:sz w:val="20"/>
+          <w:szCs w:val="20"/>
+        </w:rPr>
+        <w:t xml:space="preserve"> }}</w:t>
       </w:r>
       <w:r>
         <w:rPr>
@@ -3353,7 +5354,25 @@
           <w:sz w:val="20"/>
           <w:szCs w:val="20"/>
         </w:rPr>
-        <w:t>{% if community_control.driver_intervention_program is true %}</w:t>
+        <w:t xml:space="preserve">{% if </w:t>
+      </w:r>
+      <w:proofErr w:type="spellStart"/>
+      <w:r>
+        <w:rPr>
+          <w:rFonts w:ascii="Palatino Linotype" w:hAnsi="Palatino Linotype"/>
+          <w:sz w:val="20"/>
+          <w:szCs w:val="20"/>
+        </w:rPr>
+        <w:t>community_control.driver_intervention_program</w:t>
+      </w:r>
+      <w:proofErr w:type="spellEnd"/>
+      <w:r>
+        <w:rPr>
+          <w:rFonts w:ascii="Palatino Linotype" w:hAnsi="Palatino Linotype"/>
+          <w:sz w:val="20"/>
+          <w:szCs w:val="20"/>
+        </w:rPr>
+        <w:t xml:space="preserve"> is true %}</w:t>
       </w:r>
     </w:p>
     <w:p>
@@ -3397,7 +5416,34 @@
           <w:sz w:val="20"/>
           <w:szCs w:val="20"/>
         </w:rPr>
-        <w:t>{% endif %}{% if jail_terms.ordered is true %}{{‘\n’}}</w:t>
+        <w:t xml:space="preserve">{% endif %}{% if </w:t>
+      </w:r>
+      <w:proofErr w:type="spellStart"/>
+      <w:r>
+        <w:rPr>
+          <w:rFonts w:ascii="Palatino Linotype" w:hAnsi="Palatino Linotype"/>
+          <w:sz w:val="20"/>
+          <w:szCs w:val="20"/>
+        </w:rPr>
+        <w:t>jail_terms.ordered</w:t>
+      </w:r>
+      <w:proofErr w:type="spellEnd"/>
+      <w:r>
+        <w:rPr>
+          <w:rFonts w:ascii="Palatino Linotype" w:hAnsi="Palatino Linotype"/>
+          <w:sz w:val="20"/>
+          <w:szCs w:val="20"/>
+        </w:rPr>
+        <w:t xml:space="preserve"> </w:t>
+      </w:r>
+      <w:r>
+        <w:rPr>
+          <w:rFonts w:ascii="Palatino Linotype" w:hAnsi="Palatino Linotype"/>
+          <w:sz w:val="20"/>
+          <w:szCs w:val="20"/>
+        </w:rPr>
+        <w:lastRenderedPageBreak/>
+        <w:t>is true %}{{‘\n’}}</w:t>
       </w:r>
       <w:r>
         <w:rPr>
@@ -3427,15 +5473,55 @@
           <w:sz w:val="20"/>
           <w:szCs w:val="20"/>
         </w:rPr>
-        <w:t>{{ jail_terms.total_jail_days_to_serve }} days</w:t>
-      </w:r>
-      <w:r>
-        <w:rPr>
-          <w:rFonts w:ascii="Palatino Linotype" w:hAnsi="Palatino Linotype"/>
-          <w:sz w:val="20"/>
-          <w:szCs w:val="20"/>
-        </w:rPr>
-        <w:t>{% if jail_terms.apply_jtc == ‘Sentence’ %}</w:t>
+        <w:t xml:space="preserve">{{ </w:t>
+      </w:r>
+      <w:proofErr w:type="spellStart"/>
+      <w:r>
+        <w:rPr>
+          <w:rFonts w:ascii="Palatino Linotype" w:hAnsi="Palatino Linotype"/>
+          <w:b/>
+          <w:bCs/>
+          <w:sz w:val="20"/>
+          <w:szCs w:val="20"/>
+        </w:rPr>
+        <w:t>jail_terms.total_jail_days_to_serve</w:t>
+      </w:r>
+      <w:proofErr w:type="spellEnd"/>
+      <w:r>
+        <w:rPr>
+          <w:rFonts w:ascii="Palatino Linotype" w:hAnsi="Palatino Linotype"/>
+          <w:b/>
+          <w:bCs/>
+          <w:sz w:val="20"/>
+          <w:szCs w:val="20"/>
+        </w:rPr>
+        <w:t xml:space="preserve"> }} days</w:t>
+      </w:r>
+      <w:r>
+        <w:rPr>
+          <w:rFonts w:ascii="Palatino Linotype" w:hAnsi="Palatino Linotype"/>
+          <w:sz w:val="20"/>
+          <w:szCs w:val="20"/>
+        </w:rPr>
+        <w:t xml:space="preserve">{% if </w:t>
+      </w:r>
+      <w:proofErr w:type="spellStart"/>
+      <w:r>
+        <w:rPr>
+          <w:rFonts w:ascii="Palatino Linotype" w:hAnsi="Palatino Linotype"/>
+          <w:sz w:val="20"/>
+          <w:szCs w:val="20"/>
+        </w:rPr>
+        <w:t>jail_terms.apply_jtc</w:t>
+      </w:r>
+      <w:proofErr w:type="spellEnd"/>
+      <w:r>
+        <w:rPr>
+          <w:rFonts w:ascii="Palatino Linotype" w:hAnsi="Palatino Linotype"/>
+          <w:sz w:val="20"/>
+          <w:szCs w:val="20"/>
+        </w:rPr>
+        <w:t xml:space="preserve"> == ‘Sentence’ %}</w:t>
       </w:r>
       <w:r>
         <w:rPr>
@@ -3470,7 +5556,27 @@
           <w:sz w:val="20"/>
           <w:szCs w:val="20"/>
         </w:rPr>
-        <w:t>credit for {{ jail_terms.days_in_jail }}</w:t>
+        <w:t xml:space="preserve">credit for {{ </w:t>
+      </w:r>
+      <w:proofErr w:type="spellStart"/>
+      <w:r>
+        <w:rPr>
+          <w:rFonts w:ascii="Palatino Linotype" w:hAnsi="Palatino Linotype"/>
+          <w:b/>
+          <w:sz w:val="20"/>
+          <w:szCs w:val="20"/>
+        </w:rPr>
+        <w:t>jail_terms.days_in_jail</w:t>
+      </w:r>
+      <w:proofErr w:type="spellEnd"/>
+      <w:r>
+        <w:rPr>
+          <w:rFonts w:ascii="Palatino Linotype" w:hAnsi="Palatino Linotype"/>
+          <w:b/>
+          <w:sz w:val="20"/>
+          <w:szCs w:val="20"/>
+        </w:rPr>
+        <w:t xml:space="preserve"> }}</w:t>
       </w:r>
       <w:r>
         <w:rPr>
@@ -3531,49 +5637,153 @@
           <w:sz w:val="20"/>
           <w:szCs w:val="20"/>
         </w:rPr>
-        <w:t>{% if jail_terms.report_type == ‘forthwith’ %}</w:t>
-      </w:r>
-      <w:r>
-        <w:rPr>
-          <w:rFonts w:ascii="Palatino Linotype" w:hAnsi="Palatino Linotype"/>
-          <w:sz w:val="20"/>
-          <w:szCs w:val="20"/>
-        </w:rPr>
-        <w:t>Defendant shall report to jail {{ jail_terms.report_type</w:t>
-      </w:r>
-      <w:r>
-        <w:rPr>
-          <w:rFonts w:ascii="Palatino Linotype" w:hAnsi="Palatino Linotype"/>
-          <w:sz w:val="20"/>
-          <w:szCs w:val="20"/>
-        </w:rPr>
-        <w:t xml:space="preserve"> }}.{% endif %}{% if jail_terms.report_type == ‘future date’ %}Defendant’s report date is </w:t>
-      </w:r>
-      <w:r>
-        <w:rPr>
-          <w:rFonts w:ascii="Palatino Linotype" w:hAnsi="Palatino Linotype"/>
-          <w:b/>
-          <w:sz w:val="20"/>
-          <w:szCs w:val="20"/>
-        </w:rPr>
-        <w:t>{{ jail_terms.report_date }}</w:t>
-      </w:r>
-      <w:r>
-        <w:rPr>
-          <w:rFonts w:ascii="Palatino Linotype" w:hAnsi="Palatino Linotype"/>
-          <w:b/>
-          <w:sz w:val="20"/>
-          <w:szCs w:val="20"/>
-        </w:rPr>
-        <w:t>, at {{ jail_terms.report_time }}</w:t>
-      </w:r>
-      <w:r>
-        <w:rPr>
-          <w:rFonts w:ascii="Palatino Linotype" w:hAnsi="Palatino Linotype"/>
-          <w:sz w:val="20"/>
-          <w:szCs w:val="20"/>
-        </w:rPr>
-        <w:t xml:space="preserve">.{% endif %}{% if jail_terms.report_type == ‘date set by Office of Community Control’ %}Defendant shall schedule the jail days imposed in this case through </w:t>
+        <w:t xml:space="preserve">{% if </w:t>
+      </w:r>
+      <w:proofErr w:type="spellStart"/>
+      <w:r>
+        <w:rPr>
+          <w:rFonts w:ascii="Palatino Linotype" w:hAnsi="Palatino Linotype"/>
+          <w:sz w:val="20"/>
+          <w:szCs w:val="20"/>
+        </w:rPr>
+        <w:t>jail_terms.report_type</w:t>
+      </w:r>
+      <w:proofErr w:type="spellEnd"/>
+      <w:r>
+        <w:rPr>
+          <w:rFonts w:ascii="Palatino Linotype" w:hAnsi="Palatino Linotype"/>
+          <w:sz w:val="20"/>
+          <w:szCs w:val="20"/>
+        </w:rPr>
+        <w:t xml:space="preserve"> == ‘forthwith’ %}</w:t>
+      </w:r>
+      <w:r>
+        <w:rPr>
+          <w:rFonts w:ascii="Palatino Linotype" w:hAnsi="Palatino Linotype"/>
+          <w:sz w:val="20"/>
+          <w:szCs w:val="20"/>
+        </w:rPr>
+        <w:t xml:space="preserve">Defendant shall report to jail {{ </w:t>
+      </w:r>
+      <w:proofErr w:type="spellStart"/>
+      <w:r>
+        <w:rPr>
+          <w:rFonts w:ascii="Palatino Linotype" w:hAnsi="Palatino Linotype"/>
+          <w:sz w:val="20"/>
+          <w:szCs w:val="20"/>
+        </w:rPr>
+        <w:t>jail_terms.report_type</w:t>
+      </w:r>
+      <w:proofErr w:type="spellEnd"/>
+      <w:r>
+        <w:rPr>
+          <w:rFonts w:ascii="Palatino Linotype" w:hAnsi="Palatino Linotype"/>
+          <w:sz w:val="20"/>
+          <w:szCs w:val="20"/>
+        </w:rPr>
+        <w:t xml:space="preserve"> }}.{% endif %}{% if </w:t>
+      </w:r>
+      <w:proofErr w:type="spellStart"/>
+      <w:r>
+        <w:rPr>
+          <w:rFonts w:ascii="Palatino Linotype" w:hAnsi="Palatino Linotype"/>
+          <w:sz w:val="20"/>
+          <w:szCs w:val="20"/>
+        </w:rPr>
+        <w:t>jail_terms.report_type</w:t>
+      </w:r>
+      <w:proofErr w:type="spellEnd"/>
+      <w:r>
+        <w:rPr>
+          <w:rFonts w:ascii="Palatino Linotype" w:hAnsi="Palatino Linotype"/>
+          <w:sz w:val="20"/>
+          <w:szCs w:val="20"/>
+        </w:rPr>
+        <w:t xml:space="preserve"> == ‘future date’ %}Defendant’s report date is </w:t>
+      </w:r>
+      <w:r>
+        <w:rPr>
+          <w:rFonts w:ascii="Palatino Linotype" w:hAnsi="Palatino Linotype"/>
+          <w:b/>
+          <w:sz w:val="20"/>
+          <w:szCs w:val="20"/>
+        </w:rPr>
+        <w:t xml:space="preserve">{{ </w:t>
+      </w:r>
+      <w:proofErr w:type="spellStart"/>
+      <w:r>
+        <w:rPr>
+          <w:rFonts w:ascii="Palatino Linotype" w:hAnsi="Palatino Linotype"/>
+          <w:b/>
+          <w:sz w:val="20"/>
+          <w:szCs w:val="20"/>
+        </w:rPr>
+        <w:t>jail_terms.report_date</w:t>
+      </w:r>
+      <w:proofErr w:type="spellEnd"/>
+      <w:r>
+        <w:rPr>
+          <w:rFonts w:ascii="Palatino Linotype" w:hAnsi="Palatino Linotype"/>
+          <w:b/>
+          <w:sz w:val="20"/>
+          <w:szCs w:val="20"/>
+        </w:rPr>
+        <w:t xml:space="preserve"> }}</w:t>
+      </w:r>
+      <w:r>
+        <w:rPr>
+          <w:rFonts w:ascii="Palatino Linotype" w:hAnsi="Palatino Linotype"/>
+          <w:b/>
+          <w:sz w:val="20"/>
+          <w:szCs w:val="20"/>
+        </w:rPr>
+        <w:t xml:space="preserve">, at {{ </w:t>
+      </w:r>
+      <w:proofErr w:type="spellStart"/>
+      <w:r>
+        <w:rPr>
+          <w:rFonts w:ascii="Palatino Linotype" w:hAnsi="Palatino Linotype"/>
+          <w:b/>
+          <w:sz w:val="20"/>
+          <w:szCs w:val="20"/>
+        </w:rPr>
+        <w:t>jail_terms.report_time</w:t>
+      </w:r>
+      <w:proofErr w:type="spellEnd"/>
+      <w:r>
+        <w:rPr>
+          <w:rFonts w:ascii="Palatino Linotype" w:hAnsi="Palatino Linotype"/>
+          <w:b/>
+          <w:sz w:val="20"/>
+          <w:szCs w:val="20"/>
+        </w:rPr>
+        <w:t xml:space="preserve"> }}</w:t>
+      </w:r>
+      <w:r>
+        <w:rPr>
+          <w:rFonts w:ascii="Palatino Linotype" w:hAnsi="Palatino Linotype"/>
+          <w:sz w:val="20"/>
+          <w:szCs w:val="20"/>
+        </w:rPr>
+        <w:t xml:space="preserve">.{% endif %}{% if </w:t>
+      </w:r>
+      <w:proofErr w:type="spellStart"/>
+      <w:r>
+        <w:rPr>
+          <w:rFonts w:ascii="Palatino Linotype" w:hAnsi="Palatino Linotype"/>
+          <w:sz w:val="20"/>
+          <w:szCs w:val="20"/>
+        </w:rPr>
+        <w:t>jail_terms.report_type</w:t>
+      </w:r>
+      <w:proofErr w:type="spellEnd"/>
+      <w:r>
+        <w:rPr>
+          <w:rFonts w:ascii="Palatino Linotype" w:hAnsi="Palatino Linotype"/>
+          <w:sz w:val="20"/>
+          <w:szCs w:val="20"/>
+        </w:rPr>
+        <w:t xml:space="preserve"> == ‘date set by Office of Community Control’ %}Defendant shall schedule the jail days imposed in this case through </w:t>
       </w:r>
       <w:r>
         <w:rPr>
@@ -3597,16 +5807,61 @@
           <w:sz w:val="20"/>
           <w:szCs w:val="20"/>
         </w:rPr>
-        <w:t xml:space="preserve">{% if jail_terms.companion_cases_exist is true %}Defendant’s jail days imposed in this case shall be served {{ jail_terms.companion_cases_sentence_type }} to the </w:t>
-      </w:r>
-      <w:r>
-        <w:rPr>
-          <w:rFonts w:ascii="Palatino Linotype" w:hAnsi="Palatino Linotype"/>
-          <w:sz w:val="20"/>
-          <w:szCs w:val="20"/>
-        </w:rPr>
-        <w:lastRenderedPageBreak/>
-        <w:t>jail days imposed in {{ jail_terms.companion_cases_numbers }}. {% endif %}</w:t>
+        <w:t xml:space="preserve">{% if </w:t>
+      </w:r>
+      <w:proofErr w:type="spellStart"/>
+      <w:r>
+        <w:rPr>
+          <w:rFonts w:ascii="Palatino Linotype" w:hAnsi="Palatino Linotype"/>
+          <w:sz w:val="20"/>
+          <w:szCs w:val="20"/>
+        </w:rPr>
+        <w:t>jail_terms.companion_cases_exist</w:t>
+      </w:r>
+      <w:proofErr w:type="spellEnd"/>
+      <w:r>
+        <w:rPr>
+          <w:rFonts w:ascii="Palatino Linotype" w:hAnsi="Palatino Linotype"/>
+          <w:sz w:val="20"/>
+          <w:szCs w:val="20"/>
+        </w:rPr>
+        <w:t xml:space="preserve"> is true %}Defendant’s jail days imposed in this case shall be served {{ </w:t>
+      </w:r>
+      <w:proofErr w:type="spellStart"/>
+      <w:r>
+        <w:rPr>
+          <w:rFonts w:ascii="Palatino Linotype" w:hAnsi="Palatino Linotype"/>
+          <w:sz w:val="20"/>
+          <w:szCs w:val="20"/>
+        </w:rPr>
+        <w:t>jail_terms.companion_cases_sentence_type</w:t>
+      </w:r>
+      <w:proofErr w:type="spellEnd"/>
+      <w:r>
+        <w:rPr>
+          <w:rFonts w:ascii="Palatino Linotype" w:hAnsi="Palatino Linotype"/>
+          <w:sz w:val="20"/>
+          <w:szCs w:val="20"/>
+        </w:rPr>
+        <w:t xml:space="preserve"> }} to the jail days imposed in {{ </w:t>
+      </w:r>
+      <w:proofErr w:type="spellStart"/>
+      <w:r>
+        <w:rPr>
+          <w:rFonts w:ascii="Palatino Linotype" w:hAnsi="Palatino Linotype"/>
+          <w:sz w:val="20"/>
+          <w:szCs w:val="20"/>
+        </w:rPr>
+        <w:t>jail_terms.companion_cases_numbers</w:t>
+      </w:r>
+      <w:proofErr w:type="spellEnd"/>
+      <w:r>
+        <w:rPr>
+          <w:rFonts w:ascii="Palatino Linotype" w:hAnsi="Palatino Linotype"/>
+          <w:sz w:val="20"/>
+          <w:szCs w:val="20"/>
+        </w:rPr>
+        <w:t xml:space="preserve"> }}. {% endif %}</w:t>
       </w:r>
     </w:p>
     <w:p>
@@ -3692,8 +5947,18 @@
           <w:sz w:val="20"/>
           <w:szCs w:val="20"/>
         </w:rPr>
-        <w:t xml:space="preserve"> jail_terms.jail_sentence_execution_type</w:t>
-      </w:r>
+        <w:t xml:space="preserve"> </w:t>
+      </w:r>
+      <w:proofErr w:type="spellStart"/>
+      <w:r>
+        <w:rPr>
+          <w:rFonts w:ascii="Palatino Linotype" w:hAnsi="Palatino Linotype"/>
+          <w:sz w:val="20"/>
+          <w:szCs w:val="20"/>
+        </w:rPr>
+        <w:t>jail_terms.jail_sentence_execution_type</w:t>
+      </w:r>
+      <w:proofErr w:type="spellEnd"/>
       <w:r>
         <w:rPr>
           <w:rFonts w:ascii="Palatino Linotype" w:hAnsi="Palatino Linotype"/>
@@ -3740,111 +6005,131 @@
           <w:sz w:val="20"/>
           <w:szCs w:val="20"/>
         </w:rPr>
-        <w:t>consecutive</w:t>
-      </w:r>
-      <w:r>
-        <w:rPr>
-          <w:rFonts w:ascii="Palatino Linotype" w:hAnsi="Palatino Linotype"/>
-          <w:sz w:val="20"/>
-          <w:szCs w:val="20"/>
-        </w:rPr>
-        <w:t>ly</w:t>
-      </w:r>
-      <w:r>
-        <w:rPr>
-          <w:rFonts w:ascii="Palatino Linotype" w:hAnsi="Palatino Linotype"/>
-          <w:sz w:val="20"/>
-          <w:szCs w:val="20"/>
-        </w:rPr>
-        <w:t xml:space="preserve">; any remaining jail days </w:t>
-      </w:r>
-      <w:r>
-        <w:rPr>
-          <w:rFonts w:ascii="Palatino Linotype" w:hAnsi="Palatino Linotype"/>
-          <w:sz w:val="20"/>
-          <w:szCs w:val="20"/>
-        </w:rPr>
-        <w:t>shall also</w:t>
-      </w:r>
-      <w:r>
-        <w:rPr>
-          <w:rFonts w:ascii="Palatino Linotype" w:hAnsi="Palatino Linotype"/>
-          <w:sz w:val="20"/>
-          <w:szCs w:val="20"/>
-        </w:rPr>
-        <w:t xml:space="preserve"> be serve</w:t>
-      </w:r>
-      <w:r>
-        <w:rPr>
-          <w:rFonts w:ascii="Palatino Linotype" w:hAnsi="Palatino Linotype"/>
-          <w:sz w:val="20"/>
-          <w:szCs w:val="20"/>
-        </w:rPr>
-        <w:t>d consecutively{% elif jail_terms.jail_sentence_execution_type == ‘intermittently’ %}</w:t>
-      </w:r>
-      <w:r>
-        <w:rPr>
-          <w:rFonts w:ascii="Palatino Linotype" w:hAnsi="Palatino Linotype"/>
-          <w:sz w:val="20"/>
-          <w:szCs w:val="20"/>
-        </w:rPr>
-        <w:t xml:space="preserve">consecutively; any remaining jail days </w:t>
-      </w:r>
-      <w:r>
-        <w:rPr>
-          <w:rFonts w:ascii="Palatino Linotype" w:hAnsi="Palatino Linotype"/>
-          <w:sz w:val="20"/>
-          <w:szCs w:val="20"/>
-        </w:rPr>
-        <w:t xml:space="preserve">may </w:t>
-      </w:r>
-      <w:r>
-        <w:rPr>
-          <w:rFonts w:ascii="Palatino Linotype" w:hAnsi="Palatino Linotype"/>
-          <w:sz w:val="20"/>
-          <w:szCs w:val="20"/>
-        </w:rPr>
-        <w:t xml:space="preserve">be served </w:t>
-      </w:r>
-      <w:r>
-        <w:rPr>
-          <w:rFonts w:ascii="Palatino Linotype" w:hAnsi="Palatino Linotype"/>
-          <w:sz w:val="20"/>
-          <w:szCs w:val="20"/>
-        </w:rPr>
-        <w:t>intermittently</w:t>
-      </w:r>
-      <w:r>
-        <w:rPr>
-          <w:rFonts w:ascii="Palatino Linotype" w:hAnsi="Palatino Linotype"/>
-          <w:sz w:val="20"/>
-          <w:szCs w:val="20"/>
-        </w:rPr>
-        <w:t>{% elif jail_terms.jail_sentence_execution_type == ‘on weekends’ %}</w:t>
-      </w:r>
-      <w:r>
-        <w:rPr>
-          <w:rFonts w:ascii="Palatino Linotype" w:hAnsi="Palatino Linotype"/>
-          <w:sz w:val="20"/>
-          <w:szCs w:val="20"/>
-        </w:rPr>
-        <w:t xml:space="preserve">consecutively; any remaining jail days may be served </w:t>
-      </w:r>
-      <w:r>
-        <w:rPr>
-          <w:rFonts w:ascii="Palatino Linotype" w:hAnsi="Palatino Linotype"/>
-          <w:sz w:val="20"/>
-          <w:szCs w:val="20"/>
-        </w:rPr>
-        <w:t>on weekends (Friday evening to Monday morning){% endif %}.</w:t>
-      </w:r>
-      <w:r>
-        <w:rPr>
-          <w:rFonts w:ascii="Palatino Linotype" w:hAnsi="Palatino Linotype"/>
-          <w:sz w:val="20"/>
-          <w:szCs w:val="20"/>
-        </w:rPr>
-        <w:t>{% if jail_terms.jail_sentence_execution_type != ‘consecutive days’ %}{{ jail_terms.jail_report_days_notes }}{% endif %}</w:t>
+        <w:t xml:space="preserve">consecutively; any remaining jail days shall also be served consecutively{% </w:t>
+      </w:r>
+      <w:proofErr w:type="spellStart"/>
+      <w:r>
+        <w:rPr>
+          <w:rFonts w:ascii="Palatino Linotype" w:hAnsi="Palatino Linotype"/>
+          <w:sz w:val="20"/>
+          <w:szCs w:val="20"/>
+        </w:rPr>
+        <w:t>elif</w:t>
+      </w:r>
+      <w:proofErr w:type="spellEnd"/>
+      <w:r>
+        <w:rPr>
+          <w:rFonts w:ascii="Palatino Linotype" w:hAnsi="Palatino Linotype"/>
+          <w:sz w:val="20"/>
+          <w:szCs w:val="20"/>
+        </w:rPr>
+        <w:t xml:space="preserve"> </w:t>
+      </w:r>
+      <w:proofErr w:type="spellStart"/>
+      <w:r>
+        <w:rPr>
+          <w:rFonts w:ascii="Palatino Linotype" w:hAnsi="Palatino Linotype"/>
+          <w:sz w:val="20"/>
+          <w:szCs w:val="20"/>
+        </w:rPr>
+        <w:t>jail_terms.jail_sentence_execution_type</w:t>
+      </w:r>
+      <w:proofErr w:type="spellEnd"/>
+      <w:r>
+        <w:rPr>
+          <w:rFonts w:ascii="Palatino Linotype" w:hAnsi="Palatino Linotype"/>
+          <w:sz w:val="20"/>
+          <w:szCs w:val="20"/>
+        </w:rPr>
+        <w:t xml:space="preserve"> == ‘intermittently’ %}consecutively; any remaining jail days may be served intermittently</w:t>
+      </w:r>
+      <w:r>
+        <w:rPr>
+          <w:rFonts w:ascii="Palatino Linotype" w:hAnsi="Palatino Linotype"/>
+          <w:sz w:val="20"/>
+          <w:szCs w:val="20"/>
+        </w:rPr>
+        <w:t xml:space="preserve">{% </w:t>
+      </w:r>
+      <w:proofErr w:type="spellStart"/>
+      <w:r>
+        <w:rPr>
+          <w:rFonts w:ascii="Palatino Linotype" w:hAnsi="Palatino Linotype"/>
+          <w:sz w:val="20"/>
+          <w:szCs w:val="20"/>
+        </w:rPr>
+        <w:t>elif</w:t>
+      </w:r>
+      <w:proofErr w:type="spellEnd"/>
+      <w:r>
+        <w:rPr>
+          <w:rFonts w:ascii="Palatino Linotype" w:hAnsi="Palatino Linotype"/>
+          <w:sz w:val="20"/>
+          <w:szCs w:val="20"/>
+        </w:rPr>
+        <w:t xml:space="preserve"> </w:t>
+      </w:r>
+      <w:proofErr w:type="spellStart"/>
+      <w:r>
+        <w:rPr>
+          <w:rFonts w:ascii="Palatino Linotype" w:hAnsi="Palatino Linotype"/>
+          <w:sz w:val="20"/>
+          <w:szCs w:val="20"/>
+        </w:rPr>
+        <w:t>jail_terms.jail_sentence_execution_type</w:t>
+      </w:r>
+      <w:proofErr w:type="spellEnd"/>
+      <w:r>
+        <w:rPr>
+          <w:rFonts w:ascii="Palatino Linotype" w:hAnsi="Palatino Linotype"/>
+          <w:sz w:val="20"/>
+          <w:szCs w:val="20"/>
+        </w:rPr>
+        <w:t xml:space="preserve"> == ‘on weekends’ %}consecutively; any remaining jail days may be served on weekends (Friday evening to Monday morning){% endif %}.</w:t>
+      </w:r>
+      <w:r>
+        <w:rPr>
+          <w:rFonts w:ascii="Palatino Linotype" w:hAnsi="Palatino Linotype"/>
+          <w:sz w:val="20"/>
+          <w:szCs w:val="20"/>
+        </w:rPr>
+        <w:t xml:space="preserve">{% if </w:t>
+      </w:r>
+      <w:proofErr w:type="spellStart"/>
+      <w:r>
+        <w:rPr>
+          <w:rFonts w:ascii="Palatino Linotype" w:hAnsi="Palatino Linotype"/>
+          <w:sz w:val="20"/>
+          <w:szCs w:val="20"/>
+        </w:rPr>
+        <w:t>jail_terms.jail_sentence_execution_type</w:t>
+      </w:r>
+      <w:proofErr w:type="spellEnd"/>
+      <w:r>
+        <w:rPr>
+          <w:rFonts w:ascii="Palatino Linotype" w:hAnsi="Palatino Linotype"/>
+          <w:sz w:val="20"/>
+          <w:szCs w:val="20"/>
+        </w:rPr>
+        <w:t xml:space="preserve"> != ‘consecutive days’ %}{{ </w:t>
+      </w:r>
+      <w:proofErr w:type="spellStart"/>
+      <w:r>
+        <w:rPr>
+          <w:rFonts w:ascii="Palatino Linotype" w:hAnsi="Palatino Linotype"/>
+          <w:sz w:val="20"/>
+          <w:szCs w:val="20"/>
+        </w:rPr>
+        <w:t>jail_terms.jail_report_days_notes</w:t>
+      </w:r>
+      <w:proofErr w:type="spellEnd"/>
+      <w:r>
+        <w:rPr>
+          <w:rFonts w:ascii="Palatino Linotype" w:hAnsi="Palatino Linotype"/>
+          <w:sz w:val="20"/>
+          <w:szCs w:val="20"/>
+        </w:rPr>
+        <w:t xml:space="preserve"> }}{% endif %}</w:t>
       </w:r>
     </w:p>
     <w:p>
@@ -3907,7 +6192,25 @@
           <w:sz w:val="20"/>
           <w:szCs w:val="20"/>
         </w:rPr>
-        <w:t>{% if community_control.ordered is true %}</w:t>
+        <w:t xml:space="preserve">{% if </w:t>
+      </w:r>
+      <w:proofErr w:type="spellStart"/>
+      <w:r>
+        <w:rPr>
+          <w:rFonts w:ascii="Palatino Linotype" w:hAnsi="Palatino Linotype"/>
+          <w:sz w:val="20"/>
+          <w:szCs w:val="20"/>
+        </w:rPr>
+        <w:t>community_control.ordered</w:t>
+      </w:r>
+      <w:proofErr w:type="spellEnd"/>
+      <w:r>
+        <w:rPr>
+          <w:rFonts w:ascii="Palatino Linotype" w:hAnsi="Palatino Linotype"/>
+          <w:sz w:val="20"/>
+          <w:szCs w:val="20"/>
+        </w:rPr>
+        <w:t xml:space="preserve"> is true %}</w:t>
       </w:r>
     </w:p>
     <w:p>
@@ -3954,7 +6257,29 @@
           <w:szCs w:val="20"/>
           <w:u w:val="single"/>
         </w:rPr>
-        <w:t>{{ community_control.term_of_control }}</w:t>
+        <w:t xml:space="preserve">{{ </w:t>
+      </w:r>
+      <w:proofErr w:type="spellStart"/>
+      <w:r>
+        <w:rPr>
+          <w:rFonts w:ascii="Palatino Linotype" w:hAnsi="Palatino Linotype"/>
+          <w:b/>
+          <w:sz w:val="20"/>
+          <w:szCs w:val="20"/>
+          <w:u w:val="single"/>
+        </w:rPr>
+        <w:t>community_control.term_of_control</w:t>
+      </w:r>
+      <w:proofErr w:type="spellEnd"/>
+      <w:r>
+        <w:rPr>
+          <w:rFonts w:ascii="Palatino Linotype" w:hAnsi="Palatino Linotype"/>
+          <w:b/>
+          <w:sz w:val="20"/>
+          <w:szCs w:val="20"/>
+          <w:u w:val="single"/>
+        </w:rPr>
+        <w:t xml:space="preserve"> }}</w:t>
       </w:r>
       <w:r>
         <w:rPr>
@@ -3982,6 +6307,7 @@
         </w:rPr>
         <w:t xml:space="preserve"> </w:t>
       </w:r>
+      <w:proofErr w:type="spellStart"/>
       <w:r>
         <w:rPr>
           <w:rFonts w:ascii="Palatino Linotype" w:hAnsi="Palatino Linotype"/>
@@ -3990,7 +6316,18 @@
           <w:szCs w:val="20"/>
           <w:u w:val="single"/>
         </w:rPr>
-        <w:t>community_control.type_of_control }} supervision</w:t>
+        <w:t>community_control.type_of_control</w:t>
+      </w:r>
+      <w:proofErr w:type="spellEnd"/>
+      <w:r>
+        <w:rPr>
+          <w:rFonts w:ascii="Palatino Linotype" w:hAnsi="Palatino Linotype"/>
+          <w:b/>
+          <w:sz w:val="20"/>
+          <w:szCs w:val="20"/>
+          <w:u w:val="single"/>
+        </w:rPr>
+        <w:t xml:space="preserve"> }} supervision</w:t>
       </w:r>
       <w:r>
         <w:rPr>
@@ -4516,7 +6853,25 @@
           <w:sz w:val="20"/>
           <w:szCs w:val="20"/>
         </w:rPr>
-        <w:t>{% endif %}{% if community_control.no_contact_with_ordered is true %}</w:t>
+        <w:t xml:space="preserve">{% endif %}{% if </w:t>
+      </w:r>
+      <w:proofErr w:type="spellStart"/>
+      <w:r>
+        <w:rPr>
+          <w:rFonts w:ascii="Palatino Linotype" w:hAnsi="Palatino Linotype"/>
+          <w:sz w:val="20"/>
+          <w:szCs w:val="20"/>
+        </w:rPr>
+        <w:t>community_control.no_contact_with_ordered</w:t>
+      </w:r>
+      <w:proofErr w:type="spellEnd"/>
+      <w:r>
+        <w:rPr>
+          <w:rFonts w:ascii="Palatino Linotype" w:hAnsi="Palatino Linotype"/>
+          <w:sz w:val="20"/>
+          <w:szCs w:val="20"/>
+        </w:rPr>
+        <w:t xml:space="preserve"> is true %}</w:t>
       </w:r>
       <w:r>
         <w:rPr>
@@ -4562,7 +6917,29 @@
           <w:sz w:val="20"/>
           <w:szCs w:val="20"/>
         </w:rPr>
-        <w:t>{{ community_control.no_contact_with_person }}</w:t>
+        <w:t xml:space="preserve">{{ </w:t>
+      </w:r>
+      <w:proofErr w:type="spellStart"/>
+      <w:r>
+        <w:rPr>
+          <w:rFonts w:ascii="Palatino Linotype" w:hAnsi="Palatino Linotype"/>
+          <w:b/>
+          <w:bCs/>
+          <w:sz w:val="20"/>
+          <w:szCs w:val="20"/>
+        </w:rPr>
+        <w:t>community_control.no_contact_with_person</w:t>
+      </w:r>
+      <w:proofErr w:type="spellEnd"/>
+      <w:r>
+        <w:rPr>
+          <w:rFonts w:ascii="Palatino Linotype" w:hAnsi="Palatino Linotype"/>
+          <w:b/>
+          <w:bCs/>
+          <w:sz w:val="20"/>
+          <w:szCs w:val="20"/>
+        </w:rPr>
+        <w:t xml:space="preserve"> }}</w:t>
       </w:r>
       <w:r>
         <w:rPr>
@@ -4580,7 +6957,27 @@
           <w:sz w:val="20"/>
           <w:szCs w:val="20"/>
         </w:rPr>
-        <w:t xml:space="preserve"> {% endif %}{% if community_control.postconviction_no_contact_ordered is true %}</w:t>
+        <w:t xml:space="preserve"> {% endif %}{% if </w:t>
+      </w:r>
+      <w:proofErr w:type="spellStart"/>
+      <w:r>
+        <w:rPr>
+          <w:rFonts w:ascii="Palatino Linotype" w:hAnsi="Palatino Linotype"/>
+          <w:bCs/>
+          <w:sz w:val="20"/>
+          <w:szCs w:val="20"/>
+        </w:rPr>
+        <w:t>community_control.postconviction_no_contact_ordered</w:t>
+      </w:r>
+      <w:proofErr w:type="spellEnd"/>
+      <w:r>
+        <w:rPr>
+          <w:rFonts w:ascii="Palatino Linotype" w:hAnsi="Palatino Linotype"/>
+          <w:bCs/>
+          <w:sz w:val="20"/>
+          <w:szCs w:val="20"/>
+        </w:rPr>
+        <w:t xml:space="preserve"> is true %}</w:t>
       </w:r>
     </w:p>
     <w:p>
@@ -4616,7 +7013,25 @@
           <w:sz w:val="20"/>
           <w:szCs w:val="20"/>
         </w:rPr>
-        <w:t>{% if community_control.driver_intervention_program is true %}</w:t>
+        <w:t xml:space="preserve">{% if </w:t>
+      </w:r>
+      <w:proofErr w:type="spellStart"/>
+      <w:r>
+        <w:rPr>
+          <w:rFonts w:ascii="Palatino Linotype" w:hAnsi="Palatino Linotype"/>
+          <w:sz w:val="20"/>
+          <w:szCs w:val="20"/>
+        </w:rPr>
+        <w:t>community_control.driver_intervention_program</w:t>
+      </w:r>
+      <w:proofErr w:type="spellEnd"/>
+      <w:r>
+        <w:rPr>
+          <w:rFonts w:ascii="Palatino Linotype" w:hAnsi="Palatino Linotype"/>
+          <w:sz w:val="20"/>
+          <w:szCs w:val="20"/>
+        </w:rPr>
+        <w:t xml:space="preserve"> is true %}</w:t>
       </w:r>
       <w:r>
         <w:rPr>
@@ -4652,6 +7067,7 @@
           <w:sz w:val="20"/>
           <w:szCs w:val="20"/>
         </w:rPr>
+        <w:lastRenderedPageBreak/>
         <w:t>Within 90 days provide proof of completion of</w:t>
       </w:r>
       <w:r>
@@ -4713,7 +7129,25 @@
           <w:sz w:val="20"/>
           <w:szCs w:val="20"/>
         </w:rPr>
-        <w:t xml:space="preserve">{% if community_control.alcohol_evaluation is true %}  </w:t>
+        <w:t xml:space="preserve">{% if </w:t>
+      </w:r>
+      <w:proofErr w:type="spellStart"/>
+      <w:r>
+        <w:rPr>
+          <w:rFonts w:ascii="Palatino Linotype" w:hAnsi="Palatino Linotype"/>
+          <w:sz w:val="20"/>
+          <w:szCs w:val="20"/>
+        </w:rPr>
+        <w:t>community_control.alcohol_evaluation</w:t>
+      </w:r>
+      <w:proofErr w:type="spellEnd"/>
+      <w:r>
+        <w:rPr>
+          <w:rFonts w:ascii="Palatino Linotype" w:hAnsi="Palatino Linotype"/>
+          <w:sz w:val="20"/>
+          <w:szCs w:val="20"/>
+        </w:rPr>
+        <w:t xml:space="preserve"> is true %}  </w:t>
       </w:r>
     </w:p>
     <w:p>
@@ -4766,7 +7200,25 @@
           <w:sz w:val="20"/>
           <w:szCs w:val="20"/>
         </w:rPr>
-        <w:t xml:space="preserve">{% if community_control.antitheft_program is true %}  </w:t>
+        <w:t xml:space="preserve">{% if </w:t>
+      </w:r>
+      <w:proofErr w:type="spellStart"/>
+      <w:r>
+        <w:rPr>
+          <w:rFonts w:ascii="Palatino Linotype" w:hAnsi="Palatino Linotype"/>
+          <w:sz w:val="20"/>
+          <w:szCs w:val="20"/>
+        </w:rPr>
+        <w:t>community_control.antitheft_program</w:t>
+      </w:r>
+      <w:proofErr w:type="spellEnd"/>
+      <w:r>
+        <w:rPr>
+          <w:rFonts w:ascii="Palatino Linotype" w:hAnsi="Palatino Linotype"/>
+          <w:sz w:val="20"/>
+          <w:szCs w:val="20"/>
+        </w:rPr>
+        <w:t xml:space="preserve"> is true %}  </w:t>
       </w:r>
     </w:p>
     <w:p>
@@ -4838,7 +7290,25 @@
           <w:sz w:val="20"/>
           <w:szCs w:val="20"/>
         </w:rPr>
-        <w:t xml:space="preserve">{% if community_control.domestic_violence_program is true %}  </w:t>
+        <w:t xml:space="preserve">{% if </w:t>
+      </w:r>
+      <w:proofErr w:type="spellStart"/>
+      <w:r>
+        <w:rPr>
+          <w:rFonts w:ascii="Palatino Linotype" w:hAnsi="Palatino Linotype"/>
+          <w:sz w:val="20"/>
+          <w:szCs w:val="20"/>
+        </w:rPr>
+        <w:t>community_control.domestic_violence_program</w:t>
+      </w:r>
+      <w:proofErr w:type="spellEnd"/>
+      <w:r>
+        <w:rPr>
+          <w:rFonts w:ascii="Palatino Linotype" w:hAnsi="Palatino Linotype"/>
+          <w:sz w:val="20"/>
+          <w:szCs w:val="20"/>
+        </w:rPr>
+        <w:t xml:space="preserve"> is true %}  </w:t>
       </w:r>
       <w:r>
         <w:rPr>
@@ -4876,7 +7346,6 @@
           <w:sz w:val="20"/>
           <w:szCs w:val="20"/>
         </w:rPr>
-        <w:lastRenderedPageBreak/>
         <w:t>Within 90 days provide proof of completion of</w:t>
       </w:r>
       <w:r>
@@ -4920,7 +7389,25 @@
           <w:sz w:val="20"/>
           <w:szCs w:val="20"/>
         </w:rPr>
-        <w:t xml:space="preserve">{% if community_control.mental_health_evaluation is true %}  </w:t>
+        <w:t xml:space="preserve">{% if </w:t>
+      </w:r>
+      <w:proofErr w:type="spellStart"/>
+      <w:r>
+        <w:rPr>
+          <w:rFonts w:ascii="Palatino Linotype" w:hAnsi="Palatino Linotype"/>
+          <w:sz w:val="20"/>
+          <w:szCs w:val="20"/>
+        </w:rPr>
+        <w:t>community_control.mental_health_evaluation</w:t>
+      </w:r>
+      <w:proofErr w:type="spellEnd"/>
+      <w:r>
+        <w:rPr>
+          <w:rFonts w:ascii="Palatino Linotype" w:hAnsi="Palatino Linotype"/>
+          <w:sz w:val="20"/>
+          <w:szCs w:val="20"/>
+        </w:rPr>
+        <w:t xml:space="preserve"> is true %}  </w:t>
       </w:r>
     </w:p>
     <w:p>
@@ -4957,7 +7444,25 @@
           <w:sz w:val="20"/>
           <w:szCs w:val="20"/>
         </w:rPr>
-        <w:t xml:space="preserve">{% if community_control.anger_management_program is true %}  </w:t>
+        <w:t xml:space="preserve">{% if </w:t>
+      </w:r>
+      <w:proofErr w:type="spellStart"/>
+      <w:r>
+        <w:rPr>
+          <w:rFonts w:ascii="Palatino Linotype" w:hAnsi="Palatino Linotype"/>
+          <w:sz w:val="20"/>
+          <w:szCs w:val="20"/>
+        </w:rPr>
+        <w:t>community_control.anger_management_program</w:t>
+      </w:r>
+      <w:proofErr w:type="spellEnd"/>
+      <w:r>
+        <w:rPr>
+          <w:rFonts w:ascii="Palatino Linotype" w:hAnsi="Palatino Linotype"/>
+          <w:sz w:val="20"/>
+          <w:szCs w:val="20"/>
+        </w:rPr>
+        <w:t xml:space="preserve"> is true %}  </w:t>
       </w:r>
     </w:p>
     <w:p>
@@ -5031,15 +7536,51 @@
           <w:sz w:val="20"/>
           <w:szCs w:val="20"/>
         </w:rPr>
-        <w:t>{% if community_control.alcohol_monitoring is true %}</w:t>
-      </w:r>
-      <w:r>
-        <w:rPr>
-          <w:rFonts w:ascii="Palatino Linotype" w:hAnsi="Palatino Linotype"/>
-          <w:sz w:val="20"/>
-          <w:szCs w:val="20"/>
-        </w:rPr>
-        <w:t xml:space="preserve">{% if currently_in_jail == ‘Yes’ %}Prior to release from jail, Defendant shall be fitted for a SCRAM unit. {% else %}Defendant shall report forthwith to </w:t>
+        <w:t xml:space="preserve">{% if </w:t>
+      </w:r>
+      <w:proofErr w:type="spellStart"/>
+      <w:r>
+        <w:rPr>
+          <w:rFonts w:ascii="Palatino Linotype" w:hAnsi="Palatino Linotype"/>
+          <w:sz w:val="20"/>
+          <w:szCs w:val="20"/>
+        </w:rPr>
+        <w:t>community_control.alcohol_monitoring</w:t>
+      </w:r>
+      <w:proofErr w:type="spellEnd"/>
+      <w:r>
+        <w:rPr>
+          <w:rFonts w:ascii="Palatino Linotype" w:hAnsi="Palatino Linotype"/>
+          <w:sz w:val="20"/>
+          <w:szCs w:val="20"/>
+        </w:rPr>
+        <w:t xml:space="preserve"> is true %}</w:t>
+      </w:r>
+      <w:r>
+        <w:rPr>
+          <w:rFonts w:ascii="Palatino Linotype" w:hAnsi="Palatino Linotype"/>
+          <w:sz w:val="20"/>
+          <w:szCs w:val="20"/>
+        </w:rPr>
+        <w:t xml:space="preserve">{% if </w:t>
+      </w:r>
+      <w:proofErr w:type="spellStart"/>
+      <w:r>
+        <w:rPr>
+          <w:rFonts w:ascii="Palatino Linotype" w:hAnsi="Palatino Linotype"/>
+          <w:sz w:val="20"/>
+          <w:szCs w:val="20"/>
+        </w:rPr>
+        <w:t>currently_in_jail</w:t>
+      </w:r>
+      <w:proofErr w:type="spellEnd"/>
+      <w:r>
+        <w:rPr>
+          <w:rFonts w:ascii="Palatino Linotype" w:hAnsi="Palatino Linotype"/>
+          <w:sz w:val="20"/>
+          <w:szCs w:val="20"/>
+        </w:rPr>
+        <w:t xml:space="preserve"> == ‘Yes’ %}Prior to release from jail, Defendant shall be fitted for a SCRAM unit. {% else %}Defendant shall report forthwith to </w:t>
       </w:r>
       <w:r>
         <w:rPr>
@@ -5064,15 +7605,53 @@
           <w:sz w:val="20"/>
           <w:szCs w:val="20"/>
         </w:rPr>
-        <w:t>{{ community_control.alcohol_monitoring_time }}</w:t>
-      </w:r>
-      <w:r>
-        <w:rPr>
-          <w:rFonts w:ascii="Palatino Linotype" w:hAnsi="Palatino Linotype"/>
-          <w:sz w:val="20"/>
-          <w:szCs w:val="20"/>
-        </w:rPr>
-        <w:t>. {% if community_control.alcohol_monitoring_court_pay is true %}</w:t>
+        <w:t xml:space="preserve">{{ </w:t>
+      </w:r>
+      <w:proofErr w:type="spellStart"/>
+      <w:r>
+        <w:rPr>
+          <w:rFonts w:ascii="Palatino Linotype" w:hAnsi="Palatino Linotype"/>
+          <w:b/>
+          <w:sz w:val="20"/>
+          <w:szCs w:val="20"/>
+        </w:rPr>
+        <w:t>community_control.alcohol_monitoring_time</w:t>
+      </w:r>
+      <w:proofErr w:type="spellEnd"/>
+      <w:r>
+        <w:rPr>
+          <w:rFonts w:ascii="Palatino Linotype" w:hAnsi="Palatino Linotype"/>
+          <w:b/>
+          <w:sz w:val="20"/>
+          <w:szCs w:val="20"/>
+        </w:rPr>
+        <w:t xml:space="preserve"> }}</w:t>
+      </w:r>
+      <w:r>
+        <w:rPr>
+          <w:rFonts w:ascii="Palatino Linotype" w:hAnsi="Palatino Linotype"/>
+          <w:sz w:val="20"/>
+          <w:szCs w:val="20"/>
+        </w:rPr>
+        <w:t xml:space="preserve">. {% if </w:t>
+      </w:r>
+      <w:proofErr w:type="spellStart"/>
+      <w:r>
+        <w:rPr>
+          <w:rFonts w:ascii="Palatino Linotype" w:hAnsi="Palatino Linotype"/>
+          <w:sz w:val="20"/>
+          <w:szCs w:val="20"/>
+        </w:rPr>
+        <w:t>community_control.alcohol_monitoring_court_pay</w:t>
+      </w:r>
+      <w:proofErr w:type="spellEnd"/>
+      <w:r>
+        <w:rPr>
+          <w:rFonts w:ascii="Palatino Linotype" w:hAnsi="Palatino Linotype"/>
+          <w:sz w:val="20"/>
+          <w:szCs w:val="20"/>
+        </w:rPr>
+        <w:t xml:space="preserve"> is true %}</w:t>
       </w:r>
       <w:r>
         <w:rPr>
@@ -5089,7 +7668,25 @@
           <w:sz w:val="20"/>
           <w:szCs w:val="20"/>
         </w:rPr>
-        <w:t>. {% endif %}{% endif %}{% if community_control.alcohol_monitoring_remove is true %}</w:t>
+        <w:t xml:space="preserve">. {% endif %}{% endif %}{% if </w:t>
+      </w:r>
+      <w:proofErr w:type="spellStart"/>
+      <w:r>
+        <w:rPr>
+          <w:rFonts w:ascii="Palatino Linotype" w:hAnsi="Palatino Linotype"/>
+          <w:sz w:val="20"/>
+          <w:szCs w:val="20"/>
+        </w:rPr>
+        <w:t>community_control.alcohol_monitoring_remove</w:t>
+      </w:r>
+      <w:proofErr w:type="spellEnd"/>
+      <w:r>
+        <w:rPr>
+          <w:rFonts w:ascii="Palatino Linotype" w:hAnsi="Palatino Linotype"/>
+          <w:sz w:val="20"/>
+          <w:szCs w:val="20"/>
+        </w:rPr>
+        <w:t xml:space="preserve"> is true %}</w:t>
       </w:r>
     </w:p>
     <w:p>
@@ -5142,7 +7739,25 @@
           <w:sz w:val="20"/>
           <w:szCs w:val="20"/>
         </w:rPr>
-        <w:t xml:space="preserve">{% if community_control.interlock_vehicles_only is true %}    </w:t>
+        <w:t xml:space="preserve">{% if </w:t>
+      </w:r>
+      <w:proofErr w:type="spellStart"/>
+      <w:r>
+        <w:rPr>
+          <w:rFonts w:ascii="Palatino Linotype" w:hAnsi="Palatino Linotype"/>
+          <w:sz w:val="20"/>
+          <w:szCs w:val="20"/>
+        </w:rPr>
+        <w:t>community_control.interlock_vehicles_only</w:t>
+      </w:r>
+      <w:proofErr w:type="spellEnd"/>
+      <w:r>
+        <w:rPr>
+          <w:rFonts w:ascii="Palatino Linotype" w:hAnsi="Palatino Linotype"/>
+          <w:sz w:val="20"/>
+          <w:szCs w:val="20"/>
+        </w:rPr>
+        <w:t xml:space="preserve"> is true %}    </w:t>
       </w:r>
     </w:p>
     <w:p>
@@ -5187,15 +7802,33 @@
           <w:sz w:val="20"/>
           <w:szCs w:val="20"/>
         </w:rPr>
-        <w:t>{% if community_control.</w:t>
-      </w:r>
-      <w:r>
-        <w:rPr>
-          <w:rFonts w:ascii="Palatino Linotype" w:hAnsi="Palatino Linotype"/>
-          <w:sz w:val="20"/>
-          <w:szCs w:val="20"/>
-        </w:rPr>
-        <w:t xml:space="preserve">community_control_community_service </w:t>
+        <w:t xml:space="preserve">{% if </w:t>
+      </w:r>
+      <w:proofErr w:type="spellStart"/>
+      <w:r>
+        <w:rPr>
+          <w:rFonts w:ascii="Palatino Linotype" w:hAnsi="Palatino Linotype"/>
+          <w:sz w:val="20"/>
+          <w:szCs w:val="20"/>
+        </w:rPr>
+        <w:t>community_control.</w:t>
+      </w:r>
+      <w:r>
+        <w:rPr>
+          <w:rFonts w:ascii="Palatino Linotype" w:hAnsi="Palatino Linotype"/>
+          <w:sz w:val="20"/>
+          <w:szCs w:val="20"/>
+        </w:rPr>
+        <w:t>community_control_community_service</w:t>
+      </w:r>
+      <w:proofErr w:type="spellEnd"/>
+      <w:r>
+        <w:rPr>
+          <w:rFonts w:ascii="Palatino Linotype" w:hAnsi="Palatino Linotype"/>
+          <w:sz w:val="20"/>
+          <w:szCs w:val="20"/>
+        </w:rPr>
+        <w:t xml:space="preserve"> </w:t>
       </w:r>
       <w:r>
         <w:rPr>
@@ -5249,7 +7882,27 @@
           <w:sz w:val="20"/>
           <w:szCs w:val="20"/>
         </w:rPr>
-        <w:t>{{ community_control.community_control_community_service_hours}}</w:t>
+        <w:t xml:space="preserve">{{ </w:t>
+      </w:r>
+      <w:proofErr w:type="spellStart"/>
+      <w:r>
+        <w:rPr>
+          <w:rFonts w:ascii="Palatino Linotype" w:hAnsi="Palatino Linotype"/>
+          <w:b/>
+          <w:sz w:val="20"/>
+          <w:szCs w:val="20"/>
+        </w:rPr>
+        <w:t>community_control.community_control_community_service_hours</w:t>
+      </w:r>
+      <w:proofErr w:type="spellEnd"/>
+      <w:r>
+        <w:rPr>
+          <w:rFonts w:ascii="Palatino Linotype" w:hAnsi="Palatino Linotype"/>
+          <w:b/>
+          <w:sz w:val="20"/>
+          <w:szCs w:val="20"/>
+        </w:rPr>
+        <w:t>}}</w:t>
       </w:r>
       <w:r>
         <w:rPr>
@@ -5265,7 +7918,25 @@
           <w:sz w:val="20"/>
           <w:szCs w:val="20"/>
         </w:rPr>
-        <w:t>{% endif %}{% if community_control.specialized_docket_ordered is true %}</w:t>
+        <w:t xml:space="preserve">{% endif %}{% if </w:t>
+      </w:r>
+      <w:proofErr w:type="spellStart"/>
+      <w:r>
+        <w:rPr>
+          <w:rFonts w:ascii="Palatino Linotype" w:hAnsi="Palatino Linotype"/>
+          <w:sz w:val="20"/>
+          <w:szCs w:val="20"/>
+        </w:rPr>
+        <w:t>community_control.specialized_docket_ordered</w:t>
+      </w:r>
+      <w:proofErr w:type="spellEnd"/>
+      <w:r>
+        <w:rPr>
+          <w:rFonts w:ascii="Palatino Linotype" w:hAnsi="Palatino Linotype"/>
+          <w:sz w:val="20"/>
+          <w:szCs w:val="20"/>
+        </w:rPr>
+        <w:t xml:space="preserve"> is true %}</w:t>
       </w:r>
     </w:p>
     <w:p>
@@ -5294,23 +7965,59 @@
           <w:sz w:val="20"/>
           <w:szCs w:val="20"/>
         </w:rPr>
-        <w:t>Defendant is admitted to the {{ community_control.specialized_docket_type }} and shall comply with all terms and conditions of the participation agreement for the docket. {% endif %}</w:t>
-      </w:r>
-      <w:r>
-        <w:rPr>
-          <w:rFonts w:ascii="Palatino Linotype" w:hAnsi="Palatino Linotype"/>
-          <w:sz w:val="20"/>
-          <w:szCs w:val="20"/>
-        </w:rPr>
-        <w:t>{% if community_control.</w:t>
-      </w:r>
-      <w:r>
-        <w:rPr>
-          <w:rFonts w:ascii="Palatino Linotype" w:hAnsi="Palatino Linotype"/>
-          <w:sz w:val="20"/>
-          <w:szCs w:val="20"/>
-        </w:rPr>
-        <w:t xml:space="preserve">house_arrest </w:t>
+        <w:t xml:space="preserve">Defendant is admitted to the {{ </w:t>
+      </w:r>
+      <w:proofErr w:type="spellStart"/>
+      <w:r>
+        <w:rPr>
+          <w:rFonts w:ascii="Palatino Linotype" w:hAnsi="Palatino Linotype"/>
+          <w:sz w:val="20"/>
+          <w:szCs w:val="20"/>
+        </w:rPr>
+        <w:t>community_control.specialized_docket_type</w:t>
+      </w:r>
+      <w:proofErr w:type="spellEnd"/>
+      <w:r>
+        <w:rPr>
+          <w:rFonts w:ascii="Palatino Linotype" w:hAnsi="Palatino Linotype"/>
+          <w:sz w:val="20"/>
+          <w:szCs w:val="20"/>
+        </w:rPr>
+        <w:t xml:space="preserve"> }} and shall comply with all terms and conditions of the participation agreement for the docket. {% endif %}</w:t>
+      </w:r>
+      <w:r>
+        <w:rPr>
+          <w:rFonts w:ascii="Palatino Linotype" w:hAnsi="Palatino Linotype"/>
+          <w:sz w:val="20"/>
+          <w:szCs w:val="20"/>
+        </w:rPr>
+        <w:t xml:space="preserve">{% if </w:t>
+      </w:r>
+      <w:proofErr w:type="spellStart"/>
+      <w:r>
+        <w:rPr>
+          <w:rFonts w:ascii="Palatino Linotype" w:hAnsi="Palatino Linotype"/>
+          <w:sz w:val="20"/>
+          <w:szCs w:val="20"/>
+        </w:rPr>
+        <w:t>community_control.</w:t>
+      </w:r>
+      <w:r>
+        <w:rPr>
+          <w:rFonts w:ascii="Palatino Linotype" w:hAnsi="Palatino Linotype"/>
+          <w:sz w:val="20"/>
+          <w:szCs w:val="20"/>
+        </w:rPr>
+        <w:t>house_arrest</w:t>
+      </w:r>
+      <w:proofErr w:type="spellEnd"/>
+      <w:r>
+        <w:rPr>
+          <w:rFonts w:ascii="Palatino Linotype" w:hAnsi="Palatino Linotype"/>
+          <w:sz w:val="20"/>
+          <w:szCs w:val="20"/>
+        </w:rPr>
+        <w:t xml:space="preserve"> </w:t>
       </w:r>
       <w:r>
         <w:rPr>
@@ -5373,7 +8080,29 @@
           <w:szCs w:val="20"/>
           <w:u w:val="single"/>
         </w:rPr>
-        <w:t>{{ community_control.house_arrest_time }}</w:t>
+        <w:t xml:space="preserve">{{ </w:t>
+      </w:r>
+      <w:proofErr w:type="spellStart"/>
+      <w:r>
+        <w:rPr>
+          <w:rFonts w:ascii="Palatino Linotype" w:hAnsi="Palatino Linotype"/>
+          <w:b/>
+          <w:sz w:val="20"/>
+          <w:szCs w:val="20"/>
+          <w:u w:val="single"/>
+        </w:rPr>
+        <w:t>community_control.house_arrest_time</w:t>
+      </w:r>
+      <w:proofErr w:type="spellEnd"/>
+      <w:r>
+        <w:rPr>
+          <w:rFonts w:ascii="Palatino Linotype" w:hAnsi="Palatino Linotype"/>
+          <w:b/>
+          <w:sz w:val="20"/>
+          <w:szCs w:val="20"/>
+          <w:u w:val="single"/>
+        </w:rPr>
+        <w:t xml:space="preserve"> }}</w:t>
       </w:r>
       <w:r>
         <w:rPr>
@@ -5413,15 +8142,33 @@
           <w:sz w:val="20"/>
           <w:szCs w:val="20"/>
         </w:rPr>
-        <w:t>{% if community_control.</w:t>
-      </w:r>
-      <w:r>
-        <w:rPr>
-          <w:rFonts w:ascii="Palatino Linotype" w:hAnsi="Palatino Linotype"/>
-          <w:sz w:val="20"/>
-          <w:szCs w:val="20"/>
-        </w:rPr>
-        <w:t xml:space="preserve">gps_exclusion </w:t>
+        <w:t xml:space="preserve">{% if </w:t>
+      </w:r>
+      <w:proofErr w:type="spellStart"/>
+      <w:r>
+        <w:rPr>
+          <w:rFonts w:ascii="Palatino Linotype" w:hAnsi="Palatino Linotype"/>
+          <w:sz w:val="20"/>
+          <w:szCs w:val="20"/>
+        </w:rPr>
+        <w:t>community_control.</w:t>
+      </w:r>
+      <w:r>
+        <w:rPr>
+          <w:rFonts w:ascii="Palatino Linotype" w:hAnsi="Palatino Linotype"/>
+          <w:sz w:val="20"/>
+          <w:szCs w:val="20"/>
+        </w:rPr>
+        <w:t>gps_exclusion</w:t>
+      </w:r>
+      <w:proofErr w:type="spellEnd"/>
+      <w:r>
+        <w:rPr>
+          <w:rFonts w:ascii="Palatino Linotype" w:hAnsi="Palatino Linotype"/>
+          <w:sz w:val="20"/>
+          <w:szCs w:val="20"/>
+        </w:rPr>
+        <w:t xml:space="preserve"> </w:t>
       </w:r>
       <w:r>
         <w:rPr>
@@ -5458,7 +8205,43 @@
           <w:sz w:val="20"/>
           <w:szCs w:val="20"/>
         </w:rPr>
-        <w:t xml:space="preserve">{% if currently_in_jail == ‘Yes’ or community_control.gps_prior_to_release is true %}Prior to release from jail, Defendant shall be fitted for a GPS Monitoring unit. {% else %}Defendant shall report forthwith to </w:t>
+        <w:t xml:space="preserve">{% if </w:t>
+      </w:r>
+      <w:proofErr w:type="spellStart"/>
+      <w:r>
+        <w:rPr>
+          <w:rFonts w:ascii="Palatino Linotype" w:hAnsi="Palatino Linotype"/>
+          <w:sz w:val="20"/>
+          <w:szCs w:val="20"/>
+        </w:rPr>
+        <w:t>currently_in_jail</w:t>
+      </w:r>
+      <w:proofErr w:type="spellEnd"/>
+      <w:r>
+        <w:rPr>
+          <w:rFonts w:ascii="Palatino Linotype" w:hAnsi="Palatino Linotype"/>
+          <w:sz w:val="20"/>
+          <w:szCs w:val="20"/>
+        </w:rPr>
+        <w:t xml:space="preserve"> == ‘Yes’ or </w:t>
+      </w:r>
+      <w:proofErr w:type="spellStart"/>
+      <w:r>
+        <w:rPr>
+          <w:rFonts w:ascii="Palatino Linotype" w:hAnsi="Palatino Linotype"/>
+          <w:sz w:val="20"/>
+          <w:szCs w:val="20"/>
+        </w:rPr>
+        <w:t>community_control.gps_prior_to_release</w:t>
+      </w:r>
+      <w:proofErr w:type="spellEnd"/>
+      <w:r>
+        <w:rPr>
+          <w:rFonts w:ascii="Palatino Linotype" w:hAnsi="Palatino Linotype"/>
+          <w:sz w:val="20"/>
+          <w:szCs w:val="20"/>
+        </w:rPr>
+        <w:t xml:space="preserve"> is true %}Prior to release from jail, Defendant shall be fitted for a GPS Monitoring unit. {% else %}Defendant shall report forthwith to </w:t>
       </w:r>
       <w:r>
         <w:rPr>
@@ -5483,7 +8266,27 @@
           <w:sz w:val="20"/>
           <w:szCs w:val="20"/>
         </w:rPr>
-        <w:t>{{ community_control.gps_exclusion_radius }}</w:t>
+        <w:t xml:space="preserve">{{ </w:t>
+      </w:r>
+      <w:proofErr w:type="spellStart"/>
+      <w:r>
+        <w:rPr>
+          <w:rFonts w:ascii="Palatino Linotype" w:hAnsi="Palatino Linotype"/>
+          <w:b/>
+          <w:sz w:val="20"/>
+          <w:szCs w:val="20"/>
+        </w:rPr>
+        <w:t>community_control.gps_exclusion_radius</w:t>
+      </w:r>
+      <w:proofErr w:type="spellEnd"/>
+      <w:r>
+        <w:rPr>
+          <w:rFonts w:ascii="Palatino Linotype" w:hAnsi="Palatino Linotype"/>
+          <w:b/>
+          <w:sz w:val="20"/>
+          <w:szCs w:val="20"/>
+        </w:rPr>
+        <w:t xml:space="preserve"> }}</w:t>
       </w:r>
       <w:r>
         <w:rPr>
@@ -5510,22 +8313,51 @@
         </w:rPr>
         <w:t xml:space="preserve"> </w:t>
       </w:r>
-      <w:r>
-        <w:rPr>
-          <w:rFonts w:ascii="Palatino Linotype" w:hAnsi="Palatino Linotype"/>
-          <w:b/>
-          <w:sz w:val="20"/>
-          <w:szCs w:val="20"/>
-        </w:rPr>
-        <w:t>community_control.gps_exclusion_location }}</w:t>
-      </w:r>
-      <w:r>
-        <w:rPr>
-          <w:rFonts w:ascii="Palatino Linotype" w:hAnsi="Palatino Linotype"/>
-          <w:sz w:val="20"/>
-          <w:szCs w:val="20"/>
-        </w:rPr>
-        <w:t>. {% endif %}{% if community_control.gps_court_pay is true %}</w:t>
+      <w:proofErr w:type="spellStart"/>
+      <w:r>
+        <w:rPr>
+          <w:rFonts w:ascii="Palatino Linotype" w:hAnsi="Palatino Linotype"/>
+          <w:b/>
+          <w:sz w:val="20"/>
+          <w:szCs w:val="20"/>
+        </w:rPr>
+        <w:t>community_control.gps_exclusion_location</w:t>
+      </w:r>
+      <w:proofErr w:type="spellEnd"/>
+      <w:r>
+        <w:rPr>
+          <w:rFonts w:ascii="Palatino Linotype" w:hAnsi="Palatino Linotype"/>
+          <w:b/>
+          <w:sz w:val="20"/>
+          <w:szCs w:val="20"/>
+        </w:rPr>
+        <w:t xml:space="preserve"> }}</w:t>
+      </w:r>
+      <w:r>
+        <w:rPr>
+          <w:rFonts w:ascii="Palatino Linotype" w:hAnsi="Palatino Linotype"/>
+          <w:sz w:val="20"/>
+          <w:szCs w:val="20"/>
+        </w:rPr>
+        <w:t xml:space="preserve">. {% endif %}{% if </w:t>
+      </w:r>
+      <w:proofErr w:type="spellStart"/>
+      <w:r>
+        <w:rPr>
+          <w:rFonts w:ascii="Palatino Linotype" w:hAnsi="Palatino Linotype"/>
+          <w:sz w:val="20"/>
+          <w:szCs w:val="20"/>
+        </w:rPr>
+        <w:t>community_control.gps_court_pay</w:t>
+      </w:r>
+      <w:proofErr w:type="spellEnd"/>
+      <w:r>
+        <w:rPr>
+          <w:rFonts w:ascii="Palatino Linotype" w:hAnsi="Palatino Linotype"/>
+          <w:sz w:val="20"/>
+          <w:szCs w:val="20"/>
+        </w:rPr>
+        <w:t xml:space="preserve"> is true %}</w:t>
       </w:r>
       <w:r>
         <w:rPr>
@@ -5550,15 +8382,33 @@
           <w:sz w:val="20"/>
           <w:szCs w:val="20"/>
         </w:rPr>
-        <w:t>{% if community_control.</w:t>
-      </w:r>
-      <w:r>
-        <w:rPr>
-          <w:rFonts w:ascii="Palatino Linotype" w:hAnsi="Palatino Linotype"/>
-          <w:sz w:val="20"/>
-          <w:szCs w:val="20"/>
-        </w:rPr>
-        <w:t>daily_reporting is true %}</w:t>
+        <w:t xml:space="preserve">{% if </w:t>
+      </w:r>
+      <w:proofErr w:type="spellStart"/>
+      <w:r>
+        <w:rPr>
+          <w:rFonts w:ascii="Palatino Linotype" w:hAnsi="Palatino Linotype"/>
+          <w:sz w:val="20"/>
+          <w:szCs w:val="20"/>
+        </w:rPr>
+        <w:t>community_control.</w:t>
+      </w:r>
+      <w:r>
+        <w:rPr>
+          <w:rFonts w:ascii="Palatino Linotype" w:hAnsi="Palatino Linotype"/>
+          <w:sz w:val="20"/>
+          <w:szCs w:val="20"/>
+        </w:rPr>
+        <w:t>daily_reporting</w:t>
+      </w:r>
+      <w:proofErr w:type="spellEnd"/>
+      <w:r>
+        <w:rPr>
+          <w:rFonts w:ascii="Palatino Linotype" w:hAnsi="Palatino Linotype"/>
+          <w:sz w:val="20"/>
+          <w:szCs w:val="20"/>
+        </w:rPr>
+        <w:t xml:space="preserve"> is true %}</w:t>
       </w:r>
     </w:p>
     <w:p>
@@ -5627,15 +8477,33 @@
           <w:sz w:val="20"/>
           <w:szCs w:val="20"/>
         </w:rPr>
-        <w:t>{% if community_control.</w:t>
-      </w:r>
-      <w:r>
-        <w:rPr>
-          <w:rFonts w:ascii="Palatino Linotype" w:hAnsi="Palatino Linotype"/>
-          <w:sz w:val="20"/>
-          <w:szCs w:val="20"/>
-        </w:rPr>
-        <w:t>other_community_control is true %}</w:t>
+        <w:t xml:space="preserve">{% if </w:t>
+      </w:r>
+      <w:proofErr w:type="spellStart"/>
+      <w:r>
+        <w:rPr>
+          <w:rFonts w:ascii="Palatino Linotype" w:hAnsi="Palatino Linotype"/>
+          <w:sz w:val="20"/>
+          <w:szCs w:val="20"/>
+        </w:rPr>
+        <w:t>community_control.</w:t>
+      </w:r>
+      <w:r>
+        <w:rPr>
+          <w:rFonts w:ascii="Palatino Linotype" w:hAnsi="Palatino Linotype"/>
+          <w:sz w:val="20"/>
+          <w:szCs w:val="20"/>
+        </w:rPr>
+        <w:t>other_community_control</w:t>
+      </w:r>
+      <w:proofErr w:type="spellEnd"/>
+      <w:r>
+        <w:rPr>
+          <w:rFonts w:ascii="Palatino Linotype" w:hAnsi="Palatino Linotype"/>
+          <w:sz w:val="20"/>
+          <w:szCs w:val="20"/>
+        </w:rPr>
+        <w:t xml:space="preserve"> is true %}</w:t>
       </w:r>
       <w:r>
         <w:rPr>
@@ -5673,6 +8541,7 @@
           <w:sz w:val="20"/>
           <w:szCs w:val="20"/>
         </w:rPr>
+        <w:lastRenderedPageBreak/>
         <w:t xml:space="preserve">Other Community Control Conditions: </w:t>
       </w:r>
       <w:r>
@@ -5681,7 +8550,25 @@
           <w:sz w:val="20"/>
           <w:szCs w:val="20"/>
         </w:rPr>
-        <w:t>{{ community_control.other_community_control_conditions }}.{% endif %}</w:t>
+        <w:t xml:space="preserve">{{ </w:t>
+      </w:r>
+      <w:proofErr w:type="spellStart"/>
+      <w:r>
+        <w:rPr>
+          <w:rFonts w:ascii="Palatino Linotype" w:hAnsi="Palatino Linotype"/>
+          <w:sz w:val="20"/>
+          <w:szCs w:val="20"/>
+        </w:rPr>
+        <w:t>community_control.other_community_control_conditions</w:t>
+      </w:r>
+      <w:proofErr w:type="spellEnd"/>
+      <w:r>
+        <w:rPr>
+          <w:rFonts w:ascii="Palatino Linotype" w:hAnsi="Palatino Linotype"/>
+          <w:sz w:val="20"/>
+          <w:szCs w:val="20"/>
+        </w:rPr>
+        <w:t xml:space="preserve"> }}.{% endif %}</w:t>
       </w:r>
       <w:r>
         <w:rPr>
@@ -5697,7 +8584,25 @@
           <w:sz w:val="20"/>
           <w:szCs w:val="20"/>
         </w:rPr>
-        <w:t>{% if community_control.pay_restitution is true %}</w:t>
+        <w:t xml:space="preserve">{% if </w:t>
+      </w:r>
+      <w:proofErr w:type="spellStart"/>
+      <w:r>
+        <w:rPr>
+          <w:rFonts w:ascii="Palatino Linotype" w:hAnsi="Palatino Linotype"/>
+          <w:sz w:val="20"/>
+          <w:szCs w:val="20"/>
+        </w:rPr>
+        <w:t>community_control.pay_restitution</w:t>
+      </w:r>
+      <w:proofErr w:type="spellEnd"/>
+      <w:r>
+        <w:rPr>
+          <w:rFonts w:ascii="Palatino Linotype" w:hAnsi="Palatino Linotype"/>
+          <w:sz w:val="20"/>
+          <w:szCs w:val="20"/>
+        </w:rPr>
+        <w:t xml:space="preserve"> is true %}</w:t>
       </w:r>
     </w:p>
     <w:p>
@@ -5758,7 +8663,27 @@
           <w:sz w:val="20"/>
           <w:szCs w:val="20"/>
         </w:rPr>
-        <w:t>${{ community_control.pay_restitution_amount }}</w:t>
+        <w:t xml:space="preserve">${{ </w:t>
+      </w:r>
+      <w:proofErr w:type="spellStart"/>
+      <w:r>
+        <w:rPr>
+          <w:rFonts w:ascii="Palatino Linotype" w:hAnsi="Palatino Linotype"/>
+          <w:b/>
+          <w:sz w:val="20"/>
+          <w:szCs w:val="20"/>
+        </w:rPr>
+        <w:t>community_control.pay_restitution_amount</w:t>
+      </w:r>
+      <w:proofErr w:type="spellEnd"/>
+      <w:r>
+        <w:rPr>
+          <w:rFonts w:ascii="Palatino Linotype" w:hAnsi="Palatino Linotype"/>
+          <w:b/>
+          <w:sz w:val="20"/>
+          <w:szCs w:val="20"/>
+        </w:rPr>
+        <w:t xml:space="preserve"> }}</w:t>
       </w:r>
       <w:r>
         <w:rPr>
@@ -5816,7 +8741,27 @@
           <w:szCs w:val="20"/>
           <w:u w:val="single"/>
         </w:rPr>
-        <w:t>{{ community_control.pay_restitution_to }}</w:t>
+        <w:t xml:space="preserve">{{ </w:t>
+      </w:r>
+      <w:proofErr w:type="spellStart"/>
+      <w:r>
+        <w:rPr>
+          <w:rFonts w:ascii="Palatino Linotype" w:hAnsi="Palatino Linotype"/>
+          <w:sz w:val="20"/>
+          <w:szCs w:val="20"/>
+          <w:u w:val="single"/>
+        </w:rPr>
+        <w:t>community_control.pay_restitution_to</w:t>
+      </w:r>
+      <w:proofErr w:type="spellEnd"/>
+      <w:r>
+        <w:rPr>
+          <w:rFonts w:ascii="Palatino Linotype" w:hAnsi="Palatino Linotype"/>
+          <w:sz w:val="20"/>
+          <w:szCs w:val="20"/>
+          <w:u w:val="single"/>
+        </w:rPr>
+        <w:t xml:space="preserve"> }}</w:t>
       </w:r>
       <w:r>
         <w:rPr>
@@ -5832,16 +8777,7 @@
           <w:sz w:val="20"/>
           <w:szCs w:val="20"/>
         </w:rPr>
-        <w:t xml:space="preserve"> during the term of community control be applied toward the payment of restitution. When the Court terminates Community Control, the Clerk shall issue a certificate of judgment in favor of the victim. Any payments made by Defendant after the Court terminates community control shall be applied </w:t>
-      </w:r>
-      <w:r>
-        <w:rPr>
-          <w:rFonts w:ascii="Palatino Linotype" w:hAnsi="Palatino Linotype"/>
-          <w:sz w:val="20"/>
-          <w:szCs w:val="20"/>
-        </w:rPr>
-        <w:lastRenderedPageBreak/>
-        <w:t>toward unpaid fines and costs.</w:t>
+        <w:t xml:space="preserve"> during the term of community control be applied toward the payment of restitution. When the Court terminates Community Control, the Clerk shall issue a certificate of judgment in favor of the victim. Any payments made by Defendant after the Court terminates community control shall be applied toward unpaid fines and costs.</w:t>
       </w:r>
       <w:r>
         <w:rPr>
@@ -5896,7 +8832,27 @@
           <w:sz w:val="20"/>
           <w:szCs w:val="20"/>
         </w:rPr>
-        <w:t>if court_costs.ordered == ‘Yes’ %}</w:t>
+        <w:t xml:space="preserve">if </w:t>
+      </w:r>
+      <w:proofErr w:type="spellStart"/>
+      <w:r>
+        <w:rPr>
+          <w:rFonts w:ascii="Palatino Linotype" w:hAnsi="Palatino Linotype"/>
+          <w:bCs/>
+          <w:sz w:val="20"/>
+          <w:szCs w:val="20"/>
+        </w:rPr>
+        <w:t>court_costs.ordered</w:t>
+      </w:r>
+      <w:proofErr w:type="spellEnd"/>
+      <w:r>
+        <w:rPr>
+          <w:rFonts w:ascii="Palatino Linotype" w:hAnsi="Palatino Linotype"/>
+          <w:bCs/>
+          <w:sz w:val="20"/>
+          <w:szCs w:val="20"/>
+        </w:rPr>
+        <w:t xml:space="preserve"> == ‘Yes’ %}</w:t>
       </w:r>
       <w:r>
         <w:rPr>
@@ -5924,7 +8880,47 @@
           <w:sz w:val="20"/>
           <w:szCs w:val="20"/>
         </w:rPr>
-        <w:t>{% elif court_costs.ordered == ‘Waived’ %}</w:t>
+        <w:t xml:space="preserve">{% </w:t>
+      </w:r>
+      <w:proofErr w:type="spellStart"/>
+      <w:r>
+        <w:rPr>
+          <w:rFonts w:ascii="Palatino Linotype" w:hAnsi="Palatino Linotype"/>
+          <w:bCs/>
+          <w:sz w:val="20"/>
+          <w:szCs w:val="20"/>
+        </w:rPr>
+        <w:t>elif</w:t>
+      </w:r>
+      <w:proofErr w:type="spellEnd"/>
+      <w:r>
+        <w:rPr>
+          <w:rFonts w:ascii="Palatino Linotype" w:hAnsi="Palatino Linotype"/>
+          <w:bCs/>
+          <w:sz w:val="20"/>
+          <w:szCs w:val="20"/>
+        </w:rPr>
+        <w:t xml:space="preserve"> </w:t>
+      </w:r>
+      <w:proofErr w:type="spellStart"/>
+      <w:r>
+        <w:rPr>
+          <w:rFonts w:ascii="Palatino Linotype" w:hAnsi="Palatino Linotype"/>
+          <w:bCs/>
+          <w:sz w:val="20"/>
+          <w:szCs w:val="20"/>
+        </w:rPr>
+        <w:t>court_costs.ordered</w:t>
+      </w:r>
+      <w:proofErr w:type="spellEnd"/>
+      <w:r>
+        <w:rPr>
+          <w:rFonts w:ascii="Palatino Linotype" w:hAnsi="Palatino Linotype"/>
+          <w:bCs/>
+          <w:sz w:val="20"/>
+          <w:szCs w:val="20"/>
+        </w:rPr>
+        <w:t xml:space="preserve"> == ‘Waived’ %}</w:t>
       </w:r>
       <w:r>
         <w:rPr>
@@ -5952,7 +8948,47 @@
           <w:sz w:val="20"/>
           <w:szCs w:val="20"/>
         </w:rPr>
-        <w:t>{% elif court_costs.ordered == ‘Imposed in companion case’ %}</w:t>
+        <w:t xml:space="preserve">{% </w:t>
+      </w:r>
+      <w:proofErr w:type="spellStart"/>
+      <w:r>
+        <w:rPr>
+          <w:rFonts w:ascii="Palatino Linotype" w:hAnsi="Palatino Linotype"/>
+          <w:bCs/>
+          <w:sz w:val="20"/>
+          <w:szCs w:val="20"/>
+        </w:rPr>
+        <w:t>elif</w:t>
+      </w:r>
+      <w:proofErr w:type="spellEnd"/>
+      <w:r>
+        <w:rPr>
+          <w:rFonts w:ascii="Palatino Linotype" w:hAnsi="Palatino Linotype"/>
+          <w:bCs/>
+          <w:sz w:val="20"/>
+          <w:szCs w:val="20"/>
+        </w:rPr>
+        <w:t xml:space="preserve"> </w:t>
+      </w:r>
+      <w:proofErr w:type="spellStart"/>
+      <w:r>
+        <w:rPr>
+          <w:rFonts w:ascii="Palatino Linotype" w:hAnsi="Palatino Linotype"/>
+          <w:bCs/>
+          <w:sz w:val="20"/>
+          <w:szCs w:val="20"/>
+        </w:rPr>
+        <w:t>court_costs.ordered</w:t>
+      </w:r>
+      <w:proofErr w:type="spellEnd"/>
+      <w:r>
+        <w:rPr>
+          <w:rFonts w:ascii="Palatino Linotype" w:hAnsi="Palatino Linotype"/>
+          <w:bCs/>
+          <w:sz w:val="20"/>
+          <w:szCs w:val="20"/>
+        </w:rPr>
+        <w:t xml:space="preserve"> == ‘Imposed in companion case’ %}</w:t>
       </w:r>
       <w:r>
         <w:rPr>
@@ -5980,7 +9016,47 @@
           <w:sz w:val="20"/>
           <w:szCs w:val="20"/>
         </w:rPr>
-        <w:t>{% elif court_costs.ordered == ‘No’ %}</w:t>
+        <w:t xml:space="preserve">{% </w:t>
+      </w:r>
+      <w:proofErr w:type="spellStart"/>
+      <w:r>
+        <w:rPr>
+          <w:rFonts w:ascii="Palatino Linotype" w:hAnsi="Palatino Linotype"/>
+          <w:bCs/>
+          <w:sz w:val="20"/>
+          <w:szCs w:val="20"/>
+        </w:rPr>
+        <w:t>elif</w:t>
+      </w:r>
+      <w:proofErr w:type="spellEnd"/>
+      <w:r>
+        <w:rPr>
+          <w:rFonts w:ascii="Palatino Linotype" w:hAnsi="Palatino Linotype"/>
+          <w:bCs/>
+          <w:sz w:val="20"/>
+          <w:szCs w:val="20"/>
+        </w:rPr>
+        <w:t xml:space="preserve"> </w:t>
+      </w:r>
+      <w:proofErr w:type="spellStart"/>
+      <w:r>
+        <w:rPr>
+          <w:rFonts w:ascii="Palatino Linotype" w:hAnsi="Palatino Linotype"/>
+          <w:bCs/>
+          <w:sz w:val="20"/>
+          <w:szCs w:val="20"/>
+        </w:rPr>
+        <w:t>court_costs.ordered</w:t>
+      </w:r>
+      <w:proofErr w:type="spellEnd"/>
+      <w:r>
+        <w:rPr>
+          <w:rFonts w:ascii="Palatino Linotype" w:hAnsi="Palatino Linotype"/>
+          <w:bCs/>
+          <w:sz w:val="20"/>
+          <w:szCs w:val="20"/>
+        </w:rPr>
+        <w:t xml:space="preserve"> == ‘No’ %}</w:t>
       </w:r>
       <w:r>
         <w:rPr>
@@ -6034,7 +9110,27 @@
           <w:sz w:val="20"/>
           <w:szCs w:val="20"/>
         </w:rPr>
-        <w:t>if court_costs.ordered == ‘Yes’ %}</w:t>
+        <w:t xml:space="preserve">if </w:t>
+      </w:r>
+      <w:proofErr w:type="spellStart"/>
+      <w:r>
+        <w:rPr>
+          <w:rFonts w:ascii="Palatino Linotype" w:hAnsi="Palatino Linotype"/>
+          <w:bCs/>
+          <w:sz w:val="20"/>
+          <w:szCs w:val="20"/>
+        </w:rPr>
+        <w:t>court_costs.ordered</w:t>
+      </w:r>
+      <w:proofErr w:type="spellEnd"/>
+      <w:r>
+        <w:rPr>
+          <w:rFonts w:ascii="Palatino Linotype" w:hAnsi="Palatino Linotype"/>
+          <w:bCs/>
+          <w:sz w:val="20"/>
+          <w:szCs w:val="20"/>
+        </w:rPr>
+        <w:t xml:space="preserve"> == ‘Yes’ %}</w:t>
       </w:r>
       <w:r>
         <w:rPr>
@@ -6086,6 +9182,7 @@
         </w:rPr>
         <w:t xml:space="preserve">{{ </w:t>
       </w:r>
+      <w:proofErr w:type="spellStart"/>
       <w:r>
         <w:rPr>
           <w:rFonts w:ascii="Palatino Linotype" w:hAnsi="Palatino Linotype"/>
@@ -6104,7 +9201,18 @@
           <w:sz w:val="20"/>
           <w:szCs w:val="20"/>
         </w:rPr>
-        <w:t>ability_to_pay_time }}</w:t>
+        <w:t>ability_to_pay_time</w:t>
+      </w:r>
+      <w:proofErr w:type="spellEnd"/>
+      <w:r>
+        <w:rPr>
+          <w:rFonts w:ascii="Palatino Linotype" w:hAnsi="Palatino Linotype"/>
+          <w:b/>
+          <w:bCs/>
+          <w:sz w:val="20"/>
+          <w:szCs w:val="20"/>
+        </w:rPr>
+        <w:t xml:space="preserve"> }}</w:t>
       </w:r>
       <w:r>
         <w:rPr>
@@ -6148,7 +9256,27 @@
           <w:sz w:val="20"/>
           <w:szCs w:val="20"/>
         </w:rPr>
-        <w:t>if court_costs.ordered == ‘Yes’ %}</w:t>
+        <w:t xml:space="preserve">if </w:t>
+      </w:r>
+      <w:proofErr w:type="spellStart"/>
+      <w:r>
+        <w:rPr>
+          <w:rFonts w:ascii="Palatino Linotype" w:hAnsi="Palatino Linotype"/>
+          <w:bCs/>
+          <w:sz w:val="20"/>
+          <w:szCs w:val="20"/>
+        </w:rPr>
+        <w:t>court_costs.ordered</w:t>
+      </w:r>
+      <w:proofErr w:type="spellEnd"/>
+      <w:r>
+        <w:rPr>
+          <w:rFonts w:ascii="Palatino Linotype" w:hAnsi="Palatino Linotype"/>
+          <w:bCs/>
+          <w:sz w:val="20"/>
+          <w:szCs w:val="20"/>
+        </w:rPr>
+        <w:t xml:space="preserve"> == ‘Yes’ %}</w:t>
       </w:r>
       <w:r>
         <w:rPr>
@@ -6190,6 +9318,7 @@
         </w:rPr>
         <w:t xml:space="preserve">‘while’ in </w:t>
       </w:r>
+      <w:proofErr w:type="spellStart"/>
       <w:r>
         <w:rPr>
           <w:rFonts w:ascii="Palatino Linotype" w:hAnsi="Palatino Linotype"/>
@@ -6198,6 +9327,7 @@
         </w:rPr>
         <w:t>court_costs.balance_due_date</w:t>
       </w:r>
+      <w:proofErr w:type="spellEnd"/>
       <w:r>
         <w:rPr>
           <w:rFonts w:ascii="Palatino Linotype" w:hAnsi="Palatino Linotype"/>
@@ -6249,6 +9379,7 @@
         </w:rPr>
         <w:t xml:space="preserve">{{ </w:t>
       </w:r>
+      <w:proofErr w:type="spellStart"/>
       <w:r>
         <w:rPr>
           <w:rFonts w:ascii="Palatino Linotype" w:hAnsi="Palatino Linotype"/>
@@ -6267,7 +9398,18 @@
           <w:sz w:val="20"/>
           <w:szCs w:val="20"/>
         </w:rPr>
-        <w:t>balance_due_date }}</w:t>
+        <w:t>balance_due_date</w:t>
+      </w:r>
+      <w:proofErr w:type="spellEnd"/>
+      <w:r>
+        <w:rPr>
+          <w:rFonts w:ascii="Palatino Linotype" w:hAnsi="Palatino Linotype"/>
+          <w:b/>
+          <w:bCs/>
+          <w:sz w:val="20"/>
+          <w:szCs w:val="20"/>
+        </w:rPr>
+        <w:t xml:space="preserve"> }}</w:t>
       </w:r>
       <w:r>
         <w:rPr>
@@ -6291,7 +9433,25 @@
           <w:sz w:val="20"/>
           <w:szCs w:val="20"/>
         </w:rPr>
-        <w:t>{% if court_costs.ability_to_pay_time != ‘forthwith’ %}</w:t>
+        <w:t xml:space="preserve">{% if </w:t>
+      </w:r>
+      <w:proofErr w:type="spellStart"/>
+      <w:r>
+        <w:rPr>
+          <w:rFonts w:ascii="Palatino Linotype" w:hAnsi="Palatino Linotype"/>
+          <w:sz w:val="20"/>
+          <w:szCs w:val="20"/>
+        </w:rPr>
+        <w:t>court_costs.ability_to_pay_time</w:t>
+      </w:r>
+      <w:proofErr w:type="spellEnd"/>
+      <w:r>
+        <w:rPr>
+          <w:rFonts w:ascii="Palatino Linotype" w:hAnsi="Palatino Linotype"/>
+          <w:sz w:val="20"/>
+          <w:szCs w:val="20"/>
+        </w:rPr>
+        <w:t xml:space="preserve"> != ‘forthwith’ %}</w:t>
       </w:r>
       <w:r>
         <w:rPr>
@@ -6318,7 +9478,27 @@
           <w:sz w:val="20"/>
           <w:szCs w:val="20"/>
         </w:rPr>
-        <w:t>if court_costs.ordered == ‘Yes’ %}</w:t>
+        <w:t xml:space="preserve">if </w:t>
+      </w:r>
+      <w:proofErr w:type="spellStart"/>
+      <w:r>
+        <w:rPr>
+          <w:rFonts w:ascii="Palatino Linotype" w:hAnsi="Palatino Linotype"/>
+          <w:bCs/>
+          <w:sz w:val="20"/>
+          <w:szCs w:val="20"/>
+        </w:rPr>
+        <w:t>court_costs.ordered</w:t>
+      </w:r>
+      <w:proofErr w:type="spellEnd"/>
+      <w:r>
+        <w:rPr>
+          <w:rFonts w:ascii="Palatino Linotype" w:hAnsi="Palatino Linotype"/>
+          <w:bCs/>
+          <w:sz w:val="20"/>
+          <w:szCs w:val="20"/>
+        </w:rPr>
+        <w:t xml:space="preserve"> == ‘Yes’ %}</w:t>
       </w:r>
       <w:r>
         <w:rPr>
@@ -6382,15 +9562,33 @@
           <w:sz w:val="20"/>
           <w:szCs w:val="20"/>
         </w:rPr>
-        <w:t>{% if community_service</w:t>
-      </w:r>
-      <w:r>
-        <w:rPr>
-          <w:rFonts w:ascii="Palatino Linotype" w:hAnsi="Palatino Linotype"/>
-          <w:sz w:val="20"/>
-          <w:szCs w:val="20"/>
-        </w:rPr>
-        <w:t xml:space="preserve">.ordered is true </w:t>
+        <w:t xml:space="preserve">{% if </w:t>
+      </w:r>
+      <w:proofErr w:type="spellStart"/>
+      <w:r>
+        <w:rPr>
+          <w:rFonts w:ascii="Palatino Linotype" w:hAnsi="Palatino Linotype"/>
+          <w:sz w:val="20"/>
+          <w:szCs w:val="20"/>
+        </w:rPr>
+        <w:t>community_service</w:t>
+      </w:r>
+      <w:r>
+        <w:rPr>
+          <w:rFonts w:ascii="Palatino Linotype" w:hAnsi="Palatino Linotype"/>
+          <w:sz w:val="20"/>
+          <w:szCs w:val="20"/>
+        </w:rPr>
+        <w:t>.ordered</w:t>
+      </w:r>
+      <w:proofErr w:type="spellEnd"/>
+      <w:r>
+        <w:rPr>
+          <w:rFonts w:ascii="Palatino Linotype" w:hAnsi="Palatino Linotype"/>
+          <w:sz w:val="20"/>
+          <w:szCs w:val="20"/>
+        </w:rPr>
+        <w:t xml:space="preserve"> is true </w:t>
       </w:r>
       <w:r>
         <w:rPr>
@@ -6460,6 +9658,7 @@
         </w:rPr>
         <w:t xml:space="preserve">{{ </w:t>
       </w:r>
+      <w:proofErr w:type="spellStart"/>
       <w:r>
         <w:rPr>
           <w:rFonts w:ascii="Palatino Linotype" w:hAnsi="Palatino Linotype"/>
@@ -6474,7 +9673,16 @@
           <w:sz w:val="20"/>
           <w:szCs w:val="20"/>
         </w:rPr>
-        <w:t>hours_of_service }}</w:t>
+        <w:t>hours_of_service</w:t>
+      </w:r>
+      <w:proofErr w:type="spellEnd"/>
+      <w:r>
+        <w:rPr>
+          <w:rFonts w:ascii="Palatino Linotype" w:hAnsi="Palatino Linotype"/>
+          <w:sz w:val="20"/>
+          <w:szCs w:val="20"/>
+        </w:rPr>
+        <w:t xml:space="preserve"> }}</w:t>
       </w:r>
       <w:r>
         <w:rPr>
@@ -6492,6 +9700,7 @@
         </w:rPr>
         <w:t xml:space="preserve">{{ </w:t>
       </w:r>
+      <w:proofErr w:type="spellStart"/>
       <w:r>
         <w:rPr>
           <w:rFonts w:ascii="Palatino Linotype" w:hAnsi="Palatino Linotype"/>
@@ -6506,7 +9715,16 @@
           <w:sz w:val="20"/>
           <w:szCs w:val="20"/>
         </w:rPr>
-        <w:t>days_to_complete_service }}</w:t>
+        <w:t>days_to_complete_service</w:t>
+      </w:r>
+      <w:proofErr w:type="spellEnd"/>
+      <w:r>
+        <w:rPr>
+          <w:rFonts w:ascii="Palatino Linotype" w:hAnsi="Palatino Linotype"/>
+          <w:sz w:val="20"/>
+          <w:szCs w:val="20"/>
+        </w:rPr>
+        <w:t xml:space="preserve"> }}</w:t>
       </w:r>
       <w:r>
         <w:rPr>
@@ -6540,6 +9758,7 @@
         </w:rPr>
         <w:t xml:space="preserve">{{ </w:t>
       </w:r>
+      <w:proofErr w:type="spellStart"/>
       <w:r>
         <w:rPr>
           <w:rFonts w:ascii="Palatino Linotype" w:hAnsi="Palatino Linotype"/>
@@ -6554,7 +9773,16 @@
           <w:sz w:val="20"/>
           <w:szCs w:val="20"/>
         </w:rPr>
-        <w:t>due_date_for_service }}</w:t>
+        <w:t>due_date_for_service</w:t>
+      </w:r>
+      <w:proofErr w:type="spellEnd"/>
+      <w:r>
+        <w:rPr>
+          <w:rFonts w:ascii="Palatino Linotype" w:hAnsi="Palatino Linotype"/>
+          <w:sz w:val="20"/>
+          <w:szCs w:val="20"/>
+        </w:rPr>
+        <w:t xml:space="preserve"> }}</w:t>
       </w:r>
       <w:r>
         <w:rPr>
@@ -6578,7 +9806,43 @@
           <w:sz w:val="20"/>
           <w:szCs w:val="20"/>
         </w:rPr>
-        <w:t>{% if fra_in_file is not none %}{% if fra_in_court is not none %}</w:t>
+        <w:t xml:space="preserve">{% if </w:t>
+      </w:r>
+      <w:proofErr w:type="spellStart"/>
+      <w:r>
+        <w:rPr>
+          <w:rFonts w:ascii="Palatino Linotype" w:hAnsi="Palatino Linotype"/>
+          <w:sz w:val="20"/>
+          <w:szCs w:val="20"/>
+        </w:rPr>
+        <w:t>fra_in_file</w:t>
+      </w:r>
+      <w:proofErr w:type="spellEnd"/>
+      <w:r>
+        <w:rPr>
+          <w:rFonts w:ascii="Palatino Linotype" w:hAnsi="Palatino Linotype"/>
+          <w:sz w:val="20"/>
+          <w:szCs w:val="20"/>
+        </w:rPr>
+        <w:t xml:space="preserve"> is not none %}{% if </w:t>
+      </w:r>
+      <w:proofErr w:type="spellStart"/>
+      <w:r>
+        <w:rPr>
+          <w:rFonts w:ascii="Palatino Linotype" w:hAnsi="Palatino Linotype"/>
+          <w:sz w:val="20"/>
+          <w:szCs w:val="20"/>
+        </w:rPr>
+        <w:t>fra_in_court</w:t>
+      </w:r>
+      <w:proofErr w:type="spellEnd"/>
+      <w:r>
+        <w:rPr>
+          <w:rFonts w:ascii="Palatino Linotype" w:hAnsi="Palatino Linotype"/>
+          <w:sz w:val="20"/>
+          <w:szCs w:val="20"/>
+        </w:rPr>
+        <w:t xml:space="preserve"> is not none %}</w:t>
       </w:r>
       <w:r>
         <w:rPr>
@@ -6615,7 +9879,27 @@
           <w:sz w:val="20"/>
           <w:szCs w:val="20"/>
         </w:rPr>
-        <w:t>{% if fra_in_file is true %}</w:t>
+        <w:t xml:space="preserve">{% if </w:t>
+      </w:r>
+      <w:proofErr w:type="spellStart"/>
+      <w:r>
+        <w:rPr>
+          <w:rFonts w:ascii="Palatino Linotype" w:hAnsi="Palatino Linotype"/>
+          <w:bCs/>
+          <w:sz w:val="20"/>
+          <w:szCs w:val="20"/>
+        </w:rPr>
+        <w:t>fra_in_file</w:t>
+      </w:r>
+      <w:proofErr w:type="spellEnd"/>
+      <w:r>
+        <w:rPr>
+          <w:rFonts w:ascii="Palatino Linotype" w:hAnsi="Palatino Linotype"/>
+          <w:bCs/>
+          <w:sz w:val="20"/>
+          <w:szCs w:val="20"/>
+        </w:rPr>
+        <w:t xml:space="preserve"> is true %}</w:t>
       </w:r>
       <w:r>
         <w:rPr>
@@ -6632,7 +9916,27 @@
           <w:sz w:val="20"/>
           <w:szCs w:val="20"/>
         </w:rPr>
-        <w:t xml:space="preserve">{% endif %}{% if fra_in_court is true %} </w:t>
+        <w:t xml:space="preserve">{% endif %}{% if </w:t>
+      </w:r>
+      <w:proofErr w:type="spellStart"/>
+      <w:r>
+        <w:rPr>
+          <w:rFonts w:ascii="Palatino Linotype" w:hAnsi="Palatino Linotype"/>
+          <w:bCs/>
+          <w:sz w:val="20"/>
+          <w:szCs w:val="20"/>
+        </w:rPr>
+        <w:t>fra_in_court</w:t>
+      </w:r>
+      <w:proofErr w:type="spellEnd"/>
+      <w:r>
+        <w:rPr>
+          <w:rFonts w:ascii="Palatino Linotype" w:hAnsi="Palatino Linotype"/>
+          <w:bCs/>
+          <w:sz w:val="20"/>
+          <w:szCs w:val="20"/>
+        </w:rPr>
+        <w:t xml:space="preserve"> is true %} </w:t>
       </w:r>
       <w:r>
         <w:rPr>
@@ -6665,7 +9969,47 @@
           <w:sz w:val="20"/>
           <w:szCs w:val="20"/>
         </w:rPr>
-        <w:t>{% endif %}{% if fra_in_file is false %}{% if fra_in_court is false %}</w:t>
+        <w:t xml:space="preserve">{% endif %}{% if </w:t>
+      </w:r>
+      <w:proofErr w:type="spellStart"/>
+      <w:r>
+        <w:rPr>
+          <w:rFonts w:ascii="Palatino Linotype" w:hAnsi="Palatino Linotype"/>
+          <w:bCs/>
+          <w:sz w:val="20"/>
+          <w:szCs w:val="20"/>
+        </w:rPr>
+        <w:t>fra_in_file</w:t>
+      </w:r>
+      <w:proofErr w:type="spellEnd"/>
+      <w:r>
+        <w:rPr>
+          <w:rFonts w:ascii="Palatino Linotype" w:hAnsi="Palatino Linotype"/>
+          <w:bCs/>
+          <w:sz w:val="20"/>
+          <w:szCs w:val="20"/>
+        </w:rPr>
+        <w:t xml:space="preserve"> is false %}{% if </w:t>
+      </w:r>
+      <w:proofErr w:type="spellStart"/>
+      <w:r>
+        <w:rPr>
+          <w:rFonts w:ascii="Palatino Linotype" w:hAnsi="Palatino Linotype"/>
+          <w:bCs/>
+          <w:sz w:val="20"/>
+          <w:szCs w:val="20"/>
+        </w:rPr>
+        <w:t>fra_in_court</w:t>
+      </w:r>
+      <w:proofErr w:type="spellEnd"/>
+      <w:r>
+        <w:rPr>
+          <w:rFonts w:ascii="Palatino Linotype" w:hAnsi="Palatino Linotype"/>
+          <w:bCs/>
+          <w:sz w:val="20"/>
+          <w:szCs w:val="20"/>
+        </w:rPr>
+        <w:t xml:space="preserve"> is false %}</w:t>
       </w:r>
       <w:r>
         <w:rPr>
@@ -6699,6 +10043,7 @@
         </w:rPr>
         <w:t xml:space="preserve">{% if </w:t>
       </w:r>
+      <w:proofErr w:type="spellStart"/>
       <w:r>
         <w:rPr>
           <w:rFonts w:ascii="Palatino Linotype" w:hAnsi="Palatino Linotype"/>
@@ -6713,7 +10058,16 @@
           <w:sz w:val="20"/>
           <w:szCs w:val="20"/>
         </w:rPr>
-        <w:t>.ordered is true</w:t>
+        <w:t>.ordered</w:t>
+      </w:r>
+      <w:proofErr w:type="spellEnd"/>
+      <w:r>
+        <w:rPr>
+          <w:rFonts w:ascii="Palatino Linotype" w:hAnsi="Palatino Linotype"/>
+          <w:sz w:val="20"/>
+          <w:szCs w:val="20"/>
+        </w:rPr>
+        <w:t xml:space="preserve"> is true</w:t>
       </w:r>
       <w:r>
         <w:rPr>
@@ -6790,6 +10144,7 @@
         </w:rPr>
         <w:t xml:space="preserve">{{ </w:t>
       </w:r>
+      <w:proofErr w:type="spellStart"/>
       <w:r>
         <w:rPr>
           <w:rFonts w:ascii="Palatino Linotype" w:hAnsi="Palatino Linotype"/>
@@ -6804,7 +10159,16 @@
           <w:sz w:val="20"/>
           <w:szCs w:val="20"/>
         </w:rPr>
-        <w:t>.license_type }}</w:t>
+        <w:t>.license_type</w:t>
+      </w:r>
+      <w:proofErr w:type="spellEnd"/>
+      <w:r>
+        <w:rPr>
+          <w:rFonts w:ascii="Palatino Linotype" w:hAnsi="Palatino Linotype"/>
+          <w:sz w:val="20"/>
+          <w:szCs w:val="20"/>
+        </w:rPr>
+        <w:t xml:space="preserve"> }}</w:t>
       </w:r>
       <w:r>
         <w:rPr>
@@ -6814,6 +10178,7 @@
         </w:rPr>
         <w:t xml:space="preserve"> license is suspended from {{ </w:t>
       </w:r>
+      <w:proofErr w:type="spellStart"/>
       <w:r>
         <w:rPr>
           <w:rFonts w:ascii="Palatino Linotype" w:hAnsi="Palatino Linotype"/>
@@ -6836,7 +10201,16 @@
           <w:sz w:val="20"/>
           <w:szCs w:val="20"/>
         </w:rPr>
-        <w:t>suspended_date }}</w:t>
+        <w:t>suspended_date</w:t>
+      </w:r>
+      <w:proofErr w:type="spellEnd"/>
+      <w:r>
+        <w:rPr>
+          <w:rFonts w:ascii="Palatino Linotype" w:hAnsi="Palatino Linotype"/>
+          <w:sz w:val="20"/>
+          <w:szCs w:val="20"/>
+        </w:rPr>
+        <w:t xml:space="preserve"> }}</w:t>
       </w:r>
       <w:r>
         <w:rPr>
@@ -6854,6 +10228,7 @@
         </w:rPr>
         <w:t xml:space="preserve"> for a term of {{ </w:t>
       </w:r>
+      <w:proofErr w:type="spellStart"/>
       <w:r>
         <w:rPr>
           <w:rFonts w:ascii="Palatino Linotype" w:hAnsi="Palatino Linotype"/>
@@ -6878,6 +10253,7 @@
         </w:rPr>
         <w:t>suspension_term</w:t>
       </w:r>
+      <w:proofErr w:type="spellEnd"/>
       <w:r>
         <w:rPr>
           <w:rFonts w:ascii="Palatino Linotype" w:hAnsi="Palatino Linotype"/>
@@ -6900,7 +10276,25 @@
           <w:sz w:val="20"/>
           <w:szCs w:val="20"/>
         </w:rPr>
-        <w:t xml:space="preserve"> {% if license_suspension.als_terminated is true %}The Administrative License Suspension is terminated and the OBMV form 226</w:t>
+        <w:t xml:space="preserve"> {% if </w:t>
+      </w:r>
+      <w:proofErr w:type="spellStart"/>
+      <w:r>
+        <w:rPr>
+          <w:rFonts w:ascii="Palatino Linotype" w:hAnsi="Palatino Linotype"/>
+          <w:sz w:val="20"/>
+          <w:szCs w:val="20"/>
+        </w:rPr>
+        <w:t>license_suspension.als_terminated</w:t>
+      </w:r>
+      <w:proofErr w:type="spellEnd"/>
+      <w:r>
+        <w:rPr>
+          <w:rFonts w:ascii="Palatino Linotype" w:hAnsi="Palatino Linotype"/>
+          <w:sz w:val="20"/>
+          <w:szCs w:val="20"/>
+        </w:rPr>
+        <w:t xml:space="preserve"> is true %}The Administrative License Suspension is terminated and the OBMV form 226</w:t>
       </w:r>
       <w:r>
         <w:rPr>
@@ -6926,6 +10320,7 @@
         </w:rPr>
         <w:t xml:space="preserve">{% if </w:t>
       </w:r>
+      <w:proofErr w:type="spellStart"/>
       <w:r>
         <w:rPr>
           <w:rFonts w:ascii="Palatino Linotype" w:hAnsi="Palatino Linotype"/>
@@ -6940,7 +10335,16 @@
           <w:sz w:val="20"/>
           <w:szCs w:val="20"/>
         </w:rPr>
-        <w:t xml:space="preserve">.remedial_driving_class_required is true %}The </w:t>
+        <w:t>.remedial_driving_class_required</w:t>
+      </w:r>
+      <w:proofErr w:type="spellEnd"/>
+      <w:r>
+        <w:rPr>
+          <w:rFonts w:ascii="Palatino Linotype" w:hAnsi="Palatino Linotype"/>
+          <w:sz w:val="20"/>
+          <w:szCs w:val="20"/>
+        </w:rPr>
+        <w:t xml:space="preserve"> is true %}The </w:t>
       </w:r>
       <w:r>
         <w:rPr>
@@ -6998,6 +10402,7 @@
         </w:rPr>
         <w:t xml:space="preserve">{% if </w:t>
       </w:r>
+      <w:proofErr w:type="spellStart"/>
       <w:r>
         <w:rPr>
           <w:rFonts w:ascii="Palatino Linotype" w:hAnsi="Palatino Linotype"/>
@@ -7022,6 +10427,7 @@
         </w:rPr>
         <w:t>required</w:t>
       </w:r>
+      <w:proofErr w:type="spellEnd"/>
       <w:r>
         <w:rPr>
           <w:rFonts w:ascii="Palatino Linotype" w:hAnsi="Palatino Linotype"/>
@@ -7076,7 +10482,43 @@
           <w:sz w:val="20"/>
           <w:szCs w:val="20"/>
         </w:rPr>
-        <w:t>{% if victim_notification.ordered is true and victim_notification.fingerprinting_ordered is true %}{{ ‘\n’ }}</w:t>
+        <w:t xml:space="preserve">{% if </w:t>
+      </w:r>
+      <w:proofErr w:type="spellStart"/>
+      <w:r>
+        <w:rPr>
+          <w:rFonts w:ascii="Palatino Linotype" w:hAnsi="Palatino Linotype"/>
+          <w:sz w:val="20"/>
+          <w:szCs w:val="20"/>
+        </w:rPr>
+        <w:t>victim_notification.ordered</w:t>
+      </w:r>
+      <w:proofErr w:type="spellEnd"/>
+      <w:r>
+        <w:rPr>
+          <w:rFonts w:ascii="Palatino Linotype" w:hAnsi="Palatino Linotype"/>
+          <w:sz w:val="20"/>
+          <w:szCs w:val="20"/>
+        </w:rPr>
+        <w:t xml:space="preserve"> is true and </w:t>
+      </w:r>
+      <w:proofErr w:type="spellStart"/>
+      <w:r>
+        <w:rPr>
+          <w:rFonts w:ascii="Palatino Linotype" w:hAnsi="Palatino Linotype"/>
+          <w:sz w:val="20"/>
+          <w:szCs w:val="20"/>
+        </w:rPr>
+        <w:t>victim_notification.fingerprinting_ordered</w:t>
+      </w:r>
+      <w:proofErr w:type="spellEnd"/>
+      <w:r>
+        <w:rPr>
+          <w:rFonts w:ascii="Palatino Linotype" w:hAnsi="Palatino Linotype"/>
+          <w:sz w:val="20"/>
+          <w:szCs w:val="20"/>
+        </w:rPr>
+        <w:t xml:space="preserve"> is true %}{{ ‘\n’ }}</w:t>
       </w:r>
     </w:p>
     <w:p>
@@ -7146,15 +10588,69 @@
           <w:sz w:val="20"/>
           <w:szCs w:val="20"/>
         </w:rPr>
-        <w:t>{% if victim_notification.ordered is true</w:t>
-      </w:r>
-      <w:r>
-        <w:rPr>
-          <w:rFonts w:ascii="Palatino Linotype" w:hAnsi="Palatino Linotype"/>
-          <w:sz w:val="20"/>
-          <w:szCs w:val="20"/>
-        </w:rPr>
-        <w:t xml:space="preserve"> and victim_notification.victim_reparation_notice or victim_notification.victim_prosecutor_notice is true</w:t>
+        <w:t xml:space="preserve">{% if </w:t>
+      </w:r>
+      <w:proofErr w:type="spellStart"/>
+      <w:r>
+        <w:rPr>
+          <w:rFonts w:ascii="Palatino Linotype" w:hAnsi="Palatino Linotype"/>
+          <w:sz w:val="20"/>
+          <w:szCs w:val="20"/>
+        </w:rPr>
+        <w:t>victim_notification.ordered</w:t>
+      </w:r>
+      <w:proofErr w:type="spellEnd"/>
+      <w:r>
+        <w:rPr>
+          <w:rFonts w:ascii="Palatino Linotype" w:hAnsi="Palatino Linotype"/>
+          <w:sz w:val="20"/>
+          <w:szCs w:val="20"/>
+        </w:rPr>
+        <w:t xml:space="preserve"> is true</w:t>
+      </w:r>
+      <w:r>
+        <w:rPr>
+          <w:rFonts w:ascii="Palatino Linotype" w:hAnsi="Palatino Linotype"/>
+          <w:sz w:val="20"/>
+          <w:szCs w:val="20"/>
+        </w:rPr>
+        <w:t xml:space="preserve"> and </w:t>
+      </w:r>
+      <w:proofErr w:type="spellStart"/>
+      <w:r>
+        <w:rPr>
+          <w:rFonts w:ascii="Palatino Linotype" w:hAnsi="Palatino Linotype"/>
+          <w:sz w:val="20"/>
+          <w:szCs w:val="20"/>
+        </w:rPr>
+        <w:t>victim_notification.victim_reparation_notice</w:t>
+      </w:r>
+      <w:proofErr w:type="spellEnd"/>
+      <w:r>
+        <w:rPr>
+          <w:rFonts w:ascii="Palatino Linotype" w:hAnsi="Palatino Linotype"/>
+          <w:sz w:val="20"/>
+          <w:szCs w:val="20"/>
+        </w:rPr>
+        <w:t xml:space="preserve"> or </w:t>
+      </w:r>
+      <w:proofErr w:type="spellStart"/>
+      <w:r>
+        <w:rPr>
+          <w:rFonts w:ascii="Palatino Linotype" w:hAnsi="Palatino Linotype"/>
+          <w:sz w:val="20"/>
+          <w:szCs w:val="20"/>
+        </w:rPr>
+        <w:t>victim_notification.victim_prosecutor_notice</w:t>
+      </w:r>
+      <w:proofErr w:type="spellEnd"/>
+      <w:r>
+        <w:rPr>
+          <w:rFonts w:ascii="Palatino Linotype" w:hAnsi="Palatino Linotype"/>
+          <w:sz w:val="20"/>
+          <w:szCs w:val="20"/>
+        </w:rPr>
+        <w:t xml:space="preserve"> is true</w:t>
       </w:r>
       <w:r>
         <w:rPr>
@@ -7198,15 +10694,51 @@
           <w:sz w:val="20"/>
           <w:szCs w:val="20"/>
         </w:rPr>
-        <w:t xml:space="preserve"> {% if victim_notification.victim_reparation_notice is true %}The Clerk shall serve notice on the victim of the right to apply for reparation pursuant to R.C. 2743.51-72. {% endif %}</w:t>
-      </w:r>
-      <w:r>
-        <w:rPr>
-          <w:rFonts w:ascii="Palatino Linotype" w:hAnsi="Palatino Linotype"/>
-          <w:sz w:val="20"/>
-          <w:szCs w:val="20"/>
-        </w:rPr>
-        <w:t>{% if victim_notification.victim_prosecutor_notice is true %}</w:t>
+        <w:t xml:space="preserve"> {% if </w:t>
+      </w:r>
+      <w:proofErr w:type="spellStart"/>
+      <w:r>
+        <w:rPr>
+          <w:rFonts w:ascii="Palatino Linotype" w:hAnsi="Palatino Linotype"/>
+          <w:sz w:val="20"/>
+          <w:szCs w:val="20"/>
+        </w:rPr>
+        <w:t>victim_notification.victim_reparation_notice</w:t>
+      </w:r>
+      <w:proofErr w:type="spellEnd"/>
+      <w:r>
+        <w:rPr>
+          <w:rFonts w:ascii="Palatino Linotype" w:hAnsi="Palatino Linotype"/>
+          <w:sz w:val="20"/>
+          <w:szCs w:val="20"/>
+        </w:rPr>
+        <w:t xml:space="preserve"> is true %}The Clerk shall serve notice on the victim of the right to apply for reparation pursuant to R.C. 2743.51-72. {% endif %}</w:t>
+      </w:r>
+      <w:r>
+        <w:rPr>
+          <w:rFonts w:ascii="Palatino Linotype" w:hAnsi="Palatino Linotype"/>
+          <w:sz w:val="20"/>
+          <w:szCs w:val="20"/>
+        </w:rPr>
+        <w:t xml:space="preserve">{% if </w:t>
+      </w:r>
+      <w:proofErr w:type="spellStart"/>
+      <w:r>
+        <w:rPr>
+          <w:rFonts w:ascii="Palatino Linotype" w:hAnsi="Palatino Linotype"/>
+          <w:sz w:val="20"/>
+          <w:szCs w:val="20"/>
+        </w:rPr>
+        <w:t>victim_notification.victim_prosecutor_notice</w:t>
+      </w:r>
+      <w:proofErr w:type="spellEnd"/>
+      <w:r>
+        <w:rPr>
+          <w:rFonts w:ascii="Palatino Linotype" w:hAnsi="Palatino Linotype"/>
+          <w:sz w:val="20"/>
+          <w:szCs w:val="20"/>
+        </w:rPr>
+        <w:t xml:space="preserve"> is true %}</w:t>
       </w:r>
       <w:r>
         <w:rPr>
@@ -7238,7 +10770,25 @@
           <w:sz w:val="20"/>
           <w:szCs w:val="20"/>
         </w:rPr>
-        <w:t>{% if impoundment.ordered is true %}{{ ‘\n’}}</w:t>
+        <w:t xml:space="preserve">{% if </w:t>
+      </w:r>
+      <w:proofErr w:type="spellStart"/>
+      <w:r>
+        <w:rPr>
+          <w:rFonts w:ascii="Palatino Linotype" w:hAnsi="Palatino Linotype"/>
+          <w:sz w:val="20"/>
+          <w:szCs w:val="20"/>
+        </w:rPr>
+        <w:t>impoundment.ordered</w:t>
+      </w:r>
+      <w:proofErr w:type="spellEnd"/>
+      <w:r>
+        <w:rPr>
+          <w:rFonts w:ascii="Palatino Linotype" w:hAnsi="Palatino Linotype"/>
+          <w:sz w:val="20"/>
+          <w:szCs w:val="20"/>
+        </w:rPr>
+        <w:t xml:space="preserve"> is true %}{{ ‘\n’}}</w:t>
       </w:r>
     </w:p>
     <w:p>
@@ -7284,7 +10834,34 @@
           <w:sz w:val="20"/>
           <w:szCs w:val="20"/>
         </w:rPr>
-        <w:t>{% if impoundment.release_vehicle is true %}The Defendant’s vehicle has been impounded for over 90 days and may be released upon payment of tow and storage fees.{% else %}</w:t>
+        <w:t xml:space="preserve">{% if </w:t>
+      </w:r>
+      <w:proofErr w:type="spellStart"/>
+      <w:r>
+        <w:rPr>
+          <w:rFonts w:ascii="Palatino Linotype" w:hAnsi="Palatino Linotype"/>
+          <w:sz w:val="20"/>
+          <w:szCs w:val="20"/>
+        </w:rPr>
+        <w:t>impoundment.release_vehicle</w:t>
+      </w:r>
+      <w:proofErr w:type="spellEnd"/>
+      <w:r>
+        <w:rPr>
+          <w:rFonts w:ascii="Palatino Linotype" w:hAnsi="Palatino Linotype"/>
+          <w:sz w:val="20"/>
+          <w:szCs w:val="20"/>
+        </w:rPr>
+        <w:t xml:space="preserve"> is true %}The Defendant’s vehicle </w:t>
+      </w:r>
+      <w:r>
+        <w:rPr>
+          <w:rFonts w:ascii="Palatino Linotype" w:hAnsi="Palatino Linotype"/>
+          <w:sz w:val="20"/>
+          <w:szCs w:val="20"/>
+        </w:rPr>
+        <w:lastRenderedPageBreak/>
+        <w:t>has been impounded for over 90 days and may be released upon payment of tow and storage fees.{% else %}</w:t>
       </w:r>
       <w:r>
         <w:rPr>
@@ -7322,6 +10899,7 @@
         </w:rPr>
         <w:t xml:space="preserve"> {{ </w:t>
       </w:r>
+      <w:proofErr w:type="spellStart"/>
       <w:r>
         <w:rPr>
           <w:rFonts w:ascii="Palatino Linotype" w:hAnsi="Palatino Linotype"/>
@@ -7338,8 +10916,19 @@
           <w:sz w:val="20"/>
           <w:szCs w:val="20"/>
         </w:rPr>
-        <w:t xml:space="preserve">.vehicle_make_model }}, license plate {{ </w:t>
-      </w:r>
+        <w:t>.vehicle_make_model</w:t>
+      </w:r>
+      <w:proofErr w:type="spellEnd"/>
+      <w:r>
+        <w:rPr>
+          <w:rFonts w:ascii="Palatino Linotype" w:hAnsi="Palatino Linotype"/>
+          <w:bCs/>
+          <w:sz w:val="20"/>
+          <w:szCs w:val="20"/>
+        </w:rPr>
+        <w:t xml:space="preserve"> }}, license plate {{ </w:t>
+      </w:r>
+      <w:proofErr w:type="spellStart"/>
       <w:r>
         <w:rPr>
           <w:rFonts w:ascii="Palatino Linotype" w:hAnsi="Palatino Linotype"/>
@@ -7356,7 +10945,17 @@
           <w:sz w:val="20"/>
           <w:szCs w:val="20"/>
         </w:rPr>
-        <w:t>.vehicle_license_plate }}</w:t>
+        <w:t>.vehicle_license_plate</w:t>
+      </w:r>
+      <w:proofErr w:type="spellEnd"/>
+      <w:r>
+        <w:rPr>
+          <w:rFonts w:ascii="Palatino Linotype" w:hAnsi="Palatino Linotype"/>
+          <w:bCs/>
+          <w:sz w:val="20"/>
+          <w:szCs w:val="20"/>
+        </w:rPr>
+        <w:t xml:space="preserve"> }}</w:t>
       </w:r>
       <w:r>
         <w:rPr>
@@ -7374,7 +10973,17 @@
           <w:sz w:val="20"/>
           <w:szCs w:val="20"/>
         </w:rPr>
-        <w:t>shall {{ impoundment.</w:t>
+        <w:t xml:space="preserve">shall {{ </w:t>
+      </w:r>
+      <w:proofErr w:type="spellStart"/>
+      <w:r>
+        <w:rPr>
+          <w:rFonts w:ascii="Palatino Linotype" w:hAnsi="Palatino Linotype"/>
+          <w:bCs/>
+          <w:sz w:val="20"/>
+          <w:szCs w:val="20"/>
+        </w:rPr>
+        <w:t>impoundment.</w:t>
       </w:r>
       <w:r>
         <w:rPr>
@@ -7392,7 +11001,27 @@
           <w:sz w:val="20"/>
           <w:szCs w:val="20"/>
         </w:rPr>
-        <w:t>action }} for a period of {{ impoundment.</w:t>
+        <w:t>action</w:t>
+      </w:r>
+      <w:proofErr w:type="spellEnd"/>
+      <w:r>
+        <w:rPr>
+          <w:rFonts w:ascii="Palatino Linotype" w:hAnsi="Palatino Linotype"/>
+          <w:bCs/>
+          <w:sz w:val="20"/>
+          <w:szCs w:val="20"/>
+        </w:rPr>
+        <w:t xml:space="preserve"> }} for a period of {{ </w:t>
+      </w:r>
+      <w:proofErr w:type="spellStart"/>
+      <w:r>
+        <w:rPr>
+          <w:rFonts w:ascii="Palatino Linotype" w:hAnsi="Palatino Linotype"/>
+          <w:bCs/>
+          <w:sz w:val="20"/>
+          <w:szCs w:val="20"/>
+        </w:rPr>
+        <w:t>impoundment.</w:t>
       </w:r>
       <w:r>
         <w:rPr>
@@ -7410,7 +11039,17 @@
           <w:sz w:val="20"/>
           <w:szCs w:val="20"/>
         </w:rPr>
-        <w:t xml:space="preserve">time }}. </w:t>
+        <w:t>time</w:t>
+      </w:r>
+      <w:proofErr w:type="spellEnd"/>
+      <w:r>
+        <w:rPr>
+          <w:rFonts w:ascii="Palatino Linotype" w:hAnsi="Palatino Linotype"/>
+          <w:bCs/>
+          <w:sz w:val="20"/>
+          <w:szCs w:val="20"/>
+        </w:rPr>
+        <w:t xml:space="preserve"> }}. </w:t>
       </w:r>
       <w:r>
         <w:rPr>
@@ -7434,7 +11073,25 @@
           <w:sz w:val="20"/>
           <w:szCs w:val="20"/>
         </w:rPr>
-        <w:t>{% if other_conditions.ordered is true %}{{ ‘\n’ }}</w:t>
+        <w:t xml:space="preserve">{% if </w:t>
+      </w:r>
+      <w:proofErr w:type="spellStart"/>
+      <w:r>
+        <w:rPr>
+          <w:rFonts w:ascii="Palatino Linotype" w:hAnsi="Palatino Linotype"/>
+          <w:sz w:val="20"/>
+          <w:szCs w:val="20"/>
+        </w:rPr>
+        <w:t>other_conditions.ordered</w:t>
+      </w:r>
+      <w:proofErr w:type="spellEnd"/>
+      <w:r>
+        <w:rPr>
+          <w:rFonts w:ascii="Palatino Linotype" w:hAnsi="Palatino Linotype"/>
+          <w:sz w:val="20"/>
+          <w:szCs w:val="20"/>
+        </w:rPr>
+        <w:t xml:space="preserve"> is true %}{{ ‘\n’ }}</w:t>
       </w:r>
     </w:p>
     <w:p>
@@ -7481,6 +11138,7 @@
         </w:rPr>
         <w:t xml:space="preserve">{{ </w:t>
       </w:r>
+      <w:proofErr w:type="spellStart"/>
       <w:r>
         <w:rPr>
           <w:rFonts w:ascii="Palatino Linotype" w:hAnsi="Palatino Linotype"/>
@@ -7495,7 +11153,16 @@
           <w:sz w:val="20"/>
           <w:szCs w:val="20"/>
         </w:rPr>
-        <w:t>terms }}</w:t>
+        <w:t>terms</w:t>
+      </w:r>
+      <w:proofErr w:type="spellEnd"/>
+      <w:r>
+        <w:rPr>
+          <w:rFonts w:ascii="Palatino Linotype" w:hAnsi="Palatino Linotype"/>
+          <w:sz w:val="20"/>
+          <w:szCs w:val="20"/>
+        </w:rPr>
+        <w:t xml:space="preserve"> }}</w:t>
       </w:r>
       <w:r>
         <w:rPr>
@@ -7546,7 +11213,6 @@
           <w:sz w:val="20"/>
           <w:szCs w:val="20"/>
         </w:rPr>
-        <w:lastRenderedPageBreak/>
         <w:tab/>
       </w:r>
       <w:r>
@@ -7653,15 +11319,33 @@
           <w:sz w:val="20"/>
           <w:szCs w:val="20"/>
         </w:rPr>
-        <w:t>{{ judicial_officer.officer_</w:t>
-      </w:r>
-      <w:r>
-        <w:rPr>
-          <w:rFonts w:ascii="Palatino Linotype" w:hAnsi="Palatino Linotype"/>
-          <w:sz w:val="20"/>
-          <w:szCs w:val="20"/>
-        </w:rPr>
-        <w:t>type }}</w:t>
+        <w:t xml:space="preserve">{{ </w:t>
+      </w:r>
+      <w:proofErr w:type="spellStart"/>
+      <w:r>
+        <w:rPr>
+          <w:rFonts w:ascii="Palatino Linotype" w:hAnsi="Palatino Linotype"/>
+          <w:sz w:val="20"/>
+          <w:szCs w:val="20"/>
+        </w:rPr>
+        <w:t>judicial_officer.officer_</w:t>
+      </w:r>
+      <w:r>
+        <w:rPr>
+          <w:rFonts w:ascii="Palatino Linotype" w:hAnsi="Palatino Linotype"/>
+          <w:sz w:val="20"/>
+          <w:szCs w:val="20"/>
+        </w:rPr>
+        <w:t>type</w:t>
+      </w:r>
+      <w:proofErr w:type="spellEnd"/>
+      <w:r>
+        <w:rPr>
+          <w:rFonts w:ascii="Palatino Linotype" w:hAnsi="Palatino Linotype"/>
+          <w:sz w:val="20"/>
+          <w:szCs w:val="20"/>
+        </w:rPr>
+        <w:t xml:space="preserve"> }}</w:t>
       </w:r>
       <w:r>
         <w:rPr>
@@ -7677,7 +11361,16 @@
           <w:sz w:val="20"/>
           <w:szCs w:val="20"/>
         </w:rPr>
-        <w:t>{{ judicial_officer</w:t>
+        <w:t xml:space="preserve">{{ </w:t>
+      </w:r>
+      <w:proofErr w:type="spellStart"/>
+      <w:r>
+        <w:rPr>
+          <w:rFonts w:ascii="Palatino Linotype" w:hAnsi="Palatino Linotype"/>
+          <w:sz w:val="20"/>
+          <w:szCs w:val="20"/>
+        </w:rPr>
+        <w:t>judicial_officer</w:t>
       </w:r>
       <w:r>
         <w:rPr>
@@ -7687,6 +11380,7 @@
         </w:rPr>
         <w:t>.first_name</w:t>
       </w:r>
+      <w:proofErr w:type="spellEnd"/>
       <w:r>
         <w:rPr>
           <w:rFonts w:ascii="Palatino Linotype" w:hAnsi="Palatino Linotype"/>
@@ -7709,7 +11403,16 @@
           <w:sz w:val="20"/>
           <w:szCs w:val="20"/>
         </w:rPr>
-        <w:t>{{ judicial_officer</w:t>
+        <w:t xml:space="preserve">{{ </w:t>
+      </w:r>
+      <w:proofErr w:type="spellStart"/>
+      <w:r>
+        <w:rPr>
+          <w:rFonts w:ascii="Palatino Linotype" w:hAnsi="Palatino Linotype"/>
+          <w:sz w:val="20"/>
+          <w:szCs w:val="20"/>
+        </w:rPr>
+        <w:t>judicial_officer</w:t>
       </w:r>
       <w:r>
         <w:rPr>
@@ -7719,6 +11422,7 @@
         </w:rPr>
         <w:t>.last_name</w:t>
       </w:r>
+      <w:proofErr w:type="spellEnd"/>
       <w:r>
         <w:rPr>
           <w:rFonts w:ascii="Palatino Linotype" w:hAnsi="Palatino Linotype"/>
@@ -7764,7 +11468,17 @@
           <w:sz w:val="20"/>
           <w:szCs w:val="20"/>
         </w:rPr>
-        <w:t>% if judicial_of</w:t>
+        <w:t xml:space="preserve">% if </w:t>
+      </w:r>
+      <w:proofErr w:type="spellStart"/>
+      <w:r>
+        <w:rPr>
+          <w:rFonts w:ascii="Palatino Linotype" w:hAnsi="Palatino Linotype"/>
+          <w:bCs/>
+          <w:sz w:val="20"/>
+          <w:szCs w:val="20"/>
+        </w:rPr>
+        <w:t>judicial_of</w:t>
       </w:r>
       <w:r>
         <w:rPr>
@@ -7791,7 +11505,17 @@
           <w:sz w:val="20"/>
           <w:szCs w:val="20"/>
         </w:rPr>
-        <w:t>_type  ==  ‘Magistrate’ %}</w:t>
+        <w:t>_type</w:t>
+      </w:r>
+      <w:proofErr w:type="spellEnd"/>
+      <w:r>
+        <w:rPr>
+          <w:rFonts w:ascii="Palatino Linotype" w:hAnsi="Palatino Linotype"/>
+          <w:bCs/>
+          <w:sz w:val="20"/>
+          <w:szCs w:val="20"/>
+        </w:rPr>
+        <w:t xml:space="preserve">  ==  ‘Magistrate’ %}</w:t>
       </w:r>
     </w:p>
     <w:p>
@@ -7989,7 +11713,43 @@
           <w:sz w:val="16"/>
           <w:szCs w:val="16"/>
         </w:rPr>
-        <w:t>OM     EM; Defendant’s Attorney: PS     OM     EM; {{ defendant.first_name }} {{ defendant.last_name}}: PS     OM     EM;</w:t>
+        <w:t xml:space="preserve">OM     EM; Defendant’s Attorney: PS     OM     EM; {{ </w:t>
+      </w:r>
+      <w:proofErr w:type="spellStart"/>
+      <w:r>
+        <w:rPr>
+          <w:rFonts w:ascii="Palatino Linotype" w:hAnsi="Palatino Linotype"/>
+          <w:sz w:val="16"/>
+          <w:szCs w:val="16"/>
+        </w:rPr>
+        <w:t>defendant.first_name</w:t>
+      </w:r>
+      <w:proofErr w:type="spellEnd"/>
+      <w:r>
+        <w:rPr>
+          <w:rFonts w:ascii="Palatino Linotype" w:hAnsi="Palatino Linotype"/>
+          <w:sz w:val="16"/>
+          <w:szCs w:val="16"/>
+        </w:rPr>
+        <w:t xml:space="preserve"> }} {{ </w:t>
+      </w:r>
+      <w:proofErr w:type="spellStart"/>
+      <w:r>
+        <w:rPr>
+          <w:rFonts w:ascii="Palatino Linotype" w:hAnsi="Palatino Linotype"/>
+          <w:sz w:val="16"/>
+          <w:szCs w:val="16"/>
+        </w:rPr>
+        <w:t>defendant.last_name</w:t>
+      </w:r>
+      <w:proofErr w:type="spellEnd"/>
+      <w:r>
+        <w:rPr>
+          <w:rFonts w:ascii="Palatino Linotype" w:hAnsi="Palatino Linotype"/>
+          <w:sz w:val="16"/>
+          <w:szCs w:val="16"/>
+        </w:rPr>
+        <w:t>}}: PS     OM     EM;</w:t>
       </w:r>
       <w:r>
         <w:rPr>
@@ -8280,15 +12040,89 @@
                 <w:sz w:val="20"/>
                 <w:szCs w:val="20"/>
               </w:rPr>
-              <w:t>% if judicial_officer.officer_type  ==  ‘Magistrate’ %}Magistrate Decision</w:t>
-            </w:r>
-            <w:r>
-              <w:rPr>
-                <w:rFonts w:ascii="Palatino Linotype" w:hAnsi="Palatino Linotype"/>
-                <w:sz w:val="20"/>
-                <w:szCs w:val="20"/>
-              </w:rPr>
-              <w:t>{% elif judicial_officer.officer_type == ‘Judge’ %}Final Judgment Entry{% endif %} {{ case_number }}</w:t>
+              <w:t xml:space="preserve">% if </w:t>
+            </w:r>
+            <w:proofErr w:type="spellStart"/>
+            <w:r>
+              <w:rPr>
+                <w:rFonts w:ascii="Palatino Linotype" w:hAnsi="Palatino Linotype"/>
+                <w:bCs/>
+                <w:sz w:val="20"/>
+                <w:szCs w:val="20"/>
+              </w:rPr>
+              <w:t>judicial_officer.officer_type</w:t>
+            </w:r>
+            <w:proofErr w:type="spellEnd"/>
+            <w:r>
+              <w:rPr>
+                <w:rFonts w:ascii="Palatino Linotype" w:hAnsi="Palatino Linotype"/>
+                <w:bCs/>
+                <w:sz w:val="20"/>
+                <w:szCs w:val="20"/>
+              </w:rPr>
+              <w:t xml:space="preserve">  ==  ‘Magistrate’ %}Magistrate Decision</w:t>
+            </w:r>
+            <w:r>
+              <w:rPr>
+                <w:rFonts w:ascii="Palatino Linotype" w:hAnsi="Palatino Linotype"/>
+                <w:sz w:val="20"/>
+                <w:szCs w:val="20"/>
+              </w:rPr>
+              <w:t xml:space="preserve">{% </w:t>
+            </w:r>
+            <w:proofErr w:type="spellStart"/>
+            <w:r>
+              <w:rPr>
+                <w:rFonts w:ascii="Palatino Linotype" w:hAnsi="Palatino Linotype"/>
+                <w:sz w:val="20"/>
+                <w:szCs w:val="20"/>
+              </w:rPr>
+              <w:t>elif</w:t>
+            </w:r>
+            <w:proofErr w:type="spellEnd"/>
+            <w:r>
+              <w:rPr>
+                <w:rFonts w:ascii="Palatino Linotype" w:hAnsi="Palatino Linotype"/>
+                <w:sz w:val="20"/>
+                <w:szCs w:val="20"/>
+              </w:rPr>
+              <w:t xml:space="preserve"> </w:t>
+            </w:r>
+            <w:proofErr w:type="spellStart"/>
+            <w:r>
+              <w:rPr>
+                <w:rFonts w:ascii="Palatino Linotype" w:hAnsi="Palatino Linotype"/>
+                <w:sz w:val="20"/>
+                <w:szCs w:val="20"/>
+              </w:rPr>
+              <w:t>judicial_officer.officer_type</w:t>
+            </w:r>
+            <w:proofErr w:type="spellEnd"/>
+            <w:r>
+              <w:rPr>
+                <w:rFonts w:ascii="Palatino Linotype" w:hAnsi="Palatino Linotype"/>
+                <w:sz w:val="20"/>
+                <w:szCs w:val="20"/>
+              </w:rPr>
+              <w:t xml:space="preserve"> == ‘Judge’ %}Final Judgment Entry{% endif %} {{ </w:t>
+            </w:r>
+            <w:proofErr w:type="spellStart"/>
+            <w:r>
+              <w:rPr>
+                <w:rFonts w:ascii="Palatino Linotype" w:hAnsi="Palatino Linotype"/>
+                <w:sz w:val="20"/>
+                <w:szCs w:val="20"/>
+              </w:rPr>
+              <w:t>case_number</w:t>
+            </w:r>
+            <w:proofErr w:type="spellEnd"/>
+            <w:r>
+              <w:rPr>
+                <w:rFonts w:ascii="Palatino Linotype" w:hAnsi="Palatino Linotype"/>
+                <w:sz w:val="20"/>
+                <w:szCs w:val="20"/>
+              </w:rPr>
+              <w:t xml:space="preserve"> }}</w:t>
             </w:r>
           </w:p>
         </w:sdtContent>

--- a/resources/Templates/Jail_Plea_Final_Judgment_Template.docx
+++ b/resources/Templates/Jail_Plea_Final_Judgment_Template.docx
@@ -235,6 +235,7 @@
         </w:rPr>
         <w:t xml:space="preserve">.  </w:t>
       </w:r>
+      <w:proofErr w:type="gramStart"/>
       <w:r>
         <w:rPr>
           <w:rFonts w:ascii="Palatino Linotype" w:hAnsi="Palatino Linotype"/>
@@ -250,7 +251,16 @@
           <w:sz w:val="20"/>
           <w:szCs w:val="20"/>
         </w:rPr>
-        <w:t>case_number</w:t>
+        <w:t>case</w:t>
+      </w:r>
+      <w:proofErr w:type="gramEnd"/>
+      <w:r>
+        <w:rPr>
+          <w:rFonts w:ascii="Palatino Linotype" w:hAnsi="Palatino Linotype"/>
+          <w:sz w:val="20"/>
+          <w:szCs w:val="20"/>
+        </w:rPr>
+        <w:t>_number</w:t>
       </w:r>
       <w:proofErr w:type="spellEnd"/>
       <w:r>
@@ -324,6 +334,7 @@
           <w:szCs w:val="20"/>
         </w:rPr>
       </w:pPr>
+      <w:proofErr w:type="gramStart"/>
       <w:r>
         <w:rPr>
           <w:rFonts w:ascii="Palatino Linotype" w:hAnsi="Palatino Linotype"/>
@@ -339,7 +350,16 @@
           <w:sz w:val="20"/>
           <w:szCs w:val="20"/>
         </w:rPr>
-        <w:t>defendant.</w:t>
+        <w:t>defendant</w:t>
+      </w:r>
+      <w:proofErr w:type="gramEnd"/>
+      <w:r>
+        <w:rPr>
+          <w:rFonts w:ascii="Palatino Linotype" w:hAnsi="Palatino Linotype"/>
+          <w:sz w:val="20"/>
+          <w:szCs w:val="20"/>
+        </w:rPr>
+        <w:t>.</w:t>
       </w:r>
       <w:r>
         <w:rPr>
@@ -555,7 +575,17 @@
           <w:sz w:val="20"/>
           <w:szCs w:val="20"/>
         </w:rPr>
-        <w:t>judicial_officer</w:t>
+        <w:t>judicial_</w:t>
+      </w:r>
+      <w:proofErr w:type="gramStart"/>
+      <w:r>
+        <w:rPr>
+          <w:rFonts w:ascii="Palatino Linotype" w:hAnsi="Palatino Linotype"/>
+          <w:bCs/>
+          <w:sz w:val="20"/>
+          <w:szCs w:val="20"/>
+        </w:rPr>
+        <w:t>officer</w:t>
       </w:r>
       <w:r>
         <w:rPr>
@@ -566,6 +596,7 @@
         </w:rPr>
         <w:t>.officer</w:t>
       </w:r>
+      <w:proofErr w:type="gramEnd"/>
       <w:r>
         <w:rPr>
           <w:rFonts w:ascii="Palatino Linotype" w:hAnsi="Palatino Linotype"/>
@@ -688,7 +719,16 @@
           <w:sz w:val="20"/>
           <w:szCs w:val="20"/>
         </w:rPr>
-        <w:t>judicial_officer</w:t>
+        <w:t>judicial_</w:t>
+      </w:r>
+      <w:proofErr w:type="gramStart"/>
+      <w:r>
+        <w:rPr>
+          <w:rFonts w:ascii="Palatino Linotype" w:hAnsi="Palatino Linotype"/>
+          <w:sz w:val="20"/>
+          <w:szCs w:val="20"/>
+        </w:rPr>
+        <w:t>officer</w:t>
       </w:r>
       <w:r>
         <w:rPr>
@@ -698,6 +738,7 @@
         </w:rPr>
         <w:t>.officer</w:t>
       </w:r>
+      <w:proofErr w:type="gramEnd"/>
       <w:r>
         <w:rPr>
           <w:rFonts w:ascii="Palatino Linotype" w:hAnsi="Palatino Linotype"/>
@@ -821,6 +862,7 @@
         </w:rPr>
         <w:t xml:space="preserve"> for </w:t>
       </w:r>
+      <w:proofErr w:type="gramStart"/>
       <w:r>
         <w:rPr>
           <w:rFonts w:ascii="Palatino Linotype" w:hAnsi="Palatino Linotype"/>
@@ -836,7 +878,16 @@
           <w:sz w:val="20"/>
           <w:szCs w:val="20"/>
         </w:rPr>
-        <w:t>appearance_reason</w:t>
+        <w:t>appearance</w:t>
+      </w:r>
+      <w:proofErr w:type="gramEnd"/>
+      <w:r>
+        <w:rPr>
+          <w:rFonts w:ascii="Palatino Linotype" w:hAnsi="Palatino Linotype"/>
+          <w:sz w:val="20"/>
+          <w:szCs w:val="20"/>
+        </w:rPr>
+        <w:t>_reason</w:t>
       </w:r>
       <w:proofErr w:type="spellEnd"/>
       <w:r>
@@ -908,7 +959,27 @@
           <w:sz w:val="20"/>
           <w:szCs w:val="20"/>
         </w:rPr>
-        <w:t xml:space="preserve"> is false %}Defendant was represented by {{ </w:t>
+        <w:t xml:space="preserve"> is false </w:t>
+      </w:r>
+      <w:proofErr w:type="gramStart"/>
+      <w:r>
+        <w:rPr>
+          <w:rFonts w:ascii="Palatino Linotype" w:hAnsi="Palatino Linotype"/>
+          <w:bCs/>
+          <w:sz w:val="20"/>
+          <w:szCs w:val="20"/>
+        </w:rPr>
+        <w:t>%}Defendant</w:t>
+      </w:r>
+      <w:proofErr w:type="gramEnd"/>
+      <w:r>
+        <w:rPr>
+          <w:rFonts w:ascii="Palatino Linotype" w:hAnsi="Palatino Linotype"/>
+          <w:bCs/>
+          <w:sz w:val="20"/>
+          <w:szCs w:val="20"/>
+        </w:rPr>
+        <w:t xml:space="preserve"> was represented by {{ </w:t>
       </w:r>
       <w:proofErr w:type="spellStart"/>
       <w:r>
@@ -988,16 +1059,56 @@
           <w:sz w:val="20"/>
           <w:szCs w:val="20"/>
         </w:rPr>
-        <w:t xml:space="preserve"> is true %}Defendant waived right to counsel. {% endif %}</w:t>
-      </w:r>
-      <w:r>
-        <w:rPr>
-          <w:rFonts w:ascii="Palatino Linotype" w:hAnsi="Palatino Linotype"/>
-          <w:bCs/>
-          <w:sz w:val="20"/>
-          <w:szCs w:val="20"/>
-        </w:rPr>
-        <w:t xml:space="preserve">{% if </w:t>
+        <w:t xml:space="preserve"> is true </w:t>
+      </w:r>
+      <w:proofErr w:type="gramStart"/>
+      <w:r>
+        <w:rPr>
+          <w:rFonts w:ascii="Palatino Linotype" w:hAnsi="Palatino Linotype"/>
+          <w:bCs/>
+          <w:sz w:val="20"/>
+          <w:szCs w:val="20"/>
+        </w:rPr>
+        <w:t>%}Defendant</w:t>
+      </w:r>
+      <w:proofErr w:type="gramEnd"/>
+      <w:r>
+        <w:rPr>
+          <w:rFonts w:ascii="Palatino Linotype" w:hAnsi="Palatino Linotype"/>
+          <w:bCs/>
+          <w:sz w:val="20"/>
+          <w:szCs w:val="20"/>
+        </w:rPr>
+        <w:t xml:space="preserve"> waived right to counsel. {% endif </w:t>
+      </w:r>
+      <w:proofErr w:type="gramStart"/>
+      <w:r>
+        <w:rPr>
+          <w:rFonts w:ascii="Palatino Linotype" w:hAnsi="Palatino Linotype"/>
+          <w:bCs/>
+          <w:sz w:val="20"/>
+          <w:szCs w:val="20"/>
+        </w:rPr>
+        <w:t>%}</w:t>
+      </w:r>
+      <w:r>
+        <w:rPr>
+          <w:rFonts w:ascii="Palatino Linotype" w:hAnsi="Palatino Linotype"/>
+          <w:bCs/>
+          <w:sz w:val="20"/>
+          <w:szCs w:val="20"/>
+        </w:rPr>
+        <w:t>{</w:t>
+      </w:r>
+      <w:proofErr w:type="gramEnd"/>
+      <w:r>
+        <w:rPr>
+          <w:rFonts w:ascii="Palatino Linotype" w:hAnsi="Palatino Linotype"/>
+          <w:bCs/>
+          <w:sz w:val="20"/>
+          <w:szCs w:val="20"/>
+        </w:rPr>
+        <w:t xml:space="preserve">% if </w:t>
       </w:r>
       <w:proofErr w:type="spellStart"/>
       <w:r>
@@ -1055,17 +1166,37 @@
           <w:sz w:val="20"/>
           <w:szCs w:val="20"/>
         </w:rPr>
-        <w:t xml:space="preserve"> {{ </w:t>
-      </w:r>
-      <w:proofErr w:type="spellStart"/>
-      <w:r>
-        <w:rPr>
-          <w:rFonts w:ascii="Palatino Linotype" w:hAnsi="Palatino Linotype"/>
-          <w:bCs/>
-          <w:sz w:val="20"/>
-          <w:szCs w:val="20"/>
-        </w:rPr>
-        <w:t>amend_offense_details.motion_disposition</w:t>
+        <w:t xml:space="preserve"> </w:t>
+      </w:r>
+      <w:proofErr w:type="gramStart"/>
+      <w:r>
+        <w:rPr>
+          <w:rFonts w:ascii="Palatino Linotype" w:hAnsi="Palatino Linotype"/>
+          <w:bCs/>
+          <w:sz w:val="20"/>
+          <w:szCs w:val="20"/>
+        </w:rPr>
+        <w:t xml:space="preserve">{{ </w:t>
+      </w:r>
+      <w:proofErr w:type="spellStart"/>
+      <w:r>
+        <w:rPr>
+          <w:rFonts w:ascii="Palatino Linotype" w:hAnsi="Palatino Linotype"/>
+          <w:bCs/>
+          <w:sz w:val="20"/>
+          <w:szCs w:val="20"/>
+        </w:rPr>
+        <w:t>amend</w:t>
+      </w:r>
+      <w:proofErr w:type="gramEnd"/>
+      <w:r>
+        <w:rPr>
+          <w:rFonts w:ascii="Palatino Linotype" w:hAnsi="Palatino Linotype"/>
+          <w:bCs/>
+          <w:sz w:val="20"/>
+          <w:szCs w:val="20"/>
+        </w:rPr>
+        <w:t>_offense_details.motion_disposition</w:t>
       </w:r>
       <w:proofErr w:type="spellEnd"/>
       <w:r>
@@ -1250,16 +1381,34 @@
           <w:sz w:val="20"/>
           <w:szCs w:val="20"/>
         </w:rPr>
-        <w:t>appearance_reason</w:t>
-      </w:r>
-      <w:proofErr w:type="spellEnd"/>
-      <w:r>
-        <w:rPr>
-          <w:rFonts w:ascii="Palatino Linotype" w:hAnsi="Palatino Linotype"/>
-          <w:sz w:val="20"/>
-          <w:szCs w:val="20"/>
-        </w:rPr>
-        <w:t xml:space="preserve"> != ‘sentencing’ %}</w:t>
+        <w:t>appearance_</w:t>
+      </w:r>
+      <w:proofErr w:type="gramStart"/>
+      <w:r>
+        <w:rPr>
+          <w:rFonts w:ascii="Palatino Linotype" w:hAnsi="Palatino Linotype"/>
+          <w:sz w:val="20"/>
+          <w:szCs w:val="20"/>
+        </w:rPr>
+        <w:t>reason</w:t>
+      </w:r>
+      <w:proofErr w:type="spellEnd"/>
+      <w:r>
+        <w:rPr>
+          <w:rFonts w:ascii="Palatino Linotype" w:hAnsi="Palatino Linotype"/>
+          <w:sz w:val="20"/>
+          <w:szCs w:val="20"/>
+        </w:rPr>
+        <w:t xml:space="preserve"> !</w:t>
+      </w:r>
+      <w:proofErr w:type="gramEnd"/>
+      <w:r>
+        <w:rPr>
+          <w:rFonts w:ascii="Palatino Linotype" w:hAnsi="Palatino Linotype"/>
+          <w:sz w:val="20"/>
+          <w:szCs w:val="20"/>
+        </w:rPr>
+        <w:t>= ‘sentencing’ %}</w:t>
       </w:r>
       <w:r>
         <w:rPr>
@@ -1292,15 +1441,33 @@
           <w:sz w:val="20"/>
           <w:szCs w:val="20"/>
         </w:rPr>
-        <w:t>{% endif %}</w:t>
-      </w:r>
-      <w:r>
-        <w:rPr>
-          <w:rFonts w:ascii="Palatino Linotype" w:hAnsi="Palatino Linotype"/>
-          <w:sz w:val="20"/>
-          <w:szCs w:val="20"/>
-        </w:rPr>
-        <w:t xml:space="preserve">{% if </w:t>
+        <w:t xml:space="preserve">{% endif </w:t>
+      </w:r>
+      <w:proofErr w:type="gramStart"/>
+      <w:r>
+        <w:rPr>
+          <w:rFonts w:ascii="Palatino Linotype" w:hAnsi="Palatino Linotype"/>
+          <w:sz w:val="20"/>
+          <w:szCs w:val="20"/>
+        </w:rPr>
+        <w:t>%}</w:t>
+      </w:r>
+      <w:r>
+        <w:rPr>
+          <w:rFonts w:ascii="Palatino Linotype" w:hAnsi="Palatino Linotype"/>
+          <w:sz w:val="20"/>
+          <w:szCs w:val="20"/>
+        </w:rPr>
+        <w:t>{</w:t>
+      </w:r>
+      <w:proofErr w:type="gramEnd"/>
+      <w:r>
+        <w:rPr>
+          <w:rFonts w:ascii="Palatino Linotype" w:hAnsi="Palatino Linotype"/>
+          <w:sz w:val="20"/>
+          <w:szCs w:val="20"/>
+        </w:rPr>
+        <w:t xml:space="preserve">% if </w:t>
       </w:r>
       <w:proofErr w:type="spellStart"/>
       <w:r>
@@ -1390,15 +1557,33 @@
           <w:sz w:val="20"/>
           <w:szCs w:val="20"/>
         </w:rPr>
-        <w:t xml:space="preserve"> Defendant ineligible for certain state and federal benefits. {% endif %}</w:t>
-      </w:r>
-      <w:r>
-        <w:rPr>
-          <w:rFonts w:ascii="Palatino Linotype" w:hAnsi="Palatino Linotype"/>
-          <w:sz w:val="20"/>
-          <w:szCs w:val="20"/>
-        </w:rPr>
-        <w:t xml:space="preserve">{% if </w:t>
+        <w:t xml:space="preserve"> Defendant ineligible for certain state and federal benefits. {% endif </w:t>
+      </w:r>
+      <w:proofErr w:type="gramStart"/>
+      <w:r>
+        <w:rPr>
+          <w:rFonts w:ascii="Palatino Linotype" w:hAnsi="Palatino Linotype"/>
+          <w:sz w:val="20"/>
+          <w:szCs w:val="20"/>
+        </w:rPr>
+        <w:t>%}</w:t>
+      </w:r>
+      <w:r>
+        <w:rPr>
+          <w:rFonts w:ascii="Palatino Linotype" w:hAnsi="Palatino Linotype"/>
+          <w:sz w:val="20"/>
+          <w:szCs w:val="20"/>
+        </w:rPr>
+        <w:t>{</w:t>
+      </w:r>
+      <w:proofErr w:type="gramEnd"/>
+      <w:r>
+        <w:rPr>
+          <w:rFonts w:ascii="Palatino Linotype" w:hAnsi="Palatino Linotype"/>
+          <w:sz w:val="20"/>
+          <w:szCs w:val="20"/>
+        </w:rPr>
+        <w:t xml:space="preserve">% if </w:t>
       </w:r>
       <w:proofErr w:type="spellStart"/>
       <w:r>
@@ -1515,25 +1700,52 @@
           <w:sz w:val="20"/>
           <w:szCs w:val="20"/>
         </w:rPr>
-        <w:t>diversion_case</w:t>
-      </w:r>
-      <w:proofErr w:type="spellEnd"/>
-      <w:r>
-        <w:rPr>
-          <w:rFonts w:ascii="Palatino Linotype" w:hAnsi="Palatino Linotype"/>
-          <w:sz w:val="20"/>
-          <w:szCs w:val="20"/>
-        </w:rPr>
-        <w:t xml:space="preserve"> is true %}</w:t>
-      </w:r>
-      <w:r>
-        <w:rPr>
-          <w:rFonts w:ascii="Palatino Linotype" w:hAnsi="Palatino Linotype"/>
-          <w:b/>
-          <w:sz w:val="20"/>
-          <w:szCs w:val="20"/>
-        </w:rPr>
-        <w:t xml:space="preserve"> </w:t>
+        <w:t>diversion_</w:t>
+      </w:r>
+      <w:r>
+        <w:rPr>
+          <w:rFonts w:ascii="Palatino Linotype" w:hAnsi="Palatino Linotype"/>
+          <w:sz w:val="20"/>
+          <w:szCs w:val="20"/>
+        </w:rPr>
+        <w:t>ordered</w:t>
+      </w:r>
+      <w:proofErr w:type="spellEnd"/>
+      <w:r>
+        <w:rPr>
+          <w:rFonts w:ascii="Palatino Linotype" w:hAnsi="Palatino Linotype"/>
+          <w:sz w:val="20"/>
+          <w:szCs w:val="20"/>
+        </w:rPr>
+        <w:t xml:space="preserve"> is true </w:t>
+      </w:r>
+      <w:proofErr w:type="gramStart"/>
+      <w:r>
+        <w:rPr>
+          <w:rFonts w:ascii="Palatino Linotype" w:hAnsi="Palatino Linotype"/>
+          <w:sz w:val="20"/>
+          <w:szCs w:val="20"/>
+        </w:rPr>
+        <w:t>%}</w:t>
+      </w:r>
+      <w:r>
+        <w:rPr>
+          <w:rFonts w:ascii="Palatino Linotype" w:hAnsi="Palatino Linotype"/>
+          <w:bCs/>
+          <w:sz w:val="20"/>
+          <w:szCs w:val="20"/>
+        </w:rPr>
+        <w:t>{</w:t>
+      </w:r>
+      <w:proofErr w:type="gramEnd"/>
+      <w:r>
+        <w:rPr>
+          <w:rFonts w:ascii="Palatino Linotype" w:hAnsi="Palatino Linotype"/>
+          <w:bCs/>
+          <w:sz w:val="20"/>
+          <w:szCs w:val="20"/>
+        </w:rPr>
+        <w:t>{‘\n’}}</w:t>
       </w:r>
       <w:r>
         <w:rPr>
@@ -1550,34 +1762,70 @@
           <w:sz w:val="20"/>
           <w:szCs w:val="20"/>
         </w:rPr>
-        <w:t xml:space="preserve">Defendant is eligible for the {{ </w:t>
-      </w:r>
-      <w:proofErr w:type="spellStart"/>
-      <w:r>
-        <w:rPr>
-          <w:rFonts w:ascii="Palatino Linotype" w:hAnsi="Palatino Linotype"/>
-          <w:sz w:val="20"/>
-          <w:szCs w:val="20"/>
-        </w:rPr>
-        <w:t>diversion.program_name</w:t>
-      </w:r>
-      <w:proofErr w:type="spellEnd"/>
-      <w:r>
-        <w:rPr>
-          <w:rFonts w:ascii="Palatino Linotype" w:hAnsi="Palatino Linotype"/>
-          <w:sz w:val="20"/>
-          <w:szCs w:val="20"/>
-        </w:rPr>
-        <w:t xml:space="preserve"> }}. The Defendant’s plea and the Court’s findings are set forth in the chart below. The sentence, including any fines, costs and jail days, is SUSPENDED pending Defendant’s completion of the {{ </w:t>
-      </w:r>
-      <w:proofErr w:type="spellStart"/>
-      <w:r>
-        <w:rPr>
-          <w:rFonts w:ascii="Palatino Linotype" w:hAnsi="Palatino Linotype"/>
-          <w:sz w:val="20"/>
-          <w:szCs w:val="20"/>
-        </w:rPr>
-        <w:t>diversion.program_name</w:t>
+        <w:t xml:space="preserve">Defendant is eligible for the </w:t>
+      </w:r>
+      <w:proofErr w:type="gramStart"/>
+      <w:r>
+        <w:rPr>
+          <w:rFonts w:ascii="Palatino Linotype" w:hAnsi="Palatino Linotype"/>
+          <w:sz w:val="20"/>
+          <w:szCs w:val="20"/>
+        </w:rPr>
+        <w:t xml:space="preserve">{{ </w:t>
+      </w:r>
+      <w:proofErr w:type="spellStart"/>
+      <w:r>
+        <w:rPr>
+          <w:rFonts w:ascii="Palatino Linotype" w:hAnsi="Palatino Linotype"/>
+          <w:sz w:val="20"/>
+          <w:szCs w:val="20"/>
+        </w:rPr>
+        <w:t>diversion</w:t>
+      </w:r>
+      <w:proofErr w:type="gramEnd"/>
+      <w:r>
+        <w:rPr>
+          <w:rFonts w:ascii="Palatino Linotype" w:hAnsi="Palatino Linotype"/>
+          <w:sz w:val="20"/>
+          <w:szCs w:val="20"/>
+        </w:rPr>
+        <w:t>.program_name</w:t>
+      </w:r>
+      <w:proofErr w:type="spellEnd"/>
+      <w:r>
+        <w:rPr>
+          <w:rFonts w:ascii="Palatino Linotype" w:hAnsi="Palatino Linotype"/>
+          <w:sz w:val="20"/>
+          <w:szCs w:val="20"/>
+        </w:rPr>
+        <w:t xml:space="preserve"> }}. The sentence, including any fines, costs and jail days, is SUSPENDED pending Defendant’s completion of the </w:t>
+      </w:r>
+      <w:proofErr w:type="gramStart"/>
+      <w:r>
+        <w:rPr>
+          <w:rFonts w:ascii="Palatino Linotype" w:hAnsi="Palatino Linotype"/>
+          <w:sz w:val="20"/>
+          <w:szCs w:val="20"/>
+        </w:rPr>
+        <w:t xml:space="preserve">{{ </w:t>
+      </w:r>
+      <w:proofErr w:type="spellStart"/>
+      <w:r>
+        <w:rPr>
+          <w:rFonts w:ascii="Palatino Linotype" w:hAnsi="Palatino Linotype"/>
+          <w:sz w:val="20"/>
+          <w:szCs w:val="20"/>
+        </w:rPr>
+        <w:t>diversion</w:t>
+      </w:r>
+      <w:proofErr w:type="gramEnd"/>
+      <w:r>
+        <w:rPr>
+          <w:rFonts w:ascii="Palatino Linotype" w:hAnsi="Palatino Linotype"/>
+          <w:sz w:val="20"/>
+          <w:szCs w:val="20"/>
+        </w:rPr>
+        <w:t>.program_name</w:t>
       </w:r>
       <w:proofErr w:type="spellEnd"/>
       <w:r>
@@ -2002,6 +2250,7 @@
                 <w:szCs w:val="20"/>
               </w:rPr>
             </w:pPr>
+            <w:proofErr w:type="gramStart"/>
             <w:r>
               <w:rPr>
                 <w:rFonts w:ascii="Palatino Linotype" w:hAnsi="Palatino Linotype"/>
@@ -2021,7 +2270,18 @@
                 <w:sz w:val="20"/>
                 <w:szCs w:val="20"/>
               </w:rPr>
-              <w:t>charge.offense</w:t>
+              <w:t>charge</w:t>
+            </w:r>
+            <w:proofErr w:type="gramEnd"/>
+            <w:r>
+              <w:rPr>
+                <w:rFonts w:ascii="Palatino Linotype" w:hAnsi="Palatino Linotype"/>
+                <w:b/>
+                <w:bCs/>
+                <w:sz w:val="20"/>
+                <w:szCs w:val="20"/>
+              </w:rPr>
+              <w:t>.offense</w:t>
             </w:r>
             <w:proofErr w:type="spellEnd"/>
             <w:r>
@@ -2269,6 +2529,7 @@
                 <w:szCs w:val="20"/>
               </w:rPr>
             </w:pPr>
+            <w:proofErr w:type="gramStart"/>
             <w:r>
               <w:rPr>
                 <w:rFonts w:ascii="Palatino Linotype" w:hAnsi="Palatino Linotype"/>
@@ -2288,7 +2549,18 @@
                 <w:sz w:val="20"/>
                 <w:szCs w:val="20"/>
               </w:rPr>
-              <w:t>charge.statute</w:t>
+              <w:t>charge</w:t>
+            </w:r>
+            <w:proofErr w:type="gramEnd"/>
+            <w:r>
+              <w:rPr>
+                <w:rFonts w:ascii="Palatino Linotype" w:hAnsi="Palatino Linotype"/>
+                <w:b/>
+                <w:bCs/>
+                <w:sz w:val="20"/>
+                <w:szCs w:val="20"/>
+              </w:rPr>
+              <w:t>.statute</w:t>
             </w:r>
             <w:proofErr w:type="spellEnd"/>
             <w:r>
@@ -2537,6 +2809,7 @@
                 <w:szCs w:val="20"/>
               </w:rPr>
             </w:pPr>
+            <w:proofErr w:type="gramStart"/>
             <w:r>
               <w:rPr>
                 <w:rFonts w:ascii="Palatino Linotype" w:hAnsi="Palatino Linotype"/>
@@ -2556,7 +2829,18 @@
                 <w:sz w:val="20"/>
                 <w:szCs w:val="20"/>
               </w:rPr>
-              <w:t>charge.degree</w:t>
+              <w:t>charge</w:t>
+            </w:r>
+            <w:proofErr w:type="gramEnd"/>
+            <w:r>
+              <w:rPr>
+                <w:rFonts w:ascii="Palatino Linotype" w:hAnsi="Palatino Linotype"/>
+                <w:b/>
+                <w:bCs/>
+                <w:sz w:val="20"/>
+                <w:szCs w:val="20"/>
+              </w:rPr>
+              <w:t>.degree</w:t>
             </w:r>
             <w:proofErr w:type="spellEnd"/>
             <w:r>
@@ -2804,6 +3088,7 @@
                 <w:szCs w:val="20"/>
               </w:rPr>
             </w:pPr>
+            <w:proofErr w:type="gramStart"/>
             <w:r>
               <w:rPr>
                 <w:rFonts w:ascii="Palatino Linotype" w:hAnsi="Palatino Linotype"/>
@@ -2823,7 +3108,18 @@
                 <w:sz w:val="20"/>
                 <w:szCs w:val="20"/>
               </w:rPr>
-              <w:t>charge.plea</w:t>
+              <w:t>charge</w:t>
+            </w:r>
+            <w:proofErr w:type="gramEnd"/>
+            <w:r>
+              <w:rPr>
+                <w:rFonts w:ascii="Palatino Linotype" w:hAnsi="Palatino Linotype"/>
+                <w:b/>
+                <w:bCs/>
+                <w:sz w:val="20"/>
+                <w:szCs w:val="20"/>
+              </w:rPr>
+              <w:t>.plea</w:t>
             </w:r>
             <w:proofErr w:type="spellEnd"/>
             <w:r>
@@ -3071,6 +3367,7 @@
                 <w:szCs w:val="20"/>
               </w:rPr>
             </w:pPr>
+            <w:proofErr w:type="gramStart"/>
             <w:r>
               <w:rPr>
                 <w:rFonts w:ascii="Palatino Linotype" w:hAnsi="Palatino Linotype"/>
@@ -3090,7 +3387,18 @@
                 <w:sz w:val="20"/>
                 <w:szCs w:val="20"/>
               </w:rPr>
-              <w:t>charge.finding</w:t>
+              <w:t>charge</w:t>
+            </w:r>
+            <w:proofErr w:type="gramEnd"/>
+            <w:r>
+              <w:rPr>
+                <w:rFonts w:ascii="Palatino Linotype" w:hAnsi="Palatino Linotype"/>
+                <w:b/>
+                <w:bCs/>
+                <w:sz w:val="20"/>
+                <w:szCs w:val="20"/>
+              </w:rPr>
+              <w:t>.finding</w:t>
             </w:r>
             <w:proofErr w:type="spellEnd"/>
             <w:r>
@@ -3338,6 +3646,7 @@
                 <w:szCs w:val="20"/>
               </w:rPr>
             </w:pPr>
+            <w:proofErr w:type="gramStart"/>
             <w:r>
               <w:rPr>
                 <w:rFonts w:ascii="Palatino Linotype" w:hAnsi="Palatino Linotype"/>
@@ -3357,7 +3666,18 @@
                 <w:sz w:val="20"/>
                 <w:szCs w:val="20"/>
               </w:rPr>
-              <w:t>charge.fines_amount</w:t>
+              <w:t>charge</w:t>
+            </w:r>
+            <w:proofErr w:type="gramEnd"/>
+            <w:r>
+              <w:rPr>
+                <w:rFonts w:ascii="Palatino Linotype" w:hAnsi="Palatino Linotype"/>
+                <w:b/>
+                <w:bCs/>
+                <w:sz w:val="20"/>
+                <w:szCs w:val="20"/>
+              </w:rPr>
+              <w:t>.fines_amount</w:t>
             </w:r>
             <w:proofErr w:type="spellEnd"/>
             <w:r>
@@ -3625,6 +3945,7 @@
                 <w:szCs w:val="20"/>
               </w:rPr>
             </w:pPr>
+            <w:proofErr w:type="gramStart"/>
             <w:r>
               <w:rPr>
                 <w:rFonts w:ascii="Palatino Linotype" w:hAnsi="Palatino Linotype"/>
@@ -3644,7 +3965,18 @@
                 <w:sz w:val="20"/>
                 <w:szCs w:val="20"/>
               </w:rPr>
-              <w:t>charge.fines_suspended</w:t>
+              <w:t>charge</w:t>
+            </w:r>
+            <w:proofErr w:type="gramEnd"/>
+            <w:r>
+              <w:rPr>
+                <w:rFonts w:ascii="Palatino Linotype" w:hAnsi="Palatino Linotype"/>
+                <w:b/>
+                <w:bCs/>
+                <w:sz w:val="20"/>
+                <w:szCs w:val="20"/>
+              </w:rPr>
+              <w:t>.fines_suspended</w:t>
             </w:r>
             <w:proofErr w:type="spellEnd"/>
             <w:r>
@@ -3892,6 +4224,7 @@
                 <w:szCs w:val="20"/>
               </w:rPr>
             </w:pPr>
+            <w:proofErr w:type="gramStart"/>
             <w:r>
               <w:rPr>
                 <w:rFonts w:ascii="Palatino Linotype" w:hAnsi="Palatino Linotype"/>
@@ -3911,7 +4244,18 @@
                 <w:sz w:val="20"/>
                 <w:szCs w:val="20"/>
               </w:rPr>
-              <w:t>charge.</w:t>
+              <w:t>charge</w:t>
+            </w:r>
+            <w:proofErr w:type="gramEnd"/>
+            <w:r>
+              <w:rPr>
+                <w:rFonts w:ascii="Palatino Linotype" w:hAnsi="Palatino Linotype"/>
+                <w:b/>
+                <w:bCs/>
+                <w:sz w:val="20"/>
+                <w:szCs w:val="20"/>
+              </w:rPr>
+              <w:t>.</w:t>
             </w:r>
             <w:r>
               <w:rPr>
@@ -4189,6 +4533,7 @@
                 <w:szCs w:val="20"/>
               </w:rPr>
             </w:pPr>
+            <w:proofErr w:type="gramStart"/>
             <w:r>
               <w:rPr>
                 <w:rFonts w:ascii="Palatino Linotype" w:hAnsi="Palatino Linotype"/>
@@ -4208,7 +4553,18 @@
                 <w:sz w:val="20"/>
                 <w:szCs w:val="20"/>
               </w:rPr>
-              <w:t>charge.</w:t>
+              <w:t>charge</w:t>
+            </w:r>
+            <w:proofErr w:type="gramEnd"/>
+            <w:r>
+              <w:rPr>
+                <w:rFonts w:ascii="Palatino Linotype" w:hAnsi="Palatino Linotype"/>
+                <w:b/>
+                <w:bCs/>
+                <w:sz w:val="20"/>
+                <w:szCs w:val="20"/>
+              </w:rPr>
+              <w:t>.</w:t>
             </w:r>
             <w:r>
               <w:rPr>
@@ -4351,7 +4707,25 @@
           <w:sz w:val="20"/>
           <w:szCs w:val="20"/>
         </w:rPr>
-        <w:t>community_control.specialized_docket_ordered</w:t>
+        <w:t>community_</w:t>
+      </w:r>
+      <w:proofErr w:type="gramStart"/>
+      <w:r>
+        <w:rPr>
+          <w:rFonts w:ascii="Palatino Linotype" w:hAnsi="Palatino Linotype"/>
+          <w:sz w:val="20"/>
+          <w:szCs w:val="20"/>
+        </w:rPr>
+        <w:t>control.specialized</w:t>
+      </w:r>
+      <w:proofErr w:type="gramEnd"/>
+      <w:r>
+        <w:rPr>
+          <w:rFonts w:ascii="Palatino Linotype" w:hAnsi="Palatino Linotype"/>
+          <w:sz w:val="20"/>
+          <w:szCs w:val="20"/>
+        </w:rPr>
+        <w:t>_docket_ordered</w:t>
       </w:r>
       <w:proofErr w:type="spellEnd"/>
       <w:r>
@@ -4378,7 +4752,95 @@
           <w:sz w:val="20"/>
           <w:szCs w:val="20"/>
         </w:rPr>
-        <w:t xml:space="preserve"> Defendant is placed on the {{ </w:t>
+        <w:t xml:space="preserve"> Defendant is placed on the </w:t>
+      </w:r>
+      <w:proofErr w:type="gramStart"/>
+      <w:r>
+        <w:rPr>
+          <w:rFonts w:ascii="Palatino Linotype" w:hAnsi="Palatino Linotype"/>
+          <w:sz w:val="20"/>
+          <w:szCs w:val="20"/>
+        </w:rPr>
+        <w:t xml:space="preserve">{{ </w:t>
+      </w:r>
+      <w:proofErr w:type="spellStart"/>
+      <w:r>
+        <w:rPr>
+          <w:rFonts w:ascii="Palatino Linotype" w:hAnsi="Palatino Linotype"/>
+          <w:sz w:val="20"/>
+          <w:szCs w:val="20"/>
+        </w:rPr>
+        <w:t>community</w:t>
+      </w:r>
+      <w:proofErr w:type="gramEnd"/>
+      <w:r>
+        <w:rPr>
+          <w:rFonts w:ascii="Palatino Linotype" w:hAnsi="Palatino Linotype"/>
+          <w:sz w:val="20"/>
+          <w:szCs w:val="20"/>
+        </w:rPr>
+        <w:t>_control.specialized_docket_type</w:t>
+      </w:r>
+      <w:proofErr w:type="spellEnd"/>
+      <w:r>
+        <w:rPr>
+          <w:rFonts w:ascii="Palatino Linotype" w:hAnsi="Palatino Linotype"/>
+          <w:sz w:val="20"/>
+          <w:szCs w:val="20"/>
+        </w:rPr>
+        <w:t xml:space="preserve"> }}. The Defendant has reviewed and understands the requirements of the </w:t>
+      </w:r>
+      <w:proofErr w:type="gramStart"/>
+      <w:r>
+        <w:rPr>
+          <w:rFonts w:ascii="Palatino Linotype" w:hAnsi="Palatino Linotype"/>
+          <w:sz w:val="20"/>
+          <w:szCs w:val="20"/>
+        </w:rPr>
+        <w:t xml:space="preserve">{{ </w:t>
+      </w:r>
+      <w:proofErr w:type="spellStart"/>
+      <w:r>
+        <w:rPr>
+          <w:rFonts w:ascii="Palatino Linotype" w:hAnsi="Palatino Linotype"/>
+          <w:sz w:val="20"/>
+          <w:szCs w:val="20"/>
+        </w:rPr>
+        <w:t>community</w:t>
+      </w:r>
+      <w:proofErr w:type="gramEnd"/>
+      <w:r>
+        <w:rPr>
+          <w:rFonts w:ascii="Palatino Linotype" w:hAnsi="Palatino Linotype"/>
+          <w:sz w:val="20"/>
+          <w:szCs w:val="20"/>
+        </w:rPr>
+        <w:t>_control.specialized_docket_type</w:t>
+      </w:r>
+      <w:proofErr w:type="spellEnd"/>
+      <w:r>
+        <w:rPr>
+          <w:rFonts w:ascii="Palatino Linotype" w:hAnsi="Palatino Linotype"/>
+          <w:sz w:val="20"/>
+          <w:szCs w:val="20"/>
+        </w:rPr>
+        <w:t xml:space="preserve"> }} and agree</w:t>
+      </w:r>
+      <w:r>
+        <w:rPr>
+          <w:rFonts w:ascii="Palatino Linotype" w:hAnsi="Palatino Linotype"/>
+          <w:sz w:val="20"/>
+          <w:szCs w:val="20"/>
+        </w:rPr>
+        <w:t>d</w:t>
+      </w:r>
+      <w:r>
+        <w:rPr>
+          <w:rFonts w:ascii="Palatino Linotype" w:hAnsi="Palatino Linotype"/>
+          <w:sz w:val="20"/>
+          <w:szCs w:val="20"/>
+        </w:rPr>
+        <w:t xml:space="preserve"> to all terms and conditions of the {{ </w:t>
       </w:r>
       <w:proofErr w:type="spellStart"/>
       <w:r>
@@ -4396,58 +4858,6 @@
           <w:sz w:val="20"/>
           <w:szCs w:val="20"/>
         </w:rPr>
-        <w:t xml:space="preserve"> }}. The Defendant has reviewed and understands the requirements of the {{ </w:t>
-      </w:r>
-      <w:proofErr w:type="spellStart"/>
-      <w:r>
-        <w:rPr>
-          <w:rFonts w:ascii="Palatino Linotype" w:hAnsi="Palatino Linotype"/>
-          <w:sz w:val="20"/>
-          <w:szCs w:val="20"/>
-        </w:rPr>
-        <w:t>community_control.specialized_docket_type</w:t>
-      </w:r>
-      <w:proofErr w:type="spellEnd"/>
-      <w:r>
-        <w:rPr>
-          <w:rFonts w:ascii="Palatino Linotype" w:hAnsi="Palatino Linotype"/>
-          <w:sz w:val="20"/>
-          <w:szCs w:val="20"/>
-        </w:rPr>
-        <w:t xml:space="preserve"> }} and agree</w:t>
-      </w:r>
-      <w:r>
-        <w:rPr>
-          <w:rFonts w:ascii="Palatino Linotype" w:hAnsi="Palatino Linotype"/>
-          <w:sz w:val="20"/>
-          <w:szCs w:val="20"/>
-        </w:rPr>
-        <w:t>d</w:t>
-      </w:r>
-      <w:r>
-        <w:rPr>
-          <w:rFonts w:ascii="Palatino Linotype" w:hAnsi="Palatino Linotype"/>
-          <w:sz w:val="20"/>
-          <w:szCs w:val="20"/>
-        </w:rPr>
-        <w:t xml:space="preserve"> to all terms and conditions of the {{ </w:t>
-      </w:r>
-      <w:proofErr w:type="spellStart"/>
-      <w:r>
-        <w:rPr>
-          <w:rFonts w:ascii="Palatino Linotype" w:hAnsi="Palatino Linotype"/>
-          <w:sz w:val="20"/>
-          <w:szCs w:val="20"/>
-        </w:rPr>
-        <w:t>community_control.specialized_docket_type</w:t>
-      </w:r>
-      <w:proofErr w:type="spellEnd"/>
-      <w:r>
-        <w:rPr>
-          <w:rFonts w:ascii="Palatino Linotype" w:hAnsi="Palatino Linotype"/>
-          <w:sz w:val="20"/>
-          <w:szCs w:val="20"/>
-        </w:rPr>
         <w:t xml:space="preserve"> }}. </w:t>
       </w:r>
       <w:r>
@@ -4456,15 +4866,33 @@
           <w:sz w:val="20"/>
           <w:szCs w:val="20"/>
         </w:rPr>
-        <w:t>{{‘\n’}}</w:t>
-      </w:r>
-      <w:r>
-        <w:rPr>
-          <w:rFonts w:ascii="Palatino Linotype" w:hAnsi="Palatino Linotype"/>
-          <w:sz w:val="20"/>
-          <w:szCs w:val="20"/>
-        </w:rPr>
-        <w:t>{% endif %}</w:t>
+        <w:t>{{‘\n’</w:t>
+      </w:r>
+      <w:proofErr w:type="gramStart"/>
+      <w:r>
+        <w:rPr>
+          <w:rFonts w:ascii="Palatino Linotype" w:hAnsi="Palatino Linotype"/>
+          <w:sz w:val="20"/>
+          <w:szCs w:val="20"/>
+        </w:rPr>
+        <w:t>}}</w:t>
+      </w:r>
+      <w:r>
+        <w:rPr>
+          <w:rFonts w:ascii="Palatino Linotype" w:hAnsi="Palatino Linotype"/>
+          <w:sz w:val="20"/>
+          <w:szCs w:val="20"/>
+        </w:rPr>
+        <w:t>{</w:t>
+      </w:r>
+      <w:proofErr w:type="gramEnd"/>
+      <w:r>
+        <w:rPr>
+          <w:rFonts w:ascii="Palatino Linotype" w:hAnsi="Palatino Linotype"/>
+          <w:sz w:val="20"/>
+          <w:szCs w:val="20"/>
+        </w:rPr>
+        <w:t>% endif %}</w:t>
       </w:r>
       <w:r>
         <w:rPr>
@@ -4517,22 +4945,551 @@
           <w:sz w:val="20"/>
           <w:szCs w:val="20"/>
         </w:rPr>
-        <w:t xml:space="preserve"> {{ </w:t>
-      </w:r>
-      <w:proofErr w:type="spellStart"/>
-      <w:r>
-        <w:rPr>
-          <w:rFonts w:ascii="Palatino Linotype" w:hAnsi="Palatino Linotype"/>
-          <w:b/>
-          <w:bCs/>
-          <w:sz w:val="20"/>
-          <w:szCs w:val="20"/>
+        <w:t xml:space="preserve"> </w:t>
+      </w:r>
+      <w:proofErr w:type="gramStart"/>
+      <w:r>
+        <w:rPr>
+          <w:rFonts w:ascii="Palatino Linotype" w:hAnsi="Palatino Linotype"/>
+          <w:b/>
+          <w:bCs/>
+          <w:sz w:val="20"/>
+          <w:szCs w:val="20"/>
+        </w:rPr>
+        <w:t xml:space="preserve">{{ </w:t>
+      </w:r>
+      <w:proofErr w:type="spellStart"/>
+      <w:r>
+        <w:rPr>
+          <w:rFonts w:ascii="Palatino Linotype" w:hAnsi="Palatino Linotype"/>
+          <w:b/>
+          <w:bCs/>
+          <w:sz w:val="20"/>
+          <w:szCs w:val="20"/>
+        </w:rPr>
+        <w:t>jail</w:t>
+      </w:r>
+      <w:proofErr w:type="gramEnd"/>
+      <w:r>
+        <w:rPr>
+          <w:rFonts w:ascii="Palatino Linotype" w:hAnsi="Palatino Linotype"/>
+          <w:b/>
+          <w:bCs/>
+          <w:sz w:val="20"/>
+          <w:szCs w:val="20"/>
+        </w:rPr>
+        <w:t>_terms.</w:t>
+      </w:r>
+      <w:r>
+        <w:rPr>
+          <w:rFonts w:ascii="Palatino Linotype" w:hAnsi="Palatino Linotype"/>
+          <w:b/>
+          <w:bCs/>
+          <w:sz w:val="20"/>
+          <w:szCs w:val="20"/>
+        </w:rPr>
+        <w:t>total_jail_days_to_serve</w:t>
+      </w:r>
+      <w:proofErr w:type="spellEnd"/>
+      <w:r>
+        <w:rPr>
+          <w:rFonts w:ascii="Palatino Linotype" w:hAnsi="Palatino Linotype"/>
+          <w:b/>
+          <w:bCs/>
+          <w:sz w:val="20"/>
+          <w:szCs w:val="20"/>
+        </w:rPr>
+        <w:t xml:space="preserve"> }} days</w:t>
+      </w:r>
+      <w:r>
+        <w:rPr>
+          <w:rFonts w:ascii="Palatino Linotype" w:hAnsi="Palatino Linotype"/>
+          <w:sz w:val="20"/>
+          <w:szCs w:val="20"/>
+        </w:rPr>
+        <w:t xml:space="preserve"> in jail for this case. The Defendant is currently in jail and shall serve the remainder of the jail days imposed by this order. </w:t>
+      </w:r>
+      <w:r>
+        <w:rPr>
+          <w:rFonts w:ascii="Palatino Linotype" w:hAnsi="Palatino Linotype"/>
+          <w:sz w:val="20"/>
+          <w:szCs w:val="20"/>
+        </w:rPr>
+        <w:t xml:space="preserve">{% if </w:t>
+      </w:r>
+      <w:proofErr w:type="spellStart"/>
+      <w:r>
+        <w:rPr>
+          <w:rFonts w:ascii="Palatino Linotype" w:hAnsi="Palatino Linotype"/>
+          <w:sz w:val="20"/>
+          <w:szCs w:val="20"/>
+        </w:rPr>
+        <w:t>jail_</w:t>
+      </w:r>
+      <w:proofErr w:type="gramStart"/>
+      <w:r>
+        <w:rPr>
+          <w:rFonts w:ascii="Palatino Linotype" w:hAnsi="Palatino Linotype"/>
+          <w:sz w:val="20"/>
+          <w:szCs w:val="20"/>
+        </w:rPr>
+        <w:t>terms.companion</w:t>
+      </w:r>
+      <w:proofErr w:type="gramEnd"/>
+      <w:r>
+        <w:rPr>
+          <w:rFonts w:ascii="Palatino Linotype" w:hAnsi="Palatino Linotype"/>
+          <w:sz w:val="20"/>
+          <w:szCs w:val="20"/>
+        </w:rPr>
+        <w:t>_cases_exist</w:t>
+      </w:r>
+      <w:proofErr w:type="spellEnd"/>
+      <w:r>
+        <w:rPr>
+          <w:rFonts w:ascii="Palatino Linotype" w:hAnsi="Palatino Linotype"/>
+          <w:sz w:val="20"/>
+          <w:szCs w:val="20"/>
+        </w:rPr>
+        <w:t xml:space="preserve"> is true %}Defendant’s jail days imposed in this case shall be served </w:t>
+      </w:r>
+      <w:r>
+        <w:rPr>
+          <w:rFonts w:ascii="Palatino Linotype" w:hAnsi="Palatino Linotype"/>
+          <w:sz w:val="20"/>
+          <w:szCs w:val="20"/>
+          <w:u w:val="single"/>
+        </w:rPr>
+        <w:t xml:space="preserve">{{ </w:t>
+      </w:r>
+      <w:proofErr w:type="spellStart"/>
+      <w:r>
+        <w:rPr>
+          <w:rFonts w:ascii="Palatino Linotype" w:hAnsi="Palatino Linotype"/>
+          <w:sz w:val="20"/>
+          <w:szCs w:val="20"/>
+          <w:u w:val="single"/>
         </w:rPr>
         <w:t>jail_terms.</w:t>
       </w:r>
       <w:r>
         <w:rPr>
           <w:rFonts w:ascii="Palatino Linotype" w:hAnsi="Palatino Linotype"/>
+          <w:sz w:val="20"/>
+          <w:szCs w:val="20"/>
+          <w:u w:val="single"/>
+        </w:rPr>
+        <w:t>companion_cases_sentence_type</w:t>
+      </w:r>
+      <w:proofErr w:type="spellEnd"/>
+      <w:r>
+        <w:rPr>
+          <w:rFonts w:ascii="Palatino Linotype" w:hAnsi="Palatino Linotype"/>
+          <w:sz w:val="20"/>
+          <w:szCs w:val="20"/>
+          <w:u w:val="single"/>
+        </w:rPr>
+        <w:t xml:space="preserve"> }} to the jail days imposed in {{ </w:t>
+      </w:r>
+      <w:proofErr w:type="spellStart"/>
+      <w:r>
+        <w:rPr>
+          <w:rFonts w:ascii="Palatino Linotype" w:hAnsi="Palatino Linotype"/>
+          <w:sz w:val="20"/>
+          <w:szCs w:val="20"/>
+          <w:u w:val="single"/>
+        </w:rPr>
+        <w:t>jail_terms.companion_case</w:t>
+      </w:r>
+      <w:r>
+        <w:rPr>
+          <w:rFonts w:ascii="Palatino Linotype" w:hAnsi="Palatino Linotype"/>
+          <w:sz w:val="20"/>
+          <w:szCs w:val="20"/>
+          <w:u w:val="single"/>
+        </w:rPr>
+        <w:t>s</w:t>
+      </w:r>
+      <w:r>
+        <w:rPr>
+          <w:rFonts w:ascii="Palatino Linotype" w:hAnsi="Palatino Linotype"/>
+          <w:sz w:val="20"/>
+          <w:szCs w:val="20"/>
+          <w:u w:val="single"/>
+        </w:rPr>
+        <w:t>_numbers</w:t>
+      </w:r>
+      <w:proofErr w:type="spellEnd"/>
+      <w:r>
+        <w:rPr>
+          <w:rFonts w:ascii="Palatino Linotype" w:hAnsi="Palatino Linotype"/>
+          <w:sz w:val="20"/>
+          <w:szCs w:val="20"/>
+          <w:u w:val="single"/>
+        </w:rPr>
+        <w:t xml:space="preserve"> }}</w:t>
+      </w:r>
+      <w:r>
+        <w:rPr>
+          <w:rFonts w:ascii="Palatino Linotype" w:hAnsi="Palatino Linotype"/>
+          <w:sz w:val="20"/>
+          <w:szCs w:val="20"/>
+        </w:rPr>
+        <w:t>.</w:t>
+      </w:r>
+      <w:r>
+        <w:rPr>
+          <w:rFonts w:ascii="Palatino Linotype" w:hAnsi="Palatino Linotype"/>
+          <w:sz w:val="20"/>
+          <w:szCs w:val="20"/>
+        </w:rPr>
+        <w:t xml:space="preserve"> </w:t>
+      </w:r>
+      <w:r>
+        <w:rPr>
+          <w:rFonts w:ascii="Palatino Linotype" w:hAnsi="Palatino Linotype"/>
+          <w:sz w:val="20"/>
+          <w:szCs w:val="20"/>
+        </w:rPr>
+        <w:t xml:space="preserve">{% endif </w:t>
+      </w:r>
+      <w:proofErr w:type="gramStart"/>
+      <w:r>
+        <w:rPr>
+          <w:rFonts w:ascii="Palatino Linotype" w:hAnsi="Palatino Linotype"/>
+          <w:sz w:val="20"/>
+          <w:szCs w:val="20"/>
+        </w:rPr>
+        <w:t>%}</w:t>
+      </w:r>
+      <w:r>
+        <w:rPr>
+          <w:rFonts w:ascii="Palatino Linotype" w:hAnsi="Palatino Linotype"/>
+          <w:sz w:val="20"/>
+          <w:szCs w:val="20"/>
+        </w:rPr>
+        <w:t>{</w:t>
+      </w:r>
+      <w:proofErr w:type="gramEnd"/>
+      <w:r>
+        <w:rPr>
+          <w:rFonts w:ascii="Palatino Linotype" w:hAnsi="Palatino Linotype"/>
+          <w:sz w:val="20"/>
+          <w:szCs w:val="20"/>
+        </w:rPr>
+        <w:t xml:space="preserve">% if </w:t>
+      </w:r>
+      <w:proofErr w:type="spellStart"/>
+      <w:r>
+        <w:rPr>
+          <w:rFonts w:ascii="Palatino Linotype" w:hAnsi="Palatino Linotype"/>
+          <w:sz w:val="20"/>
+          <w:szCs w:val="20"/>
+        </w:rPr>
+        <w:t>jail_terms.apply_jtc</w:t>
+      </w:r>
+      <w:proofErr w:type="spellEnd"/>
+      <w:r>
+        <w:rPr>
+          <w:rFonts w:ascii="Palatino Linotype" w:hAnsi="Palatino Linotype"/>
+          <w:sz w:val="20"/>
+          <w:szCs w:val="20"/>
+        </w:rPr>
+        <w:t xml:space="preserve"> == ‘Sentence’</w:t>
+      </w:r>
+      <w:r>
+        <w:rPr>
+          <w:rFonts w:ascii="Palatino Linotype" w:hAnsi="Palatino Linotype"/>
+          <w:sz w:val="20"/>
+          <w:szCs w:val="20"/>
+        </w:rPr>
+        <w:t xml:space="preserve"> </w:t>
+      </w:r>
+      <w:r>
+        <w:rPr>
+          <w:rFonts w:ascii="Palatino Linotype" w:hAnsi="Palatino Linotype"/>
+          <w:sz w:val="20"/>
+          <w:szCs w:val="20"/>
+        </w:rPr>
+        <w:t xml:space="preserve">%}Defendant shall receive credit for </w:t>
+      </w:r>
+      <w:r>
+        <w:rPr>
+          <w:rFonts w:ascii="Palatino Linotype" w:hAnsi="Palatino Linotype"/>
+          <w:b/>
+          <w:bCs/>
+          <w:sz w:val="20"/>
+          <w:szCs w:val="20"/>
+        </w:rPr>
+        <w:t xml:space="preserve">{{ </w:t>
+      </w:r>
+      <w:proofErr w:type="spellStart"/>
+      <w:r>
+        <w:rPr>
+          <w:rFonts w:ascii="Palatino Linotype" w:hAnsi="Palatino Linotype"/>
+          <w:b/>
+          <w:bCs/>
+          <w:sz w:val="20"/>
+          <w:szCs w:val="20"/>
+        </w:rPr>
+        <w:t>jail_terms.days_in_jail</w:t>
+      </w:r>
+      <w:proofErr w:type="spellEnd"/>
+      <w:r>
+        <w:rPr>
+          <w:rFonts w:ascii="Palatino Linotype" w:hAnsi="Palatino Linotype"/>
+          <w:b/>
+          <w:bCs/>
+          <w:sz w:val="20"/>
+          <w:szCs w:val="20"/>
+        </w:rPr>
+        <w:t xml:space="preserve"> }}</w:t>
+      </w:r>
+      <w:r>
+        <w:rPr>
+          <w:rFonts w:ascii="Palatino Linotype" w:hAnsi="Palatino Linotype"/>
+          <w:b/>
+          <w:bCs/>
+          <w:sz w:val="20"/>
+          <w:szCs w:val="20"/>
+        </w:rPr>
+        <w:t xml:space="preserve"> </w:t>
+      </w:r>
+      <w:r>
+        <w:rPr>
+          <w:rFonts w:ascii="Palatino Linotype" w:hAnsi="Palatino Linotype"/>
+          <w:b/>
+          <w:bCs/>
+          <w:sz w:val="20"/>
+          <w:szCs w:val="20"/>
+        </w:rPr>
+        <w:t>days</w:t>
+      </w:r>
+      <w:r>
+        <w:rPr>
+          <w:rFonts w:ascii="Palatino Linotype" w:hAnsi="Palatino Linotype"/>
+          <w:bCs/>
+          <w:sz w:val="20"/>
+          <w:szCs w:val="20"/>
+        </w:rPr>
+        <w:t xml:space="preserve"> already served in jail</w:t>
+      </w:r>
+      <w:r>
+        <w:rPr>
+          <w:rFonts w:ascii="Palatino Linotype" w:hAnsi="Palatino Linotype"/>
+          <w:sz w:val="20"/>
+          <w:szCs w:val="20"/>
+        </w:rPr>
+        <w:t xml:space="preserve">. </w:t>
+      </w:r>
+      <w:r>
+        <w:rPr>
+          <w:rFonts w:ascii="Palatino Linotype" w:hAnsi="Palatino Linotype"/>
+          <w:sz w:val="20"/>
+          <w:szCs w:val="20"/>
+        </w:rPr>
+        <w:t>{{‘\n’</w:t>
+      </w:r>
+      <w:proofErr w:type="gramStart"/>
+      <w:r>
+        <w:rPr>
+          <w:rFonts w:ascii="Palatino Linotype" w:hAnsi="Palatino Linotype"/>
+          <w:sz w:val="20"/>
+          <w:szCs w:val="20"/>
+        </w:rPr>
+        <w:t>}}</w:t>
+      </w:r>
+      <w:r>
+        <w:rPr>
+          <w:rFonts w:ascii="Palatino Linotype" w:hAnsi="Palatino Linotype"/>
+          <w:sz w:val="20"/>
+          <w:szCs w:val="20"/>
+        </w:rPr>
+        <w:t>{</w:t>
+      </w:r>
+      <w:proofErr w:type="gramEnd"/>
+      <w:r>
+        <w:rPr>
+          <w:rFonts w:ascii="Palatino Linotype" w:hAnsi="Palatino Linotype"/>
+          <w:sz w:val="20"/>
+          <w:szCs w:val="20"/>
+        </w:rPr>
+        <w:t>% endif %}{% endif %}</w:t>
+      </w:r>
+      <w:r>
+        <w:rPr>
+          <w:rFonts w:ascii="Palatino Linotype" w:hAnsi="Palatino Linotype"/>
+          <w:sz w:val="20"/>
+          <w:szCs w:val="20"/>
+        </w:rPr>
+        <w:t xml:space="preserve">{% if </w:t>
+      </w:r>
+      <w:proofErr w:type="spellStart"/>
+      <w:r>
+        <w:rPr>
+          <w:rFonts w:ascii="Palatino Linotype" w:hAnsi="Palatino Linotype"/>
+          <w:sz w:val="20"/>
+          <w:szCs w:val="20"/>
+        </w:rPr>
+        <w:t>jail_terms.ordered</w:t>
+      </w:r>
+      <w:proofErr w:type="spellEnd"/>
+      <w:r>
+        <w:rPr>
+          <w:rFonts w:ascii="Palatino Linotype" w:hAnsi="Palatino Linotype"/>
+          <w:sz w:val="20"/>
+          <w:szCs w:val="20"/>
+        </w:rPr>
+        <w:t xml:space="preserve"> is false and </w:t>
+      </w:r>
+      <w:proofErr w:type="spellStart"/>
+      <w:r>
+        <w:rPr>
+          <w:rFonts w:ascii="Palatino Linotype" w:hAnsi="Palatino Linotype"/>
+          <w:sz w:val="20"/>
+          <w:szCs w:val="20"/>
+        </w:rPr>
+        <w:t>jail_terms.apply_jtc</w:t>
+      </w:r>
+      <w:proofErr w:type="spellEnd"/>
+      <w:r>
+        <w:rPr>
+          <w:rFonts w:ascii="Palatino Linotype" w:hAnsi="Palatino Linotype"/>
+          <w:sz w:val="20"/>
+          <w:szCs w:val="20"/>
+        </w:rPr>
+        <w:t xml:space="preserve"> == ‘Sentence’</w:t>
+      </w:r>
+      <w:r>
+        <w:rPr>
+          <w:rFonts w:ascii="Palatino Linotype" w:hAnsi="Palatino Linotype"/>
+          <w:sz w:val="20"/>
+          <w:szCs w:val="20"/>
+        </w:rPr>
+        <w:t xml:space="preserve"> </w:t>
+      </w:r>
+      <w:r>
+        <w:rPr>
+          <w:rFonts w:ascii="Palatino Linotype" w:hAnsi="Palatino Linotype"/>
+          <w:sz w:val="20"/>
+          <w:szCs w:val="20"/>
+        </w:rPr>
+        <w:t xml:space="preserve">and </w:t>
+      </w:r>
+      <w:proofErr w:type="spellStart"/>
+      <w:r>
+        <w:rPr>
+          <w:rFonts w:ascii="Palatino Linotype" w:hAnsi="Palatino Linotype"/>
+          <w:sz w:val="20"/>
+          <w:szCs w:val="20"/>
+        </w:rPr>
+        <w:t>jail_terms.days_in_jail</w:t>
+      </w:r>
+      <w:proofErr w:type="spellEnd"/>
+      <w:r>
+        <w:rPr>
+          <w:rFonts w:ascii="Palatino Linotype" w:hAnsi="Palatino Linotype"/>
+          <w:sz w:val="20"/>
+          <w:szCs w:val="20"/>
+        </w:rPr>
+        <w:t xml:space="preserve"> != ‘None’ and </w:t>
+      </w:r>
+      <w:proofErr w:type="spellStart"/>
+      <w:r>
+        <w:rPr>
+          <w:rFonts w:ascii="Palatino Linotype" w:hAnsi="Palatino Linotype"/>
+          <w:sz w:val="20"/>
+          <w:szCs w:val="20"/>
+        </w:rPr>
+        <w:t>jail_terms.currently_in_jail</w:t>
+      </w:r>
+      <w:proofErr w:type="spellEnd"/>
+      <w:r>
+        <w:rPr>
+          <w:rFonts w:ascii="Palatino Linotype" w:hAnsi="Palatino Linotype"/>
+          <w:sz w:val="20"/>
+          <w:szCs w:val="20"/>
+        </w:rPr>
+        <w:t xml:space="preserve"> == ‘No’ %}{{‘\n’}}</w:t>
+      </w:r>
+      <w:r>
+        <w:rPr>
+          <w:rFonts w:ascii="Palatino Linotype" w:hAnsi="Palatino Linotype"/>
+          <w:b/>
+          <w:sz w:val="20"/>
+          <w:szCs w:val="20"/>
+        </w:rPr>
+        <w:t xml:space="preserve">Jail Credit. </w:t>
+      </w:r>
+      <w:r>
+        <w:rPr>
+          <w:rFonts w:ascii="Palatino Linotype" w:hAnsi="Palatino Linotype"/>
+          <w:b/>
+          <w:sz w:val="20"/>
+          <w:szCs w:val="20"/>
+        </w:rPr>
+        <w:t xml:space="preserve"> </w:t>
+      </w:r>
+      <w:r>
+        <w:rPr>
+          <w:rFonts w:ascii="Palatino Linotype" w:hAnsi="Palatino Linotype"/>
+          <w:sz w:val="20"/>
+          <w:szCs w:val="20"/>
+        </w:rPr>
+        <w:t xml:space="preserve">The Defendant </w:t>
+      </w:r>
+      <w:r>
+        <w:rPr>
+          <w:rFonts w:ascii="Palatino Linotype" w:hAnsi="Palatino Linotype"/>
+          <w:sz w:val="20"/>
+          <w:szCs w:val="20"/>
+        </w:rPr>
+        <w:t>is sentenced to</w:t>
+      </w:r>
+      <w:r>
+        <w:rPr>
+          <w:rFonts w:ascii="Palatino Linotype" w:hAnsi="Palatino Linotype"/>
+          <w:sz w:val="20"/>
+          <w:szCs w:val="20"/>
+        </w:rPr>
+        <w:t xml:space="preserve"> </w:t>
+      </w:r>
+      <w:proofErr w:type="gramStart"/>
+      <w:r>
+        <w:rPr>
+          <w:rFonts w:ascii="Palatino Linotype" w:hAnsi="Palatino Linotype"/>
+          <w:b/>
+          <w:bCs/>
+          <w:sz w:val="20"/>
+          <w:szCs w:val="20"/>
+        </w:rPr>
+        <w:t xml:space="preserve">{{ </w:t>
+      </w:r>
+      <w:proofErr w:type="spellStart"/>
+      <w:r>
+        <w:rPr>
+          <w:rFonts w:ascii="Palatino Linotype" w:hAnsi="Palatino Linotype"/>
+          <w:b/>
+          <w:bCs/>
+          <w:sz w:val="20"/>
+          <w:szCs w:val="20"/>
+        </w:rPr>
+        <w:t>jail</w:t>
+      </w:r>
+      <w:proofErr w:type="gramEnd"/>
+      <w:r>
+        <w:rPr>
+          <w:rFonts w:ascii="Palatino Linotype" w:hAnsi="Palatino Linotype"/>
+          <w:b/>
+          <w:bCs/>
+          <w:sz w:val="20"/>
+          <w:szCs w:val="20"/>
+        </w:rPr>
+        <w:t>_terms.</w:t>
+      </w:r>
+      <w:r>
+        <w:rPr>
+          <w:rFonts w:ascii="Palatino Linotype" w:hAnsi="Palatino Linotype"/>
           <w:b/>
           <w:bCs/>
           <w:sz w:val="20"/>
@@ -4557,40 +5514,48 @@
           <w:sz w:val="20"/>
           <w:szCs w:val="20"/>
         </w:rPr>
-        <w:t xml:space="preserve"> in jail for this case. The Defendant is currently in jail and shall serve the remainder of the jail days imposed by this order. </w:t>
-      </w:r>
-      <w:r>
-        <w:rPr>
-          <w:rFonts w:ascii="Palatino Linotype" w:hAnsi="Palatino Linotype"/>
-          <w:sz w:val="20"/>
-          <w:szCs w:val="20"/>
-        </w:rPr>
-        <w:t xml:space="preserve">{% if </w:t>
-      </w:r>
-      <w:proofErr w:type="spellStart"/>
-      <w:r>
-        <w:rPr>
-          <w:rFonts w:ascii="Palatino Linotype" w:hAnsi="Palatino Linotype"/>
-          <w:sz w:val="20"/>
-          <w:szCs w:val="20"/>
-        </w:rPr>
-        <w:t>jail_terms.companion_cases_exist</w:t>
-      </w:r>
-      <w:proofErr w:type="spellEnd"/>
-      <w:r>
-        <w:rPr>
-          <w:rFonts w:ascii="Palatino Linotype" w:hAnsi="Palatino Linotype"/>
-          <w:sz w:val="20"/>
-          <w:szCs w:val="20"/>
-        </w:rPr>
-        <w:t xml:space="preserve"> is true %}Defendant’s jail days imposed in this case shall be served </w:t>
-      </w:r>
-      <w:r>
-        <w:rPr>
-          <w:rFonts w:ascii="Palatino Linotype" w:hAnsi="Palatino Linotype"/>
-          <w:sz w:val="20"/>
-          <w:szCs w:val="20"/>
-          <w:u w:val="single"/>
+        <w:t xml:space="preserve"> in jail</w:t>
+      </w:r>
+      <w:r>
+        <w:rPr>
+          <w:rFonts w:ascii="Palatino Linotype" w:hAnsi="Palatino Linotype"/>
+          <w:sz w:val="20"/>
+          <w:szCs w:val="20"/>
+        </w:rPr>
+        <w:t xml:space="preserve"> for this case</w:t>
+      </w:r>
+      <w:r>
+        <w:rPr>
+          <w:rFonts w:ascii="Palatino Linotype" w:hAnsi="Palatino Linotype"/>
+          <w:sz w:val="20"/>
+          <w:szCs w:val="20"/>
+        </w:rPr>
+        <w:t xml:space="preserve">. </w:t>
+      </w:r>
+      <w:r>
+        <w:rPr>
+          <w:rFonts w:ascii="Palatino Linotype" w:hAnsi="Palatino Linotype"/>
+          <w:sz w:val="20"/>
+          <w:szCs w:val="20"/>
+        </w:rPr>
+        <w:t xml:space="preserve">Defendant is granted </w:t>
+      </w:r>
+      <w:r>
+        <w:rPr>
+          <w:rFonts w:ascii="Palatino Linotype" w:hAnsi="Palatino Linotype"/>
+          <w:b/>
+          <w:sz w:val="20"/>
+          <w:szCs w:val="20"/>
+        </w:rPr>
+        <w:t xml:space="preserve">credit for </w:t>
+      </w:r>
+      <w:proofErr w:type="gramStart"/>
+      <w:r>
+        <w:rPr>
+          <w:rFonts w:ascii="Palatino Linotype" w:hAnsi="Palatino Linotype"/>
+          <w:b/>
+          <w:sz w:val="20"/>
+          <w:szCs w:val="20"/>
         </w:rPr>
         <w:t xml:space="preserve">{{ </w:t>
       </w:r>
@@ -4598,76 +5563,75 @@
       <w:r>
         <w:rPr>
           <w:rFonts w:ascii="Palatino Linotype" w:hAnsi="Palatino Linotype"/>
-          <w:sz w:val="20"/>
-          <w:szCs w:val="20"/>
-          <w:u w:val="single"/>
-        </w:rPr>
-        <w:t>jail_terms.</w:t>
-      </w:r>
-      <w:r>
-        <w:rPr>
-          <w:rFonts w:ascii="Palatino Linotype" w:hAnsi="Palatino Linotype"/>
-          <w:sz w:val="20"/>
-          <w:szCs w:val="20"/>
-          <w:u w:val="single"/>
-        </w:rPr>
-        <w:t>companion_cases_sentence_type</w:t>
-      </w:r>
-      <w:proofErr w:type="spellEnd"/>
-      <w:r>
-        <w:rPr>
-          <w:rFonts w:ascii="Palatino Linotype" w:hAnsi="Palatino Linotype"/>
-          <w:sz w:val="20"/>
-          <w:szCs w:val="20"/>
-          <w:u w:val="single"/>
-        </w:rPr>
-        <w:t xml:space="preserve"> }} to the jail days imposed in {{ </w:t>
-      </w:r>
-      <w:proofErr w:type="spellStart"/>
-      <w:r>
-        <w:rPr>
-          <w:rFonts w:ascii="Palatino Linotype" w:hAnsi="Palatino Linotype"/>
-          <w:sz w:val="20"/>
-          <w:szCs w:val="20"/>
-          <w:u w:val="single"/>
-        </w:rPr>
-        <w:t>jail_terms.companion_case</w:t>
-      </w:r>
-      <w:r>
-        <w:rPr>
-          <w:rFonts w:ascii="Palatino Linotype" w:hAnsi="Palatino Linotype"/>
-          <w:sz w:val="20"/>
-          <w:szCs w:val="20"/>
-          <w:u w:val="single"/>
+          <w:b/>
+          <w:sz w:val="20"/>
+          <w:szCs w:val="20"/>
+        </w:rPr>
+        <w:t>jail</w:t>
+      </w:r>
+      <w:proofErr w:type="gramEnd"/>
+      <w:r>
+        <w:rPr>
+          <w:rFonts w:ascii="Palatino Linotype" w:hAnsi="Palatino Linotype"/>
+          <w:b/>
+          <w:sz w:val="20"/>
+          <w:szCs w:val="20"/>
+        </w:rPr>
+        <w:t>_terms.days_in_jail</w:t>
+      </w:r>
+      <w:proofErr w:type="spellEnd"/>
+      <w:r>
+        <w:rPr>
+          <w:rFonts w:ascii="Palatino Linotype" w:hAnsi="Palatino Linotype"/>
+          <w:b/>
+          <w:sz w:val="20"/>
+          <w:szCs w:val="20"/>
+        </w:rPr>
+        <w:t xml:space="preserve"> }}</w:t>
+      </w:r>
+      <w:r>
+        <w:rPr>
+          <w:rFonts w:ascii="Palatino Linotype" w:hAnsi="Palatino Linotype"/>
+          <w:b/>
+          <w:sz w:val="20"/>
+          <w:szCs w:val="20"/>
+        </w:rPr>
+        <w:t xml:space="preserve"> day</w:t>
+      </w:r>
+      <w:r>
+        <w:rPr>
+          <w:rFonts w:ascii="Palatino Linotype" w:hAnsi="Palatino Linotype"/>
+          <w:b/>
+          <w:sz w:val="20"/>
+          <w:szCs w:val="20"/>
+        </w:rPr>
+        <w:t>(</w:t>
+      </w:r>
+      <w:r>
+        <w:rPr>
+          <w:rFonts w:ascii="Palatino Linotype" w:hAnsi="Palatino Linotype"/>
+          <w:b/>
+          <w:sz w:val="20"/>
+          <w:szCs w:val="20"/>
         </w:rPr>
         <w:t>s</w:t>
       </w:r>
       <w:r>
         <w:rPr>
           <w:rFonts w:ascii="Palatino Linotype" w:hAnsi="Palatino Linotype"/>
-          <w:sz w:val="20"/>
-          <w:szCs w:val="20"/>
-          <w:u w:val="single"/>
-        </w:rPr>
-        <w:t>_numbers</w:t>
-      </w:r>
-      <w:proofErr w:type="spellEnd"/>
-      <w:r>
-        <w:rPr>
-          <w:rFonts w:ascii="Palatino Linotype" w:hAnsi="Palatino Linotype"/>
-          <w:sz w:val="20"/>
-          <w:szCs w:val="20"/>
-          <w:u w:val="single"/>
-        </w:rPr>
-        <w:t xml:space="preserve"> }}</w:t>
-      </w:r>
-      <w:r>
-        <w:rPr>
-          <w:rFonts w:ascii="Palatino Linotype" w:hAnsi="Palatino Linotype"/>
-          <w:sz w:val="20"/>
-          <w:szCs w:val="20"/>
-        </w:rPr>
-        <w:t>.</w:t>
+          <w:b/>
+          <w:sz w:val="20"/>
+          <w:szCs w:val="20"/>
+        </w:rPr>
+        <w:t>)</w:t>
+      </w:r>
+      <w:r>
+        <w:rPr>
+          <w:rFonts w:ascii="Palatino Linotype" w:hAnsi="Palatino Linotype"/>
+          <w:sz w:val="20"/>
+          <w:szCs w:val="20"/>
+        </w:rPr>
+        <w:t xml:space="preserve"> already served in jail.</w:t>
       </w:r>
       <w:r>
         <w:rPr>
@@ -4683,435 +5647,25 @@
           <w:sz w:val="20"/>
           <w:szCs w:val="20"/>
         </w:rPr>
-        <w:t>{% endif %}</w:t>
-      </w:r>
-      <w:r>
-        <w:rPr>
-          <w:rFonts w:ascii="Palatino Linotype" w:hAnsi="Palatino Linotype"/>
-          <w:sz w:val="20"/>
-          <w:szCs w:val="20"/>
-        </w:rPr>
-        <w:t xml:space="preserve">{% if </w:t>
-      </w:r>
-      <w:proofErr w:type="spellStart"/>
-      <w:r>
-        <w:rPr>
-          <w:rFonts w:ascii="Palatino Linotype" w:hAnsi="Palatino Linotype"/>
-          <w:sz w:val="20"/>
-          <w:szCs w:val="20"/>
-        </w:rPr>
-        <w:t>jail_terms.apply_jtc</w:t>
-      </w:r>
-      <w:proofErr w:type="spellEnd"/>
-      <w:r>
-        <w:rPr>
-          <w:rFonts w:ascii="Palatino Linotype" w:hAnsi="Palatino Linotype"/>
-          <w:sz w:val="20"/>
-          <w:szCs w:val="20"/>
-        </w:rPr>
-        <w:t xml:space="preserve"> == ‘Sentence’</w:t>
-      </w:r>
-      <w:r>
-        <w:rPr>
-          <w:rFonts w:ascii="Palatino Linotype" w:hAnsi="Palatino Linotype"/>
-          <w:sz w:val="20"/>
-          <w:szCs w:val="20"/>
-        </w:rPr>
-        <w:t xml:space="preserve"> </w:t>
-      </w:r>
-      <w:r>
-        <w:rPr>
-          <w:rFonts w:ascii="Palatino Linotype" w:hAnsi="Palatino Linotype"/>
-          <w:sz w:val="20"/>
-          <w:szCs w:val="20"/>
-        </w:rPr>
-        <w:t xml:space="preserve">%}Defendant shall receive credit for </w:t>
-      </w:r>
-      <w:r>
-        <w:rPr>
-          <w:rFonts w:ascii="Palatino Linotype" w:hAnsi="Palatino Linotype"/>
-          <w:b/>
-          <w:bCs/>
-          <w:sz w:val="20"/>
-          <w:szCs w:val="20"/>
-        </w:rPr>
-        <w:t xml:space="preserve">{{ </w:t>
-      </w:r>
-      <w:proofErr w:type="spellStart"/>
-      <w:r>
-        <w:rPr>
-          <w:rFonts w:ascii="Palatino Linotype" w:hAnsi="Palatino Linotype"/>
-          <w:b/>
-          <w:bCs/>
-          <w:sz w:val="20"/>
-          <w:szCs w:val="20"/>
-        </w:rPr>
-        <w:t>jail_terms.days_in_jail</w:t>
-      </w:r>
-      <w:proofErr w:type="spellEnd"/>
-      <w:r>
-        <w:rPr>
-          <w:rFonts w:ascii="Palatino Linotype" w:hAnsi="Palatino Linotype"/>
-          <w:b/>
-          <w:bCs/>
-          <w:sz w:val="20"/>
-          <w:szCs w:val="20"/>
-        </w:rPr>
-        <w:t xml:space="preserve"> }}</w:t>
-      </w:r>
-      <w:r>
-        <w:rPr>
-          <w:rFonts w:ascii="Palatino Linotype" w:hAnsi="Palatino Linotype"/>
-          <w:b/>
-          <w:bCs/>
-          <w:sz w:val="20"/>
-          <w:szCs w:val="20"/>
-        </w:rPr>
-        <w:t xml:space="preserve"> </w:t>
-      </w:r>
-      <w:r>
-        <w:rPr>
-          <w:rFonts w:ascii="Palatino Linotype" w:hAnsi="Palatino Linotype"/>
-          <w:b/>
-          <w:bCs/>
-          <w:sz w:val="20"/>
-          <w:szCs w:val="20"/>
-        </w:rPr>
-        <w:t>days</w:t>
-      </w:r>
-      <w:r>
-        <w:rPr>
-          <w:rFonts w:ascii="Palatino Linotype" w:hAnsi="Palatino Linotype"/>
-          <w:bCs/>
-          <w:sz w:val="20"/>
-          <w:szCs w:val="20"/>
-        </w:rPr>
-        <w:t xml:space="preserve"> already served in jail</w:t>
-      </w:r>
-      <w:r>
-        <w:rPr>
-          <w:rFonts w:ascii="Palatino Linotype" w:hAnsi="Palatino Linotype"/>
-          <w:sz w:val="20"/>
-          <w:szCs w:val="20"/>
-        </w:rPr>
-        <w:t xml:space="preserve">. </w:t>
-      </w:r>
-      <w:r>
-        <w:rPr>
-          <w:rFonts w:ascii="Palatino Linotype" w:hAnsi="Palatino Linotype"/>
-          <w:sz w:val="20"/>
-          <w:szCs w:val="20"/>
-        </w:rPr>
-        <w:t>{{‘\n’}}</w:t>
-      </w:r>
-      <w:r>
-        <w:rPr>
-          <w:rFonts w:ascii="Palatino Linotype" w:hAnsi="Palatino Linotype"/>
-          <w:sz w:val="20"/>
-          <w:szCs w:val="20"/>
-        </w:rPr>
-        <w:t>{% endif %}{% endif %}</w:t>
-      </w:r>
-      <w:r>
-        <w:rPr>
-          <w:rFonts w:ascii="Palatino Linotype" w:hAnsi="Palatino Linotype"/>
-          <w:sz w:val="20"/>
-          <w:szCs w:val="20"/>
-        </w:rPr>
-        <w:t xml:space="preserve">{% if </w:t>
-      </w:r>
-      <w:proofErr w:type="spellStart"/>
-      <w:r>
-        <w:rPr>
-          <w:rFonts w:ascii="Palatino Linotype" w:hAnsi="Palatino Linotype"/>
-          <w:sz w:val="20"/>
-          <w:szCs w:val="20"/>
-        </w:rPr>
-        <w:t>jail_terms.ordered</w:t>
-      </w:r>
-      <w:proofErr w:type="spellEnd"/>
-      <w:r>
-        <w:rPr>
-          <w:rFonts w:ascii="Palatino Linotype" w:hAnsi="Palatino Linotype"/>
-          <w:sz w:val="20"/>
-          <w:szCs w:val="20"/>
-        </w:rPr>
-        <w:t xml:space="preserve"> is false and </w:t>
-      </w:r>
-      <w:proofErr w:type="spellStart"/>
-      <w:r>
-        <w:rPr>
-          <w:rFonts w:ascii="Palatino Linotype" w:hAnsi="Palatino Linotype"/>
-          <w:sz w:val="20"/>
-          <w:szCs w:val="20"/>
-        </w:rPr>
-        <w:t>jail_terms.apply_jtc</w:t>
-      </w:r>
-      <w:proofErr w:type="spellEnd"/>
-      <w:r>
-        <w:rPr>
-          <w:rFonts w:ascii="Palatino Linotype" w:hAnsi="Palatino Linotype"/>
-          <w:sz w:val="20"/>
-          <w:szCs w:val="20"/>
-        </w:rPr>
-        <w:t xml:space="preserve"> == ‘Sentence’</w:t>
-      </w:r>
-      <w:r>
-        <w:rPr>
-          <w:rFonts w:ascii="Palatino Linotype" w:hAnsi="Palatino Linotype"/>
-          <w:sz w:val="20"/>
-          <w:szCs w:val="20"/>
-        </w:rPr>
-        <w:t xml:space="preserve"> </w:t>
-      </w:r>
-      <w:r>
-        <w:rPr>
-          <w:rFonts w:ascii="Palatino Linotype" w:hAnsi="Palatino Linotype"/>
-          <w:sz w:val="20"/>
-          <w:szCs w:val="20"/>
-        </w:rPr>
-        <w:t xml:space="preserve">and </w:t>
-      </w:r>
-      <w:proofErr w:type="spellStart"/>
-      <w:r>
-        <w:rPr>
-          <w:rFonts w:ascii="Palatino Linotype" w:hAnsi="Palatino Linotype"/>
-          <w:sz w:val="20"/>
-          <w:szCs w:val="20"/>
-        </w:rPr>
-        <w:t>jail_terms.days_in_jail</w:t>
-      </w:r>
-      <w:proofErr w:type="spellEnd"/>
-      <w:r>
-        <w:rPr>
-          <w:rFonts w:ascii="Palatino Linotype" w:hAnsi="Palatino Linotype"/>
-          <w:sz w:val="20"/>
-          <w:szCs w:val="20"/>
-        </w:rPr>
-        <w:t xml:space="preserve"> != ‘None’ and </w:t>
-      </w:r>
-      <w:proofErr w:type="spellStart"/>
-      <w:r>
-        <w:rPr>
-          <w:rFonts w:ascii="Palatino Linotype" w:hAnsi="Palatino Linotype"/>
-          <w:sz w:val="20"/>
-          <w:szCs w:val="20"/>
-        </w:rPr>
-        <w:t>jail_terms.currently_in_jail</w:t>
-      </w:r>
-      <w:proofErr w:type="spellEnd"/>
-      <w:r>
-        <w:rPr>
-          <w:rFonts w:ascii="Palatino Linotype" w:hAnsi="Palatino Linotype"/>
-          <w:sz w:val="20"/>
-          <w:szCs w:val="20"/>
-        </w:rPr>
-        <w:t xml:space="preserve"> == ‘No’ %}{{‘\n’}}</w:t>
-      </w:r>
-      <w:r>
-        <w:rPr>
-          <w:rFonts w:ascii="Palatino Linotype" w:hAnsi="Palatino Linotype"/>
-          <w:b/>
-          <w:sz w:val="20"/>
-          <w:szCs w:val="20"/>
-        </w:rPr>
-        <w:t xml:space="preserve">Jail Credit. </w:t>
-      </w:r>
-      <w:r>
-        <w:rPr>
-          <w:rFonts w:ascii="Palatino Linotype" w:hAnsi="Palatino Linotype"/>
-          <w:b/>
-          <w:sz w:val="20"/>
-          <w:szCs w:val="20"/>
-        </w:rPr>
-        <w:t xml:space="preserve"> </w:t>
-      </w:r>
-      <w:r>
-        <w:rPr>
-          <w:rFonts w:ascii="Palatino Linotype" w:hAnsi="Palatino Linotype"/>
-          <w:sz w:val="20"/>
-          <w:szCs w:val="20"/>
-        </w:rPr>
-        <w:t xml:space="preserve">The Defendant </w:t>
-      </w:r>
-      <w:r>
-        <w:rPr>
-          <w:rFonts w:ascii="Palatino Linotype" w:hAnsi="Palatino Linotype"/>
-          <w:sz w:val="20"/>
-          <w:szCs w:val="20"/>
-        </w:rPr>
-        <w:t>is sentenced to</w:t>
-      </w:r>
-      <w:r>
-        <w:rPr>
-          <w:rFonts w:ascii="Palatino Linotype" w:hAnsi="Palatino Linotype"/>
-          <w:sz w:val="20"/>
-          <w:szCs w:val="20"/>
-        </w:rPr>
-        <w:t xml:space="preserve"> </w:t>
-      </w:r>
-      <w:r>
-        <w:rPr>
-          <w:rFonts w:ascii="Palatino Linotype" w:hAnsi="Palatino Linotype"/>
-          <w:b/>
-          <w:bCs/>
-          <w:sz w:val="20"/>
-          <w:szCs w:val="20"/>
-        </w:rPr>
-        <w:t xml:space="preserve">{{ </w:t>
-      </w:r>
-      <w:proofErr w:type="spellStart"/>
-      <w:r>
-        <w:rPr>
-          <w:rFonts w:ascii="Palatino Linotype" w:hAnsi="Palatino Linotype"/>
-          <w:b/>
-          <w:bCs/>
-          <w:sz w:val="20"/>
-          <w:szCs w:val="20"/>
-        </w:rPr>
-        <w:t>jail_terms.</w:t>
-      </w:r>
-      <w:r>
-        <w:rPr>
-          <w:rFonts w:ascii="Palatino Linotype" w:hAnsi="Palatino Linotype"/>
-          <w:b/>
-          <w:bCs/>
-          <w:sz w:val="20"/>
-          <w:szCs w:val="20"/>
-        </w:rPr>
-        <w:t>total_jail_days_to_serve</w:t>
-      </w:r>
-      <w:proofErr w:type="spellEnd"/>
-      <w:r>
-        <w:rPr>
-          <w:rFonts w:ascii="Palatino Linotype" w:hAnsi="Palatino Linotype"/>
-          <w:b/>
-          <w:bCs/>
-          <w:sz w:val="20"/>
-          <w:szCs w:val="20"/>
-        </w:rPr>
-        <w:t xml:space="preserve"> }} days</w:t>
-      </w:r>
-      <w:r>
-        <w:rPr>
-          <w:rFonts w:ascii="Palatino Linotype" w:hAnsi="Palatino Linotype"/>
-          <w:sz w:val="20"/>
-          <w:szCs w:val="20"/>
-        </w:rPr>
-        <w:t xml:space="preserve"> in jail</w:t>
-      </w:r>
-      <w:r>
-        <w:rPr>
-          <w:rFonts w:ascii="Palatino Linotype" w:hAnsi="Palatino Linotype"/>
-          <w:sz w:val="20"/>
-          <w:szCs w:val="20"/>
-        </w:rPr>
-        <w:t xml:space="preserve"> for this case</w:t>
-      </w:r>
-      <w:r>
-        <w:rPr>
-          <w:rFonts w:ascii="Palatino Linotype" w:hAnsi="Palatino Linotype"/>
-          <w:sz w:val="20"/>
-          <w:szCs w:val="20"/>
-        </w:rPr>
-        <w:t xml:space="preserve">. </w:t>
-      </w:r>
-      <w:r>
-        <w:rPr>
-          <w:rFonts w:ascii="Palatino Linotype" w:hAnsi="Palatino Linotype"/>
-          <w:sz w:val="20"/>
-          <w:szCs w:val="20"/>
-        </w:rPr>
-        <w:t xml:space="preserve">Defendant is granted </w:t>
-      </w:r>
-      <w:r>
-        <w:rPr>
-          <w:rFonts w:ascii="Palatino Linotype" w:hAnsi="Palatino Linotype"/>
-          <w:b/>
-          <w:sz w:val="20"/>
-          <w:szCs w:val="20"/>
-        </w:rPr>
-        <w:t xml:space="preserve">credit for {{ </w:t>
-      </w:r>
-      <w:proofErr w:type="spellStart"/>
-      <w:r>
-        <w:rPr>
-          <w:rFonts w:ascii="Palatino Linotype" w:hAnsi="Palatino Linotype"/>
-          <w:b/>
-          <w:sz w:val="20"/>
-          <w:szCs w:val="20"/>
-        </w:rPr>
-        <w:t>jail_terms.days_in_jail</w:t>
-      </w:r>
-      <w:proofErr w:type="spellEnd"/>
-      <w:r>
-        <w:rPr>
-          <w:rFonts w:ascii="Palatino Linotype" w:hAnsi="Palatino Linotype"/>
-          <w:b/>
-          <w:sz w:val="20"/>
-          <w:szCs w:val="20"/>
-        </w:rPr>
-        <w:t xml:space="preserve"> }}</w:t>
-      </w:r>
-      <w:r>
-        <w:rPr>
-          <w:rFonts w:ascii="Palatino Linotype" w:hAnsi="Palatino Linotype"/>
-          <w:b/>
-          <w:sz w:val="20"/>
-          <w:szCs w:val="20"/>
-        </w:rPr>
-        <w:t xml:space="preserve"> day</w:t>
-      </w:r>
-      <w:r>
-        <w:rPr>
-          <w:rFonts w:ascii="Palatino Linotype" w:hAnsi="Palatino Linotype"/>
-          <w:b/>
-          <w:sz w:val="20"/>
-          <w:szCs w:val="20"/>
-        </w:rPr>
-        <w:t>(</w:t>
-      </w:r>
-      <w:r>
-        <w:rPr>
-          <w:rFonts w:ascii="Palatino Linotype" w:hAnsi="Palatino Linotype"/>
-          <w:b/>
-          <w:sz w:val="20"/>
-          <w:szCs w:val="20"/>
-        </w:rPr>
-        <w:t>s</w:t>
-      </w:r>
-      <w:r>
-        <w:rPr>
-          <w:rFonts w:ascii="Palatino Linotype" w:hAnsi="Palatino Linotype"/>
-          <w:b/>
-          <w:sz w:val="20"/>
-          <w:szCs w:val="20"/>
-        </w:rPr>
-        <w:t>)</w:t>
-      </w:r>
-      <w:r>
-        <w:rPr>
-          <w:rFonts w:ascii="Palatino Linotype" w:hAnsi="Palatino Linotype"/>
-          <w:sz w:val="20"/>
-          <w:szCs w:val="20"/>
-        </w:rPr>
-        <w:t xml:space="preserve"> already served in jail.</w:t>
-      </w:r>
-      <w:r>
-        <w:rPr>
-          <w:rFonts w:ascii="Palatino Linotype" w:hAnsi="Palatino Linotype"/>
-          <w:sz w:val="20"/>
-          <w:szCs w:val="20"/>
-        </w:rPr>
-        <w:t xml:space="preserve"> </w:t>
-      </w:r>
-      <w:r>
-        <w:rPr>
-          <w:rFonts w:ascii="Palatino Linotype" w:hAnsi="Palatino Linotype"/>
-          <w:sz w:val="20"/>
-          <w:szCs w:val="20"/>
-        </w:rPr>
-        <w:t>{{‘\n’}}{% endif %}</w:t>
+        <w:t>{{‘\n’</w:t>
+      </w:r>
+      <w:proofErr w:type="gramStart"/>
+      <w:r>
+        <w:rPr>
+          <w:rFonts w:ascii="Palatino Linotype" w:hAnsi="Palatino Linotype"/>
+          <w:sz w:val="20"/>
+          <w:szCs w:val="20"/>
+        </w:rPr>
+        <w:t>}}{</w:t>
+      </w:r>
+      <w:proofErr w:type="gramEnd"/>
+      <w:r>
+        <w:rPr>
+          <w:rFonts w:ascii="Palatino Linotype" w:hAnsi="Palatino Linotype"/>
+          <w:sz w:val="20"/>
+          <w:szCs w:val="20"/>
+        </w:rPr>
+        <w:t>% endif %}</w:t>
       </w:r>
       <w:r>
         <w:rPr>
@@ -5197,16 +5751,35 @@
           <w:sz w:val="20"/>
           <w:szCs w:val="20"/>
         </w:rPr>
-        <w:t>{{‘\n’}}</w:t>
-      </w:r>
-      <w:r>
-        <w:rPr>
-          <w:rFonts w:ascii="Palatino Linotype" w:hAnsi="Palatino Linotype"/>
-          <w:b/>
-          <w:sz w:val="20"/>
-          <w:szCs w:val="20"/>
-        </w:rPr>
-        <w:t>Jail Credit for Fines.</w:t>
+        <w:t>{{‘\n’</w:t>
+      </w:r>
+      <w:proofErr w:type="gramStart"/>
+      <w:r>
+        <w:rPr>
+          <w:rFonts w:ascii="Palatino Linotype" w:hAnsi="Palatino Linotype"/>
+          <w:sz w:val="20"/>
+          <w:szCs w:val="20"/>
+        </w:rPr>
+        <w:t>}}</w:t>
+      </w:r>
+      <w:r>
+        <w:rPr>
+          <w:rFonts w:ascii="Palatino Linotype" w:hAnsi="Palatino Linotype"/>
+          <w:b/>
+          <w:sz w:val="20"/>
+          <w:szCs w:val="20"/>
+        </w:rPr>
+        <w:t>Jail</w:t>
+      </w:r>
+      <w:proofErr w:type="gramEnd"/>
+      <w:r>
+        <w:rPr>
+          <w:rFonts w:ascii="Palatino Linotype" w:hAnsi="Palatino Linotype"/>
+          <w:b/>
+          <w:sz w:val="20"/>
+          <w:szCs w:val="20"/>
+        </w:rPr>
+        <w:t xml:space="preserve"> Credit for Fines.</w:t>
       </w:r>
       <w:r>
         <w:rPr>
@@ -5259,6 +5832,7 @@
         </w:rPr>
         <w:t xml:space="preserve"> for </w:t>
       </w:r>
+      <w:proofErr w:type="gramStart"/>
       <w:r>
         <w:rPr>
           <w:rFonts w:ascii="Palatino Linotype" w:hAnsi="Palatino Linotype"/>
@@ -5276,7 +5850,17 @@
           <w:sz w:val="20"/>
           <w:szCs w:val="20"/>
         </w:rPr>
-        <w:t>jail_terms.days_in_jail</w:t>
+        <w:t>jail</w:t>
+      </w:r>
+      <w:proofErr w:type="gramEnd"/>
+      <w:r>
+        <w:rPr>
+          <w:rFonts w:ascii="Palatino Linotype" w:hAnsi="Palatino Linotype"/>
+          <w:b/>
+          <w:sz w:val="20"/>
+          <w:szCs w:val="20"/>
+        </w:rPr>
+        <w:t>_terms.days_in_jail</w:t>
       </w:r>
       <w:proofErr w:type="spellEnd"/>
       <w:r>
@@ -5338,15 +5922,33 @@
           <w:sz w:val="20"/>
           <w:szCs w:val="20"/>
         </w:rPr>
-        <w:t xml:space="preserve"> {{‘\n’}}</w:t>
-      </w:r>
-      <w:r>
-        <w:rPr>
-          <w:rFonts w:ascii="Palatino Linotype" w:hAnsi="Palatino Linotype"/>
-          <w:sz w:val="20"/>
-          <w:szCs w:val="20"/>
-        </w:rPr>
-        <w:t>{% endif %}</w:t>
+        <w:t xml:space="preserve"> {{‘\n’</w:t>
+      </w:r>
+      <w:proofErr w:type="gramStart"/>
+      <w:r>
+        <w:rPr>
+          <w:rFonts w:ascii="Palatino Linotype" w:hAnsi="Palatino Linotype"/>
+          <w:sz w:val="20"/>
+          <w:szCs w:val="20"/>
+        </w:rPr>
+        <w:t>}}</w:t>
+      </w:r>
+      <w:r>
+        <w:rPr>
+          <w:rFonts w:ascii="Palatino Linotype" w:hAnsi="Palatino Linotype"/>
+          <w:sz w:val="20"/>
+          <w:szCs w:val="20"/>
+        </w:rPr>
+        <w:t>{</w:t>
+      </w:r>
+      <w:proofErr w:type="gramEnd"/>
+      <w:r>
+        <w:rPr>
+          <w:rFonts w:ascii="Palatino Linotype" w:hAnsi="Palatino Linotype"/>
+          <w:sz w:val="20"/>
+          <w:szCs w:val="20"/>
+        </w:rPr>
+        <w:t>% endif %}</w:t>
       </w:r>
       <w:r>
         <w:rPr>
@@ -5408,15 +6010,33 @@
           <w:sz w:val="20"/>
           <w:szCs w:val="20"/>
         </w:rPr>
-        <w:t>{{‘\n’}}</w:t>
-      </w:r>
-      <w:r>
-        <w:rPr>
-          <w:rFonts w:ascii="Palatino Linotype" w:hAnsi="Palatino Linotype"/>
-          <w:sz w:val="20"/>
-          <w:szCs w:val="20"/>
-        </w:rPr>
-        <w:t xml:space="preserve">{% endif %}{% if </w:t>
+        <w:t>{{‘\n’</w:t>
+      </w:r>
+      <w:proofErr w:type="gramStart"/>
+      <w:r>
+        <w:rPr>
+          <w:rFonts w:ascii="Palatino Linotype" w:hAnsi="Palatino Linotype"/>
+          <w:sz w:val="20"/>
+          <w:szCs w:val="20"/>
+        </w:rPr>
+        <w:t>}}</w:t>
+      </w:r>
+      <w:r>
+        <w:rPr>
+          <w:rFonts w:ascii="Palatino Linotype" w:hAnsi="Palatino Linotype"/>
+          <w:sz w:val="20"/>
+          <w:szCs w:val="20"/>
+        </w:rPr>
+        <w:t>{</w:t>
+      </w:r>
+      <w:proofErr w:type="gramEnd"/>
+      <w:r>
+        <w:rPr>
+          <w:rFonts w:ascii="Palatino Linotype" w:hAnsi="Palatino Linotype"/>
+          <w:sz w:val="20"/>
+          <w:szCs w:val="20"/>
+        </w:rPr>
+        <w:t xml:space="preserve">% endif %}{% if </w:t>
       </w:r>
       <w:proofErr w:type="spellStart"/>
       <w:r>
@@ -6168,15 +6788,33 @@
           <w:sz w:val="20"/>
           <w:szCs w:val="20"/>
         </w:rPr>
-        <w:t>, the Clerk may issue a certificate of judgment against Defendant. R.C. 2929.37.</w:t>
-      </w:r>
-      <w:r>
-        <w:rPr>
-          <w:rFonts w:ascii="Palatino Linotype" w:hAnsi="Palatino Linotype"/>
-          <w:sz w:val="20"/>
-          <w:szCs w:val="20"/>
-        </w:rPr>
-        <w:t>{{‘\n’}}</w:t>
+        <w:t>, the Clerk may issue a certificate of judgment against Defendant. R.C. 2929.</w:t>
+      </w:r>
+      <w:proofErr w:type="gramStart"/>
+      <w:r>
+        <w:rPr>
+          <w:rFonts w:ascii="Palatino Linotype" w:hAnsi="Palatino Linotype"/>
+          <w:sz w:val="20"/>
+          <w:szCs w:val="20"/>
+        </w:rPr>
+        <w:t>37.</w:t>
+      </w:r>
+      <w:r>
+        <w:rPr>
+          <w:rFonts w:ascii="Palatino Linotype" w:hAnsi="Palatino Linotype"/>
+          <w:sz w:val="20"/>
+          <w:szCs w:val="20"/>
+        </w:rPr>
+        <w:t>{</w:t>
+      </w:r>
+      <w:proofErr w:type="gramEnd"/>
+      <w:r>
+        <w:rPr>
+          <w:rFonts w:ascii="Palatino Linotype" w:hAnsi="Palatino Linotype"/>
+          <w:sz w:val="20"/>
+          <w:szCs w:val="20"/>
+        </w:rPr>
+        <w:t>{‘\n’}}</w:t>
       </w:r>
       <w:r>
         <w:rPr>
@@ -6249,6 +6887,7 @@
         </w:rPr>
         <w:t xml:space="preserve">For a period of </w:t>
       </w:r>
+      <w:proofErr w:type="gramStart"/>
       <w:r>
         <w:rPr>
           <w:rFonts w:ascii="Palatino Linotype" w:hAnsi="Palatino Linotype"/>
@@ -6268,9 +6907,9 @@
           <w:szCs w:val="20"/>
           <w:u w:val="single"/>
         </w:rPr>
-        <w:t>community_control.term_of_control</w:t>
-      </w:r>
-      <w:proofErr w:type="spellEnd"/>
+        <w:t>community</w:t>
+      </w:r>
+      <w:proofErr w:type="gramEnd"/>
       <w:r>
         <w:rPr>
           <w:rFonts w:ascii="Palatino Linotype" w:hAnsi="Palatino Linotype"/>
@@ -6279,6 +6918,17 @@
           <w:szCs w:val="20"/>
           <w:u w:val="single"/>
         </w:rPr>
+        <w:t>_control.term_of_control</w:t>
+      </w:r>
+      <w:proofErr w:type="spellEnd"/>
+      <w:r>
+        <w:rPr>
+          <w:rFonts w:ascii="Palatino Linotype" w:hAnsi="Palatino Linotype"/>
+          <w:b/>
+          <w:sz w:val="20"/>
+          <w:szCs w:val="20"/>
+          <w:u w:val="single"/>
+        </w:rPr>
         <w:t xml:space="preserve"> }}</w:t>
       </w:r>
       <w:r>
@@ -6359,7 +7009,25 @@
           <w:sz w:val="20"/>
           <w:szCs w:val="20"/>
         </w:rPr>
-        <w:t>.  The Court advised Defendant that as a result of any failure to comply with the terms of community control, the Court may impose a longer term of community control up to a total of 5 years; impose a definite jail term to include any days stayed or otherwise authorized by law; and/or otherwise modify the terms of community control set forth below.</w:t>
+        <w:t xml:space="preserve">.  The Court advised Defendant that </w:t>
+      </w:r>
+      <w:proofErr w:type="gramStart"/>
+      <w:r>
+        <w:rPr>
+          <w:rFonts w:ascii="Palatino Linotype" w:hAnsi="Palatino Linotype"/>
+          <w:sz w:val="20"/>
+          <w:szCs w:val="20"/>
+        </w:rPr>
+        <w:t>as a result of</w:t>
+      </w:r>
+      <w:proofErr w:type="gramEnd"/>
+      <w:r>
+        <w:rPr>
+          <w:rFonts w:ascii="Palatino Linotype" w:hAnsi="Palatino Linotype"/>
+          <w:sz w:val="20"/>
+          <w:szCs w:val="20"/>
+        </w:rPr>
+        <w:t xml:space="preserve"> any failure to comply with the terms of community control, the Court may impose a longer term of community control up to a total of 5 years; impose a definite jail term to include any days stayed or otherwise authorized by law; and/or otherwise modify the terms of community control set forth below.</w:t>
       </w:r>
     </w:p>
     <w:p>
@@ -6793,15 +7461,35 @@
           <w:szCs w:val="20"/>
           <w:u w:val="single"/>
         </w:rPr>
-        <w:t>Additional Terms</w:t>
-      </w:r>
-      <w:r>
-        <w:rPr>
-          <w:rFonts w:ascii="Palatino Linotype" w:hAnsi="Palatino Linotype"/>
-          <w:sz w:val="20"/>
-          <w:szCs w:val="20"/>
-        </w:rPr>
-        <w:t xml:space="preserve">{% if community_control.not_within_500_feet_ordered is true %} </w:t>
+        <w:t xml:space="preserve">Additional </w:t>
+      </w:r>
+      <w:proofErr w:type="gramStart"/>
+      <w:r>
+        <w:rPr>
+          <w:rFonts w:ascii="Palatino Linotype" w:hAnsi="Palatino Linotype"/>
+          <w:bCs/>
+          <w:sz w:val="20"/>
+          <w:szCs w:val="20"/>
+          <w:u w:val="single"/>
+        </w:rPr>
+        <w:t>Terms</w:t>
+      </w:r>
+      <w:r>
+        <w:rPr>
+          <w:rFonts w:ascii="Palatino Linotype" w:hAnsi="Palatino Linotype"/>
+          <w:sz w:val="20"/>
+          <w:szCs w:val="20"/>
+        </w:rPr>
+        <w:t>{</w:t>
+      </w:r>
+      <w:proofErr w:type="gramEnd"/>
+      <w:r>
+        <w:rPr>
+          <w:rFonts w:ascii="Palatino Linotype" w:hAnsi="Palatino Linotype"/>
+          <w:sz w:val="20"/>
+          <w:szCs w:val="20"/>
+        </w:rPr>
+        <w:t xml:space="preserve">% if community_control.not_within_500_feet_ordered is true %} </w:t>
       </w:r>
     </w:p>
     <w:p>
@@ -6830,14 +7518,25 @@
         </w:rPr>
         <w:t xml:space="preserve">Shall not come within 500 feet of </w:t>
       </w:r>
-      <w:r>
-        <w:rPr>
-          <w:rFonts w:ascii="Palatino Linotype" w:hAnsi="Palatino Linotype"/>
-          <w:b/>
-          <w:sz w:val="20"/>
-          <w:szCs w:val="20"/>
-        </w:rPr>
-        <w:t>{{ community_control.not_within_500_feet_person }}</w:t>
+      <w:proofErr w:type="gramStart"/>
+      <w:r>
+        <w:rPr>
+          <w:rFonts w:ascii="Palatino Linotype" w:hAnsi="Palatino Linotype"/>
+          <w:b/>
+          <w:sz w:val="20"/>
+          <w:szCs w:val="20"/>
+        </w:rPr>
+        <w:t>{{ community_control.not</w:t>
+      </w:r>
+      <w:proofErr w:type="gramEnd"/>
+      <w:r>
+        <w:rPr>
+          <w:rFonts w:ascii="Palatino Linotype" w:hAnsi="Palatino Linotype"/>
+          <w:b/>
+          <w:sz w:val="20"/>
+          <w:szCs w:val="20"/>
+        </w:rPr>
+        <w:t>_within_500_feet_person }}</w:t>
       </w:r>
       <w:r>
         <w:rPr>
@@ -6909,6 +7608,7 @@
         </w:rPr>
         <w:t xml:space="preserve">Defendant shall have no contact with </w:t>
       </w:r>
+      <w:proofErr w:type="gramStart"/>
       <w:r>
         <w:rPr>
           <w:rFonts w:ascii="Palatino Linotype" w:hAnsi="Palatino Linotype"/>
@@ -6928,7 +7628,18 @@
           <w:sz w:val="20"/>
           <w:szCs w:val="20"/>
         </w:rPr>
-        <w:t>community_control.no_contact_with_person</w:t>
+        <w:t>community_control.no</w:t>
+      </w:r>
+      <w:proofErr w:type="gramEnd"/>
+      <w:r>
+        <w:rPr>
+          <w:rFonts w:ascii="Palatino Linotype" w:hAnsi="Palatino Linotype"/>
+          <w:b/>
+          <w:bCs/>
+          <w:sz w:val="20"/>
+          <w:szCs w:val="20"/>
+        </w:rPr>
+        <w:t>_contact_with_person</w:t>
       </w:r>
       <w:proofErr w:type="spellEnd"/>
       <w:r>
@@ -6948,16 +7659,56 @@
           <w:sz w:val="20"/>
           <w:szCs w:val="20"/>
         </w:rPr>
-        <w:t>.  Contact includes, but is not limited to, landline, cordless, cellular or digital telephone; text; instant messaging; fax; e-mail; voicemail; delivery service; social media; blogging; writings; electronic communications; posting a message; or communications by any other means directly or through another person.</w:t>
-      </w:r>
-      <w:r>
-        <w:rPr>
-          <w:rFonts w:ascii="Palatino Linotype" w:hAnsi="Palatino Linotype"/>
-          <w:bCs/>
-          <w:sz w:val="20"/>
-          <w:szCs w:val="20"/>
-        </w:rPr>
-        <w:t xml:space="preserve"> {% endif %}{% if </w:t>
+        <w:t xml:space="preserve">.  Contact includes, but is not limited to, landline, cordless, </w:t>
+      </w:r>
+      <w:proofErr w:type="gramStart"/>
+      <w:r>
+        <w:rPr>
+          <w:rFonts w:ascii="Palatino Linotype" w:hAnsi="Palatino Linotype"/>
+          <w:bCs/>
+          <w:sz w:val="20"/>
+          <w:szCs w:val="20"/>
+        </w:rPr>
+        <w:t>cellular</w:t>
+      </w:r>
+      <w:proofErr w:type="gramEnd"/>
+      <w:r>
+        <w:rPr>
+          <w:rFonts w:ascii="Palatino Linotype" w:hAnsi="Palatino Linotype"/>
+          <w:bCs/>
+          <w:sz w:val="20"/>
+          <w:szCs w:val="20"/>
+        </w:rPr>
+        <w:t xml:space="preserve"> or digital telephone; text; instant messaging; fax; e-mail; voicemail; delivery service; social media; blogging; writings; electronic communications; posting a message; or communications by any other means directly or through another person.</w:t>
+      </w:r>
+      <w:r>
+        <w:rPr>
+          <w:rFonts w:ascii="Palatino Linotype" w:hAnsi="Palatino Linotype"/>
+          <w:bCs/>
+          <w:sz w:val="20"/>
+          <w:szCs w:val="20"/>
+        </w:rPr>
+        <w:t xml:space="preserve"> {% endif </w:t>
+      </w:r>
+      <w:proofErr w:type="gramStart"/>
+      <w:r>
+        <w:rPr>
+          <w:rFonts w:ascii="Palatino Linotype" w:hAnsi="Palatino Linotype"/>
+          <w:bCs/>
+          <w:sz w:val="20"/>
+          <w:szCs w:val="20"/>
+        </w:rPr>
+        <w:t>%}{</w:t>
+      </w:r>
+      <w:proofErr w:type="gramEnd"/>
+      <w:r>
+        <w:rPr>
+          <w:rFonts w:ascii="Palatino Linotype" w:hAnsi="Palatino Linotype"/>
+          <w:bCs/>
+          <w:sz w:val="20"/>
+          <w:szCs w:val="20"/>
+        </w:rPr>
+        <w:t xml:space="preserve">% if </w:t>
       </w:r>
       <w:proofErr w:type="spellStart"/>
       <w:r>
@@ -7005,15 +7756,34 @@
           <w:sz w:val="20"/>
           <w:szCs w:val="20"/>
         </w:rPr>
-        <w:t>Defendant shall comply with all terms and conditions of the Post-Conviction No Contact Order issued in this case. {% endif %}</w:t>
-      </w:r>
-      <w:r>
-        <w:rPr>
-          <w:rFonts w:ascii="Palatino Linotype" w:hAnsi="Palatino Linotype"/>
-          <w:sz w:val="20"/>
-          <w:szCs w:val="20"/>
-        </w:rPr>
-        <w:t xml:space="preserve">{% if </w:t>
+        <w:t xml:space="preserve">Defendant shall comply with all terms and conditions of the Post-Conviction No Contact Order issued in this case. {% endif </w:t>
+      </w:r>
+      <w:proofErr w:type="gramStart"/>
+      <w:r>
+        <w:rPr>
+          <w:rFonts w:ascii="Palatino Linotype" w:hAnsi="Palatino Linotype"/>
+          <w:bCs/>
+          <w:sz w:val="20"/>
+          <w:szCs w:val="20"/>
+        </w:rPr>
+        <w:t>%}</w:t>
+      </w:r>
+      <w:r>
+        <w:rPr>
+          <w:rFonts w:ascii="Palatino Linotype" w:hAnsi="Palatino Linotype"/>
+          <w:sz w:val="20"/>
+          <w:szCs w:val="20"/>
+        </w:rPr>
+        <w:t>{</w:t>
+      </w:r>
+      <w:proofErr w:type="gramEnd"/>
+      <w:r>
+        <w:rPr>
+          <w:rFonts w:ascii="Palatino Linotype" w:hAnsi="Palatino Linotype"/>
+          <w:sz w:val="20"/>
+          <w:szCs w:val="20"/>
+        </w:rPr>
+        <w:t xml:space="preserve">% if </w:t>
       </w:r>
       <w:proofErr w:type="spellStart"/>
       <w:r>
@@ -7121,15 +7891,34 @@
           <w:sz w:val="20"/>
           <w:szCs w:val="20"/>
         </w:rPr>
-        <w:t>. {% endif %}</w:t>
-      </w:r>
-      <w:r>
-        <w:rPr>
-          <w:rFonts w:ascii="Palatino Linotype" w:hAnsi="Palatino Linotype"/>
-          <w:sz w:val="20"/>
-          <w:szCs w:val="20"/>
-        </w:rPr>
-        <w:t xml:space="preserve">{% if </w:t>
+        <w:t xml:space="preserve">. {% endif </w:t>
+      </w:r>
+      <w:proofErr w:type="gramStart"/>
+      <w:r>
+        <w:rPr>
+          <w:rFonts w:ascii="Palatino Linotype" w:hAnsi="Palatino Linotype"/>
+          <w:bCs/>
+          <w:sz w:val="20"/>
+          <w:szCs w:val="20"/>
+        </w:rPr>
+        <w:t>%}</w:t>
+      </w:r>
+      <w:r>
+        <w:rPr>
+          <w:rFonts w:ascii="Palatino Linotype" w:hAnsi="Palatino Linotype"/>
+          <w:sz w:val="20"/>
+          <w:szCs w:val="20"/>
+        </w:rPr>
+        <w:t>{</w:t>
+      </w:r>
+      <w:proofErr w:type="gramEnd"/>
+      <w:r>
+        <w:rPr>
+          <w:rFonts w:ascii="Palatino Linotype" w:hAnsi="Palatino Linotype"/>
+          <w:sz w:val="20"/>
+          <w:szCs w:val="20"/>
+        </w:rPr>
+        <w:t xml:space="preserve">% if </w:t>
       </w:r>
       <w:proofErr w:type="spellStart"/>
       <w:r>
@@ -7192,15 +7981,34 @@
           <w:sz w:val="20"/>
           <w:szCs w:val="20"/>
         </w:rPr>
-        <w:t>an alcohol/drug dependency evaluation and comply with any treatment and/or counseling recommendations.  Defendant shall provide community control with proof of monthly compliance. {% endif %}</w:t>
-      </w:r>
-      <w:r>
-        <w:rPr>
-          <w:rFonts w:ascii="Palatino Linotype" w:hAnsi="Palatino Linotype"/>
-          <w:sz w:val="20"/>
-          <w:szCs w:val="20"/>
-        </w:rPr>
-        <w:t xml:space="preserve">{% if </w:t>
+        <w:t xml:space="preserve">an alcohol/drug dependency evaluation and comply with any treatment and/or counseling recommendations.  Defendant shall provide community control with proof of monthly compliance. {% endif </w:t>
+      </w:r>
+      <w:proofErr w:type="gramStart"/>
+      <w:r>
+        <w:rPr>
+          <w:rFonts w:ascii="Palatino Linotype" w:hAnsi="Palatino Linotype"/>
+          <w:bCs/>
+          <w:sz w:val="20"/>
+          <w:szCs w:val="20"/>
+        </w:rPr>
+        <w:t>%}</w:t>
+      </w:r>
+      <w:r>
+        <w:rPr>
+          <w:rFonts w:ascii="Palatino Linotype" w:hAnsi="Palatino Linotype"/>
+          <w:sz w:val="20"/>
+          <w:szCs w:val="20"/>
+        </w:rPr>
+        <w:t>{</w:t>
+      </w:r>
+      <w:proofErr w:type="gramEnd"/>
+      <w:r>
+        <w:rPr>
+          <w:rFonts w:ascii="Palatino Linotype" w:hAnsi="Palatino Linotype"/>
+          <w:sz w:val="20"/>
+          <w:szCs w:val="20"/>
+        </w:rPr>
+        <w:t xml:space="preserve">% if </w:t>
       </w:r>
       <w:proofErr w:type="spellStart"/>
       <w:r>
@@ -7282,15 +8090,34 @@
           <w:sz w:val="20"/>
           <w:szCs w:val="20"/>
         </w:rPr>
-        <w:t xml:space="preserve"> anti-theft/shoplifting program. {% endif %}</w:t>
-      </w:r>
-      <w:r>
-        <w:rPr>
-          <w:rFonts w:ascii="Palatino Linotype" w:hAnsi="Palatino Linotype"/>
-          <w:sz w:val="20"/>
-          <w:szCs w:val="20"/>
-        </w:rPr>
-        <w:t xml:space="preserve">{% if </w:t>
+        <w:t xml:space="preserve"> anti-theft/shoplifting program. {% endif </w:t>
+      </w:r>
+      <w:proofErr w:type="gramStart"/>
+      <w:r>
+        <w:rPr>
+          <w:rFonts w:ascii="Palatino Linotype" w:hAnsi="Palatino Linotype"/>
+          <w:bCs/>
+          <w:sz w:val="20"/>
+          <w:szCs w:val="20"/>
+        </w:rPr>
+        <w:t>%}</w:t>
+      </w:r>
+      <w:r>
+        <w:rPr>
+          <w:rFonts w:ascii="Palatino Linotype" w:hAnsi="Palatino Linotype"/>
+          <w:sz w:val="20"/>
+          <w:szCs w:val="20"/>
+        </w:rPr>
+        <w:t>{</w:t>
+      </w:r>
+      <w:proofErr w:type="gramEnd"/>
+      <w:r>
+        <w:rPr>
+          <w:rFonts w:ascii="Palatino Linotype" w:hAnsi="Palatino Linotype"/>
+          <w:sz w:val="20"/>
+          <w:szCs w:val="20"/>
+        </w:rPr>
+        <w:t xml:space="preserve">% if </w:t>
       </w:r>
       <w:proofErr w:type="spellStart"/>
       <w:r>
@@ -7381,15 +8208,34 @@
           <w:sz w:val="20"/>
           <w:szCs w:val="20"/>
         </w:rPr>
-        <w:t xml:space="preserve"> domestic violence offender program. {% endif %}</w:t>
-      </w:r>
-      <w:r>
-        <w:rPr>
-          <w:rFonts w:ascii="Palatino Linotype" w:hAnsi="Palatino Linotype"/>
-          <w:sz w:val="20"/>
-          <w:szCs w:val="20"/>
-        </w:rPr>
-        <w:t xml:space="preserve">{% if </w:t>
+        <w:t xml:space="preserve"> domestic violence offender program. {% endif </w:t>
+      </w:r>
+      <w:proofErr w:type="gramStart"/>
+      <w:r>
+        <w:rPr>
+          <w:rFonts w:ascii="Palatino Linotype" w:hAnsi="Palatino Linotype"/>
+          <w:bCs/>
+          <w:sz w:val="20"/>
+          <w:szCs w:val="20"/>
+        </w:rPr>
+        <w:t>%}</w:t>
+      </w:r>
+      <w:r>
+        <w:rPr>
+          <w:rFonts w:ascii="Palatino Linotype" w:hAnsi="Palatino Linotype"/>
+          <w:sz w:val="20"/>
+          <w:szCs w:val="20"/>
+        </w:rPr>
+        <w:t>{</w:t>
+      </w:r>
+      <w:proofErr w:type="gramEnd"/>
+      <w:r>
+        <w:rPr>
+          <w:rFonts w:ascii="Palatino Linotype" w:hAnsi="Palatino Linotype"/>
+          <w:sz w:val="20"/>
+          <w:szCs w:val="20"/>
+        </w:rPr>
+        <w:t xml:space="preserve">% if </w:t>
       </w:r>
       <w:proofErr w:type="spellStart"/>
       <w:r>
@@ -7436,15 +8282,34 @@
           <w:sz w:val="20"/>
           <w:szCs w:val="20"/>
         </w:rPr>
-        <w:t>Within 90 days obtain a mental health evaluation and comply with any treatment and/or counseling recommendations.  Defendant shall sign a release/consent to permit community control to obtain a copy of records.  Defendant shall provide community control with proof of monthly compliance. {% endif %}</w:t>
-      </w:r>
-      <w:r>
-        <w:rPr>
-          <w:rFonts w:ascii="Palatino Linotype" w:hAnsi="Palatino Linotype"/>
-          <w:sz w:val="20"/>
-          <w:szCs w:val="20"/>
-        </w:rPr>
-        <w:t xml:space="preserve">{% if </w:t>
+        <w:t xml:space="preserve">Within 90 days obtain a mental health evaluation and comply with any treatment and/or counseling recommendations.  Defendant shall sign a release/consent to permit community control to obtain a copy of records.  Defendant shall provide community control with proof of monthly compliance. {% endif </w:t>
+      </w:r>
+      <w:proofErr w:type="gramStart"/>
+      <w:r>
+        <w:rPr>
+          <w:rFonts w:ascii="Palatino Linotype" w:hAnsi="Palatino Linotype"/>
+          <w:bCs/>
+          <w:sz w:val="20"/>
+          <w:szCs w:val="20"/>
+        </w:rPr>
+        <w:t>%}</w:t>
+      </w:r>
+      <w:r>
+        <w:rPr>
+          <w:rFonts w:ascii="Palatino Linotype" w:hAnsi="Palatino Linotype"/>
+          <w:sz w:val="20"/>
+          <w:szCs w:val="20"/>
+        </w:rPr>
+        <w:t>{</w:t>
+      </w:r>
+      <w:proofErr w:type="gramEnd"/>
+      <w:r>
+        <w:rPr>
+          <w:rFonts w:ascii="Palatino Linotype" w:hAnsi="Palatino Linotype"/>
+          <w:sz w:val="20"/>
+          <w:szCs w:val="20"/>
+        </w:rPr>
+        <w:t xml:space="preserve">% if </w:t>
       </w:r>
       <w:proofErr w:type="spellStart"/>
       <w:r>
@@ -7507,7 +8372,27 @@
           <w:sz w:val="20"/>
           <w:szCs w:val="20"/>
         </w:rPr>
-        <w:t>a class in anger management.{% endif %}</w:t>
+        <w:t xml:space="preserve">a class in anger </w:t>
+      </w:r>
+      <w:proofErr w:type="gramStart"/>
+      <w:r>
+        <w:rPr>
+          <w:rFonts w:ascii="Palatino Linotype" w:hAnsi="Palatino Linotype"/>
+          <w:bCs/>
+          <w:sz w:val="20"/>
+          <w:szCs w:val="20"/>
+        </w:rPr>
+        <w:t>management.{</w:t>
+      </w:r>
+      <w:proofErr w:type="gramEnd"/>
+      <w:r>
+        <w:rPr>
+          <w:rFonts w:ascii="Palatino Linotype" w:hAnsi="Palatino Linotype"/>
+          <w:bCs/>
+          <w:sz w:val="20"/>
+          <w:szCs w:val="20"/>
+        </w:rPr>
+        <w:t>% endif %}</w:t>
       </w:r>
     </w:p>
     <w:p>
@@ -7545,7 +8430,25 @@
           <w:sz w:val="20"/>
           <w:szCs w:val="20"/>
         </w:rPr>
-        <w:t>community_control.alcohol_monitoring</w:t>
+        <w:t>community_</w:t>
+      </w:r>
+      <w:proofErr w:type="gramStart"/>
+      <w:r>
+        <w:rPr>
+          <w:rFonts w:ascii="Palatino Linotype" w:hAnsi="Palatino Linotype"/>
+          <w:sz w:val="20"/>
+          <w:szCs w:val="20"/>
+        </w:rPr>
+        <w:t>control.alcohol</w:t>
+      </w:r>
+      <w:proofErr w:type="gramEnd"/>
+      <w:r>
+        <w:rPr>
+          <w:rFonts w:ascii="Palatino Linotype" w:hAnsi="Palatino Linotype"/>
+          <w:sz w:val="20"/>
+          <w:szCs w:val="20"/>
+        </w:rPr>
+        <w:t>_monitoring</w:t>
       </w:r>
       <w:proofErr w:type="spellEnd"/>
       <w:r>
@@ -7580,7 +8483,25 @@
           <w:sz w:val="20"/>
           <w:szCs w:val="20"/>
         </w:rPr>
-        <w:t xml:space="preserve"> == ‘Yes’ %}Prior to release from jail, Defendant shall be fitted for a SCRAM unit. {% else %}Defendant shall report forthwith to </w:t>
+        <w:t xml:space="preserve"> == ‘Yes’ %}Prior to release from jail, Defendant shall be fitted for a SCRAM unit. {% else </w:t>
+      </w:r>
+      <w:proofErr w:type="gramStart"/>
+      <w:r>
+        <w:rPr>
+          <w:rFonts w:ascii="Palatino Linotype" w:hAnsi="Palatino Linotype"/>
+          <w:sz w:val="20"/>
+          <w:szCs w:val="20"/>
+        </w:rPr>
+        <w:t>%}Defendant</w:t>
+      </w:r>
+      <w:proofErr w:type="gramEnd"/>
+      <w:r>
+        <w:rPr>
+          <w:rFonts w:ascii="Palatino Linotype" w:hAnsi="Palatino Linotype"/>
+          <w:sz w:val="20"/>
+          <w:szCs w:val="20"/>
+        </w:rPr>
+        <w:t xml:space="preserve"> shall report forthwith to </w:t>
       </w:r>
       <w:r>
         <w:rPr>
@@ -7596,7 +8517,25 @@
           <w:sz w:val="20"/>
           <w:szCs w:val="20"/>
         </w:rPr>
-        <w:t xml:space="preserve"> to be fitted with a SCRAM unit. {% endif %}Defendant shall submit to continuous alcohol monitoring (SCRAM) as directed by community control for </w:t>
+        <w:t xml:space="preserve"> to be fitted with a SCRAM unit. {% endif </w:t>
+      </w:r>
+      <w:proofErr w:type="gramStart"/>
+      <w:r>
+        <w:rPr>
+          <w:rFonts w:ascii="Palatino Linotype" w:hAnsi="Palatino Linotype"/>
+          <w:sz w:val="20"/>
+          <w:szCs w:val="20"/>
+        </w:rPr>
+        <w:t>%}Defendant</w:t>
+      </w:r>
+      <w:proofErr w:type="gramEnd"/>
+      <w:r>
+        <w:rPr>
+          <w:rFonts w:ascii="Palatino Linotype" w:hAnsi="Palatino Linotype"/>
+          <w:sz w:val="20"/>
+          <w:szCs w:val="20"/>
+        </w:rPr>
+        <w:t xml:space="preserve"> shall submit to continuous alcohol monitoring (SCRAM) as directed by community control for </w:t>
       </w:r>
       <w:r>
         <w:rPr>
@@ -7642,7 +8581,25 @@
           <w:sz w:val="20"/>
           <w:szCs w:val="20"/>
         </w:rPr>
-        <w:t>community_control.alcohol_monitoring_court_pay</w:t>
+        <w:t>community_</w:t>
+      </w:r>
+      <w:proofErr w:type="gramStart"/>
+      <w:r>
+        <w:rPr>
+          <w:rFonts w:ascii="Palatino Linotype" w:hAnsi="Palatino Linotype"/>
+          <w:sz w:val="20"/>
+          <w:szCs w:val="20"/>
+        </w:rPr>
+        <w:t>control.alcohol</w:t>
+      </w:r>
+      <w:proofErr w:type="gramEnd"/>
+      <w:r>
+        <w:rPr>
+          <w:rFonts w:ascii="Palatino Linotype" w:hAnsi="Palatino Linotype"/>
+          <w:sz w:val="20"/>
+          <w:szCs w:val="20"/>
+        </w:rPr>
+        <w:t>_monitoring_court_pay</w:t>
       </w:r>
       <w:proofErr w:type="spellEnd"/>
       <w:r>
@@ -7668,7 +8625,25 @@
           <w:sz w:val="20"/>
           <w:szCs w:val="20"/>
         </w:rPr>
-        <w:t xml:space="preserve">. {% endif %}{% endif %}{% if </w:t>
+        <w:t xml:space="preserve">. {% endif </w:t>
+      </w:r>
+      <w:proofErr w:type="gramStart"/>
+      <w:r>
+        <w:rPr>
+          <w:rFonts w:ascii="Palatino Linotype" w:hAnsi="Palatino Linotype"/>
+          <w:sz w:val="20"/>
+          <w:szCs w:val="20"/>
+        </w:rPr>
+        <w:t>%}{</w:t>
+      </w:r>
+      <w:proofErr w:type="gramEnd"/>
+      <w:r>
+        <w:rPr>
+          <w:rFonts w:ascii="Palatino Linotype" w:hAnsi="Palatino Linotype"/>
+          <w:sz w:val="20"/>
+          <w:szCs w:val="20"/>
+        </w:rPr>
+        <w:t xml:space="preserve">% endif %}{% if </w:t>
       </w:r>
       <w:proofErr w:type="spellStart"/>
       <w:r>
@@ -7731,15 +8706,33 @@
           <w:sz w:val="20"/>
           <w:szCs w:val="20"/>
         </w:rPr>
-        <w:t>. {% endif %}</w:t>
-      </w:r>
-      <w:r>
-        <w:rPr>
-          <w:rFonts w:ascii="Palatino Linotype" w:hAnsi="Palatino Linotype"/>
-          <w:sz w:val="20"/>
-          <w:szCs w:val="20"/>
-        </w:rPr>
-        <w:t xml:space="preserve">{% if </w:t>
+        <w:t xml:space="preserve">. {% endif </w:t>
+      </w:r>
+      <w:proofErr w:type="gramStart"/>
+      <w:r>
+        <w:rPr>
+          <w:rFonts w:ascii="Palatino Linotype" w:hAnsi="Palatino Linotype"/>
+          <w:sz w:val="20"/>
+          <w:szCs w:val="20"/>
+        </w:rPr>
+        <w:t>%}</w:t>
+      </w:r>
+      <w:r>
+        <w:rPr>
+          <w:rFonts w:ascii="Palatino Linotype" w:hAnsi="Palatino Linotype"/>
+          <w:sz w:val="20"/>
+          <w:szCs w:val="20"/>
+        </w:rPr>
+        <w:t>{</w:t>
+      </w:r>
+      <w:proofErr w:type="gramEnd"/>
+      <w:r>
+        <w:rPr>
+          <w:rFonts w:ascii="Palatino Linotype" w:hAnsi="Palatino Linotype"/>
+          <w:sz w:val="20"/>
+          <w:szCs w:val="20"/>
+        </w:rPr>
+        <w:t xml:space="preserve">% if </w:t>
       </w:r>
       <w:proofErr w:type="spellStart"/>
       <w:r>
@@ -7786,15 +8779,33 @@
           <w:sz w:val="20"/>
           <w:szCs w:val="20"/>
         </w:rPr>
-        <w:t>If the Court grants driving privileges, provide proof to community control of installation of a certified ignition interlock device within 30 days of the issuance of such privileges.  Defendant shall only operate vehicles equipped with a certified ignition interlock device.</w:t>
-      </w:r>
-      <w:r>
-        <w:rPr>
-          <w:rFonts w:ascii="Palatino Linotype" w:hAnsi="Palatino Linotype"/>
-          <w:sz w:val="20"/>
-          <w:szCs w:val="20"/>
-        </w:rPr>
-        <w:t>{% endif %}</w:t>
+        <w:t xml:space="preserve">If the Court grants driving privileges, provide proof to community control of installation of a certified ignition interlock device within 30 days of the issuance of such privileges.  Defendant shall only operate vehicles equipped with a certified ignition interlock </w:t>
+      </w:r>
+      <w:proofErr w:type="gramStart"/>
+      <w:r>
+        <w:rPr>
+          <w:rFonts w:ascii="Palatino Linotype" w:hAnsi="Palatino Linotype"/>
+          <w:sz w:val="20"/>
+          <w:szCs w:val="20"/>
+        </w:rPr>
+        <w:t>device.</w:t>
+      </w:r>
+      <w:r>
+        <w:rPr>
+          <w:rFonts w:ascii="Palatino Linotype" w:hAnsi="Palatino Linotype"/>
+          <w:sz w:val="20"/>
+          <w:szCs w:val="20"/>
+        </w:rPr>
+        <w:t>{</w:t>
+      </w:r>
+      <w:proofErr w:type="gramEnd"/>
+      <w:r>
+        <w:rPr>
+          <w:rFonts w:ascii="Palatino Linotype" w:hAnsi="Palatino Linotype"/>
+          <w:sz w:val="20"/>
+          <w:szCs w:val="20"/>
+        </w:rPr>
+        <w:t>% endif %}</w:t>
       </w:r>
       <w:r>
         <w:rPr>
@@ -7875,6 +8886,7 @@
         </w:rPr>
         <w:t xml:space="preserve"> </w:t>
       </w:r>
+      <w:proofErr w:type="gramStart"/>
       <w:r>
         <w:rPr>
           <w:rFonts w:ascii="Palatino Linotype" w:hAnsi="Palatino Linotype"/>
@@ -7892,7 +8904,17 @@
           <w:sz w:val="20"/>
           <w:szCs w:val="20"/>
         </w:rPr>
-        <w:t>community_control.community_control_community_service_hours</w:t>
+        <w:t>community</w:t>
+      </w:r>
+      <w:proofErr w:type="gramEnd"/>
+      <w:r>
+        <w:rPr>
+          <w:rFonts w:ascii="Palatino Linotype" w:hAnsi="Palatino Linotype"/>
+          <w:b/>
+          <w:sz w:val="20"/>
+          <w:szCs w:val="20"/>
+        </w:rPr>
+        <w:t>_control.community_control_community_service_hours</w:t>
       </w:r>
       <w:proofErr w:type="spellEnd"/>
       <w:r>
@@ -7965,33 +8987,69 @@
           <w:sz w:val="20"/>
           <w:szCs w:val="20"/>
         </w:rPr>
-        <w:t xml:space="preserve">Defendant is admitted to the {{ </w:t>
-      </w:r>
-      <w:proofErr w:type="spellStart"/>
-      <w:r>
-        <w:rPr>
-          <w:rFonts w:ascii="Palatino Linotype" w:hAnsi="Palatino Linotype"/>
-          <w:sz w:val="20"/>
-          <w:szCs w:val="20"/>
-        </w:rPr>
-        <w:t>community_control.specialized_docket_type</w:t>
-      </w:r>
-      <w:proofErr w:type="spellEnd"/>
-      <w:r>
-        <w:rPr>
-          <w:rFonts w:ascii="Palatino Linotype" w:hAnsi="Palatino Linotype"/>
-          <w:sz w:val="20"/>
-          <w:szCs w:val="20"/>
-        </w:rPr>
-        <w:t xml:space="preserve"> }} and shall comply with all terms and conditions of the participation agreement for the docket. {% endif %}</w:t>
-      </w:r>
-      <w:r>
-        <w:rPr>
-          <w:rFonts w:ascii="Palatino Linotype" w:hAnsi="Palatino Linotype"/>
-          <w:sz w:val="20"/>
-          <w:szCs w:val="20"/>
-        </w:rPr>
-        <w:t xml:space="preserve">{% if </w:t>
+        <w:t xml:space="preserve">Defendant is admitted to the </w:t>
+      </w:r>
+      <w:proofErr w:type="gramStart"/>
+      <w:r>
+        <w:rPr>
+          <w:rFonts w:ascii="Palatino Linotype" w:hAnsi="Palatino Linotype"/>
+          <w:sz w:val="20"/>
+          <w:szCs w:val="20"/>
+        </w:rPr>
+        <w:t xml:space="preserve">{{ </w:t>
+      </w:r>
+      <w:proofErr w:type="spellStart"/>
+      <w:r>
+        <w:rPr>
+          <w:rFonts w:ascii="Palatino Linotype" w:hAnsi="Palatino Linotype"/>
+          <w:sz w:val="20"/>
+          <w:szCs w:val="20"/>
+        </w:rPr>
+        <w:t>community</w:t>
+      </w:r>
+      <w:proofErr w:type="gramEnd"/>
+      <w:r>
+        <w:rPr>
+          <w:rFonts w:ascii="Palatino Linotype" w:hAnsi="Palatino Linotype"/>
+          <w:sz w:val="20"/>
+          <w:szCs w:val="20"/>
+        </w:rPr>
+        <w:t>_control.specialized_docket_type</w:t>
+      </w:r>
+      <w:proofErr w:type="spellEnd"/>
+      <w:r>
+        <w:rPr>
+          <w:rFonts w:ascii="Palatino Linotype" w:hAnsi="Palatino Linotype"/>
+          <w:sz w:val="20"/>
+          <w:szCs w:val="20"/>
+        </w:rPr>
+        <w:t xml:space="preserve"> }} and shall comply with all terms and conditions of the participation agreement for the docket. {% endif </w:t>
+      </w:r>
+      <w:proofErr w:type="gramStart"/>
+      <w:r>
+        <w:rPr>
+          <w:rFonts w:ascii="Palatino Linotype" w:hAnsi="Palatino Linotype"/>
+          <w:sz w:val="20"/>
+          <w:szCs w:val="20"/>
+        </w:rPr>
+        <w:t>%}</w:t>
+      </w:r>
+      <w:r>
+        <w:rPr>
+          <w:rFonts w:ascii="Palatino Linotype" w:hAnsi="Palatino Linotype"/>
+          <w:sz w:val="20"/>
+          <w:szCs w:val="20"/>
+        </w:rPr>
+        <w:t>{</w:t>
+      </w:r>
+      <w:proofErr w:type="gramEnd"/>
+      <w:r>
+        <w:rPr>
+          <w:rFonts w:ascii="Palatino Linotype" w:hAnsi="Palatino Linotype"/>
+          <w:sz w:val="20"/>
+          <w:szCs w:val="20"/>
+        </w:rPr>
+        <w:t xml:space="preserve">% if </w:t>
       </w:r>
       <w:proofErr w:type="spellStart"/>
       <w:r>
@@ -8072,6 +9130,7 @@
         </w:rPr>
         <w:t xml:space="preserve"> monitored house arrest for </w:t>
       </w:r>
+      <w:proofErr w:type="gramStart"/>
       <w:r>
         <w:rPr>
           <w:rFonts w:ascii="Palatino Linotype" w:hAnsi="Palatino Linotype"/>
@@ -8091,7 +9150,18 @@
           <w:szCs w:val="20"/>
           <w:u w:val="single"/>
         </w:rPr>
-        <w:t>community_control.house_arrest_time</w:t>
+        <w:t>community</w:t>
+      </w:r>
+      <w:proofErr w:type="gramEnd"/>
+      <w:r>
+        <w:rPr>
+          <w:rFonts w:ascii="Palatino Linotype" w:hAnsi="Palatino Linotype"/>
+          <w:b/>
+          <w:sz w:val="20"/>
+          <w:szCs w:val="20"/>
+          <w:u w:val="single"/>
+        </w:rPr>
+        <w:t>_control.house_arrest_time</w:t>
       </w:r>
       <w:proofErr w:type="spellEnd"/>
       <w:r>
@@ -8241,7 +9311,43 @@
           <w:sz w:val="20"/>
           <w:szCs w:val="20"/>
         </w:rPr>
-        <w:t xml:space="preserve"> is true %}Prior to release from jail, Defendant shall be fitted for a GPS Monitoring unit. {% else %}Defendant shall report forthwith to </w:t>
+        <w:t xml:space="preserve"> is true </w:t>
+      </w:r>
+      <w:proofErr w:type="gramStart"/>
+      <w:r>
+        <w:rPr>
+          <w:rFonts w:ascii="Palatino Linotype" w:hAnsi="Palatino Linotype"/>
+          <w:sz w:val="20"/>
+          <w:szCs w:val="20"/>
+        </w:rPr>
+        <w:t>%}Prior</w:t>
+      </w:r>
+      <w:proofErr w:type="gramEnd"/>
+      <w:r>
+        <w:rPr>
+          <w:rFonts w:ascii="Palatino Linotype" w:hAnsi="Palatino Linotype"/>
+          <w:sz w:val="20"/>
+          <w:szCs w:val="20"/>
+        </w:rPr>
+        <w:t xml:space="preserve"> to release from jail, Defendant shall be fitted for a GPS Monitoring unit. {% else </w:t>
+      </w:r>
+      <w:proofErr w:type="gramStart"/>
+      <w:r>
+        <w:rPr>
+          <w:rFonts w:ascii="Palatino Linotype" w:hAnsi="Palatino Linotype"/>
+          <w:sz w:val="20"/>
+          <w:szCs w:val="20"/>
+        </w:rPr>
+        <w:t>%}Defendant</w:t>
+      </w:r>
+      <w:proofErr w:type="gramEnd"/>
+      <w:r>
+        <w:rPr>
+          <w:rFonts w:ascii="Palatino Linotype" w:hAnsi="Palatino Linotype"/>
+          <w:sz w:val="20"/>
+          <w:szCs w:val="20"/>
+        </w:rPr>
+        <w:t xml:space="preserve"> shall report forthwith to </w:t>
       </w:r>
       <w:r>
         <w:rPr>
@@ -8257,7 +9363,25 @@
           <w:sz w:val="20"/>
           <w:szCs w:val="20"/>
         </w:rPr>
-        <w:t xml:space="preserve"> to be fitted with a GPS Monitoring unit. {% endif %}Defendant is excluded from coming within </w:t>
+        <w:t xml:space="preserve"> to be fitted with a GPS Monitoring unit. {% endif </w:t>
+      </w:r>
+      <w:proofErr w:type="gramStart"/>
+      <w:r>
+        <w:rPr>
+          <w:rFonts w:ascii="Palatino Linotype" w:hAnsi="Palatino Linotype"/>
+          <w:sz w:val="20"/>
+          <w:szCs w:val="20"/>
+        </w:rPr>
+        <w:t>%}Defendant</w:t>
+      </w:r>
+      <w:proofErr w:type="gramEnd"/>
+      <w:r>
+        <w:rPr>
+          <w:rFonts w:ascii="Palatino Linotype" w:hAnsi="Palatino Linotype"/>
+          <w:sz w:val="20"/>
+          <w:szCs w:val="20"/>
+        </w:rPr>
+        <w:t xml:space="preserve"> is excluded from coming within </w:t>
       </w:r>
       <w:r>
         <w:rPr>
@@ -8339,7 +9463,25 @@
           <w:sz w:val="20"/>
           <w:szCs w:val="20"/>
         </w:rPr>
-        <w:t xml:space="preserve">. {% endif %}{% if </w:t>
+        <w:t xml:space="preserve">. {% endif </w:t>
+      </w:r>
+      <w:proofErr w:type="gramStart"/>
+      <w:r>
+        <w:rPr>
+          <w:rFonts w:ascii="Palatino Linotype" w:hAnsi="Palatino Linotype"/>
+          <w:sz w:val="20"/>
+          <w:szCs w:val="20"/>
+        </w:rPr>
+        <w:t>%}{</w:t>
+      </w:r>
+      <w:proofErr w:type="gramEnd"/>
+      <w:r>
+        <w:rPr>
+          <w:rFonts w:ascii="Palatino Linotype" w:hAnsi="Palatino Linotype"/>
+          <w:sz w:val="20"/>
+          <w:szCs w:val="20"/>
+        </w:rPr>
+        <w:t xml:space="preserve">% if </w:t>
       </w:r>
       <w:proofErr w:type="spellStart"/>
       <w:r>
@@ -8374,15 +9516,33 @@
           <w:sz w:val="20"/>
           <w:szCs w:val="20"/>
         </w:rPr>
-        <w:t>. {% endif %}</w:t>
-      </w:r>
-      <w:r>
-        <w:rPr>
-          <w:rFonts w:ascii="Palatino Linotype" w:hAnsi="Palatino Linotype"/>
-          <w:sz w:val="20"/>
-          <w:szCs w:val="20"/>
-        </w:rPr>
-        <w:t xml:space="preserve">{% if </w:t>
+        <w:t xml:space="preserve">. {% endif </w:t>
+      </w:r>
+      <w:proofErr w:type="gramStart"/>
+      <w:r>
+        <w:rPr>
+          <w:rFonts w:ascii="Palatino Linotype" w:hAnsi="Palatino Linotype"/>
+          <w:sz w:val="20"/>
+          <w:szCs w:val="20"/>
+        </w:rPr>
+        <w:t>%}</w:t>
+      </w:r>
+      <w:r>
+        <w:rPr>
+          <w:rFonts w:ascii="Palatino Linotype" w:hAnsi="Palatino Linotype"/>
+          <w:sz w:val="20"/>
+          <w:szCs w:val="20"/>
+        </w:rPr>
+        <w:t>{</w:t>
+      </w:r>
+      <w:proofErr w:type="gramEnd"/>
+      <w:r>
+        <w:rPr>
+          <w:rFonts w:ascii="Palatino Linotype" w:hAnsi="Palatino Linotype"/>
+          <w:sz w:val="20"/>
+          <w:szCs w:val="20"/>
+        </w:rPr>
+        <w:t xml:space="preserve">% if </w:t>
       </w:r>
       <w:proofErr w:type="spellStart"/>
       <w:r>
@@ -8461,15 +9621,33 @@
           <w:sz w:val="20"/>
           <w:szCs w:val="20"/>
         </w:rPr>
-        <w:t>Community Control</w:t>
-      </w:r>
-      <w:r>
-        <w:rPr>
-          <w:rFonts w:ascii="Palatino Linotype" w:hAnsi="Palatino Linotype"/>
-          <w:sz w:val="20"/>
-          <w:szCs w:val="20"/>
-        </w:rPr>
-        <w:t>.{% endif %}</w:t>
+        <w:t xml:space="preserve">Community </w:t>
+      </w:r>
+      <w:proofErr w:type="gramStart"/>
+      <w:r>
+        <w:rPr>
+          <w:rFonts w:ascii="Palatino Linotype" w:hAnsi="Palatino Linotype"/>
+          <w:sz w:val="20"/>
+          <w:szCs w:val="20"/>
+        </w:rPr>
+        <w:t>Control</w:t>
+      </w:r>
+      <w:r>
+        <w:rPr>
+          <w:rFonts w:ascii="Palatino Linotype" w:hAnsi="Palatino Linotype"/>
+          <w:sz w:val="20"/>
+          <w:szCs w:val="20"/>
+        </w:rPr>
+        <w:t>.{</w:t>
+      </w:r>
+      <w:proofErr w:type="gramEnd"/>
+      <w:r>
+        <w:rPr>
+          <w:rFonts w:ascii="Palatino Linotype" w:hAnsi="Palatino Linotype"/>
+          <w:sz w:val="20"/>
+          <w:szCs w:val="20"/>
+        </w:rPr>
+        <w:t>% endif %}</w:t>
       </w:r>
       <w:r>
         <w:rPr>
@@ -8544,6 +9722,7 @@
         <w:lastRenderedPageBreak/>
         <w:t xml:space="preserve">Other Community Control Conditions: </w:t>
       </w:r>
+      <w:proofErr w:type="gramStart"/>
       <w:r>
         <w:rPr>
           <w:rFonts w:ascii="Palatino Linotype" w:hAnsi="Palatino Linotype"/>
@@ -8559,7 +9738,16 @@
           <w:sz w:val="20"/>
           <w:szCs w:val="20"/>
         </w:rPr>
-        <w:t>community_control.other_community_control_conditions</w:t>
+        <w:t>community</w:t>
+      </w:r>
+      <w:proofErr w:type="gramEnd"/>
+      <w:r>
+        <w:rPr>
+          <w:rFonts w:ascii="Palatino Linotype" w:hAnsi="Palatino Linotype"/>
+          <w:sz w:val="20"/>
+          <w:szCs w:val="20"/>
+        </w:rPr>
+        <w:t>_control.other_community_control_conditions</w:t>
       </w:r>
       <w:proofErr w:type="spellEnd"/>
       <w:r>
@@ -8614,13 +9802,23 @@
           <w:szCs w:val="20"/>
         </w:rPr>
       </w:pPr>
-      <w:r>
-        <w:rPr>
-          <w:rFonts w:ascii="Palatino Linotype" w:hAnsi="Palatino Linotype"/>
-          <w:sz w:val="20"/>
-          <w:szCs w:val="20"/>
-        </w:rPr>
-        <w:t>{{ ‘\n’ }}</w:t>
+      <w:proofErr w:type="gramStart"/>
+      <w:r>
+        <w:rPr>
+          <w:rFonts w:ascii="Palatino Linotype" w:hAnsi="Palatino Linotype"/>
+          <w:sz w:val="20"/>
+          <w:szCs w:val="20"/>
+        </w:rPr>
+        <w:t>{{ ‘</w:t>
+      </w:r>
+      <w:proofErr w:type="gramEnd"/>
+      <w:r>
+        <w:rPr>
+          <w:rFonts w:ascii="Palatino Linotype" w:hAnsi="Palatino Linotype"/>
+          <w:sz w:val="20"/>
+          <w:szCs w:val="20"/>
+        </w:rPr>
+        <w:t>\n’ }}</w:t>
       </w:r>
       <w:r>
         <w:rPr>
@@ -8663,17 +9861,37 @@
           <w:sz w:val="20"/>
           <w:szCs w:val="20"/>
         </w:rPr>
-        <w:t xml:space="preserve">${{ </w:t>
-      </w:r>
-      <w:proofErr w:type="spellStart"/>
-      <w:r>
-        <w:rPr>
-          <w:rFonts w:ascii="Palatino Linotype" w:hAnsi="Palatino Linotype"/>
-          <w:b/>
-          <w:sz w:val="20"/>
-          <w:szCs w:val="20"/>
-        </w:rPr>
-        <w:t>community_control.pay_restitution_amount</w:t>
+        <w:t>$</w:t>
+      </w:r>
+      <w:proofErr w:type="gramStart"/>
+      <w:r>
+        <w:rPr>
+          <w:rFonts w:ascii="Palatino Linotype" w:hAnsi="Palatino Linotype"/>
+          <w:b/>
+          <w:sz w:val="20"/>
+          <w:szCs w:val="20"/>
+        </w:rPr>
+        <w:t xml:space="preserve">{{ </w:t>
+      </w:r>
+      <w:proofErr w:type="spellStart"/>
+      <w:r>
+        <w:rPr>
+          <w:rFonts w:ascii="Palatino Linotype" w:hAnsi="Palatino Linotype"/>
+          <w:b/>
+          <w:sz w:val="20"/>
+          <w:szCs w:val="20"/>
+        </w:rPr>
+        <w:t>community_control.pay</w:t>
+      </w:r>
+      <w:proofErr w:type="gramEnd"/>
+      <w:r>
+        <w:rPr>
+          <w:rFonts w:ascii="Palatino Linotype" w:hAnsi="Palatino Linotype"/>
+          <w:b/>
+          <w:sz w:val="20"/>
+          <w:szCs w:val="20"/>
+        </w:rPr>
+        <w:t>_restitution_amount</w:t>
       </w:r>
       <w:proofErr w:type="spellEnd"/>
       <w:r>
@@ -8777,15 +9995,33 @@
           <w:sz w:val="20"/>
           <w:szCs w:val="20"/>
         </w:rPr>
-        <w:t xml:space="preserve"> during the term of community control be applied toward the payment of restitution. When the Court terminates Community Control, the Clerk shall issue a certificate of judgment in favor of the victim. Any payments made by Defendant after the Court terminates community control shall be applied toward unpaid fines and costs.</w:t>
-      </w:r>
-      <w:r>
-        <w:rPr>
-          <w:rFonts w:ascii="Palatino Linotype" w:hAnsi="Palatino Linotype"/>
-          <w:sz w:val="20"/>
-          <w:szCs w:val="20"/>
-        </w:rPr>
-        <w:t>{{ ‘\n’ }}</w:t>
+        <w:t xml:space="preserve"> during the term of community control be applied toward the payment of restitution. When the Court terminates Community Control, the Clerk shall issue a certificate of judgment in favor of the victim. Any payments made by Defendant after the Court terminates community control shall be applied toward unpaid fines and </w:t>
+      </w:r>
+      <w:proofErr w:type="gramStart"/>
+      <w:r>
+        <w:rPr>
+          <w:rFonts w:ascii="Palatino Linotype" w:hAnsi="Palatino Linotype"/>
+          <w:sz w:val="20"/>
+          <w:szCs w:val="20"/>
+        </w:rPr>
+        <w:t>costs.</w:t>
+      </w:r>
+      <w:r>
+        <w:rPr>
+          <w:rFonts w:ascii="Palatino Linotype" w:hAnsi="Palatino Linotype"/>
+          <w:sz w:val="20"/>
+          <w:szCs w:val="20"/>
+        </w:rPr>
+        <w:t>{</w:t>
+      </w:r>
+      <w:proofErr w:type="gramEnd"/>
+      <w:r>
+        <w:rPr>
+          <w:rFonts w:ascii="Palatino Linotype" w:hAnsi="Palatino Linotype"/>
+          <w:sz w:val="20"/>
+          <w:szCs w:val="20"/>
+        </w:rPr>
+        <w:t>{ ‘\n’ }}</w:t>
       </w:r>
       <w:r>
         <w:rPr>
@@ -8818,13 +10054,283 @@
       <w:r>
         <w:rPr>
           <w:rFonts w:ascii="Palatino Linotype" w:hAnsi="Palatino Linotype"/>
-          <w:b/>
+          <w:sz w:val="20"/>
+          <w:szCs w:val="20"/>
+        </w:rPr>
+        <w:t>{%</w:t>
+      </w:r>
+      <w:r>
+        <w:rPr>
+          <w:rFonts w:ascii="Palatino Linotype" w:hAnsi="Palatino Linotype"/>
+          <w:b/>
+          <w:bCs/>
+          <w:sz w:val="20"/>
+          <w:szCs w:val="20"/>
+        </w:rPr>
+        <w:t xml:space="preserve"> </w:t>
+      </w:r>
+      <w:r>
+        <w:rPr>
+          <w:rFonts w:ascii="Palatino Linotype" w:hAnsi="Palatino Linotype"/>
+          <w:bCs/>
+          <w:sz w:val="20"/>
+          <w:szCs w:val="20"/>
+        </w:rPr>
+        <w:t>if c</w:t>
+      </w:r>
+      <w:proofErr w:type="spellStart"/>
+      <w:r>
+        <w:rPr>
+          <w:rFonts w:ascii="Palatino Linotype" w:hAnsi="Palatino Linotype"/>
+          <w:bCs/>
+          <w:sz w:val="20"/>
+          <w:szCs w:val="20"/>
+        </w:rPr>
+        <w:t>ourt_</w:t>
+      </w:r>
+      <w:proofErr w:type="gramStart"/>
+      <w:r>
+        <w:rPr>
+          <w:rFonts w:ascii="Palatino Linotype" w:hAnsi="Palatino Linotype"/>
+          <w:bCs/>
+          <w:sz w:val="20"/>
+          <w:szCs w:val="20"/>
+        </w:rPr>
+        <w:t>costs.ordered</w:t>
+      </w:r>
+      <w:proofErr w:type="spellEnd"/>
+      <w:proofErr w:type="gramEnd"/>
+      <w:r>
+        <w:rPr>
+          <w:rFonts w:ascii="Palatino Linotype" w:hAnsi="Palatino Linotype"/>
+          <w:bCs/>
+          <w:sz w:val="20"/>
+          <w:szCs w:val="20"/>
+        </w:rPr>
+        <w:t xml:space="preserve"> == ‘Waived’ %}</w:t>
+      </w:r>
+      <w:r>
+        <w:rPr>
+          <w:rFonts w:ascii="Palatino Linotype" w:hAnsi="Palatino Linotype"/>
+          <w:bCs/>
+          <w:sz w:val="20"/>
+          <w:szCs w:val="20"/>
+          <w:u w:val="single"/>
+        </w:rPr>
+        <w:t>Court costs in this case are waived</w:t>
+      </w:r>
+      <w:r>
+        <w:rPr>
+          <w:rFonts w:ascii="Palatino Linotype" w:hAnsi="Palatino Linotype"/>
+          <w:bCs/>
+          <w:sz w:val="20"/>
+          <w:szCs w:val="20"/>
+        </w:rPr>
+        <w:t xml:space="preserve">. </w:t>
+      </w:r>
+      <w:r>
+        <w:rPr>
+          <w:rFonts w:ascii="Palatino Linotype" w:hAnsi="Palatino Linotype"/>
           <w:bCs/>
           <w:sz w:val="20"/>
           <w:szCs w:val="20"/>
         </w:rPr>
         <w:t xml:space="preserve">{% </w:t>
       </w:r>
+      <w:proofErr w:type="spellStart"/>
+      <w:r>
+        <w:rPr>
+          <w:rFonts w:ascii="Palatino Linotype" w:hAnsi="Palatino Linotype"/>
+          <w:bCs/>
+          <w:sz w:val="20"/>
+          <w:szCs w:val="20"/>
+        </w:rPr>
+        <w:t>elif</w:t>
+      </w:r>
+      <w:proofErr w:type="spellEnd"/>
+      <w:r>
+        <w:rPr>
+          <w:rFonts w:ascii="Palatino Linotype" w:hAnsi="Palatino Linotype"/>
+          <w:bCs/>
+          <w:sz w:val="20"/>
+          <w:szCs w:val="20"/>
+        </w:rPr>
+        <w:t xml:space="preserve"> </w:t>
+      </w:r>
+      <w:proofErr w:type="spellStart"/>
+      <w:r>
+        <w:rPr>
+          <w:rFonts w:ascii="Palatino Linotype" w:hAnsi="Palatino Linotype"/>
+          <w:bCs/>
+          <w:sz w:val="20"/>
+          <w:szCs w:val="20"/>
+        </w:rPr>
+        <w:t>court_</w:t>
+      </w:r>
+      <w:proofErr w:type="gramStart"/>
+      <w:r>
+        <w:rPr>
+          <w:rFonts w:ascii="Palatino Linotype" w:hAnsi="Palatino Linotype"/>
+          <w:bCs/>
+          <w:sz w:val="20"/>
+          <w:szCs w:val="20"/>
+        </w:rPr>
+        <w:t>costs.ordered</w:t>
+      </w:r>
+      <w:proofErr w:type="spellEnd"/>
+      <w:proofErr w:type="gramEnd"/>
+      <w:r>
+        <w:rPr>
+          <w:rFonts w:ascii="Palatino Linotype" w:hAnsi="Palatino Linotype"/>
+          <w:bCs/>
+          <w:sz w:val="20"/>
+          <w:szCs w:val="20"/>
+        </w:rPr>
+        <w:t xml:space="preserve"> == ‘Imposed in companion case’ %}</w:t>
+      </w:r>
+      <w:r>
+        <w:rPr>
+          <w:rFonts w:ascii="Palatino Linotype" w:hAnsi="Palatino Linotype"/>
+          <w:bCs/>
+          <w:sz w:val="20"/>
+          <w:szCs w:val="20"/>
+          <w:u w:val="single"/>
+        </w:rPr>
+        <w:t>No court costs are imposed in this case, but court costs are imposed in Defendant’s companion case</w:t>
+      </w:r>
+      <w:r>
+        <w:rPr>
+          <w:rFonts w:ascii="Palatino Linotype" w:hAnsi="Palatino Linotype"/>
+          <w:bCs/>
+          <w:sz w:val="20"/>
+          <w:szCs w:val="20"/>
+        </w:rPr>
+        <w:t xml:space="preserve">. </w:t>
+      </w:r>
+      <w:r>
+        <w:rPr>
+          <w:rFonts w:ascii="Palatino Linotype" w:hAnsi="Palatino Linotype"/>
+          <w:bCs/>
+          <w:sz w:val="20"/>
+          <w:szCs w:val="20"/>
+        </w:rPr>
+        <w:t xml:space="preserve">{% </w:t>
+      </w:r>
+      <w:proofErr w:type="spellStart"/>
+      <w:r>
+        <w:rPr>
+          <w:rFonts w:ascii="Palatino Linotype" w:hAnsi="Palatino Linotype"/>
+          <w:bCs/>
+          <w:sz w:val="20"/>
+          <w:szCs w:val="20"/>
+        </w:rPr>
+        <w:t>elif</w:t>
+      </w:r>
+      <w:proofErr w:type="spellEnd"/>
+      <w:r>
+        <w:rPr>
+          <w:rFonts w:ascii="Palatino Linotype" w:hAnsi="Palatino Linotype"/>
+          <w:bCs/>
+          <w:sz w:val="20"/>
+          <w:szCs w:val="20"/>
+        </w:rPr>
+        <w:t xml:space="preserve"> </w:t>
+      </w:r>
+      <w:proofErr w:type="spellStart"/>
+      <w:r>
+        <w:rPr>
+          <w:rFonts w:ascii="Palatino Linotype" w:hAnsi="Palatino Linotype"/>
+          <w:bCs/>
+          <w:sz w:val="20"/>
+          <w:szCs w:val="20"/>
+        </w:rPr>
+        <w:t>court_</w:t>
+      </w:r>
+      <w:proofErr w:type="gramStart"/>
+      <w:r>
+        <w:rPr>
+          <w:rFonts w:ascii="Palatino Linotype" w:hAnsi="Palatino Linotype"/>
+          <w:bCs/>
+          <w:sz w:val="20"/>
+          <w:szCs w:val="20"/>
+        </w:rPr>
+        <w:t>costs.ordered</w:t>
+      </w:r>
+      <w:proofErr w:type="spellEnd"/>
+      <w:proofErr w:type="gramEnd"/>
+      <w:r>
+        <w:rPr>
+          <w:rFonts w:ascii="Palatino Linotype" w:hAnsi="Palatino Linotype"/>
+          <w:bCs/>
+          <w:sz w:val="20"/>
+          <w:szCs w:val="20"/>
+        </w:rPr>
+        <w:t xml:space="preserve"> == ‘No’ %}</w:t>
+      </w:r>
+      <w:r>
+        <w:rPr>
+          <w:rFonts w:ascii="Palatino Linotype" w:hAnsi="Palatino Linotype"/>
+          <w:bCs/>
+          <w:sz w:val="20"/>
+          <w:szCs w:val="20"/>
+          <w:u w:val="single"/>
+        </w:rPr>
+        <w:t>There are no court costs in this case</w:t>
+      </w:r>
+      <w:r>
+        <w:rPr>
+          <w:rFonts w:ascii="Palatino Linotype" w:hAnsi="Palatino Linotype"/>
+          <w:bCs/>
+          <w:sz w:val="20"/>
+          <w:szCs w:val="20"/>
+        </w:rPr>
+        <w:t xml:space="preserve">. {% endif </w:t>
+      </w:r>
+      <w:proofErr w:type="gramStart"/>
+      <w:r>
+        <w:rPr>
+          <w:rFonts w:ascii="Palatino Linotype" w:hAnsi="Palatino Linotype"/>
+          <w:bCs/>
+          <w:sz w:val="20"/>
+          <w:szCs w:val="20"/>
+        </w:rPr>
+        <w:t>%}</w:t>
+      </w:r>
+      <w:r>
+        <w:rPr>
+          <w:rFonts w:ascii="Palatino Linotype" w:hAnsi="Palatino Linotype"/>
+          <w:sz w:val="20"/>
+          <w:szCs w:val="20"/>
+        </w:rPr>
+        <w:t>The</w:t>
+      </w:r>
+      <w:proofErr w:type="gramEnd"/>
+      <w:r>
+        <w:rPr>
+          <w:rFonts w:ascii="Palatino Linotype" w:hAnsi="Palatino Linotype"/>
+          <w:sz w:val="20"/>
+          <w:szCs w:val="20"/>
+        </w:rPr>
+        <w:t xml:space="preserve"> Defendant was</w:t>
+      </w:r>
+      <w:r>
+        <w:rPr>
+          <w:rFonts w:ascii="Palatino Linotype" w:hAnsi="Palatino Linotype"/>
+          <w:sz w:val="20"/>
+          <w:szCs w:val="20"/>
+        </w:rPr>
+        <w:t xml:space="preserve"> informed of the fines </w:t>
+      </w:r>
+      <w:r>
+        <w:rPr>
+          <w:rFonts w:ascii="Palatino Linotype" w:hAnsi="Palatino Linotype"/>
+          <w:b/>
+          <w:bCs/>
+          <w:sz w:val="20"/>
+          <w:szCs w:val="20"/>
+        </w:rPr>
+        <w:t xml:space="preserve">{% </w:t>
+      </w:r>
       <w:r>
         <w:rPr>
           <w:rFonts w:ascii="Palatino Linotype" w:hAnsi="Palatino Linotype"/>
@@ -8857,51 +10363,380 @@
       <w:r>
         <w:rPr>
           <w:rFonts w:ascii="Palatino Linotype" w:hAnsi="Palatino Linotype"/>
-          <w:bCs/>
-          <w:sz w:val="20"/>
-          <w:szCs w:val="20"/>
-          <w:u w:val="single"/>
-        </w:rPr>
-        <w:t>The Court ordered costs for the highest degree charge</w:t>
-      </w:r>
-      <w:r>
-        <w:rPr>
-          <w:rFonts w:ascii="Palatino Linotype" w:hAnsi="Palatino Linotype"/>
-          <w:bCs/>
+          <w:sz w:val="20"/>
+          <w:szCs w:val="20"/>
+        </w:rPr>
+        <w:t>and costs</w:t>
+      </w:r>
+      <w:r>
+        <w:rPr>
+          <w:rFonts w:ascii="Palatino Linotype" w:hAnsi="Palatino Linotype"/>
+          <w:sz w:val="20"/>
+          <w:szCs w:val="20"/>
+        </w:rPr>
+        <w:t xml:space="preserve"> {% endif %}</w:t>
+      </w:r>
+      <w:r>
+        <w:rPr>
+          <w:rFonts w:ascii="Palatino Linotype" w:hAnsi="Palatino Linotype"/>
+          <w:sz w:val="20"/>
+          <w:szCs w:val="20"/>
+        </w:rPr>
+        <w:t xml:space="preserve">owed, </w:t>
+      </w:r>
+      <w:r>
+        <w:rPr>
+          <w:rFonts w:ascii="Palatino Linotype" w:hAnsi="Palatino Linotype"/>
+          <w:sz w:val="20"/>
+          <w:szCs w:val="20"/>
+        </w:rPr>
+        <w:t xml:space="preserve">and </w:t>
+      </w:r>
+      <w:r>
+        <w:rPr>
+          <w:rFonts w:ascii="Palatino Linotype" w:hAnsi="Palatino Linotype"/>
+          <w:sz w:val="20"/>
+          <w:szCs w:val="20"/>
+        </w:rPr>
+        <w:t xml:space="preserve">Defendant expressed an ability to pay </w:t>
+      </w:r>
+      <w:r>
+        <w:rPr>
+          <w:rFonts w:ascii="Palatino Linotype" w:hAnsi="Palatino Linotype"/>
+          <w:b/>
+          <w:bCs/>
+          <w:sz w:val="20"/>
+          <w:szCs w:val="20"/>
+        </w:rPr>
+        <w:t xml:space="preserve">{{ </w:t>
+      </w:r>
+      <w:proofErr w:type="spellStart"/>
+      <w:r>
+        <w:rPr>
+          <w:rFonts w:ascii="Palatino Linotype" w:hAnsi="Palatino Linotype"/>
+          <w:b/>
+          <w:bCs/>
+          <w:sz w:val="20"/>
+          <w:szCs w:val="20"/>
+        </w:rPr>
+        <w:t>court_costs.</w:t>
+      </w:r>
+      <w:r>
+        <w:rPr>
+          <w:rFonts w:ascii="Palatino Linotype" w:hAnsi="Palatino Linotype"/>
+          <w:b/>
+          <w:bCs/>
+          <w:sz w:val="20"/>
+          <w:szCs w:val="20"/>
+        </w:rPr>
+        <w:t>ability_to_pay_time</w:t>
+      </w:r>
+      <w:proofErr w:type="spellEnd"/>
+      <w:r>
+        <w:rPr>
+          <w:rFonts w:ascii="Palatino Linotype" w:hAnsi="Palatino Linotype"/>
+          <w:b/>
+          <w:bCs/>
+          <w:sz w:val="20"/>
+          <w:szCs w:val="20"/>
+        </w:rPr>
+        <w:t xml:space="preserve"> }}</w:t>
+      </w:r>
+      <w:r>
+        <w:rPr>
+          <w:rFonts w:ascii="Palatino Linotype" w:hAnsi="Palatino Linotype"/>
           <w:sz w:val="20"/>
           <w:szCs w:val="20"/>
         </w:rPr>
         <w:t xml:space="preserve">. </w:t>
       </w:r>
-      <w:r>
-        <w:rPr>
-          <w:rFonts w:ascii="Palatino Linotype" w:hAnsi="Palatino Linotype"/>
+      <w:bookmarkStart w:id="1" w:name="_Hlk94196527"/>
+      <w:r>
+        <w:rPr>
+          <w:rFonts w:ascii="Palatino Linotype" w:hAnsi="Palatino Linotype"/>
+          <w:sz w:val="20"/>
+          <w:szCs w:val="20"/>
+        </w:rPr>
+        <w:t>Absent further order, the Court finds Defendant is able and shall pay</w:t>
+      </w:r>
+      <w:r>
+        <w:rPr>
+          <w:rFonts w:ascii="Palatino Linotype" w:hAnsi="Palatino Linotype"/>
+          <w:sz w:val="20"/>
+          <w:szCs w:val="20"/>
+        </w:rPr>
+        <w:t xml:space="preserve"> the fines </w:t>
+      </w:r>
+      <w:r>
+        <w:rPr>
+          <w:rFonts w:ascii="Palatino Linotype" w:hAnsi="Palatino Linotype"/>
+          <w:b/>
           <w:bCs/>
           <w:sz w:val="20"/>
           <w:szCs w:val="20"/>
         </w:rPr>
         <w:t xml:space="preserve">{% </w:t>
       </w:r>
-      <w:proofErr w:type="spellStart"/>
-      <w:r>
-        <w:rPr>
-          <w:rFonts w:ascii="Palatino Linotype" w:hAnsi="Palatino Linotype"/>
-          <w:bCs/>
-          <w:sz w:val="20"/>
-          <w:szCs w:val="20"/>
-        </w:rPr>
-        <w:t>elif</w:t>
-      </w:r>
-      <w:proofErr w:type="spellEnd"/>
-      <w:r>
-        <w:rPr>
-          <w:rFonts w:ascii="Palatino Linotype" w:hAnsi="Palatino Linotype"/>
-          <w:bCs/>
+      <w:r>
+        <w:rPr>
+          <w:rFonts w:ascii="Palatino Linotype" w:hAnsi="Palatino Linotype"/>
+          <w:bCs/>
+          <w:sz w:val="20"/>
+          <w:szCs w:val="20"/>
+        </w:rPr>
+        <w:t xml:space="preserve">if </w:t>
+      </w:r>
+      <w:proofErr w:type="spellStart"/>
+      <w:r>
+        <w:rPr>
+          <w:rFonts w:ascii="Palatino Linotype" w:hAnsi="Palatino Linotype"/>
+          <w:bCs/>
+          <w:sz w:val="20"/>
+          <w:szCs w:val="20"/>
+        </w:rPr>
+        <w:t>court_</w:t>
+      </w:r>
+      <w:proofErr w:type="gramStart"/>
+      <w:r>
+        <w:rPr>
+          <w:rFonts w:ascii="Palatino Linotype" w:hAnsi="Palatino Linotype"/>
+          <w:bCs/>
+          <w:sz w:val="20"/>
+          <w:szCs w:val="20"/>
+        </w:rPr>
+        <w:t>costs.ordered</w:t>
+      </w:r>
+      <w:proofErr w:type="spellEnd"/>
+      <w:proofErr w:type="gramEnd"/>
+      <w:r>
+        <w:rPr>
+          <w:rFonts w:ascii="Palatino Linotype" w:hAnsi="Palatino Linotype"/>
+          <w:bCs/>
+          <w:sz w:val="20"/>
+          <w:szCs w:val="20"/>
+        </w:rPr>
+        <w:t xml:space="preserve"> == ‘Yes’ %}</w:t>
+      </w:r>
+      <w:r>
+        <w:rPr>
+          <w:rFonts w:ascii="Palatino Linotype" w:hAnsi="Palatino Linotype"/>
+          <w:sz w:val="20"/>
+          <w:szCs w:val="20"/>
+        </w:rPr>
+        <w:t>and costs</w:t>
+      </w:r>
+      <w:r>
+        <w:rPr>
+          <w:rFonts w:ascii="Palatino Linotype" w:hAnsi="Palatino Linotype"/>
+          <w:sz w:val="20"/>
+          <w:szCs w:val="20"/>
+        </w:rPr>
+        <w:t xml:space="preserve"> {% endif %}</w:t>
+      </w:r>
+      <w:r>
+        <w:rPr>
+          <w:rFonts w:ascii="Palatino Linotype" w:hAnsi="Palatino Linotype"/>
+          <w:sz w:val="20"/>
+          <w:szCs w:val="20"/>
+        </w:rPr>
+        <w:t xml:space="preserve">in full </w:t>
+      </w:r>
+      <w:r>
+        <w:rPr>
+          <w:rFonts w:ascii="Palatino Linotype" w:hAnsi="Palatino Linotype"/>
+          <w:sz w:val="20"/>
+          <w:szCs w:val="20"/>
+        </w:rPr>
+        <w:t xml:space="preserve">{% if </w:t>
+      </w:r>
+      <w:r>
+        <w:rPr>
+          <w:rFonts w:ascii="Palatino Linotype" w:hAnsi="Palatino Linotype"/>
+          <w:sz w:val="20"/>
+          <w:szCs w:val="20"/>
+        </w:rPr>
+        <w:t xml:space="preserve">‘while’ in </w:t>
+      </w:r>
+      <w:proofErr w:type="spellStart"/>
+      <w:r>
+        <w:rPr>
+          <w:rFonts w:ascii="Palatino Linotype" w:hAnsi="Palatino Linotype"/>
+          <w:sz w:val="20"/>
+          <w:szCs w:val="20"/>
+        </w:rPr>
+        <w:t>court_costs.balance_due_date</w:t>
+      </w:r>
+      <w:proofErr w:type="spellEnd"/>
+      <w:r>
+        <w:rPr>
+          <w:rFonts w:ascii="Palatino Linotype" w:hAnsi="Palatino Linotype"/>
           <w:sz w:val="20"/>
           <w:szCs w:val="20"/>
         </w:rPr>
         <w:t xml:space="preserve"> </w:t>
       </w:r>
+      <w:r>
+        <w:rPr>
+          <w:rFonts w:ascii="Palatino Linotype" w:hAnsi="Palatino Linotype"/>
+          <w:sz w:val="20"/>
+          <w:szCs w:val="20"/>
+        </w:rPr>
+        <w:t>%}</w:t>
+      </w:r>
+      <w:r>
+        <w:rPr>
+          <w:rFonts w:ascii="Palatino Linotype" w:hAnsi="Palatino Linotype"/>
+          <w:sz w:val="20"/>
+          <w:szCs w:val="20"/>
+        </w:rPr>
+        <w:t>{% else %}</w:t>
+      </w:r>
+      <w:r>
+        <w:rPr>
+          <w:rFonts w:ascii="Palatino Linotype" w:hAnsi="Palatino Linotype"/>
+          <w:sz w:val="20"/>
+          <w:szCs w:val="20"/>
+        </w:rPr>
+        <w:t xml:space="preserve">by </w:t>
+      </w:r>
+      <w:bookmarkEnd w:id="1"/>
+      <w:r>
+        <w:rPr>
+          <w:rFonts w:ascii="Palatino Linotype" w:hAnsi="Palatino Linotype"/>
+          <w:sz w:val="20"/>
+          <w:szCs w:val="20"/>
+        </w:rPr>
+        <w:t>{% endif %}</w:t>
+      </w:r>
+      <w:r>
+        <w:rPr>
+          <w:rFonts w:ascii="Palatino Linotype" w:hAnsi="Palatino Linotype"/>
+          <w:b/>
+          <w:bCs/>
+          <w:sz w:val="20"/>
+          <w:szCs w:val="20"/>
+        </w:rPr>
+        <w:t xml:space="preserve">{{ </w:t>
+      </w:r>
+      <w:proofErr w:type="spellStart"/>
+      <w:r>
+        <w:rPr>
+          <w:rFonts w:ascii="Palatino Linotype" w:hAnsi="Palatino Linotype"/>
+          <w:b/>
+          <w:bCs/>
+          <w:sz w:val="20"/>
+          <w:szCs w:val="20"/>
+        </w:rPr>
+        <w:t>court_costs.</w:t>
+      </w:r>
+      <w:r>
+        <w:rPr>
+          <w:rFonts w:ascii="Palatino Linotype" w:hAnsi="Palatino Linotype"/>
+          <w:b/>
+          <w:bCs/>
+          <w:sz w:val="20"/>
+          <w:szCs w:val="20"/>
+        </w:rPr>
+        <w:t>balance_due_date</w:t>
+      </w:r>
+      <w:proofErr w:type="spellEnd"/>
+      <w:r>
+        <w:rPr>
+          <w:rFonts w:ascii="Palatino Linotype" w:hAnsi="Palatino Linotype"/>
+          <w:b/>
+          <w:bCs/>
+          <w:sz w:val="20"/>
+          <w:szCs w:val="20"/>
+        </w:rPr>
+        <w:t xml:space="preserve"> }}</w:t>
+      </w:r>
+      <w:r>
+        <w:rPr>
+          <w:rFonts w:ascii="Palatino Linotype" w:hAnsi="Palatino Linotype"/>
+          <w:sz w:val="20"/>
+          <w:szCs w:val="20"/>
+        </w:rPr>
+        <w:t>.</w:t>
+      </w:r>
+      <w:r>
+        <w:rPr>
+          <w:rFonts w:ascii="Palatino Linotype" w:hAnsi="Palatino Linotype"/>
+          <w:sz w:val="20"/>
+          <w:szCs w:val="20"/>
+        </w:rPr>
+        <w:t xml:space="preserve"> </w:t>
+      </w:r>
+      <w:r>
+        <w:rPr>
+          <w:rFonts w:ascii="Palatino Linotype" w:hAnsi="Palatino Linotype"/>
+          <w:sz w:val="20"/>
+          <w:szCs w:val="20"/>
+        </w:rPr>
+        <w:t xml:space="preserve">{% if </w:t>
+      </w:r>
+      <w:proofErr w:type="spellStart"/>
+      <w:r>
+        <w:rPr>
+          <w:rFonts w:ascii="Palatino Linotype" w:hAnsi="Palatino Linotype"/>
+          <w:sz w:val="20"/>
+          <w:szCs w:val="20"/>
+        </w:rPr>
+        <w:t>court_</w:t>
+      </w:r>
+      <w:proofErr w:type="gramStart"/>
+      <w:r>
+        <w:rPr>
+          <w:rFonts w:ascii="Palatino Linotype" w:hAnsi="Palatino Linotype"/>
+          <w:sz w:val="20"/>
+          <w:szCs w:val="20"/>
+        </w:rPr>
+        <w:t>costs.ability</w:t>
+      </w:r>
+      <w:proofErr w:type="gramEnd"/>
+      <w:r>
+        <w:rPr>
+          <w:rFonts w:ascii="Palatino Linotype" w:hAnsi="Palatino Linotype"/>
+          <w:sz w:val="20"/>
+          <w:szCs w:val="20"/>
+        </w:rPr>
+        <w:t>_to_pay_time</w:t>
+      </w:r>
+      <w:proofErr w:type="spellEnd"/>
+      <w:r>
+        <w:rPr>
+          <w:rFonts w:ascii="Palatino Linotype" w:hAnsi="Palatino Linotype"/>
+          <w:sz w:val="20"/>
+          <w:szCs w:val="20"/>
+        </w:rPr>
+        <w:t xml:space="preserve"> != ‘forthwith’ %}</w:t>
+      </w:r>
+      <w:r>
+        <w:rPr>
+          <w:rFonts w:ascii="Palatino Linotype" w:hAnsi="Palatino Linotype"/>
+          <w:sz w:val="20"/>
+          <w:szCs w:val="20"/>
+        </w:rPr>
+        <w:t xml:space="preserve">Defendant may complete community service hours to satisfy fines </w:t>
+      </w:r>
+      <w:r>
+        <w:rPr>
+          <w:rFonts w:ascii="Palatino Linotype" w:hAnsi="Palatino Linotype"/>
+          <w:b/>
+          <w:bCs/>
+          <w:sz w:val="20"/>
+          <w:szCs w:val="20"/>
+        </w:rPr>
+        <w:t xml:space="preserve">{% </w:t>
+      </w:r>
+      <w:r>
+        <w:rPr>
+          <w:rFonts w:ascii="Palatino Linotype" w:hAnsi="Palatino Linotype"/>
+          <w:bCs/>
+          <w:sz w:val="20"/>
+          <w:szCs w:val="20"/>
+        </w:rPr>
+        <w:t xml:space="preserve">if </w:t>
+      </w:r>
       <w:proofErr w:type="spellStart"/>
       <w:r>
         <w:rPr>
@@ -8920,216 +10755,6 @@
           <w:sz w:val="20"/>
           <w:szCs w:val="20"/>
         </w:rPr>
-        <w:t xml:space="preserve"> == ‘Waived’ %}</w:t>
-      </w:r>
-      <w:r>
-        <w:rPr>
-          <w:rFonts w:ascii="Palatino Linotype" w:hAnsi="Palatino Linotype"/>
-          <w:bCs/>
-          <w:sz w:val="20"/>
-          <w:szCs w:val="20"/>
-          <w:u w:val="single"/>
-        </w:rPr>
-        <w:t>Court costs in this case are waived</w:t>
-      </w:r>
-      <w:r>
-        <w:rPr>
-          <w:rFonts w:ascii="Palatino Linotype" w:hAnsi="Palatino Linotype"/>
-          <w:bCs/>
-          <w:sz w:val="20"/>
-          <w:szCs w:val="20"/>
-        </w:rPr>
-        <w:t xml:space="preserve">. </w:t>
-      </w:r>
-      <w:r>
-        <w:rPr>
-          <w:rFonts w:ascii="Palatino Linotype" w:hAnsi="Palatino Linotype"/>
-          <w:bCs/>
-          <w:sz w:val="20"/>
-          <w:szCs w:val="20"/>
-        </w:rPr>
-        <w:t xml:space="preserve">{% </w:t>
-      </w:r>
-      <w:proofErr w:type="spellStart"/>
-      <w:r>
-        <w:rPr>
-          <w:rFonts w:ascii="Palatino Linotype" w:hAnsi="Palatino Linotype"/>
-          <w:bCs/>
-          <w:sz w:val="20"/>
-          <w:szCs w:val="20"/>
-        </w:rPr>
-        <w:t>elif</w:t>
-      </w:r>
-      <w:proofErr w:type="spellEnd"/>
-      <w:r>
-        <w:rPr>
-          <w:rFonts w:ascii="Palatino Linotype" w:hAnsi="Palatino Linotype"/>
-          <w:bCs/>
-          <w:sz w:val="20"/>
-          <w:szCs w:val="20"/>
-        </w:rPr>
-        <w:t xml:space="preserve"> </w:t>
-      </w:r>
-      <w:proofErr w:type="spellStart"/>
-      <w:r>
-        <w:rPr>
-          <w:rFonts w:ascii="Palatino Linotype" w:hAnsi="Palatino Linotype"/>
-          <w:bCs/>
-          <w:sz w:val="20"/>
-          <w:szCs w:val="20"/>
-        </w:rPr>
-        <w:t>court_costs.ordered</w:t>
-      </w:r>
-      <w:proofErr w:type="spellEnd"/>
-      <w:r>
-        <w:rPr>
-          <w:rFonts w:ascii="Palatino Linotype" w:hAnsi="Palatino Linotype"/>
-          <w:bCs/>
-          <w:sz w:val="20"/>
-          <w:szCs w:val="20"/>
-        </w:rPr>
-        <w:t xml:space="preserve"> == ‘Imposed in companion case’ %}</w:t>
-      </w:r>
-      <w:r>
-        <w:rPr>
-          <w:rFonts w:ascii="Palatino Linotype" w:hAnsi="Palatino Linotype"/>
-          <w:bCs/>
-          <w:sz w:val="20"/>
-          <w:szCs w:val="20"/>
-          <w:u w:val="single"/>
-        </w:rPr>
-        <w:t>No court costs are imposed in this case, but court costs are imposed in Defendant’s companion case</w:t>
-      </w:r>
-      <w:r>
-        <w:rPr>
-          <w:rFonts w:ascii="Palatino Linotype" w:hAnsi="Palatino Linotype"/>
-          <w:bCs/>
-          <w:sz w:val="20"/>
-          <w:szCs w:val="20"/>
-        </w:rPr>
-        <w:t xml:space="preserve">. </w:t>
-      </w:r>
-      <w:r>
-        <w:rPr>
-          <w:rFonts w:ascii="Palatino Linotype" w:hAnsi="Palatino Linotype"/>
-          <w:bCs/>
-          <w:sz w:val="20"/>
-          <w:szCs w:val="20"/>
-        </w:rPr>
-        <w:t xml:space="preserve">{% </w:t>
-      </w:r>
-      <w:proofErr w:type="spellStart"/>
-      <w:r>
-        <w:rPr>
-          <w:rFonts w:ascii="Palatino Linotype" w:hAnsi="Palatino Linotype"/>
-          <w:bCs/>
-          <w:sz w:val="20"/>
-          <w:szCs w:val="20"/>
-        </w:rPr>
-        <w:t>elif</w:t>
-      </w:r>
-      <w:proofErr w:type="spellEnd"/>
-      <w:r>
-        <w:rPr>
-          <w:rFonts w:ascii="Palatino Linotype" w:hAnsi="Palatino Linotype"/>
-          <w:bCs/>
-          <w:sz w:val="20"/>
-          <w:szCs w:val="20"/>
-        </w:rPr>
-        <w:t xml:space="preserve"> </w:t>
-      </w:r>
-      <w:proofErr w:type="spellStart"/>
-      <w:r>
-        <w:rPr>
-          <w:rFonts w:ascii="Palatino Linotype" w:hAnsi="Palatino Linotype"/>
-          <w:bCs/>
-          <w:sz w:val="20"/>
-          <w:szCs w:val="20"/>
-        </w:rPr>
-        <w:t>court_costs.ordered</w:t>
-      </w:r>
-      <w:proofErr w:type="spellEnd"/>
-      <w:r>
-        <w:rPr>
-          <w:rFonts w:ascii="Palatino Linotype" w:hAnsi="Palatino Linotype"/>
-          <w:bCs/>
-          <w:sz w:val="20"/>
-          <w:szCs w:val="20"/>
-        </w:rPr>
-        <w:t xml:space="preserve"> == ‘No’ %}</w:t>
-      </w:r>
-      <w:r>
-        <w:rPr>
-          <w:rFonts w:ascii="Palatino Linotype" w:hAnsi="Palatino Linotype"/>
-          <w:bCs/>
-          <w:sz w:val="20"/>
-          <w:szCs w:val="20"/>
-          <w:u w:val="single"/>
-        </w:rPr>
-        <w:t>There are no court costs in this case</w:t>
-      </w:r>
-      <w:r>
-        <w:rPr>
-          <w:rFonts w:ascii="Palatino Linotype" w:hAnsi="Palatino Linotype"/>
-          <w:bCs/>
-          <w:sz w:val="20"/>
-          <w:szCs w:val="20"/>
-        </w:rPr>
-        <w:t>. {% endif %}</w:t>
-      </w:r>
-      <w:r>
-        <w:rPr>
-          <w:rFonts w:ascii="Palatino Linotype" w:hAnsi="Palatino Linotype"/>
-          <w:sz w:val="20"/>
-          <w:szCs w:val="20"/>
-        </w:rPr>
-        <w:t>The Defendant was</w:t>
-      </w:r>
-      <w:r>
-        <w:rPr>
-          <w:rFonts w:ascii="Palatino Linotype" w:hAnsi="Palatino Linotype"/>
-          <w:sz w:val="20"/>
-          <w:szCs w:val="20"/>
-        </w:rPr>
-        <w:t xml:space="preserve"> informed of the fines </w:t>
-      </w:r>
-      <w:r>
-        <w:rPr>
-          <w:rFonts w:ascii="Palatino Linotype" w:hAnsi="Palatino Linotype"/>
-          <w:b/>
-          <w:bCs/>
-          <w:sz w:val="20"/>
-          <w:szCs w:val="20"/>
-        </w:rPr>
-        <w:t xml:space="preserve">{% </w:t>
-      </w:r>
-      <w:r>
-        <w:rPr>
-          <w:rFonts w:ascii="Palatino Linotype" w:hAnsi="Palatino Linotype"/>
-          <w:bCs/>
-          <w:sz w:val="20"/>
-          <w:szCs w:val="20"/>
-        </w:rPr>
-        <w:t xml:space="preserve">if </w:t>
-      </w:r>
-      <w:proofErr w:type="spellStart"/>
-      <w:r>
-        <w:rPr>
-          <w:rFonts w:ascii="Palatino Linotype" w:hAnsi="Palatino Linotype"/>
-          <w:bCs/>
-          <w:sz w:val="20"/>
-          <w:szCs w:val="20"/>
-        </w:rPr>
-        <w:t>court_costs.ordered</w:t>
-      </w:r>
-      <w:proofErr w:type="spellEnd"/>
-      <w:r>
-        <w:rPr>
-          <w:rFonts w:ascii="Palatino Linotype" w:hAnsi="Palatino Linotype"/>
-          <w:bCs/>
-          <w:sz w:val="20"/>
-          <w:szCs w:val="20"/>
-        </w:rPr>
         <w:t xml:space="preserve"> == ‘Yes’ %}</w:t>
       </w:r>
       <w:r>
@@ -9154,262 +10779,32 @@
           <w:sz w:val="20"/>
           <w:szCs w:val="20"/>
         </w:rPr>
-        <w:t xml:space="preserve">owed, </w:t>
-      </w:r>
-      <w:r>
-        <w:rPr>
-          <w:rFonts w:ascii="Palatino Linotype" w:hAnsi="Palatino Linotype"/>
-          <w:sz w:val="20"/>
-          <w:szCs w:val="20"/>
-        </w:rPr>
-        <w:t xml:space="preserve">and </w:t>
-      </w:r>
-      <w:r>
-        <w:rPr>
-          <w:rFonts w:ascii="Palatino Linotype" w:hAnsi="Palatino Linotype"/>
-          <w:sz w:val="20"/>
-          <w:szCs w:val="20"/>
-        </w:rPr>
-        <w:t xml:space="preserve">Defendant expressed an ability to pay </w:t>
-      </w:r>
-      <w:r>
-        <w:rPr>
-          <w:rFonts w:ascii="Palatino Linotype" w:hAnsi="Palatino Linotype"/>
-          <w:b/>
-          <w:bCs/>
-          <w:sz w:val="20"/>
-          <w:szCs w:val="20"/>
-        </w:rPr>
-        <w:t xml:space="preserve">{{ </w:t>
-      </w:r>
-      <w:proofErr w:type="spellStart"/>
-      <w:r>
-        <w:rPr>
-          <w:rFonts w:ascii="Palatino Linotype" w:hAnsi="Palatino Linotype"/>
-          <w:b/>
-          <w:bCs/>
-          <w:sz w:val="20"/>
-          <w:szCs w:val="20"/>
-        </w:rPr>
-        <w:t>court_costs.</w:t>
-      </w:r>
-      <w:r>
-        <w:rPr>
-          <w:rFonts w:ascii="Palatino Linotype" w:hAnsi="Palatino Linotype"/>
-          <w:b/>
-          <w:bCs/>
-          <w:sz w:val="20"/>
-          <w:szCs w:val="20"/>
-        </w:rPr>
-        <w:t>ability_to_pay_time</w:t>
-      </w:r>
-      <w:proofErr w:type="spellEnd"/>
-      <w:r>
-        <w:rPr>
-          <w:rFonts w:ascii="Palatino Linotype" w:hAnsi="Palatino Linotype"/>
-          <w:b/>
-          <w:bCs/>
-          <w:sz w:val="20"/>
-          <w:szCs w:val="20"/>
-        </w:rPr>
-        <w:t xml:space="preserve"> }}</w:t>
-      </w:r>
-      <w:r>
-        <w:rPr>
-          <w:rFonts w:ascii="Palatino Linotype" w:hAnsi="Palatino Linotype"/>
-          <w:sz w:val="20"/>
-          <w:szCs w:val="20"/>
-        </w:rPr>
-        <w:t xml:space="preserve">. </w:t>
-      </w:r>
-      <w:bookmarkStart w:id="1" w:name="_Hlk94196527"/>
-      <w:r>
-        <w:rPr>
-          <w:rFonts w:ascii="Palatino Linotype" w:hAnsi="Palatino Linotype"/>
-          <w:sz w:val="20"/>
-          <w:szCs w:val="20"/>
-        </w:rPr>
-        <w:t>Absent further order, the Court finds Defendant is able and shall pay</w:t>
-      </w:r>
-      <w:r>
-        <w:rPr>
-          <w:rFonts w:ascii="Palatino Linotype" w:hAnsi="Palatino Linotype"/>
-          <w:sz w:val="20"/>
-          <w:szCs w:val="20"/>
-        </w:rPr>
-        <w:t xml:space="preserve"> the fines </w:t>
-      </w:r>
-      <w:r>
-        <w:rPr>
-          <w:rFonts w:ascii="Palatino Linotype" w:hAnsi="Palatino Linotype"/>
-          <w:b/>
-          <w:bCs/>
-          <w:sz w:val="20"/>
-          <w:szCs w:val="20"/>
-        </w:rPr>
-        <w:t xml:space="preserve">{% </w:t>
-      </w:r>
-      <w:r>
-        <w:rPr>
-          <w:rFonts w:ascii="Palatino Linotype" w:hAnsi="Palatino Linotype"/>
-          <w:bCs/>
-          <w:sz w:val="20"/>
-          <w:szCs w:val="20"/>
-        </w:rPr>
-        <w:t xml:space="preserve">if </w:t>
-      </w:r>
-      <w:proofErr w:type="spellStart"/>
-      <w:r>
-        <w:rPr>
-          <w:rFonts w:ascii="Palatino Linotype" w:hAnsi="Palatino Linotype"/>
-          <w:bCs/>
-          <w:sz w:val="20"/>
-          <w:szCs w:val="20"/>
-        </w:rPr>
-        <w:t>court_costs.ordered</w:t>
-      </w:r>
-      <w:proofErr w:type="spellEnd"/>
-      <w:r>
-        <w:rPr>
-          <w:rFonts w:ascii="Palatino Linotype" w:hAnsi="Palatino Linotype"/>
-          <w:bCs/>
-          <w:sz w:val="20"/>
-          <w:szCs w:val="20"/>
-        </w:rPr>
-        <w:t xml:space="preserve"> == ‘Yes’ %}</w:t>
-      </w:r>
-      <w:r>
-        <w:rPr>
-          <w:rFonts w:ascii="Palatino Linotype" w:hAnsi="Palatino Linotype"/>
-          <w:sz w:val="20"/>
-          <w:szCs w:val="20"/>
-        </w:rPr>
-        <w:t>and costs</w:t>
-      </w:r>
-      <w:r>
-        <w:rPr>
-          <w:rFonts w:ascii="Palatino Linotype" w:hAnsi="Palatino Linotype"/>
-          <w:sz w:val="20"/>
-          <w:szCs w:val="20"/>
-        </w:rPr>
-        <w:t xml:space="preserve"> {% endif %}</w:t>
-      </w:r>
-      <w:r>
-        <w:rPr>
-          <w:rFonts w:ascii="Palatino Linotype" w:hAnsi="Palatino Linotype"/>
-          <w:sz w:val="20"/>
-          <w:szCs w:val="20"/>
-        </w:rPr>
-        <w:t xml:space="preserve">in full </w:t>
-      </w:r>
-      <w:r>
-        <w:rPr>
-          <w:rFonts w:ascii="Palatino Linotype" w:hAnsi="Palatino Linotype"/>
-          <w:sz w:val="20"/>
-          <w:szCs w:val="20"/>
-        </w:rPr>
-        <w:t xml:space="preserve">{% if </w:t>
-      </w:r>
-      <w:r>
-        <w:rPr>
-          <w:rFonts w:ascii="Palatino Linotype" w:hAnsi="Palatino Linotype"/>
-          <w:sz w:val="20"/>
-          <w:szCs w:val="20"/>
-        </w:rPr>
-        <w:t xml:space="preserve">‘while’ in </w:t>
-      </w:r>
-      <w:proofErr w:type="spellStart"/>
-      <w:r>
-        <w:rPr>
-          <w:rFonts w:ascii="Palatino Linotype" w:hAnsi="Palatino Linotype"/>
-          <w:sz w:val="20"/>
-          <w:szCs w:val="20"/>
-        </w:rPr>
-        <w:t>court_costs.balance_due_date</w:t>
-      </w:r>
-      <w:proofErr w:type="spellEnd"/>
-      <w:r>
-        <w:rPr>
-          <w:rFonts w:ascii="Palatino Linotype" w:hAnsi="Palatino Linotype"/>
-          <w:sz w:val="20"/>
-          <w:szCs w:val="20"/>
-        </w:rPr>
-        <w:t xml:space="preserve"> </w:t>
-      </w:r>
-      <w:r>
-        <w:rPr>
-          <w:rFonts w:ascii="Palatino Linotype" w:hAnsi="Palatino Linotype"/>
-          <w:sz w:val="20"/>
-          <w:szCs w:val="20"/>
-        </w:rPr>
-        <w:t>%}</w:t>
-      </w:r>
-      <w:r>
-        <w:rPr>
-          <w:rFonts w:ascii="Palatino Linotype" w:hAnsi="Palatino Linotype"/>
-          <w:sz w:val="20"/>
-          <w:szCs w:val="20"/>
-        </w:rPr>
-        <w:t>{% else %}</w:t>
-      </w:r>
-      <w:r>
-        <w:rPr>
-          <w:rFonts w:ascii="Palatino Linotype" w:hAnsi="Palatino Linotype"/>
-          <w:sz w:val="20"/>
-          <w:szCs w:val="20"/>
-        </w:rPr>
-        <w:t xml:space="preserve">by </w:t>
-      </w:r>
-      <w:bookmarkEnd w:id="1"/>
-      <w:r>
-        <w:rPr>
-          <w:rFonts w:ascii="Palatino Linotype" w:hAnsi="Palatino Linotype"/>
-          <w:sz w:val="20"/>
-          <w:szCs w:val="20"/>
-        </w:rPr>
-        <w:t>{% endif %}</w:t>
-      </w:r>
-      <w:r>
-        <w:rPr>
-          <w:rFonts w:ascii="Palatino Linotype" w:hAnsi="Palatino Linotype"/>
-          <w:b/>
-          <w:bCs/>
-          <w:sz w:val="20"/>
-          <w:szCs w:val="20"/>
-        </w:rPr>
-        <w:t xml:space="preserve">{{ </w:t>
-      </w:r>
-      <w:proofErr w:type="spellStart"/>
-      <w:r>
-        <w:rPr>
-          <w:rFonts w:ascii="Palatino Linotype" w:hAnsi="Palatino Linotype"/>
-          <w:b/>
-          <w:bCs/>
-          <w:sz w:val="20"/>
-          <w:szCs w:val="20"/>
-        </w:rPr>
-        <w:t>court_costs.</w:t>
-      </w:r>
-      <w:r>
-        <w:rPr>
-          <w:rFonts w:ascii="Palatino Linotype" w:hAnsi="Palatino Linotype"/>
-          <w:b/>
-          <w:bCs/>
-          <w:sz w:val="20"/>
-          <w:szCs w:val="20"/>
-        </w:rPr>
-        <w:t>balance_due_date</w:t>
-      </w:r>
-      <w:proofErr w:type="spellEnd"/>
-      <w:r>
-        <w:rPr>
-          <w:rFonts w:ascii="Palatino Linotype" w:hAnsi="Palatino Linotype"/>
-          <w:b/>
-          <w:bCs/>
-          <w:sz w:val="20"/>
-          <w:szCs w:val="20"/>
-        </w:rPr>
-        <w:t xml:space="preserve"> }}</w:t>
+        <w:t>at the current rate set by the Court</w:t>
+      </w:r>
+      <w:r>
+        <w:rPr>
+          <w:rFonts w:ascii="Palatino Linotype" w:hAnsi="Palatino Linotype"/>
+          <w:sz w:val="20"/>
+          <w:szCs w:val="20"/>
+        </w:rPr>
+        <w:t xml:space="preserve">. All Community Service hours must be approved by </w:t>
+      </w:r>
+      <w:r>
+        <w:rPr>
+          <w:rFonts w:ascii="Palatino Linotype" w:hAnsi="Palatino Linotype"/>
+          <w:sz w:val="20"/>
+          <w:szCs w:val="20"/>
+        </w:rPr>
+        <w:t xml:space="preserve">Community </w:t>
+      </w:r>
+      <w:proofErr w:type="gramStart"/>
+      <w:r>
+        <w:rPr>
+          <w:rFonts w:ascii="Palatino Linotype" w:hAnsi="Palatino Linotype"/>
+          <w:sz w:val="20"/>
+          <w:szCs w:val="20"/>
+        </w:rPr>
+        <w:t>Control</w:t>
       </w:r>
       <w:r>
         <w:rPr>
@@ -9425,136 +10820,16 @@
           <w:sz w:val="20"/>
           <w:szCs w:val="20"/>
         </w:rPr>
-        <w:t xml:space="preserve"> </w:t>
-      </w:r>
-      <w:r>
-        <w:rPr>
-          <w:rFonts w:ascii="Palatino Linotype" w:hAnsi="Palatino Linotype"/>
-          <w:sz w:val="20"/>
-          <w:szCs w:val="20"/>
-        </w:rPr>
-        <w:t xml:space="preserve">{% if </w:t>
-      </w:r>
-      <w:proofErr w:type="spellStart"/>
-      <w:r>
-        <w:rPr>
-          <w:rFonts w:ascii="Palatino Linotype" w:hAnsi="Palatino Linotype"/>
-          <w:sz w:val="20"/>
-          <w:szCs w:val="20"/>
-        </w:rPr>
-        <w:t>court_costs.ability_to_pay_time</w:t>
-      </w:r>
-      <w:proofErr w:type="spellEnd"/>
-      <w:r>
-        <w:rPr>
-          <w:rFonts w:ascii="Palatino Linotype" w:hAnsi="Palatino Linotype"/>
-          <w:sz w:val="20"/>
-          <w:szCs w:val="20"/>
-        </w:rPr>
-        <w:t xml:space="preserve"> != ‘forthwith’ %}</w:t>
-      </w:r>
-      <w:r>
-        <w:rPr>
-          <w:rFonts w:ascii="Palatino Linotype" w:hAnsi="Palatino Linotype"/>
-          <w:sz w:val="20"/>
-          <w:szCs w:val="20"/>
-        </w:rPr>
-        <w:t xml:space="preserve">Defendant may complete community service hours to satisfy fines </w:t>
-      </w:r>
-      <w:r>
-        <w:rPr>
-          <w:rFonts w:ascii="Palatino Linotype" w:hAnsi="Palatino Linotype"/>
-          <w:b/>
-          <w:bCs/>
-          <w:sz w:val="20"/>
-          <w:szCs w:val="20"/>
-        </w:rPr>
-        <w:t xml:space="preserve">{% </w:t>
-      </w:r>
-      <w:r>
-        <w:rPr>
-          <w:rFonts w:ascii="Palatino Linotype" w:hAnsi="Palatino Linotype"/>
-          <w:bCs/>
-          <w:sz w:val="20"/>
-          <w:szCs w:val="20"/>
-        </w:rPr>
-        <w:t xml:space="preserve">if </w:t>
-      </w:r>
-      <w:proofErr w:type="spellStart"/>
-      <w:r>
-        <w:rPr>
-          <w:rFonts w:ascii="Palatino Linotype" w:hAnsi="Palatino Linotype"/>
-          <w:bCs/>
-          <w:sz w:val="20"/>
-          <w:szCs w:val="20"/>
-        </w:rPr>
-        <w:t>court_costs.ordered</w:t>
-      </w:r>
-      <w:proofErr w:type="spellEnd"/>
-      <w:r>
-        <w:rPr>
-          <w:rFonts w:ascii="Palatino Linotype" w:hAnsi="Palatino Linotype"/>
-          <w:bCs/>
-          <w:sz w:val="20"/>
-          <w:szCs w:val="20"/>
-        </w:rPr>
-        <w:t xml:space="preserve"> == ‘Yes’ %}</w:t>
-      </w:r>
-      <w:r>
-        <w:rPr>
-          <w:rFonts w:ascii="Palatino Linotype" w:hAnsi="Palatino Linotype"/>
-          <w:sz w:val="20"/>
-          <w:szCs w:val="20"/>
-        </w:rPr>
-        <w:t>and costs</w:t>
-      </w:r>
-      <w:r>
-        <w:rPr>
-          <w:rFonts w:ascii="Palatino Linotype" w:hAnsi="Palatino Linotype"/>
-          <w:sz w:val="20"/>
-          <w:szCs w:val="20"/>
-        </w:rPr>
-        <w:t xml:space="preserve"> {% endif %}</w:t>
-      </w:r>
-      <w:r>
-        <w:rPr>
-          <w:rFonts w:ascii="Palatino Linotype" w:hAnsi="Palatino Linotype"/>
-          <w:sz w:val="20"/>
-          <w:szCs w:val="20"/>
-        </w:rPr>
-        <w:t>at the current rate set by the Court</w:t>
-      </w:r>
-      <w:r>
-        <w:rPr>
-          <w:rFonts w:ascii="Palatino Linotype" w:hAnsi="Palatino Linotype"/>
-          <w:sz w:val="20"/>
-          <w:szCs w:val="20"/>
-        </w:rPr>
-        <w:t xml:space="preserve">. All Community Service hours must be approved by </w:t>
-      </w:r>
-      <w:r>
-        <w:rPr>
-          <w:rFonts w:ascii="Palatino Linotype" w:hAnsi="Palatino Linotype"/>
-          <w:sz w:val="20"/>
-          <w:szCs w:val="20"/>
-        </w:rPr>
-        <w:t>Community Control</w:t>
-      </w:r>
-      <w:r>
-        <w:rPr>
-          <w:rFonts w:ascii="Palatino Linotype" w:hAnsi="Palatino Linotype"/>
-          <w:sz w:val="20"/>
-          <w:szCs w:val="20"/>
-        </w:rPr>
-        <w:t>.</w:t>
-      </w:r>
-      <w:r>
-        <w:rPr>
-          <w:rFonts w:ascii="Palatino Linotype" w:hAnsi="Palatino Linotype"/>
-          <w:sz w:val="20"/>
-          <w:szCs w:val="20"/>
-        </w:rPr>
-        <w:t>{% endif %}</w:t>
+        <w:t>{</w:t>
+      </w:r>
+      <w:proofErr w:type="gramEnd"/>
+      <w:r>
+        <w:rPr>
+          <w:rFonts w:ascii="Palatino Linotype" w:hAnsi="Palatino Linotype"/>
+          <w:sz w:val="20"/>
+          <w:szCs w:val="20"/>
+        </w:rPr>
+        <w:t>% endif %}</w:t>
       </w:r>
       <w:r>
         <w:rPr>
@@ -9650,6 +10925,7 @@
         </w:rPr>
         <w:t xml:space="preserve">complete </w:t>
       </w:r>
+      <w:proofErr w:type="gramStart"/>
       <w:r>
         <w:rPr>
           <w:rFonts w:ascii="Palatino Linotype" w:hAnsi="Palatino Linotype"/>
@@ -9665,6 +10941,57 @@
           <w:sz w:val="20"/>
           <w:szCs w:val="20"/>
         </w:rPr>
+        <w:t>community</w:t>
+      </w:r>
+      <w:proofErr w:type="gramEnd"/>
+      <w:r>
+        <w:rPr>
+          <w:rFonts w:ascii="Palatino Linotype" w:hAnsi="Palatino Linotype"/>
+          <w:sz w:val="20"/>
+          <w:szCs w:val="20"/>
+        </w:rPr>
+        <w:t>_service.</w:t>
+      </w:r>
+      <w:r>
+        <w:rPr>
+          <w:rFonts w:ascii="Palatino Linotype" w:hAnsi="Palatino Linotype"/>
+          <w:sz w:val="20"/>
+          <w:szCs w:val="20"/>
+        </w:rPr>
+        <w:t>hours_of_service</w:t>
+      </w:r>
+      <w:proofErr w:type="spellEnd"/>
+      <w:r>
+        <w:rPr>
+          <w:rFonts w:ascii="Palatino Linotype" w:hAnsi="Palatino Linotype"/>
+          <w:sz w:val="20"/>
+          <w:szCs w:val="20"/>
+        </w:rPr>
+        <w:t xml:space="preserve"> }}</w:t>
+      </w:r>
+      <w:r>
+        <w:rPr>
+          <w:rFonts w:ascii="Palatino Linotype" w:hAnsi="Palatino Linotype"/>
+          <w:sz w:val="20"/>
+          <w:szCs w:val="20"/>
+        </w:rPr>
+        <w:t xml:space="preserve"> hours of community service within </w:t>
+      </w:r>
+      <w:r>
+        <w:rPr>
+          <w:rFonts w:ascii="Palatino Linotype" w:hAnsi="Palatino Linotype"/>
+          <w:sz w:val="20"/>
+          <w:szCs w:val="20"/>
+        </w:rPr>
+        <w:t xml:space="preserve">{{ </w:t>
+      </w:r>
+      <w:proofErr w:type="spellStart"/>
+      <w:r>
+        <w:rPr>
+          <w:rFonts w:ascii="Palatino Linotype" w:hAnsi="Palatino Linotype"/>
+          <w:sz w:val="20"/>
+          <w:szCs w:val="20"/>
+        </w:rPr>
         <w:t>community_service.</w:t>
       </w:r>
       <w:r>
@@ -9673,7 +11000,7 @@
           <w:sz w:val="20"/>
           <w:szCs w:val="20"/>
         </w:rPr>
-        <w:t>hours_of_service</w:t>
+        <w:t>days_to_complete_service</w:t>
       </w:r>
       <w:proofErr w:type="spellEnd"/>
       <w:r>
@@ -9690,8 +11017,25 @@
           <w:sz w:val="20"/>
           <w:szCs w:val="20"/>
         </w:rPr>
-        <w:t xml:space="preserve"> hours of community service within </w:t>
-      </w:r>
+        <w:t xml:space="preserve"> days. Defendant shall show proof of completion of all completed hours to </w:t>
+      </w:r>
+      <w:r>
+        <w:rPr>
+          <w:rFonts w:ascii="Palatino Linotype" w:hAnsi="Palatino Linotype"/>
+          <w:sz w:val="20"/>
+          <w:szCs w:val="20"/>
+        </w:rPr>
+        <w:t>Community Control</w:t>
+      </w:r>
+      <w:r>
+        <w:rPr>
+          <w:rFonts w:ascii="Palatino Linotype" w:hAnsi="Palatino Linotype"/>
+          <w:sz w:val="20"/>
+          <w:szCs w:val="20"/>
+        </w:rPr>
+        <w:t xml:space="preserve"> on or before </w:t>
+      </w:r>
+      <w:proofErr w:type="gramStart"/>
       <w:r>
         <w:rPr>
           <w:rFonts w:ascii="Palatino Linotype" w:hAnsi="Palatino Linotype"/>
@@ -9715,7 +11059,16 @@
           <w:sz w:val="20"/>
           <w:szCs w:val="20"/>
         </w:rPr>
-        <w:t>days_to_complete_service</w:t>
+        <w:t>due</w:t>
+      </w:r>
+      <w:proofErr w:type="gramEnd"/>
+      <w:r>
+        <w:rPr>
+          <w:rFonts w:ascii="Palatino Linotype" w:hAnsi="Palatino Linotype"/>
+          <w:sz w:val="20"/>
+          <w:szCs w:val="20"/>
+        </w:rPr>
+        <w:t>_date_for_service</w:t>
       </w:r>
       <w:proofErr w:type="spellEnd"/>
       <w:r>
@@ -9732,64 +11085,6 @@
           <w:sz w:val="20"/>
           <w:szCs w:val="20"/>
         </w:rPr>
-        <w:t xml:space="preserve"> days. Defendant shall show proof of completion of all completed hours to </w:t>
-      </w:r>
-      <w:r>
-        <w:rPr>
-          <w:rFonts w:ascii="Palatino Linotype" w:hAnsi="Palatino Linotype"/>
-          <w:sz w:val="20"/>
-          <w:szCs w:val="20"/>
-        </w:rPr>
-        <w:t>Community Control</w:t>
-      </w:r>
-      <w:r>
-        <w:rPr>
-          <w:rFonts w:ascii="Palatino Linotype" w:hAnsi="Palatino Linotype"/>
-          <w:sz w:val="20"/>
-          <w:szCs w:val="20"/>
-        </w:rPr>
-        <w:t xml:space="preserve"> on or before </w:t>
-      </w:r>
-      <w:r>
-        <w:rPr>
-          <w:rFonts w:ascii="Palatino Linotype" w:hAnsi="Palatino Linotype"/>
-          <w:sz w:val="20"/>
-          <w:szCs w:val="20"/>
-        </w:rPr>
-        <w:t xml:space="preserve">{{ </w:t>
-      </w:r>
-      <w:proofErr w:type="spellStart"/>
-      <w:r>
-        <w:rPr>
-          <w:rFonts w:ascii="Palatino Linotype" w:hAnsi="Palatino Linotype"/>
-          <w:sz w:val="20"/>
-          <w:szCs w:val="20"/>
-        </w:rPr>
-        <w:t>community_service.</w:t>
-      </w:r>
-      <w:r>
-        <w:rPr>
-          <w:rFonts w:ascii="Palatino Linotype" w:hAnsi="Palatino Linotype"/>
-          <w:sz w:val="20"/>
-          <w:szCs w:val="20"/>
-        </w:rPr>
-        <w:t>due_date_for_service</w:t>
-      </w:r>
-      <w:proofErr w:type="spellEnd"/>
-      <w:r>
-        <w:rPr>
-          <w:rFonts w:ascii="Palatino Linotype" w:hAnsi="Palatino Linotype"/>
-          <w:sz w:val="20"/>
-          <w:szCs w:val="20"/>
-        </w:rPr>
-        <w:t xml:space="preserve"> }}</w:t>
-      </w:r>
-      <w:r>
-        <w:rPr>
-          <w:rFonts w:ascii="Palatino Linotype" w:hAnsi="Palatino Linotype"/>
-          <w:sz w:val="20"/>
-          <w:szCs w:val="20"/>
-        </w:rPr>
         <w:t xml:space="preserve">.  </w:t>
       </w:r>
       <w:r>
@@ -9798,15 +11093,33 @@
           <w:sz w:val="20"/>
           <w:szCs w:val="20"/>
         </w:rPr>
-        <w:t>{% endif %}</w:t>
-      </w:r>
-      <w:r>
-        <w:rPr>
-          <w:rFonts w:ascii="Palatino Linotype" w:hAnsi="Palatino Linotype"/>
-          <w:sz w:val="20"/>
-          <w:szCs w:val="20"/>
-        </w:rPr>
-        <w:t xml:space="preserve">{% if </w:t>
+        <w:t xml:space="preserve">{% endif </w:t>
+      </w:r>
+      <w:proofErr w:type="gramStart"/>
+      <w:r>
+        <w:rPr>
+          <w:rFonts w:ascii="Palatino Linotype" w:hAnsi="Palatino Linotype"/>
+          <w:sz w:val="20"/>
+          <w:szCs w:val="20"/>
+        </w:rPr>
+        <w:t>%}</w:t>
+      </w:r>
+      <w:r>
+        <w:rPr>
+          <w:rFonts w:ascii="Palatino Linotype" w:hAnsi="Palatino Linotype"/>
+          <w:sz w:val="20"/>
+          <w:szCs w:val="20"/>
+        </w:rPr>
+        <w:t>{</w:t>
+      </w:r>
+      <w:proofErr w:type="gramEnd"/>
+      <w:r>
+        <w:rPr>
+          <w:rFonts w:ascii="Palatino Linotype" w:hAnsi="Palatino Linotype"/>
+          <w:sz w:val="20"/>
+          <w:szCs w:val="20"/>
+        </w:rPr>
+        <w:t xml:space="preserve">% if </w:t>
       </w:r>
       <w:proofErr w:type="spellStart"/>
       <w:r>
@@ -10136,6 +11449,7 @@
         </w:rPr>
         <w:t xml:space="preserve">Defendant’s </w:t>
       </w:r>
+      <w:proofErr w:type="gramStart"/>
       <w:r>
         <w:rPr>
           <w:rFonts w:ascii="Palatino Linotype" w:hAnsi="Palatino Linotype"/>
@@ -10151,6 +11465,49 @@
           <w:sz w:val="20"/>
           <w:szCs w:val="20"/>
         </w:rPr>
+        <w:t>license</w:t>
+      </w:r>
+      <w:proofErr w:type="gramEnd"/>
+      <w:r>
+        <w:rPr>
+          <w:rFonts w:ascii="Palatino Linotype" w:hAnsi="Palatino Linotype"/>
+          <w:sz w:val="20"/>
+          <w:szCs w:val="20"/>
+        </w:rPr>
+        <w:t>_suspension</w:t>
+      </w:r>
+      <w:r>
+        <w:rPr>
+          <w:rFonts w:ascii="Palatino Linotype" w:hAnsi="Palatino Linotype"/>
+          <w:sz w:val="20"/>
+          <w:szCs w:val="20"/>
+        </w:rPr>
+        <w:t>.license_type</w:t>
+      </w:r>
+      <w:proofErr w:type="spellEnd"/>
+      <w:r>
+        <w:rPr>
+          <w:rFonts w:ascii="Palatino Linotype" w:hAnsi="Palatino Linotype"/>
+          <w:sz w:val="20"/>
+          <w:szCs w:val="20"/>
+        </w:rPr>
+        <w:t xml:space="preserve"> }}</w:t>
+      </w:r>
+      <w:r>
+        <w:rPr>
+          <w:rFonts w:ascii="Palatino Linotype" w:hAnsi="Palatino Linotype"/>
+          <w:sz w:val="20"/>
+          <w:szCs w:val="20"/>
+        </w:rPr>
+        <w:t xml:space="preserve"> license is suspended from {{ </w:t>
+      </w:r>
+      <w:proofErr w:type="spellStart"/>
+      <w:r>
+        <w:rPr>
+          <w:rFonts w:ascii="Palatino Linotype" w:hAnsi="Palatino Linotype"/>
+          <w:sz w:val="20"/>
+          <w:szCs w:val="20"/>
+        </w:rPr>
         <w:t>license_suspension</w:t>
       </w:r>
       <w:r>
@@ -10159,7 +11516,15 @@
           <w:sz w:val="20"/>
           <w:szCs w:val="20"/>
         </w:rPr>
-        <w:t>.license_type</w:t>
+        <w:t>.</w:t>
+      </w:r>
+      <w:r>
+        <w:rPr>
+          <w:rFonts w:ascii="Palatino Linotype" w:hAnsi="Palatino Linotype"/>
+          <w:sz w:val="20"/>
+          <w:szCs w:val="20"/>
+        </w:rPr>
+        <w:t>suspended_date</w:t>
       </w:r>
       <w:proofErr w:type="spellEnd"/>
       <w:r>
@@ -10176,7 +11541,15 @@
           <w:sz w:val="20"/>
           <w:szCs w:val="20"/>
         </w:rPr>
-        <w:t xml:space="preserve"> license is suspended from {{ </w:t>
+        <w:t>,</w:t>
+      </w:r>
+      <w:r>
+        <w:rPr>
+          <w:rFonts w:ascii="Palatino Linotype" w:hAnsi="Palatino Linotype"/>
+          <w:sz w:val="20"/>
+          <w:szCs w:val="20"/>
+        </w:rPr>
+        <w:t xml:space="preserve"> for a term of {{ </w:t>
       </w:r>
       <w:proofErr w:type="spellStart"/>
       <w:r>
@@ -10201,32 +11574,110 @@
           <w:sz w:val="20"/>
           <w:szCs w:val="20"/>
         </w:rPr>
-        <w:t>suspended_date</w:t>
-      </w:r>
-      <w:proofErr w:type="spellEnd"/>
-      <w:r>
-        <w:rPr>
-          <w:rFonts w:ascii="Palatino Linotype" w:hAnsi="Palatino Linotype"/>
-          <w:sz w:val="20"/>
-          <w:szCs w:val="20"/>
-        </w:rPr>
-        <w:t xml:space="preserve"> }}</w:t>
-      </w:r>
-      <w:r>
-        <w:rPr>
-          <w:rFonts w:ascii="Palatino Linotype" w:hAnsi="Palatino Linotype"/>
-          <w:sz w:val="20"/>
-          <w:szCs w:val="20"/>
-        </w:rPr>
-        <w:t>,</w:t>
-      </w:r>
-      <w:r>
-        <w:rPr>
-          <w:rFonts w:ascii="Palatino Linotype" w:hAnsi="Palatino Linotype"/>
-          <w:sz w:val="20"/>
-          <w:szCs w:val="20"/>
-        </w:rPr>
-        <w:t xml:space="preserve"> for a term of {{ </w:t>
+        <w:t>suspension_term</w:t>
+      </w:r>
+      <w:proofErr w:type="spellEnd"/>
+      <w:r>
+        <w:rPr>
+          <w:rFonts w:ascii="Palatino Linotype" w:hAnsi="Palatino Linotype"/>
+          <w:sz w:val="20"/>
+          <w:szCs w:val="20"/>
+        </w:rPr>
+        <w:t xml:space="preserve"> </w:t>
+      </w:r>
+      <w:r>
+        <w:rPr>
+          <w:rFonts w:ascii="Palatino Linotype" w:hAnsi="Palatino Linotype"/>
+          <w:sz w:val="20"/>
+          <w:szCs w:val="20"/>
+        </w:rPr>
+        <w:t>}}.</w:t>
+      </w:r>
+      <w:r>
+        <w:rPr>
+          <w:rFonts w:ascii="Palatino Linotype" w:hAnsi="Palatino Linotype"/>
+          <w:sz w:val="20"/>
+          <w:szCs w:val="20"/>
+        </w:rPr>
+        <w:t xml:space="preserve"> {% if </w:t>
+      </w:r>
+      <w:proofErr w:type="spellStart"/>
+      <w:r>
+        <w:rPr>
+          <w:rFonts w:ascii="Palatino Linotype" w:hAnsi="Palatino Linotype"/>
+          <w:sz w:val="20"/>
+          <w:szCs w:val="20"/>
+        </w:rPr>
+        <w:t>license_suspension.als_terminated</w:t>
+      </w:r>
+      <w:proofErr w:type="spellEnd"/>
+      <w:r>
+        <w:rPr>
+          <w:rFonts w:ascii="Palatino Linotype" w:hAnsi="Palatino Linotype"/>
+          <w:sz w:val="20"/>
+          <w:szCs w:val="20"/>
+        </w:rPr>
+        <w:t xml:space="preserve"> is true </w:t>
+      </w:r>
+      <w:proofErr w:type="gramStart"/>
+      <w:r>
+        <w:rPr>
+          <w:rFonts w:ascii="Palatino Linotype" w:hAnsi="Palatino Linotype"/>
+          <w:sz w:val="20"/>
+          <w:szCs w:val="20"/>
+        </w:rPr>
+        <w:t>%}The</w:t>
+      </w:r>
+      <w:proofErr w:type="gramEnd"/>
+      <w:r>
+        <w:rPr>
+          <w:rFonts w:ascii="Palatino Linotype" w:hAnsi="Palatino Linotype"/>
+          <w:sz w:val="20"/>
+          <w:szCs w:val="20"/>
+        </w:rPr>
+        <w:t xml:space="preserve"> Administrative License Suspension is terminated and the OBMV form 226</w:t>
+      </w:r>
+      <w:r>
+        <w:rPr>
+          <w:rFonts w:ascii="Palatino Linotype" w:hAnsi="Palatino Linotype"/>
+          <w:sz w:val="20"/>
+          <w:szCs w:val="20"/>
+        </w:rPr>
+        <w:t>1</w:t>
+      </w:r>
+      <w:r>
+        <w:rPr>
+          <w:rFonts w:ascii="Palatino Linotype" w:hAnsi="Palatino Linotype"/>
+          <w:sz w:val="20"/>
+          <w:szCs w:val="20"/>
+        </w:rPr>
+        <w:t xml:space="preserve"> shall issue. {% endif </w:t>
+      </w:r>
+      <w:proofErr w:type="gramStart"/>
+      <w:r>
+        <w:rPr>
+          <w:rFonts w:ascii="Palatino Linotype" w:hAnsi="Palatino Linotype"/>
+          <w:sz w:val="20"/>
+          <w:szCs w:val="20"/>
+        </w:rPr>
+        <w:t>%}</w:t>
+      </w:r>
+      <w:r>
+        <w:rPr>
+          <w:rFonts w:ascii="Palatino Linotype" w:hAnsi="Palatino Linotype"/>
+          <w:sz w:val="20"/>
+          <w:szCs w:val="20"/>
+        </w:rPr>
+        <w:t>{</w:t>
+      </w:r>
+      <w:proofErr w:type="gramEnd"/>
+      <w:r>
+        <w:rPr>
+          <w:rFonts w:ascii="Palatino Linotype" w:hAnsi="Palatino Linotype"/>
+          <w:sz w:val="20"/>
+          <w:szCs w:val="20"/>
+        </w:rPr>
+        <w:t xml:space="preserve">% if </w:t>
       </w:r>
       <w:proofErr w:type="spellStart"/>
       <w:r>
@@ -10243,17 +11694,49 @@
           <w:sz w:val="20"/>
           <w:szCs w:val="20"/>
         </w:rPr>
-        <w:t>.</w:t>
-      </w:r>
-      <w:r>
-        <w:rPr>
-          <w:rFonts w:ascii="Palatino Linotype" w:hAnsi="Palatino Linotype"/>
-          <w:sz w:val="20"/>
-          <w:szCs w:val="20"/>
-        </w:rPr>
-        <w:t>suspension_term</w:t>
-      </w:r>
-      <w:proofErr w:type="spellEnd"/>
+        <w:t>.remedial_driving_class_required</w:t>
+      </w:r>
+      <w:proofErr w:type="spellEnd"/>
+      <w:r>
+        <w:rPr>
+          <w:rFonts w:ascii="Palatino Linotype" w:hAnsi="Palatino Linotype"/>
+          <w:sz w:val="20"/>
+          <w:szCs w:val="20"/>
+        </w:rPr>
+        <w:t xml:space="preserve"> is true %}The </w:t>
+      </w:r>
+      <w:r>
+        <w:rPr>
+          <w:rFonts w:ascii="Palatino Linotype" w:hAnsi="Palatino Linotype"/>
+          <w:sz w:val="20"/>
+          <w:szCs w:val="20"/>
+        </w:rPr>
+        <w:t>D</w:t>
+      </w:r>
+      <w:r>
+        <w:rPr>
+          <w:rFonts w:ascii="Palatino Linotype" w:hAnsi="Palatino Linotype"/>
+          <w:sz w:val="20"/>
+          <w:szCs w:val="20"/>
+        </w:rPr>
+        <w:t xml:space="preserve">efendant is required to complete a remedial driving class before </w:t>
+      </w:r>
+      <w:r>
+        <w:rPr>
+          <w:rFonts w:ascii="Palatino Linotype" w:hAnsi="Palatino Linotype"/>
+          <w:sz w:val="20"/>
+          <w:szCs w:val="20"/>
+        </w:rPr>
+        <w:t xml:space="preserve">the Defendant’s </w:t>
+      </w:r>
+      <w:r>
+        <w:rPr>
+          <w:rFonts w:ascii="Palatino Linotype" w:hAnsi="Palatino Linotype"/>
+          <w:sz w:val="20"/>
+          <w:szCs w:val="20"/>
+        </w:rPr>
+        <w:t>operator’s license may be reinstated.</w:t>
+      </w:r>
       <w:r>
         <w:rPr>
           <w:rFonts w:ascii="Palatino Linotype" w:hAnsi="Palatino Linotype"/>
@@ -10268,139 +11751,33 @@
           <w:sz w:val="20"/>
           <w:szCs w:val="20"/>
         </w:rPr>
-        <w:t>}}.</w:t>
-      </w:r>
-      <w:r>
-        <w:rPr>
-          <w:rFonts w:ascii="Palatino Linotype" w:hAnsi="Palatino Linotype"/>
-          <w:sz w:val="20"/>
-          <w:szCs w:val="20"/>
-        </w:rPr>
-        <w:t xml:space="preserve"> {% if </w:t>
-      </w:r>
-      <w:proofErr w:type="spellStart"/>
-      <w:r>
-        <w:rPr>
-          <w:rFonts w:ascii="Palatino Linotype" w:hAnsi="Palatino Linotype"/>
-          <w:sz w:val="20"/>
-          <w:szCs w:val="20"/>
-        </w:rPr>
-        <w:t>license_suspension.als_terminated</w:t>
-      </w:r>
-      <w:proofErr w:type="spellEnd"/>
-      <w:r>
-        <w:rPr>
-          <w:rFonts w:ascii="Palatino Linotype" w:hAnsi="Palatino Linotype"/>
-          <w:sz w:val="20"/>
-          <w:szCs w:val="20"/>
-        </w:rPr>
-        <w:t xml:space="preserve"> is true %}The Administrative License Suspension is terminated and the OBMV form 226</w:t>
-      </w:r>
-      <w:r>
-        <w:rPr>
-          <w:rFonts w:ascii="Palatino Linotype" w:hAnsi="Palatino Linotype"/>
-          <w:sz w:val="20"/>
-          <w:szCs w:val="20"/>
-        </w:rPr>
-        <w:t>1</w:t>
-      </w:r>
-      <w:r>
-        <w:rPr>
-          <w:rFonts w:ascii="Palatino Linotype" w:hAnsi="Palatino Linotype"/>
-          <w:sz w:val="20"/>
-          <w:szCs w:val="20"/>
-        </w:rPr>
-        <w:t xml:space="preserve"> shall issue. {% endif %}</w:t>
-      </w:r>
-      <w:r>
-        <w:rPr>
-          <w:rFonts w:ascii="Palatino Linotype" w:hAnsi="Palatino Linotype"/>
-          <w:sz w:val="20"/>
-          <w:szCs w:val="20"/>
-        </w:rPr>
-        <w:t xml:space="preserve">{% if </w:t>
-      </w:r>
-      <w:proofErr w:type="spellStart"/>
-      <w:r>
-        <w:rPr>
-          <w:rFonts w:ascii="Palatino Linotype" w:hAnsi="Palatino Linotype"/>
-          <w:sz w:val="20"/>
-          <w:szCs w:val="20"/>
-        </w:rPr>
-        <w:t>license_suspension</w:t>
-      </w:r>
-      <w:r>
-        <w:rPr>
-          <w:rFonts w:ascii="Palatino Linotype" w:hAnsi="Palatino Linotype"/>
-          <w:sz w:val="20"/>
-          <w:szCs w:val="20"/>
-        </w:rPr>
-        <w:t>.remedial_driving_class_required</w:t>
-      </w:r>
-      <w:proofErr w:type="spellEnd"/>
-      <w:r>
-        <w:rPr>
-          <w:rFonts w:ascii="Palatino Linotype" w:hAnsi="Palatino Linotype"/>
-          <w:sz w:val="20"/>
-          <w:szCs w:val="20"/>
-        </w:rPr>
-        <w:t xml:space="preserve"> is true %}The </w:t>
-      </w:r>
-      <w:r>
-        <w:rPr>
-          <w:rFonts w:ascii="Palatino Linotype" w:hAnsi="Palatino Linotype"/>
-          <w:sz w:val="20"/>
-          <w:szCs w:val="20"/>
-        </w:rPr>
-        <w:t>D</w:t>
-      </w:r>
-      <w:r>
-        <w:rPr>
-          <w:rFonts w:ascii="Palatino Linotype" w:hAnsi="Palatino Linotype"/>
-          <w:sz w:val="20"/>
-          <w:szCs w:val="20"/>
-        </w:rPr>
-        <w:t xml:space="preserve">efendant is required to complete a remedial driving class before </w:t>
-      </w:r>
-      <w:r>
-        <w:rPr>
-          <w:rFonts w:ascii="Palatino Linotype" w:hAnsi="Palatino Linotype"/>
-          <w:sz w:val="20"/>
-          <w:szCs w:val="20"/>
-        </w:rPr>
-        <w:t xml:space="preserve">the Defendant’s </w:t>
-      </w:r>
-      <w:r>
-        <w:rPr>
-          <w:rFonts w:ascii="Palatino Linotype" w:hAnsi="Palatino Linotype"/>
-          <w:sz w:val="20"/>
-          <w:szCs w:val="20"/>
-        </w:rPr>
-        <w:t>operator’s license may be reinstated.</w:t>
-      </w:r>
-      <w:r>
-        <w:rPr>
-          <w:rFonts w:ascii="Palatino Linotype" w:hAnsi="Palatino Linotype"/>
-          <w:sz w:val="20"/>
-          <w:szCs w:val="20"/>
-        </w:rPr>
-        <w:t xml:space="preserve"> </w:t>
-      </w:r>
-      <w:r>
-        <w:rPr>
-          <w:rFonts w:ascii="Palatino Linotype" w:hAnsi="Palatino Linotype"/>
-          <w:sz w:val="20"/>
-          <w:szCs w:val="20"/>
-        </w:rPr>
-        <w:t>{% endif %}</w:t>
-      </w:r>
-      <w:r>
-        <w:rPr>
-          <w:rFonts w:ascii="Palatino Linotype" w:hAnsi="Palatino Linotype"/>
-          <w:sz w:val="20"/>
-          <w:szCs w:val="20"/>
-        </w:rPr>
-        <w:t xml:space="preserve">{% if </w:t>
+        <w:t xml:space="preserve">{% endif </w:t>
+      </w:r>
+      <w:proofErr w:type="gramStart"/>
+      <w:r>
+        <w:rPr>
+          <w:rFonts w:ascii="Palatino Linotype" w:hAnsi="Palatino Linotype"/>
+          <w:sz w:val="20"/>
+          <w:szCs w:val="20"/>
+        </w:rPr>
+        <w:t>%}</w:t>
+      </w:r>
+      <w:r>
+        <w:rPr>
+          <w:rFonts w:ascii="Palatino Linotype" w:hAnsi="Palatino Linotype"/>
+          <w:sz w:val="20"/>
+          <w:szCs w:val="20"/>
+        </w:rPr>
+        <w:t>{</w:t>
+      </w:r>
+      <w:proofErr w:type="gramEnd"/>
+      <w:r>
+        <w:rPr>
+          <w:rFonts w:ascii="Palatino Linotype" w:hAnsi="Palatino Linotype"/>
+          <w:sz w:val="20"/>
+          <w:szCs w:val="20"/>
+        </w:rPr>
+        <w:t xml:space="preserve">% if </w:t>
       </w:r>
       <w:proofErr w:type="spellStart"/>
       <w:r>
@@ -10580,15 +11957,33 @@
           <w:sz w:val="20"/>
           <w:szCs w:val="20"/>
         </w:rPr>
-        <w:t>{% endif %}</w:t>
-      </w:r>
-      <w:r>
-        <w:rPr>
-          <w:rFonts w:ascii="Palatino Linotype" w:hAnsi="Palatino Linotype"/>
-          <w:sz w:val="20"/>
-          <w:szCs w:val="20"/>
-        </w:rPr>
-        <w:t xml:space="preserve">{% if </w:t>
+        <w:t xml:space="preserve">{% endif </w:t>
+      </w:r>
+      <w:proofErr w:type="gramStart"/>
+      <w:r>
+        <w:rPr>
+          <w:rFonts w:ascii="Palatino Linotype" w:hAnsi="Palatino Linotype"/>
+          <w:sz w:val="20"/>
+          <w:szCs w:val="20"/>
+        </w:rPr>
+        <w:t>%}</w:t>
+      </w:r>
+      <w:r>
+        <w:rPr>
+          <w:rFonts w:ascii="Palatino Linotype" w:hAnsi="Palatino Linotype"/>
+          <w:sz w:val="20"/>
+          <w:szCs w:val="20"/>
+        </w:rPr>
+        <w:t>{</w:t>
+      </w:r>
+      <w:proofErr w:type="gramEnd"/>
+      <w:r>
+        <w:rPr>
+          <w:rFonts w:ascii="Palatino Linotype" w:hAnsi="Palatino Linotype"/>
+          <w:sz w:val="20"/>
+          <w:szCs w:val="20"/>
+        </w:rPr>
+        <w:t xml:space="preserve">% if </w:t>
       </w:r>
       <w:proofErr w:type="spellStart"/>
       <w:r>
@@ -10703,24 +12098,60 @@
           <w:sz w:val="20"/>
           <w:szCs w:val="20"/>
         </w:rPr>
-        <w:t>victim_notification.victim_reparation_notice</w:t>
-      </w:r>
-      <w:proofErr w:type="spellEnd"/>
-      <w:r>
-        <w:rPr>
-          <w:rFonts w:ascii="Palatino Linotype" w:hAnsi="Palatino Linotype"/>
-          <w:sz w:val="20"/>
-          <w:szCs w:val="20"/>
-        </w:rPr>
-        <w:t xml:space="preserve"> is true %}The Clerk shall serve notice on the victim of the right to apply for reparation pursuant to R.C. 2743.51-72. {% endif %}</w:t>
-      </w:r>
-      <w:r>
-        <w:rPr>
-          <w:rFonts w:ascii="Palatino Linotype" w:hAnsi="Palatino Linotype"/>
-          <w:sz w:val="20"/>
-          <w:szCs w:val="20"/>
-        </w:rPr>
-        <w:t xml:space="preserve">{% if </w:t>
+        <w:t>victim_</w:t>
+      </w:r>
+      <w:proofErr w:type="gramStart"/>
+      <w:r>
+        <w:rPr>
+          <w:rFonts w:ascii="Palatino Linotype" w:hAnsi="Palatino Linotype"/>
+          <w:sz w:val="20"/>
+          <w:szCs w:val="20"/>
+        </w:rPr>
+        <w:t>notification.victim</w:t>
+      </w:r>
+      <w:proofErr w:type="gramEnd"/>
+      <w:r>
+        <w:rPr>
+          <w:rFonts w:ascii="Palatino Linotype" w:hAnsi="Palatino Linotype"/>
+          <w:sz w:val="20"/>
+          <w:szCs w:val="20"/>
+        </w:rPr>
+        <w:t>_reparation_notice</w:t>
+      </w:r>
+      <w:proofErr w:type="spellEnd"/>
+      <w:r>
+        <w:rPr>
+          <w:rFonts w:ascii="Palatino Linotype" w:hAnsi="Palatino Linotype"/>
+          <w:sz w:val="20"/>
+          <w:szCs w:val="20"/>
+        </w:rPr>
+        <w:t xml:space="preserve"> is true %}The Clerk shall serve notice on the victim of the right to apply for reparation pursuant to R.C. 2743.51-72. {% endif </w:t>
+      </w:r>
+      <w:proofErr w:type="gramStart"/>
+      <w:r>
+        <w:rPr>
+          <w:rFonts w:ascii="Palatino Linotype" w:hAnsi="Palatino Linotype"/>
+          <w:sz w:val="20"/>
+          <w:szCs w:val="20"/>
+        </w:rPr>
+        <w:t>%}</w:t>
+      </w:r>
+      <w:r>
+        <w:rPr>
+          <w:rFonts w:ascii="Palatino Linotype" w:hAnsi="Palatino Linotype"/>
+          <w:sz w:val="20"/>
+          <w:szCs w:val="20"/>
+        </w:rPr>
+        <w:t>{</w:t>
+      </w:r>
+      <w:proofErr w:type="gramEnd"/>
+      <w:r>
+        <w:rPr>
+          <w:rFonts w:ascii="Palatino Linotype" w:hAnsi="Palatino Linotype"/>
+          <w:sz w:val="20"/>
+          <w:szCs w:val="20"/>
+        </w:rPr>
+        <w:t xml:space="preserve">% if </w:t>
       </w:r>
       <w:proofErr w:type="spellStart"/>
       <w:r>
@@ -10754,15 +12185,33 @@
           <w:sz w:val="20"/>
           <w:szCs w:val="20"/>
         </w:rPr>
-        <w:t>{% endif %}</w:t>
-      </w:r>
-      <w:r>
-        <w:rPr>
-          <w:rFonts w:ascii="Palatino Linotype" w:hAnsi="Palatino Linotype"/>
-          <w:sz w:val="20"/>
-          <w:szCs w:val="20"/>
-        </w:rPr>
-        <w:t>{% endif %}</w:t>
+        <w:t xml:space="preserve">{% endif </w:t>
+      </w:r>
+      <w:proofErr w:type="gramStart"/>
+      <w:r>
+        <w:rPr>
+          <w:rFonts w:ascii="Palatino Linotype" w:hAnsi="Palatino Linotype"/>
+          <w:sz w:val="20"/>
+          <w:szCs w:val="20"/>
+        </w:rPr>
+        <w:t>%}</w:t>
+      </w:r>
+      <w:r>
+        <w:rPr>
+          <w:rFonts w:ascii="Palatino Linotype" w:hAnsi="Palatino Linotype"/>
+          <w:sz w:val="20"/>
+          <w:szCs w:val="20"/>
+        </w:rPr>
+        <w:t>{</w:t>
+      </w:r>
+      <w:proofErr w:type="gramEnd"/>
+      <w:r>
+        <w:rPr>
+          <w:rFonts w:ascii="Palatino Linotype" w:hAnsi="Palatino Linotype"/>
+          <w:sz w:val="20"/>
+          <w:szCs w:val="20"/>
+        </w:rPr>
+        <w:t>% endif %}</w:t>
       </w:r>
       <w:r>
         <w:rPr>
@@ -10852,33 +12301,25 @@
           <w:sz w:val="20"/>
           <w:szCs w:val="20"/>
         </w:rPr>
-        <w:t xml:space="preserve"> is true %}The Defendant’s vehicle </w:t>
-      </w:r>
-      <w:r>
-        <w:rPr>
-          <w:rFonts w:ascii="Palatino Linotype" w:hAnsi="Palatino Linotype"/>
+        <w:t xml:space="preserve"> is true %}The Defendant’s vehicle has been impounded for over 90 days and may be released upon payment of tow and storage fees.{% else %}</w:t>
+      </w:r>
+      <w:r>
+        <w:rPr>
+          <w:rFonts w:ascii="Palatino Linotype" w:hAnsi="Palatino Linotype"/>
+          <w:bCs/>
+          <w:sz w:val="20"/>
+          <w:szCs w:val="20"/>
+        </w:rPr>
+        <w:t xml:space="preserve">The </w:t>
+      </w:r>
+      <w:r>
+        <w:rPr>
+          <w:rFonts w:ascii="Palatino Linotype" w:hAnsi="Palatino Linotype"/>
+          <w:bCs/>
           <w:sz w:val="20"/>
           <w:szCs w:val="20"/>
         </w:rPr>
         <w:lastRenderedPageBreak/>
-        <w:t>has been impounded for over 90 days and may be released upon payment of tow and storage fees.{% else %}</w:t>
-      </w:r>
-      <w:r>
-        <w:rPr>
-          <w:rFonts w:ascii="Palatino Linotype" w:hAnsi="Palatino Linotype"/>
-          <w:bCs/>
-          <w:sz w:val="20"/>
-          <w:szCs w:val="20"/>
-        </w:rPr>
-        <w:t xml:space="preserve">The </w:t>
-      </w:r>
-      <w:r>
-        <w:rPr>
-          <w:rFonts w:ascii="Palatino Linotype" w:hAnsi="Palatino Linotype"/>
-          <w:bCs/>
-          <w:sz w:val="20"/>
-          <w:szCs w:val="20"/>
-        </w:rPr>
         <w:t>D</w:t>
       </w:r>
       <w:r>
@@ -11057,15 +12498,33 @@
           <w:sz w:val="20"/>
           <w:szCs w:val="20"/>
         </w:rPr>
-        <w:t>{% endif %}</w:t>
-      </w:r>
-      <w:r>
-        <w:rPr>
-          <w:rFonts w:ascii="Palatino Linotype" w:hAnsi="Palatino Linotype"/>
-          <w:sz w:val="20"/>
-          <w:szCs w:val="20"/>
-        </w:rPr>
-        <w:t>{% endif %}</w:t>
+        <w:t xml:space="preserve">{% endif </w:t>
+      </w:r>
+      <w:proofErr w:type="gramStart"/>
+      <w:r>
+        <w:rPr>
+          <w:rFonts w:ascii="Palatino Linotype" w:hAnsi="Palatino Linotype"/>
+          <w:sz w:val="20"/>
+          <w:szCs w:val="20"/>
+        </w:rPr>
+        <w:t>%}</w:t>
+      </w:r>
+      <w:r>
+        <w:rPr>
+          <w:rFonts w:ascii="Palatino Linotype" w:hAnsi="Palatino Linotype"/>
+          <w:sz w:val="20"/>
+          <w:szCs w:val="20"/>
+        </w:rPr>
+        <w:t>{</w:t>
+      </w:r>
+      <w:proofErr w:type="gramEnd"/>
+      <w:r>
+        <w:rPr>
+          <w:rFonts w:ascii="Palatino Linotype" w:hAnsi="Palatino Linotype"/>
+          <w:sz w:val="20"/>
+          <w:szCs w:val="20"/>
+        </w:rPr>
+        <w:t>% endif %}</w:t>
       </w:r>
       <w:r>
         <w:rPr>
@@ -11130,6 +12589,7 @@
         </w:rPr>
         <w:t xml:space="preserve"> </w:t>
       </w:r>
+      <w:proofErr w:type="gramStart"/>
       <w:r>
         <w:rPr>
           <w:rFonts w:ascii="Palatino Linotype" w:hAnsi="Palatino Linotype"/>
@@ -11145,7 +12605,16 @@
           <w:sz w:val="20"/>
           <w:szCs w:val="20"/>
         </w:rPr>
-        <w:t>other_conditions.</w:t>
+        <w:t>other</w:t>
+      </w:r>
+      <w:proofErr w:type="gramEnd"/>
+      <w:r>
+        <w:rPr>
+          <w:rFonts w:ascii="Palatino Linotype" w:hAnsi="Palatino Linotype"/>
+          <w:sz w:val="20"/>
+          <w:szCs w:val="20"/>
+        </w:rPr>
+        <w:t>_conditions.</w:t>
       </w:r>
       <w:r>
         <w:rPr>
@@ -11313,6 +12782,7 @@
         </w:rPr>
         <w:tab/>
       </w:r>
+      <w:proofErr w:type="gramStart"/>
       <w:r>
         <w:rPr>
           <w:rFonts w:ascii="Palatino Linotype" w:hAnsi="Palatino Linotype"/>
@@ -11328,7 +12798,16 @@
           <w:sz w:val="20"/>
           <w:szCs w:val="20"/>
         </w:rPr>
-        <w:t>judicial_officer.officer_</w:t>
+        <w:t>judicial</w:t>
+      </w:r>
+      <w:proofErr w:type="gramEnd"/>
+      <w:r>
+        <w:rPr>
+          <w:rFonts w:ascii="Palatino Linotype" w:hAnsi="Palatino Linotype"/>
+          <w:sz w:val="20"/>
+          <w:szCs w:val="20"/>
+        </w:rPr>
+        <w:t>_officer.officer_</w:t>
       </w:r>
       <w:r>
         <w:rPr>
@@ -11478,7 +12957,17 @@
           <w:sz w:val="20"/>
           <w:szCs w:val="20"/>
         </w:rPr>
-        <w:t>judicial_of</w:t>
+        <w:t>judicial_</w:t>
+      </w:r>
+      <w:proofErr w:type="gramStart"/>
+      <w:r>
+        <w:rPr>
+          <w:rFonts w:ascii="Palatino Linotype" w:hAnsi="Palatino Linotype"/>
+          <w:bCs/>
+          <w:sz w:val="20"/>
+          <w:szCs w:val="20"/>
+        </w:rPr>
+        <w:t>of</w:t>
       </w:r>
       <w:r>
         <w:rPr>
@@ -11498,6 +12987,7 @@
         </w:rPr>
         <w:t>.officer</w:t>
       </w:r>
+      <w:proofErr w:type="gramEnd"/>
       <w:r>
         <w:rPr>
           <w:rFonts w:ascii="Palatino Linotype" w:hAnsi="Palatino Linotype"/>
@@ -11713,16 +13203,34 @@
           <w:sz w:val="16"/>
           <w:szCs w:val="16"/>
         </w:rPr>
-        <w:t xml:space="preserve">OM     EM; Defendant’s Attorney: PS     OM     EM; {{ </w:t>
-      </w:r>
-      <w:proofErr w:type="spellStart"/>
+        <w:t xml:space="preserve">OM     EM; Defendant’s Attorney: PS     OM     EM; </w:t>
+      </w:r>
+      <w:proofErr w:type="gramStart"/>
       <w:r>
         <w:rPr>
           <w:rFonts w:ascii="Palatino Linotype" w:hAnsi="Palatino Linotype"/>
           <w:sz w:val="16"/>
           <w:szCs w:val="16"/>
         </w:rPr>
-        <w:t>defendant.first_name</w:t>
+        <w:t xml:space="preserve">{{ </w:t>
+      </w:r>
+      <w:proofErr w:type="spellStart"/>
+      <w:r>
+        <w:rPr>
+          <w:rFonts w:ascii="Palatino Linotype" w:hAnsi="Palatino Linotype"/>
+          <w:sz w:val="16"/>
+          <w:szCs w:val="16"/>
+        </w:rPr>
+        <w:t>defendant</w:t>
+      </w:r>
+      <w:proofErr w:type="gramEnd"/>
+      <w:r>
+        <w:rPr>
+          <w:rFonts w:ascii="Palatino Linotype" w:hAnsi="Palatino Linotype"/>
+          <w:sz w:val="16"/>
+          <w:szCs w:val="16"/>
+        </w:rPr>
+        <w:t>.first_name</w:t>
       </w:r>
       <w:proofErr w:type="spellEnd"/>
       <w:r>
@@ -12050,7 +13558,27 @@
                 <w:sz w:val="20"/>
                 <w:szCs w:val="20"/>
               </w:rPr>
-              <w:t>judicial_officer.officer_type</w:t>
+              <w:t>judicial_</w:t>
+            </w:r>
+            <w:proofErr w:type="gramStart"/>
+            <w:r>
+              <w:rPr>
+                <w:rFonts w:ascii="Palatino Linotype" w:hAnsi="Palatino Linotype"/>
+                <w:bCs/>
+                <w:sz w:val="20"/>
+                <w:szCs w:val="20"/>
+              </w:rPr>
+              <w:t>officer.officer</w:t>
+            </w:r>
+            <w:proofErr w:type="gramEnd"/>
+            <w:r>
+              <w:rPr>
+                <w:rFonts w:ascii="Palatino Linotype" w:hAnsi="Palatino Linotype"/>
+                <w:bCs/>
+                <w:sz w:val="20"/>
+                <w:szCs w:val="20"/>
+              </w:rPr>
+              <w:t>_type</w:t>
             </w:r>
             <w:proofErr w:type="spellEnd"/>
             <w:r>

--- a/resources/Templates/Jail_Plea_Final_Judgment_Template.docx
+++ b/resources/Templates/Jail_Plea_Final_Judgment_Template.docx
@@ -241,8 +241,18 @@
           <w:sz w:val="20"/>
           <w:szCs w:val="20"/>
         </w:rPr>
-        <w:t>{{ case_number</w:t>
-      </w:r>
+        <w:t xml:space="preserve">{{ </w:t>
+      </w:r>
+      <w:proofErr w:type="spellStart"/>
+      <w:r>
+        <w:rPr>
+          <w:rFonts w:ascii="Palatino Linotype" w:hAnsi="Palatino Linotype"/>
+          <w:sz w:val="20"/>
+          <w:szCs w:val="20"/>
+        </w:rPr>
+        <w:t>case_number</w:t>
+      </w:r>
+      <w:proofErr w:type="spellEnd"/>
       <w:r>
         <w:rPr>
           <w:rFonts w:ascii="Palatino Linotype" w:hAnsi="Palatino Linotype"/>
@@ -320,15 +330,33 @@
           <w:sz w:val="20"/>
           <w:szCs w:val="20"/>
         </w:rPr>
-        <w:t>{{ defendant.</w:t>
-      </w:r>
-      <w:r>
-        <w:rPr>
-          <w:rFonts w:ascii="Palatino Linotype" w:hAnsi="Palatino Linotype"/>
-          <w:sz w:val="20"/>
-          <w:szCs w:val="20"/>
-        </w:rPr>
-        <w:t>first_name }}</w:t>
+        <w:t xml:space="preserve">{{ </w:t>
+      </w:r>
+      <w:proofErr w:type="spellStart"/>
+      <w:r>
+        <w:rPr>
+          <w:rFonts w:ascii="Palatino Linotype" w:hAnsi="Palatino Linotype"/>
+          <w:sz w:val="20"/>
+          <w:szCs w:val="20"/>
+        </w:rPr>
+        <w:t>defendant.</w:t>
+      </w:r>
+      <w:r>
+        <w:rPr>
+          <w:rFonts w:ascii="Palatino Linotype" w:hAnsi="Palatino Linotype"/>
+          <w:sz w:val="20"/>
+          <w:szCs w:val="20"/>
+        </w:rPr>
+        <w:t>first_name</w:t>
+      </w:r>
+      <w:proofErr w:type="spellEnd"/>
+      <w:r>
+        <w:rPr>
+          <w:rFonts w:ascii="Palatino Linotype" w:hAnsi="Palatino Linotype"/>
+          <w:sz w:val="20"/>
+          <w:szCs w:val="20"/>
+        </w:rPr>
+        <w:t xml:space="preserve"> }}</w:t>
       </w:r>
       <w:r>
         <w:rPr>
@@ -344,7 +372,16 @@
           <w:sz w:val="20"/>
           <w:szCs w:val="20"/>
         </w:rPr>
-        <w:t>{{ defendant.</w:t>
+        <w:t xml:space="preserve">{{ </w:t>
+      </w:r>
+      <w:proofErr w:type="spellStart"/>
+      <w:r>
+        <w:rPr>
+          <w:rFonts w:ascii="Palatino Linotype" w:hAnsi="Palatino Linotype"/>
+          <w:sz w:val="20"/>
+          <w:szCs w:val="20"/>
+        </w:rPr>
+        <w:t>defendant.</w:t>
       </w:r>
       <w:r>
         <w:rPr>
@@ -360,7 +397,16 @@
           <w:sz w:val="20"/>
           <w:szCs w:val="20"/>
         </w:rPr>
-        <w:t>name }}</w:t>
+        <w:t>name</w:t>
+      </w:r>
+      <w:proofErr w:type="spellEnd"/>
+      <w:r>
+        <w:rPr>
+          <w:rFonts w:ascii="Palatino Linotype" w:hAnsi="Palatino Linotype"/>
+          <w:sz w:val="20"/>
+          <w:szCs w:val="20"/>
+        </w:rPr>
+        <w:t xml:space="preserve"> }}</w:t>
       </w:r>
       <w:r>
         <w:rPr>
@@ -499,7 +545,17 @@
           <w:sz w:val="20"/>
           <w:szCs w:val="20"/>
         </w:rPr>
-        <w:t>% if judicial_officer</w:t>
+        <w:t xml:space="preserve">% if </w:t>
+      </w:r>
+      <w:proofErr w:type="spellStart"/>
+      <w:r>
+        <w:rPr>
+          <w:rFonts w:ascii="Palatino Linotype" w:hAnsi="Palatino Linotype"/>
+          <w:bCs/>
+          <w:sz w:val="20"/>
+          <w:szCs w:val="20"/>
+        </w:rPr>
+        <w:t>judicial_officer</w:t>
       </w:r>
       <w:r>
         <w:rPr>
@@ -519,6 +575,7 @@
         </w:rPr>
         <w:t>_type</w:t>
       </w:r>
+      <w:proofErr w:type="spellEnd"/>
       <w:r>
         <w:rPr>
           <w:rFonts w:ascii="Palatino Linotype" w:hAnsi="Palatino Linotype"/>
@@ -604,7 +661,34 @@
           <w:sz w:val="20"/>
           <w:szCs w:val="20"/>
         </w:rPr>
-        <w:t>{% elif judicial_officer</w:t>
+        <w:t xml:space="preserve">{% </w:t>
+      </w:r>
+      <w:proofErr w:type="spellStart"/>
+      <w:r>
+        <w:rPr>
+          <w:rFonts w:ascii="Palatino Linotype" w:hAnsi="Palatino Linotype"/>
+          <w:sz w:val="20"/>
+          <w:szCs w:val="20"/>
+        </w:rPr>
+        <w:t>elif</w:t>
+      </w:r>
+      <w:proofErr w:type="spellEnd"/>
+      <w:r>
+        <w:rPr>
+          <w:rFonts w:ascii="Palatino Linotype" w:hAnsi="Palatino Linotype"/>
+          <w:sz w:val="20"/>
+          <w:szCs w:val="20"/>
+        </w:rPr>
+        <w:t xml:space="preserve"> </w:t>
+      </w:r>
+      <w:proofErr w:type="spellStart"/>
+      <w:r>
+        <w:rPr>
+          <w:rFonts w:ascii="Palatino Linotype" w:hAnsi="Palatino Linotype"/>
+          <w:sz w:val="20"/>
+          <w:szCs w:val="20"/>
+        </w:rPr>
+        <w:t>judicial_officer</w:t>
       </w:r>
       <w:r>
         <w:rPr>
@@ -620,7 +704,16 @@
           <w:sz w:val="20"/>
           <w:szCs w:val="20"/>
         </w:rPr>
-        <w:t>_type == ‘Judge’ %}</w:t>
+        <w:t>_type</w:t>
+      </w:r>
+      <w:proofErr w:type="spellEnd"/>
+      <w:r>
+        <w:rPr>
+          <w:rFonts w:ascii="Palatino Linotype" w:hAnsi="Palatino Linotype"/>
+          <w:sz w:val="20"/>
+          <w:szCs w:val="20"/>
+        </w:rPr>
+        <w:t xml:space="preserve"> == ‘Judge’ %}</w:t>
       </w:r>
     </w:p>
     <w:p>
@@ -734,15 +827,51 @@
           <w:sz w:val="20"/>
           <w:szCs w:val="20"/>
         </w:rPr>
-        <w:t>{{ appearance_reason }}</w:t>
-      </w:r>
-      <w:r>
-        <w:rPr>
-          <w:rFonts w:ascii="Palatino Linotype" w:hAnsi="Palatino Linotype"/>
-          <w:sz w:val="20"/>
-          <w:szCs w:val="20"/>
-        </w:rPr>
-        <w:t xml:space="preserve"> on {{ plea_trial_date }}.</w:t>
+        <w:t xml:space="preserve">{{ </w:t>
+      </w:r>
+      <w:proofErr w:type="spellStart"/>
+      <w:r>
+        <w:rPr>
+          <w:rFonts w:ascii="Palatino Linotype" w:hAnsi="Palatino Linotype"/>
+          <w:sz w:val="20"/>
+          <w:szCs w:val="20"/>
+        </w:rPr>
+        <w:t>appearance_reason</w:t>
+      </w:r>
+      <w:proofErr w:type="spellEnd"/>
+      <w:r>
+        <w:rPr>
+          <w:rFonts w:ascii="Palatino Linotype" w:hAnsi="Palatino Linotype"/>
+          <w:sz w:val="20"/>
+          <w:szCs w:val="20"/>
+        </w:rPr>
+        <w:t xml:space="preserve"> }}</w:t>
+      </w:r>
+      <w:r>
+        <w:rPr>
+          <w:rFonts w:ascii="Palatino Linotype" w:hAnsi="Palatino Linotype"/>
+          <w:sz w:val="20"/>
+          <w:szCs w:val="20"/>
+        </w:rPr>
+        <w:t xml:space="preserve"> on {{ </w:t>
+      </w:r>
+      <w:proofErr w:type="spellStart"/>
+      <w:r>
+        <w:rPr>
+          <w:rFonts w:ascii="Palatino Linotype" w:hAnsi="Palatino Linotype"/>
+          <w:sz w:val="20"/>
+          <w:szCs w:val="20"/>
+        </w:rPr>
+        <w:t>plea_trial_date</w:t>
+      </w:r>
+      <w:proofErr w:type="spellEnd"/>
+      <w:r>
+        <w:rPr>
+          <w:rFonts w:ascii="Palatino Linotype" w:hAnsi="Palatino Linotype"/>
+          <w:sz w:val="20"/>
+          <w:szCs w:val="20"/>
+        </w:rPr>
+        <w:t xml:space="preserve"> }}.</w:t>
       </w:r>
       <w:r>
         <w:rPr>
@@ -759,16 +888,156 @@
           <w:sz w:val="20"/>
           <w:szCs w:val="20"/>
         </w:rPr>
-        <w:t>{% if defense_counsel_waived is false %}Defendant was represented by {{ defense_counsel }}, {{ defense_counsel_type }}. {% elif defense_counsel_waived is true %}Defendant waived right to counsel. {% endif %}</w:t>
-      </w:r>
-      <w:r>
-        <w:rPr>
-          <w:rFonts w:ascii="Palatino Linotype" w:hAnsi="Palatino Linotype"/>
-          <w:bCs/>
-          <w:sz w:val="20"/>
-          <w:szCs w:val="20"/>
-        </w:rPr>
-        <w:t xml:space="preserve">{% if amend_offense_details is not none %}Counsel for the State of Ohio made a motion to amend the charge(s) in the case.{% if amend_offense_details.motion_disposition  ==  ‘Granted’ %} The Court found the amendment </w:t>
+        <w:t xml:space="preserve">{% if </w:t>
+      </w:r>
+      <w:proofErr w:type="spellStart"/>
+      <w:r>
+        <w:rPr>
+          <w:rFonts w:ascii="Palatino Linotype" w:hAnsi="Palatino Linotype"/>
+          <w:bCs/>
+          <w:sz w:val="20"/>
+          <w:szCs w:val="20"/>
+        </w:rPr>
+        <w:t>defense_counsel_waived</w:t>
+      </w:r>
+      <w:proofErr w:type="spellEnd"/>
+      <w:r>
+        <w:rPr>
+          <w:rFonts w:ascii="Palatino Linotype" w:hAnsi="Palatino Linotype"/>
+          <w:bCs/>
+          <w:sz w:val="20"/>
+          <w:szCs w:val="20"/>
+        </w:rPr>
+        <w:t xml:space="preserve"> is false %}Defendant was represented by {{ </w:t>
+      </w:r>
+      <w:proofErr w:type="spellStart"/>
+      <w:r>
+        <w:rPr>
+          <w:rFonts w:ascii="Palatino Linotype" w:hAnsi="Palatino Linotype"/>
+          <w:bCs/>
+          <w:sz w:val="20"/>
+          <w:szCs w:val="20"/>
+        </w:rPr>
+        <w:t>defense_counsel</w:t>
+      </w:r>
+      <w:proofErr w:type="spellEnd"/>
+      <w:r>
+        <w:rPr>
+          <w:rFonts w:ascii="Palatino Linotype" w:hAnsi="Palatino Linotype"/>
+          <w:bCs/>
+          <w:sz w:val="20"/>
+          <w:szCs w:val="20"/>
+        </w:rPr>
+        <w:t xml:space="preserve"> }}, {{ </w:t>
+      </w:r>
+      <w:proofErr w:type="spellStart"/>
+      <w:r>
+        <w:rPr>
+          <w:rFonts w:ascii="Palatino Linotype" w:hAnsi="Palatino Linotype"/>
+          <w:bCs/>
+          <w:sz w:val="20"/>
+          <w:szCs w:val="20"/>
+        </w:rPr>
+        <w:t>defense_counsel_type</w:t>
+      </w:r>
+      <w:proofErr w:type="spellEnd"/>
+      <w:r>
+        <w:rPr>
+          <w:rFonts w:ascii="Palatino Linotype" w:hAnsi="Palatino Linotype"/>
+          <w:bCs/>
+          <w:sz w:val="20"/>
+          <w:szCs w:val="20"/>
+        </w:rPr>
+        <w:t xml:space="preserve"> }}. {% </w:t>
+      </w:r>
+      <w:proofErr w:type="spellStart"/>
+      <w:r>
+        <w:rPr>
+          <w:rFonts w:ascii="Palatino Linotype" w:hAnsi="Palatino Linotype"/>
+          <w:bCs/>
+          <w:sz w:val="20"/>
+          <w:szCs w:val="20"/>
+        </w:rPr>
+        <w:t>elif</w:t>
+      </w:r>
+      <w:proofErr w:type="spellEnd"/>
+      <w:r>
+        <w:rPr>
+          <w:rFonts w:ascii="Palatino Linotype" w:hAnsi="Palatino Linotype"/>
+          <w:bCs/>
+          <w:sz w:val="20"/>
+          <w:szCs w:val="20"/>
+        </w:rPr>
+        <w:t xml:space="preserve"> </w:t>
+      </w:r>
+      <w:proofErr w:type="spellStart"/>
+      <w:r>
+        <w:rPr>
+          <w:rFonts w:ascii="Palatino Linotype" w:hAnsi="Palatino Linotype"/>
+          <w:bCs/>
+          <w:sz w:val="20"/>
+          <w:szCs w:val="20"/>
+        </w:rPr>
+        <w:t>defense_counsel_waived</w:t>
+      </w:r>
+      <w:proofErr w:type="spellEnd"/>
+      <w:r>
+        <w:rPr>
+          <w:rFonts w:ascii="Palatino Linotype" w:hAnsi="Palatino Linotype"/>
+          <w:bCs/>
+          <w:sz w:val="20"/>
+          <w:szCs w:val="20"/>
+        </w:rPr>
+        <w:t xml:space="preserve"> is true %}Defendant waived right to counsel. {% endif %}</w:t>
+      </w:r>
+      <w:r>
+        <w:rPr>
+          <w:rFonts w:ascii="Palatino Linotype" w:hAnsi="Palatino Linotype"/>
+          <w:bCs/>
+          <w:sz w:val="20"/>
+          <w:szCs w:val="20"/>
+        </w:rPr>
+        <w:t xml:space="preserve">{% if </w:t>
+      </w:r>
+      <w:proofErr w:type="spellStart"/>
+      <w:r>
+        <w:rPr>
+          <w:rFonts w:ascii="Palatino Linotype" w:hAnsi="Palatino Linotype"/>
+          <w:bCs/>
+          <w:sz w:val="20"/>
+          <w:szCs w:val="20"/>
+        </w:rPr>
+        <w:t>amend_offense_details</w:t>
+      </w:r>
+      <w:proofErr w:type="spellEnd"/>
+      <w:r>
+        <w:rPr>
+          <w:rFonts w:ascii="Palatino Linotype" w:hAnsi="Palatino Linotype"/>
+          <w:bCs/>
+          <w:sz w:val="20"/>
+          <w:szCs w:val="20"/>
+        </w:rPr>
+        <w:t xml:space="preserve"> is not none %}Counsel for the State of Ohio made a motion to amend the charge(s) in the case.{% if </w:t>
+      </w:r>
+      <w:proofErr w:type="spellStart"/>
+      <w:r>
+        <w:rPr>
+          <w:rFonts w:ascii="Palatino Linotype" w:hAnsi="Palatino Linotype"/>
+          <w:bCs/>
+          <w:sz w:val="20"/>
+          <w:szCs w:val="20"/>
+        </w:rPr>
+        <w:t>amend_offense_details.motion_disposition</w:t>
+      </w:r>
+      <w:proofErr w:type="spellEnd"/>
+      <w:r>
+        <w:rPr>
+          <w:rFonts w:ascii="Palatino Linotype" w:hAnsi="Palatino Linotype"/>
+          <w:bCs/>
+          <w:sz w:val="20"/>
+          <w:szCs w:val="20"/>
+        </w:rPr>
+        <w:t xml:space="preserve">  ==  ‘Granted’ %} The Court found the amendment </w:t>
       </w:r>
       <w:r>
         <w:rPr>
@@ -786,7 +1055,67 @@
           <w:sz w:val="20"/>
           <w:szCs w:val="20"/>
         </w:rPr>
-        <w:t xml:space="preserve"> {{ amend_offense_details.motion_disposition }}. The charge(s) of {% for charge in amended_charges_list %}{% if loop.index == 2 %} and {% endif %}{{ charge[0] }}</w:t>
+        <w:t xml:space="preserve"> {{ </w:t>
+      </w:r>
+      <w:proofErr w:type="spellStart"/>
+      <w:r>
+        <w:rPr>
+          <w:rFonts w:ascii="Palatino Linotype" w:hAnsi="Palatino Linotype"/>
+          <w:bCs/>
+          <w:sz w:val="20"/>
+          <w:szCs w:val="20"/>
+        </w:rPr>
+        <w:t>amend_offense_details.motion_disposition</w:t>
+      </w:r>
+      <w:proofErr w:type="spellEnd"/>
+      <w:r>
+        <w:rPr>
+          <w:rFonts w:ascii="Palatino Linotype" w:hAnsi="Palatino Linotype"/>
+          <w:bCs/>
+          <w:sz w:val="20"/>
+          <w:szCs w:val="20"/>
+        </w:rPr>
+        <w:t xml:space="preserve"> }}. The charge(s) of {% for charge in </w:t>
+      </w:r>
+      <w:proofErr w:type="spellStart"/>
+      <w:r>
+        <w:rPr>
+          <w:rFonts w:ascii="Palatino Linotype" w:hAnsi="Palatino Linotype"/>
+          <w:bCs/>
+          <w:sz w:val="20"/>
+          <w:szCs w:val="20"/>
+        </w:rPr>
+        <w:t>amended_charges_list</w:t>
+      </w:r>
+      <w:proofErr w:type="spellEnd"/>
+      <w:r>
+        <w:rPr>
+          <w:rFonts w:ascii="Palatino Linotype" w:hAnsi="Palatino Linotype"/>
+          <w:bCs/>
+          <w:sz w:val="20"/>
+          <w:szCs w:val="20"/>
+        </w:rPr>
+        <w:t xml:space="preserve"> %}{% if </w:t>
+      </w:r>
+      <w:proofErr w:type="spellStart"/>
+      <w:r>
+        <w:rPr>
+          <w:rFonts w:ascii="Palatino Linotype" w:hAnsi="Palatino Linotype"/>
+          <w:bCs/>
+          <w:sz w:val="20"/>
+          <w:szCs w:val="20"/>
+        </w:rPr>
+        <w:t>loop.index</w:t>
+      </w:r>
+      <w:proofErr w:type="spellEnd"/>
+      <w:r>
+        <w:rPr>
+          <w:rFonts w:ascii="Palatino Linotype" w:hAnsi="Palatino Linotype"/>
+          <w:bCs/>
+          <w:sz w:val="20"/>
+          <w:szCs w:val="20"/>
+        </w:rPr>
+        <w:t xml:space="preserve"> == 2 %} and {% endif %}{{ charge[0] }}</w:t>
       </w:r>
       <w:r>
         <w:rPr>
@@ -804,7 +1133,87 @@
           <w:sz w:val="20"/>
           <w:szCs w:val="20"/>
         </w:rPr>
-        <w:t>is amended to {{ charge[1] }}{% endfor %}.{% elif amend_offense_details.motion_disposition  ==  ‘Denied’ %} The Court found the amendment did alter the name or identify of the offense(s) and therefore the motion is {{ amend_offense_details.motion_disposition }}.{% endif %}{% endif %}</w:t>
+        <w:t xml:space="preserve">is amended to {{ charge[1] }}{% </w:t>
+      </w:r>
+      <w:proofErr w:type="spellStart"/>
+      <w:r>
+        <w:rPr>
+          <w:rFonts w:ascii="Palatino Linotype" w:hAnsi="Palatino Linotype"/>
+          <w:bCs/>
+          <w:sz w:val="20"/>
+          <w:szCs w:val="20"/>
+        </w:rPr>
+        <w:t>endfor</w:t>
+      </w:r>
+      <w:proofErr w:type="spellEnd"/>
+      <w:r>
+        <w:rPr>
+          <w:rFonts w:ascii="Palatino Linotype" w:hAnsi="Palatino Linotype"/>
+          <w:bCs/>
+          <w:sz w:val="20"/>
+          <w:szCs w:val="20"/>
+        </w:rPr>
+        <w:t xml:space="preserve"> %}.{% </w:t>
+      </w:r>
+      <w:proofErr w:type="spellStart"/>
+      <w:r>
+        <w:rPr>
+          <w:rFonts w:ascii="Palatino Linotype" w:hAnsi="Palatino Linotype"/>
+          <w:bCs/>
+          <w:sz w:val="20"/>
+          <w:szCs w:val="20"/>
+        </w:rPr>
+        <w:t>elif</w:t>
+      </w:r>
+      <w:proofErr w:type="spellEnd"/>
+      <w:r>
+        <w:rPr>
+          <w:rFonts w:ascii="Palatino Linotype" w:hAnsi="Palatino Linotype"/>
+          <w:bCs/>
+          <w:sz w:val="20"/>
+          <w:szCs w:val="20"/>
+        </w:rPr>
+        <w:t xml:space="preserve"> </w:t>
+      </w:r>
+      <w:proofErr w:type="spellStart"/>
+      <w:r>
+        <w:rPr>
+          <w:rFonts w:ascii="Palatino Linotype" w:hAnsi="Palatino Linotype"/>
+          <w:bCs/>
+          <w:sz w:val="20"/>
+          <w:szCs w:val="20"/>
+        </w:rPr>
+        <w:t>amend_offense_details.motion_disposition</w:t>
+      </w:r>
+      <w:proofErr w:type="spellEnd"/>
+      <w:r>
+        <w:rPr>
+          <w:rFonts w:ascii="Palatino Linotype" w:hAnsi="Palatino Linotype"/>
+          <w:bCs/>
+          <w:sz w:val="20"/>
+          <w:szCs w:val="20"/>
+        </w:rPr>
+        <w:t xml:space="preserve">  ==  ‘Denied’ %} The Court found the amendment did alter the name or identify of the offense(s) and therefore the motion is {{ </w:t>
+      </w:r>
+      <w:proofErr w:type="spellStart"/>
+      <w:r>
+        <w:rPr>
+          <w:rFonts w:ascii="Palatino Linotype" w:hAnsi="Palatino Linotype"/>
+          <w:bCs/>
+          <w:sz w:val="20"/>
+          <w:szCs w:val="20"/>
+        </w:rPr>
+        <w:t>amend_offense_details.motion_disposition</w:t>
+      </w:r>
+      <w:proofErr w:type="spellEnd"/>
+      <w:r>
+        <w:rPr>
+          <w:rFonts w:ascii="Palatino Linotype" w:hAnsi="Palatino Linotype"/>
+          <w:bCs/>
+          <w:sz w:val="20"/>
+          <w:szCs w:val="20"/>
+        </w:rPr>
+        <w:t xml:space="preserve"> }}.{% endif %}{% endif %}</w:t>
       </w:r>
     </w:p>
     <w:p>
@@ -832,7 +1241,25 @@
           <w:sz w:val="20"/>
           <w:szCs w:val="20"/>
         </w:rPr>
-        <w:t>{% if appearance_reason != ‘sentencing’ %}</w:t>
+        <w:t xml:space="preserve">{% if </w:t>
+      </w:r>
+      <w:proofErr w:type="spellStart"/>
+      <w:r>
+        <w:rPr>
+          <w:rFonts w:ascii="Palatino Linotype" w:hAnsi="Palatino Linotype"/>
+          <w:sz w:val="20"/>
+          <w:szCs w:val="20"/>
+        </w:rPr>
+        <w:t>appearance_reason</w:t>
+      </w:r>
+      <w:proofErr w:type="spellEnd"/>
+      <w:r>
+        <w:rPr>
+          <w:rFonts w:ascii="Palatino Linotype" w:hAnsi="Palatino Linotype"/>
+          <w:sz w:val="20"/>
+          <w:szCs w:val="20"/>
+        </w:rPr>
+        <w:t xml:space="preserve"> != ‘sentencing’ %}</w:t>
       </w:r>
       <w:r>
         <w:rPr>
@@ -873,7 +1300,25 @@
           <w:sz w:val="20"/>
           <w:szCs w:val="20"/>
         </w:rPr>
-        <w:t xml:space="preserve">{% if offense_of_violence is true %}The Court </w:t>
+        <w:t xml:space="preserve">{% if </w:t>
+      </w:r>
+      <w:proofErr w:type="spellStart"/>
+      <w:r>
+        <w:rPr>
+          <w:rFonts w:ascii="Palatino Linotype" w:hAnsi="Palatino Linotype"/>
+          <w:sz w:val="20"/>
+          <w:szCs w:val="20"/>
+        </w:rPr>
+        <w:t>offense_of_violence</w:t>
+      </w:r>
+      <w:proofErr w:type="spellEnd"/>
+      <w:r>
+        <w:rPr>
+          <w:rFonts w:ascii="Palatino Linotype" w:hAnsi="Palatino Linotype"/>
+          <w:sz w:val="20"/>
+          <w:szCs w:val="20"/>
+        </w:rPr>
+        <w:t xml:space="preserve"> is true %}The Court </w:t>
       </w:r>
       <w:r>
         <w:rPr>
@@ -953,7 +1398,25 @@
           <w:sz w:val="20"/>
           <w:szCs w:val="20"/>
         </w:rPr>
-        <w:t>{% if appearance_reason != ‘sentencing’ %}</w:t>
+        <w:t xml:space="preserve">{% if </w:t>
+      </w:r>
+      <w:proofErr w:type="spellStart"/>
+      <w:r>
+        <w:rPr>
+          <w:rFonts w:ascii="Palatino Linotype" w:hAnsi="Palatino Linotype"/>
+          <w:sz w:val="20"/>
+          <w:szCs w:val="20"/>
+        </w:rPr>
+        <w:t>appearance_reason</w:t>
+      </w:r>
+      <w:proofErr w:type="spellEnd"/>
+      <w:r>
+        <w:rPr>
+          <w:rFonts w:ascii="Palatino Linotype" w:hAnsi="Palatino Linotype"/>
+          <w:sz w:val="20"/>
+          <w:szCs w:val="20"/>
+        </w:rPr>
+        <w:t xml:space="preserve"> != ‘sentencing’ %}</w:t>
       </w:r>
       <w:r>
         <w:rPr>
@@ -993,23 +1456,39 @@
           <w:sz w:val="20"/>
           <w:szCs w:val="20"/>
         </w:rPr>
-        <w:t>,</w:t>
-      </w:r>
-      <w:r>
-        <w:rPr>
-          <w:rFonts w:ascii="Palatino Linotype" w:hAnsi="Palatino Linotype"/>
-          <w:sz w:val="20"/>
-          <w:szCs w:val="20"/>
-        </w:rPr>
-        <w:t xml:space="preserve"> finding it was entered</w:t>
-      </w:r>
-      <w:r>
-        <w:rPr>
-          <w:rFonts w:ascii="Palatino Linotype" w:hAnsi="Palatino Linotype"/>
-          <w:sz w:val="20"/>
-          <w:szCs w:val="20"/>
-        </w:rPr>
-        <w:t xml:space="preserve"> knowingly, intelligently, and voluntarily</w:t>
+        <w:t xml:space="preserve"> and found that Defendant</w:t>
+      </w:r>
+      <w:r>
+        <w:rPr>
+          <w:rFonts w:ascii="Palatino Linotype" w:hAnsi="Palatino Linotype"/>
+          <w:sz w:val="20"/>
+          <w:szCs w:val="20"/>
+        </w:rPr>
+        <w:t xml:space="preserve"> entered</w:t>
+      </w:r>
+      <w:r>
+        <w:rPr>
+          <w:rFonts w:ascii="Palatino Linotype" w:hAnsi="Palatino Linotype"/>
+          <w:sz w:val="20"/>
+          <w:szCs w:val="20"/>
+        </w:rPr>
+        <w:t xml:space="preserve"> </w:t>
+      </w:r>
+      <w:r>
+        <w:rPr>
+          <w:rFonts w:ascii="Palatino Linotype" w:hAnsi="Palatino Linotype"/>
+          <w:sz w:val="20"/>
+          <w:szCs w:val="20"/>
+        </w:rPr>
+        <w:t xml:space="preserve">it </w:t>
+      </w:r>
+      <w:r>
+        <w:rPr>
+          <w:rFonts w:ascii="Palatino Linotype" w:hAnsi="Palatino Linotype"/>
+          <w:sz w:val="20"/>
+          <w:szCs w:val="20"/>
+        </w:rPr>
+        <w:t>knowingly, intelligently, and voluntarily</w:t>
       </w:r>
       <w:r>
         <w:rPr>
@@ -1043,7 +1522,16 @@
           <w:sz w:val="20"/>
           <w:szCs w:val="20"/>
         </w:rPr>
-        <w:t>{% if diversion_</w:t>
+        <w:t xml:space="preserve">{% if </w:t>
+      </w:r>
+      <w:proofErr w:type="spellStart"/>
+      <w:r>
+        <w:rPr>
+          <w:rFonts w:ascii="Palatino Linotype" w:hAnsi="Palatino Linotype"/>
+          <w:sz w:val="20"/>
+          <w:szCs w:val="20"/>
+        </w:rPr>
+        <w:t>diversion_</w:t>
       </w:r>
       <w:r>
         <w:rPr>
@@ -1053,6 +1541,7 @@
         </w:rPr>
         <w:t>ordered</w:t>
       </w:r>
+      <w:proofErr w:type="spellEnd"/>
       <w:r>
         <w:rPr>
           <w:rFonts w:ascii="Palatino Linotype" w:hAnsi="Palatino Linotype"/>
@@ -1085,35 +1574,151 @@
           <w:sz w:val="20"/>
           <w:szCs w:val="20"/>
         </w:rPr>
-        <w:t xml:space="preserve">Defendant is eligible for the {{ diversion.program_name }}. The sentence, including any fines, costs and jail days, is SUSPENDED pending Defendant’s completion of the {{ diversion.program_name }}. Should Defendant fail to complete the terms of the {{ diversion.program_name }} the sentence shall apply, and Defendant shall pay fines and court costs by </w:t>
-      </w:r>
-      <w:r>
-        <w:rPr>
-          <w:rFonts w:ascii="Palatino Linotype" w:hAnsi="Palatino Linotype"/>
-          <w:b/>
-          <w:bCs/>
-          <w:sz w:val="20"/>
-          <w:szCs w:val="20"/>
-        </w:rPr>
-        <w:t>{{ diversion.diversion_fine_pay_date }}</w:t>
-      </w:r>
-      <w:r>
-        <w:rPr>
-          <w:rFonts w:ascii="Palatino Linotype" w:hAnsi="Palatino Linotype"/>
-          <w:sz w:val="20"/>
-          <w:szCs w:val="20"/>
-        </w:rPr>
-        <w:t xml:space="preserve">{% if diversion.jail_imposed is true %}, and report to jail on </w:t>
-      </w:r>
-      <w:r>
-        <w:rPr>
-          <w:rFonts w:ascii="Palatino Linotype" w:hAnsi="Palatino Linotype"/>
-          <w:b/>
-          <w:bCs/>
-          <w:sz w:val="20"/>
-          <w:szCs w:val="20"/>
-        </w:rPr>
-        <w:t>{{ diversion.diversion_jail_report_date }}, at 7:00 p.m</w:t>
+        <w:t xml:space="preserve">Defendant is eligible for the {{ </w:t>
+      </w:r>
+      <w:proofErr w:type="spellStart"/>
+      <w:r>
+        <w:rPr>
+          <w:rFonts w:ascii="Palatino Linotype" w:hAnsi="Palatino Linotype"/>
+          <w:sz w:val="20"/>
+          <w:szCs w:val="20"/>
+        </w:rPr>
+        <w:t>diversion.program_name</w:t>
+      </w:r>
+      <w:proofErr w:type="spellEnd"/>
+      <w:r>
+        <w:rPr>
+          <w:rFonts w:ascii="Palatino Linotype" w:hAnsi="Palatino Linotype"/>
+          <w:sz w:val="20"/>
+          <w:szCs w:val="20"/>
+        </w:rPr>
+        <w:t xml:space="preserve"> }}. The sentence, including any fines, costs and jail days, is SUSPENDED pending Defendant’s completion of the {{ </w:t>
+      </w:r>
+      <w:proofErr w:type="spellStart"/>
+      <w:r>
+        <w:rPr>
+          <w:rFonts w:ascii="Palatino Linotype" w:hAnsi="Palatino Linotype"/>
+          <w:sz w:val="20"/>
+          <w:szCs w:val="20"/>
+        </w:rPr>
+        <w:t>diversion.program_name</w:t>
+      </w:r>
+      <w:proofErr w:type="spellEnd"/>
+      <w:r>
+        <w:rPr>
+          <w:rFonts w:ascii="Palatino Linotype" w:hAnsi="Palatino Linotype"/>
+          <w:sz w:val="20"/>
+          <w:szCs w:val="20"/>
+        </w:rPr>
+        <w:t xml:space="preserve"> }}. Should Defendant fail to complete the terms of the {{ </w:t>
+      </w:r>
+      <w:proofErr w:type="spellStart"/>
+      <w:r>
+        <w:rPr>
+          <w:rFonts w:ascii="Palatino Linotype" w:hAnsi="Palatino Linotype"/>
+          <w:sz w:val="20"/>
+          <w:szCs w:val="20"/>
+        </w:rPr>
+        <w:t>diversion.program_name</w:t>
+      </w:r>
+      <w:proofErr w:type="spellEnd"/>
+      <w:r>
+        <w:rPr>
+          <w:rFonts w:ascii="Palatino Linotype" w:hAnsi="Palatino Linotype"/>
+          <w:sz w:val="20"/>
+          <w:szCs w:val="20"/>
+        </w:rPr>
+        <w:t xml:space="preserve"> }} the sentence shall apply, and Defendant shall pay fines and court costs by </w:t>
+      </w:r>
+      <w:r>
+        <w:rPr>
+          <w:rFonts w:ascii="Palatino Linotype" w:hAnsi="Palatino Linotype"/>
+          <w:b/>
+          <w:bCs/>
+          <w:sz w:val="20"/>
+          <w:szCs w:val="20"/>
+        </w:rPr>
+        <w:t xml:space="preserve">{{ </w:t>
+      </w:r>
+      <w:proofErr w:type="spellStart"/>
+      <w:r>
+        <w:rPr>
+          <w:rFonts w:ascii="Palatino Linotype" w:hAnsi="Palatino Linotype"/>
+          <w:b/>
+          <w:bCs/>
+          <w:sz w:val="20"/>
+          <w:szCs w:val="20"/>
+        </w:rPr>
+        <w:t>diversion.diversion_fine_pay_date</w:t>
+      </w:r>
+      <w:proofErr w:type="spellEnd"/>
+      <w:r>
+        <w:rPr>
+          <w:rFonts w:ascii="Palatino Linotype" w:hAnsi="Palatino Linotype"/>
+          <w:b/>
+          <w:bCs/>
+          <w:sz w:val="20"/>
+          <w:szCs w:val="20"/>
+        </w:rPr>
+        <w:t xml:space="preserve"> }}</w:t>
+      </w:r>
+      <w:r>
+        <w:rPr>
+          <w:rFonts w:ascii="Palatino Linotype" w:hAnsi="Palatino Linotype"/>
+          <w:sz w:val="20"/>
+          <w:szCs w:val="20"/>
+        </w:rPr>
+        <w:t xml:space="preserve">{% if </w:t>
+      </w:r>
+      <w:proofErr w:type="spellStart"/>
+      <w:r>
+        <w:rPr>
+          <w:rFonts w:ascii="Palatino Linotype" w:hAnsi="Palatino Linotype"/>
+          <w:sz w:val="20"/>
+          <w:szCs w:val="20"/>
+        </w:rPr>
+        <w:t>diversion.jail_imposed</w:t>
+      </w:r>
+      <w:proofErr w:type="spellEnd"/>
+      <w:r>
+        <w:rPr>
+          <w:rFonts w:ascii="Palatino Linotype" w:hAnsi="Palatino Linotype"/>
+          <w:sz w:val="20"/>
+          <w:szCs w:val="20"/>
+        </w:rPr>
+        <w:t xml:space="preserve"> is true %}, and report to jail on </w:t>
+      </w:r>
+      <w:r>
+        <w:rPr>
+          <w:rFonts w:ascii="Palatino Linotype" w:hAnsi="Palatino Linotype"/>
+          <w:b/>
+          <w:bCs/>
+          <w:sz w:val="20"/>
+          <w:szCs w:val="20"/>
+        </w:rPr>
+        <w:t xml:space="preserve">{{ </w:t>
+      </w:r>
+      <w:proofErr w:type="spellStart"/>
+      <w:r>
+        <w:rPr>
+          <w:rFonts w:ascii="Palatino Linotype" w:hAnsi="Palatino Linotype"/>
+          <w:b/>
+          <w:bCs/>
+          <w:sz w:val="20"/>
+          <w:szCs w:val="20"/>
+        </w:rPr>
+        <w:t>diversion.diversion_jail_report_date</w:t>
+      </w:r>
+      <w:proofErr w:type="spellEnd"/>
+      <w:r>
+        <w:rPr>
+          <w:rFonts w:ascii="Palatino Linotype" w:hAnsi="Palatino Linotype"/>
+          <w:b/>
+          <w:bCs/>
+          <w:sz w:val="20"/>
+          <w:szCs w:val="20"/>
+        </w:rPr>
+        <w:t xml:space="preserve"> }}, at 7:00 p.m</w:t>
       </w:r>
       <w:r>
         <w:rPr>
@@ -1347,7 +1952,51 @@
                 <w:sz w:val="20"/>
                 <w:szCs w:val="20"/>
               </w:rPr>
-              <w:t>{%tc for charge in charges_list %}</w:t>
+              <w:t>{%</w:t>
+            </w:r>
+            <w:proofErr w:type="spellStart"/>
+            <w:r>
+              <w:rPr>
+                <w:rFonts w:ascii="Palatino Linotype" w:hAnsi="Palatino Linotype"/>
+                <w:b/>
+                <w:bCs/>
+                <w:sz w:val="20"/>
+                <w:szCs w:val="20"/>
+              </w:rPr>
+              <w:t>tc</w:t>
+            </w:r>
+            <w:proofErr w:type="spellEnd"/>
+            <w:r>
+              <w:rPr>
+                <w:rFonts w:ascii="Palatino Linotype" w:hAnsi="Palatino Linotype"/>
+                <w:b/>
+                <w:bCs/>
+                <w:sz w:val="20"/>
+                <w:szCs w:val="20"/>
+              </w:rPr>
+              <w:t xml:space="preserve"> for charge in </w:t>
+            </w:r>
+            <w:proofErr w:type="spellStart"/>
+            <w:r>
+              <w:rPr>
+                <w:rFonts w:ascii="Palatino Linotype" w:hAnsi="Palatino Linotype"/>
+                <w:b/>
+                <w:bCs/>
+                <w:sz w:val="20"/>
+                <w:szCs w:val="20"/>
+              </w:rPr>
+              <w:t>charges_list</w:t>
+            </w:r>
+            <w:proofErr w:type="spellEnd"/>
+            <w:r>
+              <w:rPr>
+                <w:rFonts w:ascii="Palatino Linotype" w:hAnsi="Palatino Linotype"/>
+                <w:b/>
+                <w:bCs/>
+                <w:sz w:val="20"/>
+                <w:szCs w:val="20"/>
+              </w:rPr>
+              <w:t xml:space="preserve"> %}</w:t>
             </w:r>
           </w:p>
         </w:tc>
@@ -1385,7 +2034,29 @@
                 <w:sz w:val="20"/>
                 <w:szCs w:val="20"/>
               </w:rPr>
-              <w:t>{{ charge.offense }}</w:t>
+              <w:t xml:space="preserve">{{ </w:t>
+            </w:r>
+            <w:proofErr w:type="spellStart"/>
+            <w:r>
+              <w:rPr>
+                <w:rFonts w:ascii="Palatino Linotype" w:hAnsi="Palatino Linotype"/>
+                <w:b/>
+                <w:bCs/>
+                <w:sz w:val="20"/>
+                <w:szCs w:val="20"/>
+              </w:rPr>
+              <w:t>charge.offense</w:t>
+            </w:r>
+            <w:proofErr w:type="spellEnd"/>
+            <w:r>
+              <w:rPr>
+                <w:rFonts w:ascii="Palatino Linotype" w:hAnsi="Palatino Linotype"/>
+                <w:b/>
+                <w:bCs/>
+                <w:sz w:val="20"/>
+                <w:szCs w:val="20"/>
+              </w:rPr>
+              <w:t xml:space="preserve"> }}</w:t>
             </w:r>
           </w:p>
         </w:tc>
@@ -1423,7 +2094,51 @@
                 <w:sz w:val="20"/>
                 <w:szCs w:val="20"/>
               </w:rPr>
-              <w:t>{%tc endfor %}</w:t>
+              <w:t>{%</w:t>
+            </w:r>
+            <w:proofErr w:type="spellStart"/>
+            <w:r>
+              <w:rPr>
+                <w:rFonts w:ascii="Palatino Linotype" w:hAnsi="Palatino Linotype"/>
+                <w:b/>
+                <w:bCs/>
+                <w:sz w:val="20"/>
+                <w:szCs w:val="20"/>
+              </w:rPr>
+              <w:t>tc</w:t>
+            </w:r>
+            <w:proofErr w:type="spellEnd"/>
+            <w:r>
+              <w:rPr>
+                <w:rFonts w:ascii="Palatino Linotype" w:hAnsi="Palatino Linotype"/>
+                <w:b/>
+                <w:bCs/>
+                <w:sz w:val="20"/>
+                <w:szCs w:val="20"/>
+              </w:rPr>
+              <w:t xml:space="preserve"> </w:t>
+            </w:r>
+            <w:proofErr w:type="spellStart"/>
+            <w:r>
+              <w:rPr>
+                <w:rFonts w:ascii="Palatino Linotype" w:hAnsi="Palatino Linotype"/>
+                <w:b/>
+                <w:bCs/>
+                <w:sz w:val="20"/>
+                <w:szCs w:val="20"/>
+              </w:rPr>
+              <w:t>endfor</w:t>
+            </w:r>
+            <w:proofErr w:type="spellEnd"/>
+            <w:r>
+              <w:rPr>
+                <w:rFonts w:ascii="Palatino Linotype" w:hAnsi="Palatino Linotype"/>
+                <w:b/>
+                <w:bCs/>
+                <w:sz w:val="20"/>
+                <w:szCs w:val="20"/>
+              </w:rPr>
+              <w:t xml:space="preserve"> %}</w:t>
             </w:r>
           </w:p>
         </w:tc>
@@ -1504,7 +2219,51 @@
                 <w:sz w:val="20"/>
                 <w:szCs w:val="20"/>
               </w:rPr>
-              <w:t>{%tc for charge in charges_list %}</w:t>
+              <w:t>{%</w:t>
+            </w:r>
+            <w:proofErr w:type="spellStart"/>
+            <w:r>
+              <w:rPr>
+                <w:rFonts w:ascii="Palatino Linotype" w:hAnsi="Palatino Linotype"/>
+                <w:b/>
+                <w:bCs/>
+                <w:sz w:val="20"/>
+                <w:szCs w:val="20"/>
+              </w:rPr>
+              <w:t>tc</w:t>
+            </w:r>
+            <w:proofErr w:type="spellEnd"/>
+            <w:r>
+              <w:rPr>
+                <w:rFonts w:ascii="Palatino Linotype" w:hAnsi="Palatino Linotype"/>
+                <w:b/>
+                <w:bCs/>
+                <w:sz w:val="20"/>
+                <w:szCs w:val="20"/>
+              </w:rPr>
+              <w:t xml:space="preserve"> for charge in </w:t>
+            </w:r>
+            <w:proofErr w:type="spellStart"/>
+            <w:r>
+              <w:rPr>
+                <w:rFonts w:ascii="Palatino Linotype" w:hAnsi="Palatino Linotype"/>
+                <w:b/>
+                <w:bCs/>
+                <w:sz w:val="20"/>
+                <w:szCs w:val="20"/>
+              </w:rPr>
+              <w:t>charges_list</w:t>
+            </w:r>
+            <w:proofErr w:type="spellEnd"/>
+            <w:r>
+              <w:rPr>
+                <w:rFonts w:ascii="Palatino Linotype" w:hAnsi="Palatino Linotype"/>
+                <w:b/>
+                <w:bCs/>
+                <w:sz w:val="20"/>
+                <w:szCs w:val="20"/>
+              </w:rPr>
+              <w:t xml:space="preserve"> %}</w:t>
             </w:r>
           </w:p>
         </w:tc>
@@ -1542,7 +2301,29 @@
                 <w:sz w:val="20"/>
                 <w:szCs w:val="20"/>
               </w:rPr>
-              <w:t>{{ charge.statute }}</w:t>
+              <w:t xml:space="preserve">{{ </w:t>
+            </w:r>
+            <w:proofErr w:type="spellStart"/>
+            <w:r>
+              <w:rPr>
+                <w:rFonts w:ascii="Palatino Linotype" w:hAnsi="Palatino Linotype"/>
+                <w:b/>
+                <w:bCs/>
+                <w:sz w:val="20"/>
+                <w:szCs w:val="20"/>
+              </w:rPr>
+              <w:t>charge.statute</w:t>
+            </w:r>
+            <w:proofErr w:type="spellEnd"/>
+            <w:r>
+              <w:rPr>
+                <w:rFonts w:ascii="Palatino Linotype" w:hAnsi="Palatino Linotype"/>
+                <w:b/>
+                <w:bCs/>
+                <w:sz w:val="20"/>
+                <w:szCs w:val="20"/>
+              </w:rPr>
+              <w:t xml:space="preserve"> }}</w:t>
             </w:r>
           </w:p>
         </w:tc>
@@ -1580,7 +2361,51 @@
                 <w:sz w:val="20"/>
                 <w:szCs w:val="20"/>
               </w:rPr>
-              <w:t>{%tc endfor %}</w:t>
+              <w:t>{%</w:t>
+            </w:r>
+            <w:proofErr w:type="spellStart"/>
+            <w:r>
+              <w:rPr>
+                <w:rFonts w:ascii="Palatino Linotype" w:hAnsi="Palatino Linotype"/>
+                <w:b/>
+                <w:bCs/>
+                <w:sz w:val="20"/>
+                <w:szCs w:val="20"/>
+              </w:rPr>
+              <w:t>tc</w:t>
+            </w:r>
+            <w:proofErr w:type="spellEnd"/>
+            <w:r>
+              <w:rPr>
+                <w:rFonts w:ascii="Palatino Linotype" w:hAnsi="Palatino Linotype"/>
+                <w:b/>
+                <w:bCs/>
+                <w:sz w:val="20"/>
+                <w:szCs w:val="20"/>
+              </w:rPr>
+              <w:t xml:space="preserve"> </w:t>
+            </w:r>
+            <w:proofErr w:type="spellStart"/>
+            <w:r>
+              <w:rPr>
+                <w:rFonts w:ascii="Palatino Linotype" w:hAnsi="Palatino Linotype"/>
+                <w:b/>
+                <w:bCs/>
+                <w:sz w:val="20"/>
+                <w:szCs w:val="20"/>
+              </w:rPr>
+              <w:t>endfor</w:t>
+            </w:r>
+            <w:proofErr w:type="spellEnd"/>
+            <w:r>
+              <w:rPr>
+                <w:rFonts w:ascii="Palatino Linotype" w:hAnsi="Palatino Linotype"/>
+                <w:b/>
+                <w:bCs/>
+                <w:sz w:val="20"/>
+                <w:szCs w:val="20"/>
+              </w:rPr>
+              <w:t xml:space="preserve"> %}</w:t>
             </w:r>
           </w:p>
         </w:tc>
@@ -1662,7 +2487,51 @@
                 <w:sz w:val="20"/>
                 <w:szCs w:val="20"/>
               </w:rPr>
-              <w:t>{%tc for charge in charges_list %}</w:t>
+              <w:t>{%</w:t>
+            </w:r>
+            <w:proofErr w:type="spellStart"/>
+            <w:r>
+              <w:rPr>
+                <w:rFonts w:ascii="Palatino Linotype" w:hAnsi="Palatino Linotype"/>
+                <w:b/>
+                <w:bCs/>
+                <w:sz w:val="20"/>
+                <w:szCs w:val="20"/>
+              </w:rPr>
+              <w:t>tc</w:t>
+            </w:r>
+            <w:proofErr w:type="spellEnd"/>
+            <w:r>
+              <w:rPr>
+                <w:rFonts w:ascii="Palatino Linotype" w:hAnsi="Palatino Linotype"/>
+                <w:b/>
+                <w:bCs/>
+                <w:sz w:val="20"/>
+                <w:szCs w:val="20"/>
+              </w:rPr>
+              <w:t xml:space="preserve"> for charge in </w:t>
+            </w:r>
+            <w:proofErr w:type="spellStart"/>
+            <w:r>
+              <w:rPr>
+                <w:rFonts w:ascii="Palatino Linotype" w:hAnsi="Palatino Linotype"/>
+                <w:b/>
+                <w:bCs/>
+                <w:sz w:val="20"/>
+                <w:szCs w:val="20"/>
+              </w:rPr>
+              <w:t>charges_list</w:t>
+            </w:r>
+            <w:proofErr w:type="spellEnd"/>
+            <w:r>
+              <w:rPr>
+                <w:rFonts w:ascii="Palatino Linotype" w:hAnsi="Palatino Linotype"/>
+                <w:b/>
+                <w:bCs/>
+                <w:sz w:val="20"/>
+                <w:szCs w:val="20"/>
+              </w:rPr>
+              <w:t xml:space="preserve"> %}</w:t>
             </w:r>
           </w:p>
         </w:tc>
@@ -1700,7 +2569,29 @@
                 <w:sz w:val="20"/>
                 <w:szCs w:val="20"/>
               </w:rPr>
-              <w:t>{{ charge.degree }}</w:t>
+              <w:t xml:space="preserve">{{ </w:t>
+            </w:r>
+            <w:proofErr w:type="spellStart"/>
+            <w:r>
+              <w:rPr>
+                <w:rFonts w:ascii="Palatino Linotype" w:hAnsi="Palatino Linotype"/>
+                <w:b/>
+                <w:bCs/>
+                <w:sz w:val="20"/>
+                <w:szCs w:val="20"/>
+              </w:rPr>
+              <w:t>charge.degree</w:t>
+            </w:r>
+            <w:proofErr w:type="spellEnd"/>
+            <w:r>
+              <w:rPr>
+                <w:rFonts w:ascii="Palatino Linotype" w:hAnsi="Palatino Linotype"/>
+                <w:b/>
+                <w:bCs/>
+                <w:sz w:val="20"/>
+                <w:szCs w:val="20"/>
+              </w:rPr>
+              <w:t xml:space="preserve"> }}</w:t>
             </w:r>
           </w:p>
         </w:tc>
@@ -1738,7 +2629,51 @@
                 <w:sz w:val="20"/>
                 <w:szCs w:val="20"/>
               </w:rPr>
-              <w:t>{%tc endfor %}</w:t>
+              <w:t>{%</w:t>
+            </w:r>
+            <w:proofErr w:type="spellStart"/>
+            <w:r>
+              <w:rPr>
+                <w:rFonts w:ascii="Palatino Linotype" w:hAnsi="Palatino Linotype"/>
+                <w:b/>
+                <w:bCs/>
+                <w:sz w:val="20"/>
+                <w:szCs w:val="20"/>
+              </w:rPr>
+              <w:t>tc</w:t>
+            </w:r>
+            <w:proofErr w:type="spellEnd"/>
+            <w:r>
+              <w:rPr>
+                <w:rFonts w:ascii="Palatino Linotype" w:hAnsi="Palatino Linotype"/>
+                <w:b/>
+                <w:bCs/>
+                <w:sz w:val="20"/>
+                <w:szCs w:val="20"/>
+              </w:rPr>
+              <w:t xml:space="preserve"> </w:t>
+            </w:r>
+            <w:proofErr w:type="spellStart"/>
+            <w:r>
+              <w:rPr>
+                <w:rFonts w:ascii="Palatino Linotype" w:hAnsi="Palatino Linotype"/>
+                <w:b/>
+                <w:bCs/>
+                <w:sz w:val="20"/>
+                <w:szCs w:val="20"/>
+              </w:rPr>
+              <w:t>endfor</w:t>
+            </w:r>
+            <w:proofErr w:type="spellEnd"/>
+            <w:r>
+              <w:rPr>
+                <w:rFonts w:ascii="Palatino Linotype" w:hAnsi="Palatino Linotype"/>
+                <w:b/>
+                <w:bCs/>
+                <w:sz w:val="20"/>
+                <w:szCs w:val="20"/>
+              </w:rPr>
+              <w:t xml:space="preserve"> %}</w:t>
             </w:r>
           </w:p>
         </w:tc>
@@ -1819,7 +2754,51 @@
                 <w:sz w:val="20"/>
                 <w:szCs w:val="20"/>
               </w:rPr>
-              <w:t>{%tc for charge in charges_list %}</w:t>
+              <w:t>{%</w:t>
+            </w:r>
+            <w:proofErr w:type="spellStart"/>
+            <w:r>
+              <w:rPr>
+                <w:rFonts w:ascii="Palatino Linotype" w:hAnsi="Palatino Linotype"/>
+                <w:b/>
+                <w:bCs/>
+                <w:sz w:val="20"/>
+                <w:szCs w:val="20"/>
+              </w:rPr>
+              <w:t>tc</w:t>
+            </w:r>
+            <w:proofErr w:type="spellEnd"/>
+            <w:r>
+              <w:rPr>
+                <w:rFonts w:ascii="Palatino Linotype" w:hAnsi="Palatino Linotype"/>
+                <w:b/>
+                <w:bCs/>
+                <w:sz w:val="20"/>
+                <w:szCs w:val="20"/>
+              </w:rPr>
+              <w:t xml:space="preserve"> for charge in </w:t>
+            </w:r>
+            <w:proofErr w:type="spellStart"/>
+            <w:r>
+              <w:rPr>
+                <w:rFonts w:ascii="Palatino Linotype" w:hAnsi="Palatino Linotype"/>
+                <w:b/>
+                <w:bCs/>
+                <w:sz w:val="20"/>
+                <w:szCs w:val="20"/>
+              </w:rPr>
+              <w:t>charges_list</w:t>
+            </w:r>
+            <w:proofErr w:type="spellEnd"/>
+            <w:r>
+              <w:rPr>
+                <w:rFonts w:ascii="Palatino Linotype" w:hAnsi="Palatino Linotype"/>
+                <w:b/>
+                <w:bCs/>
+                <w:sz w:val="20"/>
+                <w:szCs w:val="20"/>
+              </w:rPr>
+              <w:t xml:space="preserve"> %}</w:t>
             </w:r>
           </w:p>
         </w:tc>
@@ -1857,7 +2836,29 @@
                 <w:sz w:val="20"/>
                 <w:szCs w:val="20"/>
               </w:rPr>
-              <w:t>{{ charge.plea}}</w:t>
+              <w:t xml:space="preserve">{{ </w:t>
+            </w:r>
+            <w:proofErr w:type="spellStart"/>
+            <w:r>
+              <w:rPr>
+                <w:rFonts w:ascii="Palatino Linotype" w:hAnsi="Palatino Linotype"/>
+                <w:b/>
+                <w:bCs/>
+                <w:sz w:val="20"/>
+                <w:szCs w:val="20"/>
+              </w:rPr>
+              <w:t>charge.plea</w:t>
+            </w:r>
+            <w:proofErr w:type="spellEnd"/>
+            <w:r>
+              <w:rPr>
+                <w:rFonts w:ascii="Palatino Linotype" w:hAnsi="Palatino Linotype"/>
+                <w:b/>
+                <w:bCs/>
+                <w:sz w:val="20"/>
+                <w:szCs w:val="20"/>
+              </w:rPr>
+              <w:t>}}</w:t>
             </w:r>
           </w:p>
         </w:tc>
@@ -1895,7 +2896,51 @@
                 <w:sz w:val="20"/>
                 <w:szCs w:val="20"/>
               </w:rPr>
-              <w:t>{%tc endfor %}</w:t>
+              <w:t>{%</w:t>
+            </w:r>
+            <w:proofErr w:type="spellStart"/>
+            <w:r>
+              <w:rPr>
+                <w:rFonts w:ascii="Palatino Linotype" w:hAnsi="Palatino Linotype"/>
+                <w:b/>
+                <w:bCs/>
+                <w:sz w:val="20"/>
+                <w:szCs w:val="20"/>
+              </w:rPr>
+              <w:t>tc</w:t>
+            </w:r>
+            <w:proofErr w:type="spellEnd"/>
+            <w:r>
+              <w:rPr>
+                <w:rFonts w:ascii="Palatino Linotype" w:hAnsi="Palatino Linotype"/>
+                <w:b/>
+                <w:bCs/>
+                <w:sz w:val="20"/>
+                <w:szCs w:val="20"/>
+              </w:rPr>
+              <w:t xml:space="preserve"> </w:t>
+            </w:r>
+            <w:proofErr w:type="spellStart"/>
+            <w:r>
+              <w:rPr>
+                <w:rFonts w:ascii="Palatino Linotype" w:hAnsi="Palatino Linotype"/>
+                <w:b/>
+                <w:bCs/>
+                <w:sz w:val="20"/>
+                <w:szCs w:val="20"/>
+              </w:rPr>
+              <w:t>endfor</w:t>
+            </w:r>
+            <w:proofErr w:type="spellEnd"/>
+            <w:r>
+              <w:rPr>
+                <w:rFonts w:ascii="Palatino Linotype" w:hAnsi="Palatino Linotype"/>
+                <w:b/>
+                <w:bCs/>
+                <w:sz w:val="20"/>
+                <w:szCs w:val="20"/>
+              </w:rPr>
+              <w:t xml:space="preserve"> %}</w:t>
             </w:r>
           </w:p>
         </w:tc>
@@ -1976,7 +3021,51 @@
                 <w:sz w:val="20"/>
                 <w:szCs w:val="20"/>
               </w:rPr>
-              <w:t>{%tc for charge in charges_list %}</w:t>
+              <w:t>{%</w:t>
+            </w:r>
+            <w:proofErr w:type="spellStart"/>
+            <w:r>
+              <w:rPr>
+                <w:rFonts w:ascii="Palatino Linotype" w:hAnsi="Palatino Linotype"/>
+                <w:b/>
+                <w:bCs/>
+                <w:sz w:val="20"/>
+                <w:szCs w:val="20"/>
+              </w:rPr>
+              <w:t>tc</w:t>
+            </w:r>
+            <w:proofErr w:type="spellEnd"/>
+            <w:r>
+              <w:rPr>
+                <w:rFonts w:ascii="Palatino Linotype" w:hAnsi="Palatino Linotype"/>
+                <w:b/>
+                <w:bCs/>
+                <w:sz w:val="20"/>
+                <w:szCs w:val="20"/>
+              </w:rPr>
+              <w:t xml:space="preserve"> for charge in </w:t>
+            </w:r>
+            <w:proofErr w:type="spellStart"/>
+            <w:r>
+              <w:rPr>
+                <w:rFonts w:ascii="Palatino Linotype" w:hAnsi="Palatino Linotype"/>
+                <w:b/>
+                <w:bCs/>
+                <w:sz w:val="20"/>
+                <w:szCs w:val="20"/>
+              </w:rPr>
+              <w:t>charges_list</w:t>
+            </w:r>
+            <w:proofErr w:type="spellEnd"/>
+            <w:r>
+              <w:rPr>
+                <w:rFonts w:ascii="Palatino Linotype" w:hAnsi="Palatino Linotype"/>
+                <w:b/>
+                <w:bCs/>
+                <w:sz w:val="20"/>
+                <w:szCs w:val="20"/>
+              </w:rPr>
+              <w:t xml:space="preserve"> %}</w:t>
             </w:r>
           </w:p>
         </w:tc>
@@ -2014,7 +3103,29 @@
                 <w:sz w:val="20"/>
                 <w:szCs w:val="20"/>
               </w:rPr>
-              <w:t>{{ charge.finding }}</w:t>
+              <w:t xml:space="preserve">{{ </w:t>
+            </w:r>
+            <w:proofErr w:type="spellStart"/>
+            <w:r>
+              <w:rPr>
+                <w:rFonts w:ascii="Palatino Linotype" w:hAnsi="Palatino Linotype"/>
+                <w:b/>
+                <w:bCs/>
+                <w:sz w:val="20"/>
+                <w:szCs w:val="20"/>
+              </w:rPr>
+              <w:t>charge.finding</w:t>
+            </w:r>
+            <w:proofErr w:type="spellEnd"/>
+            <w:r>
+              <w:rPr>
+                <w:rFonts w:ascii="Palatino Linotype" w:hAnsi="Palatino Linotype"/>
+                <w:b/>
+                <w:bCs/>
+                <w:sz w:val="20"/>
+                <w:szCs w:val="20"/>
+              </w:rPr>
+              <w:t xml:space="preserve"> }}</w:t>
             </w:r>
           </w:p>
         </w:tc>
@@ -2052,7 +3163,51 @@
                 <w:sz w:val="20"/>
                 <w:szCs w:val="20"/>
               </w:rPr>
-              <w:t>{%tc endfor %}</w:t>
+              <w:t>{%</w:t>
+            </w:r>
+            <w:proofErr w:type="spellStart"/>
+            <w:r>
+              <w:rPr>
+                <w:rFonts w:ascii="Palatino Linotype" w:hAnsi="Palatino Linotype"/>
+                <w:b/>
+                <w:bCs/>
+                <w:sz w:val="20"/>
+                <w:szCs w:val="20"/>
+              </w:rPr>
+              <w:t>tc</w:t>
+            </w:r>
+            <w:proofErr w:type="spellEnd"/>
+            <w:r>
+              <w:rPr>
+                <w:rFonts w:ascii="Palatino Linotype" w:hAnsi="Palatino Linotype"/>
+                <w:b/>
+                <w:bCs/>
+                <w:sz w:val="20"/>
+                <w:szCs w:val="20"/>
+              </w:rPr>
+              <w:t xml:space="preserve"> </w:t>
+            </w:r>
+            <w:proofErr w:type="spellStart"/>
+            <w:r>
+              <w:rPr>
+                <w:rFonts w:ascii="Palatino Linotype" w:hAnsi="Palatino Linotype"/>
+                <w:b/>
+                <w:bCs/>
+                <w:sz w:val="20"/>
+                <w:szCs w:val="20"/>
+              </w:rPr>
+              <w:t>endfor</w:t>
+            </w:r>
+            <w:proofErr w:type="spellEnd"/>
+            <w:r>
+              <w:rPr>
+                <w:rFonts w:ascii="Palatino Linotype" w:hAnsi="Palatino Linotype"/>
+                <w:b/>
+                <w:bCs/>
+                <w:sz w:val="20"/>
+                <w:szCs w:val="20"/>
+              </w:rPr>
+              <w:t xml:space="preserve"> %}</w:t>
             </w:r>
           </w:p>
         </w:tc>
@@ -2133,7 +3288,51 @@
                 <w:sz w:val="20"/>
                 <w:szCs w:val="20"/>
               </w:rPr>
-              <w:t>{%tc for charge in charges_list %}</w:t>
+              <w:t>{%</w:t>
+            </w:r>
+            <w:proofErr w:type="spellStart"/>
+            <w:r>
+              <w:rPr>
+                <w:rFonts w:ascii="Palatino Linotype" w:hAnsi="Palatino Linotype"/>
+                <w:b/>
+                <w:bCs/>
+                <w:sz w:val="20"/>
+                <w:szCs w:val="20"/>
+              </w:rPr>
+              <w:t>tc</w:t>
+            </w:r>
+            <w:proofErr w:type="spellEnd"/>
+            <w:r>
+              <w:rPr>
+                <w:rFonts w:ascii="Palatino Linotype" w:hAnsi="Palatino Linotype"/>
+                <w:b/>
+                <w:bCs/>
+                <w:sz w:val="20"/>
+                <w:szCs w:val="20"/>
+              </w:rPr>
+              <w:t xml:space="preserve"> for charge in </w:t>
+            </w:r>
+            <w:proofErr w:type="spellStart"/>
+            <w:r>
+              <w:rPr>
+                <w:rFonts w:ascii="Palatino Linotype" w:hAnsi="Palatino Linotype"/>
+                <w:b/>
+                <w:bCs/>
+                <w:sz w:val="20"/>
+                <w:szCs w:val="20"/>
+              </w:rPr>
+              <w:t>charges_list</w:t>
+            </w:r>
+            <w:proofErr w:type="spellEnd"/>
+            <w:r>
+              <w:rPr>
+                <w:rFonts w:ascii="Palatino Linotype" w:hAnsi="Palatino Linotype"/>
+                <w:b/>
+                <w:bCs/>
+                <w:sz w:val="20"/>
+                <w:szCs w:val="20"/>
+              </w:rPr>
+              <w:t xml:space="preserve"> %}</w:t>
             </w:r>
           </w:p>
         </w:tc>
@@ -2171,7 +3370,29 @@
                 <w:sz w:val="20"/>
                 <w:szCs w:val="20"/>
               </w:rPr>
-              <w:t>{{ charge.fines_amount }}</w:t>
+              <w:t xml:space="preserve">{{ </w:t>
+            </w:r>
+            <w:proofErr w:type="spellStart"/>
+            <w:r>
+              <w:rPr>
+                <w:rFonts w:ascii="Palatino Linotype" w:hAnsi="Palatino Linotype"/>
+                <w:b/>
+                <w:bCs/>
+                <w:sz w:val="20"/>
+                <w:szCs w:val="20"/>
+              </w:rPr>
+              <w:t>charge.fines_amount</w:t>
+            </w:r>
+            <w:proofErr w:type="spellEnd"/>
+            <w:r>
+              <w:rPr>
+                <w:rFonts w:ascii="Palatino Linotype" w:hAnsi="Palatino Linotype"/>
+                <w:b/>
+                <w:bCs/>
+                <w:sz w:val="20"/>
+                <w:szCs w:val="20"/>
+              </w:rPr>
+              <w:t xml:space="preserve"> }}</w:t>
             </w:r>
           </w:p>
         </w:tc>
@@ -2209,7 +3430,51 @@
                 <w:sz w:val="20"/>
                 <w:szCs w:val="20"/>
               </w:rPr>
-              <w:t>{%tc endfor %}</w:t>
+              <w:t>{%</w:t>
+            </w:r>
+            <w:proofErr w:type="spellStart"/>
+            <w:r>
+              <w:rPr>
+                <w:rFonts w:ascii="Palatino Linotype" w:hAnsi="Palatino Linotype"/>
+                <w:b/>
+                <w:bCs/>
+                <w:sz w:val="20"/>
+                <w:szCs w:val="20"/>
+              </w:rPr>
+              <w:t>tc</w:t>
+            </w:r>
+            <w:proofErr w:type="spellEnd"/>
+            <w:r>
+              <w:rPr>
+                <w:rFonts w:ascii="Palatino Linotype" w:hAnsi="Palatino Linotype"/>
+                <w:b/>
+                <w:bCs/>
+                <w:sz w:val="20"/>
+                <w:szCs w:val="20"/>
+              </w:rPr>
+              <w:t xml:space="preserve"> </w:t>
+            </w:r>
+            <w:proofErr w:type="spellStart"/>
+            <w:r>
+              <w:rPr>
+                <w:rFonts w:ascii="Palatino Linotype" w:hAnsi="Palatino Linotype"/>
+                <w:b/>
+                <w:bCs/>
+                <w:sz w:val="20"/>
+                <w:szCs w:val="20"/>
+              </w:rPr>
+              <w:t>endfor</w:t>
+            </w:r>
+            <w:proofErr w:type="spellEnd"/>
+            <w:r>
+              <w:rPr>
+                <w:rFonts w:ascii="Palatino Linotype" w:hAnsi="Palatino Linotype"/>
+                <w:b/>
+                <w:bCs/>
+                <w:sz w:val="20"/>
+                <w:szCs w:val="20"/>
+              </w:rPr>
+              <w:t xml:space="preserve"> %}</w:t>
             </w:r>
           </w:p>
         </w:tc>
@@ -2310,7 +3575,51 @@
                 <w:sz w:val="20"/>
                 <w:szCs w:val="20"/>
               </w:rPr>
-              <w:t>{%tc for charge in charges_list %}</w:t>
+              <w:t>{%</w:t>
+            </w:r>
+            <w:proofErr w:type="spellStart"/>
+            <w:r>
+              <w:rPr>
+                <w:rFonts w:ascii="Palatino Linotype" w:hAnsi="Palatino Linotype"/>
+                <w:b/>
+                <w:bCs/>
+                <w:sz w:val="20"/>
+                <w:szCs w:val="20"/>
+              </w:rPr>
+              <w:t>tc</w:t>
+            </w:r>
+            <w:proofErr w:type="spellEnd"/>
+            <w:r>
+              <w:rPr>
+                <w:rFonts w:ascii="Palatino Linotype" w:hAnsi="Palatino Linotype"/>
+                <w:b/>
+                <w:bCs/>
+                <w:sz w:val="20"/>
+                <w:szCs w:val="20"/>
+              </w:rPr>
+              <w:t xml:space="preserve"> for charge in </w:t>
+            </w:r>
+            <w:proofErr w:type="spellStart"/>
+            <w:r>
+              <w:rPr>
+                <w:rFonts w:ascii="Palatino Linotype" w:hAnsi="Palatino Linotype"/>
+                <w:b/>
+                <w:bCs/>
+                <w:sz w:val="20"/>
+                <w:szCs w:val="20"/>
+              </w:rPr>
+              <w:t>charges_list</w:t>
+            </w:r>
+            <w:proofErr w:type="spellEnd"/>
+            <w:r>
+              <w:rPr>
+                <w:rFonts w:ascii="Palatino Linotype" w:hAnsi="Palatino Linotype"/>
+                <w:b/>
+                <w:bCs/>
+                <w:sz w:val="20"/>
+                <w:szCs w:val="20"/>
+              </w:rPr>
+              <w:t xml:space="preserve"> %}</w:t>
             </w:r>
           </w:p>
         </w:tc>
@@ -2348,7 +3657,29 @@
                 <w:sz w:val="20"/>
                 <w:szCs w:val="20"/>
               </w:rPr>
-              <w:t>{{ charge.fines_suspended }}</w:t>
+              <w:t xml:space="preserve">{{ </w:t>
+            </w:r>
+            <w:proofErr w:type="spellStart"/>
+            <w:r>
+              <w:rPr>
+                <w:rFonts w:ascii="Palatino Linotype" w:hAnsi="Palatino Linotype"/>
+                <w:b/>
+                <w:bCs/>
+                <w:sz w:val="20"/>
+                <w:szCs w:val="20"/>
+              </w:rPr>
+              <w:t>charge.fines_suspended</w:t>
+            </w:r>
+            <w:proofErr w:type="spellEnd"/>
+            <w:r>
+              <w:rPr>
+                <w:rFonts w:ascii="Palatino Linotype" w:hAnsi="Palatino Linotype"/>
+                <w:b/>
+                <w:bCs/>
+                <w:sz w:val="20"/>
+                <w:szCs w:val="20"/>
+              </w:rPr>
+              <w:t xml:space="preserve"> }}</w:t>
             </w:r>
           </w:p>
         </w:tc>
@@ -2386,7 +3717,51 @@
                 <w:sz w:val="20"/>
                 <w:szCs w:val="20"/>
               </w:rPr>
-              <w:t>{%tc endfor %}</w:t>
+              <w:t>{%</w:t>
+            </w:r>
+            <w:proofErr w:type="spellStart"/>
+            <w:r>
+              <w:rPr>
+                <w:rFonts w:ascii="Palatino Linotype" w:hAnsi="Palatino Linotype"/>
+                <w:b/>
+                <w:bCs/>
+                <w:sz w:val="20"/>
+                <w:szCs w:val="20"/>
+              </w:rPr>
+              <w:t>tc</w:t>
+            </w:r>
+            <w:proofErr w:type="spellEnd"/>
+            <w:r>
+              <w:rPr>
+                <w:rFonts w:ascii="Palatino Linotype" w:hAnsi="Palatino Linotype"/>
+                <w:b/>
+                <w:bCs/>
+                <w:sz w:val="20"/>
+                <w:szCs w:val="20"/>
+              </w:rPr>
+              <w:t xml:space="preserve"> </w:t>
+            </w:r>
+            <w:proofErr w:type="spellStart"/>
+            <w:r>
+              <w:rPr>
+                <w:rFonts w:ascii="Palatino Linotype" w:hAnsi="Palatino Linotype"/>
+                <w:b/>
+                <w:bCs/>
+                <w:sz w:val="20"/>
+                <w:szCs w:val="20"/>
+              </w:rPr>
+              <w:t>endfor</w:t>
+            </w:r>
+            <w:proofErr w:type="spellEnd"/>
+            <w:r>
+              <w:rPr>
+                <w:rFonts w:ascii="Palatino Linotype" w:hAnsi="Palatino Linotype"/>
+                <w:b/>
+                <w:bCs/>
+                <w:sz w:val="20"/>
+                <w:szCs w:val="20"/>
+              </w:rPr>
+              <w:t xml:space="preserve"> %}</w:t>
             </w:r>
           </w:p>
         </w:tc>
@@ -2467,7 +3842,51 @@
                 <w:sz w:val="20"/>
                 <w:szCs w:val="20"/>
               </w:rPr>
-              <w:t>{%tc for charge in charges_list %}</w:t>
+              <w:t>{%</w:t>
+            </w:r>
+            <w:proofErr w:type="spellStart"/>
+            <w:r>
+              <w:rPr>
+                <w:rFonts w:ascii="Palatino Linotype" w:hAnsi="Palatino Linotype"/>
+                <w:b/>
+                <w:bCs/>
+                <w:sz w:val="20"/>
+                <w:szCs w:val="20"/>
+              </w:rPr>
+              <w:t>tc</w:t>
+            </w:r>
+            <w:proofErr w:type="spellEnd"/>
+            <w:r>
+              <w:rPr>
+                <w:rFonts w:ascii="Palatino Linotype" w:hAnsi="Palatino Linotype"/>
+                <w:b/>
+                <w:bCs/>
+                <w:sz w:val="20"/>
+                <w:szCs w:val="20"/>
+              </w:rPr>
+              <w:t xml:space="preserve"> for charge in </w:t>
+            </w:r>
+            <w:proofErr w:type="spellStart"/>
+            <w:r>
+              <w:rPr>
+                <w:rFonts w:ascii="Palatino Linotype" w:hAnsi="Palatino Linotype"/>
+                <w:b/>
+                <w:bCs/>
+                <w:sz w:val="20"/>
+                <w:szCs w:val="20"/>
+              </w:rPr>
+              <w:t>charges_list</w:t>
+            </w:r>
+            <w:proofErr w:type="spellEnd"/>
+            <w:r>
+              <w:rPr>
+                <w:rFonts w:ascii="Palatino Linotype" w:hAnsi="Palatino Linotype"/>
+                <w:b/>
+                <w:bCs/>
+                <w:sz w:val="20"/>
+                <w:szCs w:val="20"/>
+              </w:rPr>
+              <w:t xml:space="preserve"> %}</w:t>
             </w:r>
           </w:p>
         </w:tc>
@@ -2505,7 +3924,18 @@
                 <w:sz w:val="20"/>
                 <w:szCs w:val="20"/>
               </w:rPr>
-              <w:t>{{ charge.</w:t>
+              <w:t xml:space="preserve">{{ </w:t>
+            </w:r>
+            <w:proofErr w:type="spellStart"/>
+            <w:r>
+              <w:rPr>
+                <w:rFonts w:ascii="Palatino Linotype" w:hAnsi="Palatino Linotype"/>
+                <w:b/>
+                <w:bCs/>
+                <w:sz w:val="20"/>
+                <w:szCs w:val="20"/>
+              </w:rPr>
+              <w:t>charge.</w:t>
             </w:r>
             <w:r>
               <w:rPr>
@@ -2517,6 +3947,7 @@
               </w:rPr>
               <w:t>jail_days</w:t>
             </w:r>
+            <w:proofErr w:type="spellEnd"/>
             <w:r>
               <w:rPr>
                 <w:rFonts w:ascii="Palatino Linotype" w:hAnsi="Palatino Linotype"/>
@@ -2563,7 +3994,51 @@
                 <w:sz w:val="20"/>
                 <w:szCs w:val="20"/>
               </w:rPr>
-              <w:t>{%tc endfor %}</w:t>
+              <w:t>{%</w:t>
+            </w:r>
+            <w:proofErr w:type="spellStart"/>
+            <w:r>
+              <w:rPr>
+                <w:rFonts w:ascii="Palatino Linotype" w:hAnsi="Palatino Linotype"/>
+                <w:b/>
+                <w:bCs/>
+                <w:sz w:val="20"/>
+                <w:szCs w:val="20"/>
+              </w:rPr>
+              <w:t>tc</w:t>
+            </w:r>
+            <w:proofErr w:type="spellEnd"/>
+            <w:r>
+              <w:rPr>
+                <w:rFonts w:ascii="Palatino Linotype" w:hAnsi="Palatino Linotype"/>
+                <w:b/>
+                <w:bCs/>
+                <w:sz w:val="20"/>
+                <w:szCs w:val="20"/>
+              </w:rPr>
+              <w:t xml:space="preserve"> </w:t>
+            </w:r>
+            <w:proofErr w:type="spellStart"/>
+            <w:r>
+              <w:rPr>
+                <w:rFonts w:ascii="Palatino Linotype" w:hAnsi="Palatino Linotype"/>
+                <w:b/>
+                <w:bCs/>
+                <w:sz w:val="20"/>
+                <w:szCs w:val="20"/>
+              </w:rPr>
+              <w:t>endfor</w:t>
+            </w:r>
+            <w:proofErr w:type="spellEnd"/>
+            <w:r>
+              <w:rPr>
+                <w:rFonts w:ascii="Palatino Linotype" w:hAnsi="Palatino Linotype"/>
+                <w:b/>
+                <w:bCs/>
+                <w:sz w:val="20"/>
+                <w:szCs w:val="20"/>
+              </w:rPr>
+              <w:t xml:space="preserve"> %}</w:t>
             </w:r>
           </w:p>
         </w:tc>
@@ -2664,7 +4139,51 @@
                 <w:sz w:val="20"/>
                 <w:szCs w:val="20"/>
               </w:rPr>
-              <w:t>{%tc for charge in charges_list %}</w:t>
+              <w:t>{%</w:t>
+            </w:r>
+            <w:proofErr w:type="spellStart"/>
+            <w:r>
+              <w:rPr>
+                <w:rFonts w:ascii="Palatino Linotype" w:hAnsi="Palatino Linotype"/>
+                <w:b/>
+                <w:bCs/>
+                <w:sz w:val="20"/>
+                <w:szCs w:val="20"/>
+              </w:rPr>
+              <w:t>tc</w:t>
+            </w:r>
+            <w:proofErr w:type="spellEnd"/>
+            <w:r>
+              <w:rPr>
+                <w:rFonts w:ascii="Palatino Linotype" w:hAnsi="Palatino Linotype"/>
+                <w:b/>
+                <w:bCs/>
+                <w:sz w:val="20"/>
+                <w:szCs w:val="20"/>
+              </w:rPr>
+              <w:t xml:space="preserve"> for charge in </w:t>
+            </w:r>
+            <w:proofErr w:type="spellStart"/>
+            <w:r>
+              <w:rPr>
+                <w:rFonts w:ascii="Palatino Linotype" w:hAnsi="Palatino Linotype"/>
+                <w:b/>
+                <w:bCs/>
+                <w:sz w:val="20"/>
+                <w:szCs w:val="20"/>
+              </w:rPr>
+              <w:t>charges_list</w:t>
+            </w:r>
+            <w:proofErr w:type="spellEnd"/>
+            <w:r>
+              <w:rPr>
+                <w:rFonts w:ascii="Palatino Linotype" w:hAnsi="Palatino Linotype"/>
+                <w:b/>
+                <w:bCs/>
+                <w:sz w:val="20"/>
+                <w:szCs w:val="20"/>
+              </w:rPr>
+              <w:t xml:space="preserve"> %}</w:t>
             </w:r>
           </w:p>
         </w:tc>
@@ -2702,7 +4221,18 @@
                 <w:sz w:val="20"/>
                 <w:szCs w:val="20"/>
               </w:rPr>
-              <w:t>{{ charge.</w:t>
+              <w:t xml:space="preserve">{{ </w:t>
+            </w:r>
+            <w:proofErr w:type="spellStart"/>
+            <w:r>
+              <w:rPr>
+                <w:rFonts w:ascii="Palatino Linotype" w:hAnsi="Palatino Linotype"/>
+                <w:b/>
+                <w:bCs/>
+                <w:sz w:val="20"/>
+                <w:szCs w:val="20"/>
+              </w:rPr>
+              <w:t>charge.</w:t>
             </w:r>
             <w:r>
               <w:rPr>
@@ -2722,7 +4252,18 @@
                 <w:sz w:val="20"/>
                 <w:szCs w:val="20"/>
               </w:rPr>
-              <w:t>_suspended }}</w:t>
+              <w:t>_suspended</w:t>
+            </w:r>
+            <w:proofErr w:type="spellEnd"/>
+            <w:r>
+              <w:rPr>
+                <w:rFonts w:ascii="Palatino Linotype" w:hAnsi="Palatino Linotype"/>
+                <w:b/>
+                <w:bCs/>
+                <w:sz w:val="20"/>
+                <w:szCs w:val="20"/>
+              </w:rPr>
+              <w:t xml:space="preserve"> }}</w:t>
             </w:r>
           </w:p>
         </w:tc>
@@ -2760,7 +4301,51 @@
                 <w:sz w:val="20"/>
                 <w:szCs w:val="20"/>
               </w:rPr>
-              <w:t>{%tc endfor %}</w:t>
+              <w:t>{%</w:t>
+            </w:r>
+            <w:proofErr w:type="spellStart"/>
+            <w:r>
+              <w:rPr>
+                <w:rFonts w:ascii="Palatino Linotype" w:hAnsi="Palatino Linotype"/>
+                <w:b/>
+                <w:bCs/>
+                <w:sz w:val="20"/>
+                <w:szCs w:val="20"/>
+              </w:rPr>
+              <w:t>tc</w:t>
+            </w:r>
+            <w:proofErr w:type="spellEnd"/>
+            <w:r>
+              <w:rPr>
+                <w:rFonts w:ascii="Palatino Linotype" w:hAnsi="Palatino Linotype"/>
+                <w:b/>
+                <w:bCs/>
+                <w:sz w:val="20"/>
+                <w:szCs w:val="20"/>
+              </w:rPr>
+              <w:t xml:space="preserve"> </w:t>
+            </w:r>
+            <w:proofErr w:type="spellStart"/>
+            <w:r>
+              <w:rPr>
+                <w:rFonts w:ascii="Palatino Linotype" w:hAnsi="Palatino Linotype"/>
+                <w:b/>
+                <w:bCs/>
+                <w:sz w:val="20"/>
+                <w:szCs w:val="20"/>
+              </w:rPr>
+              <w:t>endfor</w:t>
+            </w:r>
+            <w:proofErr w:type="spellEnd"/>
+            <w:r>
+              <w:rPr>
+                <w:rFonts w:ascii="Palatino Linotype" w:hAnsi="Palatino Linotype"/>
+                <w:b/>
+                <w:bCs/>
+                <w:sz w:val="20"/>
+                <w:szCs w:val="20"/>
+              </w:rPr>
+              <w:t xml:space="preserve"> %}</w:t>
             </w:r>
           </w:p>
         </w:tc>
@@ -2781,7 +4366,25 @@
           <w:sz w:val="20"/>
           <w:szCs w:val="20"/>
         </w:rPr>
-        <w:t>{% if community_control.specialized_docket_ordered is true %}{{‘\n’}}</w:t>
+        <w:t xml:space="preserve">{% if </w:t>
+      </w:r>
+      <w:proofErr w:type="spellStart"/>
+      <w:r>
+        <w:rPr>
+          <w:rFonts w:ascii="Palatino Linotype" w:hAnsi="Palatino Linotype"/>
+          <w:sz w:val="20"/>
+          <w:szCs w:val="20"/>
+        </w:rPr>
+        <w:t>community_control.specialized_docket_ordered</w:t>
+      </w:r>
+      <w:proofErr w:type="spellEnd"/>
+      <w:r>
+        <w:rPr>
+          <w:rFonts w:ascii="Palatino Linotype" w:hAnsi="Palatino Linotype"/>
+          <w:sz w:val="20"/>
+          <w:szCs w:val="20"/>
+        </w:rPr>
+        <w:t xml:space="preserve"> is true %}{{‘\n’}}</w:t>
       </w:r>
       <w:r>
         <w:rPr>
@@ -2799,7 +4402,43 @@
           <w:sz w:val="20"/>
           <w:szCs w:val="20"/>
         </w:rPr>
-        <w:t xml:space="preserve"> Defendant is placed on the {{ community_control.specialized_docket_type }}. The Defendant has reviewed and understands the requirements of the {{ community_control.specialized_docket_type }} and agree</w:t>
+        <w:t xml:space="preserve"> Defendant is placed on the {{ </w:t>
+      </w:r>
+      <w:proofErr w:type="spellStart"/>
+      <w:r>
+        <w:rPr>
+          <w:rFonts w:ascii="Palatino Linotype" w:hAnsi="Palatino Linotype"/>
+          <w:sz w:val="20"/>
+          <w:szCs w:val="20"/>
+        </w:rPr>
+        <w:t>community_control.specialized_docket_type</w:t>
+      </w:r>
+      <w:proofErr w:type="spellEnd"/>
+      <w:r>
+        <w:rPr>
+          <w:rFonts w:ascii="Palatino Linotype" w:hAnsi="Palatino Linotype"/>
+          <w:sz w:val="20"/>
+          <w:szCs w:val="20"/>
+        </w:rPr>
+        <w:t xml:space="preserve"> }}. The Defendant has reviewed and understands the requirements of the {{ </w:t>
+      </w:r>
+      <w:proofErr w:type="spellStart"/>
+      <w:r>
+        <w:rPr>
+          <w:rFonts w:ascii="Palatino Linotype" w:hAnsi="Palatino Linotype"/>
+          <w:sz w:val="20"/>
+          <w:szCs w:val="20"/>
+        </w:rPr>
+        <w:t>community_control.specialized_docket_type</w:t>
+      </w:r>
+      <w:proofErr w:type="spellEnd"/>
+      <w:r>
+        <w:rPr>
+          <w:rFonts w:ascii="Palatino Linotype" w:hAnsi="Palatino Linotype"/>
+          <w:sz w:val="20"/>
+          <w:szCs w:val="20"/>
+        </w:rPr>
+        <w:t xml:space="preserve"> }} and agree</w:t>
       </w:r>
       <w:r>
         <w:rPr>
@@ -2815,7 +4454,25 @@
           <w:sz w:val="20"/>
           <w:szCs w:val="20"/>
         </w:rPr>
-        <w:t xml:space="preserve"> to all terms and conditions of the {{ community_control.specialized_docket_type }}. </w:t>
+        <w:t xml:space="preserve"> to all terms and conditions of the {{ </w:t>
+      </w:r>
+      <w:proofErr w:type="spellStart"/>
+      <w:r>
+        <w:rPr>
+          <w:rFonts w:ascii="Palatino Linotype" w:hAnsi="Palatino Linotype"/>
+          <w:sz w:val="20"/>
+          <w:szCs w:val="20"/>
+        </w:rPr>
+        <w:t>community_control.specialized_docket_type</w:t>
+      </w:r>
+      <w:proofErr w:type="spellEnd"/>
+      <w:r>
+        <w:rPr>
+          <w:rFonts w:ascii="Palatino Linotype" w:hAnsi="Palatino Linotype"/>
+          <w:sz w:val="20"/>
+          <w:szCs w:val="20"/>
+        </w:rPr>
+        <w:t xml:space="preserve"> }}. </w:t>
       </w:r>
       <w:r>
         <w:rPr>
@@ -2839,7 +4496,25 @@
           <w:sz w:val="20"/>
           <w:szCs w:val="20"/>
         </w:rPr>
-        <w:t>{% if jail_terms.currently_in_jail == ‘Yes’ %}{{‘\n’}}</w:t>
+        <w:t xml:space="preserve">{% if </w:t>
+      </w:r>
+      <w:proofErr w:type="spellStart"/>
+      <w:r>
+        <w:rPr>
+          <w:rFonts w:ascii="Palatino Linotype" w:hAnsi="Palatino Linotype"/>
+          <w:sz w:val="20"/>
+          <w:szCs w:val="20"/>
+        </w:rPr>
+        <w:t>jail_terms.currently_in_jail</w:t>
+      </w:r>
+      <w:proofErr w:type="spellEnd"/>
+      <w:r>
+        <w:rPr>
+          <w:rFonts w:ascii="Palatino Linotype" w:hAnsi="Palatino Linotype"/>
+          <w:sz w:val="20"/>
+          <w:szCs w:val="20"/>
+        </w:rPr>
+        <w:t xml:space="preserve"> == ‘Yes’ %}{{‘\n’}}</w:t>
       </w:r>
       <w:r>
         <w:rPr>
@@ -2868,6 +4543,7 @@
         </w:rPr>
         <w:t xml:space="preserve"> {{ </w:t>
       </w:r>
+      <w:proofErr w:type="spellStart"/>
       <w:r>
         <w:rPr>
           <w:rFonts w:ascii="Palatino Linotype" w:hAnsi="Palatino Linotype"/>
@@ -2886,7 +4562,18 @@
           <w:sz w:val="20"/>
           <w:szCs w:val="20"/>
         </w:rPr>
-        <w:t>total_jail_days_to_serve }} days</w:t>
+        <w:t>total_jail_days_to_serve</w:t>
+      </w:r>
+      <w:proofErr w:type="spellEnd"/>
+      <w:r>
+        <w:rPr>
+          <w:rFonts w:ascii="Palatino Linotype" w:hAnsi="Palatino Linotype"/>
+          <w:b/>
+          <w:bCs/>
+          <w:sz w:val="20"/>
+          <w:szCs w:val="20"/>
+        </w:rPr>
+        <w:t xml:space="preserve"> }} days</w:t>
       </w:r>
       <w:r>
         <w:rPr>
@@ -2902,7 +4589,25 @@
           <w:sz w:val="20"/>
           <w:szCs w:val="20"/>
         </w:rPr>
-        <w:t xml:space="preserve">{% if jail_terms.companion_cases_exist is true %}Defendant’s jail days imposed in this case shall be served </w:t>
+        <w:t xml:space="preserve">{% if </w:t>
+      </w:r>
+      <w:proofErr w:type="spellStart"/>
+      <w:r>
+        <w:rPr>
+          <w:rFonts w:ascii="Palatino Linotype" w:hAnsi="Palatino Linotype"/>
+          <w:sz w:val="20"/>
+          <w:szCs w:val="20"/>
+        </w:rPr>
+        <w:t>jail_terms.companion_cases_exist</w:t>
+      </w:r>
+      <w:proofErr w:type="spellEnd"/>
+      <w:r>
+        <w:rPr>
+          <w:rFonts w:ascii="Palatino Linotype" w:hAnsi="Palatino Linotype"/>
+          <w:sz w:val="20"/>
+          <w:szCs w:val="20"/>
+        </w:rPr>
+        <w:t xml:space="preserve"> is true %}Defendant’s jail days imposed in this case shall be served </w:t>
       </w:r>
       <w:r>
         <w:rPr>
@@ -2911,8 +4616,9 @@
           <w:szCs w:val="20"/>
           <w:u w:val="single"/>
         </w:rPr>
-        <w:t>{{ jail_terms.</w:t>
-      </w:r>
+        <w:t xml:space="preserve">{{ </w:t>
+      </w:r>
+      <w:proofErr w:type="spellStart"/>
       <w:r>
         <w:rPr>
           <w:rFonts w:ascii="Palatino Linotype" w:hAnsi="Palatino Linotype"/>
@@ -2920,8 +4626,18 @@
           <w:szCs w:val="20"/>
           <w:u w:val="single"/>
         </w:rPr>
+        <w:t>jail_terms.</w:t>
+      </w:r>
+      <w:r>
+        <w:rPr>
+          <w:rFonts w:ascii="Palatino Linotype" w:hAnsi="Palatino Linotype"/>
+          <w:sz w:val="20"/>
+          <w:szCs w:val="20"/>
+          <w:u w:val="single"/>
+        </w:rPr>
         <w:t>companion_cases_sentence_type</w:t>
       </w:r>
+      <w:proofErr w:type="spellEnd"/>
       <w:r>
         <w:rPr>
           <w:rFonts w:ascii="Palatino Linotype" w:hAnsi="Palatino Linotype"/>
@@ -2929,8 +4645,9 @@
           <w:szCs w:val="20"/>
           <w:u w:val="single"/>
         </w:rPr>
-        <w:t xml:space="preserve"> }} to the jail days imposed in {{ jail_terms.companion_case</w:t>
-      </w:r>
+        <w:t xml:space="preserve"> }} to the jail days imposed in {{ </w:t>
+      </w:r>
+      <w:proofErr w:type="spellStart"/>
       <w:r>
         <w:rPr>
           <w:rFonts w:ascii="Palatino Linotype" w:hAnsi="Palatino Linotype"/>
@@ -2938,6 +4655,15 @@
           <w:szCs w:val="20"/>
           <w:u w:val="single"/>
         </w:rPr>
+        <w:t>jail_terms.companion_case</w:t>
+      </w:r>
+      <w:r>
+        <w:rPr>
+          <w:rFonts w:ascii="Palatino Linotype" w:hAnsi="Palatino Linotype"/>
+          <w:sz w:val="20"/>
+          <w:szCs w:val="20"/>
+          <w:u w:val="single"/>
+        </w:rPr>
         <w:t>s</w:t>
       </w:r>
       <w:r>
@@ -2947,7 +4673,17 @@
           <w:szCs w:val="20"/>
           <w:u w:val="single"/>
         </w:rPr>
-        <w:t>_numbers }}</w:t>
+        <w:t>_numbers</w:t>
+      </w:r>
+      <w:proofErr w:type="spellEnd"/>
+      <w:r>
+        <w:rPr>
+          <w:rFonts w:ascii="Palatino Linotype" w:hAnsi="Palatino Linotype"/>
+          <w:sz w:val="20"/>
+          <w:szCs w:val="20"/>
+          <w:u w:val="single"/>
+        </w:rPr>
+        <w:t xml:space="preserve"> }}</w:t>
       </w:r>
       <w:r>
         <w:rPr>
@@ -2979,7 +4715,25 @@
           <w:sz w:val="20"/>
           <w:szCs w:val="20"/>
         </w:rPr>
-        <w:t>{% if jail_terms.apply_jtc == ‘Sentence’</w:t>
+        <w:t xml:space="preserve">{% if </w:t>
+      </w:r>
+      <w:proofErr w:type="spellStart"/>
+      <w:r>
+        <w:rPr>
+          <w:rFonts w:ascii="Palatino Linotype" w:hAnsi="Palatino Linotype"/>
+          <w:sz w:val="20"/>
+          <w:szCs w:val="20"/>
+        </w:rPr>
+        <w:t>jail_terms.apply_jtc</w:t>
+      </w:r>
+      <w:proofErr w:type="spellEnd"/>
+      <w:r>
+        <w:rPr>
+          <w:rFonts w:ascii="Palatino Linotype" w:hAnsi="Palatino Linotype"/>
+          <w:sz w:val="20"/>
+          <w:szCs w:val="20"/>
+        </w:rPr>
+        <w:t xml:space="preserve"> == ‘Sentence’</w:t>
       </w:r>
       <w:r>
         <w:rPr>
@@ -3005,7 +4759,29 @@
           <w:sz w:val="20"/>
           <w:szCs w:val="20"/>
         </w:rPr>
-        <w:t>{{ jail_terms.days_in_jail }}</w:t>
+        <w:t xml:space="preserve">{{ </w:t>
+      </w:r>
+      <w:proofErr w:type="spellStart"/>
+      <w:r>
+        <w:rPr>
+          <w:rFonts w:ascii="Palatino Linotype" w:hAnsi="Palatino Linotype"/>
+          <w:b/>
+          <w:bCs/>
+          <w:sz w:val="20"/>
+          <w:szCs w:val="20"/>
+        </w:rPr>
+        <w:t>jail_terms.days_in_jail</w:t>
+      </w:r>
+      <w:proofErr w:type="spellEnd"/>
+      <w:r>
+        <w:rPr>
+          <w:rFonts w:ascii="Palatino Linotype" w:hAnsi="Palatino Linotype"/>
+          <w:b/>
+          <w:bCs/>
+          <w:sz w:val="20"/>
+          <w:szCs w:val="20"/>
+        </w:rPr>
+        <w:t xml:space="preserve"> }}</w:t>
       </w:r>
       <w:r>
         <w:rPr>
@@ -3068,13 +4844,41 @@
         </w:rPr>
         <w:t xml:space="preserve">{% if </w:t>
       </w:r>
-      <w:r>
-        <w:rPr>
-          <w:rFonts w:ascii="Palatino Linotype" w:hAnsi="Palatino Linotype"/>
-          <w:sz w:val="20"/>
-          <w:szCs w:val="20"/>
-        </w:rPr>
-        <w:t>jail_terms.ordered is false and jail_terms.apply_jtc == ‘Sentence’</w:t>
+      <w:proofErr w:type="spellStart"/>
+      <w:r>
+        <w:rPr>
+          <w:rFonts w:ascii="Palatino Linotype" w:hAnsi="Palatino Linotype"/>
+          <w:sz w:val="20"/>
+          <w:szCs w:val="20"/>
+        </w:rPr>
+        <w:t>jail_terms.ordered</w:t>
+      </w:r>
+      <w:proofErr w:type="spellEnd"/>
+      <w:r>
+        <w:rPr>
+          <w:rFonts w:ascii="Palatino Linotype" w:hAnsi="Palatino Linotype"/>
+          <w:sz w:val="20"/>
+          <w:szCs w:val="20"/>
+        </w:rPr>
+        <w:t xml:space="preserve"> is false and </w:t>
+      </w:r>
+      <w:proofErr w:type="spellStart"/>
+      <w:r>
+        <w:rPr>
+          <w:rFonts w:ascii="Palatino Linotype" w:hAnsi="Palatino Linotype"/>
+          <w:sz w:val="20"/>
+          <w:szCs w:val="20"/>
+        </w:rPr>
+        <w:t>jail_terms.apply_jtc</w:t>
+      </w:r>
+      <w:proofErr w:type="spellEnd"/>
+      <w:r>
+        <w:rPr>
+          <w:rFonts w:ascii="Palatino Linotype" w:hAnsi="Palatino Linotype"/>
+          <w:sz w:val="20"/>
+          <w:szCs w:val="20"/>
+        </w:rPr>
+        <w:t xml:space="preserve"> == ‘Sentence’</w:t>
       </w:r>
       <w:r>
         <w:rPr>
@@ -3090,7 +4894,43 @@
           <w:sz w:val="20"/>
           <w:szCs w:val="20"/>
         </w:rPr>
-        <w:t>and jail_terms.days_in_jail != ‘None’ and jail_terms.currently_in_jail == ‘No’ %}{{‘\n’}}</w:t>
+        <w:t xml:space="preserve">and </w:t>
+      </w:r>
+      <w:proofErr w:type="spellStart"/>
+      <w:r>
+        <w:rPr>
+          <w:rFonts w:ascii="Palatino Linotype" w:hAnsi="Palatino Linotype"/>
+          <w:sz w:val="20"/>
+          <w:szCs w:val="20"/>
+        </w:rPr>
+        <w:t>jail_terms.days_in_jail</w:t>
+      </w:r>
+      <w:proofErr w:type="spellEnd"/>
+      <w:r>
+        <w:rPr>
+          <w:rFonts w:ascii="Palatino Linotype" w:hAnsi="Palatino Linotype"/>
+          <w:sz w:val="20"/>
+          <w:szCs w:val="20"/>
+        </w:rPr>
+        <w:t xml:space="preserve"> != ‘None’ and </w:t>
+      </w:r>
+      <w:proofErr w:type="spellStart"/>
+      <w:r>
+        <w:rPr>
+          <w:rFonts w:ascii="Palatino Linotype" w:hAnsi="Palatino Linotype"/>
+          <w:sz w:val="20"/>
+          <w:szCs w:val="20"/>
+        </w:rPr>
+        <w:t>jail_terms.currently_in_jail</w:t>
+      </w:r>
+      <w:proofErr w:type="spellEnd"/>
+      <w:r>
+        <w:rPr>
+          <w:rFonts w:ascii="Palatino Linotype" w:hAnsi="Palatino Linotype"/>
+          <w:sz w:val="20"/>
+          <w:szCs w:val="20"/>
+        </w:rPr>
+        <w:t xml:space="preserve"> == ‘No’ %}{{‘\n’}}</w:t>
       </w:r>
       <w:r>
         <w:rPr>
@@ -3144,6 +4984,7 @@
         </w:rPr>
         <w:t xml:space="preserve">{{ </w:t>
       </w:r>
+      <w:proofErr w:type="spellStart"/>
       <w:r>
         <w:rPr>
           <w:rFonts w:ascii="Palatino Linotype" w:hAnsi="Palatino Linotype"/>
@@ -3162,7 +5003,18 @@
           <w:sz w:val="20"/>
           <w:szCs w:val="20"/>
         </w:rPr>
-        <w:t>total_jail_days_to_serve }} days</w:t>
+        <w:t>total_jail_days_to_serve</w:t>
+      </w:r>
+      <w:proofErr w:type="spellEnd"/>
+      <w:r>
+        <w:rPr>
+          <w:rFonts w:ascii="Palatino Linotype" w:hAnsi="Palatino Linotype"/>
+          <w:b/>
+          <w:bCs/>
+          <w:sz w:val="20"/>
+          <w:szCs w:val="20"/>
+        </w:rPr>
+        <w:t xml:space="preserve"> }} days</w:t>
       </w:r>
       <w:r>
         <w:rPr>
@@ -3203,7 +5055,27 @@
           <w:sz w:val="20"/>
           <w:szCs w:val="20"/>
         </w:rPr>
-        <w:t>credit for {{ jail_terms.days_in_jail }}</w:t>
+        <w:t xml:space="preserve">credit for {{ </w:t>
+      </w:r>
+      <w:proofErr w:type="spellStart"/>
+      <w:r>
+        <w:rPr>
+          <w:rFonts w:ascii="Palatino Linotype" w:hAnsi="Palatino Linotype"/>
+          <w:b/>
+          <w:sz w:val="20"/>
+          <w:szCs w:val="20"/>
+        </w:rPr>
+        <w:t>jail_terms.days_in_jail</w:t>
+      </w:r>
+      <w:proofErr w:type="spellEnd"/>
+      <w:r>
+        <w:rPr>
+          <w:rFonts w:ascii="Palatino Linotype" w:hAnsi="Palatino Linotype"/>
+          <w:b/>
+          <w:sz w:val="20"/>
+          <w:szCs w:val="20"/>
+        </w:rPr>
+        <w:t xml:space="preserve"> }}</w:t>
       </w:r>
       <w:r>
         <w:rPr>
@@ -3273,13 +5145,23 @@
         </w:rPr>
         <w:t xml:space="preserve">{% if </w:t>
       </w:r>
-      <w:r>
-        <w:rPr>
-          <w:rFonts w:ascii="Palatino Linotype" w:hAnsi="Palatino Linotype"/>
-          <w:sz w:val="20"/>
-          <w:szCs w:val="20"/>
-        </w:rPr>
-        <w:t>jail_terms.apply_jtc == ‘Costs and Fines’</w:t>
+      <w:proofErr w:type="spellStart"/>
+      <w:r>
+        <w:rPr>
+          <w:rFonts w:ascii="Palatino Linotype" w:hAnsi="Palatino Linotype"/>
+          <w:sz w:val="20"/>
+          <w:szCs w:val="20"/>
+        </w:rPr>
+        <w:t>jail_terms.apply_jtc</w:t>
+      </w:r>
+      <w:proofErr w:type="spellEnd"/>
+      <w:r>
+        <w:rPr>
+          <w:rFonts w:ascii="Palatino Linotype" w:hAnsi="Palatino Linotype"/>
+          <w:sz w:val="20"/>
+          <w:szCs w:val="20"/>
+        </w:rPr>
+        <w:t xml:space="preserve"> == ‘Costs and Fines’</w:t>
       </w:r>
       <w:r>
         <w:rPr>
@@ -3295,7 +5177,25 @@
           <w:sz w:val="20"/>
           <w:szCs w:val="20"/>
         </w:rPr>
-        <w:t>and jail_terms.days_in_jail != ‘None’</w:t>
+        <w:t xml:space="preserve">and </w:t>
+      </w:r>
+      <w:proofErr w:type="spellStart"/>
+      <w:r>
+        <w:rPr>
+          <w:rFonts w:ascii="Palatino Linotype" w:hAnsi="Palatino Linotype"/>
+          <w:sz w:val="20"/>
+          <w:szCs w:val="20"/>
+        </w:rPr>
+        <w:t>jail_terms.days_in_jail</w:t>
+      </w:r>
+      <w:proofErr w:type="spellEnd"/>
+      <w:r>
+        <w:rPr>
+          <w:rFonts w:ascii="Palatino Linotype" w:hAnsi="Palatino Linotype"/>
+          <w:sz w:val="20"/>
+          <w:szCs w:val="20"/>
+        </w:rPr>
+        <w:t xml:space="preserve"> != ‘None’</w:t>
       </w:r>
       <w:r>
         <w:rPr>
@@ -3390,7 +5290,27 @@
           <w:sz w:val="20"/>
           <w:szCs w:val="20"/>
         </w:rPr>
-        <w:t>{{ jail_terms.days_in_jail }}</w:t>
+        <w:t xml:space="preserve">{{ </w:t>
+      </w:r>
+      <w:proofErr w:type="spellStart"/>
+      <w:r>
+        <w:rPr>
+          <w:rFonts w:ascii="Palatino Linotype" w:hAnsi="Palatino Linotype"/>
+          <w:b/>
+          <w:sz w:val="20"/>
+          <w:szCs w:val="20"/>
+        </w:rPr>
+        <w:t>jail_terms.days_in_jail</w:t>
+      </w:r>
+      <w:proofErr w:type="spellEnd"/>
+      <w:r>
+        <w:rPr>
+          <w:rFonts w:ascii="Palatino Linotype" w:hAnsi="Palatino Linotype"/>
+          <w:b/>
+          <w:sz w:val="20"/>
+          <w:szCs w:val="20"/>
+        </w:rPr>
+        <w:t xml:space="preserve"> }}</w:t>
       </w:r>
       <w:r>
         <w:rPr>
@@ -3458,7 +5378,25 @@
           <w:sz w:val="20"/>
           <w:szCs w:val="20"/>
         </w:rPr>
-        <w:t>{% if community_control.driver_intervention_program is true %}</w:t>
+        <w:t xml:space="preserve">{% if </w:t>
+      </w:r>
+      <w:proofErr w:type="spellStart"/>
+      <w:r>
+        <w:rPr>
+          <w:rFonts w:ascii="Palatino Linotype" w:hAnsi="Palatino Linotype"/>
+          <w:sz w:val="20"/>
+          <w:szCs w:val="20"/>
+        </w:rPr>
+        <w:t>community_control.driver_intervention_program</w:t>
+      </w:r>
+      <w:proofErr w:type="spellEnd"/>
+      <w:r>
+        <w:rPr>
+          <w:rFonts w:ascii="Palatino Linotype" w:hAnsi="Palatino Linotype"/>
+          <w:sz w:val="20"/>
+          <w:szCs w:val="20"/>
+        </w:rPr>
+        <w:t xml:space="preserve"> is true %}</w:t>
       </w:r>
     </w:p>
     <w:p>
@@ -3502,7 +5440,25 @@
           <w:sz w:val="20"/>
           <w:szCs w:val="20"/>
         </w:rPr>
-        <w:t xml:space="preserve">{% endif %}{% if jail_terms.ordered </w:t>
+        <w:t xml:space="preserve">{% endif %}{% if </w:t>
+      </w:r>
+      <w:proofErr w:type="spellStart"/>
+      <w:r>
+        <w:rPr>
+          <w:rFonts w:ascii="Palatino Linotype" w:hAnsi="Palatino Linotype"/>
+          <w:sz w:val="20"/>
+          <w:szCs w:val="20"/>
+        </w:rPr>
+        <w:t>jail_terms.ordered</w:t>
+      </w:r>
+      <w:proofErr w:type="spellEnd"/>
+      <w:r>
+        <w:rPr>
+          <w:rFonts w:ascii="Palatino Linotype" w:hAnsi="Palatino Linotype"/>
+          <w:sz w:val="20"/>
+          <w:szCs w:val="20"/>
+        </w:rPr>
+        <w:t xml:space="preserve"> </w:t>
       </w:r>
       <w:r>
         <w:rPr>
@@ -3541,15 +5497,55 @@
           <w:sz w:val="20"/>
           <w:szCs w:val="20"/>
         </w:rPr>
-        <w:t>{{ jail_terms.total_jail_days_to_serve }} days</w:t>
-      </w:r>
-      <w:r>
-        <w:rPr>
-          <w:rFonts w:ascii="Palatino Linotype" w:hAnsi="Palatino Linotype"/>
-          <w:sz w:val="20"/>
-          <w:szCs w:val="20"/>
-        </w:rPr>
-        <w:t>{% if jail_terms.apply_jtc == ‘Sentence’ %}</w:t>
+        <w:t xml:space="preserve">{{ </w:t>
+      </w:r>
+      <w:proofErr w:type="spellStart"/>
+      <w:r>
+        <w:rPr>
+          <w:rFonts w:ascii="Palatino Linotype" w:hAnsi="Palatino Linotype"/>
+          <w:b/>
+          <w:bCs/>
+          <w:sz w:val="20"/>
+          <w:szCs w:val="20"/>
+        </w:rPr>
+        <w:t>jail_terms.total_jail_days_to_serve</w:t>
+      </w:r>
+      <w:proofErr w:type="spellEnd"/>
+      <w:r>
+        <w:rPr>
+          <w:rFonts w:ascii="Palatino Linotype" w:hAnsi="Palatino Linotype"/>
+          <w:b/>
+          <w:bCs/>
+          <w:sz w:val="20"/>
+          <w:szCs w:val="20"/>
+        </w:rPr>
+        <w:t xml:space="preserve"> }} days</w:t>
+      </w:r>
+      <w:r>
+        <w:rPr>
+          <w:rFonts w:ascii="Palatino Linotype" w:hAnsi="Palatino Linotype"/>
+          <w:sz w:val="20"/>
+          <w:szCs w:val="20"/>
+        </w:rPr>
+        <w:t xml:space="preserve">{% if </w:t>
+      </w:r>
+      <w:proofErr w:type="spellStart"/>
+      <w:r>
+        <w:rPr>
+          <w:rFonts w:ascii="Palatino Linotype" w:hAnsi="Palatino Linotype"/>
+          <w:sz w:val="20"/>
+          <w:szCs w:val="20"/>
+        </w:rPr>
+        <w:t>jail_terms.apply_jtc</w:t>
+      </w:r>
+      <w:proofErr w:type="spellEnd"/>
+      <w:r>
+        <w:rPr>
+          <w:rFonts w:ascii="Palatino Linotype" w:hAnsi="Palatino Linotype"/>
+          <w:sz w:val="20"/>
+          <w:szCs w:val="20"/>
+        </w:rPr>
+        <w:t xml:space="preserve"> == ‘Sentence’ %}</w:t>
       </w:r>
       <w:r>
         <w:rPr>
@@ -3584,7 +5580,27 @@
           <w:sz w:val="20"/>
           <w:szCs w:val="20"/>
         </w:rPr>
-        <w:t>credit for {{ jail_terms.days_in_jail }}</w:t>
+        <w:t xml:space="preserve">credit for {{ </w:t>
+      </w:r>
+      <w:proofErr w:type="spellStart"/>
+      <w:r>
+        <w:rPr>
+          <w:rFonts w:ascii="Palatino Linotype" w:hAnsi="Palatino Linotype"/>
+          <w:b/>
+          <w:sz w:val="20"/>
+          <w:szCs w:val="20"/>
+        </w:rPr>
+        <w:t>jail_terms.days_in_jail</w:t>
+      </w:r>
+      <w:proofErr w:type="spellEnd"/>
+      <w:r>
+        <w:rPr>
+          <w:rFonts w:ascii="Palatino Linotype" w:hAnsi="Palatino Linotype"/>
+          <w:b/>
+          <w:sz w:val="20"/>
+          <w:szCs w:val="20"/>
+        </w:rPr>
+        <w:t xml:space="preserve"> }}</w:t>
       </w:r>
       <w:r>
         <w:rPr>
@@ -3645,49 +5661,153 @@
           <w:sz w:val="20"/>
           <w:szCs w:val="20"/>
         </w:rPr>
-        <w:t>{% if jail_terms.report_type == ‘forthwith’ %}</w:t>
-      </w:r>
-      <w:r>
-        <w:rPr>
-          <w:rFonts w:ascii="Palatino Linotype" w:hAnsi="Palatino Linotype"/>
-          <w:sz w:val="20"/>
-          <w:szCs w:val="20"/>
-        </w:rPr>
-        <w:t>Defendant shall report to jail {{ jail_terms.report_type</w:t>
-      </w:r>
-      <w:r>
-        <w:rPr>
-          <w:rFonts w:ascii="Palatino Linotype" w:hAnsi="Palatino Linotype"/>
-          <w:sz w:val="20"/>
-          <w:szCs w:val="20"/>
-        </w:rPr>
-        <w:t xml:space="preserve"> }}.{% endif %}{% if jail_terms.report_type == ‘future date’ %}Defendant’s report date is </w:t>
-      </w:r>
-      <w:r>
-        <w:rPr>
-          <w:rFonts w:ascii="Palatino Linotype" w:hAnsi="Palatino Linotype"/>
-          <w:b/>
-          <w:sz w:val="20"/>
-          <w:szCs w:val="20"/>
-        </w:rPr>
-        <w:t>{{ jail_terms.report_date }}</w:t>
-      </w:r>
-      <w:r>
-        <w:rPr>
-          <w:rFonts w:ascii="Palatino Linotype" w:hAnsi="Palatino Linotype"/>
-          <w:b/>
-          <w:sz w:val="20"/>
-          <w:szCs w:val="20"/>
-        </w:rPr>
-        <w:t>, at {{ jail_terms.report_time }}</w:t>
-      </w:r>
-      <w:r>
-        <w:rPr>
-          <w:rFonts w:ascii="Palatino Linotype" w:hAnsi="Palatino Linotype"/>
-          <w:sz w:val="20"/>
-          <w:szCs w:val="20"/>
-        </w:rPr>
-        <w:t xml:space="preserve">.{% endif %}{% if jail_terms.report_type == ‘date set by Office of Community Control’ %}Defendant shall schedule the jail days imposed in this case through </w:t>
+        <w:t xml:space="preserve">{% if </w:t>
+      </w:r>
+      <w:proofErr w:type="spellStart"/>
+      <w:r>
+        <w:rPr>
+          <w:rFonts w:ascii="Palatino Linotype" w:hAnsi="Palatino Linotype"/>
+          <w:sz w:val="20"/>
+          <w:szCs w:val="20"/>
+        </w:rPr>
+        <w:t>jail_terms.report_type</w:t>
+      </w:r>
+      <w:proofErr w:type="spellEnd"/>
+      <w:r>
+        <w:rPr>
+          <w:rFonts w:ascii="Palatino Linotype" w:hAnsi="Palatino Linotype"/>
+          <w:sz w:val="20"/>
+          <w:szCs w:val="20"/>
+        </w:rPr>
+        <w:t xml:space="preserve"> == ‘forthwith’ %}</w:t>
+      </w:r>
+      <w:r>
+        <w:rPr>
+          <w:rFonts w:ascii="Palatino Linotype" w:hAnsi="Palatino Linotype"/>
+          <w:sz w:val="20"/>
+          <w:szCs w:val="20"/>
+        </w:rPr>
+        <w:t xml:space="preserve">Defendant shall report to jail {{ </w:t>
+      </w:r>
+      <w:proofErr w:type="spellStart"/>
+      <w:r>
+        <w:rPr>
+          <w:rFonts w:ascii="Palatino Linotype" w:hAnsi="Palatino Linotype"/>
+          <w:sz w:val="20"/>
+          <w:szCs w:val="20"/>
+        </w:rPr>
+        <w:t>jail_terms.report_type</w:t>
+      </w:r>
+      <w:proofErr w:type="spellEnd"/>
+      <w:r>
+        <w:rPr>
+          <w:rFonts w:ascii="Palatino Linotype" w:hAnsi="Palatino Linotype"/>
+          <w:sz w:val="20"/>
+          <w:szCs w:val="20"/>
+        </w:rPr>
+        <w:t xml:space="preserve"> }}.{% endif %}{% if </w:t>
+      </w:r>
+      <w:proofErr w:type="spellStart"/>
+      <w:r>
+        <w:rPr>
+          <w:rFonts w:ascii="Palatino Linotype" w:hAnsi="Palatino Linotype"/>
+          <w:sz w:val="20"/>
+          <w:szCs w:val="20"/>
+        </w:rPr>
+        <w:t>jail_terms.report_type</w:t>
+      </w:r>
+      <w:proofErr w:type="spellEnd"/>
+      <w:r>
+        <w:rPr>
+          <w:rFonts w:ascii="Palatino Linotype" w:hAnsi="Palatino Linotype"/>
+          <w:sz w:val="20"/>
+          <w:szCs w:val="20"/>
+        </w:rPr>
+        <w:t xml:space="preserve"> == ‘future date’ %}Defendant’s report date is </w:t>
+      </w:r>
+      <w:r>
+        <w:rPr>
+          <w:rFonts w:ascii="Palatino Linotype" w:hAnsi="Palatino Linotype"/>
+          <w:b/>
+          <w:sz w:val="20"/>
+          <w:szCs w:val="20"/>
+        </w:rPr>
+        <w:t xml:space="preserve">{{ </w:t>
+      </w:r>
+      <w:proofErr w:type="spellStart"/>
+      <w:r>
+        <w:rPr>
+          <w:rFonts w:ascii="Palatino Linotype" w:hAnsi="Palatino Linotype"/>
+          <w:b/>
+          <w:sz w:val="20"/>
+          <w:szCs w:val="20"/>
+        </w:rPr>
+        <w:t>jail_terms.report_date</w:t>
+      </w:r>
+      <w:proofErr w:type="spellEnd"/>
+      <w:r>
+        <w:rPr>
+          <w:rFonts w:ascii="Palatino Linotype" w:hAnsi="Palatino Linotype"/>
+          <w:b/>
+          <w:sz w:val="20"/>
+          <w:szCs w:val="20"/>
+        </w:rPr>
+        <w:t xml:space="preserve"> }}</w:t>
+      </w:r>
+      <w:r>
+        <w:rPr>
+          <w:rFonts w:ascii="Palatino Linotype" w:hAnsi="Palatino Linotype"/>
+          <w:b/>
+          <w:sz w:val="20"/>
+          <w:szCs w:val="20"/>
+        </w:rPr>
+        <w:t xml:space="preserve">, at {{ </w:t>
+      </w:r>
+      <w:proofErr w:type="spellStart"/>
+      <w:r>
+        <w:rPr>
+          <w:rFonts w:ascii="Palatino Linotype" w:hAnsi="Palatino Linotype"/>
+          <w:b/>
+          <w:sz w:val="20"/>
+          <w:szCs w:val="20"/>
+        </w:rPr>
+        <w:t>jail_terms.report_time</w:t>
+      </w:r>
+      <w:proofErr w:type="spellEnd"/>
+      <w:r>
+        <w:rPr>
+          <w:rFonts w:ascii="Palatino Linotype" w:hAnsi="Palatino Linotype"/>
+          <w:b/>
+          <w:sz w:val="20"/>
+          <w:szCs w:val="20"/>
+        </w:rPr>
+        <w:t xml:space="preserve"> }}</w:t>
+      </w:r>
+      <w:r>
+        <w:rPr>
+          <w:rFonts w:ascii="Palatino Linotype" w:hAnsi="Palatino Linotype"/>
+          <w:sz w:val="20"/>
+          <w:szCs w:val="20"/>
+        </w:rPr>
+        <w:t xml:space="preserve">.{% endif %}{% if </w:t>
+      </w:r>
+      <w:proofErr w:type="spellStart"/>
+      <w:r>
+        <w:rPr>
+          <w:rFonts w:ascii="Palatino Linotype" w:hAnsi="Palatino Linotype"/>
+          <w:sz w:val="20"/>
+          <w:szCs w:val="20"/>
+        </w:rPr>
+        <w:t>jail_terms.report_type</w:t>
+      </w:r>
+      <w:proofErr w:type="spellEnd"/>
+      <w:r>
+        <w:rPr>
+          <w:rFonts w:ascii="Palatino Linotype" w:hAnsi="Palatino Linotype"/>
+          <w:sz w:val="20"/>
+          <w:szCs w:val="20"/>
+        </w:rPr>
+        <w:t xml:space="preserve"> == ‘date set by Office of Community Control’ %}Defendant shall schedule the jail days imposed in this case through </w:t>
       </w:r>
       <w:r>
         <w:rPr>
@@ -3711,7 +5831,61 @@
           <w:sz w:val="20"/>
           <w:szCs w:val="20"/>
         </w:rPr>
-        <w:t>{% if jail_terms.companion_cases_exist is true %}Defendant’s jail days imposed in this case shall be served {{ jail_terms.companion_cases_sentence_type }} to the jail days imposed in {{ jail_terms.companion_cases_numbers }}. {% endif %}</w:t>
+        <w:t xml:space="preserve">{% if </w:t>
+      </w:r>
+      <w:proofErr w:type="spellStart"/>
+      <w:r>
+        <w:rPr>
+          <w:rFonts w:ascii="Palatino Linotype" w:hAnsi="Palatino Linotype"/>
+          <w:sz w:val="20"/>
+          <w:szCs w:val="20"/>
+        </w:rPr>
+        <w:t>jail_terms.companion_cases_exist</w:t>
+      </w:r>
+      <w:proofErr w:type="spellEnd"/>
+      <w:r>
+        <w:rPr>
+          <w:rFonts w:ascii="Palatino Linotype" w:hAnsi="Palatino Linotype"/>
+          <w:sz w:val="20"/>
+          <w:szCs w:val="20"/>
+        </w:rPr>
+        <w:t xml:space="preserve"> is true %}Defendant’s jail days imposed in this case shall be served {{ </w:t>
+      </w:r>
+      <w:proofErr w:type="spellStart"/>
+      <w:r>
+        <w:rPr>
+          <w:rFonts w:ascii="Palatino Linotype" w:hAnsi="Palatino Linotype"/>
+          <w:sz w:val="20"/>
+          <w:szCs w:val="20"/>
+        </w:rPr>
+        <w:t>jail_terms.companion_cases_sentence_type</w:t>
+      </w:r>
+      <w:proofErr w:type="spellEnd"/>
+      <w:r>
+        <w:rPr>
+          <w:rFonts w:ascii="Palatino Linotype" w:hAnsi="Palatino Linotype"/>
+          <w:sz w:val="20"/>
+          <w:szCs w:val="20"/>
+        </w:rPr>
+        <w:t xml:space="preserve"> }} to the jail days imposed in {{ </w:t>
+      </w:r>
+      <w:proofErr w:type="spellStart"/>
+      <w:r>
+        <w:rPr>
+          <w:rFonts w:ascii="Palatino Linotype" w:hAnsi="Palatino Linotype"/>
+          <w:sz w:val="20"/>
+          <w:szCs w:val="20"/>
+        </w:rPr>
+        <w:t>jail_terms.companion_cases_numbers</w:t>
+      </w:r>
+      <w:proofErr w:type="spellEnd"/>
+      <w:r>
+        <w:rPr>
+          <w:rFonts w:ascii="Palatino Linotype" w:hAnsi="Palatino Linotype"/>
+          <w:sz w:val="20"/>
+          <w:szCs w:val="20"/>
+        </w:rPr>
+        <w:t xml:space="preserve"> }}. {% endif %}</w:t>
       </w:r>
     </w:p>
     <w:p>
@@ -3813,8 +5987,18 @@
           <w:sz w:val="20"/>
           <w:szCs w:val="20"/>
         </w:rPr>
-        <w:t xml:space="preserve"> jail_terms.jail_sentence_execution_type</w:t>
-      </w:r>
+        <w:t xml:space="preserve"> </w:t>
+      </w:r>
+      <w:proofErr w:type="spellStart"/>
+      <w:r>
+        <w:rPr>
+          <w:rFonts w:ascii="Palatino Linotype" w:hAnsi="Palatino Linotype"/>
+          <w:sz w:val="20"/>
+          <w:szCs w:val="20"/>
+        </w:rPr>
+        <w:t>jail_terms.jail_sentence_execution_type</w:t>
+      </w:r>
+      <w:proofErr w:type="spellEnd"/>
       <w:r>
         <w:rPr>
           <w:rFonts w:ascii="Palatino Linotype" w:hAnsi="Palatino Linotype"/>
@@ -3861,23 +6045,131 @@
           <w:sz w:val="20"/>
           <w:szCs w:val="20"/>
         </w:rPr>
-        <w:t>consecutively; any remaining jail days shall also be served consecutively{% elif jail_terms.jail_sentence_execution_type == ‘intermittently’ %}consecutively; any remaining jail days may be served intermittently</w:t>
-      </w:r>
-      <w:r>
-        <w:rPr>
-          <w:rFonts w:ascii="Palatino Linotype" w:hAnsi="Palatino Linotype"/>
-          <w:sz w:val="20"/>
-          <w:szCs w:val="20"/>
-        </w:rPr>
-        <w:t>{% elif jail_terms.jail_sentence_execution_type == ‘on weekends’ %}consecutively; any remaining jail days may be served on weekends (Friday evening to Monday morning){% endif %}.</w:t>
-      </w:r>
-      <w:r>
-        <w:rPr>
-          <w:rFonts w:ascii="Palatino Linotype" w:hAnsi="Palatino Linotype"/>
-          <w:sz w:val="20"/>
-          <w:szCs w:val="20"/>
-        </w:rPr>
-        <w:t>{% if jail_terms.jail_sentence_execution_type != ‘consecutive days’ %}{{ jail_terms.jail_report_days_notes }}{% endif %}</w:t>
+        <w:t xml:space="preserve">consecutively; any remaining jail days shall also be served consecutively{% </w:t>
+      </w:r>
+      <w:proofErr w:type="spellStart"/>
+      <w:r>
+        <w:rPr>
+          <w:rFonts w:ascii="Palatino Linotype" w:hAnsi="Palatino Linotype"/>
+          <w:sz w:val="20"/>
+          <w:szCs w:val="20"/>
+        </w:rPr>
+        <w:t>elif</w:t>
+      </w:r>
+      <w:proofErr w:type="spellEnd"/>
+      <w:r>
+        <w:rPr>
+          <w:rFonts w:ascii="Palatino Linotype" w:hAnsi="Palatino Linotype"/>
+          <w:sz w:val="20"/>
+          <w:szCs w:val="20"/>
+        </w:rPr>
+        <w:t xml:space="preserve"> </w:t>
+      </w:r>
+      <w:proofErr w:type="spellStart"/>
+      <w:r>
+        <w:rPr>
+          <w:rFonts w:ascii="Palatino Linotype" w:hAnsi="Palatino Linotype"/>
+          <w:sz w:val="20"/>
+          <w:szCs w:val="20"/>
+        </w:rPr>
+        <w:t>jail_terms.jail_sentence_execution_type</w:t>
+      </w:r>
+      <w:proofErr w:type="spellEnd"/>
+      <w:r>
+        <w:rPr>
+          <w:rFonts w:ascii="Palatino Linotype" w:hAnsi="Palatino Linotype"/>
+          <w:sz w:val="20"/>
+          <w:szCs w:val="20"/>
+        </w:rPr>
+        <w:t xml:space="preserve"> == ‘intermittently’ %}consecutively; any remaining jail days may be served intermittently</w:t>
+      </w:r>
+      <w:r>
+        <w:rPr>
+          <w:rFonts w:ascii="Palatino Linotype" w:hAnsi="Palatino Linotype"/>
+          <w:sz w:val="20"/>
+          <w:szCs w:val="20"/>
+        </w:rPr>
+        <w:t xml:space="preserve">{% </w:t>
+      </w:r>
+      <w:proofErr w:type="spellStart"/>
+      <w:r>
+        <w:rPr>
+          <w:rFonts w:ascii="Palatino Linotype" w:hAnsi="Palatino Linotype"/>
+          <w:sz w:val="20"/>
+          <w:szCs w:val="20"/>
+        </w:rPr>
+        <w:t>elif</w:t>
+      </w:r>
+      <w:proofErr w:type="spellEnd"/>
+      <w:r>
+        <w:rPr>
+          <w:rFonts w:ascii="Palatino Linotype" w:hAnsi="Palatino Linotype"/>
+          <w:sz w:val="20"/>
+          <w:szCs w:val="20"/>
+        </w:rPr>
+        <w:t xml:space="preserve"> </w:t>
+      </w:r>
+      <w:proofErr w:type="spellStart"/>
+      <w:r>
+        <w:rPr>
+          <w:rFonts w:ascii="Palatino Linotype" w:hAnsi="Palatino Linotype"/>
+          <w:sz w:val="20"/>
+          <w:szCs w:val="20"/>
+        </w:rPr>
+        <w:t>jail_terms.jail_sentence_execution_type</w:t>
+      </w:r>
+      <w:proofErr w:type="spellEnd"/>
+      <w:r>
+        <w:rPr>
+          <w:rFonts w:ascii="Palatino Linotype" w:hAnsi="Palatino Linotype"/>
+          <w:sz w:val="20"/>
+          <w:szCs w:val="20"/>
+        </w:rPr>
+        <w:t xml:space="preserve"> == ‘on weekends’ %}consecutively; any remaining jail days may be served on weekends (Friday evening to Monday morning){% endif %}.</w:t>
+      </w:r>
+      <w:r>
+        <w:rPr>
+          <w:rFonts w:ascii="Palatino Linotype" w:hAnsi="Palatino Linotype"/>
+          <w:sz w:val="20"/>
+          <w:szCs w:val="20"/>
+        </w:rPr>
+        <w:t xml:space="preserve">{% if </w:t>
+      </w:r>
+      <w:proofErr w:type="spellStart"/>
+      <w:r>
+        <w:rPr>
+          <w:rFonts w:ascii="Palatino Linotype" w:hAnsi="Palatino Linotype"/>
+          <w:sz w:val="20"/>
+          <w:szCs w:val="20"/>
+        </w:rPr>
+        <w:t>jail_terms.jail_sentence_execution_type</w:t>
+      </w:r>
+      <w:proofErr w:type="spellEnd"/>
+      <w:r>
+        <w:rPr>
+          <w:rFonts w:ascii="Palatino Linotype" w:hAnsi="Palatino Linotype"/>
+          <w:sz w:val="20"/>
+          <w:szCs w:val="20"/>
+        </w:rPr>
+        <w:t xml:space="preserve"> != ‘consecutive days’ %}{{ </w:t>
+      </w:r>
+      <w:proofErr w:type="spellStart"/>
+      <w:r>
+        <w:rPr>
+          <w:rFonts w:ascii="Palatino Linotype" w:hAnsi="Palatino Linotype"/>
+          <w:sz w:val="20"/>
+          <w:szCs w:val="20"/>
+        </w:rPr>
+        <w:t>jail_terms.jail_report_days_notes</w:t>
+      </w:r>
+      <w:proofErr w:type="spellEnd"/>
+      <w:r>
+        <w:rPr>
+          <w:rFonts w:ascii="Palatino Linotype" w:hAnsi="Palatino Linotype"/>
+          <w:sz w:val="20"/>
+          <w:szCs w:val="20"/>
+        </w:rPr>
+        <w:t xml:space="preserve"> }}{% endif %}</w:t>
       </w:r>
     </w:p>
     <w:p>
@@ -3940,7 +6232,25 @@
           <w:sz w:val="20"/>
           <w:szCs w:val="20"/>
         </w:rPr>
-        <w:t>{% if community_control.ordered is true %}</w:t>
+        <w:t xml:space="preserve">{% if </w:t>
+      </w:r>
+      <w:proofErr w:type="spellStart"/>
+      <w:r>
+        <w:rPr>
+          <w:rFonts w:ascii="Palatino Linotype" w:hAnsi="Palatino Linotype"/>
+          <w:sz w:val="20"/>
+          <w:szCs w:val="20"/>
+        </w:rPr>
+        <w:t>community_control.ordered</w:t>
+      </w:r>
+      <w:proofErr w:type="spellEnd"/>
+      <w:r>
+        <w:rPr>
+          <w:rFonts w:ascii="Palatino Linotype" w:hAnsi="Palatino Linotype"/>
+          <w:sz w:val="20"/>
+          <w:szCs w:val="20"/>
+        </w:rPr>
+        <w:t xml:space="preserve"> is true %}</w:t>
       </w:r>
     </w:p>
     <w:p>
@@ -3987,7 +6297,29 @@
           <w:szCs w:val="20"/>
           <w:u w:val="single"/>
         </w:rPr>
-        <w:t>{{ community_control.term_of_control }}</w:t>
+        <w:t xml:space="preserve">{{ </w:t>
+      </w:r>
+      <w:proofErr w:type="spellStart"/>
+      <w:r>
+        <w:rPr>
+          <w:rFonts w:ascii="Palatino Linotype" w:hAnsi="Palatino Linotype"/>
+          <w:b/>
+          <w:sz w:val="20"/>
+          <w:szCs w:val="20"/>
+          <w:u w:val="single"/>
+        </w:rPr>
+        <w:t>community_control.term_of_control</w:t>
+      </w:r>
+      <w:proofErr w:type="spellEnd"/>
+      <w:r>
+        <w:rPr>
+          <w:rFonts w:ascii="Palatino Linotype" w:hAnsi="Palatino Linotype"/>
+          <w:b/>
+          <w:sz w:val="20"/>
+          <w:szCs w:val="20"/>
+          <w:u w:val="single"/>
+        </w:rPr>
+        <w:t xml:space="preserve"> }}</w:t>
       </w:r>
       <w:r>
         <w:rPr>
@@ -4015,6 +6347,7 @@
         </w:rPr>
         <w:t xml:space="preserve"> </w:t>
       </w:r>
+      <w:proofErr w:type="spellStart"/>
       <w:r>
         <w:rPr>
           <w:rFonts w:ascii="Palatino Linotype" w:hAnsi="Palatino Linotype"/>
@@ -4023,7 +6356,18 @@
           <w:szCs w:val="20"/>
           <w:u w:val="single"/>
         </w:rPr>
-        <w:t>community_control.type_of_control }} supervision</w:t>
+        <w:t>community_control.type_of_control</w:t>
+      </w:r>
+      <w:proofErr w:type="spellEnd"/>
+      <w:r>
+        <w:rPr>
+          <w:rFonts w:ascii="Palatino Linotype" w:hAnsi="Palatino Linotype"/>
+          <w:b/>
+          <w:sz w:val="20"/>
+          <w:szCs w:val="20"/>
+          <w:u w:val="single"/>
+        </w:rPr>
+        <w:t xml:space="preserve"> }} supervision</w:t>
       </w:r>
       <w:r>
         <w:rPr>
@@ -4549,7 +6893,25 @@
           <w:sz w:val="20"/>
           <w:szCs w:val="20"/>
         </w:rPr>
-        <w:t>{% endif %}{% if community_control.no_contact_with_ordered is true %}</w:t>
+        <w:t xml:space="preserve">{% endif %}{% if </w:t>
+      </w:r>
+      <w:proofErr w:type="spellStart"/>
+      <w:r>
+        <w:rPr>
+          <w:rFonts w:ascii="Palatino Linotype" w:hAnsi="Palatino Linotype"/>
+          <w:sz w:val="20"/>
+          <w:szCs w:val="20"/>
+        </w:rPr>
+        <w:t>community_control.no_contact_with_ordered</w:t>
+      </w:r>
+      <w:proofErr w:type="spellEnd"/>
+      <w:r>
+        <w:rPr>
+          <w:rFonts w:ascii="Palatino Linotype" w:hAnsi="Palatino Linotype"/>
+          <w:sz w:val="20"/>
+          <w:szCs w:val="20"/>
+        </w:rPr>
+        <w:t xml:space="preserve"> is true %}</w:t>
       </w:r>
       <w:r>
         <w:rPr>
@@ -4595,7 +6957,29 @@
           <w:sz w:val="20"/>
           <w:szCs w:val="20"/>
         </w:rPr>
-        <w:t>{{ community_control.no_contact_with_person }}</w:t>
+        <w:t xml:space="preserve">{{ </w:t>
+      </w:r>
+      <w:proofErr w:type="spellStart"/>
+      <w:r>
+        <w:rPr>
+          <w:rFonts w:ascii="Palatino Linotype" w:hAnsi="Palatino Linotype"/>
+          <w:b/>
+          <w:bCs/>
+          <w:sz w:val="20"/>
+          <w:szCs w:val="20"/>
+        </w:rPr>
+        <w:t>community_control.no_contact_with_person</w:t>
+      </w:r>
+      <w:proofErr w:type="spellEnd"/>
+      <w:r>
+        <w:rPr>
+          <w:rFonts w:ascii="Palatino Linotype" w:hAnsi="Palatino Linotype"/>
+          <w:b/>
+          <w:bCs/>
+          <w:sz w:val="20"/>
+          <w:szCs w:val="20"/>
+        </w:rPr>
+        <w:t xml:space="preserve"> }}</w:t>
       </w:r>
       <w:r>
         <w:rPr>
@@ -4613,7 +6997,27 @@
           <w:sz w:val="20"/>
           <w:szCs w:val="20"/>
         </w:rPr>
-        <w:t xml:space="preserve"> {% endif %}{% if community_control.postconviction_no_contact_ordered is true %}</w:t>
+        <w:t xml:space="preserve"> {% endif %}{% if </w:t>
+      </w:r>
+      <w:proofErr w:type="spellStart"/>
+      <w:r>
+        <w:rPr>
+          <w:rFonts w:ascii="Palatino Linotype" w:hAnsi="Palatino Linotype"/>
+          <w:bCs/>
+          <w:sz w:val="20"/>
+          <w:szCs w:val="20"/>
+        </w:rPr>
+        <w:t>community_control.postconviction_no_contact_ordered</w:t>
+      </w:r>
+      <w:proofErr w:type="spellEnd"/>
+      <w:r>
+        <w:rPr>
+          <w:rFonts w:ascii="Palatino Linotype" w:hAnsi="Palatino Linotype"/>
+          <w:bCs/>
+          <w:sz w:val="20"/>
+          <w:szCs w:val="20"/>
+        </w:rPr>
+        <w:t xml:space="preserve"> is true %}</w:t>
       </w:r>
     </w:p>
     <w:p>
@@ -4649,7 +7053,25 @@
           <w:sz w:val="20"/>
           <w:szCs w:val="20"/>
         </w:rPr>
-        <w:t>{% if community_control.driver_intervention_program is true %}</w:t>
+        <w:t xml:space="preserve">{% if </w:t>
+      </w:r>
+      <w:proofErr w:type="spellStart"/>
+      <w:r>
+        <w:rPr>
+          <w:rFonts w:ascii="Palatino Linotype" w:hAnsi="Palatino Linotype"/>
+          <w:sz w:val="20"/>
+          <w:szCs w:val="20"/>
+        </w:rPr>
+        <w:t>community_control.driver_intervention_program</w:t>
+      </w:r>
+      <w:proofErr w:type="spellEnd"/>
+      <w:r>
+        <w:rPr>
+          <w:rFonts w:ascii="Palatino Linotype" w:hAnsi="Palatino Linotype"/>
+          <w:sz w:val="20"/>
+          <w:szCs w:val="20"/>
+        </w:rPr>
+        <w:t xml:space="preserve"> is true %}</w:t>
       </w:r>
       <w:r>
         <w:rPr>
@@ -4747,7 +7169,25 @@
           <w:sz w:val="20"/>
           <w:szCs w:val="20"/>
         </w:rPr>
-        <w:t xml:space="preserve">{% if community_control.alcohol_evaluation is true %}  </w:t>
+        <w:t xml:space="preserve">{% if </w:t>
+      </w:r>
+      <w:proofErr w:type="spellStart"/>
+      <w:r>
+        <w:rPr>
+          <w:rFonts w:ascii="Palatino Linotype" w:hAnsi="Palatino Linotype"/>
+          <w:sz w:val="20"/>
+          <w:szCs w:val="20"/>
+        </w:rPr>
+        <w:t>community_control.alcohol_evaluation</w:t>
+      </w:r>
+      <w:proofErr w:type="spellEnd"/>
+      <w:r>
+        <w:rPr>
+          <w:rFonts w:ascii="Palatino Linotype" w:hAnsi="Palatino Linotype"/>
+          <w:sz w:val="20"/>
+          <w:szCs w:val="20"/>
+        </w:rPr>
+        <w:t xml:space="preserve"> is true %}  </w:t>
       </w:r>
     </w:p>
     <w:p>
@@ -4800,7 +7240,25 @@
           <w:sz w:val="20"/>
           <w:szCs w:val="20"/>
         </w:rPr>
-        <w:t xml:space="preserve">{% if community_control.antitheft_program is true %}  </w:t>
+        <w:t xml:space="preserve">{% if </w:t>
+      </w:r>
+      <w:proofErr w:type="spellStart"/>
+      <w:r>
+        <w:rPr>
+          <w:rFonts w:ascii="Palatino Linotype" w:hAnsi="Palatino Linotype"/>
+          <w:sz w:val="20"/>
+          <w:szCs w:val="20"/>
+        </w:rPr>
+        <w:t>community_control.antitheft_program</w:t>
+      </w:r>
+      <w:proofErr w:type="spellEnd"/>
+      <w:r>
+        <w:rPr>
+          <w:rFonts w:ascii="Palatino Linotype" w:hAnsi="Palatino Linotype"/>
+          <w:sz w:val="20"/>
+          <w:szCs w:val="20"/>
+        </w:rPr>
+        <w:t xml:space="preserve"> is true %}  </w:t>
       </w:r>
     </w:p>
     <w:p>
@@ -4872,7 +7330,25 @@
           <w:sz w:val="20"/>
           <w:szCs w:val="20"/>
         </w:rPr>
-        <w:t xml:space="preserve">{% if community_control.domestic_violence_program is true %}  </w:t>
+        <w:t xml:space="preserve">{% if </w:t>
+      </w:r>
+      <w:proofErr w:type="spellStart"/>
+      <w:r>
+        <w:rPr>
+          <w:rFonts w:ascii="Palatino Linotype" w:hAnsi="Palatino Linotype"/>
+          <w:sz w:val="20"/>
+          <w:szCs w:val="20"/>
+        </w:rPr>
+        <w:t>community_control.domestic_violence_program</w:t>
+      </w:r>
+      <w:proofErr w:type="spellEnd"/>
+      <w:r>
+        <w:rPr>
+          <w:rFonts w:ascii="Palatino Linotype" w:hAnsi="Palatino Linotype"/>
+          <w:sz w:val="20"/>
+          <w:szCs w:val="20"/>
+        </w:rPr>
+        <w:t xml:space="preserve"> is true %}  </w:t>
       </w:r>
       <w:r>
         <w:rPr>
@@ -4953,7 +7429,25 @@
           <w:sz w:val="20"/>
           <w:szCs w:val="20"/>
         </w:rPr>
-        <w:t xml:space="preserve">{% if community_control.mental_health_evaluation is true %}  </w:t>
+        <w:t xml:space="preserve">{% if </w:t>
+      </w:r>
+      <w:proofErr w:type="spellStart"/>
+      <w:r>
+        <w:rPr>
+          <w:rFonts w:ascii="Palatino Linotype" w:hAnsi="Palatino Linotype"/>
+          <w:sz w:val="20"/>
+          <w:szCs w:val="20"/>
+        </w:rPr>
+        <w:t>community_control.mental_health_evaluation</w:t>
+      </w:r>
+      <w:proofErr w:type="spellEnd"/>
+      <w:r>
+        <w:rPr>
+          <w:rFonts w:ascii="Palatino Linotype" w:hAnsi="Palatino Linotype"/>
+          <w:sz w:val="20"/>
+          <w:szCs w:val="20"/>
+        </w:rPr>
+        <w:t xml:space="preserve"> is true %}  </w:t>
       </w:r>
     </w:p>
     <w:p>
@@ -4990,7 +7484,25 @@
           <w:sz w:val="20"/>
           <w:szCs w:val="20"/>
         </w:rPr>
-        <w:t xml:space="preserve">{% if community_control.anger_management_program is true %}  </w:t>
+        <w:t xml:space="preserve">{% if </w:t>
+      </w:r>
+      <w:proofErr w:type="spellStart"/>
+      <w:r>
+        <w:rPr>
+          <w:rFonts w:ascii="Palatino Linotype" w:hAnsi="Palatino Linotype"/>
+          <w:sz w:val="20"/>
+          <w:szCs w:val="20"/>
+        </w:rPr>
+        <w:t>community_control.anger_management_program</w:t>
+      </w:r>
+      <w:proofErr w:type="spellEnd"/>
+      <w:r>
+        <w:rPr>
+          <w:rFonts w:ascii="Palatino Linotype" w:hAnsi="Palatino Linotype"/>
+          <w:sz w:val="20"/>
+          <w:szCs w:val="20"/>
+        </w:rPr>
+        <w:t xml:space="preserve"> is true %}  </w:t>
       </w:r>
     </w:p>
     <w:p>
@@ -5064,15 +7576,51 @@
           <w:sz w:val="20"/>
           <w:szCs w:val="20"/>
         </w:rPr>
-        <w:t>{% if community_control.alcohol_monitoring is true %}</w:t>
-      </w:r>
-      <w:r>
-        <w:rPr>
-          <w:rFonts w:ascii="Palatino Linotype" w:hAnsi="Palatino Linotype"/>
-          <w:sz w:val="20"/>
-          <w:szCs w:val="20"/>
-        </w:rPr>
-        <w:t xml:space="preserve">{% if currently_in_jail == ‘Yes’ %}Prior to release from jail, Defendant shall be fitted for a SCRAM unit. {% else %}Defendant shall report forthwith to </w:t>
+        <w:t xml:space="preserve">{% if </w:t>
+      </w:r>
+      <w:proofErr w:type="spellStart"/>
+      <w:r>
+        <w:rPr>
+          <w:rFonts w:ascii="Palatino Linotype" w:hAnsi="Palatino Linotype"/>
+          <w:sz w:val="20"/>
+          <w:szCs w:val="20"/>
+        </w:rPr>
+        <w:t>community_control.alcohol_monitoring</w:t>
+      </w:r>
+      <w:proofErr w:type="spellEnd"/>
+      <w:r>
+        <w:rPr>
+          <w:rFonts w:ascii="Palatino Linotype" w:hAnsi="Palatino Linotype"/>
+          <w:sz w:val="20"/>
+          <w:szCs w:val="20"/>
+        </w:rPr>
+        <w:t xml:space="preserve"> is true %}</w:t>
+      </w:r>
+      <w:r>
+        <w:rPr>
+          <w:rFonts w:ascii="Palatino Linotype" w:hAnsi="Palatino Linotype"/>
+          <w:sz w:val="20"/>
+          <w:szCs w:val="20"/>
+        </w:rPr>
+        <w:t xml:space="preserve">{% if </w:t>
+      </w:r>
+      <w:proofErr w:type="spellStart"/>
+      <w:r>
+        <w:rPr>
+          <w:rFonts w:ascii="Palatino Linotype" w:hAnsi="Palatino Linotype"/>
+          <w:sz w:val="20"/>
+          <w:szCs w:val="20"/>
+        </w:rPr>
+        <w:t>currently_in_jail</w:t>
+      </w:r>
+      <w:proofErr w:type="spellEnd"/>
+      <w:r>
+        <w:rPr>
+          <w:rFonts w:ascii="Palatino Linotype" w:hAnsi="Palatino Linotype"/>
+          <w:sz w:val="20"/>
+          <w:szCs w:val="20"/>
+        </w:rPr>
+        <w:t xml:space="preserve"> == ‘Yes’ %}Prior to release from jail, Defendant shall be fitted for a SCRAM unit. {% else %}Defendant shall report forthwith to </w:t>
       </w:r>
       <w:r>
         <w:rPr>
@@ -5097,15 +7645,53 @@
           <w:sz w:val="20"/>
           <w:szCs w:val="20"/>
         </w:rPr>
-        <w:t>{{ community_control.alcohol_monitoring_time }}</w:t>
-      </w:r>
-      <w:r>
-        <w:rPr>
-          <w:rFonts w:ascii="Palatino Linotype" w:hAnsi="Palatino Linotype"/>
-          <w:sz w:val="20"/>
-          <w:szCs w:val="20"/>
-        </w:rPr>
-        <w:t>. {% if community_control.alcohol_monitoring_court_pay is true %}</w:t>
+        <w:t xml:space="preserve">{{ </w:t>
+      </w:r>
+      <w:proofErr w:type="spellStart"/>
+      <w:r>
+        <w:rPr>
+          <w:rFonts w:ascii="Palatino Linotype" w:hAnsi="Palatino Linotype"/>
+          <w:b/>
+          <w:sz w:val="20"/>
+          <w:szCs w:val="20"/>
+        </w:rPr>
+        <w:t>community_control.alcohol_monitoring_time</w:t>
+      </w:r>
+      <w:proofErr w:type="spellEnd"/>
+      <w:r>
+        <w:rPr>
+          <w:rFonts w:ascii="Palatino Linotype" w:hAnsi="Palatino Linotype"/>
+          <w:b/>
+          <w:sz w:val="20"/>
+          <w:szCs w:val="20"/>
+        </w:rPr>
+        <w:t xml:space="preserve"> }}</w:t>
+      </w:r>
+      <w:r>
+        <w:rPr>
+          <w:rFonts w:ascii="Palatino Linotype" w:hAnsi="Palatino Linotype"/>
+          <w:sz w:val="20"/>
+          <w:szCs w:val="20"/>
+        </w:rPr>
+        <w:t xml:space="preserve">. {% if </w:t>
+      </w:r>
+      <w:proofErr w:type="spellStart"/>
+      <w:r>
+        <w:rPr>
+          <w:rFonts w:ascii="Palatino Linotype" w:hAnsi="Palatino Linotype"/>
+          <w:sz w:val="20"/>
+          <w:szCs w:val="20"/>
+        </w:rPr>
+        <w:t>community_control.alcohol_monitoring_court_pay</w:t>
+      </w:r>
+      <w:proofErr w:type="spellEnd"/>
+      <w:r>
+        <w:rPr>
+          <w:rFonts w:ascii="Palatino Linotype" w:hAnsi="Palatino Linotype"/>
+          <w:sz w:val="20"/>
+          <w:szCs w:val="20"/>
+        </w:rPr>
+        <w:t xml:space="preserve"> is true %}</w:t>
       </w:r>
       <w:r>
         <w:rPr>
@@ -5122,7 +7708,25 @@
           <w:sz w:val="20"/>
           <w:szCs w:val="20"/>
         </w:rPr>
-        <w:t>. {% endif %}{% endif %}{% if community_control.alcohol_monitoring_remove is true %}</w:t>
+        <w:t xml:space="preserve">. {% endif %}{% endif %}{% if </w:t>
+      </w:r>
+      <w:proofErr w:type="spellStart"/>
+      <w:r>
+        <w:rPr>
+          <w:rFonts w:ascii="Palatino Linotype" w:hAnsi="Palatino Linotype"/>
+          <w:sz w:val="20"/>
+          <w:szCs w:val="20"/>
+        </w:rPr>
+        <w:t>community_control.alcohol_monitoring_remove</w:t>
+      </w:r>
+      <w:proofErr w:type="spellEnd"/>
+      <w:r>
+        <w:rPr>
+          <w:rFonts w:ascii="Palatino Linotype" w:hAnsi="Palatino Linotype"/>
+          <w:sz w:val="20"/>
+          <w:szCs w:val="20"/>
+        </w:rPr>
+        <w:t xml:space="preserve"> is true %}</w:t>
       </w:r>
     </w:p>
     <w:p>
@@ -5175,7 +7779,25 @@
           <w:sz w:val="20"/>
           <w:szCs w:val="20"/>
         </w:rPr>
-        <w:t xml:space="preserve">{% if community_control.interlock_vehicles_only is true %}    </w:t>
+        <w:t xml:space="preserve">{% if </w:t>
+      </w:r>
+      <w:proofErr w:type="spellStart"/>
+      <w:r>
+        <w:rPr>
+          <w:rFonts w:ascii="Palatino Linotype" w:hAnsi="Palatino Linotype"/>
+          <w:sz w:val="20"/>
+          <w:szCs w:val="20"/>
+        </w:rPr>
+        <w:t>community_control.interlock_vehicles_only</w:t>
+      </w:r>
+      <w:proofErr w:type="spellEnd"/>
+      <w:r>
+        <w:rPr>
+          <w:rFonts w:ascii="Palatino Linotype" w:hAnsi="Palatino Linotype"/>
+          <w:sz w:val="20"/>
+          <w:szCs w:val="20"/>
+        </w:rPr>
+        <w:t xml:space="preserve"> is true %}    </w:t>
       </w:r>
     </w:p>
     <w:p>
@@ -5220,15 +7842,33 @@
           <w:sz w:val="20"/>
           <w:szCs w:val="20"/>
         </w:rPr>
-        <w:t>{% if community_control.</w:t>
-      </w:r>
-      <w:r>
-        <w:rPr>
-          <w:rFonts w:ascii="Palatino Linotype" w:hAnsi="Palatino Linotype"/>
-          <w:sz w:val="20"/>
-          <w:szCs w:val="20"/>
-        </w:rPr>
-        <w:t xml:space="preserve">community_control_community_service </w:t>
+        <w:t xml:space="preserve">{% if </w:t>
+      </w:r>
+      <w:proofErr w:type="spellStart"/>
+      <w:r>
+        <w:rPr>
+          <w:rFonts w:ascii="Palatino Linotype" w:hAnsi="Palatino Linotype"/>
+          <w:sz w:val="20"/>
+          <w:szCs w:val="20"/>
+        </w:rPr>
+        <w:t>community_control.</w:t>
+      </w:r>
+      <w:r>
+        <w:rPr>
+          <w:rFonts w:ascii="Palatino Linotype" w:hAnsi="Palatino Linotype"/>
+          <w:sz w:val="20"/>
+          <w:szCs w:val="20"/>
+        </w:rPr>
+        <w:t>community_control_community_service</w:t>
+      </w:r>
+      <w:proofErr w:type="spellEnd"/>
+      <w:r>
+        <w:rPr>
+          <w:rFonts w:ascii="Palatino Linotype" w:hAnsi="Palatino Linotype"/>
+          <w:sz w:val="20"/>
+          <w:szCs w:val="20"/>
+        </w:rPr>
+        <w:t xml:space="preserve"> </w:t>
       </w:r>
       <w:r>
         <w:rPr>
@@ -5282,7 +7922,27 @@
           <w:sz w:val="20"/>
           <w:szCs w:val="20"/>
         </w:rPr>
-        <w:t>{{ community_control.community_control_community_service_hours}}</w:t>
+        <w:t xml:space="preserve">{{ </w:t>
+      </w:r>
+      <w:proofErr w:type="spellStart"/>
+      <w:r>
+        <w:rPr>
+          <w:rFonts w:ascii="Palatino Linotype" w:hAnsi="Palatino Linotype"/>
+          <w:b/>
+          <w:sz w:val="20"/>
+          <w:szCs w:val="20"/>
+        </w:rPr>
+        <w:t>community_control.community_control_community_service_hours</w:t>
+      </w:r>
+      <w:proofErr w:type="spellEnd"/>
+      <w:r>
+        <w:rPr>
+          <w:rFonts w:ascii="Palatino Linotype" w:hAnsi="Palatino Linotype"/>
+          <w:b/>
+          <w:sz w:val="20"/>
+          <w:szCs w:val="20"/>
+        </w:rPr>
+        <w:t>}}</w:t>
       </w:r>
       <w:r>
         <w:rPr>
@@ -5298,7 +7958,25 @@
           <w:sz w:val="20"/>
           <w:szCs w:val="20"/>
         </w:rPr>
-        <w:t>{% endif %}{% if community_control.specialized_docket_ordered is true %}</w:t>
+        <w:t xml:space="preserve">{% endif %}{% if </w:t>
+      </w:r>
+      <w:proofErr w:type="spellStart"/>
+      <w:r>
+        <w:rPr>
+          <w:rFonts w:ascii="Palatino Linotype" w:hAnsi="Palatino Linotype"/>
+          <w:sz w:val="20"/>
+          <w:szCs w:val="20"/>
+        </w:rPr>
+        <w:t>community_control.specialized_docket_ordered</w:t>
+      </w:r>
+      <w:proofErr w:type="spellEnd"/>
+      <w:r>
+        <w:rPr>
+          <w:rFonts w:ascii="Palatino Linotype" w:hAnsi="Palatino Linotype"/>
+          <w:sz w:val="20"/>
+          <w:szCs w:val="20"/>
+        </w:rPr>
+        <w:t xml:space="preserve"> is true %}</w:t>
       </w:r>
     </w:p>
     <w:p>
@@ -5327,23 +8005,59 @@
           <w:sz w:val="20"/>
           <w:szCs w:val="20"/>
         </w:rPr>
-        <w:t>Defendant is admitted to the {{ community_control.specialized_docket_type }} and shall comply with all terms and conditions of the participation agreement for the docket. {% endif %}</w:t>
-      </w:r>
-      <w:r>
-        <w:rPr>
-          <w:rFonts w:ascii="Palatino Linotype" w:hAnsi="Palatino Linotype"/>
-          <w:sz w:val="20"/>
-          <w:szCs w:val="20"/>
-        </w:rPr>
-        <w:t>{% if community_control.</w:t>
-      </w:r>
-      <w:r>
-        <w:rPr>
-          <w:rFonts w:ascii="Palatino Linotype" w:hAnsi="Palatino Linotype"/>
-          <w:sz w:val="20"/>
-          <w:szCs w:val="20"/>
-        </w:rPr>
-        <w:t xml:space="preserve">house_arrest </w:t>
+        <w:t xml:space="preserve">Defendant is admitted to the {{ </w:t>
+      </w:r>
+      <w:proofErr w:type="spellStart"/>
+      <w:r>
+        <w:rPr>
+          <w:rFonts w:ascii="Palatino Linotype" w:hAnsi="Palatino Linotype"/>
+          <w:sz w:val="20"/>
+          <w:szCs w:val="20"/>
+        </w:rPr>
+        <w:t>community_control.specialized_docket_type</w:t>
+      </w:r>
+      <w:proofErr w:type="spellEnd"/>
+      <w:r>
+        <w:rPr>
+          <w:rFonts w:ascii="Palatino Linotype" w:hAnsi="Palatino Linotype"/>
+          <w:sz w:val="20"/>
+          <w:szCs w:val="20"/>
+        </w:rPr>
+        <w:t xml:space="preserve"> }} and shall comply with all terms and conditions of the participation agreement for the docket. {% endif %}</w:t>
+      </w:r>
+      <w:r>
+        <w:rPr>
+          <w:rFonts w:ascii="Palatino Linotype" w:hAnsi="Palatino Linotype"/>
+          <w:sz w:val="20"/>
+          <w:szCs w:val="20"/>
+        </w:rPr>
+        <w:t xml:space="preserve">{% if </w:t>
+      </w:r>
+      <w:proofErr w:type="spellStart"/>
+      <w:r>
+        <w:rPr>
+          <w:rFonts w:ascii="Palatino Linotype" w:hAnsi="Palatino Linotype"/>
+          <w:sz w:val="20"/>
+          <w:szCs w:val="20"/>
+        </w:rPr>
+        <w:t>community_control.</w:t>
+      </w:r>
+      <w:r>
+        <w:rPr>
+          <w:rFonts w:ascii="Palatino Linotype" w:hAnsi="Palatino Linotype"/>
+          <w:sz w:val="20"/>
+          <w:szCs w:val="20"/>
+        </w:rPr>
+        <w:t>house_arrest</w:t>
+      </w:r>
+      <w:proofErr w:type="spellEnd"/>
+      <w:r>
+        <w:rPr>
+          <w:rFonts w:ascii="Palatino Linotype" w:hAnsi="Palatino Linotype"/>
+          <w:sz w:val="20"/>
+          <w:szCs w:val="20"/>
+        </w:rPr>
+        <w:t xml:space="preserve"> </w:t>
       </w:r>
       <w:r>
         <w:rPr>
@@ -5406,7 +8120,29 @@
           <w:szCs w:val="20"/>
           <w:u w:val="single"/>
         </w:rPr>
-        <w:t>{{ community_control.house_arrest_time }}</w:t>
+        <w:t xml:space="preserve">{{ </w:t>
+      </w:r>
+      <w:proofErr w:type="spellStart"/>
+      <w:r>
+        <w:rPr>
+          <w:rFonts w:ascii="Palatino Linotype" w:hAnsi="Palatino Linotype"/>
+          <w:b/>
+          <w:sz w:val="20"/>
+          <w:szCs w:val="20"/>
+          <w:u w:val="single"/>
+        </w:rPr>
+        <w:t>community_control.house_arrest_time</w:t>
+      </w:r>
+      <w:proofErr w:type="spellEnd"/>
+      <w:r>
+        <w:rPr>
+          <w:rFonts w:ascii="Palatino Linotype" w:hAnsi="Palatino Linotype"/>
+          <w:b/>
+          <w:sz w:val="20"/>
+          <w:szCs w:val="20"/>
+          <w:u w:val="single"/>
+        </w:rPr>
+        <w:t xml:space="preserve"> }}</w:t>
       </w:r>
       <w:r>
         <w:rPr>
@@ -5446,15 +8182,33 @@
           <w:sz w:val="20"/>
           <w:szCs w:val="20"/>
         </w:rPr>
-        <w:t>{% if community_control.</w:t>
-      </w:r>
-      <w:r>
-        <w:rPr>
-          <w:rFonts w:ascii="Palatino Linotype" w:hAnsi="Palatino Linotype"/>
-          <w:sz w:val="20"/>
-          <w:szCs w:val="20"/>
-        </w:rPr>
-        <w:t xml:space="preserve">gps_exclusion </w:t>
+        <w:t xml:space="preserve">{% if </w:t>
+      </w:r>
+      <w:proofErr w:type="spellStart"/>
+      <w:r>
+        <w:rPr>
+          <w:rFonts w:ascii="Palatino Linotype" w:hAnsi="Palatino Linotype"/>
+          <w:sz w:val="20"/>
+          <w:szCs w:val="20"/>
+        </w:rPr>
+        <w:t>community_control.</w:t>
+      </w:r>
+      <w:r>
+        <w:rPr>
+          <w:rFonts w:ascii="Palatino Linotype" w:hAnsi="Palatino Linotype"/>
+          <w:sz w:val="20"/>
+          <w:szCs w:val="20"/>
+        </w:rPr>
+        <w:t>gps_exclusion</w:t>
+      </w:r>
+      <w:proofErr w:type="spellEnd"/>
+      <w:r>
+        <w:rPr>
+          <w:rFonts w:ascii="Palatino Linotype" w:hAnsi="Palatino Linotype"/>
+          <w:sz w:val="20"/>
+          <w:szCs w:val="20"/>
+        </w:rPr>
+        <w:t xml:space="preserve"> </w:t>
       </w:r>
       <w:r>
         <w:rPr>
@@ -5491,7 +8245,43 @@
           <w:sz w:val="20"/>
           <w:szCs w:val="20"/>
         </w:rPr>
-        <w:t xml:space="preserve">{% if currently_in_jail == ‘Yes’ or community_control.gps_prior_to_release is true %}Prior to release from jail, Defendant shall be fitted for a GPS Monitoring unit. {% else %}Defendant shall report forthwith to </w:t>
+        <w:t xml:space="preserve">{% if </w:t>
+      </w:r>
+      <w:proofErr w:type="spellStart"/>
+      <w:r>
+        <w:rPr>
+          <w:rFonts w:ascii="Palatino Linotype" w:hAnsi="Palatino Linotype"/>
+          <w:sz w:val="20"/>
+          <w:szCs w:val="20"/>
+        </w:rPr>
+        <w:t>currently_in_jail</w:t>
+      </w:r>
+      <w:proofErr w:type="spellEnd"/>
+      <w:r>
+        <w:rPr>
+          <w:rFonts w:ascii="Palatino Linotype" w:hAnsi="Palatino Linotype"/>
+          <w:sz w:val="20"/>
+          <w:szCs w:val="20"/>
+        </w:rPr>
+        <w:t xml:space="preserve"> == ‘Yes’ or </w:t>
+      </w:r>
+      <w:proofErr w:type="spellStart"/>
+      <w:r>
+        <w:rPr>
+          <w:rFonts w:ascii="Palatino Linotype" w:hAnsi="Palatino Linotype"/>
+          <w:sz w:val="20"/>
+          <w:szCs w:val="20"/>
+        </w:rPr>
+        <w:t>community_control.gps_prior_to_release</w:t>
+      </w:r>
+      <w:proofErr w:type="spellEnd"/>
+      <w:r>
+        <w:rPr>
+          <w:rFonts w:ascii="Palatino Linotype" w:hAnsi="Palatino Linotype"/>
+          <w:sz w:val="20"/>
+          <w:szCs w:val="20"/>
+        </w:rPr>
+        <w:t xml:space="preserve"> is true %}Prior to release from jail, Defendant shall be fitted for a GPS Monitoring unit. {% else %}Defendant shall report forthwith to </w:t>
       </w:r>
       <w:r>
         <w:rPr>
@@ -5516,7 +8306,27 @@
           <w:sz w:val="20"/>
           <w:szCs w:val="20"/>
         </w:rPr>
-        <w:t>{{ community_control.gps_exclusion_radius }}</w:t>
+        <w:t xml:space="preserve">{{ </w:t>
+      </w:r>
+      <w:proofErr w:type="spellStart"/>
+      <w:r>
+        <w:rPr>
+          <w:rFonts w:ascii="Palatino Linotype" w:hAnsi="Palatino Linotype"/>
+          <w:b/>
+          <w:sz w:val="20"/>
+          <w:szCs w:val="20"/>
+        </w:rPr>
+        <w:t>community_control.gps_exclusion_radius</w:t>
+      </w:r>
+      <w:proofErr w:type="spellEnd"/>
+      <w:r>
+        <w:rPr>
+          <w:rFonts w:ascii="Palatino Linotype" w:hAnsi="Palatino Linotype"/>
+          <w:b/>
+          <w:sz w:val="20"/>
+          <w:szCs w:val="20"/>
+        </w:rPr>
+        <w:t xml:space="preserve"> }}</w:t>
       </w:r>
       <w:r>
         <w:rPr>
@@ -5543,22 +8353,51 @@
         </w:rPr>
         <w:t xml:space="preserve"> </w:t>
       </w:r>
-      <w:r>
-        <w:rPr>
-          <w:rFonts w:ascii="Palatino Linotype" w:hAnsi="Palatino Linotype"/>
-          <w:b/>
-          <w:sz w:val="20"/>
-          <w:szCs w:val="20"/>
-        </w:rPr>
-        <w:t>community_control.gps_exclusion_location }}</w:t>
-      </w:r>
-      <w:r>
-        <w:rPr>
-          <w:rFonts w:ascii="Palatino Linotype" w:hAnsi="Palatino Linotype"/>
-          <w:sz w:val="20"/>
-          <w:szCs w:val="20"/>
-        </w:rPr>
-        <w:t>. {% endif %}{% if community_control.gps_court_pay is true %}</w:t>
+      <w:proofErr w:type="spellStart"/>
+      <w:r>
+        <w:rPr>
+          <w:rFonts w:ascii="Palatino Linotype" w:hAnsi="Palatino Linotype"/>
+          <w:b/>
+          <w:sz w:val="20"/>
+          <w:szCs w:val="20"/>
+        </w:rPr>
+        <w:t>community_control.gps_exclusion_location</w:t>
+      </w:r>
+      <w:proofErr w:type="spellEnd"/>
+      <w:r>
+        <w:rPr>
+          <w:rFonts w:ascii="Palatino Linotype" w:hAnsi="Palatino Linotype"/>
+          <w:b/>
+          <w:sz w:val="20"/>
+          <w:szCs w:val="20"/>
+        </w:rPr>
+        <w:t xml:space="preserve"> }}</w:t>
+      </w:r>
+      <w:r>
+        <w:rPr>
+          <w:rFonts w:ascii="Palatino Linotype" w:hAnsi="Palatino Linotype"/>
+          <w:sz w:val="20"/>
+          <w:szCs w:val="20"/>
+        </w:rPr>
+        <w:t xml:space="preserve">. {% endif %}{% if </w:t>
+      </w:r>
+      <w:proofErr w:type="spellStart"/>
+      <w:r>
+        <w:rPr>
+          <w:rFonts w:ascii="Palatino Linotype" w:hAnsi="Palatino Linotype"/>
+          <w:sz w:val="20"/>
+          <w:szCs w:val="20"/>
+        </w:rPr>
+        <w:t>community_control.gps_court_pay</w:t>
+      </w:r>
+      <w:proofErr w:type="spellEnd"/>
+      <w:r>
+        <w:rPr>
+          <w:rFonts w:ascii="Palatino Linotype" w:hAnsi="Palatino Linotype"/>
+          <w:sz w:val="20"/>
+          <w:szCs w:val="20"/>
+        </w:rPr>
+        <w:t xml:space="preserve"> is true %}</w:t>
       </w:r>
       <w:r>
         <w:rPr>
@@ -5583,15 +8422,33 @@
           <w:sz w:val="20"/>
           <w:szCs w:val="20"/>
         </w:rPr>
-        <w:t>{% if community_control.</w:t>
-      </w:r>
-      <w:r>
-        <w:rPr>
-          <w:rFonts w:ascii="Palatino Linotype" w:hAnsi="Palatino Linotype"/>
-          <w:sz w:val="20"/>
-          <w:szCs w:val="20"/>
-        </w:rPr>
-        <w:t>daily_reporting is true %}</w:t>
+        <w:t xml:space="preserve">{% if </w:t>
+      </w:r>
+      <w:proofErr w:type="spellStart"/>
+      <w:r>
+        <w:rPr>
+          <w:rFonts w:ascii="Palatino Linotype" w:hAnsi="Palatino Linotype"/>
+          <w:sz w:val="20"/>
+          <w:szCs w:val="20"/>
+        </w:rPr>
+        <w:t>community_control.</w:t>
+      </w:r>
+      <w:r>
+        <w:rPr>
+          <w:rFonts w:ascii="Palatino Linotype" w:hAnsi="Palatino Linotype"/>
+          <w:sz w:val="20"/>
+          <w:szCs w:val="20"/>
+        </w:rPr>
+        <w:t>daily_reporting</w:t>
+      </w:r>
+      <w:proofErr w:type="spellEnd"/>
+      <w:r>
+        <w:rPr>
+          <w:rFonts w:ascii="Palatino Linotype" w:hAnsi="Palatino Linotype"/>
+          <w:sz w:val="20"/>
+          <w:szCs w:val="20"/>
+        </w:rPr>
+        <w:t xml:space="preserve"> is true %}</w:t>
       </w:r>
     </w:p>
     <w:p>
@@ -5660,15 +8517,33 @@
           <w:sz w:val="20"/>
           <w:szCs w:val="20"/>
         </w:rPr>
-        <w:t>{% if community_control.</w:t>
-      </w:r>
-      <w:r>
-        <w:rPr>
-          <w:rFonts w:ascii="Palatino Linotype" w:hAnsi="Palatino Linotype"/>
-          <w:sz w:val="20"/>
-          <w:szCs w:val="20"/>
-        </w:rPr>
-        <w:t>other_community_control is true %}</w:t>
+        <w:t xml:space="preserve">{% if </w:t>
+      </w:r>
+      <w:proofErr w:type="spellStart"/>
+      <w:r>
+        <w:rPr>
+          <w:rFonts w:ascii="Palatino Linotype" w:hAnsi="Palatino Linotype"/>
+          <w:sz w:val="20"/>
+          <w:szCs w:val="20"/>
+        </w:rPr>
+        <w:t>community_control.</w:t>
+      </w:r>
+      <w:r>
+        <w:rPr>
+          <w:rFonts w:ascii="Palatino Linotype" w:hAnsi="Palatino Linotype"/>
+          <w:sz w:val="20"/>
+          <w:szCs w:val="20"/>
+        </w:rPr>
+        <w:t>other_community_control</w:t>
+      </w:r>
+      <w:proofErr w:type="spellEnd"/>
+      <w:r>
+        <w:rPr>
+          <w:rFonts w:ascii="Palatino Linotype" w:hAnsi="Palatino Linotype"/>
+          <w:sz w:val="20"/>
+          <w:szCs w:val="20"/>
+        </w:rPr>
+        <w:t xml:space="preserve"> is true %}</w:t>
       </w:r>
       <w:r>
         <w:rPr>
@@ -5715,7 +8590,25 @@
           <w:sz w:val="20"/>
           <w:szCs w:val="20"/>
         </w:rPr>
-        <w:t>{{ community_control.other_community_control_conditions }}.{% endif %}</w:t>
+        <w:t xml:space="preserve">{{ </w:t>
+      </w:r>
+      <w:proofErr w:type="spellStart"/>
+      <w:r>
+        <w:rPr>
+          <w:rFonts w:ascii="Palatino Linotype" w:hAnsi="Palatino Linotype"/>
+          <w:sz w:val="20"/>
+          <w:szCs w:val="20"/>
+        </w:rPr>
+        <w:t>community_control.other_community_control_conditions</w:t>
+      </w:r>
+      <w:proofErr w:type="spellEnd"/>
+      <w:r>
+        <w:rPr>
+          <w:rFonts w:ascii="Palatino Linotype" w:hAnsi="Palatino Linotype"/>
+          <w:sz w:val="20"/>
+          <w:szCs w:val="20"/>
+        </w:rPr>
+        <w:t xml:space="preserve"> }}.{% endif %}</w:t>
       </w:r>
       <w:r>
         <w:rPr>
@@ -5731,7 +8624,25 @@
           <w:sz w:val="20"/>
           <w:szCs w:val="20"/>
         </w:rPr>
-        <w:t>{% if community_control.pay_restitution is true %}</w:t>
+        <w:t xml:space="preserve">{% if </w:t>
+      </w:r>
+      <w:proofErr w:type="spellStart"/>
+      <w:r>
+        <w:rPr>
+          <w:rFonts w:ascii="Palatino Linotype" w:hAnsi="Palatino Linotype"/>
+          <w:sz w:val="20"/>
+          <w:szCs w:val="20"/>
+        </w:rPr>
+        <w:t>community_control.pay_restitution</w:t>
+      </w:r>
+      <w:proofErr w:type="spellEnd"/>
+      <w:r>
+        <w:rPr>
+          <w:rFonts w:ascii="Palatino Linotype" w:hAnsi="Palatino Linotype"/>
+          <w:sz w:val="20"/>
+          <w:szCs w:val="20"/>
+        </w:rPr>
+        <w:t xml:space="preserve"> is true %}</w:t>
       </w:r>
     </w:p>
     <w:p>
@@ -5792,7 +8703,27 @@
           <w:sz w:val="20"/>
           <w:szCs w:val="20"/>
         </w:rPr>
-        <w:t>${{ community_control.pay_restitution_amount }}</w:t>
+        <w:t xml:space="preserve">${{ </w:t>
+      </w:r>
+      <w:proofErr w:type="spellStart"/>
+      <w:r>
+        <w:rPr>
+          <w:rFonts w:ascii="Palatino Linotype" w:hAnsi="Palatino Linotype"/>
+          <w:b/>
+          <w:sz w:val="20"/>
+          <w:szCs w:val="20"/>
+        </w:rPr>
+        <w:t>community_control.pay_restitution_amount</w:t>
+      </w:r>
+      <w:proofErr w:type="spellEnd"/>
+      <w:r>
+        <w:rPr>
+          <w:rFonts w:ascii="Palatino Linotype" w:hAnsi="Palatino Linotype"/>
+          <w:b/>
+          <w:sz w:val="20"/>
+          <w:szCs w:val="20"/>
+        </w:rPr>
+        <w:t xml:space="preserve"> }}</w:t>
       </w:r>
       <w:r>
         <w:rPr>
@@ -5850,7 +8781,27 @@
           <w:szCs w:val="20"/>
           <w:u w:val="single"/>
         </w:rPr>
-        <w:t>{{ community_control.pay_restitution_to }}</w:t>
+        <w:t xml:space="preserve">{{ </w:t>
+      </w:r>
+      <w:proofErr w:type="spellStart"/>
+      <w:r>
+        <w:rPr>
+          <w:rFonts w:ascii="Palatino Linotype" w:hAnsi="Palatino Linotype"/>
+          <w:sz w:val="20"/>
+          <w:szCs w:val="20"/>
+          <w:u w:val="single"/>
+        </w:rPr>
+        <w:t>community_control.pay_restitution_to</w:t>
+      </w:r>
+      <w:proofErr w:type="spellEnd"/>
+      <w:r>
+        <w:rPr>
+          <w:rFonts w:ascii="Palatino Linotype" w:hAnsi="Palatino Linotype"/>
+          <w:sz w:val="20"/>
+          <w:szCs w:val="20"/>
+          <w:u w:val="single"/>
+        </w:rPr>
+        <w:t xml:space="preserve"> }}</w:t>
       </w:r>
       <w:r>
         <w:rPr>
@@ -5929,7 +8880,27 @@
           <w:sz w:val="20"/>
           <w:szCs w:val="20"/>
         </w:rPr>
-        <w:t>if court_costs.ordered == ‘Waived’ %}</w:t>
+        <w:t>if c</w:t>
+      </w:r>
+      <w:proofErr w:type="spellStart"/>
+      <w:r>
+        <w:rPr>
+          <w:rFonts w:ascii="Palatino Linotype" w:hAnsi="Palatino Linotype"/>
+          <w:bCs/>
+          <w:sz w:val="20"/>
+          <w:szCs w:val="20"/>
+        </w:rPr>
+        <w:t>ourt_costs.ordered</w:t>
+      </w:r>
+      <w:proofErr w:type="spellEnd"/>
+      <w:r>
+        <w:rPr>
+          <w:rFonts w:ascii="Palatino Linotype" w:hAnsi="Palatino Linotype"/>
+          <w:bCs/>
+          <w:sz w:val="20"/>
+          <w:szCs w:val="20"/>
+        </w:rPr>
+        <w:t xml:space="preserve"> == ‘Waived’ %}</w:t>
       </w:r>
       <w:r>
         <w:rPr>
@@ -5957,7 +8928,47 @@
           <w:sz w:val="20"/>
           <w:szCs w:val="20"/>
         </w:rPr>
-        <w:t>{% elif court_costs.ordered == ‘Imposed in companion case’ %}</w:t>
+        <w:t xml:space="preserve">{% </w:t>
+      </w:r>
+      <w:proofErr w:type="spellStart"/>
+      <w:r>
+        <w:rPr>
+          <w:rFonts w:ascii="Palatino Linotype" w:hAnsi="Palatino Linotype"/>
+          <w:bCs/>
+          <w:sz w:val="20"/>
+          <w:szCs w:val="20"/>
+        </w:rPr>
+        <w:t>elif</w:t>
+      </w:r>
+      <w:proofErr w:type="spellEnd"/>
+      <w:r>
+        <w:rPr>
+          <w:rFonts w:ascii="Palatino Linotype" w:hAnsi="Palatino Linotype"/>
+          <w:bCs/>
+          <w:sz w:val="20"/>
+          <w:szCs w:val="20"/>
+        </w:rPr>
+        <w:t xml:space="preserve"> </w:t>
+      </w:r>
+      <w:proofErr w:type="spellStart"/>
+      <w:r>
+        <w:rPr>
+          <w:rFonts w:ascii="Palatino Linotype" w:hAnsi="Palatino Linotype"/>
+          <w:bCs/>
+          <w:sz w:val="20"/>
+          <w:szCs w:val="20"/>
+        </w:rPr>
+        <w:t>court_costs.ordered</w:t>
+      </w:r>
+      <w:proofErr w:type="spellEnd"/>
+      <w:r>
+        <w:rPr>
+          <w:rFonts w:ascii="Palatino Linotype" w:hAnsi="Palatino Linotype"/>
+          <w:bCs/>
+          <w:sz w:val="20"/>
+          <w:szCs w:val="20"/>
+        </w:rPr>
+        <w:t xml:space="preserve"> == ‘Imposed in companion case’ %}</w:t>
       </w:r>
       <w:r>
         <w:rPr>
@@ -5985,7 +8996,47 @@
           <w:sz w:val="20"/>
           <w:szCs w:val="20"/>
         </w:rPr>
-        <w:t>{% elif court_costs.ordered == ‘No’ %}</w:t>
+        <w:t xml:space="preserve">{% </w:t>
+      </w:r>
+      <w:proofErr w:type="spellStart"/>
+      <w:r>
+        <w:rPr>
+          <w:rFonts w:ascii="Palatino Linotype" w:hAnsi="Palatino Linotype"/>
+          <w:bCs/>
+          <w:sz w:val="20"/>
+          <w:szCs w:val="20"/>
+        </w:rPr>
+        <w:t>elif</w:t>
+      </w:r>
+      <w:proofErr w:type="spellEnd"/>
+      <w:r>
+        <w:rPr>
+          <w:rFonts w:ascii="Palatino Linotype" w:hAnsi="Palatino Linotype"/>
+          <w:bCs/>
+          <w:sz w:val="20"/>
+          <w:szCs w:val="20"/>
+        </w:rPr>
+        <w:t xml:space="preserve"> </w:t>
+      </w:r>
+      <w:proofErr w:type="spellStart"/>
+      <w:r>
+        <w:rPr>
+          <w:rFonts w:ascii="Palatino Linotype" w:hAnsi="Palatino Linotype"/>
+          <w:bCs/>
+          <w:sz w:val="20"/>
+          <w:szCs w:val="20"/>
+        </w:rPr>
+        <w:t>court_costs.ordered</w:t>
+      </w:r>
+      <w:proofErr w:type="spellEnd"/>
+      <w:r>
+        <w:rPr>
+          <w:rFonts w:ascii="Palatino Linotype" w:hAnsi="Palatino Linotype"/>
+          <w:bCs/>
+          <w:sz w:val="20"/>
+          <w:szCs w:val="20"/>
+        </w:rPr>
+        <w:t xml:space="preserve"> == ‘No’ %}</w:t>
       </w:r>
       <w:r>
         <w:rPr>
@@ -6039,7 +9090,27 @@
           <w:sz w:val="20"/>
           <w:szCs w:val="20"/>
         </w:rPr>
-        <w:t>if court_costs.ordered == ‘Yes’ %}</w:t>
+        <w:t xml:space="preserve">if </w:t>
+      </w:r>
+      <w:proofErr w:type="spellStart"/>
+      <w:r>
+        <w:rPr>
+          <w:rFonts w:ascii="Palatino Linotype" w:hAnsi="Palatino Linotype"/>
+          <w:bCs/>
+          <w:sz w:val="20"/>
+          <w:szCs w:val="20"/>
+        </w:rPr>
+        <w:t>court_costs.ordered</w:t>
+      </w:r>
+      <w:proofErr w:type="spellEnd"/>
+      <w:r>
+        <w:rPr>
+          <w:rFonts w:ascii="Palatino Linotype" w:hAnsi="Palatino Linotype"/>
+          <w:bCs/>
+          <w:sz w:val="20"/>
+          <w:szCs w:val="20"/>
+        </w:rPr>
+        <w:t xml:space="preserve"> == ‘Yes’ %}</w:t>
       </w:r>
       <w:r>
         <w:rPr>
@@ -6091,6 +9162,7 @@
         </w:rPr>
         <w:t xml:space="preserve">{{ </w:t>
       </w:r>
+      <w:proofErr w:type="spellStart"/>
       <w:r>
         <w:rPr>
           <w:rFonts w:ascii="Palatino Linotype" w:hAnsi="Palatino Linotype"/>
@@ -6109,7 +9181,18 @@
           <w:sz w:val="20"/>
           <w:szCs w:val="20"/>
         </w:rPr>
-        <w:t>ability_to_pay_time }}</w:t>
+        <w:t>ability_to_pay_time</w:t>
+      </w:r>
+      <w:proofErr w:type="spellEnd"/>
+      <w:r>
+        <w:rPr>
+          <w:rFonts w:ascii="Palatino Linotype" w:hAnsi="Palatino Linotype"/>
+          <w:b/>
+          <w:bCs/>
+          <w:sz w:val="20"/>
+          <w:szCs w:val="20"/>
+        </w:rPr>
+        <w:t xml:space="preserve"> }}</w:t>
       </w:r>
       <w:r>
         <w:rPr>
@@ -6153,7 +9236,27 @@
           <w:sz w:val="20"/>
           <w:szCs w:val="20"/>
         </w:rPr>
-        <w:t>if court_costs.ordered == ‘Yes’ %}</w:t>
+        <w:t xml:space="preserve">if </w:t>
+      </w:r>
+      <w:proofErr w:type="spellStart"/>
+      <w:r>
+        <w:rPr>
+          <w:rFonts w:ascii="Palatino Linotype" w:hAnsi="Palatino Linotype"/>
+          <w:bCs/>
+          <w:sz w:val="20"/>
+          <w:szCs w:val="20"/>
+        </w:rPr>
+        <w:t>court_costs.ordered</w:t>
+      </w:r>
+      <w:proofErr w:type="spellEnd"/>
+      <w:r>
+        <w:rPr>
+          <w:rFonts w:ascii="Palatino Linotype" w:hAnsi="Palatino Linotype"/>
+          <w:bCs/>
+          <w:sz w:val="20"/>
+          <w:szCs w:val="20"/>
+        </w:rPr>
+        <w:t xml:space="preserve"> == ‘Yes’ %}</w:t>
       </w:r>
       <w:r>
         <w:rPr>
@@ -6195,6 +9298,7 @@
         </w:rPr>
         <w:t xml:space="preserve">‘while’ in </w:t>
       </w:r>
+      <w:proofErr w:type="spellStart"/>
       <w:r>
         <w:rPr>
           <w:rFonts w:ascii="Palatino Linotype" w:hAnsi="Palatino Linotype"/>
@@ -6203,6 +9307,7 @@
         </w:rPr>
         <w:t>court_costs.balance_due_date</w:t>
       </w:r>
+      <w:proofErr w:type="spellEnd"/>
       <w:r>
         <w:rPr>
           <w:rFonts w:ascii="Palatino Linotype" w:hAnsi="Palatino Linotype"/>
@@ -6254,6 +9359,7 @@
         </w:rPr>
         <w:t xml:space="preserve">{{ </w:t>
       </w:r>
+      <w:proofErr w:type="spellStart"/>
       <w:r>
         <w:rPr>
           <w:rFonts w:ascii="Palatino Linotype" w:hAnsi="Palatino Linotype"/>
@@ -6272,7 +9378,18 @@
           <w:sz w:val="20"/>
           <w:szCs w:val="20"/>
         </w:rPr>
-        <w:t>balance_due_date }}</w:t>
+        <w:t>balance_due_date</w:t>
+      </w:r>
+      <w:proofErr w:type="spellEnd"/>
+      <w:r>
+        <w:rPr>
+          <w:rFonts w:ascii="Palatino Linotype" w:hAnsi="Palatino Linotype"/>
+          <w:b/>
+          <w:bCs/>
+          <w:sz w:val="20"/>
+          <w:szCs w:val="20"/>
+        </w:rPr>
+        <w:t xml:space="preserve"> }}</w:t>
       </w:r>
       <w:r>
         <w:rPr>
@@ -6296,7 +9413,25 @@
           <w:sz w:val="20"/>
           <w:szCs w:val="20"/>
         </w:rPr>
-        <w:t>{% if court_costs.ability_to_pay_time != ‘forthwith’ %}</w:t>
+        <w:t xml:space="preserve">{% if </w:t>
+      </w:r>
+      <w:proofErr w:type="spellStart"/>
+      <w:r>
+        <w:rPr>
+          <w:rFonts w:ascii="Palatino Linotype" w:hAnsi="Palatino Linotype"/>
+          <w:sz w:val="20"/>
+          <w:szCs w:val="20"/>
+        </w:rPr>
+        <w:t>court_costs.ability_to_pay_time</w:t>
+      </w:r>
+      <w:proofErr w:type="spellEnd"/>
+      <w:r>
+        <w:rPr>
+          <w:rFonts w:ascii="Palatino Linotype" w:hAnsi="Palatino Linotype"/>
+          <w:sz w:val="20"/>
+          <w:szCs w:val="20"/>
+        </w:rPr>
+        <w:t xml:space="preserve"> != ‘forthwith’ %}</w:t>
       </w:r>
       <w:r>
         <w:rPr>
@@ -6323,7 +9458,27 @@
           <w:sz w:val="20"/>
           <w:szCs w:val="20"/>
         </w:rPr>
-        <w:t>if court_costs.ordered == ‘Yes’ %}</w:t>
+        <w:t xml:space="preserve">if </w:t>
+      </w:r>
+      <w:proofErr w:type="spellStart"/>
+      <w:r>
+        <w:rPr>
+          <w:rFonts w:ascii="Palatino Linotype" w:hAnsi="Palatino Linotype"/>
+          <w:bCs/>
+          <w:sz w:val="20"/>
+          <w:szCs w:val="20"/>
+        </w:rPr>
+        <w:t>court_costs.ordered</w:t>
+      </w:r>
+      <w:proofErr w:type="spellEnd"/>
+      <w:r>
+        <w:rPr>
+          <w:rFonts w:ascii="Palatino Linotype" w:hAnsi="Palatino Linotype"/>
+          <w:bCs/>
+          <w:sz w:val="20"/>
+          <w:szCs w:val="20"/>
+        </w:rPr>
+        <w:t xml:space="preserve"> == ‘Yes’ %}</w:t>
       </w:r>
       <w:r>
         <w:rPr>
@@ -6387,15 +9542,33 @@
           <w:sz w:val="20"/>
           <w:szCs w:val="20"/>
         </w:rPr>
-        <w:t>{% if community_service</w:t>
-      </w:r>
-      <w:r>
-        <w:rPr>
-          <w:rFonts w:ascii="Palatino Linotype" w:hAnsi="Palatino Linotype"/>
-          <w:sz w:val="20"/>
-          <w:szCs w:val="20"/>
-        </w:rPr>
-        <w:t xml:space="preserve">.ordered is true </w:t>
+        <w:t xml:space="preserve">{% if </w:t>
+      </w:r>
+      <w:proofErr w:type="spellStart"/>
+      <w:r>
+        <w:rPr>
+          <w:rFonts w:ascii="Palatino Linotype" w:hAnsi="Palatino Linotype"/>
+          <w:sz w:val="20"/>
+          <w:szCs w:val="20"/>
+        </w:rPr>
+        <w:t>community_service</w:t>
+      </w:r>
+      <w:r>
+        <w:rPr>
+          <w:rFonts w:ascii="Palatino Linotype" w:hAnsi="Palatino Linotype"/>
+          <w:sz w:val="20"/>
+          <w:szCs w:val="20"/>
+        </w:rPr>
+        <w:t>.ordered</w:t>
+      </w:r>
+      <w:proofErr w:type="spellEnd"/>
+      <w:r>
+        <w:rPr>
+          <w:rFonts w:ascii="Palatino Linotype" w:hAnsi="Palatino Linotype"/>
+          <w:sz w:val="20"/>
+          <w:szCs w:val="20"/>
+        </w:rPr>
+        <w:t xml:space="preserve"> is true </w:t>
       </w:r>
       <w:r>
         <w:rPr>
@@ -6465,6 +9638,7 @@
         </w:rPr>
         <w:t xml:space="preserve">{{ </w:t>
       </w:r>
+      <w:proofErr w:type="spellStart"/>
       <w:r>
         <w:rPr>
           <w:rFonts w:ascii="Palatino Linotype" w:hAnsi="Palatino Linotype"/>
@@ -6479,7 +9653,16 @@
           <w:sz w:val="20"/>
           <w:szCs w:val="20"/>
         </w:rPr>
-        <w:t>hours_of_service }}</w:t>
+        <w:t>hours_of_service</w:t>
+      </w:r>
+      <w:proofErr w:type="spellEnd"/>
+      <w:r>
+        <w:rPr>
+          <w:rFonts w:ascii="Palatino Linotype" w:hAnsi="Palatino Linotype"/>
+          <w:sz w:val="20"/>
+          <w:szCs w:val="20"/>
+        </w:rPr>
+        <w:t xml:space="preserve"> }}</w:t>
       </w:r>
       <w:r>
         <w:rPr>
@@ -6497,6 +9680,7 @@
         </w:rPr>
         <w:t xml:space="preserve">{{ </w:t>
       </w:r>
+      <w:proofErr w:type="spellStart"/>
       <w:r>
         <w:rPr>
           <w:rFonts w:ascii="Palatino Linotype" w:hAnsi="Palatino Linotype"/>
@@ -6511,7 +9695,16 @@
           <w:sz w:val="20"/>
           <w:szCs w:val="20"/>
         </w:rPr>
-        <w:t>days_to_complete_service }}</w:t>
+        <w:t>days_to_complete_service</w:t>
+      </w:r>
+      <w:proofErr w:type="spellEnd"/>
+      <w:r>
+        <w:rPr>
+          <w:rFonts w:ascii="Palatino Linotype" w:hAnsi="Palatino Linotype"/>
+          <w:sz w:val="20"/>
+          <w:szCs w:val="20"/>
+        </w:rPr>
+        <w:t xml:space="preserve"> }}</w:t>
       </w:r>
       <w:r>
         <w:rPr>
@@ -6545,6 +9738,7 @@
         </w:rPr>
         <w:t xml:space="preserve">{{ </w:t>
       </w:r>
+      <w:proofErr w:type="spellStart"/>
       <w:r>
         <w:rPr>
           <w:rFonts w:ascii="Palatino Linotype" w:hAnsi="Palatino Linotype"/>
@@ -6559,7 +9753,16 @@
           <w:sz w:val="20"/>
           <w:szCs w:val="20"/>
         </w:rPr>
-        <w:t>due_date_for_service }}</w:t>
+        <w:t>due_date_for_service</w:t>
+      </w:r>
+      <w:proofErr w:type="spellEnd"/>
+      <w:r>
+        <w:rPr>
+          <w:rFonts w:ascii="Palatino Linotype" w:hAnsi="Palatino Linotype"/>
+          <w:sz w:val="20"/>
+          <w:szCs w:val="20"/>
+        </w:rPr>
+        <w:t xml:space="preserve"> }}</w:t>
       </w:r>
       <w:r>
         <w:rPr>
@@ -6583,7 +9786,43 @@
           <w:sz w:val="20"/>
           <w:szCs w:val="20"/>
         </w:rPr>
-        <w:t>{% if fra_in_file is not none %}{% if fra_in_court is not none %}</w:t>
+        <w:t xml:space="preserve">{% if </w:t>
+      </w:r>
+      <w:proofErr w:type="spellStart"/>
+      <w:r>
+        <w:rPr>
+          <w:rFonts w:ascii="Palatino Linotype" w:hAnsi="Palatino Linotype"/>
+          <w:sz w:val="20"/>
+          <w:szCs w:val="20"/>
+        </w:rPr>
+        <w:t>fra_in_file</w:t>
+      </w:r>
+      <w:proofErr w:type="spellEnd"/>
+      <w:r>
+        <w:rPr>
+          <w:rFonts w:ascii="Palatino Linotype" w:hAnsi="Palatino Linotype"/>
+          <w:sz w:val="20"/>
+          <w:szCs w:val="20"/>
+        </w:rPr>
+        <w:t xml:space="preserve"> is not none %}{% if </w:t>
+      </w:r>
+      <w:proofErr w:type="spellStart"/>
+      <w:r>
+        <w:rPr>
+          <w:rFonts w:ascii="Palatino Linotype" w:hAnsi="Palatino Linotype"/>
+          <w:sz w:val="20"/>
+          <w:szCs w:val="20"/>
+        </w:rPr>
+        <w:t>fra_in_court</w:t>
+      </w:r>
+      <w:proofErr w:type="spellEnd"/>
+      <w:r>
+        <w:rPr>
+          <w:rFonts w:ascii="Palatino Linotype" w:hAnsi="Palatino Linotype"/>
+          <w:sz w:val="20"/>
+          <w:szCs w:val="20"/>
+        </w:rPr>
+        <w:t xml:space="preserve"> is not none %}</w:t>
       </w:r>
       <w:r>
         <w:rPr>
@@ -6620,7 +9859,27 @@
           <w:sz w:val="20"/>
           <w:szCs w:val="20"/>
         </w:rPr>
-        <w:t>{% if fra_in_file is true %}</w:t>
+        <w:t xml:space="preserve">{% if </w:t>
+      </w:r>
+      <w:proofErr w:type="spellStart"/>
+      <w:r>
+        <w:rPr>
+          <w:rFonts w:ascii="Palatino Linotype" w:hAnsi="Palatino Linotype"/>
+          <w:bCs/>
+          <w:sz w:val="20"/>
+          <w:szCs w:val="20"/>
+        </w:rPr>
+        <w:t>fra_in_file</w:t>
+      </w:r>
+      <w:proofErr w:type="spellEnd"/>
+      <w:r>
+        <w:rPr>
+          <w:rFonts w:ascii="Palatino Linotype" w:hAnsi="Palatino Linotype"/>
+          <w:bCs/>
+          <w:sz w:val="20"/>
+          <w:szCs w:val="20"/>
+        </w:rPr>
+        <w:t xml:space="preserve"> is true %}</w:t>
       </w:r>
       <w:r>
         <w:rPr>
@@ -6637,7 +9896,27 @@
           <w:sz w:val="20"/>
           <w:szCs w:val="20"/>
         </w:rPr>
-        <w:t xml:space="preserve">{% endif %}{% if fra_in_court is true %} </w:t>
+        <w:t xml:space="preserve">{% endif %}{% if </w:t>
+      </w:r>
+      <w:proofErr w:type="spellStart"/>
+      <w:r>
+        <w:rPr>
+          <w:rFonts w:ascii="Palatino Linotype" w:hAnsi="Palatino Linotype"/>
+          <w:bCs/>
+          <w:sz w:val="20"/>
+          <w:szCs w:val="20"/>
+        </w:rPr>
+        <w:t>fra_in_court</w:t>
+      </w:r>
+      <w:proofErr w:type="spellEnd"/>
+      <w:r>
+        <w:rPr>
+          <w:rFonts w:ascii="Palatino Linotype" w:hAnsi="Palatino Linotype"/>
+          <w:bCs/>
+          <w:sz w:val="20"/>
+          <w:szCs w:val="20"/>
+        </w:rPr>
+        <w:t xml:space="preserve"> is true %} </w:t>
       </w:r>
       <w:r>
         <w:rPr>
@@ -6670,7 +9949,47 @@
           <w:sz w:val="20"/>
           <w:szCs w:val="20"/>
         </w:rPr>
-        <w:t>{% endif %}{% if fra_in_file is false %}{% if fra_in_court is false %}</w:t>
+        <w:t xml:space="preserve">{% endif %}{% if </w:t>
+      </w:r>
+      <w:proofErr w:type="spellStart"/>
+      <w:r>
+        <w:rPr>
+          <w:rFonts w:ascii="Palatino Linotype" w:hAnsi="Palatino Linotype"/>
+          <w:bCs/>
+          <w:sz w:val="20"/>
+          <w:szCs w:val="20"/>
+        </w:rPr>
+        <w:t>fra_in_file</w:t>
+      </w:r>
+      <w:proofErr w:type="spellEnd"/>
+      <w:r>
+        <w:rPr>
+          <w:rFonts w:ascii="Palatino Linotype" w:hAnsi="Palatino Linotype"/>
+          <w:bCs/>
+          <w:sz w:val="20"/>
+          <w:szCs w:val="20"/>
+        </w:rPr>
+        <w:t xml:space="preserve"> is false %}{% if </w:t>
+      </w:r>
+      <w:proofErr w:type="spellStart"/>
+      <w:r>
+        <w:rPr>
+          <w:rFonts w:ascii="Palatino Linotype" w:hAnsi="Palatino Linotype"/>
+          <w:bCs/>
+          <w:sz w:val="20"/>
+          <w:szCs w:val="20"/>
+        </w:rPr>
+        <w:t>fra_in_court</w:t>
+      </w:r>
+      <w:proofErr w:type="spellEnd"/>
+      <w:r>
+        <w:rPr>
+          <w:rFonts w:ascii="Palatino Linotype" w:hAnsi="Palatino Linotype"/>
+          <w:bCs/>
+          <w:sz w:val="20"/>
+          <w:szCs w:val="20"/>
+        </w:rPr>
+        <w:t xml:space="preserve"> is false %}</w:t>
       </w:r>
       <w:r>
         <w:rPr>
@@ -6704,6 +10023,7 @@
         </w:rPr>
         <w:t xml:space="preserve">{% if </w:t>
       </w:r>
+      <w:proofErr w:type="spellStart"/>
       <w:r>
         <w:rPr>
           <w:rFonts w:ascii="Palatino Linotype" w:hAnsi="Palatino Linotype"/>
@@ -6718,7 +10038,16 @@
           <w:sz w:val="20"/>
           <w:szCs w:val="20"/>
         </w:rPr>
-        <w:t>.ordered is true</w:t>
+        <w:t>.ordered</w:t>
+      </w:r>
+      <w:proofErr w:type="spellEnd"/>
+      <w:r>
+        <w:rPr>
+          <w:rFonts w:ascii="Palatino Linotype" w:hAnsi="Palatino Linotype"/>
+          <w:sz w:val="20"/>
+          <w:szCs w:val="20"/>
+        </w:rPr>
+        <w:t xml:space="preserve"> is true</w:t>
       </w:r>
       <w:r>
         <w:rPr>
@@ -6795,6 +10124,7 @@
         </w:rPr>
         <w:t xml:space="preserve">{{ </w:t>
       </w:r>
+      <w:proofErr w:type="spellStart"/>
       <w:r>
         <w:rPr>
           <w:rFonts w:ascii="Palatino Linotype" w:hAnsi="Palatino Linotype"/>
@@ -6809,7 +10139,16 @@
           <w:sz w:val="20"/>
           <w:szCs w:val="20"/>
         </w:rPr>
-        <w:t>.license_type }}</w:t>
+        <w:t>.license_type</w:t>
+      </w:r>
+      <w:proofErr w:type="spellEnd"/>
+      <w:r>
+        <w:rPr>
+          <w:rFonts w:ascii="Palatino Linotype" w:hAnsi="Palatino Linotype"/>
+          <w:sz w:val="20"/>
+          <w:szCs w:val="20"/>
+        </w:rPr>
+        <w:t xml:space="preserve"> }}</w:t>
       </w:r>
       <w:r>
         <w:rPr>
@@ -6819,6 +10158,7 @@
         </w:rPr>
         <w:t xml:space="preserve"> license is suspended from {{ </w:t>
       </w:r>
+      <w:proofErr w:type="spellStart"/>
       <w:r>
         <w:rPr>
           <w:rFonts w:ascii="Palatino Linotype" w:hAnsi="Palatino Linotype"/>
@@ -6841,7 +10181,16 @@
           <w:sz w:val="20"/>
           <w:szCs w:val="20"/>
         </w:rPr>
-        <w:t>suspended_date }}</w:t>
+        <w:t>suspended_date</w:t>
+      </w:r>
+      <w:proofErr w:type="spellEnd"/>
+      <w:r>
+        <w:rPr>
+          <w:rFonts w:ascii="Palatino Linotype" w:hAnsi="Palatino Linotype"/>
+          <w:sz w:val="20"/>
+          <w:szCs w:val="20"/>
+        </w:rPr>
+        <w:t xml:space="preserve"> }}</w:t>
       </w:r>
       <w:r>
         <w:rPr>
@@ -6859,6 +10208,7 @@
         </w:rPr>
         <w:t xml:space="preserve"> for a term of {{ </w:t>
       </w:r>
+      <w:proofErr w:type="spellStart"/>
       <w:r>
         <w:rPr>
           <w:rFonts w:ascii="Palatino Linotype" w:hAnsi="Palatino Linotype"/>
@@ -6883,6 +10233,7 @@
         </w:rPr>
         <w:t>suspension_term</w:t>
       </w:r>
+      <w:proofErr w:type="spellEnd"/>
       <w:r>
         <w:rPr>
           <w:rFonts w:ascii="Palatino Linotype" w:hAnsi="Palatino Linotype"/>
@@ -6905,7 +10256,25 @@
           <w:sz w:val="20"/>
           <w:szCs w:val="20"/>
         </w:rPr>
-        <w:t xml:space="preserve"> {% if license_suspension.als_terminated is true %}The Administrative License Suspension is terminated and the OBMV form 226</w:t>
+        <w:t xml:space="preserve"> {% if </w:t>
+      </w:r>
+      <w:proofErr w:type="spellStart"/>
+      <w:r>
+        <w:rPr>
+          <w:rFonts w:ascii="Palatino Linotype" w:hAnsi="Palatino Linotype"/>
+          <w:sz w:val="20"/>
+          <w:szCs w:val="20"/>
+        </w:rPr>
+        <w:t>license_suspension.als_terminated</w:t>
+      </w:r>
+      <w:proofErr w:type="spellEnd"/>
+      <w:r>
+        <w:rPr>
+          <w:rFonts w:ascii="Palatino Linotype" w:hAnsi="Palatino Linotype"/>
+          <w:sz w:val="20"/>
+          <w:szCs w:val="20"/>
+        </w:rPr>
+        <w:t xml:space="preserve"> is true %}The Administrative License Suspension is terminated and the OBMV form 226</w:t>
       </w:r>
       <w:r>
         <w:rPr>
@@ -6931,6 +10300,7 @@
         </w:rPr>
         <w:t xml:space="preserve">{% if </w:t>
       </w:r>
+      <w:proofErr w:type="spellStart"/>
       <w:r>
         <w:rPr>
           <w:rFonts w:ascii="Palatino Linotype" w:hAnsi="Palatino Linotype"/>
@@ -6945,7 +10315,16 @@
           <w:sz w:val="20"/>
           <w:szCs w:val="20"/>
         </w:rPr>
-        <w:t xml:space="preserve">.remedial_driving_class_required is true %}The </w:t>
+        <w:t>.remedial_driving_class_required</w:t>
+      </w:r>
+      <w:proofErr w:type="spellEnd"/>
+      <w:r>
+        <w:rPr>
+          <w:rFonts w:ascii="Palatino Linotype" w:hAnsi="Palatino Linotype"/>
+          <w:sz w:val="20"/>
+          <w:szCs w:val="20"/>
+        </w:rPr>
+        <w:t xml:space="preserve"> is true %}The </w:t>
       </w:r>
       <w:r>
         <w:rPr>
@@ -7003,6 +10382,7 @@
         </w:rPr>
         <w:t xml:space="preserve">{% if </w:t>
       </w:r>
+      <w:proofErr w:type="spellStart"/>
       <w:r>
         <w:rPr>
           <w:rFonts w:ascii="Palatino Linotype" w:hAnsi="Palatino Linotype"/>
@@ -7027,6 +10407,7 @@
         </w:rPr>
         <w:t>required</w:t>
       </w:r>
+      <w:proofErr w:type="spellEnd"/>
       <w:r>
         <w:rPr>
           <w:rFonts w:ascii="Palatino Linotype" w:hAnsi="Palatino Linotype"/>
@@ -7081,7 +10462,43 @@
           <w:sz w:val="20"/>
           <w:szCs w:val="20"/>
         </w:rPr>
-        <w:t>{% if victim_notification.ordered is true and victim_notification.fingerprinting_ordered is true %}{{ ‘\n’ }}</w:t>
+        <w:t xml:space="preserve">{% if </w:t>
+      </w:r>
+      <w:proofErr w:type="spellStart"/>
+      <w:r>
+        <w:rPr>
+          <w:rFonts w:ascii="Palatino Linotype" w:hAnsi="Palatino Linotype"/>
+          <w:sz w:val="20"/>
+          <w:szCs w:val="20"/>
+        </w:rPr>
+        <w:t>victim_notification.ordered</w:t>
+      </w:r>
+      <w:proofErr w:type="spellEnd"/>
+      <w:r>
+        <w:rPr>
+          <w:rFonts w:ascii="Palatino Linotype" w:hAnsi="Palatino Linotype"/>
+          <w:sz w:val="20"/>
+          <w:szCs w:val="20"/>
+        </w:rPr>
+        <w:t xml:space="preserve"> is true and </w:t>
+      </w:r>
+      <w:proofErr w:type="spellStart"/>
+      <w:r>
+        <w:rPr>
+          <w:rFonts w:ascii="Palatino Linotype" w:hAnsi="Palatino Linotype"/>
+          <w:sz w:val="20"/>
+          <w:szCs w:val="20"/>
+        </w:rPr>
+        <w:t>victim_notification.fingerprinting_ordered</w:t>
+      </w:r>
+      <w:proofErr w:type="spellEnd"/>
+      <w:r>
+        <w:rPr>
+          <w:rFonts w:ascii="Palatino Linotype" w:hAnsi="Palatino Linotype"/>
+          <w:sz w:val="20"/>
+          <w:szCs w:val="20"/>
+        </w:rPr>
+        <w:t xml:space="preserve"> is true %}{{ ‘\n’ }}</w:t>
       </w:r>
     </w:p>
     <w:p>
@@ -7151,15 +10568,69 @@
           <w:sz w:val="20"/>
           <w:szCs w:val="20"/>
         </w:rPr>
-        <w:t>{% if victim_notification.ordered is true</w:t>
-      </w:r>
-      <w:r>
-        <w:rPr>
-          <w:rFonts w:ascii="Palatino Linotype" w:hAnsi="Palatino Linotype"/>
-          <w:sz w:val="20"/>
-          <w:szCs w:val="20"/>
-        </w:rPr>
-        <w:t xml:space="preserve"> and victim_notification.victim_reparation_notice or victim_notification.victim_prosecutor_notice is true</w:t>
+        <w:t xml:space="preserve">{% if </w:t>
+      </w:r>
+      <w:proofErr w:type="spellStart"/>
+      <w:r>
+        <w:rPr>
+          <w:rFonts w:ascii="Palatino Linotype" w:hAnsi="Palatino Linotype"/>
+          <w:sz w:val="20"/>
+          <w:szCs w:val="20"/>
+        </w:rPr>
+        <w:t>victim_notification.ordered</w:t>
+      </w:r>
+      <w:proofErr w:type="spellEnd"/>
+      <w:r>
+        <w:rPr>
+          <w:rFonts w:ascii="Palatino Linotype" w:hAnsi="Palatino Linotype"/>
+          <w:sz w:val="20"/>
+          <w:szCs w:val="20"/>
+        </w:rPr>
+        <w:t xml:space="preserve"> is true</w:t>
+      </w:r>
+      <w:r>
+        <w:rPr>
+          <w:rFonts w:ascii="Palatino Linotype" w:hAnsi="Palatino Linotype"/>
+          <w:sz w:val="20"/>
+          <w:szCs w:val="20"/>
+        </w:rPr>
+        <w:t xml:space="preserve"> and </w:t>
+      </w:r>
+      <w:proofErr w:type="spellStart"/>
+      <w:r>
+        <w:rPr>
+          <w:rFonts w:ascii="Palatino Linotype" w:hAnsi="Palatino Linotype"/>
+          <w:sz w:val="20"/>
+          <w:szCs w:val="20"/>
+        </w:rPr>
+        <w:t>victim_notification.victim_reparation_notice</w:t>
+      </w:r>
+      <w:proofErr w:type="spellEnd"/>
+      <w:r>
+        <w:rPr>
+          <w:rFonts w:ascii="Palatino Linotype" w:hAnsi="Palatino Linotype"/>
+          <w:sz w:val="20"/>
+          <w:szCs w:val="20"/>
+        </w:rPr>
+        <w:t xml:space="preserve"> or </w:t>
+      </w:r>
+      <w:proofErr w:type="spellStart"/>
+      <w:r>
+        <w:rPr>
+          <w:rFonts w:ascii="Palatino Linotype" w:hAnsi="Palatino Linotype"/>
+          <w:sz w:val="20"/>
+          <w:szCs w:val="20"/>
+        </w:rPr>
+        <w:t>victim_notification.victim_prosecutor_notice</w:t>
+      </w:r>
+      <w:proofErr w:type="spellEnd"/>
+      <w:r>
+        <w:rPr>
+          <w:rFonts w:ascii="Palatino Linotype" w:hAnsi="Palatino Linotype"/>
+          <w:sz w:val="20"/>
+          <w:szCs w:val="20"/>
+        </w:rPr>
+        <w:t xml:space="preserve"> is true</w:t>
       </w:r>
       <w:r>
         <w:rPr>
@@ -7203,15 +10674,51 @@
           <w:sz w:val="20"/>
           <w:szCs w:val="20"/>
         </w:rPr>
-        <w:t xml:space="preserve"> {% if victim_notification.victim_reparation_notice is true %}The Clerk shall serve notice on the victim of the right to apply for reparation pursuant to R.C. 2743.51-72. {% endif %}</w:t>
-      </w:r>
-      <w:r>
-        <w:rPr>
-          <w:rFonts w:ascii="Palatino Linotype" w:hAnsi="Palatino Linotype"/>
-          <w:sz w:val="20"/>
-          <w:szCs w:val="20"/>
-        </w:rPr>
-        <w:t>{% if victim_notification.victim_prosecutor_notice is true %}</w:t>
+        <w:t xml:space="preserve"> {% if </w:t>
+      </w:r>
+      <w:proofErr w:type="spellStart"/>
+      <w:r>
+        <w:rPr>
+          <w:rFonts w:ascii="Palatino Linotype" w:hAnsi="Palatino Linotype"/>
+          <w:sz w:val="20"/>
+          <w:szCs w:val="20"/>
+        </w:rPr>
+        <w:t>victim_notification.victim_reparation_notice</w:t>
+      </w:r>
+      <w:proofErr w:type="spellEnd"/>
+      <w:r>
+        <w:rPr>
+          <w:rFonts w:ascii="Palatino Linotype" w:hAnsi="Palatino Linotype"/>
+          <w:sz w:val="20"/>
+          <w:szCs w:val="20"/>
+        </w:rPr>
+        <w:t xml:space="preserve"> is true %}The Clerk shall serve notice on the victim of the right to apply for reparation pursuant to R.C. 2743.51-72. {% endif %}</w:t>
+      </w:r>
+      <w:r>
+        <w:rPr>
+          <w:rFonts w:ascii="Palatino Linotype" w:hAnsi="Palatino Linotype"/>
+          <w:sz w:val="20"/>
+          <w:szCs w:val="20"/>
+        </w:rPr>
+        <w:t xml:space="preserve">{% if </w:t>
+      </w:r>
+      <w:proofErr w:type="spellStart"/>
+      <w:r>
+        <w:rPr>
+          <w:rFonts w:ascii="Palatino Linotype" w:hAnsi="Palatino Linotype"/>
+          <w:sz w:val="20"/>
+          <w:szCs w:val="20"/>
+        </w:rPr>
+        <w:t>victim_notification.victim_prosecutor_notice</w:t>
+      </w:r>
+      <w:proofErr w:type="spellEnd"/>
+      <w:r>
+        <w:rPr>
+          <w:rFonts w:ascii="Palatino Linotype" w:hAnsi="Palatino Linotype"/>
+          <w:sz w:val="20"/>
+          <w:szCs w:val="20"/>
+        </w:rPr>
+        <w:t xml:space="preserve"> is true %}</w:t>
       </w:r>
       <w:r>
         <w:rPr>
@@ -7243,7 +10750,25 @@
           <w:sz w:val="20"/>
           <w:szCs w:val="20"/>
         </w:rPr>
-        <w:t>{% if impoundment.ordered is true %}{{ ‘\n’}}</w:t>
+        <w:t xml:space="preserve">{% if </w:t>
+      </w:r>
+      <w:proofErr w:type="spellStart"/>
+      <w:r>
+        <w:rPr>
+          <w:rFonts w:ascii="Palatino Linotype" w:hAnsi="Palatino Linotype"/>
+          <w:sz w:val="20"/>
+          <w:szCs w:val="20"/>
+        </w:rPr>
+        <w:t>impoundment.ordered</w:t>
+      </w:r>
+      <w:proofErr w:type="spellEnd"/>
+      <w:r>
+        <w:rPr>
+          <w:rFonts w:ascii="Palatino Linotype" w:hAnsi="Palatino Linotype"/>
+          <w:sz w:val="20"/>
+          <w:szCs w:val="20"/>
+        </w:rPr>
+        <w:t xml:space="preserve"> is true %}{{ ‘\n’}}</w:t>
       </w:r>
     </w:p>
     <w:p>
@@ -7289,7 +10814,25 @@
           <w:sz w:val="20"/>
           <w:szCs w:val="20"/>
         </w:rPr>
-        <w:t>{% if impoundment.release_vehicle is true %}The Defendant’s vehicle has been impounded for over 90 days and may be released upon payment of tow and storage fees.{% else %}</w:t>
+        <w:t xml:space="preserve">{% if </w:t>
+      </w:r>
+      <w:proofErr w:type="spellStart"/>
+      <w:r>
+        <w:rPr>
+          <w:rFonts w:ascii="Palatino Linotype" w:hAnsi="Palatino Linotype"/>
+          <w:sz w:val="20"/>
+          <w:szCs w:val="20"/>
+        </w:rPr>
+        <w:t>impoundment.release_vehicle</w:t>
+      </w:r>
+      <w:proofErr w:type="spellEnd"/>
+      <w:r>
+        <w:rPr>
+          <w:rFonts w:ascii="Palatino Linotype" w:hAnsi="Palatino Linotype"/>
+          <w:sz w:val="20"/>
+          <w:szCs w:val="20"/>
+        </w:rPr>
+        <w:t xml:space="preserve"> is true %}The Defendant’s vehicle has been impounded for over 90 days and may be released upon payment of tow and storage fees.{% else %}</w:t>
       </w:r>
       <w:r>
         <w:rPr>
@@ -7328,6 +10871,7 @@
         </w:rPr>
         <w:t xml:space="preserve"> {{ </w:t>
       </w:r>
+      <w:proofErr w:type="spellStart"/>
       <w:r>
         <w:rPr>
           <w:rFonts w:ascii="Palatino Linotype" w:hAnsi="Palatino Linotype"/>
@@ -7344,8 +10888,19 @@
           <w:sz w:val="20"/>
           <w:szCs w:val="20"/>
         </w:rPr>
-        <w:t xml:space="preserve">.vehicle_make_model }}, license plate {{ </w:t>
-      </w:r>
+        <w:t>.vehicle_make_model</w:t>
+      </w:r>
+      <w:proofErr w:type="spellEnd"/>
+      <w:r>
+        <w:rPr>
+          <w:rFonts w:ascii="Palatino Linotype" w:hAnsi="Palatino Linotype"/>
+          <w:bCs/>
+          <w:sz w:val="20"/>
+          <w:szCs w:val="20"/>
+        </w:rPr>
+        <w:t xml:space="preserve"> }}, license plate {{ </w:t>
+      </w:r>
+      <w:proofErr w:type="spellStart"/>
       <w:r>
         <w:rPr>
           <w:rFonts w:ascii="Palatino Linotype" w:hAnsi="Palatino Linotype"/>
@@ -7362,7 +10917,17 @@
           <w:sz w:val="20"/>
           <w:szCs w:val="20"/>
         </w:rPr>
-        <w:t>.vehicle_license_plate }}</w:t>
+        <w:t>.vehicle_license_plate</w:t>
+      </w:r>
+      <w:proofErr w:type="spellEnd"/>
+      <w:r>
+        <w:rPr>
+          <w:rFonts w:ascii="Palatino Linotype" w:hAnsi="Palatino Linotype"/>
+          <w:bCs/>
+          <w:sz w:val="20"/>
+          <w:szCs w:val="20"/>
+        </w:rPr>
+        <w:t xml:space="preserve"> }}</w:t>
       </w:r>
       <w:r>
         <w:rPr>
@@ -7380,7 +10945,17 @@
           <w:sz w:val="20"/>
           <w:szCs w:val="20"/>
         </w:rPr>
-        <w:t>shall {{ impoundment.</w:t>
+        <w:t xml:space="preserve">shall {{ </w:t>
+      </w:r>
+      <w:proofErr w:type="spellStart"/>
+      <w:r>
+        <w:rPr>
+          <w:rFonts w:ascii="Palatino Linotype" w:hAnsi="Palatino Linotype"/>
+          <w:bCs/>
+          <w:sz w:val="20"/>
+          <w:szCs w:val="20"/>
+        </w:rPr>
+        <w:t>impoundment.</w:t>
       </w:r>
       <w:r>
         <w:rPr>
@@ -7398,7 +10973,27 @@
           <w:sz w:val="20"/>
           <w:szCs w:val="20"/>
         </w:rPr>
-        <w:t>action }} for a period of {{ impoundment.</w:t>
+        <w:t>action</w:t>
+      </w:r>
+      <w:proofErr w:type="spellEnd"/>
+      <w:r>
+        <w:rPr>
+          <w:rFonts w:ascii="Palatino Linotype" w:hAnsi="Palatino Linotype"/>
+          <w:bCs/>
+          <w:sz w:val="20"/>
+          <w:szCs w:val="20"/>
+        </w:rPr>
+        <w:t xml:space="preserve"> }} for a period of {{ </w:t>
+      </w:r>
+      <w:proofErr w:type="spellStart"/>
+      <w:r>
+        <w:rPr>
+          <w:rFonts w:ascii="Palatino Linotype" w:hAnsi="Palatino Linotype"/>
+          <w:bCs/>
+          <w:sz w:val="20"/>
+          <w:szCs w:val="20"/>
+        </w:rPr>
+        <w:t>impoundment.</w:t>
       </w:r>
       <w:r>
         <w:rPr>
@@ -7416,7 +11011,17 @@
           <w:sz w:val="20"/>
           <w:szCs w:val="20"/>
         </w:rPr>
-        <w:t xml:space="preserve">time }}. </w:t>
+        <w:t>time</w:t>
+      </w:r>
+      <w:proofErr w:type="spellEnd"/>
+      <w:r>
+        <w:rPr>
+          <w:rFonts w:ascii="Palatino Linotype" w:hAnsi="Palatino Linotype"/>
+          <w:bCs/>
+          <w:sz w:val="20"/>
+          <w:szCs w:val="20"/>
+        </w:rPr>
+        <w:t xml:space="preserve"> }}. </w:t>
       </w:r>
       <w:r>
         <w:rPr>
@@ -7440,7 +11045,25 @@
           <w:sz w:val="20"/>
           <w:szCs w:val="20"/>
         </w:rPr>
-        <w:t>{% if other_conditions.ordered is true %}{{ ‘\n’ }}</w:t>
+        <w:t xml:space="preserve">{% if </w:t>
+      </w:r>
+      <w:proofErr w:type="spellStart"/>
+      <w:r>
+        <w:rPr>
+          <w:rFonts w:ascii="Palatino Linotype" w:hAnsi="Palatino Linotype"/>
+          <w:sz w:val="20"/>
+          <w:szCs w:val="20"/>
+        </w:rPr>
+        <w:t>other_conditions.ordered</w:t>
+      </w:r>
+      <w:proofErr w:type="spellEnd"/>
+      <w:r>
+        <w:rPr>
+          <w:rFonts w:ascii="Palatino Linotype" w:hAnsi="Palatino Linotype"/>
+          <w:sz w:val="20"/>
+          <w:szCs w:val="20"/>
+        </w:rPr>
+        <w:t xml:space="preserve"> is true %}{{ ‘\n’ }}</w:t>
       </w:r>
     </w:p>
     <w:p>
@@ -7487,6 +11110,7 @@
         </w:rPr>
         <w:t xml:space="preserve">{{ </w:t>
       </w:r>
+      <w:proofErr w:type="spellStart"/>
       <w:r>
         <w:rPr>
           <w:rFonts w:ascii="Palatino Linotype" w:hAnsi="Palatino Linotype"/>
@@ -7501,7 +11125,16 @@
           <w:sz w:val="20"/>
           <w:szCs w:val="20"/>
         </w:rPr>
-        <w:t>terms }}</w:t>
+        <w:t>terms</w:t>
+      </w:r>
+      <w:proofErr w:type="spellEnd"/>
+      <w:r>
+        <w:rPr>
+          <w:rFonts w:ascii="Palatino Linotype" w:hAnsi="Palatino Linotype"/>
+          <w:sz w:val="20"/>
+          <w:szCs w:val="20"/>
+        </w:rPr>
+        <w:t xml:space="preserve"> }}</w:t>
       </w:r>
       <w:r>
         <w:rPr>
@@ -7658,15 +11291,33 @@
           <w:sz w:val="20"/>
           <w:szCs w:val="20"/>
         </w:rPr>
-        <w:t>{{ judicial_officer.officer_</w:t>
-      </w:r>
-      <w:r>
-        <w:rPr>
-          <w:rFonts w:ascii="Palatino Linotype" w:hAnsi="Palatino Linotype"/>
-          <w:sz w:val="20"/>
-          <w:szCs w:val="20"/>
-        </w:rPr>
-        <w:t>type }}</w:t>
+        <w:t xml:space="preserve">{{ </w:t>
+      </w:r>
+      <w:proofErr w:type="spellStart"/>
+      <w:r>
+        <w:rPr>
+          <w:rFonts w:ascii="Palatino Linotype" w:hAnsi="Palatino Linotype"/>
+          <w:sz w:val="20"/>
+          <w:szCs w:val="20"/>
+        </w:rPr>
+        <w:t>judicial_officer.officer_</w:t>
+      </w:r>
+      <w:r>
+        <w:rPr>
+          <w:rFonts w:ascii="Palatino Linotype" w:hAnsi="Palatino Linotype"/>
+          <w:sz w:val="20"/>
+          <w:szCs w:val="20"/>
+        </w:rPr>
+        <w:t>type</w:t>
+      </w:r>
+      <w:proofErr w:type="spellEnd"/>
+      <w:r>
+        <w:rPr>
+          <w:rFonts w:ascii="Palatino Linotype" w:hAnsi="Palatino Linotype"/>
+          <w:sz w:val="20"/>
+          <w:szCs w:val="20"/>
+        </w:rPr>
+        <w:t xml:space="preserve"> }}</w:t>
       </w:r>
       <w:r>
         <w:rPr>
@@ -7682,7 +11333,16 @@
           <w:sz w:val="20"/>
           <w:szCs w:val="20"/>
         </w:rPr>
-        <w:t>{{ judicial_officer</w:t>
+        <w:t xml:space="preserve">{{ </w:t>
+      </w:r>
+      <w:proofErr w:type="spellStart"/>
+      <w:r>
+        <w:rPr>
+          <w:rFonts w:ascii="Palatino Linotype" w:hAnsi="Palatino Linotype"/>
+          <w:sz w:val="20"/>
+          <w:szCs w:val="20"/>
+        </w:rPr>
+        <w:t>judicial_officer</w:t>
       </w:r>
       <w:r>
         <w:rPr>
@@ -7692,6 +11352,7 @@
         </w:rPr>
         <w:t>.first_name</w:t>
       </w:r>
+      <w:proofErr w:type="spellEnd"/>
       <w:r>
         <w:rPr>
           <w:rFonts w:ascii="Palatino Linotype" w:hAnsi="Palatino Linotype"/>
@@ -7714,7 +11375,16 @@
           <w:sz w:val="20"/>
           <w:szCs w:val="20"/>
         </w:rPr>
-        <w:t>{{ judicial_officer</w:t>
+        <w:t xml:space="preserve">{{ </w:t>
+      </w:r>
+      <w:proofErr w:type="spellStart"/>
+      <w:r>
+        <w:rPr>
+          <w:rFonts w:ascii="Palatino Linotype" w:hAnsi="Palatino Linotype"/>
+          <w:sz w:val="20"/>
+          <w:szCs w:val="20"/>
+        </w:rPr>
+        <w:t>judicial_officer</w:t>
       </w:r>
       <w:r>
         <w:rPr>
@@ -7724,6 +11394,7 @@
         </w:rPr>
         <w:t>.last_name</w:t>
       </w:r>
+      <w:proofErr w:type="spellEnd"/>
       <w:r>
         <w:rPr>
           <w:rFonts w:ascii="Palatino Linotype" w:hAnsi="Palatino Linotype"/>
@@ -7769,7 +11440,17 @@
           <w:sz w:val="20"/>
           <w:szCs w:val="20"/>
         </w:rPr>
-        <w:t>% if judicial_of</w:t>
+        <w:t xml:space="preserve">% if </w:t>
+      </w:r>
+      <w:proofErr w:type="spellStart"/>
+      <w:r>
+        <w:rPr>
+          <w:rFonts w:ascii="Palatino Linotype" w:hAnsi="Palatino Linotype"/>
+          <w:bCs/>
+          <w:sz w:val="20"/>
+          <w:szCs w:val="20"/>
+        </w:rPr>
+        <w:t>judicial_of</w:t>
       </w:r>
       <w:r>
         <w:rPr>
@@ -7796,7 +11477,17 @@
           <w:sz w:val="20"/>
           <w:szCs w:val="20"/>
         </w:rPr>
-        <w:t>_type  ==  ‘Magistrate’ %}</w:t>
+        <w:t>_type</w:t>
+      </w:r>
+      <w:proofErr w:type="spellEnd"/>
+      <w:r>
+        <w:rPr>
+          <w:rFonts w:ascii="Palatino Linotype" w:hAnsi="Palatino Linotype"/>
+          <w:bCs/>
+          <w:sz w:val="20"/>
+          <w:szCs w:val="20"/>
+        </w:rPr>
+        <w:t xml:space="preserve">  ==  ‘Magistrate’ %}</w:t>
       </w:r>
     </w:p>
     <w:p>
@@ -7994,7 +11685,43 @@
           <w:sz w:val="16"/>
           <w:szCs w:val="16"/>
         </w:rPr>
-        <w:t>OM     EM; Defendant’s Attorney: PS     OM     EM; {{ defendant.first_name }} {{ defendant.last_name}}: PS     OM     EM;</w:t>
+        <w:t xml:space="preserve">OM     EM; Defendant’s Attorney: PS     OM     EM; {{ </w:t>
+      </w:r>
+      <w:proofErr w:type="spellStart"/>
+      <w:r>
+        <w:rPr>
+          <w:rFonts w:ascii="Palatino Linotype" w:hAnsi="Palatino Linotype"/>
+          <w:sz w:val="16"/>
+          <w:szCs w:val="16"/>
+        </w:rPr>
+        <w:t>defendant.first_name</w:t>
+      </w:r>
+      <w:proofErr w:type="spellEnd"/>
+      <w:r>
+        <w:rPr>
+          <w:rFonts w:ascii="Palatino Linotype" w:hAnsi="Palatino Linotype"/>
+          <w:sz w:val="16"/>
+          <w:szCs w:val="16"/>
+        </w:rPr>
+        <w:t xml:space="preserve"> }} {{ </w:t>
+      </w:r>
+      <w:proofErr w:type="spellStart"/>
+      <w:r>
+        <w:rPr>
+          <w:rFonts w:ascii="Palatino Linotype" w:hAnsi="Palatino Linotype"/>
+          <w:sz w:val="16"/>
+          <w:szCs w:val="16"/>
+        </w:rPr>
+        <w:t>defendant.last_name</w:t>
+      </w:r>
+      <w:proofErr w:type="spellEnd"/>
+      <w:r>
+        <w:rPr>
+          <w:rFonts w:ascii="Palatino Linotype" w:hAnsi="Palatino Linotype"/>
+          <w:sz w:val="16"/>
+          <w:szCs w:val="16"/>
+        </w:rPr>
+        <w:t>}}: PS     OM     EM;</w:t>
       </w:r>
       <w:r>
         <w:rPr>
@@ -8285,15 +12012,89 @@
                 <w:sz w:val="20"/>
                 <w:szCs w:val="20"/>
               </w:rPr>
-              <w:t>% if judicial_officer.officer_type  ==  ‘Magistrate’ %}Magistrate Decision</w:t>
-            </w:r>
-            <w:r>
-              <w:rPr>
-                <w:rFonts w:ascii="Palatino Linotype" w:hAnsi="Palatino Linotype"/>
-                <w:sz w:val="20"/>
-                <w:szCs w:val="20"/>
-              </w:rPr>
-              <w:t>{% elif judicial_officer.officer_type == ‘Judge’ %}Final Judgment Entry{% endif %} {{ case_number }}</w:t>
+              <w:t xml:space="preserve">% if </w:t>
+            </w:r>
+            <w:proofErr w:type="spellStart"/>
+            <w:r>
+              <w:rPr>
+                <w:rFonts w:ascii="Palatino Linotype" w:hAnsi="Palatino Linotype"/>
+                <w:bCs/>
+                <w:sz w:val="20"/>
+                <w:szCs w:val="20"/>
+              </w:rPr>
+              <w:t>judicial_officer.officer_type</w:t>
+            </w:r>
+            <w:proofErr w:type="spellEnd"/>
+            <w:r>
+              <w:rPr>
+                <w:rFonts w:ascii="Palatino Linotype" w:hAnsi="Palatino Linotype"/>
+                <w:bCs/>
+                <w:sz w:val="20"/>
+                <w:szCs w:val="20"/>
+              </w:rPr>
+              <w:t xml:space="preserve">  ==  ‘Magistrate’ %}Magistrate Decision</w:t>
+            </w:r>
+            <w:r>
+              <w:rPr>
+                <w:rFonts w:ascii="Palatino Linotype" w:hAnsi="Palatino Linotype"/>
+                <w:sz w:val="20"/>
+                <w:szCs w:val="20"/>
+              </w:rPr>
+              <w:t xml:space="preserve">{% </w:t>
+            </w:r>
+            <w:proofErr w:type="spellStart"/>
+            <w:r>
+              <w:rPr>
+                <w:rFonts w:ascii="Palatino Linotype" w:hAnsi="Palatino Linotype"/>
+                <w:sz w:val="20"/>
+                <w:szCs w:val="20"/>
+              </w:rPr>
+              <w:t>elif</w:t>
+            </w:r>
+            <w:proofErr w:type="spellEnd"/>
+            <w:r>
+              <w:rPr>
+                <w:rFonts w:ascii="Palatino Linotype" w:hAnsi="Palatino Linotype"/>
+                <w:sz w:val="20"/>
+                <w:szCs w:val="20"/>
+              </w:rPr>
+              <w:t xml:space="preserve"> </w:t>
+            </w:r>
+            <w:proofErr w:type="spellStart"/>
+            <w:r>
+              <w:rPr>
+                <w:rFonts w:ascii="Palatino Linotype" w:hAnsi="Palatino Linotype"/>
+                <w:sz w:val="20"/>
+                <w:szCs w:val="20"/>
+              </w:rPr>
+              <w:t>judicial_officer.officer_type</w:t>
+            </w:r>
+            <w:proofErr w:type="spellEnd"/>
+            <w:r>
+              <w:rPr>
+                <w:rFonts w:ascii="Palatino Linotype" w:hAnsi="Palatino Linotype"/>
+                <w:sz w:val="20"/>
+                <w:szCs w:val="20"/>
+              </w:rPr>
+              <w:t xml:space="preserve"> == ‘Judge’ %}Final Judgment Entry{% endif %} {{ </w:t>
+            </w:r>
+            <w:proofErr w:type="spellStart"/>
+            <w:r>
+              <w:rPr>
+                <w:rFonts w:ascii="Palatino Linotype" w:hAnsi="Palatino Linotype"/>
+                <w:sz w:val="20"/>
+                <w:szCs w:val="20"/>
+              </w:rPr>
+              <w:t>case_number</w:t>
+            </w:r>
+            <w:proofErr w:type="spellEnd"/>
+            <w:r>
+              <w:rPr>
+                <w:rFonts w:ascii="Palatino Linotype" w:hAnsi="Palatino Linotype"/>
+                <w:sz w:val="20"/>
+                <w:szCs w:val="20"/>
+              </w:rPr>
+              <w:t xml:space="preserve"> }}</w:t>
             </w:r>
           </w:p>
         </w:sdtContent>

--- a/resources/Templates/Jail_Plea_Final_Judgment_Template.docx
+++ b/resources/Templates/Jail_Plea_Final_Judgment_Template.docx
@@ -235,6 +235,7 @@
         </w:rPr>
         <w:t xml:space="preserve">.  </w:t>
       </w:r>
+      <w:proofErr w:type="gramStart"/>
       <w:r>
         <w:rPr>
           <w:rFonts w:ascii="Palatino Linotype" w:hAnsi="Palatino Linotype"/>
@@ -250,7 +251,16 @@
           <w:sz w:val="20"/>
           <w:szCs w:val="20"/>
         </w:rPr>
-        <w:t>case_number</w:t>
+        <w:t>case</w:t>
+      </w:r>
+      <w:proofErr w:type="gramEnd"/>
+      <w:r>
+        <w:rPr>
+          <w:rFonts w:ascii="Palatino Linotype" w:hAnsi="Palatino Linotype"/>
+          <w:sz w:val="20"/>
+          <w:szCs w:val="20"/>
+        </w:rPr>
+        <w:t>_number</w:t>
       </w:r>
       <w:proofErr w:type="spellEnd"/>
       <w:r>
@@ -324,6 +334,7 @@
           <w:szCs w:val="20"/>
         </w:rPr>
       </w:pPr>
+      <w:proofErr w:type="gramStart"/>
       <w:r>
         <w:rPr>
           <w:rFonts w:ascii="Palatino Linotype" w:hAnsi="Palatino Linotype"/>
@@ -339,7 +350,16 @@
           <w:sz w:val="20"/>
           <w:szCs w:val="20"/>
         </w:rPr>
-        <w:t>defendant.</w:t>
+        <w:t>defendant</w:t>
+      </w:r>
+      <w:proofErr w:type="gramEnd"/>
+      <w:r>
+        <w:rPr>
+          <w:rFonts w:ascii="Palatino Linotype" w:hAnsi="Palatino Linotype"/>
+          <w:sz w:val="20"/>
+          <w:szCs w:val="20"/>
+        </w:rPr>
+        <w:t>.</w:t>
       </w:r>
       <w:r>
         <w:rPr>
@@ -555,7 +575,17 @@
           <w:sz w:val="20"/>
           <w:szCs w:val="20"/>
         </w:rPr>
-        <w:t>judicial_officer</w:t>
+        <w:t>judicial_</w:t>
+      </w:r>
+      <w:proofErr w:type="gramStart"/>
+      <w:r>
+        <w:rPr>
+          <w:rFonts w:ascii="Palatino Linotype" w:hAnsi="Palatino Linotype"/>
+          <w:bCs/>
+          <w:sz w:val="20"/>
+          <w:szCs w:val="20"/>
+        </w:rPr>
+        <w:t>officer</w:t>
       </w:r>
       <w:r>
         <w:rPr>
@@ -566,6 +596,7 @@
         </w:rPr>
         <w:t>.officer</w:t>
       </w:r>
+      <w:proofErr w:type="gramEnd"/>
       <w:r>
         <w:rPr>
           <w:rFonts w:ascii="Palatino Linotype" w:hAnsi="Palatino Linotype"/>
@@ -688,7 +719,16 @@
           <w:sz w:val="20"/>
           <w:szCs w:val="20"/>
         </w:rPr>
-        <w:t>judicial_officer</w:t>
+        <w:t>judicial_</w:t>
+      </w:r>
+      <w:proofErr w:type="gramStart"/>
+      <w:r>
+        <w:rPr>
+          <w:rFonts w:ascii="Palatino Linotype" w:hAnsi="Palatino Linotype"/>
+          <w:sz w:val="20"/>
+          <w:szCs w:val="20"/>
+        </w:rPr>
+        <w:t>officer</w:t>
       </w:r>
       <w:r>
         <w:rPr>
@@ -698,6 +738,7 @@
         </w:rPr>
         <w:t>.officer</w:t>
       </w:r>
+      <w:proofErr w:type="gramEnd"/>
       <w:r>
         <w:rPr>
           <w:rFonts w:ascii="Palatino Linotype" w:hAnsi="Palatino Linotype"/>
@@ -821,6 +862,7 @@
         </w:rPr>
         <w:t xml:space="preserve"> for </w:t>
       </w:r>
+      <w:proofErr w:type="gramStart"/>
       <w:r>
         <w:rPr>
           <w:rFonts w:ascii="Palatino Linotype" w:hAnsi="Palatino Linotype"/>
@@ -836,7 +878,16 @@
           <w:sz w:val="20"/>
           <w:szCs w:val="20"/>
         </w:rPr>
-        <w:t>appearance_reason</w:t>
+        <w:t>appearance</w:t>
+      </w:r>
+      <w:proofErr w:type="gramEnd"/>
+      <w:r>
+        <w:rPr>
+          <w:rFonts w:ascii="Palatino Linotype" w:hAnsi="Palatino Linotype"/>
+          <w:sz w:val="20"/>
+          <w:szCs w:val="20"/>
+        </w:rPr>
+        <w:t>_reason</w:t>
       </w:r>
       <w:proofErr w:type="spellEnd"/>
       <w:r>
@@ -908,7 +959,27 @@
           <w:sz w:val="20"/>
           <w:szCs w:val="20"/>
         </w:rPr>
-        <w:t xml:space="preserve"> is false %}Defendant was represented by {{ </w:t>
+        <w:t xml:space="preserve"> is false </w:t>
+      </w:r>
+      <w:proofErr w:type="gramStart"/>
+      <w:r>
+        <w:rPr>
+          <w:rFonts w:ascii="Palatino Linotype" w:hAnsi="Palatino Linotype"/>
+          <w:bCs/>
+          <w:sz w:val="20"/>
+          <w:szCs w:val="20"/>
+        </w:rPr>
+        <w:t>%}Defendant</w:t>
+      </w:r>
+      <w:proofErr w:type="gramEnd"/>
+      <w:r>
+        <w:rPr>
+          <w:rFonts w:ascii="Palatino Linotype" w:hAnsi="Palatino Linotype"/>
+          <w:bCs/>
+          <w:sz w:val="20"/>
+          <w:szCs w:val="20"/>
+        </w:rPr>
+        <w:t xml:space="preserve"> was represented by {{ </w:t>
       </w:r>
       <w:proofErr w:type="spellStart"/>
       <w:r>
@@ -988,16 +1059,56 @@
           <w:sz w:val="20"/>
           <w:szCs w:val="20"/>
         </w:rPr>
-        <w:t xml:space="preserve"> is true %}Defendant waived right to counsel. {% endif %}</w:t>
-      </w:r>
-      <w:r>
-        <w:rPr>
-          <w:rFonts w:ascii="Palatino Linotype" w:hAnsi="Palatino Linotype"/>
-          <w:bCs/>
-          <w:sz w:val="20"/>
-          <w:szCs w:val="20"/>
-        </w:rPr>
-        <w:t xml:space="preserve">{% if </w:t>
+        <w:t xml:space="preserve"> is true </w:t>
+      </w:r>
+      <w:proofErr w:type="gramStart"/>
+      <w:r>
+        <w:rPr>
+          <w:rFonts w:ascii="Palatino Linotype" w:hAnsi="Palatino Linotype"/>
+          <w:bCs/>
+          <w:sz w:val="20"/>
+          <w:szCs w:val="20"/>
+        </w:rPr>
+        <w:t>%}Defendant</w:t>
+      </w:r>
+      <w:proofErr w:type="gramEnd"/>
+      <w:r>
+        <w:rPr>
+          <w:rFonts w:ascii="Palatino Linotype" w:hAnsi="Palatino Linotype"/>
+          <w:bCs/>
+          <w:sz w:val="20"/>
+          <w:szCs w:val="20"/>
+        </w:rPr>
+        <w:t xml:space="preserve"> waived right to counsel. {% endif </w:t>
+      </w:r>
+      <w:proofErr w:type="gramStart"/>
+      <w:r>
+        <w:rPr>
+          <w:rFonts w:ascii="Palatino Linotype" w:hAnsi="Palatino Linotype"/>
+          <w:bCs/>
+          <w:sz w:val="20"/>
+          <w:szCs w:val="20"/>
+        </w:rPr>
+        <w:t>%}</w:t>
+      </w:r>
+      <w:r>
+        <w:rPr>
+          <w:rFonts w:ascii="Palatino Linotype" w:hAnsi="Palatino Linotype"/>
+          <w:bCs/>
+          <w:sz w:val="20"/>
+          <w:szCs w:val="20"/>
+        </w:rPr>
+        <w:t>{</w:t>
+      </w:r>
+      <w:proofErr w:type="gramEnd"/>
+      <w:r>
+        <w:rPr>
+          <w:rFonts w:ascii="Palatino Linotype" w:hAnsi="Palatino Linotype"/>
+          <w:bCs/>
+          <w:sz w:val="20"/>
+          <w:szCs w:val="20"/>
+        </w:rPr>
+        <w:t xml:space="preserve">% if </w:t>
       </w:r>
       <w:proofErr w:type="spellStart"/>
       <w:r>
@@ -1055,17 +1166,37 @@
           <w:sz w:val="20"/>
           <w:szCs w:val="20"/>
         </w:rPr>
-        <w:t xml:space="preserve"> {{ </w:t>
-      </w:r>
-      <w:proofErr w:type="spellStart"/>
-      <w:r>
-        <w:rPr>
-          <w:rFonts w:ascii="Palatino Linotype" w:hAnsi="Palatino Linotype"/>
-          <w:bCs/>
-          <w:sz w:val="20"/>
-          <w:szCs w:val="20"/>
-        </w:rPr>
-        <w:t>amend_offense_details.motion_disposition</w:t>
+        <w:t xml:space="preserve"> </w:t>
+      </w:r>
+      <w:proofErr w:type="gramStart"/>
+      <w:r>
+        <w:rPr>
+          <w:rFonts w:ascii="Palatino Linotype" w:hAnsi="Palatino Linotype"/>
+          <w:bCs/>
+          <w:sz w:val="20"/>
+          <w:szCs w:val="20"/>
+        </w:rPr>
+        <w:t xml:space="preserve">{{ </w:t>
+      </w:r>
+      <w:proofErr w:type="spellStart"/>
+      <w:r>
+        <w:rPr>
+          <w:rFonts w:ascii="Palatino Linotype" w:hAnsi="Palatino Linotype"/>
+          <w:bCs/>
+          <w:sz w:val="20"/>
+          <w:szCs w:val="20"/>
+        </w:rPr>
+        <w:t>amend</w:t>
+      </w:r>
+      <w:proofErr w:type="gramEnd"/>
+      <w:r>
+        <w:rPr>
+          <w:rFonts w:ascii="Palatino Linotype" w:hAnsi="Palatino Linotype"/>
+          <w:bCs/>
+          <w:sz w:val="20"/>
+          <w:szCs w:val="20"/>
+        </w:rPr>
+        <w:t>_offense_details.motion_disposition</w:t>
       </w:r>
       <w:proofErr w:type="spellEnd"/>
       <w:r>
@@ -1250,16 +1381,34 @@
           <w:sz w:val="20"/>
           <w:szCs w:val="20"/>
         </w:rPr>
-        <w:t>appearance_reason</w:t>
-      </w:r>
-      <w:proofErr w:type="spellEnd"/>
-      <w:r>
-        <w:rPr>
-          <w:rFonts w:ascii="Palatino Linotype" w:hAnsi="Palatino Linotype"/>
-          <w:sz w:val="20"/>
-          <w:szCs w:val="20"/>
-        </w:rPr>
-        <w:t xml:space="preserve"> != ‘sentencing’ %}</w:t>
+        <w:t>appearance_</w:t>
+      </w:r>
+      <w:proofErr w:type="gramStart"/>
+      <w:r>
+        <w:rPr>
+          <w:rFonts w:ascii="Palatino Linotype" w:hAnsi="Palatino Linotype"/>
+          <w:sz w:val="20"/>
+          <w:szCs w:val="20"/>
+        </w:rPr>
+        <w:t>reason</w:t>
+      </w:r>
+      <w:proofErr w:type="spellEnd"/>
+      <w:r>
+        <w:rPr>
+          <w:rFonts w:ascii="Palatino Linotype" w:hAnsi="Palatino Linotype"/>
+          <w:sz w:val="20"/>
+          <w:szCs w:val="20"/>
+        </w:rPr>
+        <w:t xml:space="preserve"> !</w:t>
+      </w:r>
+      <w:proofErr w:type="gramEnd"/>
+      <w:r>
+        <w:rPr>
+          <w:rFonts w:ascii="Palatino Linotype" w:hAnsi="Palatino Linotype"/>
+          <w:sz w:val="20"/>
+          <w:szCs w:val="20"/>
+        </w:rPr>
+        <w:t>= ‘sentencing’ %}</w:t>
       </w:r>
       <w:r>
         <w:rPr>
@@ -1292,15 +1441,33 @@
           <w:sz w:val="20"/>
           <w:szCs w:val="20"/>
         </w:rPr>
-        <w:t>{% endif %}</w:t>
-      </w:r>
-      <w:r>
-        <w:rPr>
-          <w:rFonts w:ascii="Palatino Linotype" w:hAnsi="Palatino Linotype"/>
-          <w:sz w:val="20"/>
-          <w:szCs w:val="20"/>
-        </w:rPr>
-        <w:t xml:space="preserve">{% if </w:t>
+        <w:t xml:space="preserve">{% endif </w:t>
+      </w:r>
+      <w:proofErr w:type="gramStart"/>
+      <w:r>
+        <w:rPr>
+          <w:rFonts w:ascii="Palatino Linotype" w:hAnsi="Palatino Linotype"/>
+          <w:sz w:val="20"/>
+          <w:szCs w:val="20"/>
+        </w:rPr>
+        <w:t>%}</w:t>
+      </w:r>
+      <w:r>
+        <w:rPr>
+          <w:rFonts w:ascii="Palatino Linotype" w:hAnsi="Palatino Linotype"/>
+          <w:sz w:val="20"/>
+          <w:szCs w:val="20"/>
+        </w:rPr>
+        <w:t>{</w:t>
+      </w:r>
+      <w:proofErr w:type="gramEnd"/>
+      <w:r>
+        <w:rPr>
+          <w:rFonts w:ascii="Palatino Linotype" w:hAnsi="Palatino Linotype"/>
+          <w:sz w:val="20"/>
+          <w:szCs w:val="20"/>
+        </w:rPr>
+        <w:t xml:space="preserve">% if </w:t>
       </w:r>
       <w:proofErr w:type="spellStart"/>
       <w:r>
@@ -1390,15 +1557,33 @@
           <w:sz w:val="20"/>
           <w:szCs w:val="20"/>
         </w:rPr>
-        <w:t xml:space="preserve"> Defendant ineligible for certain state and federal benefits. {% endif %}</w:t>
-      </w:r>
-      <w:r>
-        <w:rPr>
-          <w:rFonts w:ascii="Palatino Linotype" w:hAnsi="Palatino Linotype"/>
-          <w:sz w:val="20"/>
-          <w:szCs w:val="20"/>
-        </w:rPr>
-        <w:t xml:space="preserve">{% if </w:t>
+        <w:t xml:space="preserve"> Defendant ineligible for certain state and federal benefits. {% endif </w:t>
+      </w:r>
+      <w:proofErr w:type="gramStart"/>
+      <w:r>
+        <w:rPr>
+          <w:rFonts w:ascii="Palatino Linotype" w:hAnsi="Palatino Linotype"/>
+          <w:sz w:val="20"/>
+          <w:szCs w:val="20"/>
+        </w:rPr>
+        <w:t>%}</w:t>
+      </w:r>
+      <w:r>
+        <w:rPr>
+          <w:rFonts w:ascii="Palatino Linotype" w:hAnsi="Palatino Linotype"/>
+          <w:sz w:val="20"/>
+          <w:szCs w:val="20"/>
+        </w:rPr>
+        <w:t>{</w:t>
+      </w:r>
+      <w:proofErr w:type="gramEnd"/>
+      <w:r>
+        <w:rPr>
+          <w:rFonts w:ascii="Palatino Linotype" w:hAnsi="Palatino Linotype"/>
+          <w:sz w:val="20"/>
+          <w:szCs w:val="20"/>
+        </w:rPr>
+        <w:t xml:space="preserve">% if </w:t>
       </w:r>
       <w:proofErr w:type="spellStart"/>
       <w:r>
@@ -1548,16 +1733,35 @@
           <w:sz w:val="20"/>
           <w:szCs w:val="20"/>
         </w:rPr>
-        <w:t xml:space="preserve"> is true %}</w:t>
-      </w:r>
-      <w:r>
-        <w:rPr>
-          <w:rFonts w:ascii="Palatino Linotype" w:hAnsi="Palatino Linotype"/>
-          <w:bCs/>
-          <w:sz w:val="20"/>
-          <w:szCs w:val="20"/>
-        </w:rPr>
-        <w:t>{{‘\n’}}</w:t>
+        <w:t xml:space="preserve"> is true </w:t>
+      </w:r>
+      <w:proofErr w:type="gramStart"/>
+      <w:r>
+        <w:rPr>
+          <w:rFonts w:ascii="Palatino Linotype" w:hAnsi="Palatino Linotype"/>
+          <w:sz w:val="20"/>
+          <w:szCs w:val="20"/>
+        </w:rPr>
+        <w:t>%}</w:t>
+      </w:r>
+      <w:r>
+        <w:rPr>
+          <w:rFonts w:ascii="Palatino Linotype" w:hAnsi="Palatino Linotype"/>
+          <w:bCs/>
+          <w:sz w:val="20"/>
+          <w:szCs w:val="20"/>
+        </w:rPr>
+        <w:t>{</w:t>
+      </w:r>
+      <w:proofErr w:type="gramEnd"/>
+      <w:r>
+        <w:rPr>
+          <w:rFonts w:ascii="Palatino Linotype" w:hAnsi="Palatino Linotype"/>
+          <w:bCs/>
+          <w:sz w:val="20"/>
+          <w:szCs w:val="20"/>
+        </w:rPr>
+        <w:t>{‘\n’}}</w:t>
       </w:r>
       <w:r>
         <w:rPr>
@@ -1574,34 +1778,70 @@
           <w:sz w:val="20"/>
           <w:szCs w:val="20"/>
         </w:rPr>
-        <w:t xml:space="preserve">Defendant is eligible for the {{ </w:t>
-      </w:r>
-      <w:proofErr w:type="spellStart"/>
-      <w:r>
-        <w:rPr>
-          <w:rFonts w:ascii="Palatino Linotype" w:hAnsi="Palatino Linotype"/>
-          <w:sz w:val="20"/>
-          <w:szCs w:val="20"/>
-        </w:rPr>
-        <w:t>diversion.program_name</w:t>
-      </w:r>
-      <w:proofErr w:type="spellEnd"/>
-      <w:r>
-        <w:rPr>
-          <w:rFonts w:ascii="Palatino Linotype" w:hAnsi="Palatino Linotype"/>
-          <w:sz w:val="20"/>
-          <w:szCs w:val="20"/>
-        </w:rPr>
-        <w:t xml:space="preserve"> }}. The sentence, including any fines, costs and jail days, is SUSPENDED pending Defendant’s completion of the {{ </w:t>
-      </w:r>
-      <w:proofErr w:type="spellStart"/>
-      <w:r>
-        <w:rPr>
-          <w:rFonts w:ascii="Palatino Linotype" w:hAnsi="Palatino Linotype"/>
-          <w:sz w:val="20"/>
-          <w:szCs w:val="20"/>
-        </w:rPr>
-        <w:t>diversion.program_name</w:t>
+        <w:t xml:space="preserve">Defendant is eligible for the </w:t>
+      </w:r>
+      <w:proofErr w:type="gramStart"/>
+      <w:r>
+        <w:rPr>
+          <w:rFonts w:ascii="Palatino Linotype" w:hAnsi="Palatino Linotype"/>
+          <w:sz w:val="20"/>
+          <w:szCs w:val="20"/>
+        </w:rPr>
+        <w:t xml:space="preserve">{{ </w:t>
+      </w:r>
+      <w:proofErr w:type="spellStart"/>
+      <w:r>
+        <w:rPr>
+          <w:rFonts w:ascii="Palatino Linotype" w:hAnsi="Palatino Linotype"/>
+          <w:sz w:val="20"/>
+          <w:szCs w:val="20"/>
+        </w:rPr>
+        <w:t>diversion</w:t>
+      </w:r>
+      <w:proofErr w:type="gramEnd"/>
+      <w:r>
+        <w:rPr>
+          <w:rFonts w:ascii="Palatino Linotype" w:hAnsi="Palatino Linotype"/>
+          <w:sz w:val="20"/>
+          <w:szCs w:val="20"/>
+        </w:rPr>
+        <w:t>.program_name</w:t>
+      </w:r>
+      <w:proofErr w:type="spellEnd"/>
+      <w:r>
+        <w:rPr>
+          <w:rFonts w:ascii="Palatino Linotype" w:hAnsi="Palatino Linotype"/>
+          <w:sz w:val="20"/>
+          <w:szCs w:val="20"/>
+        </w:rPr>
+        <w:t xml:space="preserve"> }}. The sentence, including any fines, costs and jail days, is SUSPENDED pending Defendant’s completion of the </w:t>
+      </w:r>
+      <w:proofErr w:type="gramStart"/>
+      <w:r>
+        <w:rPr>
+          <w:rFonts w:ascii="Palatino Linotype" w:hAnsi="Palatino Linotype"/>
+          <w:sz w:val="20"/>
+          <w:szCs w:val="20"/>
+        </w:rPr>
+        <w:t xml:space="preserve">{{ </w:t>
+      </w:r>
+      <w:proofErr w:type="spellStart"/>
+      <w:r>
+        <w:rPr>
+          <w:rFonts w:ascii="Palatino Linotype" w:hAnsi="Palatino Linotype"/>
+          <w:sz w:val="20"/>
+          <w:szCs w:val="20"/>
+        </w:rPr>
+        <w:t>diversion</w:t>
+      </w:r>
+      <w:proofErr w:type="gramEnd"/>
+      <w:r>
+        <w:rPr>
+          <w:rFonts w:ascii="Palatino Linotype" w:hAnsi="Palatino Linotype"/>
+          <w:sz w:val="20"/>
+          <w:szCs w:val="20"/>
+        </w:rPr>
+        <w:t>.program_name</w:t>
       </w:r>
       <w:proofErr w:type="spellEnd"/>
       <w:r>
@@ -2026,6 +2266,7 @@
                 <w:szCs w:val="20"/>
               </w:rPr>
             </w:pPr>
+            <w:proofErr w:type="gramStart"/>
             <w:r>
               <w:rPr>
                 <w:rFonts w:ascii="Palatino Linotype" w:hAnsi="Palatino Linotype"/>
@@ -2045,7 +2286,18 @@
                 <w:sz w:val="20"/>
                 <w:szCs w:val="20"/>
               </w:rPr>
-              <w:t>charge.offense</w:t>
+              <w:t>charge</w:t>
+            </w:r>
+            <w:proofErr w:type="gramEnd"/>
+            <w:r>
+              <w:rPr>
+                <w:rFonts w:ascii="Palatino Linotype" w:hAnsi="Palatino Linotype"/>
+                <w:b/>
+                <w:bCs/>
+                <w:sz w:val="20"/>
+                <w:szCs w:val="20"/>
+              </w:rPr>
+              <w:t>.offense</w:t>
             </w:r>
             <w:proofErr w:type="spellEnd"/>
             <w:r>
@@ -2293,6 +2545,7 @@
                 <w:szCs w:val="20"/>
               </w:rPr>
             </w:pPr>
+            <w:proofErr w:type="gramStart"/>
             <w:r>
               <w:rPr>
                 <w:rFonts w:ascii="Palatino Linotype" w:hAnsi="Palatino Linotype"/>
@@ -2312,7 +2565,18 @@
                 <w:sz w:val="20"/>
                 <w:szCs w:val="20"/>
               </w:rPr>
-              <w:t>charge.statute</w:t>
+              <w:t>charge</w:t>
+            </w:r>
+            <w:proofErr w:type="gramEnd"/>
+            <w:r>
+              <w:rPr>
+                <w:rFonts w:ascii="Palatino Linotype" w:hAnsi="Palatino Linotype"/>
+                <w:b/>
+                <w:bCs/>
+                <w:sz w:val="20"/>
+                <w:szCs w:val="20"/>
+              </w:rPr>
+              <w:t>.statute</w:t>
             </w:r>
             <w:proofErr w:type="spellEnd"/>
             <w:r>
@@ -2561,6 +2825,7 @@
                 <w:szCs w:val="20"/>
               </w:rPr>
             </w:pPr>
+            <w:proofErr w:type="gramStart"/>
             <w:r>
               <w:rPr>
                 <w:rFonts w:ascii="Palatino Linotype" w:hAnsi="Palatino Linotype"/>
@@ -2580,7 +2845,18 @@
                 <w:sz w:val="20"/>
                 <w:szCs w:val="20"/>
               </w:rPr>
-              <w:t>charge.degree</w:t>
+              <w:t>charge</w:t>
+            </w:r>
+            <w:proofErr w:type="gramEnd"/>
+            <w:r>
+              <w:rPr>
+                <w:rFonts w:ascii="Palatino Linotype" w:hAnsi="Palatino Linotype"/>
+                <w:b/>
+                <w:bCs/>
+                <w:sz w:val="20"/>
+                <w:szCs w:val="20"/>
+              </w:rPr>
+              <w:t>.degree</w:t>
             </w:r>
             <w:proofErr w:type="spellEnd"/>
             <w:r>
@@ -2828,6 +3104,7 @@
                 <w:szCs w:val="20"/>
               </w:rPr>
             </w:pPr>
+            <w:proofErr w:type="gramStart"/>
             <w:r>
               <w:rPr>
                 <w:rFonts w:ascii="Palatino Linotype" w:hAnsi="Palatino Linotype"/>
@@ -2847,7 +3124,18 @@
                 <w:sz w:val="20"/>
                 <w:szCs w:val="20"/>
               </w:rPr>
-              <w:t>charge.plea</w:t>
+              <w:t>charge</w:t>
+            </w:r>
+            <w:proofErr w:type="gramEnd"/>
+            <w:r>
+              <w:rPr>
+                <w:rFonts w:ascii="Palatino Linotype" w:hAnsi="Palatino Linotype"/>
+                <w:b/>
+                <w:bCs/>
+                <w:sz w:val="20"/>
+                <w:szCs w:val="20"/>
+              </w:rPr>
+              <w:t>.plea</w:t>
             </w:r>
             <w:proofErr w:type="spellEnd"/>
             <w:r>
@@ -3095,6 +3383,7 @@
                 <w:szCs w:val="20"/>
               </w:rPr>
             </w:pPr>
+            <w:proofErr w:type="gramStart"/>
             <w:r>
               <w:rPr>
                 <w:rFonts w:ascii="Palatino Linotype" w:hAnsi="Palatino Linotype"/>
@@ -3114,7 +3403,18 @@
                 <w:sz w:val="20"/>
                 <w:szCs w:val="20"/>
               </w:rPr>
-              <w:t>charge.finding</w:t>
+              <w:t>charge</w:t>
+            </w:r>
+            <w:proofErr w:type="gramEnd"/>
+            <w:r>
+              <w:rPr>
+                <w:rFonts w:ascii="Palatino Linotype" w:hAnsi="Palatino Linotype"/>
+                <w:b/>
+                <w:bCs/>
+                <w:sz w:val="20"/>
+                <w:szCs w:val="20"/>
+              </w:rPr>
+              <w:t>.finding</w:t>
             </w:r>
             <w:proofErr w:type="spellEnd"/>
             <w:r>
@@ -3362,6 +3662,7 @@
                 <w:szCs w:val="20"/>
               </w:rPr>
             </w:pPr>
+            <w:proofErr w:type="gramStart"/>
             <w:r>
               <w:rPr>
                 <w:rFonts w:ascii="Palatino Linotype" w:hAnsi="Palatino Linotype"/>
@@ -3381,7 +3682,18 @@
                 <w:sz w:val="20"/>
                 <w:szCs w:val="20"/>
               </w:rPr>
-              <w:t>charge.fines_amount</w:t>
+              <w:t>charge</w:t>
+            </w:r>
+            <w:proofErr w:type="gramEnd"/>
+            <w:r>
+              <w:rPr>
+                <w:rFonts w:ascii="Palatino Linotype" w:hAnsi="Palatino Linotype"/>
+                <w:b/>
+                <w:bCs/>
+                <w:sz w:val="20"/>
+                <w:szCs w:val="20"/>
+              </w:rPr>
+              <w:t>.fines_amount</w:t>
             </w:r>
             <w:proofErr w:type="spellEnd"/>
             <w:r>
@@ -3649,6 +3961,7 @@
                 <w:szCs w:val="20"/>
               </w:rPr>
             </w:pPr>
+            <w:proofErr w:type="gramStart"/>
             <w:r>
               <w:rPr>
                 <w:rFonts w:ascii="Palatino Linotype" w:hAnsi="Palatino Linotype"/>
@@ -3668,7 +3981,18 @@
                 <w:sz w:val="20"/>
                 <w:szCs w:val="20"/>
               </w:rPr>
-              <w:t>charge.fines_suspended</w:t>
+              <w:t>charge</w:t>
+            </w:r>
+            <w:proofErr w:type="gramEnd"/>
+            <w:r>
+              <w:rPr>
+                <w:rFonts w:ascii="Palatino Linotype" w:hAnsi="Palatino Linotype"/>
+                <w:b/>
+                <w:bCs/>
+                <w:sz w:val="20"/>
+                <w:szCs w:val="20"/>
+              </w:rPr>
+              <w:t>.fines_suspended</w:t>
             </w:r>
             <w:proofErr w:type="spellEnd"/>
             <w:r>
@@ -3916,6 +4240,7 @@
                 <w:szCs w:val="20"/>
               </w:rPr>
             </w:pPr>
+            <w:proofErr w:type="gramStart"/>
             <w:r>
               <w:rPr>
                 <w:rFonts w:ascii="Palatino Linotype" w:hAnsi="Palatino Linotype"/>
@@ -3935,7 +4260,18 @@
                 <w:sz w:val="20"/>
                 <w:szCs w:val="20"/>
               </w:rPr>
-              <w:t>charge.</w:t>
+              <w:t>charge</w:t>
+            </w:r>
+            <w:proofErr w:type="gramEnd"/>
+            <w:r>
+              <w:rPr>
+                <w:rFonts w:ascii="Palatino Linotype" w:hAnsi="Palatino Linotype"/>
+                <w:b/>
+                <w:bCs/>
+                <w:sz w:val="20"/>
+                <w:szCs w:val="20"/>
+              </w:rPr>
+              <w:t>.</w:t>
             </w:r>
             <w:r>
               <w:rPr>
@@ -4213,6 +4549,7 @@
                 <w:szCs w:val="20"/>
               </w:rPr>
             </w:pPr>
+            <w:proofErr w:type="gramStart"/>
             <w:r>
               <w:rPr>
                 <w:rFonts w:ascii="Palatino Linotype" w:hAnsi="Palatino Linotype"/>
@@ -4232,7 +4569,18 @@
                 <w:sz w:val="20"/>
                 <w:szCs w:val="20"/>
               </w:rPr>
-              <w:t>charge.</w:t>
+              <w:t>charge</w:t>
+            </w:r>
+            <w:proofErr w:type="gramEnd"/>
+            <w:r>
+              <w:rPr>
+                <w:rFonts w:ascii="Palatino Linotype" w:hAnsi="Palatino Linotype"/>
+                <w:b/>
+                <w:bCs/>
+                <w:sz w:val="20"/>
+                <w:szCs w:val="20"/>
+              </w:rPr>
+              <w:t>.</w:t>
             </w:r>
             <w:r>
               <w:rPr>
@@ -4375,7 +4723,25 @@
           <w:sz w:val="20"/>
           <w:szCs w:val="20"/>
         </w:rPr>
-        <w:t>community_control.specialized_docket_ordered</w:t>
+        <w:t>community_</w:t>
+      </w:r>
+      <w:proofErr w:type="gramStart"/>
+      <w:r>
+        <w:rPr>
+          <w:rFonts w:ascii="Palatino Linotype" w:hAnsi="Palatino Linotype"/>
+          <w:sz w:val="20"/>
+          <w:szCs w:val="20"/>
+        </w:rPr>
+        <w:t>control.specialized</w:t>
+      </w:r>
+      <w:proofErr w:type="gramEnd"/>
+      <w:r>
+        <w:rPr>
+          <w:rFonts w:ascii="Palatino Linotype" w:hAnsi="Palatino Linotype"/>
+          <w:sz w:val="20"/>
+          <w:szCs w:val="20"/>
+        </w:rPr>
+        <w:t>_docket_ordered</w:t>
       </w:r>
       <w:proofErr w:type="spellEnd"/>
       <w:r>
@@ -4402,7 +4768,113 @@
           <w:sz w:val="20"/>
           <w:szCs w:val="20"/>
         </w:rPr>
-        <w:t xml:space="preserve"> Defendant is placed on the {{ </w:t>
+        <w:t xml:space="preserve"> </w:t>
+      </w:r>
+      <w:proofErr w:type="gramStart"/>
+      <w:r>
+        <w:rPr>
+          <w:rFonts w:ascii="Palatino Linotype" w:hAnsi="Palatino Linotype"/>
+          <w:sz w:val="20"/>
+          <w:szCs w:val="20"/>
+        </w:rPr>
+        <w:t>Defendant</w:t>
+      </w:r>
+      <w:proofErr w:type="gramEnd"/>
+      <w:r>
+        <w:rPr>
+          <w:rFonts w:ascii="Palatino Linotype" w:hAnsi="Palatino Linotype"/>
+          <w:sz w:val="20"/>
+          <w:szCs w:val="20"/>
+        </w:rPr>
+        <w:t xml:space="preserve"> is placed on the </w:t>
+      </w:r>
+      <w:proofErr w:type="gramStart"/>
+      <w:r>
+        <w:rPr>
+          <w:rFonts w:ascii="Palatino Linotype" w:hAnsi="Palatino Linotype"/>
+          <w:sz w:val="20"/>
+          <w:szCs w:val="20"/>
+        </w:rPr>
+        <w:t xml:space="preserve">{{ </w:t>
+      </w:r>
+      <w:proofErr w:type="spellStart"/>
+      <w:r>
+        <w:rPr>
+          <w:rFonts w:ascii="Palatino Linotype" w:hAnsi="Palatino Linotype"/>
+          <w:sz w:val="20"/>
+          <w:szCs w:val="20"/>
+        </w:rPr>
+        <w:t>community</w:t>
+      </w:r>
+      <w:proofErr w:type="gramEnd"/>
+      <w:r>
+        <w:rPr>
+          <w:rFonts w:ascii="Palatino Linotype" w:hAnsi="Palatino Linotype"/>
+          <w:sz w:val="20"/>
+          <w:szCs w:val="20"/>
+        </w:rPr>
+        <w:t>_control.specialized_docket_type</w:t>
+      </w:r>
+      <w:proofErr w:type="spellEnd"/>
+      <w:r>
+        <w:rPr>
+          <w:rFonts w:ascii="Palatino Linotype" w:hAnsi="Palatino Linotype"/>
+          <w:sz w:val="20"/>
+          <w:szCs w:val="20"/>
+        </w:rPr>
+        <w:t xml:space="preserve"> }}. The Defendant has reviewed and understands the requirements of the </w:t>
+      </w:r>
+      <w:proofErr w:type="gramStart"/>
+      <w:r>
+        <w:rPr>
+          <w:rFonts w:ascii="Palatino Linotype" w:hAnsi="Palatino Linotype"/>
+          <w:sz w:val="20"/>
+          <w:szCs w:val="20"/>
+        </w:rPr>
+        <w:t xml:space="preserve">{{ </w:t>
+      </w:r>
+      <w:proofErr w:type="spellStart"/>
+      <w:r>
+        <w:rPr>
+          <w:rFonts w:ascii="Palatino Linotype" w:hAnsi="Palatino Linotype"/>
+          <w:sz w:val="20"/>
+          <w:szCs w:val="20"/>
+        </w:rPr>
+        <w:t>community</w:t>
+      </w:r>
+      <w:proofErr w:type="gramEnd"/>
+      <w:r>
+        <w:rPr>
+          <w:rFonts w:ascii="Palatino Linotype" w:hAnsi="Palatino Linotype"/>
+          <w:sz w:val="20"/>
+          <w:szCs w:val="20"/>
+        </w:rPr>
+        <w:t>_control.specialized_docket_type</w:t>
+      </w:r>
+      <w:proofErr w:type="spellEnd"/>
+      <w:r>
+        <w:rPr>
+          <w:rFonts w:ascii="Palatino Linotype" w:hAnsi="Palatino Linotype"/>
+          <w:sz w:val="20"/>
+          <w:szCs w:val="20"/>
+        </w:rPr>
+        <w:t xml:space="preserve"> }} and agree</w:t>
+      </w:r>
+      <w:r>
+        <w:rPr>
+          <w:rFonts w:ascii="Palatino Linotype" w:hAnsi="Palatino Linotype"/>
+          <w:sz w:val="20"/>
+          <w:szCs w:val="20"/>
+        </w:rPr>
+        <w:t>d</w:t>
+      </w:r>
+      <w:r>
+        <w:rPr>
+          <w:rFonts w:ascii="Palatino Linotype" w:hAnsi="Palatino Linotype"/>
+          <w:sz w:val="20"/>
+          <w:szCs w:val="20"/>
+        </w:rPr>
+        <w:t xml:space="preserve"> to all terms and conditions of the {{ </w:t>
       </w:r>
       <w:proofErr w:type="spellStart"/>
       <w:r>
@@ -4420,58 +4892,6 @@
           <w:sz w:val="20"/>
           <w:szCs w:val="20"/>
         </w:rPr>
-        <w:t xml:space="preserve"> }}. The Defendant has reviewed and understands the requirements of the {{ </w:t>
-      </w:r>
-      <w:proofErr w:type="spellStart"/>
-      <w:r>
-        <w:rPr>
-          <w:rFonts w:ascii="Palatino Linotype" w:hAnsi="Palatino Linotype"/>
-          <w:sz w:val="20"/>
-          <w:szCs w:val="20"/>
-        </w:rPr>
-        <w:t>community_control.specialized_docket_type</w:t>
-      </w:r>
-      <w:proofErr w:type="spellEnd"/>
-      <w:r>
-        <w:rPr>
-          <w:rFonts w:ascii="Palatino Linotype" w:hAnsi="Palatino Linotype"/>
-          <w:sz w:val="20"/>
-          <w:szCs w:val="20"/>
-        </w:rPr>
-        <w:t xml:space="preserve"> }} and agree</w:t>
-      </w:r>
-      <w:r>
-        <w:rPr>
-          <w:rFonts w:ascii="Palatino Linotype" w:hAnsi="Palatino Linotype"/>
-          <w:sz w:val="20"/>
-          <w:szCs w:val="20"/>
-        </w:rPr>
-        <w:t>d</w:t>
-      </w:r>
-      <w:r>
-        <w:rPr>
-          <w:rFonts w:ascii="Palatino Linotype" w:hAnsi="Palatino Linotype"/>
-          <w:sz w:val="20"/>
-          <w:szCs w:val="20"/>
-        </w:rPr>
-        <w:t xml:space="preserve"> to all terms and conditions of the {{ </w:t>
-      </w:r>
-      <w:proofErr w:type="spellStart"/>
-      <w:r>
-        <w:rPr>
-          <w:rFonts w:ascii="Palatino Linotype" w:hAnsi="Palatino Linotype"/>
-          <w:sz w:val="20"/>
-          <w:szCs w:val="20"/>
-        </w:rPr>
-        <w:t>community_control.specialized_docket_type</w:t>
-      </w:r>
-      <w:proofErr w:type="spellEnd"/>
-      <w:r>
-        <w:rPr>
-          <w:rFonts w:ascii="Palatino Linotype" w:hAnsi="Palatino Linotype"/>
-          <w:sz w:val="20"/>
-          <w:szCs w:val="20"/>
-        </w:rPr>
         <w:t xml:space="preserve"> }}. </w:t>
       </w:r>
       <w:r>
@@ -4480,15 +4900,33 @@
           <w:sz w:val="20"/>
           <w:szCs w:val="20"/>
         </w:rPr>
-        <w:t>{{‘\n’}}</w:t>
-      </w:r>
-      <w:r>
-        <w:rPr>
-          <w:rFonts w:ascii="Palatino Linotype" w:hAnsi="Palatino Linotype"/>
-          <w:sz w:val="20"/>
-          <w:szCs w:val="20"/>
-        </w:rPr>
-        <w:t>{% endif %}</w:t>
+        <w:t>{{‘\n’</w:t>
+      </w:r>
+      <w:proofErr w:type="gramStart"/>
+      <w:r>
+        <w:rPr>
+          <w:rFonts w:ascii="Palatino Linotype" w:hAnsi="Palatino Linotype"/>
+          <w:sz w:val="20"/>
+          <w:szCs w:val="20"/>
+        </w:rPr>
+        <w:t>}}</w:t>
+      </w:r>
+      <w:r>
+        <w:rPr>
+          <w:rFonts w:ascii="Palatino Linotype" w:hAnsi="Palatino Linotype"/>
+          <w:sz w:val="20"/>
+          <w:szCs w:val="20"/>
+        </w:rPr>
+        <w:t>{</w:t>
+      </w:r>
+      <w:proofErr w:type="gramEnd"/>
+      <w:r>
+        <w:rPr>
+          <w:rFonts w:ascii="Palatino Linotype" w:hAnsi="Palatino Linotype"/>
+          <w:sz w:val="20"/>
+          <w:szCs w:val="20"/>
+        </w:rPr>
+        <w:t>% endif %}</w:t>
       </w:r>
       <w:r>
         <w:rPr>
@@ -4541,22 +4979,551 @@
           <w:sz w:val="20"/>
           <w:szCs w:val="20"/>
         </w:rPr>
-        <w:t xml:space="preserve"> {{ </w:t>
-      </w:r>
-      <w:proofErr w:type="spellStart"/>
-      <w:r>
-        <w:rPr>
-          <w:rFonts w:ascii="Palatino Linotype" w:hAnsi="Palatino Linotype"/>
-          <w:b/>
-          <w:bCs/>
-          <w:sz w:val="20"/>
-          <w:szCs w:val="20"/>
+        <w:t xml:space="preserve"> </w:t>
+      </w:r>
+      <w:proofErr w:type="gramStart"/>
+      <w:r>
+        <w:rPr>
+          <w:rFonts w:ascii="Palatino Linotype" w:hAnsi="Palatino Linotype"/>
+          <w:b/>
+          <w:bCs/>
+          <w:sz w:val="20"/>
+          <w:szCs w:val="20"/>
+        </w:rPr>
+        <w:t xml:space="preserve">{{ </w:t>
+      </w:r>
+      <w:proofErr w:type="spellStart"/>
+      <w:r>
+        <w:rPr>
+          <w:rFonts w:ascii="Palatino Linotype" w:hAnsi="Palatino Linotype"/>
+          <w:b/>
+          <w:bCs/>
+          <w:sz w:val="20"/>
+          <w:szCs w:val="20"/>
+        </w:rPr>
+        <w:t>jail</w:t>
+      </w:r>
+      <w:proofErr w:type="gramEnd"/>
+      <w:r>
+        <w:rPr>
+          <w:rFonts w:ascii="Palatino Linotype" w:hAnsi="Palatino Linotype"/>
+          <w:b/>
+          <w:bCs/>
+          <w:sz w:val="20"/>
+          <w:szCs w:val="20"/>
+        </w:rPr>
+        <w:t>_terms.</w:t>
+      </w:r>
+      <w:r>
+        <w:rPr>
+          <w:rFonts w:ascii="Palatino Linotype" w:hAnsi="Palatino Linotype"/>
+          <w:b/>
+          <w:bCs/>
+          <w:sz w:val="20"/>
+          <w:szCs w:val="20"/>
+        </w:rPr>
+        <w:t>total_jail_days_to_serve</w:t>
+      </w:r>
+      <w:proofErr w:type="spellEnd"/>
+      <w:r>
+        <w:rPr>
+          <w:rFonts w:ascii="Palatino Linotype" w:hAnsi="Palatino Linotype"/>
+          <w:b/>
+          <w:bCs/>
+          <w:sz w:val="20"/>
+          <w:szCs w:val="20"/>
+        </w:rPr>
+        <w:t xml:space="preserve"> }} days</w:t>
+      </w:r>
+      <w:r>
+        <w:rPr>
+          <w:rFonts w:ascii="Palatino Linotype" w:hAnsi="Palatino Linotype"/>
+          <w:sz w:val="20"/>
+          <w:szCs w:val="20"/>
+        </w:rPr>
+        <w:t xml:space="preserve"> in jail for this case. The Defendant is currently in jail and shall serve the remainder of the jail days imposed by this order. </w:t>
+      </w:r>
+      <w:r>
+        <w:rPr>
+          <w:rFonts w:ascii="Palatino Linotype" w:hAnsi="Palatino Linotype"/>
+          <w:sz w:val="20"/>
+          <w:szCs w:val="20"/>
+        </w:rPr>
+        <w:t xml:space="preserve">{% if </w:t>
+      </w:r>
+      <w:proofErr w:type="spellStart"/>
+      <w:r>
+        <w:rPr>
+          <w:rFonts w:ascii="Palatino Linotype" w:hAnsi="Palatino Linotype"/>
+          <w:sz w:val="20"/>
+          <w:szCs w:val="20"/>
+        </w:rPr>
+        <w:t>jail_</w:t>
+      </w:r>
+      <w:proofErr w:type="gramStart"/>
+      <w:r>
+        <w:rPr>
+          <w:rFonts w:ascii="Palatino Linotype" w:hAnsi="Palatino Linotype"/>
+          <w:sz w:val="20"/>
+          <w:szCs w:val="20"/>
+        </w:rPr>
+        <w:t>terms.companion</w:t>
+      </w:r>
+      <w:proofErr w:type="gramEnd"/>
+      <w:r>
+        <w:rPr>
+          <w:rFonts w:ascii="Palatino Linotype" w:hAnsi="Palatino Linotype"/>
+          <w:sz w:val="20"/>
+          <w:szCs w:val="20"/>
+        </w:rPr>
+        <w:t>_cases_exist</w:t>
+      </w:r>
+      <w:proofErr w:type="spellEnd"/>
+      <w:r>
+        <w:rPr>
+          <w:rFonts w:ascii="Palatino Linotype" w:hAnsi="Palatino Linotype"/>
+          <w:sz w:val="20"/>
+          <w:szCs w:val="20"/>
+        </w:rPr>
+        <w:t xml:space="preserve"> is true %}Defendant’s jail days imposed in this case shall be served </w:t>
+      </w:r>
+      <w:r>
+        <w:rPr>
+          <w:rFonts w:ascii="Palatino Linotype" w:hAnsi="Palatino Linotype"/>
+          <w:sz w:val="20"/>
+          <w:szCs w:val="20"/>
+          <w:u w:val="single"/>
+        </w:rPr>
+        <w:t xml:space="preserve">{{ </w:t>
+      </w:r>
+      <w:proofErr w:type="spellStart"/>
+      <w:r>
+        <w:rPr>
+          <w:rFonts w:ascii="Palatino Linotype" w:hAnsi="Palatino Linotype"/>
+          <w:sz w:val="20"/>
+          <w:szCs w:val="20"/>
+          <w:u w:val="single"/>
         </w:rPr>
         <w:t>jail_terms.</w:t>
       </w:r>
       <w:r>
         <w:rPr>
           <w:rFonts w:ascii="Palatino Linotype" w:hAnsi="Palatino Linotype"/>
+          <w:sz w:val="20"/>
+          <w:szCs w:val="20"/>
+          <w:u w:val="single"/>
+        </w:rPr>
+        <w:t>companion_cases_sentence_type</w:t>
+      </w:r>
+      <w:proofErr w:type="spellEnd"/>
+      <w:r>
+        <w:rPr>
+          <w:rFonts w:ascii="Palatino Linotype" w:hAnsi="Palatino Linotype"/>
+          <w:sz w:val="20"/>
+          <w:szCs w:val="20"/>
+          <w:u w:val="single"/>
+        </w:rPr>
+        <w:t xml:space="preserve"> }} to the jail days imposed in {{ </w:t>
+      </w:r>
+      <w:proofErr w:type="spellStart"/>
+      <w:r>
+        <w:rPr>
+          <w:rFonts w:ascii="Palatino Linotype" w:hAnsi="Palatino Linotype"/>
+          <w:sz w:val="20"/>
+          <w:szCs w:val="20"/>
+          <w:u w:val="single"/>
+        </w:rPr>
+        <w:t>jail_terms.companion_case</w:t>
+      </w:r>
+      <w:r>
+        <w:rPr>
+          <w:rFonts w:ascii="Palatino Linotype" w:hAnsi="Palatino Linotype"/>
+          <w:sz w:val="20"/>
+          <w:szCs w:val="20"/>
+          <w:u w:val="single"/>
+        </w:rPr>
+        <w:t>s</w:t>
+      </w:r>
+      <w:r>
+        <w:rPr>
+          <w:rFonts w:ascii="Palatino Linotype" w:hAnsi="Palatino Linotype"/>
+          <w:sz w:val="20"/>
+          <w:szCs w:val="20"/>
+          <w:u w:val="single"/>
+        </w:rPr>
+        <w:t>_numbers</w:t>
+      </w:r>
+      <w:proofErr w:type="spellEnd"/>
+      <w:r>
+        <w:rPr>
+          <w:rFonts w:ascii="Palatino Linotype" w:hAnsi="Palatino Linotype"/>
+          <w:sz w:val="20"/>
+          <w:szCs w:val="20"/>
+          <w:u w:val="single"/>
+        </w:rPr>
+        <w:t xml:space="preserve"> }}</w:t>
+      </w:r>
+      <w:r>
+        <w:rPr>
+          <w:rFonts w:ascii="Palatino Linotype" w:hAnsi="Palatino Linotype"/>
+          <w:sz w:val="20"/>
+          <w:szCs w:val="20"/>
+        </w:rPr>
+        <w:t>.</w:t>
+      </w:r>
+      <w:r>
+        <w:rPr>
+          <w:rFonts w:ascii="Palatino Linotype" w:hAnsi="Palatino Linotype"/>
+          <w:sz w:val="20"/>
+          <w:szCs w:val="20"/>
+        </w:rPr>
+        <w:t xml:space="preserve"> </w:t>
+      </w:r>
+      <w:r>
+        <w:rPr>
+          <w:rFonts w:ascii="Palatino Linotype" w:hAnsi="Palatino Linotype"/>
+          <w:sz w:val="20"/>
+          <w:szCs w:val="20"/>
+        </w:rPr>
+        <w:t xml:space="preserve">{% endif </w:t>
+      </w:r>
+      <w:proofErr w:type="gramStart"/>
+      <w:r>
+        <w:rPr>
+          <w:rFonts w:ascii="Palatino Linotype" w:hAnsi="Palatino Linotype"/>
+          <w:sz w:val="20"/>
+          <w:szCs w:val="20"/>
+        </w:rPr>
+        <w:t>%}</w:t>
+      </w:r>
+      <w:r>
+        <w:rPr>
+          <w:rFonts w:ascii="Palatino Linotype" w:hAnsi="Palatino Linotype"/>
+          <w:sz w:val="20"/>
+          <w:szCs w:val="20"/>
+        </w:rPr>
+        <w:t>{</w:t>
+      </w:r>
+      <w:proofErr w:type="gramEnd"/>
+      <w:r>
+        <w:rPr>
+          <w:rFonts w:ascii="Palatino Linotype" w:hAnsi="Palatino Linotype"/>
+          <w:sz w:val="20"/>
+          <w:szCs w:val="20"/>
+        </w:rPr>
+        <w:t xml:space="preserve">% if </w:t>
+      </w:r>
+      <w:proofErr w:type="spellStart"/>
+      <w:r>
+        <w:rPr>
+          <w:rFonts w:ascii="Palatino Linotype" w:hAnsi="Palatino Linotype"/>
+          <w:sz w:val="20"/>
+          <w:szCs w:val="20"/>
+        </w:rPr>
+        <w:t>jail_terms.apply_jtc</w:t>
+      </w:r>
+      <w:proofErr w:type="spellEnd"/>
+      <w:r>
+        <w:rPr>
+          <w:rFonts w:ascii="Palatino Linotype" w:hAnsi="Palatino Linotype"/>
+          <w:sz w:val="20"/>
+          <w:szCs w:val="20"/>
+        </w:rPr>
+        <w:t xml:space="preserve"> == ‘Sentence’</w:t>
+      </w:r>
+      <w:r>
+        <w:rPr>
+          <w:rFonts w:ascii="Palatino Linotype" w:hAnsi="Palatino Linotype"/>
+          <w:sz w:val="20"/>
+          <w:szCs w:val="20"/>
+        </w:rPr>
+        <w:t xml:space="preserve"> </w:t>
+      </w:r>
+      <w:r>
+        <w:rPr>
+          <w:rFonts w:ascii="Palatino Linotype" w:hAnsi="Palatino Linotype"/>
+          <w:sz w:val="20"/>
+          <w:szCs w:val="20"/>
+        </w:rPr>
+        <w:t xml:space="preserve">%}Defendant shall receive credit for </w:t>
+      </w:r>
+      <w:r>
+        <w:rPr>
+          <w:rFonts w:ascii="Palatino Linotype" w:hAnsi="Palatino Linotype"/>
+          <w:b/>
+          <w:bCs/>
+          <w:sz w:val="20"/>
+          <w:szCs w:val="20"/>
+        </w:rPr>
+        <w:t xml:space="preserve">{{ </w:t>
+      </w:r>
+      <w:proofErr w:type="spellStart"/>
+      <w:r>
+        <w:rPr>
+          <w:rFonts w:ascii="Palatino Linotype" w:hAnsi="Palatino Linotype"/>
+          <w:b/>
+          <w:bCs/>
+          <w:sz w:val="20"/>
+          <w:szCs w:val="20"/>
+        </w:rPr>
+        <w:t>jail_terms.days_in_jail</w:t>
+      </w:r>
+      <w:proofErr w:type="spellEnd"/>
+      <w:r>
+        <w:rPr>
+          <w:rFonts w:ascii="Palatino Linotype" w:hAnsi="Palatino Linotype"/>
+          <w:b/>
+          <w:bCs/>
+          <w:sz w:val="20"/>
+          <w:szCs w:val="20"/>
+        </w:rPr>
+        <w:t xml:space="preserve"> }}</w:t>
+      </w:r>
+      <w:r>
+        <w:rPr>
+          <w:rFonts w:ascii="Palatino Linotype" w:hAnsi="Palatino Linotype"/>
+          <w:b/>
+          <w:bCs/>
+          <w:sz w:val="20"/>
+          <w:szCs w:val="20"/>
+        </w:rPr>
+        <w:t xml:space="preserve"> </w:t>
+      </w:r>
+      <w:r>
+        <w:rPr>
+          <w:rFonts w:ascii="Palatino Linotype" w:hAnsi="Palatino Linotype"/>
+          <w:b/>
+          <w:bCs/>
+          <w:sz w:val="20"/>
+          <w:szCs w:val="20"/>
+        </w:rPr>
+        <w:t>days</w:t>
+      </w:r>
+      <w:r>
+        <w:rPr>
+          <w:rFonts w:ascii="Palatino Linotype" w:hAnsi="Palatino Linotype"/>
+          <w:bCs/>
+          <w:sz w:val="20"/>
+          <w:szCs w:val="20"/>
+        </w:rPr>
+        <w:t xml:space="preserve"> already served in jail</w:t>
+      </w:r>
+      <w:r>
+        <w:rPr>
+          <w:rFonts w:ascii="Palatino Linotype" w:hAnsi="Palatino Linotype"/>
+          <w:sz w:val="20"/>
+          <w:szCs w:val="20"/>
+        </w:rPr>
+        <w:t xml:space="preserve">. </w:t>
+      </w:r>
+      <w:r>
+        <w:rPr>
+          <w:rFonts w:ascii="Palatino Linotype" w:hAnsi="Palatino Linotype"/>
+          <w:sz w:val="20"/>
+          <w:szCs w:val="20"/>
+        </w:rPr>
+        <w:t>{{‘\n’</w:t>
+      </w:r>
+      <w:proofErr w:type="gramStart"/>
+      <w:r>
+        <w:rPr>
+          <w:rFonts w:ascii="Palatino Linotype" w:hAnsi="Palatino Linotype"/>
+          <w:sz w:val="20"/>
+          <w:szCs w:val="20"/>
+        </w:rPr>
+        <w:t>}}</w:t>
+      </w:r>
+      <w:r>
+        <w:rPr>
+          <w:rFonts w:ascii="Palatino Linotype" w:hAnsi="Palatino Linotype"/>
+          <w:sz w:val="20"/>
+          <w:szCs w:val="20"/>
+        </w:rPr>
+        <w:t>{</w:t>
+      </w:r>
+      <w:proofErr w:type="gramEnd"/>
+      <w:r>
+        <w:rPr>
+          <w:rFonts w:ascii="Palatino Linotype" w:hAnsi="Palatino Linotype"/>
+          <w:sz w:val="20"/>
+          <w:szCs w:val="20"/>
+        </w:rPr>
+        <w:t>% endif %}{% endif %}</w:t>
+      </w:r>
+      <w:r>
+        <w:rPr>
+          <w:rFonts w:ascii="Palatino Linotype" w:hAnsi="Palatino Linotype"/>
+          <w:sz w:val="20"/>
+          <w:szCs w:val="20"/>
+        </w:rPr>
+        <w:t xml:space="preserve">{% if </w:t>
+      </w:r>
+      <w:proofErr w:type="spellStart"/>
+      <w:r>
+        <w:rPr>
+          <w:rFonts w:ascii="Palatino Linotype" w:hAnsi="Palatino Linotype"/>
+          <w:sz w:val="20"/>
+          <w:szCs w:val="20"/>
+        </w:rPr>
+        <w:t>jail_terms.ordered</w:t>
+      </w:r>
+      <w:proofErr w:type="spellEnd"/>
+      <w:r>
+        <w:rPr>
+          <w:rFonts w:ascii="Palatino Linotype" w:hAnsi="Palatino Linotype"/>
+          <w:sz w:val="20"/>
+          <w:szCs w:val="20"/>
+        </w:rPr>
+        <w:t xml:space="preserve"> is false and </w:t>
+      </w:r>
+      <w:proofErr w:type="spellStart"/>
+      <w:r>
+        <w:rPr>
+          <w:rFonts w:ascii="Palatino Linotype" w:hAnsi="Palatino Linotype"/>
+          <w:sz w:val="20"/>
+          <w:szCs w:val="20"/>
+        </w:rPr>
+        <w:t>jail_terms.apply_jtc</w:t>
+      </w:r>
+      <w:proofErr w:type="spellEnd"/>
+      <w:r>
+        <w:rPr>
+          <w:rFonts w:ascii="Palatino Linotype" w:hAnsi="Palatino Linotype"/>
+          <w:sz w:val="20"/>
+          <w:szCs w:val="20"/>
+        </w:rPr>
+        <w:t xml:space="preserve"> == ‘Sentence’</w:t>
+      </w:r>
+      <w:r>
+        <w:rPr>
+          <w:rFonts w:ascii="Palatino Linotype" w:hAnsi="Palatino Linotype"/>
+          <w:sz w:val="20"/>
+          <w:szCs w:val="20"/>
+        </w:rPr>
+        <w:t xml:space="preserve"> </w:t>
+      </w:r>
+      <w:r>
+        <w:rPr>
+          <w:rFonts w:ascii="Palatino Linotype" w:hAnsi="Palatino Linotype"/>
+          <w:sz w:val="20"/>
+          <w:szCs w:val="20"/>
+        </w:rPr>
+        <w:t xml:space="preserve">and </w:t>
+      </w:r>
+      <w:proofErr w:type="spellStart"/>
+      <w:r>
+        <w:rPr>
+          <w:rFonts w:ascii="Palatino Linotype" w:hAnsi="Palatino Linotype"/>
+          <w:sz w:val="20"/>
+          <w:szCs w:val="20"/>
+        </w:rPr>
+        <w:t>jail_terms.days_in_jail</w:t>
+      </w:r>
+      <w:proofErr w:type="spellEnd"/>
+      <w:r>
+        <w:rPr>
+          <w:rFonts w:ascii="Palatino Linotype" w:hAnsi="Palatino Linotype"/>
+          <w:sz w:val="20"/>
+          <w:szCs w:val="20"/>
+        </w:rPr>
+        <w:t xml:space="preserve"> != ‘None’ and </w:t>
+      </w:r>
+      <w:proofErr w:type="spellStart"/>
+      <w:r>
+        <w:rPr>
+          <w:rFonts w:ascii="Palatino Linotype" w:hAnsi="Palatino Linotype"/>
+          <w:sz w:val="20"/>
+          <w:szCs w:val="20"/>
+        </w:rPr>
+        <w:t>jail_terms.currently_in_jail</w:t>
+      </w:r>
+      <w:proofErr w:type="spellEnd"/>
+      <w:r>
+        <w:rPr>
+          <w:rFonts w:ascii="Palatino Linotype" w:hAnsi="Palatino Linotype"/>
+          <w:sz w:val="20"/>
+          <w:szCs w:val="20"/>
+        </w:rPr>
+        <w:t xml:space="preserve"> == ‘No’ %}{{‘\n’}}</w:t>
+      </w:r>
+      <w:r>
+        <w:rPr>
+          <w:rFonts w:ascii="Palatino Linotype" w:hAnsi="Palatino Linotype"/>
+          <w:b/>
+          <w:sz w:val="20"/>
+          <w:szCs w:val="20"/>
+        </w:rPr>
+        <w:t xml:space="preserve">Jail Credit. </w:t>
+      </w:r>
+      <w:r>
+        <w:rPr>
+          <w:rFonts w:ascii="Palatino Linotype" w:hAnsi="Palatino Linotype"/>
+          <w:b/>
+          <w:sz w:val="20"/>
+          <w:szCs w:val="20"/>
+        </w:rPr>
+        <w:t xml:space="preserve"> </w:t>
+      </w:r>
+      <w:r>
+        <w:rPr>
+          <w:rFonts w:ascii="Palatino Linotype" w:hAnsi="Palatino Linotype"/>
+          <w:sz w:val="20"/>
+          <w:szCs w:val="20"/>
+        </w:rPr>
+        <w:t xml:space="preserve">The Defendant </w:t>
+      </w:r>
+      <w:r>
+        <w:rPr>
+          <w:rFonts w:ascii="Palatino Linotype" w:hAnsi="Palatino Linotype"/>
+          <w:sz w:val="20"/>
+          <w:szCs w:val="20"/>
+        </w:rPr>
+        <w:t>is sentenced to</w:t>
+      </w:r>
+      <w:r>
+        <w:rPr>
+          <w:rFonts w:ascii="Palatino Linotype" w:hAnsi="Palatino Linotype"/>
+          <w:sz w:val="20"/>
+          <w:szCs w:val="20"/>
+        </w:rPr>
+        <w:t xml:space="preserve"> </w:t>
+      </w:r>
+      <w:proofErr w:type="gramStart"/>
+      <w:r>
+        <w:rPr>
+          <w:rFonts w:ascii="Palatino Linotype" w:hAnsi="Palatino Linotype"/>
+          <w:b/>
+          <w:bCs/>
+          <w:sz w:val="20"/>
+          <w:szCs w:val="20"/>
+        </w:rPr>
+        <w:t xml:space="preserve">{{ </w:t>
+      </w:r>
+      <w:proofErr w:type="spellStart"/>
+      <w:r>
+        <w:rPr>
+          <w:rFonts w:ascii="Palatino Linotype" w:hAnsi="Palatino Linotype"/>
+          <w:b/>
+          <w:bCs/>
+          <w:sz w:val="20"/>
+          <w:szCs w:val="20"/>
+        </w:rPr>
+        <w:t>jail</w:t>
+      </w:r>
+      <w:proofErr w:type="gramEnd"/>
+      <w:r>
+        <w:rPr>
+          <w:rFonts w:ascii="Palatino Linotype" w:hAnsi="Palatino Linotype"/>
+          <w:b/>
+          <w:bCs/>
+          <w:sz w:val="20"/>
+          <w:szCs w:val="20"/>
+        </w:rPr>
+        <w:t>_terms.</w:t>
+      </w:r>
+      <w:r>
+        <w:rPr>
+          <w:rFonts w:ascii="Palatino Linotype" w:hAnsi="Palatino Linotype"/>
           <w:b/>
           <w:bCs/>
           <w:sz w:val="20"/>
@@ -4581,40 +5548,48 @@
           <w:sz w:val="20"/>
           <w:szCs w:val="20"/>
         </w:rPr>
-        <w:t xml:space="preserve"> in jail for this case. The Defendant is currently in jail and shall serve the remainder of the jail days imposed by this order. </w:t>
-      </w:r>
-      <w:r>
-        <w:rPr>
-          <w:rFonts w:ascii="Palatino Linotype" w:hAnsi="Palatino Linotype"/>
-          <w:sz w:val="20"/>
-          <w:szCs w:val="20"/>
-        </w:rPr>
-        <w:t xml:space="preserve">{% if </w:t>
-      </w:r>
-      <w:proofErr w:type="spellStart"/>
-      <w:r>
-        <w:rPr>
-          <w:rFonts w:ascii="Palatino Linotype" w:hAnsi="Palatino Linotype"/>
-          <w:sz w:val="20"/>
-          <w:szCs w:val="20"/>
-        </w:rPr>
-        <w:t>jail_terms.companion_cases_exist</w:t>
-      </w:r>
-      <w:proofErr w:type="spellEnd"/>
-      <w:r>
-        <w:rPr>
-          <w:rFonts w:ascii="Palatino Linotype" w:hAnsi="Palatino Linotype"/>
-          <w:sz w:val="20"/>
-          <w:szCs w:val="20"/>
-        </w:rPr>
-        <w:t xml:space="preserve"> is true %}Defendant’s jail days imposed in this case shall be served </w:t>
-      </w:r>
-      <w:r>
-        <w:rPr>
-          <w:rFonts w:ascii="Palatino Linotype" w:hAnsi="Palatino Linotype"/>
-          <w:sz w:val="20"/>
-          <w:szCs w:val="20"/>
-          <w:u w:val="single"/>
+        <w:t xml:space="preserve"> in jail</w:t>
+      </w:r>
+      <w:r>
+        <w:rPr>
+          <w:rFonts w:ascii="Palatino Linotype" w:hAnsi="Palatino Linotype"/>
+          <w:sz w:val="20"/>
+          <w:szCs w:val="20"/>
+        </w:rPr>
+        <w:t xml:space="preserve"> for this case</w:t>
+      </w:r>
+      <w:r>
+        <w:rPr>
+          <w:rFonts w:ascii="Palatino Linotype" w:hAnsi="Palatino Linotype"/>
+          <w:sz w:val="20"/>
+          <w:szCs w:val="20"/>
+        </w:rPr>
+        <w:t xml:space="preserve">. </w:t>
+      </w:r>
+      <w:r>
+        <w:rPr>
+          <w:rFonts w:ascii="Palatino Linotype" w:hAnsi="Palatino Linotype"/>
+          <w:sz w:val="20"/>
+          <w:szCs w:val="20"/>
+        </w:rPr>
+        <w:t xml:space="preserve">Defendant is granted </w:t>
+      </w:r>
+      <w:r>
+        <w:rPr>
+          <w:rFonts w:ascii="Palatino Linotype" w:hAnsi="Palatino Linotype"/>
+          <w:b/>
+          <w:sz w:val="20"/>
+          <w:szCs w:val="20"/>
+        </w:rPr>
+        <w:t xml:space="preserve">credit for </w:t>
+      </w:r>
+      <w:proofErr w:type="gramStart"/>
+      <w:r>
+        <w:rPr>
+          <w:rFonts w:ascii="Palatino Linotype" w:hAnsi="Palatino Linotype"/>
+          <w:b/>
+          <w:sz w:val="20"/>
+          <w:szCs w:val="20"/>
         </w:rPr>
         <w:t xml:space="preserve">{{ </w:t>
       </w:r>
@@ -4622,76 +5597,75 @@
       <w:r>
         <w:rPr>
           <w:rFonts w:ascii="Palatino Linotype" w:hAnsi="Palatino Linotype"/>
-          <w:sz w:val="20"/>
-          <w:szCs w:val="20"/>
-          <w:u w:val="single"/>
-        </w:rPr>
-        <w:t>jail_terms.</w:t>
-      </w:r>
-      <w:r>
-        <w:rPr>
-          <w:rFonts w:ascii="Palatino Linotype" w:hAnsi="Palatino Linotype"/>
-          <w:sz w:val="20"/>
-          <w:szCs w:val="20"/>
-          <w:u w:val="single"/>
-        </w:rPr>
-        <w:t>companion_cases_sentence_type</w:t>
-      </w:r>
-      <w:proofErr w:type="spellEnd"/>
-      <w:r>
-        <w:rPr>
-          <w:rFonts w:ascii="Palatino Linotype" w:hAnsi="Palatino Linotype"/>
-          <w:sz w:val="20"/>
-          <w:szCs w:val="20"/>
-          <w:u w:val="single"/>
-        </w:rPr>
-        <w:t xml:space="preserve"> }} to the jail days imposed in {{ </w:t>
-      </w:r>
-      <w:proofErr w:type="spellStart"/>
-      <w:r>
-        <w:rPr>
-          <w:rFonts w:ascii="Palatino Linotype" w:hAnsi="Palatino Linotype"/>
-          <w:sz w:val="20"/>
-          <w:szCs w:val="20"/>
-          <w:u w:val="single"/>
-        </w:rPr>
-        <w:t>jail_terms.companion_case</w:t>
-      </w:r>
-      <w:r>
-        <w:rPr>
-          <w:rFonts w:ascii="Palatino Linotype" w:hAnsi="Palatino Linotype"/>
-          <w:sz w:val="20"/>
-          <w:szCs w:val="20"/>
-          <w:u w:val="single"/>
+          <w:b/>
+          <w:sz w:val="20"/>
+          <w:szCs w:val="20"/>
+        </w:rPr>
+        <w:t>jail</w:t>
+      </w:r>
+      <w:proofErr w:type="gramEnd"/>
+      <w:r>
+        <w:rPr>
+          <w:rFonts w:ascii="Palatino Linotype" w:hAnsi="Palatino Linotype"/>
+          <w:b/>
+          <w:sz w:val="20"/>
+          <w:szCs w:val="20"/>
+        </w:rPr>
+        <w:t>_terms.days_in_jail</w:t>
+      </w:r>
+      <w:proofErr w:type="spellEnd"/>
+      <w:r>
+        <w:rPr>
+          <w:rFonts w:ascii="Palatino Linotype" w:hAnsi="Palatino Linotype"/>
+          <w:b/>
+          <w:sz w:val="20"/>
+          <w:szCs w:val="20"/>
+        </w:rPr>
+        <w:t xml:space="preserve"> }}</w:t>
+      </w:r>
+      <w:r>
+        <w:rPr>
+          <w:rFonts w:ascii="Palatino Linotype" w:hAnsi="Palatino Linotype"/>
+          <w:b/>
+          <w:sz w:val="20"/>
+          <w:szCs w:val="20"/>
+        </w:rPr>
+        <w:t xml:space="preserve"> day</w:t>
+      </w:r>
+      <w:r>
+        <w:rPr>
+          <w:rFonts w:ascii="Palatino Linotype" w:hAnsi="Palatino Linotype"/>
+          <w:b/>
+          <w:sz w:val="20"/>
+          <w:szCs w:val="20"/>
+        </w:rPr>
+        <w:t>(</w:t>
+      </w:r>
+      <w:r>
+        <w:rPr>
+          <w:rFonts w:ascii="Palatino Linotype" w:hAnsi="Palatino Linotype"/>
+          <w:b/>
+          <w:sz w:val="20"/>
+          <w:szCs w:val="20"/>
         </w:rPr>
         <w:t>s</w:t>
       </w:r>
       <w:r>
         <w:rPr>
           <w:rFonts w:ascii="Palatino Linotype" w:hAnsi="Palatino Linotype"/>
-          <w:sz w:val="20"/>
-          <w:szCs w:val="20"/>
-          <w:u w:val="single"/>
-        </w:rPr>
-        <w:t>_numbers</w:t>
-      </w:r>
-      <w:proofErr w:type="spellEnd"/>
-      <w:r>
-        <w:rPr>
-          <w:rFonts w:ascii="Palatino Linotype" w:hAnsi="Palatino Linotype"/>
-          <w:sz w:val="20"/>
-          <w:szCs w:val="20"/>
-          <w:u w:val="single"/>
-        </w:rPr>
-        <w:t xml:space="preserve"> }}</w:t>
-      </w:r>
-      <w:r>
-        <w:rPr>
-          <w:rFonts w:ascii="Palatino Linotype" w:hAnsi="Palatino Linotype"/>
-          <w:sz w:val="20"/>
-          <w:szCs w:val="20"/>
-        </w:rPr>
-        <w:t>.</w:t>
+          <w:b/>
+          <w:sz w:val="20"/>
+          <w:szCs w:val="20"/>
+        </w:rPr>
+        <w:t>)</w:t>
+      </w:r>
+      <w:r>
+        <w:rPr>
+          <w:rFonts w:ascii="Palatino Linotype" w:hAnsi="Palatino Linotype"/>
+          <w:sz w:val="20"/>
+          <w:szCs w:val="20"/>
+        </w:rPr>
+        <w:t xml:space="preserve"> already served in jail.</w:t>
       </w:r>
       <w:r>
         <w:rPr>
@@ -4707,435 +5681,25 @@
           <w:sz w:val="20"/>
           <w:szCs w:val="20"/>
         </w:rPr>
-        <w:t>{% endif %}</w:t>
-      </w:r>
-      <w:r>
-        <w:rPr>
-          <w:rFonts w:ascii="Palatino Linotype" w:hAnsi="Palatino Linotype"/>
-          <w:sz w:val="20"/>
-          <w:szCs w:val="20"/>
-        </w:rPr>
-        <w:t xml:space="preserve">{% if </w:t>
-      </w:r>
-      <w:proofErr w:type="spellStart"/>
-      <w:r>
-        <w:rPr>
-          <w:rFonts w:ascii="Palatino Linotype" w:hAnsi="Palatino Linotype"/>
-          <w:sz w:val="20"/>
-          <w:szCs w:val="20"/>
-        </w:rPr>
-        <w:t>jail_terms.apply_jtc</w:t>
-      </w:r>
-      <w:proofErr w:type="spellEnd"/>
-      <w:r>
-        <w:rPr>
-          <w:rFonts w:ascii="Palatino Linotype" w:hAnsi="Palatino Linotype"/>
-          <w:sz w:val="20"/>
-          <w:szCs w:val="20"/>
-        </w:rPr>
-        <w:t xml:space="preserve"> == ‘Sentence’</w:t>
-      </w:r>
-      <w:r>
-        <w:rPr>
-          <w:rFonts w:ascii="Palatino Linotype" w:hAnsi="Palatino Linotype"/>
-          <w:sz w:val="20"/>
-          <w:szCs w:val="20"/>
-        </w:rPr>
-        <w:t xml:space="preserve"> </w:t>
-      </w:r>
-      <w:r>
-        <w:rPr>
-          <w:rFonts w:ascii="Palatino Linotype" w:hAnsi="Palatino Linotype"/>
-          <w:sz w:val="20"/>
-          <w:szCs w:val="20"/>
-        </w:rPr>
-        <w:t xml:space="preserve">%}Defendant shall receive credit for </w:t>
-      </w:r>
-      <w:r>
-        <w:rPr>
-          <w:rFonts w:ascii="Palatino Linotype" w:hAnsi="Palatino Linotype"/>
-          <w:b/>
-          <w:bCs/>
-          <w:sz w:val="20"/>
-          <w:szCs w:val="20"/>
-        </w:rPr>
-        <w:t xml:space="preserve">{{ </w:t>
-      </w:r>
-      <w:proofErr w:type="spellStart"/>
-      <w:r>
-        <w:rPr>
-          <w:rFonts w:ascii="Palatino Linotype" w:hAnsi="Palatino Linotype"/>
-          <w:b/>
-          <w:bCs/>
-          <w:sz w:val="20"/>
-          <w:szCs w:val="20"/>
-        </w:rPr>
-        <w:t>jail_terms.days_in_jail</w:t>
-      </w:r>
-      <w:proofErr w:type="spellEnd"/>
-      <w:r>
-        <w:rPr>
-          <w:rFonts w:ascii="Palatino Linotype" w:hAnsi="Palatino Linotype"/>
-          <w:b/>
-          <w:bCs/>
-          <w:sz w:val="20"/>
-          <w:szCs w:val="20"/>
-        </w:rPr>
-        <w:t xml:space="preserve"> }}</w:t>
-      </w:r>
-      <w:r>
-        <w:rPr>
-          <w:rFonts w:ascii="Palatino Linotype" w:hAnsi="Palatino Linotype"/>
-          <w:b/>
-          <w:bCs/>
-          <w:sz w:val="20"/>
-          <w:szCs w:val="20"/>
-        </w:rPr>
-        <w:t xml:space="preserve"> </w:t>
-      </w:r>
-      <w:r>
-        <w:rPr>
-          <w:rFonts w:ascii="Palatino Linotype" w:hAnsi="Palatino Linotype"/>
-          <w:b/>
-          <w:bCs/>
-          <w:sz w:val="20"/>
-          <w:szCs w:val="20"/>
-        </w:rPr>
-        <w:t>days</w:t>
-      </w:r>
-      <w:r>
-        <w:rPr>
-          <w:rFonts w:ascii="Palatino Linotype" w:hAnsi="Palatino Linotype"/>
-          <w:bCs/>
-          <w:sz w:val="20"/>
-          <w:szCs w:val="20"/>
-        </w:rPr>
-        <w:t xml:space="preserve"> already served in jail</w:t>
-      </w:r>
-      <w:r>
-        <w:rPr>
-          <w:rFonts w:ascii="Palatino Linotype" w:hAnsi="Palatino Linotype"/>
-          <w:sz w:val="20"/>
-          <w:szCs w:val="20"/>
-        </w:rPr>
-        <w:t xml:space="preserve">. </w:t>
-      </w:r>
-      <w:r>
-        <w:rPr>
-          <w:rFonts w:ascii="Palatino Linotype" w:hAnsi="Palatino Linotype"/>
-          <w:sz w:val="20"/>
-          <w:szCs w:val="20"/>
-        </w:rPr>
-        <w:t>{{‘\n’}}</w:t>
-      </w:r>
-      <w:r>
-        <w:rPr>
-          <w:rFonts w:ascii="Palatino Linotype" w:hAnsi="Palatino Linotype"/>
-          <w:sz w:val="20"/>
-          <w:szCs w:val="20"/>
-        </w:rPr>
-        <w:t>{% endif %}{% endif %}</w:t>
-      </w:r>
-      <w:r>
-        <w:rPr>
-          <w:rFonts w:ascii="Palatino Linotype" w:hAnsi="Palatino Linotype"/>
-          <w:sz w:val="20"/>
-          <w:szCs w:val="20"/>
-        </w:rPr>
-        <w:t xml:space="preserve">{% if </w:t>
-      </w:r>
-      <w:proofErr w:type="spellStart"/>
-      <w:r>
-        <w:rPr>
-          <w:rFonts w:ascii="Palatino Linotype" w:hAnsi="Palatino Linotype"/>
-          <w:sz w:val="20"/>
-          <w:szCs w:val="20"/>
-        </w:rPr>
-        <w:t>jail_terms.ordered</w:t>
-      </w:r>
-      <w:proofErr w:type="spellEnd"/>
-      <w:r>
-        <w:rPr>
-          <w:rFonts w:ascii="Palatino Linotype" w:hAnsi="Palatino Linotype"/>
-          <w:sz w:val="20"/>
-          <w:szCs w:val="20"/>
-        </w:rPr>
-        <w:t xml:space="preserve"> is false and </w:t>
-      </w:r>
-      <w:proofErr w:type="spellStart"/>
-      <w:r>
-        <w:rPr>
-          <w:rFonts w:ascii="Palatino Linotype" w:hAnsi="Palatino Linotype"/>
-          <w:sz w:val="20"/>
-          <w:szCs w:val="20"/>
-        </w:rPr>
-        <w:t>jail_terms.apply_jtc</w:t>
-      </w:r>
-      <w:proofErr w:type="spellEnd"/>
-      <w:r>
-        <w:rPr>
-          <w:rFonts w:ascii="Palatino Linotype" w:hAnsi="Palatino Linotype"/>
-          <w:sz w:val="20"/>
-          <w:szCs w:val="20"/>
-        </w:rPr>
-        <w:t xml:space="preserve"> == ‘Sentence’</w:t>
-      </w:r>
-      <w:r>
-        <w:rPr>
-          <w:rFonts w:ascii="Palatino Linotype" w:hAnsi="Palatino Linotype"/>
-          <w:sz w:val="20"/>
-          <w:szCs w:val="20"/>
-        </w:rPr>
-        <w:t xml:space="preserve"> </w:t>
-      </w:r>
-      <w:r>
-        <w:rPr>
-          <w:rFonts w:ascii="Palatino Linotype" w:hAnsi="Palatino Linotype"/>
-          <w:sz w:val="20"/>
-          <w:szCs w:val="20"/>
-        </w:rPr>
-        <w:t xml:space="preserve">and </w:t>
-      </w:r>
-      <w:proofErr w:type="spellStart"/>
-      <w:r>
-        <w:rPr>
-          <w:rFonts w:ascii="Palatino Linotype" w:hAnsi="Palatino Linotype"/>
-          <w:sz w:val="20"/>
-          <w:szCs w:val="20"/>
-        </w:rPr>
-        <w:t>jail_terms.days_in_jail</w:t>
-      </w:r>
-      <w:proofErr w:type="spellEnd"/>
-      <w:r>
-        <w:rPr>
-          <w:rFonts w:ascii="Palatino Linotype" w:hAnsi="Palatino Linotype"/>
-          <w:sz w:val="20"/>
-          <w:szCs w:val="20"/>
-        </w:rPr>
-        <w:t xml:space="preserve"> != ‘None’ and </w:t>
-      </w:r>
-      <w:proofErr w:type="spellStart"/>
-      <w:r>
-        <w:rPr>
-          <w:rFonts w:ascii="Palatino Linotype" w:hAnsi="Palatino Linotype"/>
-          <w:sz w:val="20"/>
-          <w:szCs w:val="20"/>
-        </w:rPr>
-        <w:t>jail_terms.currently_in_jail</w:t>
-      </w:r>
-      <w:proofErr w:type="spellEnd"/>
-      <w:r>
-        <w:rPr>
-          <w:rFonts w:ascii="Palatino Linotype" w:hAnsi="Palatino Linotype"/>
-          <w:sz w:val="20"/>
-          <w:szCs w:val="20"/>
-        </w:rPr>
-        <w:t xml:space="preserve"> == ‘No’ %}{{‘\n’}}</w:t>
-      </w:r>
-      <w:r>
-        <w:rPr>
-          <w:rFonts w:ascii="Palatino Linotype" w:hAnsi="Palatino Linotype"/>
-          <w:b/>
-          <w:sz w:val="20"/>
-          <w:szCs w:val="20"/>
-        </w:rPr>
-        <w:t xml:space="preserve">Jail Credit. </w:t>
-      </w:r>
-      <w:r>
-        <w:rPr>
-          <w:rFonts w:ascii="Palatino Linotype" w:hAnsi="Palatino Linotype"/>
-          <w:b/>
-          <w:sz w:val="20"/>
-          <w:szCs w:val="20"/>
-        </w:rPr>
-        <w:t xml:space="preserve"> </w:t>
-      </w:r>
-      <w:r>
-        <w:rPr>
-          <w:rFonts w:ascii="Palatino Linotype" w:hAnsi="Palatino Linotype"/>
-          <w:sz w:val="20"/>
-          <w:szCs w:val="20"/>
-        </w:rPr>
-        <w:t xml:space="preserve">The Defendant </w:t>
-      </w:r>
-      <w:r>
-        <w:rPr>
-          <w:rFonts w:ascii="Palatino Linotype" w:hAnsi="Palatino Linotype"/>
-          <w:sz w:val="20"/>
-          <w:szCs w:val="20"/>
-        </w:rPr>
-        <w:t>is sentenced to</w:t>
-      </w:r>
-      <w:r>
-        <w:rPr>
-          <w:rFonts w:ascii="Palatino Linotype" w:hAnsi="Palatino Linotype"/>
-          <w:sz w:val="20"/>
-          <w:szCs w:val="20"/>
-        </w:rPr>
-        <w:t xml:space="preserve"> </w:t>
-      </w:r>
-      <w:r>
-        <w:rPr>
-          <w:rFonts w:ascii="Palatino Linotype" w:hAnsi="Palatino Linotype"/>
-          <w:b/>
-          <w:bCs/>
-          <w:sz w:val="20"/>
-          <w:szCs w:val="20"/>
-        </w:rPr>
-        <w:t xml:space="preserve">{{ </w:t>
-      </w:r>
-      <w:proofErr w:type="spellStart"/>
-      <w:r>
-        <w:rPr>
-          <w:rFonts w:ascii="Palatino Linotype" w:hAnsi="Palatino Linotype"/>
-          <w:b/>
-          <w:bCs/>
-          <w:sz w:val="20"/>
-          <w:szCs w:val="20"/>
-        </w:rPr>
-        <w:t>jail_terms.</w:t>
-      </w:r>
-      <w:r>
-        <w:rPr>
-          <w:rFonts w:ascii="Palatino Linotype" w:hAnsi="Palatino Linotype"/>
-          <w:b/>
-          <w:bCs/>
-          <w:sz w:val="20"/>
-          <w:szCs w:val="20"/>
-        </w:rPr>
-        <w:t>total_jail_days_to_serve</w:t>
-      </w:r>
-      <w:proofErr w:type="spellEnd"/>
-      <w:r>
-        <w:rPr>
-          <w:rFonts w:ascii="Palatino Linotype" w:hAnsi="Palatino Linotype"/>
-          <w:b/>
-          <w:bCs/>
-          <w:sz w:val="20"/>
-          <w:szCs w:val="20"/>
-        </w:rPr>
-        <w:t xml:space="preserve"> }} days</w:t>
-      </w:r>
-      <w:r>
-        <w:rPr>
-          <w:rFonts w:ascii="Palatino Linotype" w:hAnsi="Palatino Linotype"/>
-          <w:sz w:val="20"/>
-          <w:szCs w:val="20"/>
-        </w:rPr>
-        <w:t xml:space="preserve"> in jail</w:t>
-      </w:r>
-      <w:r>
-        <w:rPr>
-          <w:rFonts w:ascii="Palatino Linotype" w:hAnsi="Palatino Linotype"/>
-          <w:sz w:val="20"/>
-          <w:szCs w:val="20"/>
-        </w:rPr>
-        <w:t xml:space="preserve"> for this case</w:t>
-      </w:r>
-      <w:r>
-        <w:rPr>
-          <w:rFonts w:ascii="Palatino Linotype" w:hAnsi="Palatino Linotype"/>
-          <w:sz w:val="20"/>
-          <w:szCs w:val="20"/>
-        </w:rPr>
-        <w:t xml:space="preserve">. </w:t>
-      </w:r>
-      <w:r>
-        <w:rPr>
-          <w:rFonts w:ascii="Palatino Linotype" w:hAnsi="Palatino Linotype"/>
-          <w:sz w:val="20"/>
-          <w:szCs w:val="20"/>
-        </w:rPr>
-        <w:t xml:space="preserve">Defendant is granted </w:t>
-      </w:r>
-      <w:r>
-        <w:rPr>
-          <w:rFonts w:ascii="Palatino Linotype" w:hAnsi="Palatino Linotype"/>
-          <w:b/>
-          <w:sz w:val="20"/>
-          <w:szCs w:val="20"/>
-        </w:rPr>
-        <w:t xml:space="preserve">credit for {{ </w:t>
-      </w:r>
-      <w:proofErr w:type="spellStart"/>
-      <w:r>
-        <w:rPr>
-          <w:rFonts w:ascii="Palatino Linotype" w:hAnsi="Palatino Linotype"/>
-          <w:b/>
-          <w:sz w:val="20"/>
-          <w:szCs w:val="20"/>
-        </w:rPr>
-        <w:t>jail_terms.days_in_jail</w:t>
-      </w:r>
-      <w:proofErr w:type="spellEnd"/>
-      <w:r>
-        <w:rPr>
-          <w:rFonts w:ascii="Palatino Linotype" w:hAnsi="Palatino Linotype"/>
-          <w:b/>
-          <w:sz w:val="20"/>
-          <w:szCs w:val="20"/>
-        </w:rPr>
-        <w:t xml:space="preserve"> }}</w:t>
-      </w:r>
-      <w:r>
-        <w:rPr>
-          <w:rFonts w:ascii="Palatino Linotype" w:hAnsi="Palatino Linotype"/>
-          <w:b/>
-          <w:sz w:val="20"/>
-          <w:szCs w:val="20"/>
-        </w:rPr>
-        <w:t xml:space="preserve"> day</w:t>
-      </w:r>
-      <w:r>
-        <w:rPr>
-          <w:rFonts w:ascii="Palatino Linotype" w:hAnsi="Palatino Linotype"/>
-          <w:b/>
-          <w:sz w:val="20"/>
-          <w:szCs w:val="20"/>
-        </w:rPr>
-        <w:t>(</w:t>
-      </w:r>
-      <w:r>
-        <w:rPr>
-          <w:rFonts w:ascii="Palatino Linotype" w:hAnsi="Palatino Linotype"/>
-          <w:b/>
-          <w:sz w:val="20"/>
-          <w:szCs w:val="20"/>
-        </w:rPr>
-        <w:t>s</w:t>
-      </w:r>
-      <w:r>
-        <w:rPr>
-          <w:rFonts w:ascii="Palatino Linotype" w:hAnsi="Palatino Linotype"/>
-          <w:b/>
-          <w:sz w:val="20"/>
-          <w:szCs w:val="20"/>
-        </w:rPr>
-        <w:t>)</w:t>
-      </w:r>
-      <w:r>
-        <w:rPr>
-          <w:rFonts w:ascii="Palatino Linotype" w:hAnsi="Palatino Linotype"/>
-          <w:sz w:val="20"/>
-          <w:szCs w:val="20"/>
-        </w:rPr>
-        <w:t xml:space="preserve"> already served in jail.</w:t>
-      </w:r>
-      <w:r>
-        <w:rPr>
-          <w:rFonts w:ascii="Palatino Linotype" w:hAnsi="Palatino Linotype"/>
-          <w:sz w:val="20"/>
-          <w:szCs w:val="20"/>
-        </w:rPr>
-        <w:t xml:space="preserve"> </w:t>
-      </w:r>
-      <w:r>
-        <w:rPr>
-          <w:rFonts w:ascii="Palatino Linotype" w:hAnsi="Palatino Linotype"/>
-          <w:sz w:val="20"/>
-          <w:szCs w:val="20"/>
-        </w:rPr>
-        <w:t>{{‘\n’}}{% endif %}</w:t>
+        <w:t>{{‘\n’</w:t>
+      </w:r>
+      <w:proofErr w:type="gramStart"/>
+      <w:r>
+        <w:rPr>
+          <w:rFonts w:ascii="Palatino Linotype" w:hAnsi="Palatino Linotype"/>
+          <w:sz w:val="20"/>
+          <w:szCs w:val="20"/>
+        </w:rPr>
+        <w:t>}}{</w:t>
+      </w:r>
+      <w:proofErr w:type="gramEnd"/>
+      <w:r>
+        <w:rPr>
+          <w:rFonts w:ascii="Palatino Linotype" w:hAnsi="Palatino Linotype"/>
+          <w:sz w:val="20"/>
+          <w:szCs w:val="20"/>
+        </w:rPr>
+        <w:t>% endif %}</w:t>
       </w:r>
       <w:r>
         <w:rPr>
@@ -5221,16 +5785,35 @@
           <w:sz w:val="20"/>
           <w:szCs w:val="20"/>
         </w:rPr>
-        <w:t>{{‘\n’}}</w:t>
-      </w:r>
-      <w:r>
-        <w:rPr>
-          <w:rFonts w:ascii="Palatino Linotype" w:hAnsi="Palatino Linotype"/>
-          <w:b/>
-          <w:sz w:val="20"/>
-          <w:szCs w:val="20"/>
-        </w:rPr>
-        <w:t>Jail Credit for Fines.</w:t>
+        <w:t>{{‘\n’</w:t>
+      </w:r>
+      <w:proofErr w:type="gramStart"/>
+      <w:r>
+        <w:rPr>
+          <w:rFonts w:ascii="Palatino Linotype" w:hAnsi="Palatino Linotype"/>
+          <w:sz w:val="20"/>
+          <w:szCs w:val="20"/>
+        </w:rPr>
+        <w:t>}}</w:t>
+      </w:r>
+      <w:r>
+        <w:rPr>
+          <w:rFonts w:ascii="Palatino Linotype" w:hAnsi="Palatino Linotype"/>
+          <w:b/>
+          <w:sz w:val="20"/>
+          <w:szCs w:val="20"/>
+        </w:rPr>
+        <w:t>Jail</w:t>
+      </w:r>
+      <w:proofErr w:type="gramEnd"/>
+      <w:r>
+        <w:rPr>
+          <w:rFonts w:ascii="Palatino Linotype" w:hAnsi="Palatino Linotype"/>
+          <w:b/>
+          <w:sz w:val="20"/>
+          <w:szCs w:val="20"/>
+        </w:rPr>
+        <w:t xml:space="preserve"> Credit for Fines.</w:t>
       </w:r>
       <w:r>
         <w:rPr>
@@ -5283,6 +5866,7 @@
         </w:rPr>
         <w:t xml:space="preserve"> for </w:t>
       </w:r>
+      <w:proofErr w:type="gramStart"/>
       <w:r>
         <w:rPr>
           <w:rFonts w:ascii="Palatino Linotype" w:hAnsi="Palatino Linotype"/>
@@ -5300,7 +5884,17 @@
           <w:sz w:val="20"/>
           <w:szCs w:val="20"/>
         </w:rPr>
-        <w:t>jail_terms.days_in_jail</w:t>
+        <w:t>jail</w:t>
+      </w:r>
+      <w:proofErr w:type="gramEnd"/>
+      <w:r>
+        <w:rPr>
+          <w:rFonts w:ascii="Palatino Linotype" w:hAnsi="Palatino Linotype"/>
+          <w:b/>
+          <w:sz w:val="20"/>
+          <w:szCs w:val="20"/>
+        </w:rPr>
+        <w:t>_terms.days_in_jail</w:t>
       </w:r>
       <w:proofErr w:type="spellEnd"/>
       <w:r>
@@ -5362,15 +5956,33 @@
           <w:sz w:val="20"/>
           <w:szCs w:val="20"/>
         </w:rPr>
-        <w:t xml:space="preserve"> {{‘\n’}}</w:t>
-      </w:r>
-      <w:r>
-        <w:rPr>
-          <w:rFonts w:ascii="Palatino Linotype" w:hAnsi="Palatino Linotype"/>
-          <w:sz w:val="20"/>
-          <w:szCs w:val="20"/>
-        </w:rPr>
-        <w:t>{% endif %}</w:t>
+        <w:t xml:space="preserve"> {{‘\n’</w:t>
+      </w:r>
+      <w:proofErr w:type="gramStart"/>
+      <w:r>
+        <w:rPr>
+          <w:rFonts w:ascii="Palatino Linotype" w:hAnsi="Palatino Linotype"/>
+          <w:sz w:val="20"/>
+          <w:szCs w:val="20"/>
+        </w:rPr>
+        <w:t>}}</w:t>
+      </w:r>
+      <w:r>
+        <w:rPr>
+          <w:rFonts w:ascii="Palatino Linotype" w:hAnsi="Palatino Linotype"/>
+          <w:sz w:val="20"/>
+          <w:szCs w:val="20"/>
+        </w:rPr>
+        <w:t>{</w:t>
+      </w:r>
+      <w:proofErr w:type="gramEnd"/>
+      <w:r>
+        <w:rPr>
+          <w:rFonts w:ascii="Palatino Linotype" w:hAnsi="Palatino Linotype"/>
+          <w:sz w:val="20"/>
+          <w:szCs w:val="20"/>
+        </w:rPr>
+        <w:t>% endif %}</w:t>
       </w:r>
       <w:r>
         <w:rPr>
@@ -5432,15 +6044,33 @@
           <w:sz w:val="20"/>
           <w:szCs w:val="20"/>
         </w:rPr>
-        <w:t>{{‘\n’}}</w:t>
-      </w:r>
-      <w:r>
-        <w:rPr>
-          <w:rFonts w:ascii="Palatino Linotype" w:hAnsi="Palatino Linotype"/>
-          <w:sz w:val="20"/>
-          <w:szCs w:val="20"/>
-        </w:rPr>
-        <w:t xml:space="preserve">{% endif %}{% if </w:t>
+        <w:t>{{‘\n’</w:t>
+      </w:r>
+      <w:proofErr w:type="gramStart"/>
+      <w:r>
+        <w:rPr>
+          <w:rFonts w:ascii="Palatino Linotype" w:hAnsi="Palatino Linotype"/>
+          <w:sz w:val="20"/>
+          <w:szCs w:val="20"/>
+        </w:rPr>
+        <w:t>}}</w:t>
+      </w:r>
+      <w:r>
+        <w:rPr>
+          <w:rFonts w:ascii="Palatino Linotype" w:hAnsi="Palatino Linotype"/>
+          <w:sz w:val="20"/>
+          <w:szCs w:val="20"/>
+        </w:rPr>
+        <w:t>{</w:t>
+      </w:r>
+      <w:proofErr w:type="gramEnd"/>
+      <w:r>
+        <w:rPr>
+          <w:rFonts w:ascii="Palatino Linotype" w:hAnsi="Palatino Linotype"/>
+          <w:sz w:val="20"/>
+          <w:szCs w:val="20"/>
+        </w:rPr>
+        <w:t xml:space="preserve">% endif %}{% if </w:t>
       </w:r>
       <w:proofErr w:type="spellStart"/>
       <w:r>
@@ -5849,14 +6479,40 @@
           <w:sz w:val="20"/>
           <w:szCs w:val="20"/>
         </w:rPr>
-        <w:t xml:space="preserve"> is true %}Defendant’s jail days imposed in this case shall be served {{ </w:t>
-      </w:r>
-      <w:proofErr w:type="spellStart"/>
-      <w:r>
-        <w:rPr>
-          <w:rFonts w:ascii="Palatino Linotype" w:hAnsi="Palatino Linotype"/>
-          <w:sz w:val="20"/>
-          <w:szCs w:val="20"/>
+        <w:t xml:space="preserve"> is true %}</w:t>
+      </w:r>
+      <w:r>
+        <w:rPr>
+          <w:rFonts w:ascii="Palatino Linotype" w:hAnsi="Palatino Linotype"/>
+          <w:sz w:val="20"/>
+          <w:szCs w:val="20"/>
+        </w:rPr>
+        <w:t xml:space="preserve"> </w:t>
+      </w:r>
+      <w:r>
+        <w:rPr>
+          <w:rFonts w:ascii="Palatino Linotype" w:hAnsi="Palatino Linotype"/>
+          <w:sz w:val="20"/>
+          <w:szCs w:val="20"/>
+        </w:rPr>
+        <w:t xml:space="preserve">Defendant’s jail days imposed in this case shall be served </w:t>
+      </w:r>
+      <w:r>
+        <w:rPr>
+          <w:rFonts w:ascii="Palatino Linotype" w:hAnsi="Palatino Linotype"/>
+          <w:sz w:val="20"/>
+          <w:szCs w:val="20"/>
+          <w:u w:val="single"/>
+        </w:rPr>
+        <w:t xml:space="preserve">{{ </w:t>
+      </w:r>
+      <w:proofErr w:type="spellStart"/>
+      <w:r>
+        <w:rPr>
+          <w:rFonts w:ascii="Palatino Linotype" w:hAnsi="Palatino Linotype"/>
+          <w:sz w:val="20"/>
+          <w:szCs w:val="20"/>
+          <w:u w:val="single"/>
         </w:rPr>
         <w:t>jail_terms.companion_cases_sentence_type</w:t>
       </w:r>
@@ -5866,6 +6522,7 @@
           <w:rFonts w:ascii="Palatino Linotype" w:hAnsi="Palatino Linotype"/>
           <w:sz w:val="20"/>
           <w:szCs w:val="20"/>
+          <w:u w:val="single"/>
         </w:rPr>
         <w:t xml:space="preserve"> }} to the jail days imposed in {{ </w:t>
       </w:r>
@@ -5875,6 +6532,7 @@
           <w:rFonts w:ascii="Palatino Linotype" w:hAnsi="Palatino Linotype"/>
           <w:sz w:val="20"/>
           <w:szCs w:val="20"/>
+          <w:u w:val="single"/>
         </w:rPr>
         <w:t>jail_terms.companion_cases_numbers</w:t>
       </w:r>
@@ -5884,8 +6542,17 @@
           <w:rFonts w:ascii="Palatino Linotype" w:hAnsi="Palatino Linotype"/>
           <w:sz w:val="20"/>
           <w:szCs w:val="20"/>
-        </w:rPr>
-        <w:t xml:space="preserve"> }}. {% endif %}</w:t>
+          <w:u w:val="single"/>
+        </w:rPr>
+        <w:t xml:space="preserve"> }}</w:t>
+      </w:r>
+      <w:r>
+        <w:rPr>
+          <w:rFonts w:ascii="Palatino Linotype" w:hAnsi="Palatino Linotype"/>
+          <w:sz w:val="20"/>
+          <w:szCs w:val="20"/>
+        </w:rPr>
+        <w:t>. {% endif %}</w:t>
       </w:r>
     </w:p>
     <w:p>
@@ -6151,7 +6818,23 @@
           <w:sz w:val="20"/>
           <w:szCs w:val="20"/>
         </w:rPr>
-        <w:t xml:space="preserve"> != ‘consecutive days’ %}{{ </w:t>
+        <w:t xml:space="preserve"> != ‘consecutive days’ %}</w:t>
+      </w:r>
+      <w:r>
+        <w:rPr>
+          <w:rFonts w:ascii="Palatino Linotype" w:hAnsi="Palatino Linotype"/>
+          <w:sz w:val="20"/>
+          <w:szCs w:val="20"/>
+        </w:rPr>
+        <w:t xml:space="preserve"> </w:t>
+      </w:r>
+      <w:r>
+        <w:rPr>
+          <w:rFonts w:ascii="Palatino Linotype" w:hAnsi="Palatino Linotype"/>
+          <w:sz w:val="20"/>
+          <w:szCs w:val="20"/>
+        </w:rPr>
+        <w:t xml:space="preserve">{{ </w:t>
       </w:r>
       <w:proofErr w:type="spellStart"/>
       <w:r>
@@ -6208,15 +6891,33 @@
           <w:sz w:val="20"/>
           <w:szCs w:val="20"/>
         </w:rPr>
-        <w:t>, the Clerk may issue a certificate of judgment against Defendant. R.C. 2929.37.</w:t>
-      </w:r>
-      <w:r>
-        <w:rPr>
-          <w:rFonts w:ascii="Palatino Linotype" w:hAnsi="Palatino Linotype"/>
-          <w:sz w:val="20"/>
-          <w:szCs w:val="20"/>
-        </w:rPr>
-        <w:t>{{‘\n’}}</w:t>
+        <w:t>, the Clerk may issue a certificate of judgment against Defendant. R.C. 2929.</w:t>
+      </w:r>
+      <w:proofErr w:type="gramStart"/>
+      <w:r>
+        <w:rPr>
+          <w:rFonts w:ascii="Palatino Linotype" w:hAnsi="Palatino Linotype"/>
+          <w:sz w:val="20"/>
+          <w:szCs w:val="20"/>
+        </w:rPr>
+        <w:t>37.</w:t>
+      </w:r>
+      <w:r>
+        <w:rPr>
+          <w:rFonts w:ascii="Palatino Linotype" w:hAnsi="Palatino Linotype"/>
+          <w:sz w:val="20"/>
+          <w:szCs w:val="20"/>
+        </w:rPr>
+        <w:t>{</w:t>
+      </w:r>
+      <w:proofErr w:type="gramEnd"/>
+      <w:r>
+        <w:rPr>
+          <w:rFonts w:ascii="Palatino Linotype" w:hAnsi="Palatino Linotype"/>
+          <w:sz w:val="20"/>
+          <w:szCs w:val="20"/>
+        </w:rPr>
+        <w:t>{‘\n’}}</w:t>
       </w:r>
       <w:r>
         <w:rPr>
@@ -6289,6 +6990,7 @@
         </w:rPr>
         <w:t xml:space="preserve">For a period of </w:t>
       </w:r>
+      <w:proofErr w:type="gramStart"/>
       <w:r>
         <w:rPr>
           <w:rFonts w:ascii="Palatino Linotype" w:hAnsi="Palatino Linotype"/>
@@ -6308,9 +7010,9 @@
           <w:szCs w:val="20"/>
           <w:u w:val="single"/>
         </w:rPr>
-        <w:t>community_control.term_of_control</w:t>
-      </w:r>
-      <w:proofErr w:type="spellEnd"/>
+        <w:t>community</w:t>
+      </w:r>
+      <w:proofErr w:type="gramEnd"/>
       <w:r>
         <w:rPr>
           <w:rFonts w:ascii="Palatino Linotype" w:hAnsi="Palatino Linotype"/>
@@ -6319,6 +7021,17 @@
           <w:szCs w:val="20"/>
           <w:u w:val="single"/>
         </w:rPr>
+        <w:t>_control.term_of_control</w:t>
+      </w:r>
+      <w:proofErr w:type="spellEnd"/>
+      <w:r>
+        <w:rPr>
+          <w:rFonts w:ascii="Palatino Linotype" w:hAnsi="Palatino Linotype"/>
+          <w:b/>
+          <w:sz w:val="20"/>
+          <w:szCs w:val="20"/>
+          <w:u w:val="single"/>
+        </w:rPr>
         <w:t xml:space="preserve"> }}</w:t>
       </w:r>
       <w:r>
@@ -6399,7 +7112,25 @@
           <w:sz w:val="20"/>
           <w:szCs w:val="20"/>
         </w:rPr>
-        <w:t>.  The Court advised Defendant that as a result of any failure to comply with the terms of community control, the Court may impose a longer term of community control up to a total of 5 years; impose a definite jail term to include any days stayed or otherwise authorized by law; and/or otherwise modify the terms of community control set forth below.</w:t>
+        <w:t xml:space="preserve">.  The Court advised Defendant that </w:t>
+      </w:r>
+      <w:proofErr w:type="gramStart"/>
+      <w:r>
+        <w:rPr>
+          <w:rFonts w:ascii="Palatino Linotype" w:hAnsi="Palatino Linotype"/>
+          <w:sz w:val="20"/>
+          <w:szCs w:val="20"/>
+        </w:rPr>
+        <w:t>as a result of</w:t>
+      </w:r>
+      <w:proofErr w:type="gramEnd"/>
+      <w:r>
+        <w:rPr>
+          <w:rFonts w:ascii="Palatino Linotype" w:hAnsi="Palatino Linotype"/>
+          <w:sz w:val="20"/>
+          <w:szCs w:val="20"/>
+        </w:rPr>
+        <w:t xml:space="preserve"> any failure to comply with the terms of community control, the Court may impose a longer term of community control up to a total of 5 years; impose a definite jail term to include any days stayed or otherwise authorized by law; and/or otherwise modify the terms of community control set forth below.</w:t>
       </w:r>
     </w:p>
     <w:p>
@@ -6833,15 +7564,35 @@
           <w:szCs w:val="20"/>
           <w:u w:val="single"/>
         </w:rPr>
-        <w:t>Additional Terms</w:t>
-      </w:r>
-      <w:r>
-        <w:rPr>
-          <w:rFonts w:ascii="Palatino Linotype" w:hAnsi="Palatino Linotype"/>
-          <w:sz w:val="20"/>
-          <w:szCs w:val="20"/>
-        </w:rPr>
-        <w:t xml:space="preserve">{% if community_control.not_within_500_feet_ordered is true %} </w:t>
+        <w:t xml:space="preserve">Additional </w:t>
+      </w:r>
+      <w:proofErr w:type="gramStart"/>
+      <w:r>
+        <w:rPr>
+          <w:rFonts w:ascii="Palatino Linotype" w:hAnsi="Palatino Linotype"/>
+          <w:bCs/>
+          <w:sz w:val="20"/>
+          <w:szCs w:val="20"/>
+          <w:u w:val="single"/>
+        </w:rPr>
+        <w:t>Terms</w:t>
+      </w:r>
+      <w:r>
+        <w:rPr>
+          <w:rFonts w:ascii="Palatino Linotype" w:hAnsi="Palatino Linotype"/>
+          <w:sz w:val="20"/>
+          <w:szCs w:val="20"/>
+        </w:rPr>
+        <w:t>{</w:t>
+      </w:r>
+      <w:proofErr w:type="gramEnd"/>
+      <w:r>
+        <w:rPr>
+          <w:rFonts w:ascii="Palatino Linotype" w:hAnsi="Palatino Linotype"/>
+          <w:sz w:val="20"/>
+          <w:szCs w:val="20"/>
+        </w:rPr>
+        <w:t xml:space="preserve">% if community_control.not_within_500_feet_ordered is true %} </w:t>
       </w:r>
     </w:p>
     <w:p>
@@ -6870,14 +7621,25 @@
         </w:rPr>
         <w:t xml:space="preserve">Shall not come within 500 feet of </w:t>
       </w:r>
-      <w:r>
-        <w:rPr>
-          <w:rFonts w:ascii="Palatino Linotype" w:hAnsi="Palatino Linotype"/>
-          <w:b/>
-          <w:sz w:val="20"/>
-          <w:szCs w:val="20"/>
-        </w:rPr>
-        <w:t>{{ community_control.not_within_500_feet_person }}</w:t>
+      <w:proofErr w:type="gramStart"/>
+      <w:r>
+        <w:rPr>
+          <w:rFonts w:ascii="Palatino Linotype" w:hAnsi="Palatino Linotype"/>
+          <w:b/>
+          <w:sz w:val="20"/>
+          <w:szCs w:val="20"/>
+        </w:rPr>
+        <w:t>{{ community_control.not</w:t>
+      </w:r>
+      <w:proofErr w:type="gramEnd"/>
+      <w:r>
+        <w:rPr>
+          <w:rFonts w:ascii="Palatino Linotype" w:hAnsi="Palatino Linotype"/>
+          <w:b/>
+          <w:sz w:val="20"/>
+          <w:szCs w:val="20"/>
+        </w:rPr>
+        <w:t>_within_500_feet_person }}</w:t>
       </w:r>
       <w:r>
         <w:rPr>
@@ -6949,6 +7711,7 @@
         </w:rPr>
         <w:t xml:space="preserve">Defendant shall have no contact with </w:t>
       </w:r>
+      <w:proofErr w:type="gramStart"/>
       <w:r>
         <w:rPr>
           <w:rFonts w:ascii="Palatino Linotype" w:hAnsi="Palatino Linotype"/>
@@ -6968,7 +7731,18 @@
           <w:sz w:val="20"/>
           <w:szCs w:val="20"/>
         </w:rPr>
-        <w:t>community_control.no_contact_with_person</w:t>
+        <w:t>community_control.no</w:t>
+      </w:r>
+      <w:proofErr w:type="gramEnd"/>
+      <w:r>
+        <w:rPr>
+          <w:rFonts w:ascii="Palatino Linotype" w:hAnsi="Palatino Linotype"/>
+          <w:b/>
+          <w:bCs/>
+          <w:sz w:val="20"/>
+          <w:szCs w:val="20"/>
+        </w:rPr>
+        <w:t>_contact_with_person</w:t>
       </w:r>
       <w:proofErr w:type="spellEnd"/>
       <w:r>
@@ -6988,16 +7762,56 @@
           <w:sz w:val="20"/>
           <w:szCs w:val="20"/>
         </w:rPr>
-        <w:t>.  Contact includes, but is not limited to, landline, cordless, cellular or digital telephone; text; instant messaging; fax; e-mail; voicemail; delivery service; social media; blogging; writings; electronic communications; posting a message; or communications by any other means directly or through another person.</w:t>
-      </w:r>
-      <w:r>
-        <w:rPr>
-          <w:rFonts w:ascii="Palatino Linotype" w:hAnsi="Palatino Linotype"/>
-          <w:bCs/>
-          <w:sz w:val="20"/>
-          <w:szCs w:val="20"/>
-        </w:rPr>
-        <w:t xml:space="preserve"> {% endif %}{% if </w:t>
+        <w:t xml:space="preserve">.  Contact includes, but is not limited to, landline, cordless, </w:t>
+      </w:r>
+      <w:proofErr w:type="gramStart"/>
+      <w:r>
+        <w:rPr>
+          <w:rFonts w:ascii="Palatino Linotype" w:hAnsi="Palatino Linotype"/>
+          <w:bCs/>
+          <w:sz w:val="20"/>
+          <w:szCs w:val="20"/>
+        </w:rPr>
+        <w:t>cellular</w:t>
+      </w:r>
+      <w:proofErr w:type="gramEnd"/>
+      <w:r>
+        <w:rPr>
+          <w:rFonts w:ascii="Palatino Linotype" w:hAnsi="Palatino Linotype"/>
+          <w:bCs/>
+          <w:sz w:val="20"/>
+          <w:szCs w:val="20"/>
+        </w:rPr>
+        <w:t xml:space="preserve"> or digital telephone; text; instant messaging; fax; e-mail; voicemail; delivery service; social media; blogging; writings; electronic communications; posting a message; or communications by any other means directly or through another person.</w:t>
+      </w:r>
+      <w:r>
+        <w:rPr>
+          <w:rFonts w:ascii="Palatino Linotype" w:hAnsi="Palatino Linotype"/>
+          <w:bCs/>
+          <w:sz w:val="20"/>
+          <w:szCs w:val="20"/>
+        </w:rPr>
+        <w:t xml:space="preserve"> {% endif </w:t>
+      </w:r>
+      <w:proofErr w:type="gramStart"/>
+      <w:r>
+        <w:rPr>
+          <w:rFonts w:ascii="Palatino Linotype" w:hAnsi="Palatino Linotype"/>
+          <w:bCs/>
+          <w:sz w:val="20"/>
+          <w:szCs w:val="20"/>
+        </w:rPr>
+        <w:t>%}{</w:t>
+      </w:r>
+      <w:proofErr w:type="gramEnd"/>
+      <w:r>
+        <w:rPr>
+          <w:rFonts w:ascii="Palatino Linotype" w:hAnsi="Palatino Linotype"/>
+          <w:bCs/>
+          <w:sz w:val="20"/>
+          <w:szCs w:val="20"/>
+        </w:rPr>
+        <w:t xml:space="preserve">% if </w:t>
       </w:r>
       <w:proofErr w:type="spellStart"/>
       <w:r>
@@ -7045,15 +7859,34 @@
           <w:sz w:val="20"/>
           <w:szCs w:val="20"/>
         </w:rPr>
-        <w:t>Defendant shall comply with all terms and conditions of the Post-Conviction No Contact Order issued in this case. {% endif %}</w:t>
-      </w:r>
-      <w:r>
-        <w:rPr>
-          <w:rFonts w:ascii="Palatino Linotype" w:hAnsi="Palatino Linotype"/>
-          <w:sz w:val="20"/>
-          <w:szCs w:val="20"/>
-        </w:rPr>
-        <w:t xml:space="preserve">{% if </w:t>
+        <w:t xml:space="preserve">Defendant shall comply with all terms and conditions of the Post-Conviction No Contact Order issued in this case. {% endif </w:t>
+      </w:r>
+      <w:proofErr w:type="gramStart"/>
+      <w:r>
+        <w:rPr>
+          <w:rFonts w:ascii="Palatino Linotype" w:hAnsi="Palatino Linotype"/>
+          <w:bCs/>
+          <w:sz w:val="20"/>
+          <w:szCs w:val="20"/>
+        </w:rPr>
+        <w:t>%}</w:t>
+      </w:r>
+      <w:r>
+        <w:rPr>
+          <w:rFonts w:ascii="Palatino Linotype" w:hAnsi="Palatino Linotype"/>
+          <w:sz w:val="20"/>
+          <w:szCs w:val="20"/>
+        </w:rPr>
+        <w:t>{</w:t>
+      </w:r>
+      <w:proofErr w:type="gramEnd"/>
+      <w:r>
+        <w:rPr>
+          <w:rFonts w:ascii="Palatino Linotype" w:hAnsi="Palatino Linotype"/>
+          <w:sz w:val="20"/>
+          <w:szCs w:val="20"/>
+        </w:rPr>
+        <w:t xml:space="preserve">% if </w:t>
       </w:r>
       <w:proofErr w:type="spellStart"/>
       <w:r>
@@ -7161,15 +7994,34 @@
           <w:sz w:val="20"/>
           <w:szCs w:val="20"/>
         </w:rPr>
-        <w:t>. {% endif %}</w:t>
-      </w:r>
-      <w:r>
-        <w:rPr>
-          <w:rFonts w:ascii="Palatino Linotype" w:hAnsi="Palatino Linotype"/>
-          <w:sz w:val="20"/>
-          <w:szCs w:val="20"/>
-        </w:rPr>
-        <w:t xml:space="preserve">{% if </w:t>
+        <w:t xml:space="preserve">. {% endif </w:t>
+      </w:r>
+      <w:proofErr w:type="gramStart"/>
+      <w:r>
+        <w:rPr>
+          <w:rFonts w:ascii="Palatino Linotype" w:hAnsi="Palatino Linotype"/>
+          <w:bCs/>
+          <w:sz w:val="20"/>
+          <w:szCs w:val="20"/>
+        </w:rPr>
+        <w:t>%}</w:t>
+      </w:r>
+      <w:r>
+        <w:rPr>
+          <w:rFonts w:ascii="Palatino Linotype" w:hAnsi="Palatino Linotype"/>
+          <w:sz w:val="20"/>
+          <w:szCs w:val="20"/>
+        </w:rPr>
+        <w:t>{</w:t>
+      </w:r>
+      <w:proofErr w:type="gramEnd"/>
+      <w:r>
+        <w:rPr>
+          <w:rFonts w:ascii="Palatino Linotype" w:hAnsi="Palatino Linotype"/>
+          <w:sz w:val="20"/>
+          <w:szCs w:val="20"/>
+        </w:rPr>
+        <w:t xml:space="preserve">% if </w:t>
       </w:r>
       <w:proofErr w:type="spellStart"/>
       <w:r>
@@ -7232,15 +8084,34 @@
           <w:sz w:val="20"/>
           <w:szCs w:val="20"/>
         </w:rPr>
-        <w:t>an alcohol/drug dependency evaluation and comply with any treatment and/or counseling recommendations.  Defendant shall provide community control with proof of monthly compliance. {% endif %}</w:t>
-      </w:r>
-      <w:r>
-        <w:rPr>
-          <w:rFonts w:ascii="Palatino Linotype" w:hAnsi="Palatino Linotype"/>
-          <w:sz w:val="20"/>
-          <w:szCs w:val="20"/>
-        </w:rPr>
-        <w:t xml:space="preserve">{% if </w:t>
+        <w:t xml:space="preserve">an alcohol/drug dependency evaluation and comply with any treatment and/or counseling recommendations.  Defendant shall provide community control with proof of monthly compliance. {% endif </w:t>
+      </w:r>
+      <w:proofErr w:type="gramStart"/>
+      <w:r>
+        <w:rPr>
+          <w:rFonts w:ascii="Palatino Linotype" w:hAnsi="Palatino Linotype"/>
+          <w:bCs/>
+          <w:sz w:val="20"/>
+          <w:szCs w:val="20"/>
+        </w:rPr>
+        <w:t>%}</w:t>
+      </w:r>
+      <w:r>
+        <w:rPr>
+          <w:rFonts w:ascii="Palatino Linotype" w:hAnsi="Palatino Linotype"/>
+          <w:sz w:val="20"/>
+          <w:szCs w:val="20"/>
+        </w:rPr>
+        <w:t>{</w:t>
+      </w:r>
+      <w:proofErr w:type="gramEnd"/>
+      <w:r>
+        <w:rPr>
+          <w:rFonts w:ascii="Palatino Linotype" w:hAnsi="Palatino Linotype"/>
+          <w:sz w:val="20"/>
+          <w:szCs w:val="20"/>
+        </w:rPr>
+        <w:t xml:space="preserve">% if </w:t>
       </w:r>
       <w:proofErr w:type="spellStart"/>
       <w:r>
@@ -7322,15 +8193,34 @@
           <w:sz w:val="20"/>
           <w:szCs w:val="20"/>
         </w:rPr>
-        <w:t xml:space="preserve"> anti-theft/shoplifting program. {% endif %}</w:t>
-      </w:r>
-      <w:r>
-        <w:rPr>
-          <w:rFonts w:ascii="Palatino Linotype" w:hAnsi="Palatino Linotype"/>
-          <w:sz w:val="20"/>
-          <w:szCs w:val="20"/>
-        </w:rPr>
-        <w:t xml:space="preserve">{% if </w:t>
+        <w:t xml:space="preserve"> anti-theft/shoplifting program. {% endif </w:t>
+      </w:r>
+      <w:proofErr w:type="gramStart"/>
+      <w:r>
+        <w:rPr>
+          <w:rFonts w:ascii="Palatino Linotype" w:hAnsi="Palatino Linotype"/>
+          <w:bCs/>
+          <w:sz w:val="20"/>
+          <w:szCs w:val="20"/>
+        </w:rPr>
+        <w:t>%}</w:t>
+      </w:r>
+      <w:r>
+        <w:rPr>
+          <w:rFonts w:ascii="Palatino Linotype" w:hAnsi="Palatino Linotype"/>
+          <w:sz w:val="20"/>
+          <w:szCs w:val="20"/>
+        </w:rPr>
+        <w:t>{</w:t>
+      </w:r>
+      <w:proofErr w:type="gramEnd"/>
+      <w:r>
+        <w:rPr>
+          <w:rFonts w:ascii="Palatino Linotype" w:hAnsi="Palatino Linotype"/>
+          <w:sz w:val="20"/>
+          <w:szCs w:val="20"/>
+        </w:rPr>
+        <w:t xml:space="preserve">% if </w:t>
       </w:r>
       <w:proofErr w:type="spellStart"/>
       <w:r>
@@ -7421,15 +8311,34 @@
           <w:sz w:val="20"/>
           <w:szCs w:val="20"/>
         </w:rPr>
-        <w:t xml:space="preserve"> domestic violence offender program. {% endif %}</w:t>
-      </w:r>
-      <w:r>
-        <w:rPr>
-          <w:rFonts w:ascii="Palatino Linotype" w:hAnsi="Palatino Linotype"/>
-          <w:sz w:val="20"/>
-          <w:szCs w:val="20"/>
-        </w:rPr>
-        <w:t xml:space="preserve">{% if </w:t>
+        <w:t xml:space="preserve"> domestic violence offender program. {% endif </w:t>
+      </w:r>
+      <w:proofErr w:type="gramStart"/>
+      <w:r>
+        <w:rPr>
+          <w:rFonts w:ascii="Palatino Linotype" w:hAnsi="Palatino Linotype"/>
+          <w:bCs/>
+          <w:sz w:val="20"/>
+          <w:szCs w:val="20"/>
+        </w:rPr>
+        <w:t>%}</w:t>
+      </w:r>
+      <w:r>
+        <w:rPr>
+          <w:rFonts w:ascii="Palatino Linotype" w:hAnsi="Palatino Linotype"/>
+          <w:sz w:val="20"/>
+          <w:szCs w:val="20"/>
+        </w:rPr>
+        <w:t>{</w:t>
+      </w:r>
+      <w:proofErr w:type="gramEnd"/>
+      <w:r>
+        <w:rPr>
+          <w:rFonts w:ascii="Palatino Linotype" w:hAnsi="Palatino Linotype"/>
+          <w:sz w:val="20"/>
+          <w:szCs w:val="20"/>
+        </w:rPr>
+        <w:t xml:space="preserve">% if </w:t>
       </w:r>
       <w:proofErr w:type="spellStart"/>
       <w:r>
@@ -7476,15 +8385,34 @@
           <w:sz w:val="20"/>
           <w:szCs w:val="20"/>
         </w:rPr>
-        <w:t>Within 90 days obtain a mental health evaluation and comply with any treatment and/or counseling recommendations.  Defendant shall sign a release/consent to permit community control to obtain a copy of records.  Defendant shall provide community control with proof of monthly compliance. {% endif %}</w:t>
-      </w:r>
-      <w:r>
-        <w:rPr>
-          <w:rFonts w:ascii="Palatino Linotype" w:hAnsi="Palatino Linotype"/>
-          <w:sz w:val="20"/>
-          <w:szCs w:val="20"/>
-        </w:rPr>
-        <w:t xml:space="preserve">{% if </w:t>
+        <w:t xml:space="preserve">Within 90 days obtain a mental health evaluation and comply with any treatment and/or counseling recommendations.  Defendant shall sign a release/consent to permit community control to obtain a copy of records.  Defendant shall provide community control with proof of monthly compliance. {% endif </w:t>
+      </w:r>
+      <w:proofErr w:type="gramStart"/>
+      <w:r>
+        <w:rPr>
+          <w:rFonts w:ascii="Palatino Linotype" w:hAnsi="Palatino Linotype"/>
+          <w:bCs/>
+          <w:sz w:val="20"/>
+          <w:szCs w:val="20"/>
+        </w:rPr>
+        <w:t>%}</w:t>
+      </w:r>
+      <w:r>
+        <w:rPr>
+          <w:rFonts w:ascii="Palatino Linotype" w:hAnsi="Palatino Linotype"/>
+          <w:sz w:val="20"/>
+          <w:szCs w:val="20"/>
+        </w:rPr>
+        <w:t>{</w:t>
+      </w:r>
+      <w:proofErr w:type="gramEnd"/>
+      <w:r>
+        <w:rPr>
+          <w:rFonts w:ascii="Palatino Linotype" w:hAnsi="Palatino Linotype"/>
+          <w:sz w:val="20"/>
+          <w:szCs w:val="20"/>
+        </w:rPr>
+        <w:t xml:space="preserve">% if </w:t>
       </w:r>
       <w:proofErr w:type="spellStart"/>
       <w:r>
@@ -7547,7 +8475,27 @@
           <w:sz w:val="20"/>
           <w:szCs w:val="20"/>
         </w:rPr>
-        <w:t>a class in anger management.{% endif %}</w:t>
+        <w:t xml:space="preserve">a class in anger </w:t>
+      </w:r>
+      <w:proofErr w:type="gramStart"/>
+      <w:r>
+        <w:rPr>
+          <w:rFonts w:ascii="Palatino Linotype" w:hAnsi="Palatino Linotype"/>
+          <w:bCs/>
+          <w:sz w:val="20"/>
+          <w:szCs w:val="20"/>
+        </w:rPr>
+        <w:t>management.{</w:t>
+      </w:r>
+      <w:proofErr w:type="gramEnd"/>
+      <w:r>
+        <w:rPr>
+          <w:rFonts w:ascii="Palatino Linotype" w:hAnsi="Palatino Linotype"/>
+          <w:bCs/>
+          <w:sz w:val="20"/>
+          <w:szCs w:val="20"/>
+        </w:rPr>
+        <w:t>% endif %}</w:t>
       </w:r>
     </w:p>
     <w:p>
@@ -7585,7 +8533,25 @@
           <w:sz w:val="20"/>
           <w:szCs w:val="20"/>
         </w:rPr>
-        <w:t>community_control.alcohol_monitoring</w:t>
+        <w:t>community_</w:t>
+      </w:r>
+      <w:proofErr w:type="gramStart"/>
+      <w:r>
+        <w:rPr>
+          <w:rFonts w:ascii="Palatino Linotype" w:hAnsi="Palatino Linotype"/>
+          <w:sz w:val="20"/>
+          <w:szCs w:val="20"/>
+        </w:rPr>
+        <w:t>control.alcohol</w:t>
+      </w:r>
+      <w:proofErr w:type="gramEnd"/>
+      <w:r>
+        <w:rPr>
+          <w:rFonts w:ascii="Palatino Linotype" w:hAnsi="Palatino Linotype"/>
+          <w:sz w:val="20"/>
+          <w:szCs w:val="20"/>
+        </w:rPr>
+        <w:t>_monitoring</w:t>
       </w:r>
       <w:proofErr w:type="spellEnd"/>
       <w:r>
@@ -7620,7 +8586,25 @@
           <w:sz w:val="20"/>
           <w:szCs w:val="20"/>
         </w:rPr>
-        <w:t xml:space="preserve"> == ‘Yes’ %}Prior to release from jail, Defendant shall be fitted for a SCRAM unit. {% else %}Defendant shall report forthwith to </w:t>
+        <w:t xml:space="preserve"> == ‘Yes’ %}Prior to release from jail, Defendant shall be fitted for a SCRAM unit. {% else </w:t>
+      </w:r>
+      <w:proofErr w:type="gramStart"/>
+      <w:r>
+        <w:rPr>
+          <w:rFonts w:ascii="Palatino Linotype" w:hAnsi="Palatino Linotype"/>
+          <w:sz w:val="20"/>
+          <w:szCs w:val="20"/>
+        </w:rPr>
+        <w:t>%}Defendant</w:t>
+      </w:r>
+      <w:proofErr w:type="gramEnd"/>
+      <w:r>
+        <w:rPr>
+          <w:rFonts w:ascii="Palatino Linotype" w:hAnsi="Palatino Linotype"/>
+          <w:sz w:val="20"/>
+          <w:szCs w:val="20"/>
+        </w:rPr>
+        <w:t xml:space="preserve"> shall report forthwith to </w:t>
       </w:r>
       <w:r>
         <w:rPr>
@@ -7636,7 +8620,25 @@
           <w:sz w:val="20"/>
           <w:szCs w:val="20"/>
         </w:rPr>
-        <w:t xml:space="preserve"> to be fitted with a SCRAM unit. {% endif %}Defendant shall submit to continuous alcohol monitoring (SCRAM) as directed by community control for </w:t>
+        <w:t xml:space="preserve"> to be fitted with a SCRAM unit. {% endif </w:t>
+      </w:r>
+      <w:proofErr w:type="gramStart"/>
+      <w:r>
+        <w:rPr>
+          <w:rFonts w:ascii="Palatino Linotype" w:hAnsi="Palatino Linotype"/>
+          <w:sz w:val="20"/>
+          <w:szCs w:val="20"/>
+        </w:rPr>
+        <w:t>%}Defendant</w:t>
+      </w:r>
+      <w:proofErr w:type="gramEnd"/>
+      <w:r>
+        <w:rPr>
+          <w:rFonts w:ascii="Palatino Linotype" w:hAnsi="Palatino Linotype"/>
+          <w:sz w:val="20"/>
+          <w:szCs w:val="20"/>
+        </w:rPr>
+        <w:t xml:space="preserve"> shall submit to continuous alcohol monitoring (SCRAM) as directed by community control for </w:t>
       </w:r>
       <w:r>
         <w:rPr>
@@ -7682,7 +8684,25 @@
           <w:sz w:val="20"/>
           <w:szCs w:val="20"/>
         </w:rPr>
-        <w:t>community_control.alcohol_monitoring_court_pay</w:t>
+        <w:t>community_</w:t>
+      </w:r>
+      <w:proofErr w:type="gramStart"/>
+      <w:r>
+        <w:rPr>
+          <w:rFonts w:ascii="Palatino Linotype" w:hAnsi="Palatino Linotype"/>
+          <w:sz w:val="20"/>
+          <w:szCs w:val="20"/>
+        </w:rPr>
+        <w:t>control.alcohol</w:t>
+      </w:r>
+      <w:proofErr w:type="gramEnd"/>
+      <w:r>
+        <w:rPr>
+          <w:rFonts w:ascii="Palatino Linotype" w:hAnsi="Palatino Linotype"/>
+          <w:sz w:val="20"/>
+          <w:szCs w:val="20"/>
+        </w:rPr>
+        <w:t>_monitoring_court_pay</w:t>
       </w:r>
       <w:proofErr w:type="spellEnd"/>
       <w:r>
@@ -7708,7 +8728,25 @@
           <w:sz w:val="20"/>
           <w:szCs w:val="20"/>
         </w:rPr>
-        <w:t xml:space="preserve">. {% endif %}{% endif %}{% if </w:t>
+        <w:t xml:space="preserve">. {% endif </w:t>
+      </w:r>
+      <w:proofErr w:type="gramStart"/>
+      <w:r>
+        <w:rPr>
+          <w:rFonts w:ascii="Palatino Linotype" w:hAnsi="Palatino Linotype"/>
+          <w:sz w:val="20"/>
+          <w:szCs w:val="20"/>
+        </w:rPr>
+        <w:t>%}{</w:t>
+      </w:r>
+      <w:proofErr w:type="gramEnd"/>
+      <w:r>
+        <w:rPr>
+          <w:rFonts w:ascii="Palatino Linotype" w:hAnsi="Palatino Linotype"/>
+          <w:sz w:val="20"/>
+          <w:szCs w:val="20"/>
+        </w:rPr>
+        <w:t xml:space="preserve">% endif %}{% if </w:t>
       </w:r>
       <w:proofErr w:type="spellStart"/>
       <w:r>
@@ -7771,15 +8809,33 @@
           <w:sz w:val="20"/>
           <w:szCs w:val="20"/>
         </w:rPr>
-        <w:t>. {% endif %}</w:t>
-      </w:r>
-      <w:r>
-        <w:rPr>
-          <w:rFonts w:ascii="Palatino Linotype" w:hAnsi="Palatino Linotype"/>
-          <w:sz w:val="20"/>
-          <w:szCs w:val="20"/>
-        </w:rPr>
-        <w:t xml:space="preserve">{% if </w:t>
+        <w:t xml:space="preserve">. {% endif </w:t>
+      </w:r>
+      <w:proofErr w:type="gramStart"/>
+      <w:r>
+        <w:rPr>
+          <w:rFonts w:ascii="Palatino Linotype" w:hAnsi="Palatino Linotype"/>
+          <w:sz w:val="20"/>
+          <w:szCs w:val="20"/>
+        </w:rPr>
+        <w:t>%}</w:t>
+      </w:r>
+      <w:r>
+        <w:rPr>
+          <w:rFonts w:ascii="Palatino Linotype" w:hAnsi="Palatino Linotype"/>
+          <w:sz w:val="20"/>
+          <w:szCs w:val="20"/>
+        </w:rPr>
+        <w:t>{</w:t>
+      </w:r>
+      <w:proofErr w:type="gramEnd"/>
+      <w:r>
+        <w:rPr>
+          <w:rFonts w:ascii="Palatino Linotype" w:hAnsi="Palatino Linotype"/>
+          <w:sz w:val="20"/>
+          <w:szCs w:val="20"/>
+        </w:rPr>
+        <w:t xml:space="preserve">% if </w:t>
       </w:r>
       <w:proofErr w:type="spellStart"/>
       <w:r>
@@ -7826,15 +8882,33 @@
           <w:sz w:val="20"/>
           <w:szCs w:val="20"/>
         </w:rPr>
-        <w:t>If the Court grants driving privileges, provide proof to community control of installation of a certified ignition interlock device within 30 days of the issuance of such privileges.  Defendant shall only operate vehicles equipped with a certified ignition interlock device.</w:t>
-      </w:r>
-      <w:r>
-        <w:rPr>
-          <w:rFonts w:ascii="Palatino Linotype" w:hAnsi="Palatino Linotype"/>
-          <w:sz w:val="20"/>
-          <w:szCs w:val="20"/>
-        </w:rPr>
-        <w:t>{% endif %}</w:t>
+        <w:t xml:space="preserve">If the Court grants driving privileges, provide proof to community control of installation of a certified ignition interlock device within 30 days of the issuance of such privileges.  Defendant shall only operate vehicles equipped with a certified ignition interlock </w:t>
+      </w:r>
+      <w:proofErr w:type="gramStart"/>
+      <w:r>
+        <w:rPr>
+          <w:rFonts w:ascii="Palatino Linotype" w:hAnsi="Palatino Linotype"/>
+          <w:sz w:val="20"/>
+          <w:szCs w:val="20"/>
+        </w:rPr>
+        <w:t>device.</w:t>
+      </w:r>
+      <w:r>
+        <w:rPr>
+          <w:rFonts w:ascii="Palatino Linotype" w:hAnsi="Palatino Linotype"/>
+          <w:sz w:val="20"/>
+          <w:szCs w:val="20"/>
+        </w:rPr>
+        <w:t>{</w:t>
+      </w:r>
+      <w:proofErr w:type="gramEnd"/>
+      <w:r>
+        <w:rPr>
+          <w:rFonts w:ascii="Palatino Linotype" w:hAnsi="Palatino Linotype"/>
+          <w:sz w:val="20"/>
+          <w:szCs w:val="20"/>
+        </w:rPr>
+        <w:t>% endif %}</w:t>
       </w:r>
       <w:r>
         <w:rPr>
@@ -7915,6 +8989,7 @@
         </w:rPr>
         <w:t xml:space="preserve"> </w:t>
       </w:r>
+      <w:proofErr w:type="gramStart"/>
       <w:r>
         <w:rPr>
           <w:rFonts w:ascii="Palatino Linotype" w:hAnsi="Palatino Linotype"/>
@@ -7932,7 +9007,17 @@
           <w:sz w:val="20"/>
           <w:szCs w:val="20"/>
         </w:rPr>
-        <w:t>community_control.community_control_community_service_hours</w:t>
+        <w:t>community</w:t>
+      </w:r>
+      <w:proofErr w:type="gramEnd"/>
+      <w:r>
+        <w:rPr>
+          <w:rFonts w:ascii="Palatino Linotype" w:hAnsi="Palatino Linotype"/>
+          <w:b/>
+          <w:sz w:val="20"/>
+          <w:szCs w:val="20"/>
+        </w:rPr>
+        <w:t>_control.community_control_community_service_hours</w:t>
       </w:r>
       <w:proofErr w:type="spellEnd"/>
       <w:r>
@@ -8005,33 +9090,69 @@
           <w:sz w:val="20"/>
           <w:szCs w:val="20"/>
         </w:rPr>
-        <w:t xml:space="preserve">Defendant is admitted to the {{ </w:t>
-      </w:r>
-      <w:proofErr w:type="spellStart"/>
-      <w:r>
-        <w:rPr>
-          <w:rFonts w:ascii="Palatino Linotype" w:hAnsi="Palatino Linotype"/>
-          <w:sz w:val="20"/>
-          <w:szCs w:val="20"/>
-        </w:rPr>
-        <w:t>community_control.specialized_docket_type</w:t>
-      </w:r>
-      <w:proofErr w:type="spellEnd"/>
-      <w:r>
-        <w:rPr>
-          <w:rFonts w:ascii="Palatino Linotype" w:hAnsi="Palatino Linotype"/>
-          <w:sz w:val="20"/>
-          <w:szCs w:val="20"/>
-        </w:rPr>
-        <w:t xml:space="preserve"> }} and shall comply with all terms and conditions of the participation agreement for the docket. {% endif %}</w:t>
-      </w:r>
-      <w:r>
-        <w:rPr>
-          <w:rFonts w:ascii="Palatino Linotype" w:hAnsi="Palatino Linotype"/>
-          <w:sz w:val="20"/>
-          <w:szCs w:val="20"/>
-        </w:rPr>
-        <w:t xml:space="preserve">{% if </w:t>
+        <w:t xml:space="preserve">Defendant is admitted to the </w:t>
+      </w:r>
+      <w:proofErr w:type="gramStart"/>
+      <w:r>
+        <w:rPr>
+          <w:rFonts w:ascii="Palatino Linotype" w:hAnsi="Palatino Linotype"/>
+          <w:sz w:val="20"/>
+          <w:szCs w:val="20"/>
+        </w:rPr>
+        <w:t xml:space="preserve">{{ </w:t>
+      </w:r>
+      <w:proofErr w:type="spellStart"/>
+      <w:r>
+        <w:rPr>
+          <w:rFonts w:ascii="Palatino Linotype" w:hAnsi="Palatino Linotype"/>
+          <w:sz w:val="20"/>
+          <w:szCs w:val="20"/>
+        </w:rPr>
+        <w:t>community</w:t>
+      </w:r>
+      <w:proofErr w:type="gramEnd"/>
+      <w:r>
+        <w:rPr>
+          <w:rFonts w:ascii="Palatino Linotype" w:hAnsi="Palatino Linotype"/>
+          <w:sz w:val="20"/>
+          <w:szCs w:val="20"/>
+        </w:rPr>
+        <w:t>_control.specialized_docket_type</w:t>
+      </w:r>
+      <w:proofErr w:type="spellEnd"/>
+      <w:r>
+        <w:rPr>
+          <w:rFonts w:ascii="Palatino Linotype" w:hAnsi="Palatino Linotype"/>
+          <w:sz w:val="20"/>
+          <w:szCs w:val="20"/>
+        </w:rPr>
+        <w:t xml:space="preserve"> }} and shall comply with all terms and conditions of the participation agreement for the docket. {% endif </w:t>
+      </w:r>
+      <w:proofErr w:type="gramStart"/>
+      <w:r>
+        <w:rPr>
+          <w:rFonts w:ascii="Palatino Linotype" w:hAnsi="Palatino Linotype"/>
+          <w:sz w:val="20"/>
+          <w:szCs w:val="20"/>
+        </w:rPr>
+        <w:t>%}</w:t>
+      </w:r>
+      <w:r>
+        <w:rPr>
+          <w:rFonts w:ascii="Palatino Linotype" w:hAnsi="Palatino Linotype"/>
+          <w:sz w:val="20"/>
+          <w:szCs w:val="20"/>
+        </w:rPr>
+        <w:t>{</w:t>
+      </w:r>
+      <w:proofErr w:type="gramEnd"/>
+      <w:r>
+        <w:rPr>
+          <w:rFonts w:ascii="Palatino Linotype" w:hAnsi="Palatino Linotype"/>
+          <w:sz w:val="20"/>
+          <w:szCs w:val="20"/>
+        </w:rPr>
+        <w:t xml:space="preserve">% if </w:t>
       </w:r>
       <w:proofErr w:type="spellStart"/>
       <w:r>
@@ -8112,6 +9233,7 @@
         </w:rPr>
         <w:t xml:space="preserve"> monitored house arrest for </w:t>
       </w:r>
+      <w:proofErr w:type="gramStart"/>
       <w:r>
         <w:rPr>
           <w:rFonts w:ascii="Palatino Linotype" w:hAnsi="Palatino Linotype"/>
@@ -8131,7 +9253,18 @@
           <w:szCs w:val="20"/>
           <w:u w:val="single"/>
         </w:rPr>
-        <w:t>community_control.house_arrest_time</w:t>
+        <w:t>community</w:t>
+      </w:r>
+      <w:proofErr w:type="gramEnd"/>
+      <w:r>
+        <w:rPr>
+          <w:rFonts w:ascii="Palatino Linotype" w:hAnsi="Palatino Linotype"/>
+          <w:b/>
+          <w:sz w:val="20"/>
+          <w:szCs w:val="20"/>
+          <w:u w:val="single"/>
+        </w:rPr>
+        <w:t>_control.house_arrest_time</w:t>
       </w:r>
       <w:proofErr w:type="spellEnd"/>
       <w:r>
@@ -8281,7 +9414,43 @@
           <w:sz w:val="20"/>
           <w:szCs w:val="20"/>
         </w:rPr>
-        <w:t xml:space="preserve"> is true %}Prior to release from jail, Defendant shall be fitted for a GPS Monitoring unit. {% else %}Defendant shall report forthwith to </w:t>
+        <w:t xml:space="preserve"> is true </w:t>
+      </w:r>
+      <w:proofErr w:type="gramStart"/>
+      <w:r>
+        <w:rPr>
+          <w:rFonts w:ascii="Palatino Linotype" w:hAnsi="Palatino Linotype"/>
+          <w:sz w:val="20"/>
+          <w:szCs w:val="20"/>
+        </w:rPr>
+        <w:t>%}Prior</w:t>
+      </w:r>
+      <w:proofErr w:type="gramEnd"/>
+      <w:r>
+        <w:rPr>
+          <w:rFonts w:ascii="Palatino Linotype" w:hAnsi="Palatino Linotype"/>
+          <w:sz w:val="20"/>
+          <w:szCs w:val="20"/>
+        </w:rPr>
+        <w:t xml:space="preserve"> to release from jail, Defendant shall be fitted for a GPS Monitoring unit. {% else </w:t>
+      </w:r>
+      <w:proofErr w:type="gramStart"/>
+      <w:r>
+        <w:rPr>
+          <w:rFonts w:ascii="Palatino Linotype" w:hAnsi="Palatino Linotype"/>
+          <w:sz w:val="20"/>
+          <w:szCs w:val="20"/>
+        </w:rPr>
+        <w:t>%}Defendant</w:t>
+      </w:r>
+      <w:proofErr w:type="gramEnd"/>
+      <w:r>
+        <w:rPr>
+          <w:rFonts w:ascii="Palatino Linotype" w:hAnsi="Palatino Linotype"/>
+          <w:sz w:val="20"/>
+          <w:szCs w:val="20"/>
+        </w:rPr>
+        <w:t xml:space="preserve"> shall report forthwith to </w:t>
       </w:r>
       <w:r>
         <w:rPr>
@@ -8297,7 +9466,25 @@
           <w:sz w:val="20"/>
           <w:szCs w:val="20"/>
         </w:rPr>
-        <w:t xml:space="preserve"> to be fitted with a GPS Monitoring unit. {% endif %}Defendant is excluded from coming within </w:t>
+        <w:t xml:space="preserve"> to be fitted with a GPS Monitoring unit. {% endif </w:t>
+      </w:r>
+      <w:proofErr w:type="gramStart"/>
+      <w:r>
+        <w:rPr>
+          <w:rFonts w:ascii="Palatino Linotype" w:hAnsi="Palatino Linotype"/>
+          <w:sz w:val="20"/>
+          <w:szCs w:val="20"/>
+        </w:rPr>
+        <w:t>%}Defendant</w:t>
+      </w:r>
+      <w:proofErr w:type="gramEnd"/>
+      <w:r>
+        <w:rPr>
+          <w:rFonts w:ascii="Palatino Linotype" w:hAnsi="Palatino Linotype"/>
+          <w:sz w:val="20"/>
+          <w:szCs w:val="20"/>
+        </w:rPr>
+        <w:t xml:space="preserve"> is excluded from coming within </w:t>
       </w:r>
       <w:r>
         <w:rPr>
@@ -8379,7 +9566,25 @@
           <w:sz w:val="20"/>
           <w:szCs w:val="20"/>
         </w:rPr>
-        <w:t xml:space="preserve">. {% endif %}{% if </w:t>
+        <w:t xml:space="preserve">. {% endif </w:t>
+      </w:r>
+      <w:proofErr w:type="gramStart"/>
+      <w:r>
+        <w:rPr>
+          <w:rFonts w:ascii="Palatino Linotype" w:hAnsi="Palatino Linotype"/>
+          <w:sz w:val="20"/>
+          <w:szCs w:val="20"/>
+        </w:rPr>
+        <w:t>%}{</w:t>
+      </w:r>
+      <w:proofErr w:type="gramEnd"/>
+      <w:r>
+        <w:rPr>
+          <w:rFonts w:ascii="Palatino Linotype" w:hAnsi="Palatino Linotype"/>
+          <w:sz w:val="20"/>
+          <w:szCs w:val="20"/>
+        </w:rPr>
+        <w:t xml:space="preserve">% if </w:t>
       </w:r>
       <w:proofErr w:type="spellStart"/>
       <w:r>
@@ -8414,15 +9619,33 @@
           <w:sz w:val="20"/>
           <w:szCs w:val="20"/>
         </w:rPr>
-        <w:t>. {% endif %}</w:t>
-      </w:r>
-      <w:r>
-        <w:rPr>
-          <w:rFonts w:ascii="Palatino Linotype" w:hAnsi="Palatino Linotype"/>
-          <w:sz w:val="20"/>
-          <w:szCs w:val="20"/>
-        </w:rPr>
-        <w:t xml:space="preserve">{% if </w:t>
+        <w:t xml:space="preserve">. {% endif </w:t>
+      </w:r>
+      <w:proofErr w:type="gramStart"/>
+      <w:r>
+        <w:rPr>
+          <w:rFonts w:ascii="Palatino Linotype" w:hAnsi="Palatino Linotype"/>
+          <w:sz w:val="20"/>
+          <w:szCs w:val="20"/>
+        </w:rPr>
+        <w:t>%}</w:t>
+      </w:r>
+      <w:r>
+        <w:rPr>
+          <w:rFonts w:ascii="Palatino Linotype" w:hAnsi="Palatino Linotype"/>
+          <w:sz w:val="20"/>
+          <w:szCs w:val="20"/>
+        </w:rPr>
+        <w:t>{</w:t>
+      </w:r>
+      <w:proofErr w:type="gramEnd"/>
+      <w:r>
+        <w:rPr>
+          <w:rFonts w:ascii="Palatino Linotype" w:hAnsi="Palatino Linotype"/>
+          <w:sz w:val="20"/>
+          <w:szCs w:val="20"/>
+        </w:rPr>
+        <w:t xml:space="preserve">% if </w:t>
       </w:r>
       <w:proofErr w:type="spellStart"/>
       <w:r>
@@ -8501,15 +9724,33 @@
           <w:sz w:val="20"/>
           <w:szCs w:val="20"/>
         </w:rPr>
-        <w:t>Community Control</w:t>
-      </w:r>
-      <w:r>
-        <w:rPr>
-          <w:rFonts w:ascii="Palatino Linotype" w:hAnsi="Palatino Linotype"/>
-          <w:sz w:val="20"/>
-          <w:szCs w:val="20"/>
-        </w:rPr>
-        <w:t>.{% endif %}</w:t>
+        <w:t xml:space="preserve">Community </w:t>
+      </w:r>
+      <w:proofErr w:type="gramStart"/>
+      <w:r>
+        <w:rPr>
+          <w:rFonts w:ascii="Palatino Linotype" w:hAnsi="Palatino Linotype"/>
+          <w:sz w:val="20"/>
+          <w:szCs w:val="20"/>
+        </w:rPr>
+        <w:t>Control</w:t>
+      </w:r>
+      <w:r>
+        <w:rPr>
+          <w:rFonts w:ascii="Palatino Linotype" w:hAnsi="Palatino Linotype"/>
+          <w:sz w:val="20"/>
+          <w:szCs w:val="20"/>
+        </w:rPr>
+        <w:t>.{</w:t>
+      </w:r>
+      <w:proofErr w:type="gramEnd"/>
+      <w:r>
+        <w:rPr>
+          <w:rFonts w:ascii="Palatino Linotype" w:hAnsi="Palatino Linotype"/>
+          <w:sz w:val="20"/>
+          <w:szCs w:val="20"/>
+        </w:rPr>
+        <w:t>% endif %}</w:t>
       </w:r>
       <w:r>
         <w:rPr>
@@ -8584,6 +9825,7 @@
         <w:lastRenderedPageBreak/>
         <w:t xml:space="preserve">Other Community Control Conditions: </w:t>
       </w:r>
+      <w:proofErr w:type="gramStart"/>
       <w:r>
         <w:rPr>
           <w:rFonts w:ascii="Palatino Linotype" w:hAnsi="Palatino Linotype"/>
@@ -8599,7 +9841,16 @@
           <w:sz w:val="20"/>
           <w:szCs w:val="20"/>
         </w:rPr>
-        <w:t>community_control.other_community_control_conditions</w:t>
+        <w:t>community</w:t>
+      </w:r>
+      <w:proofErr w:type="gramEnd"/>
+      <w:r>
+        <w:rPr>
+          <w:rFonts w:ascii="Palatino Linotype" w:hAnsi="Palatino Linotype"/>
+          <w:sz w:val="20"/>
+          <w:szCs w:val="20"/>
+        </w:rPr>
+        <w:t>_control.other_community_control_conditions</w:t>
       </w:r>
       <w:proofErr w:type="spellEnd"/>
       <w:r>
@@ -8654,13 +9905,23 @@
           <w:szCs w:val="20"/>
         </w:rPr>
       </w:pPr>
-      <w:r>
-        <w:rPr>
-          <w:rFonts w:ascii="Palatino Linotype" w:hAnsi="Palatino Linotype"/>
-          <w:sz w:val="20"/>
-          <w:szCs w:val="20"/>
-        </w:rPr>
-        <w:t>{{ ‘\n’ }}</w:t>
+      <w:proofErr w:type="gramStart"/>
+      <w:r>
+        <w:rPr>
+          <w:rFonts w:ascii="Palatino Linotype" w:hAnsi="Palatino Linotype"/>
+          <w:sz w:val="20"/>
+          <w:szCs w:val="20"/>
+        </w:rPr>
+        <w:t>{{ ‘</w:t>
+      </w:r>
+      <w:proofErr w:type="gramEnd"/>
+      <w:r>
+        <w:rPr>
+          <w:rFonts w:ascii="Palatino Linotype" w:hAnsi="Palatino Linotype"/>
+          <w:sz w:val="20"/>
+          <w:szCs w:val="20"/>
+        </w:rPr>
+        <w:t>\n’ }}</w:t>
       </w:r>
       <w:r>
         <w:rPr>
@@ -8703,17 +9964,37 @@
           <w:sz w:val="20"/>
           <w:szCs w:val="20"/>
         </w:rPr>
-        <w:t xml:space="preserve">${{ </w:t>
-      </w:r>
-      <w:proofErr w:type="spellStart"/>
-      <w:r>
-        <w:rPr>
-          <w:rFonts w:ascii="Palatino Linotype" w:hAnsi="Palatino Linotype"/>
-          <w:b/>
-          <w:sz w:val="20"/>
-          <w:szCs w:val="20"/>
-        </w:rPr>
-        <w:t>community_control.pay_restitution_amount</w:t>
+        <w:t>$</w:t>
+      </w:r>
+      <w:proofErr w:type="gramStart"/>
+      <w:r>
+        <w:rPr>
+          <w:rFonts w:ascii="Palatino Linotype" w:hAnsi="Palatino Linotype"/>
+          <w:b/>
+          <w:sz w:val="20"/>
+          <w:szCs w:val="20"/>
+        </w:rPr>
+        <w:t xml:space="preserve">{{ </w:t>
+      </w:r>
+      <w:proofErr w:type="spellStart"/>
+      <w:r>
+        <w:rPr>
+          <w:rFonts w:ascii="Palatino Linotype" w:hAnsi="Palatino Linotype"/>
+          <w:b/>
+          <w:sz w:val="20"/>
+          <w:szCs w:val="20"/>
+        </w:rPr>
+        <w:t>community_control.pay</w:t>
+      </w:r>
+      <w:proofErr w:type="gramEnd"/>
+      <w:r>
+        <w:rPr>
+          <w:rFonts w:ascii="Palatino Linotype" w:hAnsi="Palatino Linotype"/>
+          <w:b/>
+          <w:sz w:val="20"/>
+          <w:szCs w:val="20"/>
+        </w:rPr>
+        <w:t>_restitution_amount</w:t>
       </w:r>
       <w:proofErr w:type="spellEnd"/>
       <w:r>
@@ -8817,15 +10098,33 @@
           <w:sz w:val="20"/>
           <w:szCs w:val="20"/>
         </w:rPr>
-        <w:t xml:space="preserve"> during the term of community control be applied toward the payment of restitution. When the Court terminates Community Control, the Clerk shall issue a certificate of judgment in favor of the victim. Any payments made by Defendant after the Court terminates community control shall be applied toward unpaid fines and costs.</w:t>
-      </w:r>
-      <w:r>
-        <w:rPr>
-          <w:rFonts w:ascii="Palatino Linotype" w:hAnsi="Palatino Linotype"/>
-          <w:sz w:val="20"/>
-          <w:szCs w:val="20"/>
-        </w:rPr>
-        <w:t>{{ ‘\n’ }}</w:t>
+        <w:t xml:space="preserve"> during the term of community control be applied toward the payment of restitution. When the Court terminates Community Control, the Clerk shall issue a certificate of judgment in favor of the victim. Any payments made by Defendant after the Court terminates community control shall be applied toward unpaid fines and </w:t>
+      </w:r>
+      <w:proofErr w:type="gramStart"/>
+      <w:r>
+        <w:rPr>
+          <w:rFonts w:ascii="Palatino Linotype" w:hAnsi="Palatino Linotype"/>
+          <w:sz w:val="20"/>
+          <w:szCs w:val="20"/>
+        </w:rPr>
+        <w:t>costs.</w:t>
+      </w:r>
+      <w:r>
+        <w:rPr>
+          <w:rFonts w:ascii="Palatino Linotype" w:hAnsi="Palatino Linotype"/>
+          <w:sz w:val="20"/>
+          <w:szCs w:val="20"/>
+        </w:rPr>
+        <w:t>{</w:t>
+      </w:r>
+      <w:proofErr w:type="gramEnd"/>
+      <w:r>
+        <w:rPr>
+          <w:rFonts w:ascii="Palatino Linotype" w:hAnsi="Palatino Linotype"/>
+          <w:sz w:val="20"/>
+          <w:szCs w:val="20"/>
+        </w:rPr>
+        <w:t>{ ‘\n’ }}</w:t>
       </w:r>
       <w:r>
         <w:rPr>
@@ -8880,19 +10179,30 @@
           <w:sz w:val="20"/>
           <w:szCs w:val="20"/>
         </w:rPr>
-        <w:t>if c</w:t>
-      </w:r>
-      <w:proofErr w:type="spellStart"/>
-      <w:r>
-        <w:rPr>
-          <w:rFonts w:ascii="Palatino Linotype" w:hAnsi="Palatino Linotype"/>
-          <w:bCs/>
-          <w:sz w:val="20"/>
-          <w:szCs w:val="20"/>
-        </w:rPr>
-        <w:t>ourt_costs.ordered</w:t>
-      </w:r>
-      <w:proofErr w:type="spellEnd"/>
+        <w:t xml:space="preserve">if </w:t>
+      </w:r>
+      <w:proofErr w:type="spellStart"/>
+      <w:r>
+        <w:rPr>
+          <w:rFonts w:ascii="Palatino Linotype" w:hAnsi="Palatino Linotype"/>
+          <w:bCs/>
+          <w:sz w:val="20"/>
+          <w:szCs w:val="20"/>
+        </w:rPr>
+        <w:t>court_</w:t>
+      </w:r>
+      <w:proofErr w:type="gramStart"/>
+      <w:r>
+        <w:rPr>
+          <w:rFonts w:ascii="Palatino Linotype" w:hAnsi="Palatino Linotype"/>
+          <w:bCs/>
+          <w:sz w:val="20"/>
+          <w:szCs w:val="20"/>
+        </w:rPr>
+        <w:t>costs.ordered</w:t>
+      </w:r>
+      <w:proofErr w:type="spellEnd"/>
+      <w:proofErr w:type="gramEnd"/>
       <w:r>
         <w:rPr>
           <w:rFonts w:ascii="Palatino Linotype" w:hAnsi="Palatino Linotype"/>
@@ -8958,6 +10268,189 @@
           <w:sz w:val="20"/>
           <w:szCs w:val="20"/>
         </w:rPr>
+        <w:t>court_</w:t>
+      </w:r>
+      <w:proofErr w:type="gramStart"/>
+      <w:r>
+        <w:rPr>
+          <w:rFonts w:ascii="Palatino Linotype" w:hAnsi="Palatino Linotype"/>
+          <w:bCs/>
+          <w:sz w:val="20"/>
+          <w:szCs w:val="20"/>
+        </w:rPr>
+        <w:t>costs.ordered</w:t>
+      </w:r>
+      <w:proofErr w:type="spellEnd"/>
+      <w:proofErr w:type="gramEnd"/>
+      <w:r>
+        <w:rPr>
+          <w:rFonts w:ascii="Palatino Linotype" w:hAnsi="Palatino Linotype"/>
+          <w:bCs/>
+          <w:sz w:val="20"/>
+          <w:szCs w:val="20"/>
+        </w:rPr>
+        <w:t xml:space="preserve"> == ‘Imposed in companion case’ %}</w:t>
+      </w:r>
+      <w:r>
+        <w:rPr>
+          <w:rFonts w:ascii="Palatino Linotype" w:hAnsi="Palatino Linotype"/>
+          <w:bCs/>
+          <w:sz w:val="20"/>
+          <w:szCs w:val="20"/>
+          <w:u w:val="single"/>
+        </w:rPr>
+        <w:t>No court costs are imposed in this case, but court costs are imposed in Defendant’s companion case</w:t>
+      </w:r>
+      <w:r>
+        <w:rPr>
+          <w:rFonts w:ascii="Palatino Linotype" w:hAnsi="Palatino Linotype"/>
+          <w:bCs/>
+          <w:sz w:val="20"/>
+          <w:szCs w:val="20"/>
+        </w:rPr>
+        <w:t xml:space="preserve">. </w:t>
+      </w:r>
+      <w:r>
+        <w:rPr>
+          <w:rFonts w:ascii="Palatino Linotype" w:hAnsi="Palatino Linotype"/>
+          <w:bCs/>
+          <w:sz w:val="20"/>
+          <w:szCs w:val="20"/>
+        </w:rPr>
+        <w:t xml:space="preserve">{% </w:t>
+      </w:r>
+      <w:proofErr w:type="spellStart"/>
+      <w:r>
+        <w:rPr>
+          <w:rFonts w:ascii="Palatino Linotype" w:hAnsi="Palatino Linotype"/>
+          <w:bCs/>
+          <w:sz w:val="20"/>
+          <w:szCs w:val="20"/>
+        </w:rPr>
+        <w:t>elif</w:t>
+      </w:r>
+      <w:proofErr w:type="spellEnd"/>
+      <w:r>
+        <w:rPr>
+          <w:rFonts w:ascii="Palatino Linotype" w:hAnsi="Palatino Linotype"/>
+          <w:bCs/>
+          <w:sz w:val="20"/>
+          <w:szCs w:val="20"/>
+        </w:rPr>
+        <w:t xml:space="preserve"> </w:t>
+      </w:r>
+      <w:proofErr w:type="spellStart"/>
+      <w:r>
+        <w:rPr>
+          <w:rFonts w:ascii="Palatino Linotype" w:hAnsi="Palatino Linotype"/>
+          <w:bCs/>
+          <w:sz w:val="20"/>
+          <w:szCs w:val="20"/>
+        </w:rPr>
+        <w:t>court_</w:t>
+      </w:r>
+      <w:proofErr w:type="gramStart"/>
+      <w:r>
+        <w:rPr>
+          <w:rFonts w:ascii="Palatino Linotype" w:hAnsi="Palatino Linotype"/>
+          <w:bCs/>
+          <w:sz w:val="20"/>
+          <w:szCs w:val="20"/>
+        </w:rPr>
+        <w:t>costs.ordered</w:t>
+      </w:r>
+      <w:proofErr w:type="spellEnd"/>
+      <w:proofErr w:type="gramEnd"/>
+      <w:r>
+        <w:rPr>
+          <w:rFonts w:ascii="Palatino Linotype" w:hAnsi="Palatino Linotype"/>
+          <w:bCs/>
+          <w:sz w:val="20"/>
+          <w:szCs w:val="20"/>
+        </w:rPr>
+        <w:t xml:space="preserve"> == ‘No’ %}</w:t>
+      </w:r>
+      <w:r>
+        <w:rPr>
+          <w:rFonts w:ascii="Palatino Linotype" w:hAnsi="Palatino Linotype"/>
+          <w:bCs/>
+          <w:sz w:val="20"/>
+          <w:szCs w:val="20"/>
+          <w:u w:val="single"/>
+        </w:rPr>
+        <w:t>There are no court costs in this case</w:t>
+      </w:r>
+      <w:r>
+        <w:rPr>
+          <w:rFonts w:ascii="Palatino Linotype" w:hAnsi="Palatino Linotype"/>
+          <w:bCs/>
+          <w:sz w:val="20"/>
+          <w:szCs w:val="20"/>
+        </w:rPr>
+        <w:t xml:space="preserve">. {% endif </w:t>
+      </w:r>
+      <w:proofErr w:type="gramStart"/>
+      <w:r>
+        <w:rPr>
+          <w:rFonts w:ascii="Palatino Linotype" w:hAnsi="Palatino Linotype"/>
+          <w:bCs/>
+          <w:sz w:val="20"/>
+          <w:szCs w:val="20"/>
+        </w:rPr>
+        <w:t>%}</w:t>
+      </w:r>
+      <w:r>
+        <w:rPr>
+          <w:rFonts w:ascii="Palatino Linotype" w:hAnsi="Palatino Linotype"/>
+          <w:sz w:val="20"/>
+          <w:szCs w:val="20"/>
+        </w:rPr>
+        <w:t>The</w:t>
+      </w:r>
+      <w:proofErr w:type="gramEnd"/>
+      <w:r>
+        <w:rPr>
+          <w:rFonts w:ascii="Palatino Linotype" w:hAnsi="Palatino Linotype"/>
+          <w:sz w:val="20"/>
+          <w:szCs w:val="20"/>
+        </w:rPr>
+        <w:t xml:space="preserve"> Defendant was</w:t>
+      </w:r>
+      <w:r>
+        <w:rPr>
+          <w:rFonts w:ascii="Palatino Linotype" w:hAnsi="Palatino Linotype"/>
+          <w:sz w:val="20"/>
+          <w:szCs w:val="20"/>
+        </w:rPr>
+        <w:t xml:space="preserve"> informed of the fines </w:t>
+      </w:r>
+      <w:r>
+        <w:rPr>
+          <w:rFonts w:ascii="Palatino Linotype" w:hAnsi="Palatino Linotype"/>
+          <w:b/>
+          <w:bCs/>
+          <w:sz w:val="20"/>
+          <w:szCs w:val="20"/>
+        </w:rPr>
+        <w:t xml:space="preserve">{% </w:t>
+      </w:r>
+      <w:r>
+        <w:rPr>
+          <w:rFonts w:ascii="Palatino Linotype" w:hAnsi="Palatino Linotype"/>
+          <w:bCs/>
+          <w:sz w:val="20"/>
+          <w:szCs w:val="20"/>
+        </w:rPr>
+        <w:t xml:space="preserve">if </w:t>
+      </w:r>
+      <w:proofErr w:type="spellStart"/>
+      <w:r>
+        <w:rPr>
+          <w:rFonts w:ascii="Palatino Linotype" w:hAnsi="Palatino Linotype"/>
+          <w:bCs/>
+          <w:sz w:val="20"/>
+          <w:szCs w:val="20"/>
+        </w:rPr>
         <w:t>court_costs.ordered</w:t>
       </w:r>
       <w:proofErr w:type="spellEnd"/>
@@ -8968,56 +10461,385 @@
           <w:sz w:val="20"/>
           <w:szCs w:val="20"/>
         </w:rPr>
-        <w:t xml:space="preserve"> == ‘Imposed in companion case’ %}</w:t>
-      </w:r>
-      <w:r>
-        <w:rPr>
-          <w:rFonts w:ascii="Palatino Linotype" w:hAnsi="Palatino Linotype"/>
-          <w:bCs/>
-          <w:sz w:val="20"/>
-          <w:szCs w:val="20"/>
-          <w:u w:val="single"/>
-        </w:rPr>
-        <w:t>No court costs are imposed in this case, but court costs are imposed in Defendant’s companion case</w:t>
-      </w:r>
-      <w:r>
-        <w:rPr>
-          <w:rFonts w:ascii="Palatino Linotype" w:hAnsi="Palatino Linotype"/>
-          <w:bCs/>
+        <w:t xml:space="preserve"> == ‘Yes’ %}</w:t>
+      </w:r>
+      <w:r>
+        <w:rPr>
+          <w:rFonts w:ascii="Palatino Linotype" w:hAnsi="Palatino Linotype"/>
+          <w:sz w:val="20"/>
+          <w:szCs w:val="20"/>
+        </w:rPr>
+        <w:t>and costs</w:t>
+      </w:r>
+      <w:r>
+        <w:rPr>
+          <w:rFonts w:ascii="Palatino Linotype" w:hAnsi="Palatino Linotype"/>
+          <w:sz w:val="20"/>
+          <w:szCs w:val="20"/>
+        </w:rPr>
+        <w:t xml:space="preserve"> {% endif %}</w:t>
+      </w:r>
+      <w:r>
+        <w:rPr>
+          <w:rFonts w:ascii="Palatino Linotype" w:hAnsi="Palatino Linotype"/>
+          <w:sz w:val="20"/>
+          <w:szCs w:val="20"/>
+        </w:rPr>
+        <w:t xml:space="preserve">owed, </w:t>
+      </w:r>
+      <w:r>
+        <w:rPr>
+          <w:rFonts w:ascii="Palatino Linotype" w:hAnsi="Palatino Linotype"/>
+          <w:sz w:val="20"/>
+          <w:szCs w:val="20"/>
+        </w:rPr>
+        <w:t xml:space="preserve">and </w:t>
+      </w:r>
+      <w:r>
+        <w:rPr>
+          <w:rFonts w:ascii="Palatino Linotype" w:hAnsi="Palatino Linotype"/>
+          <w:sz w:val="20"/>
+          <w:szCs w:val="20"/>
+        </w:rPr>
+        <w:t xml:space="preserve">Defendant expressed an ability to pay </w:t>
+      </w:r>
+      <w:r>
+        <w:rPr>
+          <w:rFonts w:ascii="Palatino Linotype" w:hAnsi="Palatino Linotype"/>
+          <w:b/>
+          <w:bCs/>
+          <w:sz w:val="20"/>
+          <w:szCs w:val="20"/>
+        </w:rPr>
+        <w:t xml:space="preserve">{{ </w:t>
+      </w:r>
+      <w:proofErr w:type="spellStart"/>
+      <w:r>
+        <w:rPr>
+          <w:rFonts w:ascii="Palatino Linotype" w:hAnsi="Palatino Linotype"/>
+          <w:b/>
+          <w:bCs/>
+          <w:sz w:val="20"/>
+          <w:szCs w:val="20"/>
+        </w:rPr>
+        <w:t>court_costs.</w:t>
+      </w:r>
+      <w:r>
+        <w:rPr>
+          <w:rFonts w:ascii="Palatino Linotype" w:hAnsi="Palatino Linotype"/>
+          <w:b/>
+          <w:bCs/>
+          <w:sz w:val="20"/>
+          <w:szCs w:val="20"/>
+        </w:rPr>
+        <w:t>ability_to_pay_time</w:t>
+      </w:r>
+      <w:proofErr w:type="spellEnd"/>
+      <w:r>
+        <w:rPr>
+          <w:rFonts w:ascii="Palatino Linotype" w:hAnsi="Palatino Linotype"/>
+          <w:b/>
+          <w:bCs/>
+          <w:sz w:val="20"/>
+          <w:szCs w:val="20"/>
+        </w:rPr>
+        <w:t xml:space="preserve"> }}</w:t>
+      </w:r>
+      <w:r>
+        <w:rPr>
+          <w:rFonts w:ascii="Palatino Linotype" w:hAnsi="Palatino Linotype"/>
           <w:sz w:val="20"/>
           <w:szCs w:val="20"/>
         </w:rPr>
         <w:t xml:space="preserve">. </w:t>
       </w:r>
-      <w:r>
-        <w:rPr>
-          <w:rFonts w:ascii="Palatino Linotype" w:hAnsi="Palatino Linotype"/>
+      <w:bookmarkStart w:id="1" w:name="_Hlk94196527"/>
+      <w:r>
+        <w:rPr>
+          <w:rFonts w:ascii="Palatino Linotype" w:hAnsi="Palatino Linotype"/>
+          <w:sz w:val="20"/>
+          <w:szCs w:val="20"/>
+        </w:rPr>
+        <w:t>Absent further order, the Court finds Defendant is able and shall pay</w:t>
+      </w:r>
+      <w:r>
+        <w:rPr>
+          <w:rFonts w:ascii="Palatino Linotype" w:hAnsi="Palatino Linotype"/>
+          <w:sz w:val="20"/>
+          <w:szCs w:val="20"/>
+        </w:rPr>
+        <w:t xml:space="preserve"> the fines </w:t>
+      </w:r>
+      <w:r>
+        <w:rPr>
+          <w:rFonts w:ascii="Palatino Linotype" w:hAnsi="Palatino Linotype"/>
+          <w:b/>
           <w:bCs/>
           <w:sz w:val="20"/>
           <w:szCs w:val="20"/>
         </w:rPr>
         <w:t xml:space="preserve">{% </w:t>
       </w:r>
-      <w:proofErr w:type="spellStart"/>
-      <w:r>
-        <w:rPr>
-          <w:rFonts w:ascii="Palatino Linotype" w:hAnsi="Palatino Linotype"/>
-          <w:bCs/>
-          <w:sz w:val="20"/>
-          <w:szCs w:val="20"/>
-        </w:rPr>
-        <w:t>elif</w:t>
-      </w:r>
-      <w:proofErr w:type="spellEnd"/>
-      <w:r>
-        <w:rPr>
-          <w:rFonts w:ascii="Palatino Linotype" w:hAnsi="Palatino Linotype"/>
-          <w:bCs/>
+      <w:r>
+        <w:rPr>
+          <w:rFonts w:ascii="Palatino Linotype" w:hAnsi="Palatino Linotype"/>
+          <w:bCs/>
+          <w:sz w:val="20"/>
+          <w:szCs w:val="20"/>
+        </w:rPr>
+        <w:t xml:space="preserve">if </w:t>
+      </w:r>
+      <w:proofErr w:type="spellStart"/>
+      <w:r>
+        <w:rPr>
+          <w:rFonts w:ascii="Palatino Linotype" w:hAnsi="Palatino Linotype"/>
+          <w:bCs/>
+          <w:sz w:val="20"/>
+          <w:szCs w:val="20"/>
+        </w:rPr>
+        <w:t>court_</w:t>
+      </w:r>
+      <w:proofErr w:type="gramStart"/>
+      <w:r>
+        <w:rPr>
+          <w:rFonts w:ascii="Palatino Linotype" w:hAnsi="Palatino Linotype"/>
+          <w:bCs/>
+          <w:sz w:val="20"/>
+          <w:szCs w:val="20"/>
+        </w:rPr>
+        <w:t>costs.ordered</w:t>
+      </w:r>
+      <w:proofErr w:type="spellEnd"/>
+      <w:proofErr w:type="gramEnd"/>
+      <w:r>
+        <w:rPr>
+          <w:rFonts w:ascii="Palatino Linotype" w:hAnsi="Palatino Linotype"/>
+          <w:bCs/>
+          <w:sz w:val="20"/>
+          <w:szCs w:val="20"/>
+        </w:rPr>
+        <w:t xml:space="preserve"> == ‘Yes’ %}</w:t>
+      </w:r>
+      <w:r>
+        <w:rPr>
+          <w:rFonts w:ascii="Palatino Linotype" w:hAnsi="Palatino Linotype"/>
+          <w:sz w:val="20"/>
+          <w:szCs w:val="20"/>
+        </w:rPr>
+        <w:t>and costs</w:t>
+      </w:r>
+      <w:r>
+        <w:rPr>
+          <w:rFonts w:ascii="Palatino Linotype" w:hAnsi="Palatino Linotype"/>
+          <w:sz w:val="20"/>
+          <w:szCs w:val="20"/>
+        </w:rPr>
+        <w:t xml:space="preserve"> {% endif %}</w:t>
+      </w:r>
+      <w:r>
+        <w:rPr>
+          <w:rFonts w:ascii="Palatino Linotype" w:hAnsi="Palatino Linotype"/>
+          <w:sz w:val="20"/>
+          <w:szCs w:val="20"/>
+        </w:rPr>
+        <w:t xml:space="preserve">in full </w:t>
+      </w:r>
+      <w:r>
+        <w:rPr>
+          <w:rFonts w:ascii="Palatino Linotype" w:hAnsi="Palatino Linotype"/>
+          <w:sz w:val="20"/>
+          <w:szCs w:val="20"/>
+        </w:rPr>
+        <w:t xml:space="preserve">{% if </w:t>
+      </w:r>
+      <w:r>
+        <w:rPr>
+          <w:rFonts w:ascii="Palatino Linotype" w:hAnsi="Palatino Linotype"/>
+          <w:sz w:val="20"/>
+          <w:szCs w:val="20"/>
+        </w:rPr>
+        <w:t xml:space="preserve">‘while’ in </w:t>
+      </w:r>
+      <w:proofErr w:type="spellStart"/>
+      <w:r>
+        <w:rPr>
+          <w:rFonts w:ascii="Palatino Linotype" w:hAnsi="Palatino Linotype"/>
+          <w:sz w:val="20"/>
+          <w:szCs w:val="20"/>
+        </w:rPr>
+        <w:t>court_costs.balance_due_date</w:t>
+      </w:r>
+      <w:proofErr w:type="spellEnd"/>
+      <w:r>
+        <w:rPr>
+          <w:rFonts w:ascii="Palatino Linotype" w:hAnsi="Palatino Linotype"/>
           <w:sz w:val="20"/>
           <w:szCs w:val="20"/>
         </w:rPr>
         <w:t xml:space="preserve"> </w:t>
       </w:r>
+      <w:r>
+        <w:rPr>
+          <w:rFonts w:ascii="Palatino Linotype" w:hAnsi="Palatino Linotype"/>
+          <w:sz w:val="20"/>
+          <w:szCs w:val="20"/>
+        </w:rPr>
+        <w:t>%}</w:t>
+      </w:r>
+      <w:r>
+        <w:rPr>
+          <w:rFonts w:ascii="Palatino Linotype" w:hAnsi="Palatino Linotype"/>
+          <w:sz w:val="20"/>
+          <w:szCs w:val="20"/>
+        </w:rPr>
+        <w:t>{% else %}</w:t>
+      </w:r>
+      <w:r>
+        <w:rPr>
+          <w:rFonts w:ascii="Palatino Linotype" w:hAnsi="Palatino Linotype"/>
+          <w:sz w:val="20"/>
+          <w:szCs w:val="20"/>
+        </w:rPr>
+        <w:t xml:space="preserve">by </w:t>
+      </w:r>
+      <w:bookmarkEnd w:id="1"/>
+      <w:r>
+        <w:rPr>
+          <w:rFonts w:ascii="Palatino Linotype" w:hAnsi="Palatino Linotype"/>
+          <w:sz w:val="20"/>
+          <w:szCs w:val="20"/>
+        </w:rPr>
+        <w:t>{% endif %}</w:t>
+      </w:r>
+      <w:r>
+        <w:rPr>
+          <w:rFonts w:ascii="Palatino Linotype" w:hAnsi="Palatino Linotype"/>
+          <w:b/>
+          <w:bCs/>
+          <w:sz w:val="20"/>
+          <w:szCs w:val="20"/>
+        </w:rPr>
+        <w:t xml:space="preserve">{{ </w:t>
+      </w:r>
+      <w:proofErr w:type="spellStart"/>
+      <w:r>
+        <w:rPr>
+          <w:rFonts w:ascii="Palatino Linotype" w:hAnsi="Palatino Linotype"/>
+          <w:b/>
+          <w:bCs/>
+          <w:sz w:val="20"/>
+          <w:szCs w:val="20"/>
+        </w:rPr>
+        <w:t>court_costs.</w:t>
+      </w:r>
+      <w:r>
+        <w:rPr>
+          <w:rFonts w:ascii="Palatino Linotype" w:hAnsi="Palatino Linotype"/>
+          <w:b/>
+          <w:bCs/>
+          <w:sz w:val="20"/>
+          <w:szCs w:val="20"/>
+        </w:rPr>
+        <w:t>balance_due_date</w:t>
+      </w:r>
+      <w:proofErr w:type="spellEnd"/>
+      <w:r>
+        <w:rPr>
+          <w:rFonts w:ascii="Palatino Linotype" w:hAnsi="Palatino Linotype"/>
+          <w:b/>
+          <w:bCs/>
+          <w:sz w:val="20"/>
+          <w:szCs w:val="20"/>
+        </w:rPr>
+        <w:t xml:space="preserve"> }}</w:t>
+      </w:r>
+      <w:r>
+        <w:rPr>
+          <w:rFonts w:ascii="Palatino Linotype" w:hAnsi="Palatino Linotype"/>
+          <w:sz w:val="20"/>
+          <w:szCs w:val="20"/>
+        </w:rPr>
+        <w:t>.</w:t>
+      </w:r>
+      <w:r>
+        <w:rPr>
+          <w:rFonts w:ascii="Palatino Linotype" w:hAnsi="Palatino Linotype"/>
+          <w:sz w:val="20"/>
+          <w:szCs w:val="20"/>
+        </w:rPr>
+        <w:t xml:space="preserve"> </w:t>
+      </w:r>
+      <w:r>
+        <w:rPr>
+          <w:rFonts w:ascii="Palatino Linotype" w:hAnsi="Palatino Linotype"/>
+          <w:sz w:val="20"/>
+          <w:szCs w:val="20"/>
+        </w:rPr>
+        <w:t xml:space="preserve">{% if </w:t>
+      </w:r>
+      <w:proofErr w:type="spellStart"/>
+      <w:r>
+        <w:rPr>
+          <w:rFonts w:ascii="Palatino Linotype" w:hAnsi="Palatino Linotype"/>
+          <w:sz w:val="20"/>
+          <w:szCs w:val="20"/>
+        </w:rPr>
+        <w:t>court_</w:t>
+      </w:r>
+      <w:proofErr w:type="gramStart"/>
+      <w:r>
+        <w:rPr>
+          <w:rFonts w:ascii="Palatino Linotype" w:hAnsi="Palatino Linotype"/>
+          <w:sz w:val="20"/>
+          <w:szCs w:val="20"/>
+        </w:rPr>
+        <w:t>costs.ability</w:t>
+      </w:r>
+      <w:proofErr w:type="gramEnd"/>
+      <w:r>
+        <w:rPr>
+          <w:rFonts w:ascii="Palatino Linotype" w:hAnsi="Palatino Linotype"/>
+          <w:sz w:val="20"/>
+          <w:szCs w:val="20"/>
+        </w:rPr>
+        <w:t>_to_pay_time</w:t>
+      </w:r>
+      <w:proofErr w:type="spellEnd"/>
+      <w:r>
+        <w:rPr>
+          <w:rFonts w:ascii="Palatino Linotype" w:hAnsi="Palatino Linotype"/>
+          <w:sz w:val="20"/>
+          <w:szCs w:val="20"/>
+        </w:rPr>
+        <w:t xml:space="preserve"> != ‘forthwith’ %}</w:t>
+      </w:r>
+      <w:r>
+        <w:rPr>
+          <w:rFonts w:ascii="Palatino Linotype" w:hAnsi="Palatino Linotype"/>
+          <w:sz w:val="20"/>
+          <w:szCs w:val="20"/>
+        </w:rPr>
+        <w:t xml:space="preserve">Defendant may complete community service hours to satisfy fines </w:t>
+      </w:r>
+      <w:r>
+        <w:rPr>
+          <w:rFonts w:ascii="Palatino Linotype" w:hAnsi="Palatino Linotype"/>
+          <w:b/>
+          <w:bCs/>
+          <w:sz w:val="20"/>
+          <w:szCs w:val="20"/>
+        </w:rPr>
+        <w:t xml:space="preserve">{% </w:t>
+      </w:r>
+      <w:r>
+        <w:rPr>
+          <w:rFonts w:ascii="Palatino Linotype" w:hAnsi="Palatino Linotype"/>
+          <w:bCs/>
+          <w:sz w:val="20"/>
+          <w:szCs w:val="20"/>
+        </w:rPr>
+        <w:t xml:space="preserve">if </w:t>
+      </w:r>
       <w:proofErr w:type="spellStart"/>
       <w:r>
         <w:rPr>
@@ -9036,80 +10858,6 @@
           <w:sz w:val="20"/>
           <w:szCs w:val="20"/>
         </w:rPr>
-        <w:t xml:space="preserve"> == ‘No’ %}</w:t>
-      </w:r>
-      <w:r>
-        <w:rPr>
-          <w:rFonts w:ascii="Palatino Linotype" w:hAnsi="Palatino Linotype"/>
-          <w:bCs/>
-          <w:sz w:val="20"/>
-          <w:szCs w:val="20"/>
-          <w:u w:val="single"/>
-        </w:rPr>
-        <w:t>There are no court costs in this case</w:t>
-      </w:r>
-      <w:r>
-        <w:rPr>
-          <w:rFonts w:ascii="Palatino Linotype" w:hAnsi="Palatino Linotype"/>
-          <w:bCs/>
-          <w:sz w:val="20"/>
-          <w:szCs w:val="20"/>
-        </w:rPr>
-        <w:t>. {% endif %}</w:t>
-      </w:r>
-      <w:r>
-        <w:rPr>
-          <w:rFonts w:ascii="Palatino Linotype" w:hAnsi="Palatino Linotype"/>
-          <w:sz w:val="20"/>
-          <w:szCs w:val="20"/>
-        </w:rPr>
-        <w:t>The Defendant was</w:t>
-      </w:r>
-      <w:r>
-        <w:rPr>
-          <w:rFonts w:ascii="Palatino Linotype" w:hAnsi="Palatino Linotype"/>
-          <w:sz w:val="20"/>
-          <w:szCs w:val="20"/>
-        </w:rPr>
-        <w:t xml:space="preserve"> informed of the fines </w:t>
-      </w:r>
-      <w:r>
-        <w:rPr>
-          <w:rFonts w:ascii="Palatino Linotype" w:hAnsi="Palatino Linotype"/>
-          <w:b/>
-          <w:bCs/>
-          <w:sz w:val="20"/>
-          <w:szCs w:val="20"/>
-        </w:rPr>
-        <w:t xml:space="preserve">{% </w:t>
-      </w:r>
-      <w:r>
-        <w:rPr>
-          <w:rFonts w:ascii="Palatino Linotype" w:hAnsi="Palatino Linotype"/>
-          <w:bCs/>
-          <w:sz w:val="20"/>
-          <w:szCs w:val="20"/>
-        </w:rPr>
-        <w:t xml:space="preserve">if </w:t>
-      </w:r>
-      <w:proofErr w:type="spellStart"/>
-      <w:r>
-        <w:rPr>
-          <w:rFonts w:ascii="Palatino Linotype" w:hAnsi="Palatino Linotype"/>
-          <w:bCs/>
-          <w:sz w:val="20"/>
-          <w:szCs w:val="20"/>
-        </w:rPr>
-        <w:t>court_costs.ordered</w:t>
-      </w:r>
-      <w:proofErr w:type="spellEnd"/>
-      <w:r>
-        <w:rPr>
-          <w:rFonts w:ascii="Palatino Linotype" w:hAnsi="Palatino Linotype"/>
-          <w:bCs/>
-          <w:sz w:val="20"/>
-          <w:szCs w:val="20"/>
-        </w:rPr>
         <w:t xml:space="preserve"> == ‘Yes’ %}</w:t>
       </w:r>
       <w:r>
@@ -9134,262 +10882,32 @@
           <w:sz w:val="20"/>
           <w:szCs w:val="20"/>
         </w:rPr>
-        <w:t xml:space="preserve">owed, </w:t>
-      </w:r>
-      <w:r>
-        <w:rPr>
-          <w:rFonts w:ascii="Palatino Linotype" w:hAnsi="Palatino Linotype"/>
-          <w:sz w:val="20"/>
-          <w:szCs w:val="20"/>
-        </w:rPr>
-        <w:t xml:space="preserve">and </w:t>
-      </w:r>
-      <w:r>
-        <w:rPr>
-          <w:rFonts w:ascii="Palatino Linotype" w:hAnsi="Palatino Linotype"/>
-          <w:sz w:val="20"/>
-          <w:szCs w:val="20"/>
-        </w:rPr>
-        <w:t xml:space="preserve">Defendant expressed an ability to pay </w:t>
-      </w:r>
-      <w:r>
-        <w:rPr>
-          <w:rFonts w:ascii="Palatino Linotype" w:hAnsi="Palatino Linotype"/>
-          <w:b/>
-          <w:bCs/>
-          <w:sz w:val="20"/>
-          <w:szCs w:val="20"/>
-        </w:rPr>
-        <w:t xml:space="preserve">{{ </w:t>
-      </w:r>
-      <w:proofErr w:type="spellStart"/>
-      <w:r>
-        <w:rPr>
-          <w:rFonts w:ascii="Palatino Linotype" w:hAnsi="Palatino Linotype"/>
-          <w:b/>
-          <w:bCs/>
-          <w:sz w:val="20"/>
-          <w:szCs w:val="20"/>
-        </w:rPr>
-        <w:t>court_costs.</w:t>
-      </w:r>
-      <w:r>
-        <w:rPr>
-          <w:rFonts w:ascii="Palatino Linotype" w:hAnsi="Palatino Linotype"/>
-          <w:b/>
-          <w:bCs/>
-          <w:sz w:val="20"/>
-          <w:szCs w:val="20"/>
-        </w:rPr>
-        <w:t>ability_to_pay_time</w:t>
-      </w:r>
-      <w:proofErr w:type="spellEnd"/>
-      <w:r>
-        <w:rPr>
-          <w:rFonts w:ascii="Palatino Linotype" w:hAnsi="Palatino Linotype"/>
-          <w:b/>
-          <w:bCs/>
-          <w:sz w:val="20"/>
-          <w:szCs w:val="20"/>
-        </w:rPr>
-        <w:t xml:space="preserve"> }}</w:t>
-      </w:r>
-      <w:r>
-        <w:rPr>
-          <w:rFonts w:ascii="Palatino Linotype" w:hAnsi="Palatino Linotype"/>
-          <w:sz w:val="20"/>
-          <w:szCs w:val="20"/>
-        </w:rPr>
-        <w:t xml:space="preserve">. </w:t>
-      </w:r>
-      <w:bookmarkStart w:id="1" w:name="_Hlk94196527"/>
-      <w:r>
-        <w:rPr>
-          <w:rFonts w:ascii="Palatino Linotype" w:hAnsi="Palatino Linotype"/>
-          <w:sz w:val="20"/>
-          <w:szCs w:val="20"/>
-        </w:rPr>
-        <w:t>Absent further order, the Court finds Defendant is able and shall pay</w:t>
-      </w:r>
-      <w:r>
-        <w:rPr>
-          <w:rFonts w:ascii="Palatino Linotype" w:hAnsi="Palatino Linotype"/>
-          <w:sz w:val="20"/>
-          <w:szCs w:val="20"/>
-        </w:rPr>
-        <w:t xml:space="preserve"> the fines </w:t>
-      </w:r>
-      <w:r>
-        <w:rPr>
-          <w:rFonts w:ascii="Palatino Linotype" w:hAnsi="Palatino Linotype"/>
-          <w:b/>
-          <w:bCs/>
-          <w:sz w:val="20"/>
-          <w:szCs w:val="20"/>
-        </w:rPr>
-        <w:t xml:space="preserve">{% </w:t>
-      </w:r>
-      <w:r>
-        <w:rPr>
-          <w:rFonts w:ascii="Palatino Linotype" w:hAnsi="Palatino Linotype"/>
-          <w:bCs/>
-          <w:sz w:val="20"/>
-          <w:szCs w:val="20"/>
-        </w:rPr>
-        <w:t xml:space="preserve">if </w:t>
-      </w:r>
-      <w:proofErr w:type="spellStart"/>
-      <w:r>
-        <w:rPr>
-          <w:rFonts w:ascii="Palatino Linotype" w:hAnsi="Palatino Linotype"/>
-          <w:bCs/>
-          <w:sz w:val="20"/>
-          <w:szCs w:val="20"/>
-        </w:rPr>
-        <w:t>court_costs.ordered</w:t>
-      </w:r>
-      <w:proofErr w:type="spellEnd"/>
-      <w:r>
-        <w:rPr>
-          <w:rFonts w:ascii="Palatino Linotype" w:hAnsi="Palatino Linotype"/>
-          <w:bCs/>
-          <w:sz w:val="20"/>
-          <w:szCs w:val="20"/>
-        </w:rPr>
-        <w:t xml:space="preserve"> == ‘Yes’ %}</w:t>
-      </w:r>
-      <w:r>
-        <w:rPr>
-          <w:rFonts w:ascii="Palatino Linotype" w:hAnsi="Palatino Linotype"/>
-          <w:sz w:val="20"/>
-          <w:szCs w:val="20"/>
-        </w:rPr>
-        <w:t>and costs</w:t>
-      </w:r>
-      <w:r>
-        <w:rPr>
-          <w:rFonts w:ascii="Palatino Linotype" w:hAnsi="Palatino Linotype"/>
-          <w:sz w:val="20"/>
-          <w:szCs w:val="20"/>
-        </w:rPr>
-        <w:t xml:space="preserve"> {% endif %}</w:t>
-      </w:r>
-      <w:r>
-        <w:rPr>
-          <w:rFonts w:ascii="Palatino Linotype" w:hAnsi="Palatino Linotype"/>
-          <w:sz w:val="20"/>
-          <w:szCs w:val="20"/>
-        </w:rPr>
-        <w:t xml:space="preserve">in full </w:t>
-      </w:r>
-      <w:r>
-        <w:rPr>
-          <w:rFonts w:ascii="Palatino Linotype" w:hAnsi="Palatino Linotype"/>
-          <w:sz w:val="20"/>
-          <w:szCs w:val="20"/>
-        </w:rPr>
-        <w:t xml:space="preserve">{% if </w:t>
-      </w:r>
-      <w:r>
-        <w:rPr>
-          <w:rFonts w:ascii="Palatino Linotype" w:hAnsi="Palatino Linotype"/>
-          <w:sz w:val="20"/>
-          <w:szCs w:val="20"/>
-        </w:rPr>
-        <w:t xml:space="preserve">‘while’ in </w:t>
-      </w:r>
-      <w:proofErr w:type="spellStart"/>
-      <w:r>
-        <w:rPr>
-          <w:rFonts w:ascii="Palatino Linotype" w:hAnsi="Palatino Linotype"/>
-          <w:sz w:val="20"/>
-          <w:szCs w:val="20"/>
-        </w:rPr>
-        <w:t>court_costs.balance_due_date</w:t>
-      </w:r>
-      <w:proofErr w:type="spellEnd"/>
-      <w:r>
-        <w:rPr>
-          <w:rFonts w:ascii="Palatino Linotype" w:hAnsi="Palatino Linotype"/>
-          <w:sz w:val="20"/>
-          <w:szCs w:val="20"/>
-        </w:rPr>
-        <w:t xml:space="preserve"> </w:t>
-      </w:r>
-      <w:r>
-        <w:rPr>
-          <w:rFonts w:ascii="Palatino Linotype" w:hAnsi="Palatino Linotype"/>
-          <w:sz w:val="20"/>
-          <w:szCs w:val="20"/>
-        </w:rPr>
-        <w:t>%}</w:t>
-      </w:r>
-      <w:r>
-        <w:rPr>
-          <w:rFonts w:ascii="Palatino Linotype" w:hAnsi="Palatino Linotype"/>
-          <w:sz w:val="20"/>
-          <w:szCs w:val="20"/>
-        </w:rPr>
-        <w:t>{% else %}</w:t>
-      </w:r>
-      <w:r>
-        <w:rPr>
-          <w:rFonts w:ascii="Palatino Linotype" w:hAnsi="Palatino Linotype"/>
-          <w:sz w:val="20"/>
-          <w:szCs w:val="20"/>
-        </w:rPr>
-        <w:t xml:space="preserve">by </w:t>
-      </w:r>
-      <w:bookmarkEnd w:id="1"/>
-      <w:r>
-        <w:rPr>
-          <w:rFonts w:ascii="Palatino Linotype" w:hAnsi="Palatino Linotype"/>
-          <w:sz w:val="20"/>
-          <w:szCs w:val="20"/>
-        </w:rPr>
-        <w:t>{% endif %}</w:t>
-      </w:r>
-      <w:r>
-        <w:rPr>
-          <w:rFonts w:ascii="Palatino Linotype" w:hAnsi="Palatino Linotype"/>
-          <w:b/>
-          <w:bCs/>
-          <w:sz w:val="20"/>
-          <w:szCs w:val="20"/>
-        </w:rPr>
-        <w:t xml:space="preserve">{{ </w:t>
-      </w:r>
-      <w:proofErr w:type="spellStart"/>
-      <w:r>
-        <w:rPr>
-          <w:rFonts w:ascii="Palatino Linotype" w:hAnsi="Palatino Linotype"/>
-          <w:b/>
-          <w:bCs/>
-          <w:sz w:val="20"/>
-          <w:szCs w:val="20"/>
-        </w:rPr>
-        <w:t>court_costs.</w:t>
-      </w:r>
-      <w:r>
-        <w:rPr>
-          <w:rFonts w:ascii="Palatino Linotype" w:hAnsi="Palatino Linotype"/>
-          <w:b/>
-          <w:bCs/>
-          <w:sz w:val="20"/>
-          <w:szCs w:val="20"/>
-        </w:rPr>
-        <w:t>balance_due_date</w:t>
-      </w:r>
-      <w:proofErr w:type="spellEnd"/>
-      <w:r>
-        <w:rPr>
-          <w:rFonts w:ascii="Palatino Linotype" w:hAnsi="Palatino Linotype"/>
-          <w:b/>
-          <w:bCs/>
-          <w:sz w:val="20"/>
-          <w:szCs w:val="20"/>
-        </w:rPr>
-        <w:t xml:space="preserve"> }}</w:t>
+        <w:t>at the current rate set by the Court</w:t>
+      </w:r>
+      <w:r>
+        <w:rPr>
+          <w:rFonts w:ascii="Palatino Linotype" w:hAnsi="Palatino Linotype"/>
+          <w:sz w:val="20"/>
+          <w:szCs w:val="20"/>
+        </w:rPr>
+        <w:t xml:space="preserve">. All Community Service hours must be approved by </w:t>
+      </w:r>
+      <w:r>
+        <w:rPr>
+          <w:rFonts w:ascii="Palatino Linotype" w:hAnsi="Palatino Linotype"/>
+          <w:sz w:val="20"/>
+          <w:szCs w:val="20"/>
+        </w:rPr>
+        <w:t xml:space="preserve">Community </w:t>
+      </w:r>
+      <w:proofErr w:type="gramStart"/>
+      <w:r>
+        <w:rPr>
+          <w:rFonts w:ascii="Palatino Linotype" w:hAnsi="Palatino Linotype"/>
+          <w:sz w:val="20"/>
+          <w:szCs w:val="20"/>
+        </w:rPr>
+        <w:t>Control</w:t>
       </w:r>
       <w:r>
         <w:rPr>
@@ -9405,136 +10923,16 @@
           <w:sz w:val="20"/>
           <w:szCs w:val="20"/>
         </w:rPr>
-        <w:t xml:space="preserve"> </w:t>
-      </w:r>
-      <w:r>
-        <w:rPr>
-          <w:rFonts w:ascii="Palatino Linotype" w:hAnsi="Palatino Linotype"/>
-          <w:sz w:val="20"/>
-          <w:szCs w:val="20"/>
-        </w:rPr>
-        <w:t xml:space="preserve">{% if </w:t>
-      </w:r>
-      <w:proofErr w:type="spellStart"/>
-      <w:r>
-        <w:rPr>
-          <w:rFonts w:ascii="Palatino Linotype" w:hAnsi="Palatino Linotype"/>
-          <w:sz w:val="20"/>
-          <w:szCs w:val="20"/>
-        </w:rPr>
-        <w:t>court_costs.ability_to_pay_time</w:t>
-      </w:r>
-      <w:proofErr w:type="spellEnd"/>
-      <w:r>
-        <w:rPr>
-          <w:rFonts w:ascii="Palatino Linotype" w:hAnsi="Palatino Linotype"/>
-          <w:sz w:val="20"/>
-          <w:szCs w:val="20"/>
-        </w:rPr>
-        <w:t xml:space="preserve"> != ‘forthwith’ %}</w:t>
-      </w:r>
-      <w:r>
-        <w:rPr>
-          <w:rFonts w:ascii="Palatino Linotype" w:hAnsi="Palatino Linotype"/>
-          <w:sz w:val="20"/>
-          <w:szCs w:val="20"/>
-        </w:rPr>
-        <w:t xml:space="preserve">Defendant may complete community service hours to satisfy fines </w:t>
-      </w:r>
-      <w:r>
-        <w:rPr>
-          <w:rFonts w:ascii="Palatino Linotype" w:hAnsi="Palatino Linotype"/>
-          <w:b/>
-          <w:bCs/>
-          <w:sz w:val="20"/>
-          <w:szCs w:val="20"/>
-        </w:rPr>
-        <w:t xml:space="preserve">{% </w:t>
-      </w:r>
-      <w:r>
-        <w:rPr>
-          <w:rFonts w:ascii="Palatino Linotype" w:hAnsi="Palatino Linotype"/>
-          <w:bCs/>
-          <w:sz w:val="20"/>
-          <w:szCs w:val="20"/>
-        </w:rPr>
-        <w:t xml:space="preserve">if </w:t>
-      </w:r>
-      <w:proofErr w:type="spellStart"/>
-      <w:r>
-        <w:rPr>
-          <w:rFonts w:ascii="Palatino Linotype" w:hAnsi="Palatino Linotype"/>
-          <w:bCs/>
-          <w:sz w:val="20"/>
-          <w:szCs w:val="20"/>
-        </w:rPr>
-        <w:t>court_costs.ordered</w:t>
-      </w:r>
-      <w:proofErr w:type="spellEnd"/>
-      <w:r>
-        <w:rPr>
-          <w:rFonts w:ascii="Palatino Linotype" w:hAnsi="Palatino Linotype"/>
-          <w:bCs/>
-          <w:sz w:val="20"/>
-          <w:szCs w:val="20"/>
-        </w:rPr>
-        <w:t xml:space="preserve"> == ‘Yes’ %}</w:t>
-      </w:r>
-      <w:r>
-        <w:rPr>
-          <w:rFonts w:ascii="Palatino Linotype" w:hAnsi="Palatino Linotype"/>
-          <w:sz w:val="20"/>
-          <w:szCs w:val="20"/>
-        </w:rPr>
-        <w:t>and costs</w:t>
-      </w:r>
-      <w:r>
-        <w:rPr>
-          <w:rFonts w:ascii="Palatino Linotype" w:hAnsi="Palatino Linotype"/>
-          <w:sz w:val="20"/>
-          <w:szCs w:val="20"/>
-        </w:rPr>
-        <w:t xml:space="preserve"> {% endif %}</w:t>
-      </w:r>
-      <w:r>
-        <w:rPr>
-          <w:rFonts w:ascii="Palatino Linotype" w:hAnsi="Palatino Linotype"/>
-          <w:sz w:val="20"/>
-          <w:szCs w:val="20"/>
-        </w:rPr>
-        <w:t>at the current rate set by the Court</w:t>
-      </w:r>
-      <w:r>
-        <w:rPr>
-          <w:rFonts w:ascii="Palatino Linotype" w:hAnsi="Palatino Linotype"/>
-          <w:sz w:val="20"/>
-          <w:szCs w:val="20"/>
-        </w:rPr>
-        <w:t xml:space="preserve">. All Community Service hours must be approved by </w:t>
-      </w:r>
-      <w:r>
-        <w:rPr>
-          <w:rFonts w:ascii="Palatino Linotype" w:hAnsi="Palatino Linotype"/>
-          <w:sz w:val="20"/>
-          <w:szCs w:val="20"/>
-        </w:rPr>
-        <w:t>Community Control</w:t>
-      </w:r>
-      <w:r>
-        <w:rPr>
-          <w:rFonts w:ascii="Palatino Linotype" w:hAnsi="Palatino Linotype"/>
-          <w:sz w:val="20"/>
-          <w:szCs w:val="20"/>
-        </w:rPr>
-        <w:t>.</w:t>
-      </w:r>
-      <w:r>
-        <w:rPr>
-          <w:rFonts w:ascii="Palatino Linotype" w:hAnsi="Palatino Linotype"/>
-          <w:sz w:val="20"/>
-          <w:szCs w:val="20"/>
-        </w:rPr>
-        <w:t>{% endif %}</w:t>
+        <w:t>{</w:t>
+      </w:r>
+      <w:proofErr w:type="gramEnd"/>
+      <w:r>
+        <w:rPr>
+          <w:rFonts w:ascii="Palatino Linotype" w:hAnsi="Palatino Linotype"/>
+          <w:sz w:val="20"/>
+          <w:szCs w:val="20"/>
+        </w:rPr>
+        <w:t>% endif %}</w:t>
       </w:r>
       <w:r>
         <w:rPr>
@@ -9630,6 +11028,7 @@
         </w:rPr>
         <w:t xml:space="preserve">complete </w:t>
       </w:r>
+      <w:proofErr w:type="gramStart"/>
       <w:r>
         <w:rPr>
           <w:rFonts w:ascii="Palatino Linotype" w:hAnsi="Palatino Linotype"/>
@@ -9645,6 +11044,57 @@
           <w:sz w:val="20"/>
           <w:szCs w:val="20"/>
         </w:rPr>
+        <w:t>community</w:t>
+      </w:r>
+      <w:proofErr w:type="gramEnd"/>
+      <w:r>
+        <w:rPr>
+          <w:rFonts w:ascii="Palatino Linotype" w:hAnsi="Palatino Linotype"/>
+          <w:sz w:val="20"/>
+          <w:szCs w:val="20"/>
+        </w:rPr>
+        <w:t>_service.</w:t>
+      </w:r>
+      <w:r>
+        <w:rPr>
+          <w:rFonts w:ascii="Palatino Linotype" w:hAnsi="Palatino Linotype"/>
+          <w:sz w:val="20"/>
+          <w:szCs w:val="20"/>
+        </w:rPr>
+        <w:t>hours_of_service</w:t>
+      </w:r>
+      <w:proofErr w:type="spellEnd"/>
+      <w:r>
+        <w:rPr>
+          <w:rFonts w:ascii="Palatino Linotype" w:hAnsi="Palatino Linotype"/>
+          <w:sz w:val="20"/>
+          <w:szCs w:val="20"/>
+        </w:rPr>
+        <w:t xml:space="preserve"> }}</w:t>
+      </w:r>
+      <w:r>
+        <w:rPr>
+          <w:rFonts w:ascii="Palatino Linotype" w:hAnsi="Palatino Linotype"/>
+          <w:sz w:val="20"/>
+          <w:szCs w:val="20"/>
+        </w:rPr>
+        <w:t xml:space="preserve"> hours of community service within </w:t>
+      </w:r>
+      <w:r>
+        <w:rPr>
+          <w:rFonts w:ascii="Palatino Linotype" w:hAnsi="Palatino Linotype"/>
+          <w:sz w:val="20"/>
+          <w:szCs w:val="20"/>
+        </w:rPr>
+        <w:t xml:space="preserve">{{ </w:t>
+      </w:r>
+      <w:proofErr w:type="spellStart"/>
+      <w:r>
+        <w:rPr>
+          <w:rFonts w:ascii="Palatino Linotype" w:hAnsi="Palatino Linotype"/>
+          <w:sz w:val="20"/>
+          <w:szCs w:val="20"/>
+        </w:rPr>
         <w:t>community_service.</w:t>
       </w:r>
       <w:r>
@@ -9653,7 +11103,7 @@
           <w:sz w:val="20"/>
           <w:szCs w:val="20"/>
         </w:rPr>
-        <w:t>hours_of_service</w:t>
+        <w:t>days_to_complete_service</w:t>
       </w:r>
       <w:proofErr w:type="spellEnd"/>
       <w:r>
@@ -9670,8 +11120,25 @@
           <w:sz w:val="20"/>
           <w:szCs w:val="20"/>
         </w:rPr>
-        <w:t xml:space="preserve"> hours of community service within </w:t>
-      </w:r>
+        <w:t xml:space="preserve"> days. Defendant shall show proof of completion of all completed hours to </w:t>
+      </w:r>
+      <w:r>
+        <w:rPr>
+          <w:rFonts w:ascii="Palatino Linotype" w:hAnsi="Palatino Linotype"/>
+          <w:sz w:val="20"/>
+          <w:szCs w:val="20"/>
+        </w:rPr>
+        <w:t>Community Control</w:t>
+      </w:r>
+      <w:r>
+        <w:rPr>
+          <w:rFonts w:ascii="Palatino Linotype" w:hAnsi="Palatino Linotype"/>
+          <w:sz w:val="20"/>
+          <w:szCs w:val="20"/>
+        </w:rPr>
+        <w:t xml:space="preserve"> on or before </w:t>
+      </w:r>
+      <w:proofErr w:type="gramStart"/>
       <w:r>
         <w:rPr>
           <w:rFonts w:ascii="Palatino Linotype" w:hAnsi="Palatino Linotype"/>
@@ -9695,7 +11162,16 @@
           <w:sz w:val="20"/>
           <w:szCs w:val="20"/>
         </w:rPr>
-        <w:t>days_to_complete_service</w:t>
+        <w:t>due</w:t>
+      </w:r>
+      <w:proofErr w:type="gramEnd"/>
+      <w:r>
+        <w:rPr>
+          <w:rFonts w:ascii="Palatino Linotype" w:hAnsi="Palatino Linotype"/>
+          <w:sz w:val="20"/>
+          <w:szCs w:val="20"/>
+        </w:rPr>
+        <w:t>_date_for_service</w:t>
       </w:r>
       <w:proofErr w:type="spellEnd"/>
       <w:r>
@@ -9712,64 +11188,6 @@
           <w:sz w:val="20"/>
           <w:szCs w:val="20"/>
         </w:rPr>
-        <w:t xml:space="preserve"> days. Defendant shall show proof of completion of all completed hours to </w:t>
-      </w:r>
-      <w:r>
-        <w:rPr>
-          <w:rFonts w:ascii="Palatino Linotype" w:hAnsi="Palatino Linotype"/>
-          <w:sz w:val="20"/>
-          <w:szCs w:val="20"/>
-        </w:rPr>
-        <w:t>Community Control</w:t>
-      </w:r>
-      <w:r>
-        <w:rPr>
-          <w:rFonts w:ascii="Palatino Linotype" w:hAnsi="Palatino Linotype"/>
-          <w:sz w:val="20"/>
-          <w:szCs w:val="20"/>
-        </w:rPr>
-        <w:t xml:space="preserve"> on or before </w:t>
-      </w:r>
-      <w:r>
-        <w:rPr>
-          <w:rFonts w:ascii="Palatino Linotype" w:hAnsi="Palatino Linotype"/>
-          <w:sz w:val="20"/>
-          <w:szCs w:val="20"/>
-        </w:rPr>
-        <w:t xml:space="preserve">{{ </w:t>
-      </w:r>
-      <w:proofErr w:type="spellStart"/>
-      <w:r>
-        <w:rPr>
-          <w:rFonts w:ascii="Palatino Linotype" w:hAnsi="Palatino Linotype"/>
-          <w:sz w:val="20"/>
-          <w:szCs w:val="20"/>
-        </w:rPr>
-        <w:t>community_service.</w:t>
-      </w:r>
-      <w:r>
-        <w:rPr>
-          <w:rFonts w:ascii="Palatino Linotype" w:hAnsi="Palatino Linotype"/>
-          <w:sz w:val="20"/>
-          <w:szCs w:val="20"/>
-        </w:rPr>
-        <w:t>due_date_for_service</w:t>
-      </w:r>
-      <w:proofErr w:type="spellEnd"/>
-      <w:r>
-        <w:rPr>
-          <w:rFonts w:ascii="Palatino Linotype" w:hAnsi="Palatino Linotype"/>
-          <w:sz w:val="20"/>
-          <w:szCs w:val="20"/>
-        </w:rPr>
-        <w:t xml:space="preserve"> }}</w:t>
-      </w:r>
-      <w:r>
-        <w:rPr>
-          <w:rFonts w:ascii="Palatino Linotype" w:hAnsi="Palatino Linotype"/>
-          <w:sz w:val="20"/>
-          <w:szCs w:val="20"/>
-        </w:rPr>
         <w:t xml:space="preserve">.  </w:t>
       </w:r>
       <w:r>
@@ -9778,15 +11196,33 @@
           <w:sz w:val="20"/>
           <w:szCs w:val="20"/>
         </w:rPr>
-        <w:t>{% endif %}</w:t>
-      </w:r>
-      <w:r>
-        <w:rPr>
-          <w:rFonts w:ascii="Palatino Linotype" w:hAnsi="Palatino Linotype"/>
-          <w:sz w:val="20"/>
-          <w:szCs w:val="20"/>
-        </w:rPr>
-        <w:t xml:space="preserve">{% if </w:t>
+        <w:t xml:space="preserve">{% endif </w:t>
+      </w:r>
+      <w:proofErr w:type="gramStart"/>
+      <w:r>
+        <w:rPr>
+          <w:rFonts w:ascii="Palatino Linotype" w:hAnsi="Palatino Linotype"/>
+          <w:sz w:val="20"/>
+          <w:szCs w:val="20"/>
+        </w:rPr>
+        <w:t>%}</w:t>
+      </w:r>
+      <w:r>
+        <w:rPr>
+          <w:rFonts w:ascii="Palatino Linotype" w:hAnsi="Palatino Linotype"/>
+          <w:sz w:val="20"/>
+          <w:szCs w:val="20"/>
+        </w:rPr>
+        <w:t>{</w:t>
+      </w:r>
+      <w:proofErr w:type="gramEnd"/>
+      <w:r>
+        <w:rPr>
+          <w:rFonts w:ascii="Palatino Linotype" w:hAnsi="Palatino Linotype"/>
+          <w:sz w:val="20"/>
+          <w:szCs w:val="20"/>
+        </w:rPr>
+        <w:t xml:space="preserve">% if </w:t>
       </w:r>
       <w:proofErr w:type="spellStart"/>
       <w:r>
@@ -10116,6 +11552,7 @@
         </w:rPr>
         <w:t xml:space="preserve">Defendant’s </w:t>
       </w:r>
+      <w:proofErr w:type="gramStart"/>
       <w:r>
         <w:rPr>
           <w:rFonts w:ascii="Palatino Linotype" w:hAnsi="Palatino Linotype"/>
@@ -10131,6 +11568,49 @@
           <w:sz w:val="20"/>
           <w:szCs w:val="20"/>
         </w:rPr>
+        <w:t>license</w:t>
+      </w:r>
+      <w:proofErr w:type="gramEnd"/>
+      <w:r>
+        <w:rPr>
+          <w:rFonts w:ascii="Palatino Linotype" w:hAnsi="Palatino Linotype"/>
+          <w:sz w:val="20"/>
+          <w:szCs w:val="20"/>
+        </w:rPr>
+        <w:t>_suspension</w:t>
+      </w:r>
+      <w:r>
+        <w:rPr>
+          <w:rFonts w:ascii="Palatino Linotype" w:hAnsi="Palatino Linotype"/>
+          <w:sz w:val="20"/>
+          <w:szCs w:val="20"/>
+        </w:rPr>
+        <w:t>.license_type</w:t>
+      </w:r>
+      <w:proofErr w:type="spellEnd"/>
+      <w:r>
+        <w:rPr>
+          <w:rFonts w:ascii="Palatino Linotype" w:hAnsi="Palatino Linotype"/>
+          <w:sz w:val="20"/>
+          <w:szCs w:val="20"/>
+        </w:rPr>
+        <w:t xml:space="preserve"> }}</w:t>
+      </w:r>
+      <w:r>
+        <w:rPr>
+          <w:rFonts w:ascii="Palatino Linotype" w:hAnsi="Palatino Linotype"/>
+          <w:sz w:val="20"/>
+          <w:szCs w:val="20"/>
+        </w:rPr>
+        <w:t xml:space="preserve"> license is suspended from {{ </w:t>
+      </w:r>
+      <w:proofErr w:type="spellStart"/>
+      <w:r>
+        <w:rPr>
+          <w:rFonts w:ascii="Palatino Linotype" w:hAnsi="Palatino Linotype"/>
+          <w:sz w:val="20"/>
+          <w:szCs w:val="20"/>
+        </w:rPr>
         <w:t>license_suspension</w:t>
       </w:r>
       <w:r>
@@ -10139,7 +11619,15 @@
           <w:sz w:val="20"/>
           <w:szCs w:val="20"/>
         </w:rPr>
-        <w:t>.license_type</w:t>
+        <w:t>.</w:t>
+      </w:r>
+      <w:r>
+        <w:rPr>
+          <w:rFonts w:ascii="Palatino Linotype" w:hAnsi="Palatino Linotype"/>
+          <w:sz w:val="20"/>
+          <w:szCs w:val="20"/>
+        </w:rPr>
+        <w:t>suspended_date</w:t>
       </w:r>
       <w:proofErr w:type="spellEnd"/>
       <w:r>
@@ -10156,7 +11644,15 @@
           <w:sz w:val="20"/>
           <w:szCs w:val="20"/>
         </w:rPr>
-        <w:t xml:space="preserve"> license is suspended from {{ </w:t>
+        <w:t>,</w:t>
+      </w:r>
+      <w:r>
+        <w:rPr>
+          <w:rFonts w:ascii="Palatino Linotype" w:hAnsi="Palatino Linotype"/>
+          <w:sz w:val="20"/>
+          <w:szCs w:val="20"/>
+        </w:rPr>
+        <w:t xml:space="preserve"> for a term of {{ </w:t>
       </w:r>
       <w:proofErr w:type="spellStart"/>
       <w:r>
@@ -10181,32 +11677,110 @@
           <w:sz w:val="20"/>
           <w:szCs w:val="20"/>
         </w:rPr>
-        <w:t>suspended_date</w:t>
-      </w:r>
-      <w:proofErr w:type="spellEnd"/>
-      <w:r>
-        <w:rPr>
-          <w:rFonts w:ascii="Palatino Linotype" w:hAnsi="Palatino Linotype"/>
-          <w:sz w:val="20"/>
-          <w:szCs w:val="20"/>
-        </w:rPr>
-        <w:t xml:space="preserve"> }}</w:t>
-      </w:r>
-      <w:r>
-        <w:rPr>
-          <w:rFonts w:ascii="Palatino Linotype" w:hAnsi="Palatino Linotype"/>
-          <w:sz w:val="20"/>
-          <w:szCs w:val="20"/>
-        </w:rPr>
-        <w:t>,</w:t>
-      </w:r>
-      <w:r>
-        <w:rPr>
-          <w:rFonts w:ascii="Palatino Linotype" w:hAnsi="Palatino Linotype"/>
-          <w:sz w:val="20"/>
-          <w:szCs w:val="20"/>
-        </w:rPr>
-        <w:t xml:space="preserve"> for a term of {{ </w:t>
+        <w:t>suspension_term</w:t>
+      </w:r>
+      <w:proofErr w:type="spellEnd"/>
+      <w:r>
+        <w:rPr>
+          <w:rFonts w:ascii="Palatino Linotype" w:hAnsi="Palatino Linotype"/>
+          <w:sz w:val="20"/>
+          <w:szCs w:val="20"/>
+        </w:rPr>
+        <w:t xml:space="preserve"> </w:t>
+      </w:r>
+      <w:r>
+        <w:rPr>
+          <w:rFonts w:ascii="Palatino Linotype" w:hAnsi="Palatino Linotype"/>
+          <w:sz w:val="20"/>
+          <w:szCs w:val="20"/>
+        </w:rPr>
+        <w:t>}}.</w:t>
+      </w:r>
+      <w:r>
+        <w:rPr>
+          <w:rFonts w:ascii="Palatino Linotype" w:hAnsi="Palatino Linotype"/>
+          <w:sz w:val="20"/>
+          <w:szCs w:val="20"/>
+        </w:rPr>
+        <w:t xml:space="preserve"> {% if </w:t>
+      </w:r>
+      <w:proofErr w:type="spellStart"/>
+      <w:r>
+        <w:rPr>
+          <w:rFonts w:ascii="Palatino Linotype" w:hAnsi="Palatino Linotype"/>
+          <w:sz w:val="20"/>
+          <w:szCs w:val="20"/>
+        </w:rPr>
+        <w:t>license_suspension.als_terminated</w:t>
+      </w:r>
+      <w:proofErr w:type="spellEnd"/>
+      <w:r>
+        <w:rPr>
+          <w:rFonts w:ascii="Palatino Linotype" w:hAnsi="Palatino Linotype"/>
+          <w:sz w:val="20"/>
+          <w:szCs w:val="20"/>
+        </w:rPr>
+        <w:t xml:space="preserve"> is true </w:t>
+      </w:r>
+      <w:proofErr w:type="gramStart"/>
+      <w:r>
+        <w:rPr>
+          <w:rFonts w:ascii="Palatino Linotype" w:hAnsi="Palatino Linotype"/>
+          <w:sz w:val="20"/>
+          <w:szCs w:val="20"/>
+        </w:rPr>
+        <w:t>%}The</w:t>
+      </w:r>
+      <w:proofErr w:type="gramEnd"/>
+      <w:r>
+        <w:rPr>
+          <w:rFonts w:ascii="Palatino Linotype" w:hAnsi="Palatino Linotype"/>
+          <w:sz w:val="20"/>
+          <w:szCs w:val="20"/>
+        </w:rPr>
+        <w:t xml:space="preserve"> Administrative License Suspension is terminated and the OBMV form 226</w:t>
+      </w:r>
+      <w:r>
+        <w:rPr>
+          <w:rFonts w:ascii="Palatino Linotype" w:hAnsi="Palatino Linotype"/>
+          <w:sz w:val="20"/>
+          <w:szCs w:val="20"/>
+        </w:rPr>
+        <w:t>1</w:t>
+      </w:r>
+      <w:r>
+        <w:rPr>
+          <w:rFonts w:ascii="Palatino Linotype" w:hAnsi="Palatino Linotype"/>
+          <w:sz w:val="20"/>
+          <w:szCs w:val="20"/>
+        </w:rPr>
+        <w:t xml:space="preserve"> shall issue. {% endif </w:t>
+      </w:r>
+      <w:proofErr w:type="gramStart"/>
+      <w:r>
+        <w:rPr>
+          <w:rFonts w:ascii="Palatino Linotype" w:hAnsi="Palatino Linotype"/>
+          <w:sz w:val="20"/>
+          <w:szCs w:val="20"/>
+        </w:rPr>
+        <w:t>%}</w:t>
+      </w:r>
+      <w:r>
+        <w:rPr>
+          <w:rFonts w:ascii="Palatino Linotype" w:hAnsi="Palatino Linotype"/>
+          <w:sz w:val="20"/>
+          <w:szCs w:val="20"/>
+        </w:rPr>
+        <w:t>{</w:t>
+      </w:r>
+      <w:proofErr w:type="gramEnd"/>
+      <w:r>
+        <w:rPr>
+          <w:rFonts w:ascii="Palatino Linotype" w:hAnsi="Palatino Linotype"/>
+          <w:sz w:val="20"/>
+          <w:szCs w:val="20"/>
+        </w:rPr>
+        <w:t xml:space="preserve">% if </w:t>
       </w:r>
       <w:proofErr w:type="spellStart"/>
       <w:r>
@@ -10223,17 +11797,49 @@
           <w:sz w:val="20"/>
           <w:szCs w:val="20"/>
         </w:rPr>
-        <w:t>.</w:t>
-      </w:r>
-      <w:r>
-        <w:rPr>
-          <w:rFonts w:ascii="Palatino Linotype" w:hAnsi="Palatino Linotype"/>
-          <w:sz w:val="20"/>
-          <w:szCs w:val="20"/>
-        </w:rPr>
-        <w:t>suspension_term</w:t>
-      </w:r>
-      <w:proofErr w:type="spellEnd"/>
+        <w:t>.remedial_driving_class_required</w:t>
+      </w:r>
+      <w:proofErr w:type="spellEnd"/>
+      <w:r>
+        <w:rPr>
+          <w:rFonts w:ascii="Palatino Linotype" w:hAnsi="Palatino Linotype"/>
+          <w:sz w:val="20"/>
+          <w:szCs w:val="20"/>
+        </w:rPr>
+        <w:t xml:space="preserve"> is true %}The </w:t>
+      </w:r>
+      <w:r>
+        <w:rPr>
+          <w:rFonts w:ascii="Palatino Linotype" w:hAnsi="Palatino Linotype"/>
+          <w:sz w:val="20"/>
+          <w:szCs w:val="20"/>
+        </w:rPr>
+        <w:t>D</w:t>
+      </w:r>
+      <w:r>
+        <w:rPr>
+          <w:rFonts w:ascii="Palatino Linotype" w:hAnsi="Palatino Linotype"/>
+          <w:sz w:val="20"/>
+          <w:szCs w:val="20"/>
+        </w:rPr>
+        <w:t xml:space="preserve">efendant is required to complete a remedial driving class before </w:t>
+      </w:r>
+      <w:r>
+        <w:rPr>
+          <w:rFonts w:ascii="Palatino Linotype" w:hAnsi="Palatino Linotype"/>
+          <w:sz w:val="20"/>
+          <w:szCs w:val="20"/>
+        </w:rPr>
+        <w:t xml:space="preserve">the Defendant’s </w:t>
+      </w:r>
+      <w:r>
+        <w:rPr>
+          <w:rFonts w:ascii="Palatino Linotype" w:hAnsi="Palatino Linotype"/>
+          <w:sz w:val="20"/>
+          <w:szCs w:val="20"/>
+        </w:rPr>
+        <w:t>operator’s license may be reinstated.</w:t>
+      </w:r>
       <w:r>
         <w:rPr>
           <w:rFonts w:ascii="Palatino Linotype" w:hAnsi="Palatino Linotype"/>
@@ -10248,139 +11854,33 @@
           <w:sz w:val="20"/>
           <w:szCs w:val="20"/>
         </w:rPr>
-        <w:t>}}.</w:t>
-      </w:r>
-      <w:r>
-        <w:rPr>
-          <w:rFonts w:ascii="Palatino Linotype" w:hAnsi="Palatino Linotype"/>
-          <w:sz w:val="20"/>
-          <w:szCs w:val="20"/>
-        </w:rPr>
-        <w:t xml:space="preserve"> {% if </w:t>
-      </w:r>
-      <w:proofErr w:type="spellStart"/>
-      <w:r>
-        <w:rPr>
-          <w:rFonts w:ascii="Palatino Linotype" w:hAnsi="Palatino Linotype"/>
-          <w:sz w:val="20"/>
-          <w:szCs w:val="20"/>
-        </w:rPr>
-        <w:t>license_suspension.als_terminated</w:t>
-      </w:r>
-      <w:proofErr w:type="spellEnd"/>
-      <w:r>
-        <w:rPr>
-          <w:rFonts w:ascii="Palatino Linotype" w:hAnsi="Palatino Linotype"/>
-          <w:sz w:val="20"/>
-          <w:szCs w:val="20"/>
-        </w:rPr>
-        <w:t xml:space="preserve"> is true %}The Administrative License Suspension is terminated and the OBMV form 226</w:t>
-      </w:r>
-      <w:r>
-        <w:rPr>
-          <w:rFonts w:ascii="Palatino Linotype" w:hAnsi="Palatino Linotype"/>
-          <w:sz w:val="20"/>
-          <w:szCs w:val="20"/>
-        </w:rPr>
-        <w:t>1</w:t>
-      </w:r>
-      <w:r>
-        <w:rPr>
-          <w:rFonts w:ascii="Palatino Linotype" w:hAnsi="Palatino Linotype"/>
-          <w:sz w:val="20"/>
-          <w:szCs w:val="20"/>
-        </w:rPr>
-        <w:t xml:space="preserve"> shall issue. {% endif %}</w:t>
-      </w:r>
-      <w:r>
-        <w:rPr>
-          <w:rFonts w:ascii="Palatino Linotype" w:hAnsi="Palatino Linotype"/>
-          <w:sz w:val="20"/>
-          <w:szCs w:val="20"/>
-        </w:rPr>
-        <w:t xml:space="preserve">{% if </w:t>
-      </w:r>
-      <w:proofErr w:type="spellStart"/>
-      <w:r>
-        <w:rPr>
-          <w:rFonts w:ascii="Palatino Linotype" w:hAnsi="Palatino Linotype"/>
-          <w:sz w:val="20"/>
-          <w:szCs w:val="20"/>
-        </w:rPr>
-        <w:t>license_suspension</w:t>
-      </w:r>
-      <w:r>
-        <w:rPr>
-          <w:rFonts w:ascii="Palatino Linotype" w:hAnsi="Palatino Linotype"/>
-          <w:sz w:val="20"/>
-          <w:szCs w:val="20"/>
-        </w:rPr>
-        <w:t>.remedial_driving_class_required</w:t>
-      </w:r>
-      <w:proofErr w:type="spellEnd"/>
-      <w:r>
-        <w:rPr>
-          <w:rFonts w:ascii="Palatino Linotype" w:hAnsi="Palatino Linotype"/>
-          <w:sz w:val="20"/>
-          <w:szCs w:val="20"/>
-        </w:rPr>
-        <w:t xml:space="preserve"> is true %}The </w:t>
-      </w:r>
-      <w:r>
-        <w:rPr>
-          <w:rFonts w:ascii="Palatino Linotype" w:hAnsi="Palatino Linotype"/>
-          <w:sz w:val="20"/>
-          <w:szCs w:val="20"/>
-        </w:rPr>
-        <w:t>D</w:t>
-      </w:r>
-      <w:r>
-        <w:rPr>
-          <w:rFonts w:ascii="Palatino Linotype" w:hAnsi="Palatino Linotype"/>
-          <w:sz w:val="20"/>
-          <w:szCs w:val="20"/>
-        </w:rPr>
-        <w:t xml:space="preserve">efendant is required to complete a remedial driving class before </w:t>
-      </w:r>
-      <w:r>
-        <w:rPr>
-          <w:rFonts w:ascii="Palatino Linotype" w:hAnsi="Palatino Linotype"/>
-          <w:sz w:val="20"/>
-          <w:szCs w:val="20"/>
-        </w:rPr>
-        <w:t xml:space="preserve">the Defendant’s </w:t>
-      </w:r>
-      <w:r>
-        <w:rPr>
-          <w:rFonts w:ascii="Palatino Linotype" w:hAnsi="Palatino Linotype"/>
-          <w:sz w:val="20"/>
-          <w:szCs w:val="20"/>
-        </w:rPr>
-        <w:t>operator’s license may be reinstated.</w:t>
-      </w:r>
-      <w:r>
-        <w:rPr>
-          <w:rFonts w:ascii="Palatino Linotype" w:hAnsi="Palatino Linotype"/>
-          <w:sz w:val="20"/>
-          <w:szCs w:val="20"/>
-        </w:rPr>
-        <w:t xml:space="preserve"> </w:t>
-      </w:r>
-      <w:r>
-        <w:rPr>
-          <w:rFonts w:ascii="Palatino Linotype" w:hAnsi="Palatino Linotype"/>
-          <w:sz w:val="20"/>
-          <w:szCs w:val="20"/>
-        </w:rPr>
-        <w:t>{% endif %}</w:t>
-      </w:r>
-      <w:r>
-        <w:rPr>
-          <w:rFonts w:ascii="Palatino Linotype" w:hAnsi="Palatino Linotype"/>
-          <w:sz w:val="20"/>
-          <w:szCs w:val="20"/>
-        </w:rPr>
-        <w:t xml:space="preserve">{% if </w:t>
+        <w:t xml:space="preserve">{% endif </w:t>
+      </w:r>
+      <w:proofErr w:type="gramStart"/>
+      <w:r>
+        <w:rPr>
+          <w:rFonts w:ascii="Palatino Linotype" w:hAnsi="Palatino Linotype"/>
+          <w:sz w:val="20"/>
+          <w:szCs w:val="20"/>
+        </w:rPr>
+        <w:t>%}</w:t>
+      </w:r>
+      <w:r>
+        <w:rPr>
+          <w:rFonts w:ascii="Palatino Linotype" w:hAnsi="Palatino Linotype"/>
+          <w:sz w:val="20"/>
+          <w:szCs w:val="20"/>
+        </w:rPr>
+        <w:t>{</w:t>
+      </w:r>
+      <w:proofErr w:type="gramEnd"/>
+      <w:r>
+        <w:rPr>
+          <w:rFonts w:ascii="Palatino Linotype" w:hAnsi="Palatino Linotype"/>
+          <w:sz w:val="20"/>
+          <w:szCs w:val="20"/>
+        </w:rPr>
+        <w:t xml:space="preserve">% if </w:t>
       </w:r>
       <w:proofErr w:type="spellStart"/>
       <w:r>
@@ -10560,15 +12060,33 @@
           <w:sz w:val="20"/>
           <w:szCs w:val="20"/>
         </w:rPr>
-        <w:t>{% endif %}</w:t>
-      </w:r>
-      <w:r>
-        <w:rPr>
-          <w:rFonts w:ascii="Palatino Linotype" w:hAnsi="Palatino Linotype"/>
-          <w:sz w:val="20"/>
-          <w:szCs w:val="20"/>
-        </w:rPr>
-        <w:t xml:space="preserve">{% if </w:t>
+        <w:t xml:space="preserve">{% endif </w:t>
+      </w:r>
+      <w:proofErr w:type="gramStart"/>
+      <w:r>
+        <w:rPr>
+          <w:rFonts w:ascii="Palatino Linotype" w:hAnsi="Palatino Linotype"/>
+          <w:sz w:val="20"/>
+          <w:szCs w:val="20"/>
+        </w:rPr>
+        <w:t>%}</w:t>
+      </w:r>
+      <w:r>
+        <w:rPr>
+          <w:rFonts w:ascii="Palatino Linotype" w:hAnsi="Palatino Linotype"/>
+          <w:sz w:val="20"/>
+          <w:szCs w:val="20"/>
+        </w:rPr>
+        <w:t>{</w:t>
+      </w:r>
+      <w:proofErr w:type="gramEnd"/>
+      <w:r>
+        <w:rPr>
+          <w:rFonts w:ascii="Palatino Linotype" w:hAnsi="Palatino Linotype"/>
+          <w:sz w:val="20"/>
+          <w:szCs w:val="20"/>
+        </w:rPr>
+        <w:t xml:space="preserve">% if </w:t>
       </w:r>
       <w:proofErr w:type="spellStart"/>
       <w:r>
@@ -10683,24 +12201,60 @@
           <w:sz w:val="20"/>
           <w:szCs w:val="20"/>
         </w:rPr>
-        <w:t>victim_notification.victim_reparation_notice</w:t>
-      </w:r>
-      <w:proofErr w:type="spellEnd"/>
-      <w:r>
-        <w:rPr>
-          <w:rFonts w:ascii="Palatino Linotype" w:hAnsi="Palatino Linotype"/>
-          <w:sz w:val="20"/>
-          <w:szCs w:val="20"/>
-        </w:rPr>
-        <w:t xml:space="preserve"> is true %}The Clerk shall serve notice on the victim of the right to apply for reparation pursuant to R.C. 2743.51-72. {% endif %}</w:t>
-      </w:r>
-      <w:r>
-        <w:rPr>
-          <w:rFonts w:ascii="Palatino Linotype" w:hAnsi="Palatino Linotype"/>
-          <w:sz w:val="20"/>
-          <w:szCs w:val="20"/>
-        </w:rPr>
-        <w:t xml:space="preserve">{% if </w:t>
+        <w:t>victim_</w:t>
+      </w:r>
+      <w:proofErr w:type="gramStart"/>
+      <w:r>
+        <w:rPr>
+          <w:rFonts w:ascii="Palatino Linotype" w:hAnsi="Palatino Linotype"/>
+          <w:sz w:val="20"/>
+          <w:szCs w:val="20"/>
+        </w:rPr>
+        <w:t>notification.victim</w:t>
+      </w:r>
+      <w:proofErr w:type="gramEnd"/>
+      <w:r>
+        <w:rPr>
+          <w:rFonts w:ascii="Palatino Linotype" w:hAnsi="Palatino Linotype"/>
+          <w:sz w:val="20"/>
+          <w:szCs w:val="20"/>
+        </w:rPr>
+        <w:t>_reparation_notice</w:t>
+      </w:r>
+      <w:proofErr w:type="spellEnd"/>
+      <w:r>
+        <w:rPr>
+          <w:rFonts w:ascii="Palatino Linotype" w:hAnsi="Palatino Linotype"/>
+          <w:sz w:val="20"/>
+          <w:szCs w:val="20"/>
+        </w:rPr>
+        <w:t xml:space="preserve"> is true %}The Clerk shall serve notice on the victim of the right to apply for reparation pursuant to R.C. 2743.51-72. {% endif </w:t>
+      </w:r>
+      <w:proofErr w:type="gramStart"/>
+      <w:r>
+        <w:rPr>
+          <w:rFonts w:ascii="Palatino Linotype" w:hAnsi="Palatino Linotype"/>
+          <w:sz w:val="20"/>
+          <w:szCs w:val="20"/>
+        </w:rPr>
+        <w:t>%}</w:t>
+      </w:r>
+      <w:r>
+        <w:rPr>
+          <w:rFonts w:ascii="Palatino Linotype" w:hAnsi="Palatino Linotype"/>
+          <w:sz w:val="20"/>
+          <w:szCs w:val="20"/>
+        </w:rPr>
+        <w:t>{</w:t>
+      </w:r>
+      <w:proofErr w:type="gramEnd"/>
+      <w:r>
+        <w:rPr>
+          <w:rFonts w:ascii="Palatino Linotype" w:hAnsi="Palatino Linotype"/>
+          <w:sz w:val="20"/>
+          <w:szCs w:val="20"/>
+        </w:rPr>
+        <w:t xml:space="preserve">% if </w:t>
       </w:r>
       <w:proofErr w:type="spellStart"/>
       <w:r>
@@ -10734,15 +12288,33 @@
           <w:sz w:val="20"/>
           <w:szCs w:val="20"/>
         </w:rPr>
-        <w:t>{% endif %}</w:t>
-      </w:r>
-      <w:r>
-        <w:rPr>
-          <w:rFonts w:ascii="Palatino Linotype" w:hAnsi="Palatino Linotype"/>
-          <w:sz w:val="20"/>
-          <w:szCs w:val="20"/>
-        </w:rPr>
-        <w:t>{% endif %}</w:t>
+        <w:t xml:space="preserve">{% endif </w:t>
+      </w:r>
+      <w:proofErr w:type="gramStart"/>
+      <w:r>
+        <w:rPr>
+          <w:rFonts w:ascii="Palatino Linotype" w:hAnsi="Palatino Linotype"/>
+          <w:sz w:val="20"/>
+          <w:szCs w:val="20"/>
+        </w:rPr>
+        <w:t>%}</w:t>
+      </w:r>
+      <w:r>
+        <w:rPr>
+          <w:rFonts w:ascii="Palatino Linotype" w:hAnsi="Palatino Linotype"/>
+          <w:sz w:val="20"/>
+          <w:szCs w:val="20"/>
+        </w:rPr>
+        <w:t>{</w:t>
+      </w:r>
+      <w:proofErr w:type="gramEnd"/>
+      <w:r>
+        <w:rPr>
+          <w:rFonts w:ascii="Palatino Linotype" w:hAnsi="Palatino Linotype"/>
+          <w:sz w:val="20"/>
+          <w:szCs w:val="20"/>
+        </w:rPr>
+        <w:t>% endif %}</w:t>
       </w:r>
       <w:r>
         <w:rPr>
@@ -11029,15 +12601,33 @@
           <w:sz w:val="20"/>
           <w:szCs w:val="20"/>
         </w:rPr>
-        <w:t>{% endif %}</w:t>
-      </w:r>
-      <w:r>
-        <w:rPr>
-          <w:rFonts w:ascii="Palatino Linotype" w:hAnsi="Palatino Linotype"/>
-          <w:sz w:val="20"/>
-          <w:szCs w:val="20"/>
-        </w:rPr>
-        <w:t>{% endif %}</w:t>
+        <w:t xml:space="preserve">{% endif </w:t>
+      </w:r>
+      <w:proofErr w:type="gramStart"/>
+      <w:r>
+        <w:rPr>
+          <w:rFonts w:ascii="Palatino Linotype" w:hAnsi="Palatino Linotype"/>
+          <w:sz w:val="20"/>
+          <w:szCs w:val="20"/>
+        </w:rPr>
+        <w:t>%}</w:t>
+      </w:r>
+      <w:r>
+        <w:rPr>
+          <w:rFonts w:ascii="Palatino Linotype" w:hAnsi="Palatino Linotype"/>
+          <w:sz w:val="20"/>
+          <w:szCs w:val="20"/>
+        </w:rPr>
+        <w:t>{</w:t>
+      </w:r>
+      <w:proofErr w:type="gramEnd"/>
+      <w:r>
+        <w:rPr>
+          <w:rFonts w:ascii="Palatino Linotype" w:hAnsi="Palatino Linotype"/>
+          <w:sz w:val="20"/>
+          <w:szCs w:val="20"/>
+        </w:rPr>
+        <w:t>% endif %}</w:t>
       </w:r>
       <w:r>
         <w:rPr>
@@ -11102,6 +12692,7 @@
         </w:rPr>
         <w:t xml:space="preserve"> </w:t>
       </w:r>
+      <w:proofErr w:type="gramStart"/>
       <w:r>
         <w:rPr>
           <w:rFonts w:ascii="Palatino Linotype" w:hAnsi="Palatino Linotype"/>
@@ -11117,7 +12708,16 @@
           <w:sz w:val="20"/>
           <w:szCs w:val="20"/>
         </w:rPr>
-        <w:t>other_conditions.</w:t>
+        <w:t>other</w:t>
+      </w:r>
+      <w:proofErr w:type="gramEnd"/>
+      <w:r>
+        <w:rPr>
+          <w:rFonts w:ascii="Palatino Linotype" w:hAnsi="Palatino Linotype"/>
+          <w:sz w:val="20"/>
+          <w:szCs w:val="20"/>
+        </w:rPr>
+        <w:t>_conditions.</w:t>
       </w:r>
       <w:r>
         <w:rPr>
@@ -11285,6 +12885,7 @@
         </w:rPr>
         <w:tab/>
       </w:r>
+      <w:proofErr w:type="gramStart"/>
       <w:r>
         <w:rPr>
           <w:rFonts w:ascii="Palatino Linotype" w:hAnsi="Palatino Linotype"/>
@@ -11300,7 +12901,16 @@
           <w:sz w:val="20"/>
           <w:szCs w:val="20"/>
         </w:rPr>
-        <w:t>judicial_officer.officer_</w:t>
+        <w:t>judicial</w:t>
+      </w:r>
+      <w:proofErr w:type="gramEnd"/>
+      <w:r>
+        <w:rPr>
+          <w:rFonts w:ascii="Palatino Linotype" w:hAnsi="Palatino Linotype"/>
+          <w:sz w:val="20"/>
+          <w:szCs w:val="20"/>
+        </w:rPr>
+        <w:t>_officer.officer_</w:t>
       </w:r>
       <w:r>
         <w:rPr>
@@ -11450,7 +13060,17 @@
           <w:sz w:val="20"/>
           <w:szCs w:val="20"/>
         </w:rPr>
-        <w:t>judicial_of</w:t>
+        <w:t>judicial_</w:t>
+      </w:r>
+      <w:proofErr w:type="gramStart"/>
+      <w:r>
+        <w:rPr>
+          <w:rFonts w:ascii="Palatino Linotype" w:hAnsi="Palatino Linotype"/>
+          <w:bCs/>
+          <w:sz w:val="20"/>
+          <w:szCs w:val="20"/>
+        </w:rPr>
+        <w:t>of</w:t>
       </w:r>
       <w:r>
         <w:rPr>
@@ -11470,6 +13090,7 @@
         </w:rPr>
         <w:t>.officer</w:t>
       </w:r>
+      <w:proofErr w:type="gramEnd"/>
       <w:r>
         <w:rPr>
           <w:rFonts w:ascii="Palatino Linotype" w:hAnsi="Palatino Linotype"/>
@@ -11685,16 +13306,34 @@
           <w:sz w:val="16"/>
           <w:szCs w:val="16"/>
         </w:rPr>
-        <w:t xml:space="preserve">OM     EM; Defendant’s Attorney: PS     OM     EM; {{ </w:t>
-      </w:r>
-      <w:proofErr w:type="spellStart"/>
+        <w:t xml:space="preserve">OM     EM; Defendant’s Attorney: PS     OM     EM; </w:t>
+      </w:r>
+      <w:proofErr w:type="gramStart"/>
       <w:r>
         <w:rPr>
           <w:rFonts w:ascii="Palatino Linotype" w:hAnsi="Palatino Linotype"/>
           <w:sz w:val="16"/>
           <w:szCs w:val="16"/>
         </w:rPr>
-        <w:t>defendant.first_name</w:t>
+        <w:t xml:space="preserve">{{ </w:t>
+      </w:r>
+      <w:proofErr w:type="spellStart"/>
+      <w:r>
+        <w:rPr>
+          <w:rFonts w:ascii="Palatino Linotype" w:hAnsi="Palatino Linotype"/>
+          <w:sz w:val="16"/>
+          <w:szCs w:val="16"/>
+        </w:rPr>
+        <w:t>defendant</w:t>
+      </w:r>
+      <w:proofErr w:type="gramEnd"/>
+      <w:r>
+        <w:rPr>
+          <w:rFonts w:ascii="Palatino Linotype" w:hAnsi="Palatino Linotype"/>
+          <w:sz w:val="16"/>
+          <w:szCs w:val="16"/>
+        </w:rPr>
+        <w:t>.first_name</w:t>
       </w:r>
       <w:proofErr w:type="spellEnd"/>
       <w:r>
@@ -12022,7 +13661,27 @@
                 <w:sz w:val="20"/>
                 <w:szCs w:val="20"/>
               </w:rPr>
-              <w:t>judicial_officer.officer_type</w:t>
+              <w:t>judicial_</w:t>
+            </w:r>
+            <w:proofErr w:type="gramStart"/>
+            <w:r>
+              <w:rPr>
+                <w:rFonts w:ascii="Palatino Linotype" w:hAnsi="Palatino Linotype"/>
+                <w:bCs/>
+                <w:sz w:val="20"/>
+                <w:szCs w:val="20"/>
+              </w:rPr>
+              <w:t>officer.officer</w:t>
+            </w:r>
+            <w:proofErr w:type="gramEnd"/>
+            <w:r>
+              <w:rPr>
+                <w:rFonts w:ascii="Palatino Linotype" w:hAnsi="Palatino Linotype"/>
+                <w:bCs/>
+                <w:sz w:val="20"/>
+                <w:szCs w:val="20"/>
+              </w:rPr>
+              <w:t>_type</w:t>
             </w:r>
             <w:proofErr w:type="spellEnd"/>
             <w:r>
